--- a/docs/Звіт_Проєкт_Digilai_Registry.docx
+++ b/docs/Звіт_Проєкт_Digilai_Registry.docx
@@ -228,7 +228,6 @@
           <w:lang w:val="uk-UA"/>
         </w:rPr>
       </w:pPr>
-      <w:proofErr w:type="spellStart"/>
       <w:r>
         <w:rPr>
           <w:rFonts w:ascii="Times New Roman" w:hAnsi="Times New Roman" w:cs="Times New Roman"/>
@@ -239,98 +238,7 @@
           <w:szCs w:val="28"/>
           <w:lang w:val="en-US"/>
         </w:rPr>
-        <w:t>Дисципліна</w:t>
-      </w:r>
-      <w:proofErr w:type="spellEnd"/>
-      <w:r>
-        <w:rPr>
-          <w:rFonts w:ascii="Times New Roman" w:hAnsi="Times New Roman" w:cs="Times New Roman"/>
-          <w:b/>
-          <w:bCs/>
-          <w:kern w:val="0"/>
-          <w:sz w:val="28"/>
-          <w:szCs w:val="28"/>
-          <w:lang w:val="en-US"/>
-        </w:rPr>
-        <w:t>: «</w:t>
-      </w:r>
-      <w:proofErr w:type="spellStart"/>
-      <w:r>
-        <w:rPr>
-          <w:rFonts w:ascii="Times New Roman" w:hAnsi="Times New Roman" w:cs="Times New Roman"/>
-          <w:b/>
-          <w:bCs/>
-          <w:kern w:val="0"/>
-          <w:sz w:val="28"/>
-          <w:szCs w:val="28"/>
-          <w:lang w:val="en-US"/>
-        </w:rPr>
-        <w:t>Алгоритми</w:t>
-      </w:r>
-      <w:proofErr w:type="spellEnd"/>
-      <w:r>
-        <w:rPr>
-          <w:rFonts w:ascii="Times New Roman" w:hAnsi="Times New Roman" w:cs="Times New Roman"/>
-          <w:b/>
-          <w:bCs/>
-          <w:kern w:val="0"/>
-          <w:sz w:val="28"/>
-          <w:szCs w:val="28"/>
-          <w:lang w:val="en-US"/>
-        </w:rPr>
-        <w:t xml:space="preserve"> і </w:t>
-      </w:r>
-      <w:proofErr w:type="spellStart"/>
-      <w:r>
-        <w:rPr>
-          <w:rFonts w:ascii="Times New Roman" w:hAnsi="Times New Roman" w:cs="Times New Roman"/>
-          <w:b/>
-          <w:bCs/>
-          <w:kern w:val="0"/>
-          <w:sz w:val="28"/>
-          <w:szCs w:val="28"/>
-          <w:lang w:val="en-US"/>
-        </w:rPr>
-        <w:t>структури</w:t>
-      </w:r>
-      <w:proofErr w:type="spellEnd"/>
-      <w:r>
-        <w:rPr>
-          <w:rFonts w:ascii="Times New Roman" w:hAnsi="Times New Roman" w:cs="Times New Roman"/>
-          <w:b/>
-          <w:bCs/>
-          <w:kern w:val="0"/>
-          <w:sz w:val="28"/>
-          <w:szCs w:val="28"/>
-          <w:lang w:val="en-US"/>
-        </w:rPr>
-        <w:t xml:space="preserve"> </w:t>
-      </w:r>
-      <w:proofErr w:type="spellStart"/>
-      <w:r>
-        <w:rPr>
-          <w:rFonts w:ascii="Times New Roman" w:hAnsi="Times New Roman" w:cs="Times New Roman"/>
-          <w:b/>
-          <w:bCs/>
-          <w:kern w:val="0"/>
-          <w:sz w:val="28"/>
-          <w:szCs w:val="28"/>
-          <w:lang w:val="en-US"/>
-        </w:rPr>
-        <w:t>даних</w:t>
-      </w:r>
-      <w:proofErr w:type="spellEnd"/>
-      <w:r>
-        <w:rPr>
-          <w:rFonts w:ascii="Times New Roman" w:hAnsi="Times New Roman" w:cs="Times New Roman"/>
-          <w:b/>
-          <w:bCs/>
-          <w:kern w:val="0"/>
-          <w:sz w:val="28"/>
-          <w:szCs w:val="28"/>
-          <w:lang w:val="en-US"/>
-        </w:rPr>
-        <w:t>»</w:t>
+        <w:t>Дисципліна: «Алгоритми і структури даних»</w:t>
       </w:r>
     </w:p>
     <w:p>
@@ -376,7 +284,6 @@
         </w:rPr>
         <w:t>П</w:t>
       </w:r>
-      <w:proofErr w:type="spellStart"/>
       <w:r>
         <w:rPr>
           <w:rFonts w:ascii="Times New Roman" w:hAnsi="Times New Roman" w:cs="Times New Roman"/>
@@ -387,9 +294,8 @@
           <w:szCs w:val="28"/>
           <w:lang w:val="en-US"/>
         </w:rPr>
-        <w:t>роєкт</w:t>
-      </w:r>
-      <w:proofErr w:type="spellEnd"/>
+        <w:t>роєкт: Digi</w:t>
+      </w:r>
       <w:r>
         <w:rPr>
           <w:rFonts w:ascii="Times New Roman" w:hAnsi="Times New Roman" w:cs="Times New Roman"/>
@@ -400,22 +306,8 @@
           <w:szCs w:val="28"/>
           <w:lang w:val="en-US"/>
         </w:rPr>
-        <w:t xml:space="preserve">: </w:t>
-      </w:r>
-      <w:proofErr w:type="spellStart"/>
-      <w:r>
-        <w:rPr>
-          <w:rFonts w:ascii="Times New Roman" w:hAnsi="Times New Roman" w:cs="Times New Roman"/>
-          <w:b/>
-          <w:bCs/>
-          <w:kern w:val="0"/>
-          <w:sz w:val="28"/>
-          <w:szCs w:val="28"/>
-          <w:lang w:val="en-US"/>
-        </w:rPr>
-        <w:t>Digilai</w:t>
-      </w:r>
-      <w:proofErr w:type="spellEnd"/>
+        <w:t>Uni</w:t>
+      </w:r>
       <w:r>
         <w:rPr>
           <w:rFonts w:ascii="Times New Roman" w:hAnsi="Times New Roman" w:cs="Times New Roman"/>
@@ -537,25 +429,14 @@
           <w:lang w:val="uk-UA"/>
         </w:rPr>
       </w:pPr>
-      <w:proofErr w:type="spellStart"/>
-      <w:r>
-        <w:rPr>
-          <w:rFonts w:ascii="Times New Roman" w:hAnsi="Times New Roman" w:cs="Times New Roman"/>
-          <w:sz w:val="28"/>
-          <w:szCs w:val="28"/>
-          <w:lang w:val="uk-UA"/>
-        </w:rPr>
-        <w:t>Фломбойм</w:t>
-      </w:r>
-      <w:proofErr w:type="spellEnd"/>
-      <w:r>
-        <w:rPr>
-          <w:rFonts w:ascii="Times New Roman" w:hAnsi="Times New Roman" w:cs="Times New Roman"/>
-          <w:sz w:val="28"/>
-          <w:szCs w:val="28"/>
-          <w:lang w:val="uk-UA"/>
-        </w:rPr>
-        <w:t xml:space="preserve"> Олександра</w:t>
+      <w:r>
+        <w:rPr>
+          <w:rFonts w:ascii="Times New Roman" w:hAnsi="Times New Roman" w:cs="Times New Roman"/>
+          <w:sz w:val="28"/>
+          <w:szCs w:val="28"/>
+          <w:lang w:val="uk-UA"/>
+        </w:rPr>
+        <w:t>Фломбойм Олександра</w:t>
       </w:r>
     </w:p>
     <w:p>
@@ -674,7 +555,6 @@
         </w:rPr>
         <w:t xml:space="preserve">, </w:t>
       </w:r>
-      <w:proofErr w:type="spellStart"/>
       <w:r>
         <w:rPr>
           <w:rFonts w:ascii="Times New Roman" w:hAnsi="Times New Roman" w:cs="Times New Roman"/>
@@ -684,7 +564,6 @@
         </w:rPr>
         <w:t>гр</w:t>
       </w:r>
-      <w:proofErr w:type="spellEnd"/>
       <w:r>
         <w:rPr>
           <w:rFonts w:ascii="Times New Roman" w:hAnsi="Times New Roman" w:cs="Times New Roman"/>
@@ -844,25 +723,14 @@
         </w:rPr>
         <w:t xml:space="preserve">, </w:t>
       </w:r>
-      <w:proofErr w:type="spellStart"/>
-      <w:r>
-        <w:rPr>
-          <w:rFonts w:ascii="Times New Roman" w:hAnsi="Times New Roman" w:cs="Times New Roman"/>
-          <w:sz w:val="28"/>
-          <w:szCs w:val="28"/>
-          <w:lang w:val="uk-UA"/>
-        </w:rPr>
-        <w:t>гр</w:t>
-      </w:r>
-      <w:proofErr w:type="spellEnd"/>
-      <w:r>
-        <w:rPr>
-          <w:rFonts w:ascii="Times New Roman" w:hAnsi="Times New Roman" w:cs="Times New Roman"/>
-          <w:sz w:val="28"/>
-          <w:szCs w:val="28"/>
-          <w:lang w:val="uk-UA"/>
-        </w:rPr>
-        <w:t xml:space="preserve"> </w:t>
+      <w:r>
+        <w:rPr>
+          <w:rFonts w:ascii="Times New Roman" w:hAnsi="Times New Roman" w:cs="Times New Roman"/>
+          <w:sz w:val="28"/>
+          <w:szCs w:val="28"/>
+          <w:lang w:val="uk-UA"/>
+        </w:rPr>
+        <w:t xml:space="preserve">гр </w:t>
       </w:r>
       <w:r>
         <w:rPr>
@@ -926,6 +794,24 @@
           <w:lang w:val="uk-UA"/>
         </w:rPr>
         <w:t>Кирієнко Оксана</w:t>
+      </w:r>
+      <w:r>
+        <w:rPr>
+          <w:rFonts w:ascii="Times New Roman" w:hAnsi="Times New Roman" w:cs="Times New Roman"/>
+          <w:sz w:val="28"/>
+          <w:szCs w:val="28"/>
+          <w:lang w:val="en-US"/>
+        </w:rPr>
+        <w:t xml:space="preserve"> </w:t>
+      </w:r>
+      <w:r>
+        <w:rPr>
+          <w:rFonts w:ascii="Times New Roman" w:hAnsi="Times New Roman" w:cs="Times New Roman"/>
+          <w:sz w:val="28"/>
+          <w:szCs w:val="28"/>
+          <w:lang w:val="uk-UA"/>
+        </w:rPr>
+        <w:t>Валентинівна</w:t>
       </w:r>
     </w:p>
     <w:p>
@@ -1003,7 +889,7 @@
     </w:p>
     <w:p>
       <w:pPr>
-        <w:pStyle w:val="ListParagraph"/>
+        <w:pStyle w:val="a9"/>
         <w:tabs>
           <w:tab w:val="left" w:pos="560"/>
           <w:tab w:val="left" w:pos="1120"/>
@@ -1033,7 +919,7 @@
     </w:p>
     <w:p>
       <w:pPr>
-        <w:pStyle w:val="ListParagraph"/>
+        <w:pStyle w:val="a9"/>
         <w:numPr>
           <w:ilvl w:val="0"/>
           <w:numId w:val="1"/>
@@ -1076,7 +962,7 @@
     </w:p>
     <w:p>
       <w:pPr>
-        <w:pStyle w:val="ListParagraph"/>
+        <w:pStyle w:val="a9"/>
         <w:numPr>
           <w:ilvl w:val="0"/>
           <w:numId w:val="1"/>
@@ -1119,7 +1005,7 @@
     </w:p>
     <w:p>
       <w:pPr>
-        <w:pStyle w:val="ListParagraph"/>
+        <w:pStyle w:val="a9"/>
         <w:numPr>
           <w:ilvl w:val="0"/>
           <w:numId w:val="1"/>
@@ -1162,7 +1048,7 @@
     </w:p>
     <w:p>
       <w:pPr>
-        <w:pStyle w:val="ListParagraph"/>
+        <w:pStyle w:val="a9"/>
         <w:numPr>
           <w:ilvl w:val="0"/>
           <w:numId w:val="1"/>
@@ -1214,7 +1100,7 @@
     </w:p>
     <w:p>
       <w:pPr>
-        <w:pStyle w:val="ListParagraph"/>
+        <w:pStyle w:val="a9"/>
         <w:numPr>
           <w:ilvl w:val="0"/>
           <w:numId w:val="1"/>
@@ -1266,7 +1152,7 @@
     </w:p>
     <w:p>
       <w:pPr>
-        <w:pStyle w:val="ListParagraph"/>
+        <w:pStyle w:val="a9"/>
         <w:numPr>
           <w:ilvl w:val="0"/>
           <w:numId w:val="1"/>
@@ -1309,7 +1195,7 @@
     </w:p>
     <w:p>
       <w:pPr>
-        <w:pStyle w:val="ListParagraph"/>
+        <w:pStyle w:val="a9"/>
         <w:numPr>
           <w:ilvl w:val="0"/>
           <w:numId w:val="1"/>
@@ -1371,7 +1257,6 @@
     </w:p>
     <w:p>
       <w:pPr>
-        <w:pStyle w:val="ListParagraph"/>
         <w:tabs>
           <w:tab w:val="left" w:pos="560"/>
           <w:tab w:val="left" w:pos="1120"/>
@@ -1390,15 +1275,545 @@
         <w:autoSpaceDN w:val="0"/>
         <w:adjustRightInd w:val="0"/>
         <w:spacing w:after="0" w:line="240" w:lineRule="auto"/>
-        <w:ind w:right="-563"/>
-        <w:rPr>
-          <w:rFonts w:ascii="Times New Roman" w:hAnsi="Times New Roman" w:cs="Times New Roman"/>
-          <w:b/>
-          <w:bCs/>
-          <w:color w:val="333333"/>
-          <w:sz w:val="28"/>
-          <w:szCs w:val="28"/>
-          <w:shd w:val="clear" w:color="auto" w:fill="FFFFFF"/>
+        <w:ind w:left="360" w:right="-563"/>
+        <w:rPr>
+          <w:rFonts w:ascii="Times New Roman" w:hAnsi="Times New Roman" w:cs="Times New Roman"/>
+          <w:sz w:val="28"/>
+          <w:szCs w:val="28"/>
+          <w:lang w:val="uk-UA"/>
+        </w:rPr>
+      </w:pPr>
+    </w:p>
+    <w:p>
+      <w:pPr>
+        <w:pStyle w:val="a9"/>
+        <w:numPr>
+          <w:ilvl w:val="0"/>
+          <w:numId w:val="4"/>
+        </w:numPr>
+        <w:rPr>
+          <w:rFonts w:ascii="Times New Roman" w:hAnsi="Times New Roman" w:cs="Times New Roman"/>
+          <w:b/>
+          <w:bCs/>
+          <w:sz w:val="28"/>
+          <w:szCs w:val="28"/>
+          <w:lang w:val="uk-UA"/>
+        </w:rPr>
+      </w:pPr>
+      <w:r>
+        <w:rPr>
+          <w:rFonts w:ascii="Times New Roman" w:hAnsi="Times New Roman" w:cs="Times New Roman"/>
+          <w:b/>
+          <w:bCs/>
+          <w:sz w:val="28"/>
+          <w:szCs w:val="28"/>
+          <w:lang w:val="uk-UA"/>
+        </w:rPr>
+        <w:t>Постановка задачі</w:t>
+      </w:r>
+    </w:p>
+    <w:p>
+      <w:pPr>
+        <w:ind w:firstLine="720"/>
+        <w:rPr>
+          <w:rFonts w:ascii="Times New Roman" w:hAnsi="Times New Roman" w:cs="Times New Roman"/>
+          <w:sz w:val="28"/>
+          <w:szCs w:val="28"/>
+          <w:lang w:val="uk-UA"/>
+        </w:rPr>
+      </w:pPr>
+      <w:r>
+        <w:rPr>
+          <w:rFonts w:ascii="Times New Roman" w:hAnsi="Times New Roman" w:cs="Times New Roman"/>
+          <w:b/>
+          <w:bCs/>
+          <w:sz w:val="28"/>
+          <w:szCs w:val="28"/>
+        </w:rPr>
+        <w:t>Тема:</w:t>
+      </w:r>
+      <w:r>
+        <w:rPr>
+          <w:rFonts w:ascii="Times New Roman" w:hAnsi="Times New Roman" w:cs="Times New Roman"/>
+          <w:sz w:val="28"/>
+          <w:szCs w:val="28"/>
+        </w:rPr>
+        <w:t> Система обліку студентів і викладачів НаУКМА</w:t>
+      </w:r>
+    </w:p>
+    <w:p>
+      <w:pPr>
+        <w:ind w:left="720" w:firstLine="720"/>
+        <w:rPr>
+          <w:rFonts w:ascii="Times New Roman" w:hAnsi="Times New Roman" w:cs="Times New Roman"/>
+          <w:b/>
+          <w:bCs/>
+          <w:sz w:val="28"/>
+          <w:szCs w:val="28"/>
+          <w:lang w:val="uk-UA"/>
+        </w:rPr>
+      </w:pPr>
+      <w:r>
+        <w:rPr>
+          <w:rFonts w:ascii="Times New Roman" w:hAnsi="Times New Roman" w:cs="Times New Roman"/>
+          <w:b/>
+          <w:bCs/>
+          <w:sz w:val="28"/>
+          <w:szCs w:val="28"/>
+          <w:lang w:val="uk-UA"/>
+        </w:rPr>
+        <w:t>1.</w:t>
+      </w:r>
+      <w:r>
+        <w:rPr>
+          <w:rFonts w:ascii="Times New Roman" w:hAnsi="Times New Roman" w:cs="Times New Roman"/>
+          <w:b/>
+          <w:bCs/>
+          <w:sz w:val="28"/>
+          <w:szCs w:val="28"/>
+          <w:lang w:val="uk-UA"/>
+        </w:rPr>
+        <w:t>1.</w:t>
+      </w:r>
+      <w:r>
+        <w:rPr>
+          <w:rFonts w:ascii="Times New Roman" w:hAnsi="Times New Roman" w:cs="Times New Roman"/>
+          <w:b/>
+          <w:bCs/>
+          <w:sz w:val="28"/>
+          <w:szCs w:val="28"/>
+          <w:lang w:val="uk-UA"/>
+        </w:rPr>
+        <w:t xml:space="preserve"> Мета роботи</w:t>
+      </w:r>
+    </w:p>
+    <w:p>
+      <w:pPr>
+        <w:rPr>
+          <w:rFonts w:ascii="Times New Roman" w:hAnsi="Times New Roman" w:cs="Times New Roman"/>
+          <w:sz w:val="28"/>
+          <w:szCs w:val="28"/>
+          <w:lang w:val="uk-UA"/>
+        </w:rPr>
+      </w:pPr>
+      <w:r>
+        <w:rPr>
+          <w:rFonts w:ascii="Times New Roman" w:hAnsi="Times New Roman" w:cs="Times New Roman"/>
+          <w:sz w:val="28"/>
+          <w:szCs w:val="28"/>
+          <w:lang w:val="uk-UA"/>
+        </w:rPr>
+        <w:t>Створити консольну інформаційну систему університету, яка покриває всі теми курсу Advanced Java: ООП, колекції, дженеріки, винятки, логування, функціональне програмування, Stream API, сучасні типи Java, I/O, багатопоточність, мережу, рефлексію та анотації, тестування і роботу з Git.</w:t>
+      </w:r>
+    </w:p>
+    <w:p>
+      <w:pPr>
+        <w:ind w:left="720" w:firstLine="720"/>
+        <w:rPr>
+          <w:rFonts w:ascii="Times New Roman" w:hAnsi="Times New Roman" w:cs="Times New Roman"/>
+          <w:b/>
+          <w:bCs/>
+          <w:sz w:val="28"/>
+          <w:szCs w:val="28"/>
+          <w:lang w:val="uk-UA"/>
+        </w:rPr>
+      </w:pPr>
+      <w:r>
+        <w:rPr>
+          <w:rFonts w:ascii="Times New Roman" w:hAnsi="Times New Roman" w:cs="Times New Roman"/>
+          <w:b/>
+          <w:bCs/>
+          <w:sz w:val="28"/>
+          <w:szCs w:val="28"/>
+          <w:lang w:val="uk-UA"/>
+        </w:rPr>
+        <w:t>1.</w:t>
+      </w:r>
+      <w:r>
+        <w:rPr>
+          <w:rFonts w:ascii="Times New Roman" w:hAnsi="Times New Roman" w:cs="Times New Roman"/>
+          <w:b/>
+          <w:bCs/>
+          <w:sz w:val="28"/>
+          <w:szCs w:val="28"/>
+          <w:lang w:val="uk-UA"/>
+        </w:rPr>
+        <w:t>2. Формат виконання</w:t>
+      </w:r>
+    </w:p>
+    <w:p>
+      <w:pPr>
+        <w:numPr>
+          <w:ilvl w:val="0"/>
+          <w:numId w:val="5"/>
+        </w:numPr>
+        <w:rPr>
+          <w:rFonts w:ascii="Times New Roman" w:hAnsi="Times New Roman" w:cs="Times New Roman"/>
+          <w:sz w:val="28"/>
+          <w:szCs w:val="28"/>
+          <w:lang w:val="uk-UA"/>
+        </w:rPr>
+      </w:pPr>
+      <w:r>
+        <w:rPr>
+          <w:rFonts w:ascii="Times New Roman" w:hAnsi="Times New Roman" w:cs="Times New Roman"/>
+          <w:sz w:val="28"/>
+          <w:szCs w:val="28"/>
+          <w:lang w:val="uk-UA"/>
+        </w:rPr>
+        <w:t>Робота виконується командою з двох студентів.</w:t>
+      </w:r>
+    </w:p>
+    <w:p>
+      <w:pPr>
+        <w:numPr>
+          <w:ilvl w:val="0"/>
+          <w:numId w:val="5"/>
+        </w:numPr>
+        <w:rPr>
+          <w:rFonts w:ascii="Times New Roman" w:hAnsi="Times New Roman" w:cs="Times New Roman"/>
+          <w:sz w:val="28"/>
+          <w:szCs w:val="28"/>
+          <w:lang w:val="uk-UA"/>
+        </w:rPr>
+      </w:pPr>
+      <w:r>
+        <w:rPr>
+          <w:rFonts w:ascii="Times New Roman" w:hAnsi="Times New Roman" w:cs="Times New Roman"/>
+          <w:sz w:val="28"/>
+          <w:szCs w:val="28"/>
+          <w:lang w:val="uk-UA"/>
+        </w:rPr>
+        <w:t>Проєкт ведеться в GitHub з історією комітів і pull request.</w:t>
+      </w:r>
+    </w:p>
+    <w:p>
+      <w:pPr>
+        <w:numPr>
+          <w:ilvl w:val="0"/>
+          <w:numId w:val="5"/>
+        </w:numPr>
+        <w:rPr>
+          <w:rFonts w:ascii="Times New Roman" w:hAnsi="Times New Roman" w:cs="Times New Roman"/>
+          <w:sz w:val="28"/>
+          <w:szCs w:val="28"/>
+          <w:lang w:val="uk-UA"/>
+        </w:rPr>
+      </w:pPr>
+      <w:r>
+        <w:rPr>
+          <w:rFonts w:ascii="Times New Roman" w:hAnsi="Times New Roman" w:cs="Times New Roman"/>
+          <w:sz w:val="28"/>
+          <w:szCs w:val="28"/>
+          <w:lang w:val="uk-UA"/>
+        </w:rPr>
+        <w:t>Лабораторна триває весь курс і здається на останньому практичному.</w:t>
+      </w:r>
+    </w:p>
+    <w:p>
+      <w:pPr>
+        <w:ind w:left="720" w:firstLine="720"/>
+        <w:rPr>
+          <w:rFonts w:ascii="Times New Roman" w:hAnsi="Times New Roman" w:cs="Times New Roman"/>
+          <w:b/>
+          <w:bCs/>
+          <w:sz w:val="28"/>
+          <w:szCs w:val="28"/>
+          <w:lang w:val="uk-UA"/>
+        </w:rPr>
+      </w:pPr>
+      <w:r>
+        <w:rPr>
+          <w:rFonts w:ascii="Times New Roman" w:hAnsi="Times New Roman" w:cs="Times New Roman"/>
+          <w:b/>
+          <w:bCs/>
+          <w:sz w:val="28"/>
+          <w:szCs w:val="28"/>
+          <w:lang w:val="uk-UA"/>
+        </w:rPr>
+        <w:t>1.</w:t>
+      </w:r>
+      <w:r>
+        <w:rPr>
+          <w:rFonts w:ascii="Times New Roman" w:hAnsi="Times New Roman" w:cs="Times New Roman"/>
+          <w:b/>
+          <w:bCs/>
+          <w:sz w:val="28"/>
+          <w:szCs w:val="28"/>
+          <w:lang w:val="uk-UA"/>
+        </w:rPr>
+        <w:t>3. Предметна область</w:t>
+      </w:r>
+    </w:p>
+    <w:p>
+      <w:pPr>
+        <w:rPr>
+          <w:rFonts w:ascii="Times New Roman" w:hAnsi="Times New Roman" w:cs="Times New Roman"/>
+          <w:sz w:val="28"/>
+          <w:szCs w:val="28"/>
+          <w:lang w:val="uk-UA"/>
+        </w:rPr>
+      </w:pPr>
+      <w:r>
+        <w:rPr>
+          <w:rFonts w:ascii="Times New Roman" w:hAnsi="Times New Roman" w:cs="Times New Roman"/>
+          <w:sz w:val="28"/>
+          <w:szCs w:val="28"/>
+          <w:lang w:val="uk-UA"/>
+        </w:rPr>
+        <w:t>Потрібно реалізувати систему обліку факультетів, кафедр, студентів і викладачів університету НаУКМА. Система працює у консольному режимі, спілкується з користувачем через меню і зберігає дані в структурованому вигляді.</w:t>
+      </w:r>
+    </w:p>
+    <w:p>
+      <w:pPr>
+        <w:ind w:left="720" w:firstLine="720"/>
+        <w:rPr>
+          <w:rFonts w:ascii="Times New Roman" w:hAnsi="Times New Roman" w:cs="Times New Roman"/>
+          <w:b/>
+          <w:bCs/>
+          <w:sz w:val="28"/>
+          <w:szCs w:val="28"/>
+          <w:lang w:val="uk-UA"/>
+        </w:rPr>
+      </w:pPr>
+      <w:r>
+        <w:rPr>
+          <w:rFonts w:ascii="Times New Roman" w:hAnsi="Times New Roman" w:cs="Times New Roman"/>
+          <w:b/>
+          <w:bCs/>
+          <w:sz w:val="28"/>
+          <w:szCs w:val="28"/>
+          <w:lang w:val="uk-UA"/>
+        </w:rPr>
+        <w:t>1.</w:t>
+      </w:r>
+      <w:r>
+        <w:rPr>
+          <w:rFonts w:ascii="Times New Roman" w:hAnsi="Times New Roman" w:cs="Times New Roman"/>
+          <w:b/>
+          <w:bCs/>
+          <w:sz w:val="28"/>
+          <w:szCs w:val="28"/>
+          <w:lang w:val="uk-UA"/>
+        </w:rPr>
+        <w:t>4. Мінімальний функціонал (обов'язковий)</w:t>
+      </w:r>
+    </w:p>
+    <w:p>
+      <w:pPr>
+        <w:ind w:left="1440" w:firstLine="720"/>
+        <w:rPr>
+          <w:rFonts w:ascii="Times New Roman" w:hAnsi="Times New Roman" w:cs="Times New Roman"/>
+          <w:b/>
+          <w:bCs/>
+          <w:sz w:val="28"/>
+          <w:szCs w:val="28"/>
+          <w:lang w:val="uk-UA"/>
+        </w:rPr>
+      </w:pPr>
+      <w:r>
+        <w:rPr>
+          <w:rFonts w:ascii="Times New Roman" w:hAnsi="Times New Roman" w:cs="Times New Roman"/>
+          <w:b/>
+          <w:bCs/>
+          <w:sz w:val="28"/>
+          <w:szCs w:val="28"/>
+          <w:lang w:val="uk-UA"/>
+        </w:rPr>
+        <w:t>1.</w:t>
+      </w:r>
+      <w:r>
+        <w:rPr>
+          <w:rFonts w:ascii="Times New Roman" w:hAnsi="Times New Roman" w:cs="Times New Roman"/>
+          <w:b/>
+          <w:bCs/>
+          <w:sz w:val="28"/>
+          <w:szCs w:val="28"/>
+          <w:lang w:val="uk-UA"/>
+        </w:rPr>
+        <w:t>4.1 Мінімальні дані сутностей</w:t>
+      </w:r>
+    </w:p>
+    <w:p>
+      <w:pPr>
+        <w:numPr>
+          <w:ilvl w:val="0"/>
+          <w:numId w:val="6"/>
+        </w:numPr>
+        <w:rPr>
+          <w:rFonts w:ascii="Times New Roman" w:hAnsi="Times New Roman" w:cs="Times New Roman"/>
+          <w:sz w:val="28"/>
+          <w:szCs w:val="28"/>
+          <w:lang w:val="uk-UA"/>
+        </w:rPr>
+      </w:pPr>
+      <w:r>
+        <w:rPr>
+          <w:rFonts w:ascii="Times New Roman" w:hAnsi="Times New Roman" w:cs="Times New Roman"/>
+          <w:b/>
+          <w:bCs/>
+          <w:sz w:val="28"/>
+          <w:szCs w:val="28"/>
+          <w:lang w:val="uk-UA"/>
+        </w:rPr>
+        <w:t>Університет:</w:t>
+      </w:r>
+      <w:r>
+        <w:rPr>
+          <w:rFonts w:ascii="Times New Roman" w:hAnsi="Times New Roman" w:cs="Times New Roman"/>
+          <w:sz w:val="28"/>
+          <w:szCs w:val="28"/>
+          <w:lang w:val="uk-UA"/>
+        </w:rPr>
+        <w:t> повна назва, скорочена назва, місто, адреса.</w:t>
+      </w:r>
+    </w:p>
+    <w:p>
+      <w:pPr>
+        <w:numPr>
+          <w:ilvl w:val="0"/>
+          <w:numId w:val="6"/>
+        </w:numPr>
+        <w:rPr>
+          <w:rFonts w:ascii="Times New Roman" w:hAnsi="Times New Roman" w:cs="Times New Roman"/>
+          <w:sz w:val="28"/>
+          <w:szCs w:val="28"/>
+          <w:lang w:val="uk-UA"/>
+        </w:rPr>
+      </w:pPr>
+      <w:r>
+        <w:rPr>
+          <w:rFonts w:ascii="Times New Roman" w:hAnsi="Times New Roman" w:cs="Times New Roman"/>
+          <w:b/>
+          <w:bCs/>
+          <w:sz w:val="28"/>
+          <w:szCs w:val="28"/>
+          <w:lang w:val="uk-UA"/>
+        </w:rPr>
+        <w:t>Факультет:</w:t>
+      </w:r>
+      <w:r>
+        <w:rPr>
+          <w:rFonts w:ascii="Times New Roman" w:hAnsi="Times New Roman" w:cs="Times New Roman"/>
+          <w:sz w:val="28"/>
+          <w:szCs w:val="28"/>
+          <w:lang w:val="uk-UA"/>
+        </w:rPr>
+        <w:t> унікальний код, назва, скорочена назва, декан (посилання на викладача), контакти.</w:t>
+      </w:r>
+    </w:p>
+    <w:p>
+      <w:pPr>
+        <w:numPr>
+          <w:ilvl w:val="0"/>
+          <w:numId w:val="6"/>
+        </w:numPr>
+        <w:rPr>
+          <w:rFonts w:ascii="Times New Roman" w:hAnsi="Times New Roman" w:cs="Times New Roman"/>
+          <w:sz w:val="28"/>
+          <w:szCs w:val="28"/>
+          <w:lang w:val="uk-UA"/>
+        </w:rPr>
+      </w:pPr>
+      <w:r>
+        <w:rPr>
+          <w:rFonts w:ascii="Times New Roman" w:hAnsi="Times New Roman" w:cs="Times New Roman"/>
+          <w:b/>
+          <w:bCs/>
+          <w:sz w:val="28"/>
+          <w:szCs w:val="28"/>
+          <w:lang w:val="uk-UA"/>
+        </w:rPr>
+        <w:t>Кафедра:</w:t>
+      </w:r>
+      <w:r>
+        <w:rPr>
+          <w:rFonts w:ascii="Times New Roman" w:hAnsi="Times New Roman" w:cs="Times New Roman"/>
+          <w:sz w:val="28"/>
+          <w:szCs w:val="28"/>
+          <w:lang w:val="uk-UA"/>
+        </w:rPr>
+        <w:t> унікальний код, назва, факультет (посилання), завідувач (посилання на викладача), кабінет/локація.</w:t>
+      </w:r>
+    </w:p>
+    <w:p>
+      <w:pPr>
+        <w:numPr>
+          <w:ilvl w:val="0"/>
+          <w:numId w:val="6"/>
+        </w:numPr>
+        <w:rPr>
+          <w:rFonts w:ascii="Times New Roman" w:hAnsi="Times New Roman" w:cs="Times New Roman"/>
+          <w:sz w:val="28"/>
+          <w:szCs w:val="28"/>
+          <w:lang w:val="uk-UA"/>
+        </w:rPr>
+      </w:pPr>
+      <w:r>
+        <w:rPr>
+          <w:rFonts w:ascii="Times New Roman" w:hAnsi="Times New Roman" w:cs="Times New Roman"/>
+          <w:b/>
+          <w:bCs/>
+          <w:sz w:val="28"/>
+          <w:szCs w:val="28"/>
+          <w:lang w:val="uk-UA"/>
+        </w:rPr>
+        <w:t>Персона (базовий тип):</w:t>
+      </w:r>
+      <w:r>
+        <w:rPr>
+          <w:rFonts w:ascii="Times New Roman" w:hAnsi="Times New Roman" w:cs="Times New Roman"/>
+          <w:sz w:val="28"/>
+          <w:szCs w:val="28"/>
+          <w:lang w:val="uk-UA"/>
+        </w:rPr>
+        <w:t> унікальний ідентифікатор, ПІБ (3 частини), дата народження, email, телефон.</w:t>
+      </w:r>
+    </w:p>
+    <w:p>
+      <w:pPr>
+        <w:numPr>
+          <w:ilvl w:val="0"/>
+          <w:numId w:val="6"/>
+        </w:numPr>
+        <w:rPr>
+          <w:rFonts w:ascii="Times New Roman" w:hAnsi="Times New Roman" w:cs="Times New Roman"/>
+          <w:sz w:val="28"/>
+          <w:szCs w:val="28"/>
+          <w:lang w:val="uk-UA"/>
+        </w:rPr>
+      </w:pPr>
+      <w:r>
+        <w:rPr>
+          <w:rFonts w:ascii="Times New Roman" w:hAnsi="Times New Roman" w:cs="Times New Roman"/>
+          <w:b/>
+          <w:bCs/>
+          <w:sz w:val="28"/>
+          <w:szCs w:val="28"/>
+          <w:lang w:val="uk-UA"/>
+        </w:rPr>
+        <w:t>Студент:</w:t>
+      </w:r>
+      <w:r>
+        <w:rPr>
+          <w:rFonts w:ascii="Times New Roman" w:hAnsi="Times New Roman" w:cs="Times New Roman"/>
+          <w:sz w:val="28"/>
+          <w:szCs w:val="28"/>
+          <w:lang w:val="uk-UA"/>
+        </w:rPr>
+        <w:t> ідентифікатор студента/залікова, курс (1-6), група, рік вступу, форма навчання (бюджет/контракт), статус (навчається/академвідпустка/відрахований).</w:t>
+      </w:r>
+    </w:p>
+    <w:p>
+      <w:pPr>
+        <w:numPr>
+          <w:ilvl w:val="0"/>
+          <w:numId w:val="6"/>
+        </w:numPr>
+        <w:rPr>
+          <w:rFonts w:ascii="Times New Roman" w:hAnsi="Times New Roman" w:cs="Times New Roman"/>
+          <w:sz w:val="28"/>
+          <w:szCs w:val="28"/>
           <w:lang w:val="uk-UA"/>
         </w:rPr>
       </w:pPr>
@@ -1412,37 +1827,1309 @@
           <w:lang w:val="uk-UA"/>
         </w:rPr>
         <w:lastRenderedPageBreak/>
-        <w:t xml:space="preserve">4. </w:t>
-      </w:r>
-      <w:r>
-        <w:rPr>
-          <w:rFonts w:ascii="Times New Roman" w:hAnsi="Times New Roman" w:cs="Times New Roman"/>
-          <w:b/>
-          <w:bCs/>
-          <w:color w:val="333333"/>
-          <w:sz w:val="28"/>
-          <w:szCs w:val="28"/>
-          <w:shd w:val="clear" w:color="auto" w:fill="FFFFFF"/>
-        </w:rPr>
-        <w:t>UML-</w:t>
-      </w:r>
-      <w:r>
-        <w:rPr>
-          <w:rFonts w:ascii="Times New Roman" w:hAnsi="Times New Roman" w:cs="Times New Roman"/>
-          <w:b/>
-          <w:bCs/>
-          <w:color w:val="333333"/>
-          <w:sz w:val="28"/>
-          <w:szCs w:val="28"/>
-          <w:shd w:val="clear" w:color="auto" w:fill="FFFFFF"/>
-          <w:lang w:val="uk-UA"/>
-        </w:rPr>
-        <w:t>діаграми</w:t>
-      </w:r>
-    </w:p>
-    <w:p>
-      <w:pPr>
-        <w:pStyle w:val="ListParagraph"/>
+        <w:t>Викладач:</w:t>
+      </w:r>
+      <w:r>
+        <w:rPr>
+          <w:rFonts w:ascii="Times New Roman" w:hAnsi="Times New Roman" w:cs="Times New Roman"/>
+          <w:sz w:val="28"/>
+          <w:szCs w:val="28"/>
+          <w:lang w:val="uk-UA"/>
+        </w:rPr>
+        <w:t> посада, науковий ступінь, вчене звання, дата прийняття на роботу, ставка/навантаження.</w:t>
+      </w:r>
+    </w:p>
+    <w:p>
+      <w:pPr>
+        <w:ind w:left="1440" w:firstLine="720"/>
+        <w:rPr>
+          <w:rFonts w:ascii="Times New Roman" w:hAnsi="Times New Roman" w:cs="Times New Roman"/>
+          <w:b/>
+          <w:bCs/>
+          <w:sz w:val="28"/>
+          <w:szCs w:val="28"/>
+          <w:lang w:val="uk-UA"/>
+        </w:rPr>
+      </w:pPr>
+      <w:r>
+        <w:rPr>
+          <w:rFonts w:ascii="Times New Roman" w:hAnsi="Times New Roman" w:cs="Times New Roman"/>
+          <w:b/>
+          <w:bCs/>
+          <w:sz w:val="28"/>
+          <w:szCs w:val="28"/>
+          <w:lang w:val="uk-UA"/>
+        </w:rPr>
+        <w:t>1.</w:t>
+      </w:r>
+      <w:r>
+        <w:rPr>
+          <w:rFonts w:ascii="Times New Roman" w:hAnsi="Times New Roman" w:cs="Times New Roman"/>
+          <w:b/>
+          <w:bCs/>
+          <w:sz w:val="28"/>
+          <w:szCs w:val="28"/>
+          <w:lang w:val="uk-UA"/>
+        </w:rPr>
+        <w:t>4.2 Операції керування даними</w:t>
+      </w:r>
+    </w:p>
+    <w:p>
+      <w:pPr>
+        <w:numPr>
+          <w:ilvl w:val="0"/>
+          <w:numId w:val="7"/>
+        </w:numPr>
+        <w:rPr>
+          <w:rFonts w:ascii="Times New Roman" w:hAnsi="Times New Roman" w:cs="Times New Roman"/>
+          <w:sz w:val="28"/>
+          <w:szCs w:val="28"/>
+          <w:lang w:val="uk-UA"/>
+        </w:rPr>
+      </w:pPr>
+      <w:r>
+        <w:rPr>
+          <w:rFonts w:ascii="Times New Roman" w:hAnsi="Times New Roman" w:cs="Times New Roman"/>
+          <w:sz w:val="28"/>
+          <w:szCs w:val="28"/>
+          <w:lang w:val="uk-UA"/>
+        </w:rPr>
+        <w:t>Створити/видалити/редагувати факультет.</w:t>
+      </w:r>
+    </w:p>
+    <w:p>
+      <w:pPr>
+        <w:numPr>
+          <w:ilvl w:val="0"/>
+          <w:numId w:val="7"/>
+        </w:numPr>
+        <w:rPr>
+          <w:rFonts w:ascii="Times New Roman" w:hAnsi="Times New Roman" w:cs="Times New Roman"/>
+          <w:sz w:val="28"/>
+          <w:szCs w:val="28"/>
+          <w:lang w:val="uk-UA"/>
+        </w:rPr>
+      </w:pPr>
+      <w:r>
+        <w:rPr>
+          <w:rFonts w:ascii="Times New Roman" w:hAnsi="Times New Roman" w:cs="Times New Roman"/>
+          <w:sz w:val="28"/>
+          <w:szCs w:val="28"/>
+          <w:lang w:val="uk-UA"/>
+        </w:rPr>
+        <w:t>Створити/видалити/редагувати кафедру факультету.</w:t>
+      </w:r>
+    </w:p>
+    <w:p>
+      <w:pPr>
+        <w:numPr>
+          <w:ilvl w:val="0"/>
+          <w:numId w:val="7"/>
+        </w:numPr>
+        <w:rPr>
+          <w:rFonts w:ascii="Times New Roman" w:hAnsi="Times New Roman" w:cs="Times New Roman"/>
+          <w:sz w:val="28"/>
+          <w:szCs w:val="28"/>
+          <w:lang w:val="uk-UA"/>
+        </w:rPr>
+      </w:pPr>
+      <w:r>
+        <w:rPr>
+          <w:rFonts w:ascii="Times New Roman" w:hAnsi="Times New Roman" w:cs="Times New Roman"/>
+          <w:sz w:val="28"/>
+          <w:szCs w:val="28"/>
+          <w:lang w:val="uk-UA"/>
+        </w:rPr>
+        <w:t>Додати/видалити/редагувати студента/викладача в кафедрі.</w:t>
+      </w:r>
+    </w:p>
+    <w:p>
+      <w:pPr>
+        <w:numPr>
+          <w:ilvl w:val="0"/>
+          <w:numId w:val="7"/>
+        </w:numPr>
+        <w:rPr>
+          <w:rFonts w:ascii="Times New Roman" w:hAnsi="Times New Roman" w:cs="Times New Roman"/>
+          <w:sz w:val="28"/>
+          <w:szCs w:val="28"/>
+          <w:lang w:val="uk-UA"/>
+        </w:rPr>
+      </w:pPr>
+      <w:r>
+        <w:rPr>
+          <w:rFonts w:ascii="Times New Roman" w:hAnsi="Times New Roman" w:cs="Times New Roman"/>
+          <w:sz w:val="28"/>
+          <w:szCs w:val="28"/>
+          <w:lang w:val="uk-UA"/>
+        </w:rPr>
+        <w:t>Переводити студента між групами/кафедрами та змінювати курс.</w:t>
+      </w:r>
+    </w:p>
+    <w:p>
+      <w:pPr>
+        <w:ind w:left="1440" w:firstLine="720"/>
+        <w:rPr>
+          <w:rFonts w:ascii="Times New Roman" w:hAnsi="Times New Roman" w:cs="Times New Roman"/>
+          <w:b/>
+          <w:bCs/>
+          <w:sz w:val="28"/>
+          <w:szCs w:val="28"/>
+          <w:lang w:val="uk-UA"/>
+        </w:rPr>
+      </w:pPr>
+      <w:r>
+        <w:rPr>
+          <w:rFonts w:ascii="Times New Roman" w:hAnsi="Times New Roman" w:cs="Times New Roman"/>
+          <w:b/>
+          <w:bCs/>
+          <w:sz w:val="28"/>
+          <w:szCs w:val="28"/>
+          <w:lang w:val="uk-UA"/>
+        </w:rPr>
+        <w:t>1.</w:t>
+      </w:r>
+      <w:r>
+        <w:rPr>
+          <w:rFonts w:ascii="Times New Roman" w:hAnsi="Times New Roman" w:cs="Times New Roman"/>
+          <w:b/>
+          <w:bCs/>
+          <w:sz w:val="28"/>
+          <w:szCs w:val="28"/>
+          <w:lang w:val="uk-UA"/>
+        </w:rPr>
+        <w:t>4.3 Пошук і звіти</w:t>
+      </w:r>
+    </w:p>
+    <w:p>
+      <w:pPr>
+        <w:numPr>
+          <w:ilvl w:val="0"/>
+          <w:numId w:val="8"/>
+        </w:numPr>
+        <w:rPr>
+          <w:rFonts w:ascii="Times New Roman" w:hAnsi="Times New Roman" w:cs="Times New Roman"/>
+          <w:sz w:val="28"/>
+          <w:szCs w:val="28"/>
+          <w:lang w:val="uk-UA"/>
+        </w:rPr>
+      </w:pPr>
+      <w:r>
+        <w:rPr>
+          <w:rFonts w:ascii="Times New Roman" w:hAnsi="Times New Roman" w:cs="Times New Roman"/>
+          <w:sz w:val="28"/>
+          <w:szCs w:val="28"/>
+          <w:lang w:val="uk-UA"/>
+        </w:rPr>
+        <w:t>Знайти студента/викладача за ПІБ, курсом або групою.</w:t>
+      </w:r>
+    </w:p>
+    <w:p>
+      <w:pPr>
+        <w:numPr>
+          <w:ilvl w:val="0"/>
+          <w:numId w:val="8"/>
+        </w:numPr>
+        <w:rPr>
+          <w:rFonts w:ascii="Times New Roman" w:hAnsi="Times New Roman" w:cs="Times New Roman"/>
+          <w:sz w:val="28"/>
+          <w:szCs w:val="28"/>
+          <w:lang w:val="uk-UA"/>
+        </w:rPr>
+      </w:pPr>
+      <w:r>
+        <w:rPr>
+          <w:rFonts w:ascii="Times New Roman" w:hAnsi="Times New Roman" w:cs="Times New Roman"/>
+          <w:sz w:val="28"/>
+          <w:szCs w:val="28"/>
+          <w:lang w:val="uk-UA"/>
+        </w:rPr>
+        <w:t>Вивести всіх студентів, впорядкованих за курсами.</w:t>
+      </w:r>
+    </w:p>
+    <w:p>
+      <w:pPr>
+        <w:numPr>
+          <w:ilvl w:val="0"/>
+          <w:numId w:val="8"/>
+        </w:numPr>
+        <w:rPr>
+          <w:rFonts w:ascii="Times New Roman" w:hAnsi="Times New Roman" w:cs="Times New Roman"/>
+          <w:sz w:val="28"/>
+          <w:szCs w:val="28"/>
+          <w:lang w:val="uk-UA"/>
+        </w:rPr>
+      </w:pPr>
+      <w:r>
+        <w:rPr>
+          <w:rFonts w:ascii="Times New Roman" w:hAnsi="Times New Roman" w:cs="Times New Roman"/>
+          <w:sz w:val="28"/>
+          <w:szCs w:val="28"/>
+          <w:lang w:val="uk-UA"/>
+        </w:rPr>
+        <w:t>Вивести всіх студентів/викладачів факультету, впорядкованих за алфавітом.</w:t>
+      </w:r>
+    </w:p>
+    <w:p>
+      <w:pPr>
+        <w:numPr>
+          <w:ilvl w:val="0"/>
+          <w:numId w:val="8"/>
+        </w:numPr>
+        <w:rPr>
+          <w:rFonts w:ascii="Times New Roman" w:hAnsi="Times New Roman" w:cs="Times New Roman"/>
+          <w:sz w:val="28"/>
+          <w:szCs w:val="28"/>
+          <w:lang w:val="uk-UA"/>
+        </w:rPr>
+      </w:pPr>
+      <w:r>
+        <w:rPr>
+          <w:rFonts w:ascii="Times New Roman" w:hAnsi="Times New Roman" w:cs="Times New Roman"/>
+          <w:sz w:val="28"/>
+          <w:szCs w:val="28"/>
+          <w:lang w:val="uk-UA"/>
+        </w:rPr>
+        <w:t>Вивести всіх студентів кафедри, впорядкованих за курсами.</w:t>
+      </w:r>
+    </w:p>
+    <w:p>
+      <w:pPr>
+        <w:numPr>
+          <w:ilvl w:val="0"/>
+          <w:numId w:val="8"/>
+        </w:numPr>
+        <w:rPr>
+          <w:rFonts w:ascii="Times New Roman" w:hAnsi="Times New Roman" w:cs="Times New Roman"/>
+          <w:sz w:val="28"/>
+          <w:szCs w:val="28"/>
+          <w:lang w:val="uk-UA"/>
+        </w:rPr>
+      </w:pPr>
+      <w:r>
+        <w:rPr>
+          <w:rFonts w:ascii="Times New Roman" w:hAnsi="Times New Roman" w:cs="Times New Roman"/>
+          <w:sz w:val="28"/>
+          <w:szCs w:val="28"/>
+          <w:lang w:val="uk-UA"/>
+        </w:rPr>
+        <w:t>Вивести всіх студентів/викладачів кафедри, впорядкованих за алфавітом.</w:t>
+      </w:r>
+    </w:p>
+    <w:p>
+      <w:pPr>
+        <w:numPr>
+          <w:ilvl w:val="0"/>
+          <w:numId w:val="8"/>
+        </w:numPr>
+        <w:rPr>
+          <w:rFonts w:ascii="Times New Roman" w:hAnsi="Times New Roman" w:cs="Times New Roman"/>
+          <w:sz w:val="28"/>
+          <w:szCs w:val="28"/>
+          <w:lang w:val="uk-UA"/>
+        </w:rPr>
+      </w:pPr>
+      <w:r>
+        <w:rPr>
+          <w:rFonts w:ascii="Times New Roman" w:hAnsi="Times New Roman" w:cs="Times New Roman"/>
+          <w:sz w:val="28"/>
+          <w:szCs w:val="28"/>
+          <w:lang w:val="uk-UA"/>
+        </w:rPr>
+        <w:t>Вивести всіх студентів кафедри вказаного курсу (звичайний список та впорядкований за алфавітом).</w:t>
+      </w:r>
+    </w:p>
+    <w:p>
+      <w:pPr>
+        <w:ind w:left="1440" w:firstLine="720"/>
+        <w:rPr>
+          <w:rFonts w:ascii="Times New Roman" w:hAnsi="Times New Roman" w:cs="Times New Roman"/>
+          <w:b/>
+          <w:bCs/>
+          <w:sz w:val="28"/>
+          <w:szCs w:val="28"/>
+          <w:lang w:val="uk-UA"/>
+        </w:rPr>
+      </w:pPr>
+      <w:r>
+        <w:rPr>
+          <w:rFonts w:ascii="Times New Roman" w:hAnsi="Times New Roman" w:cs="Times New Roman"/>
+          <w:b/>
+          <w:bCs/>
+          <w:sz w:val="28"/>
+          <w:szCs w:val="28"/>
+          <w:lang w:val="uk-UA"/>
+        </w:rPr>
+        <w:t>1.</w:t>
+      </w:r>
+      <w:r>
+        <w:rPr>
+          <w:rFonts w:ascii="Times New Roman" w:hAnsi="Times New Roman" w:cs="Times New Roman"/>
+          <w:b/>
+          <w:bCs/>
+          <w:sz w:val="28"/>
+          <w:szCs w:val="28"/>
+          <w:lang w:val="uk-UA"/>
+        </w:rPr>
+        <w:t>4.4 Доступ і ролі</w:t>
+      </w:r>
+    </w:p>
+    <w:p>
+      <w:pPr>
+        <w:numPr>
+          <w:ilvl w:val="0"/>
+          <w:numId w:val="9"/>
+        </w:numPr>
+        <w:rPr>
+          <w:rFonts w:ascii="Times New Roman" w:hAnsi="Times New Roman" w:cs="Times New Roman"/>
+          <w:sz w:val="28"/>
+          <w:szCs w:val="28"/>
+          <w:lang w:val="uk-UA"/>
+        </w:rPr>
+      </w:pPr>
+      <w:r>
+        <w:rPr>
+          <w:rFonts w:ascii="Times New Roman" w:hAnsi="Times New Roman" w:cs="Times New Roman"/>
+          <w:sz w:val="28"/>
+          <w:szCs w:val="28"/>
+          <w:lang w:val="uk-UA"/>
+        </w:rPr>
+        <w:t>Потрібна авторизація (логін/пароль) і розмежування прав доступу.</w:t>
+      </w:r>
+    </w:p>
+    <w:p>
+      <w:pPr>
+        <w:numPr>
+          <w:ilvl w:val="0"/>
+          <w:numId w:val="9"/>
+        </w:numPr>
+        <w:rPr>
+          <w:rFonts w:ascii="Times New Roman" w:hAnsi="Times New Roman" w:cs="Times New Roman"/>
+          <w:sz w:val="28"/>
+          <w:szCs w:val="28"/>
+          <w:lang w:val="uk-UA"/>
+        </w:rPr>
+      </w:pPr>
+      <w:r>
+        <w:rPr>
+          <w:rFonts w:ascii="Times New Roman" w:hAnsi="Times New Roman" w:cs="Times New Roman"/>
+          <w:b/>
+          <w:bCs/>
+          <w:sz w:val="28"/>
+          <w:szCs w:val="28"/>
+          <w:lang w:val="uk-UA"/>
+        </w:rPr>
+        <w:t>Користувач:</w:t>
+      </w:r>
+      <w:r>
+        <w:rPr>
+          <w:rFonts w:ascii="Times New Roman" w:hAnsi="Times New Roman" w:cs="Times New Roman"/>
+          <w:sz w:val="28"/>
+          <w:szCs w:val="28"/>
+          <w:lang w:val="uk-UA"/>
+        </w:rPr>
+        <w:t> лише перегляд (пошук і звіти).</w:t>
+      </w:r>
+    </w:p>
+    <w:p>
+      <w:pPr>
+        <w:numPr>
+          <w:ilvl w:val="0"/>
+          <w:numId w:val="9"/>
+        </w:numPr>
+        <w:rPr>
+          <w:rFonts w:ascii="Times New Roman" w:hAnsi="Times New Roman" w:cs="Times New Roman"/>
+          <w:sz w:val="28"/>
+          <w:szCs w:val="28"/>
+          <w:lang w:val="uk-UA"/>
+        </w:rPr>
+      </w:pPr>
+      <w:r>
+        <w:rPr>
+          <w:rFonts w:ascii="Times New Roman" w:hAnsi="Times New Roman" w:cs="Times New Roman"/>
+          <w:b/>
+          <w:bCs/>
+          <w:sz w:val="28"/>
+          <w:szCs w:val="28"/>
+          <w:lang w:val="uk-UA"/>
+        </w:rPr>
+        <w:t>Менеджер:</w:t>
+      </w:r>
+      <w:r>
+        <w:rPr>
+          <w:rFonts w:ascii="Times New Roman" w:hAnsi="Times New Roman" w:cs="Times New Roman"/>
+          <w:sz w:val="28"/>
+          <w:szCs w:val="28"/>
+          <w:lang w:val="uk-UA"/>
+        </w:rPr>
+        <w:t> повний доступ до CRUD, без керування користувачами.</w:t>
+      </w:r>
+    </w:p>
+    <w:p>
+      <w:pPr>
+        <w:numPr>
+          <w:ilvl w:val="0"/>
+          <w:numId w:val="9"/>
+        </w:numPr>
+        <w:rPr>
+          <w:rFonts w:ascii="Times New Roman" w:hAnsi="Times New Roman" w:cs="Times New Roman"/>
+          <w:sz w:val="28"/>
+          <w:szCs w:val="28"/>
+          <w:lang w:val="uk-UA"/>
+        </w:rPr>
+      </w:pPr>
+      <w:r>
+        <w:rPr>
+          <w:rFonts w:ascii="Times New Roman" w:hAnsi="Times New Roman" w:cs="Times New Roman"/>
+          <w:b/>
+          <w:bCs/>
+          <w:sz w:val="28"/>
+          <w:szCs w:val="28"/>
+          <w:lang w:val="uk-UA"/>
+        </w:rPr>
+        <w:t>Адміністратор:</w:t>
+      </w:r>
+      <w:r>
+        <w:rPr>
+          <w:rFonts w:ascii="Times New Roman" w:hAnsi="Times New Roman" w:cs="Times New Roman"/>
+          <w:sz w:val="28"/>
+          <w:szCs w:val="28"/>
+          <w:lang w:val="uk-UA"/>
+        </w:rPr>
+        <w:t> повний доступ + створення/редагування/блокування користувачів і ролей.</w:t>
+      </w:r>
+    </w:p>
+    <w:p>
+      <w:pPr>
+        <w:ind w:left="1440"/>
+        <w:rPr>
+          <w:rFonts w:ascii="Times New Roman" w:hAnsi="Times New Roman" w:cs="Times New Roman"/>
+          <w:b/>
+          <w:bCs/>
+          <w:sz w:val="28"/>
+          <w:szCs w:val="28"/>
+          <w:lang w:val="uk-UA"/>
+        </w:rPr>
+      </w:pPr>
+      <w:r>
+        <w:rPr>
+          <w:rFonts w:ascii="Times New Roman" w:hAnsi="Times New Roman" w:cs="Times New Roman"/>
+          <w:b/>
+          <w:bCs/>
+          <w:sz w:val="28"/>
+          <w:szCs w:val="28"/>
+          <w:lang w:val="uk-UA"/>
+        </w:rPr>
+        <w:t>1.</w:t>
+      </w:r>
+      <w:r>
+        <w:rPr>
+          <w:rFonts w:ascii="Times New Roman" w:hAnsi="Times New Roman" w:cs="Times New Roman"/>
+          <w:b/>
+          <w:bCs/>
+          <w:sz w:val="28"/>
+          <w:szCs w:val="28"/>
+          <w:lang w:val="uk-UA"/>
+        </w:rPr>
+        <w:t>5. Розширені вимоги (покриття тем курсу)</w:t>
+      </w:r>
+    </w:p>
+    <w:p>
+      <w:pPr>
+        <w:numPr>
+          <w:ilvl w:val="0"/>
+          <w:numId w:val="10"/>
+        </w:numPr>
+        <w:rPr>
+          <w:rFonts w:ascii="Times New Roman" w:hAnsi="Times New Roman" w:cs="Times New Roman"/>
+          <w:sz w:val="28"/>
+          <w:szCs w:val="28"/>
+          <w:lang w:val="uk-UA"/>
+        </w:rPr>
+      </w:pPr>
+      <w:r>
+        <w:rPr>
+          <w:rFonts w:ascii="Times New Roman" w:hAnsi="Times New Roman" w:cs="Times New Roman"/>
+          <w:b/>
+          <w:bCs/>
+          <w:sz w:val="28"/>
+          <w:szCs w:val="28"/>
+          <w:lang w:val="uk-UA"/>
+        </w:rPr>
+        <w:t>ООП та дизайн:</w:t>
+      </w:r>
+      <w:r>
+        <w:rPr>
+          <w:rFonts w:ascii="Times New Roman" w:hAnsi="Times New Roman" w:cs="Times New Roman"/>
+          <w:sz w:val="28"/>
+          <w:szCs w:val="28"/>
+          <w:lang w:val="uk-UA"/>
+        </w:rPr>
+        <w:t> Ієрархія Person -&gt; Student/Teacher, використання інтерфейсів, принципів SOLID, композиції.</w:t>
+      </w:r>
+    </w:p>
+    <w:p>
+      <w:pPr>
+        <w:numPr>
+          <w:ilvl w:val="0"/>
+          <w:numId w:val="10"/>
+        </w:numPr>
+        <w:rPr>
+          <w:rFonts w:ascii="Times New Roman" w:hAnsi="Times New Roman" w:cs="Times New Roman"/>
+          <w:sz w:val="28"/>
+          <w:szCs w:val="28"/>
+          <w:lang w:val="uk-UA"/>
+        </w:rPr>
+      </w:pPr>
+      <w:r>
+        <w:rPr>
+          <w:rFonts w:ascii="Times New Roman" w:hAnsi="Times New Roman" w:cs="Times New Roman"/>
+          <w:b/>
+          <w:bCs/>
+          <w:sz w:val="28"/>
+          <w:szCs w:val="28"/>
+          <w:lang w:val="uk-UA"/>
+        </w:rPr>
+        <w:t>Інкапсуляція та валідація:</w:t>
+      </w:r>
+      <w:r>
+        <w:rPr>
+          <w:rFonts w:ascii="Times New Roman" w:hAnsi="Times New Roman" w:cs="Times New Roman"/>
+          <w:sz w:val="28"/>
+          <w:szCs w:val="28"/>
+          <w:lang w:val="uk-UA"/>
+        </w:rPr>
+        <w:t> Приватні поля, валідатори, використання Optional.</w:t>
+      </w:r>
+    </w:p>
+    <w:p>
+      <w:pPr>
+        <w:numPr>
+          <w:ilvl w:val="0"/>
+          <w:numId w:val="10"/>
+        </w:numPr>
+        <w:rPr>
+          <w:rFonts w:ascii="Times New Roman" w:hAnsi="Times New Roman" w:cs="Times New Roman"/>
+          <w:sz w:val="28"/>
+          <w:szCs w:val="28"/>
+          <w:lang w:val="uk-UA"/>
+        </w:rPr>
+      </w:pPr>
+      <w:r>
+        <w:rPr>
+          <w:rFonts w:ascii="Times New Roman" w:hAnsi="Times New Roman" w:cs="Times New Roman"/>
+          <w:b/>
+          <w:bCs/>
+          <w:sz w:val="28"/>
+          <w:szCs w:val="28"/>
+          <w:lang w:val="uk-UA"/>
+        </w:rPr>
+        <w:lastRenderedPageBreak/>
+        <w:t>Колекції та дженеріки:</w:t>
+      </w:r>
+      <w:r>
+        <w:rPr>
+          <w:rFonts w:ascii="Times New Roman" w:hAnsi="Times New Roman" w:cs="Times New Roman"/>
+          <w:sz w:val="28"/>
+          <w:szCs w:val="28"/>
+          <w:lang w:val="uk-UA"/>
+        </w:rPr>
+        <w:t> Репозиторії Repository&lt;T, ID&gt;, обґрунтований вибір List/Set/Map, коректні equals()/hashCode().</w:t>
+      </w:r>
+    </w:p>
+    <w:p>
+      <w:pPr>
+        <w:numPr>
+          <w:ilvl w:val="0"/>
+          <w:numId w:val="10"/>
+        </w:numPr>
+        <w:rPr>
+          <w:rFonts w:ascii="Times New Roman" w:hAnsi="Times New Roman" w:cs="Times New Roman"/>
+          <w:sz w:val="28"/>
+          <w:szCs w:val="28"/>
+          <w:lang w:val="uk-UA"/>
+        </w:rPr>
+      </w:pPr>
+      <w:r>
+        <w:rPr>
+          <w:rFonts w:ascii="Times New Roman" w:hAnsi="Times New Roman" w:cs="Times New Roman"/>
+          <w:b/>
+          <w:bCs/>
+          <w:sz w:val="28"/>
+          <w:szCs w:val="28"/>
+          <w:lang w:val="uk-UA"/>
+        </w:rPr>
+        <w:t>Stream API:</w:t>
+      </w:r>
+      <w:r>
+        <w:rPr>
+          <w:rFonts w:ascii="Times New Roman" w:hAnsi="Times New Roman" w:cs="Times New Roman"/>
+          <w:sz w:val="28"/>
+          <w:szCs w:val="28"/>
+          <w:lang w:val="uk-UA"/>
+        </w:rPr>
+        <w:t> Фільтрація, сортування, групування через стріми та лямбди.</w:t>
+      </w:r>
+    </w:p>
+    <w:p>
+      <w:pPr>
+        <w:numPr>
+          <w:ilvl w:val="0"/>
+          <w:numId w:val="10"/>
+        </w:numPr>
+        <w:rPr>
+          <w:rFonts w:ascii="Times New Roman" w:hAnsi="Times New Roman" w:cs="Times New Roman"/>
+          <w:sz w:val="28"/>
+          <w:szCs w:val="28"/>
+          <w:lang w:val="uk-UA"/>
+        </w:rPr>
+      </w:pPr>
+      <w:r>
+        <w:rPr>
+          <w:rFonts w:ascii="Times New Roman" w:hAnsi="Times New Roman" w:cs="Times New Roman"/>
+          <w:b/>
+          <w:bCs/>
+          <w:sz w:val="28"/>
+          <w:szCs w:val="28"/>
+          <w:lang w:val="uk-UA"/>
+        </w:rPr>
+        <w:t>Дата та час:</w:t>
+      </w:r>
+      <w:r>
+        <w:rPr>
+          <w:rFonts w:ascii="Times New Roman" w:hAnsi="Times New Roman" w:cs="Times New Roman"/>
+          <w:sz w:val="28"/>
+          <w:szCs w:val="28"/>
+          <w:lang w:val="uk-UA"/>
+        </w:rPr>
+        <w:t> Використання LocalDate, LocalDateTime, розрахунок стажу/віку через Period/Duration.</w:t>
+      </w:r>
+    </w:p>
+    <w:p>
+      <w:pPr>
+        <w:numPr>
+          <w:ilvl w:val="0"/>
+          <w:numId w:val="10"/>
+        </w:numPr>
+        <w:rPr>
+          <w:rFonts w:ascii="Times New Roman" w:hAnsi="Times New Roman" w:cs="Times New Roman"/>
+          <w:sz w:val="28"/>
+          <w:szCs w:val="28"/>
+          <w:lang w:val="uk-UA"/>
+        </w:rPr>
+      </w:pPr>
+      <w:r>
+        <w:rPr>
+          <w:rFonts w:ascii="Times New Roman" w:hAnsi="Times New Roman" w:cs="Times New Roman"/>
+          <w:b/>
+          <w:bCs/>
+          <w:sz w:val="28"/>
+          <w:szCs w:val="28"/>
+          <w:lang w:val="uk-UA"/>
+        </w:rPr>
+        <w:t>Сучасна Java:</w:t>
+      </w:r>
+      <w:r>
+        <w:rPr>
+          <w:rFonts w:ascii="Times New Roman" w:hAnsi="Times New Roman" w:cs="Times New Roman"/>
+          <w:sz w:val="28"/>
+          <w:szCs w:val="28"/>
+          <w:lang w:val="uk-UA"/>
+        </w:rPr>
+        <w:t> Використання record (для Read-only даних), sealed класів, Lombok.</w:t>
+      </w:r>
+    </w:p>
+    <w:p>
+      <w:pPr>
+        <w:numPr>
+          <w:ilvl w:val="0"/>
+          <w:numId w:val="10"/>
+        </w:numPr>
+        <w:rPr>
+          <w:rFonts w:ascii="Times New Roman" w:hAnsi="Times New Roman" w:cs="Times New Roman"/>
+          <w:sz w:val="28"/>
+          <w:szCs w:val="28"/>
+          <w:lang w:val="uk-UA"/>
+        </w:rPr>
+      </w:pPr>
+      <w:r>
+        <w:rPr>
+          <w:rFonts w:ascii="Times New Roman" w:hAnsi="Times New Roman" w:cs="Times New Roman"/>
+          <w:b/>
+          <w:bCs/>
+          <w:sz w:val="28"/>
+          <w:szCs w:val="28"/>
+          <w:lang w:val="uk-UA"/>
+        </w:rPr>
+        <w:t>Винятки та логування:</w:t>
+      </w:r>
+      <w:r>
+        <w:rPr>
+          <w:rFonts w:ascii="Times New Roman" w:hAnsi="Times New Roman" w:cs="Times New Roman"/>
+          <w:sz w:val="28"/>
+          <w:szCs w:val="28"/>
+          <w:lang w:val="uk-UA"/>
+        </w:rPr>
+        <w:t> Власні винятки (Exceptions), логування через SLF4J + Log4j2 (у файл).</w:t>
+      </w:r>
+    </w:p>
+    <w:p>
+      <w:pPr>
+        <w:numPr>
+          <w:ilvl w:val="0"/>
+          <w:numId w:val="10"/>
+        </w:numPr>
+        <w:rPr>
+          <w:rFonts w:ascii="Times New Roman" w:hAnsi="Times New Roman" w:cs="Times New Roman"/>
+          <w:sz w:val="28"/>
+          <w:szCs w:val="28"/>
+          <w:lang w:val="uk-UA"/>
+        </w:rPr>
+      </w:pPr>
+      <w:r>
+        <w:rPr>
+          <w:rFonts w:ascii="Times New Roman" w:hAnsi="Times New Roman" w:cs="Times New Roman"/>
+          <w:b/>
+          <w:bCs/>
+          <w:sz w:val="28"/>
+          <w:szCs w:val="28"/>
+          <w:lang w:val="uk-UA"/>
+        </w:rPr>
+        <w:t>Тестування:</w:t>
+      </w:r>
+      <w:r>
+        <w:rPr>
+          <w:rFonts w:ascii="Times New Roman" w:hAnsi="Times New Roman" w:cs="Times New Roman"/>
+          <w:sz w:val="28"/>
+          <w:szCs w:val="28"/>
+          <w:lang w:val="uk-UA"/>
+        </w:rPr>
+        <w:t> Не менше 20 unit-тестів (JUnit), включаючи параметризовані.</w:t>
+      </w:r>
+    </w:p>
+    <w:p>
+      <w:pPr>
+        <w:numPr>
+          <w:ilvl w:val="0"/>
+          <w:numId w:val="10"/>
+        </w:numPr>
+        <w:rPr>
+          <w:rFonts w:ascii="Times New Roman" w:hAnsi="Times New Roman" w:cs="Times New Roman"/>
+          <w:sz w:val="28"/>
+          <w:szCs w:val="28"/>
+          <w:lang w:val="uk-UA"/>
+        </w:rPr>
+      </w:pPr>
+      <w:r>
+        <w:rPr>
+          <w:rFonts w:ascii="Times New Roman" w:hAnsi="Times New Roman" w:cs="Times New Roman"/>
+          <w:b/>
+          <w:bCs/>
+          <w:sz w:val="28"/>
+          <w:szCs w:val="28"/>
+          <w:lang w:val="uk-UA"/>
+        </w:rPr>
+        <w:t>I/O:</w:t>
+      </w:r>
+      <w:r>
+        <w:rPr>
+          <w:rFonts w:ascii="Times New Roman" w:hAnsi="Times New Roman" w:cs="Times New Roman"/>
+          <w:sz w:val="28"/>
+          <w:szCs w:val="28"/>
+          <w:lang w:val="uk-UA"/>
+        </w:rPr>
+        <w:t> Збереження даних на диск (NIO.2, Path/Files), серіалізація (JSON або бінарна).</w:t>
+      </w:r>
+    </w:p>
+    <w:p>
+      <w:pPr>
+        <w:numPr>
+          <w:ilvl w:val="0"/>
+          <w:numId w:val="10"/>
+        </w:numPr>
+        <w:rPr>
+          <w:rFonts w:ascii="Times New Roman" w:hAnsi="Times New Roman" w:cs="Times New Roman"/>
+          <w:sz w:val="28"/>
+          <w:szCs w:val="28"/>
+          <w:lang w:val="uk-UA"/>
+        </w:rPr>
+      </w:pPr>
+      <w:r>
+        <w:rPr>
+          <w:rFonts w:ascii="Times New Roman" w:hAnsi="Times New Roman" w:cs="Times New Roman"/>
+          <w:b/>
+          <w:bCs/>
+          <w:sz w:val="28"/>
+          <w:szCs w:val="28"/>
+          <w:lang w:val="uk-UA"/>
+        </w:rPr>
+        <w:t>Багатопоточність:</w:t>
+      </w:r>
+      <w:r>
+        <w:rPr>
+          <w:rFonts w:ascii="Times New Roman" w:hAnsi="Times New Roman" w:cs="Times New Roman"/>
+          <w:sz w:val="28"/>
+          <w:szCs w:val="28"/>
+          <w:lang w:val="uk-UA"/>
+        </w:rPr>
+        <w:t> Фонові операції або автозбереження.</w:t>
+      </w:r>
+    </w:p>
+    <w:p>
+      <w:pPr>
+        <w:numPr>
+          <w:ilvl w:val="0"/>
+          <w:numId w:val="10"/>
+        </w:numPr>
+        <w:rPr>
+          <w:rFonts w:ascii="Times New Roman" w:hAnsi="Times New Roman" w:cs="Times New Roman"/>
+          <w:sz w:val="28"/>
+          <w:szCs w:val="28"/>
+          <w:lang w:val="uk-UA"/>
+        </w:rPr>
+      </w:pPr>
+      <w:r>
+        <w:rPr>
+          <w:rFonts w:ascii="Times New Roman" w:hAnsi="Times New Roman" w:cs="Times New Roman"/>
+          <w:b/>
+          <w:bCs/>
+          <w:sz w:val="28"/>
+          <w:szCs w:val="28"/>
+          <w:lang w:val="uk-UA"/>
+        </w:rPr>
+        <w:t>Мережевий режим:</w:t>
+      </w:r>
+      <w:r>
+        <w:rPr>
+          <w:rFonts w:ascii="Times New Roman" w:hAnsi="Times New Roman" w:cs="Times New Roman"/>
+          <w:sz w:val="28"/>
+          <w:szCs w:val="28"/>
+          <w:lang w:val="uk-UA"/>
+        </w:rPr>
+        <w:t> TCP клієнт-сервер.</w:t>
+      </w:r>
+    </w:p>
+    <w:p>
+      <w:pPr>
+        <w:numPr>
+          <w:ilvl w:val="0"/>
+          <w:numId w:val="10"/>
+        </w:numPr>
+        <w:rPr>
+          <w:rFonts w:ascii="Times New Roman" w:hAnsi="Times New Roman" w:cs="Times New Roman"/>
+          <w:sz w:val="28"/>
+          <w:szCs w:val="28"/>
+          <w:lang w:val="uk-UA"/>
+        </w:rPr>
+      </w:pPr>
+      <w:r>
+        <w:rPr>
+          <w:rFonts w:ascii="Times New Roman" w:hAnsi="Times New Roman" w:cs="Times New Roman"/>
+          <w:b/>
+          <w:bCs/>
+          <w:sz w:val="28"/>
+          <w:szCs w:val="28"/>
+          <w:lang w:val="uk-UA"/>
+        </w:rPr>
+        <w:t>Reflection:</w:t>
+      </w:r>
+      <w:r>
+        <w:rPr>
+          <w:rFonts w:ascii="Times New Roman" w:hAnsi="Times New Roman" w:cs="Times New Roman"/>
+          <w:sz w:val="28"/>
+          <w:szCs w:val="28"/>
+          <w:lang w:val="uk-UA"/>
+        </w:rPr>
+        <w:t> Анотації для меню або валідації.</w:t>
+      </w:r>
+    </w:p>
+    <w:p>
+      <w:pPr>
+        <w:ind w:left="1440"/>
+        <w:rPr>
+          <w:rFonts w:ascii="Times New Roman" w:hAnsi="Times New Roman" w:cs="Times New Roman"/>
+          <w:b/>
+          <w:bCs/>
+          <w:sz w:val="28"/>
+          <w:szCs w:val="28"/>
+          <w:lang w:val="uk-UA"/>
+        </w:rPr>
+      </w:pPr>
+      <w:r>
+        <w:rPr>
+          <w:rFonts w:ascii="Times New Roman" w:hAnsi="Times New Roman" w:cs="Times New Roman"/>
+          <w:b/>
+          <w:bCs/>
+          <w:sz w:val="28"/>
+          <w:szCs w:val="28"/>
+          <w:lang w:val="uk-UA"/>
+        </w:rPr>
+        <w:t>1.</w:t>
+      </w:r>
+      <w:r>
+        <w:rPr>
+          <w:rFonts w:ascii="Times New Roman" w:hAnsi="Times New Roman" w:cs="Times New Roman"/>
+          <w:b/>
+          <w:bCs/>
+          <w:sz w:val="28"/>
+          <w:szCs w:val="28"/>
+          <w:lang w:val="uk-UA"/>
+        </w:rPr>
+        <w:t>6. Технічні вимоги</w:t>
+      </w:r>
+    </w:p>
+    <w:p>
+      <w:pPr>
+        <w:numPr>
+          <w:ilvl w:val="0"/>
+          <w:numId w:val="11"/>
+        </w:numPr>
+        <w:rPr>
+          <w:rFonts w:ascii="Times New Roman" w:hAnsi="Times New Roman" w:cs="Times New Roman"/>
+          <w:sz w:val="28"/>
+          <w:szCs w:val="28"/>
+          <w:lang w:val="uk-UA"/>
+        </w:rPr>
+      </w:pPr>
+      <w:r>
+        <w:rPr>
+          <w:rFonts w:ascii="Times New Roman" w:hAnsi="Times New Roman" w:cs="Times New Roman"/>
+          <w:sz w:val="28"/>
+          <w:szCs w:val="28"/>
+          <w:lang w:val="uk-UA"/>
+        </w:rPr>
+        <w:t>Мова: Java 17+.</w:t>
+      </w:r>
+    </w:p>
+    <w:p>
+      <w:pPr>
+        <w:numPr>
+          <w:ilvl w:val="0"/>
+          <w:numId w:val="11"/>
+        </w:numPr>
+        <w:rPr>
+          <w:rFonts w:ascii="Times New Roman" w:hAnsi="Times New Roman" w:cs="Times New Roman"/>
+          <w:sz w:val="28"/>
+          <w:szCs w:val="28"/>
+          <w:lang w:val="uk-UA"/>
+        </w:rPr>
+      </w:pPr>
+      <w:r>
+        <w:rPr>
+          <w:rFonts w:ascii="Times New Roman" w:hAnsi="Times New Roman" w:cs="Times New Roman"/>
+          <w:sz w:val="28"/>
+          <w:szCs w:val="28"/>
+          <w:lang w:val="uk-UA"/>
+        </w:rPr>
+        <w:t>Збірка: Maven.</w:t>
+      </w:r>
+    </w:p>
+    <w:p>
+      <w:pPr>
+        <w:numPr>
+          <w:ilvl w:val="0"/>
+          <w:numId w:val="11"/>
+        </w:numPr>
+        <w:rPr>
+          <w:rFonts w:ascii="Times New Roman" w:hAnsi="Times New Roman" w:cs="Times New Roman"/>
+          <w:sz w:val="28"/>
+          <w:szCs w:val="28"/>
+          <w:lang w:val="uk-UA"/>
+        </w:rPr>
+      </w:pPr>
+      <w:r>
+        <w:rPr>
+          <w:rFonts w:ascii="Times New Roman" w:hAnsi="Times New Roman" w:cs="Times New Roman"/>
+          <w:sz w:val="28"/>
+          <w:szCs w:val="28"/>
+          <w:lang w:val="uk-UA"/>
+        </w:rPr>
+        <w:t>Інтерфейс: консольне меню.</w:t>
+      </w:r>
+    </w:p>
+    <w:p>
+      <w:pPr>
+        <w:numPr>
+          <w:ilvl w:val="0"/>
+          <w:numId w:val="11"/>
+        </w:numPr>
+        <w:rPr>
+          <w:rFonts w:ascii="Times New Roman" w:hAnsi="Times New Roman" w:cs="Times New Roman"/>
+          <w:sz w:val="28"/>
+          <w:szCs w:val="28"/>
+          <w:lang w:val="uk-UA"/>
+        </w:rPr>
+      </w:pPr>
+      <w:r>
+        <w:rPr>
+          <w:rFonts w:ascii="Times New Roman" w:hAnsi="Times New Roman" w:cs="Times New Roman"/>
+          <w:sz w:val="28"/>
+          <w:szCs w:val="28"/>
+          <w:lang w:val="uk-UA"/>
+        </w:rPr>
+        <w:t>Захист від некоректного введення.</w:t>
+      </w:r>
+    </w:p>
+    <w:p>
+      <w:pPr>
+        <w:ind w:left="720" w:firstLine="720"/>
+        <w:rPr>
+          <w:rFonts w:ascii="Times New Roman" w:hAnsi="Times New Roman" w:cs="Times New Roman"/>
+          <w:b/>
+          <w:bCs/>
+          <w:sz w:val="28"/>
+          <w:szCs w:val="28"/>
+          <w:lang w:val="uk-UA"/>
+        </w:rPr>
+      </w:pPr>
+      <w:r>
+        <w:rPr>
+          <w:rFonts w:ascii="Times New Roman" w:hAnsi="Times New Roman" w:cs="Times New Roman"/>
+          <w:b/>
+          <w:bCs/>
+          <w:sz w:val="28"/>
+          <w:szCs w:val="28"/>
+          <w:lang w:val="uk-UA"/>
+        </w:rPr>
+        <w:t>1.</w:t>
+      </w:r>
+      <w:r>
+        <w:rPr>
+          <w:rFonts w:ascii="Times New Roman" w:hAnsi="Times New Roman" w:cs="Times New Roman"/>
+          <w:b/>
+          <w:bCs/>
+          <w:sz w:val="28"/>
+          <w:szCs w:val="28"/>
+          <w:lang w:val="uk-UA"/>
+        </w:rPr>
+        <w:t>7. Архітектурні рекомендації</w:t>
+      </w:r>
+    </w:p>
+    <w:p>
+      <w:pPr>
+        <w:rPr>
+          <w:rFonts w:ascii="Times New Roman" w:hAnsi="Times New Roman" w:cs="Times New Roman"/>
+          <w:sz w:val="28"/>
+          <w:szCs w:val="28"/>
+          <w:lang w:val="uk-UA"/>
+        </w:rPr>
+      </w:pPr>
+      <w:r>
+        <w:rPr>
+          <w:rFonts w:ascii="Times New Roman" w:hAnsi="Times New Roman" w:cs="Times New Roman"/>
+          <w:sz w:val="28"/>
+          <w:szCs w:val="28"/>
+          <w:lang w:val="uk-UA"/>
+        </w:rPr>
+        <w:t>Розділити проєкт на рівні: ui (CLI), service, repository, domain.</w:t>
+      </w:r>
+    </w:p>
+    <w:p>
+      <w:pPr>
+        <w:ind w:left="720" w:firstLine="720"/>
+        <w:rPr>
+          <w:rFonts w:ascii="Times New Roman" w:hAnsi="Times New Roman" w:cs="Times New Roman"/>
+          <w:b/>
+          <w:bCs/>
+          <w:sz w:val="28"/>
+          <w:szCs w:val="28"/>
+          <w:lang w:val="uk-UA"/>
+        </w:rPr>
+      </w:pPr>
+      <w:r>
+        <w:rPr>
+          <w:rFonts w:ascii="Times New Roman" w:hAnsi="Times New Roman" w:cs="Times New Roman"/>
+          <w:b/>
+          <w:bCs/>
+          <w:sz w:val="28"/>
+          <w:szCs w:val="28"/>
+          <w:lang w:val="uk-UA"/>
+        </w:rPr>
+        <w:t>1.</w:t>
+      </w:r>
+      <w:r>
+        <w:rPr>
+          <w:rFonts w:ascii="Times New Roman" w:hAnsi="Times New Roman" w:cs="Times New Roman"/>
+          <w:b/>
+          <w:bCs/>
+          <w:sz w:val="28"/>
+          <w:szCs w:val="28"/>
+          <w:lang w:val="uk-UA"/>
+        </w:rPr>
+        <w:t>8. Звіт</w:t>
+      </w:r>
+    </w:p>
+    <w:p>
+      <w:pPr>
+        <w:rPr>
+          <w:rFonts w:ascii="Times New Roman" w:hAnsi="Times New Roman" w:cs="Times New Roman"/>
+          <w:sz w:val="28"/>
+          <w:szCs w:val="28"/>
+          <w:lang w:val="uk-UA"/>
+        </w:rPr>
+      </w:pPr>
+      <w:r>
+        <w:rPr>
+          <w:rFonts w:ascii="Times New Roman" w:hAnsi="Times New Roman" w:cs="Times New Roman"/>
+          <w:sz w:val="28"/>
+          <w:szCs w:val="28"/>
+          <w:lang w:val="uk-UA"/>
+        </w:rPr>
+        <w:t>Word-документ, що містить: постановку задачі, розподіл ролей, опис можливостей, UML-діаграму, опис рішень та проблем, висновки, код.</w:t>
+      </w:r>
+    </w:p>
+    <w:p>
+      <w:pPr>
+        <w:ind w:left="720" w:firstLine="720"/>
+        <w:rPr>
+          <w:rFonts w:ascii="Times New Roman" w:hAnsi="Times New Roman" w:cs="Times New Roman"/>
+          <w:b/>
+          <w:bCs/>
+          <w:sz w:val="28"/>
+          <w:szCs w:val="28"/>
+          <w:lang w:val="uk-UA"/>
+        </w:rPr>
+      </w:pPr>
+      <w:r>
+        <w:rPr>
+          <w:rFonts w:ascii="Times New Roman" w:hAnsi="Times New Roman" w:cs="Times New Roman"/>
+          <w:b/>
+          <w:bCs/>
+          <w:sz w:val="28"/>
+          <w:szCs w:val="28"/>
+          <w:lang w:val="uk-UA"/>
+        </w:rPr>
+        <w:t>1.</w:t>
+      </w:r>
+      <w:r>
+        <w:rPr>
+          <w:rFonts w:ascii="Times New Roman" w:hAnsi="Times New Roman" w:cs="Times New Roman"/>
+          <w:b/>
+          <w:bCs/>
+          <w:sz w:val="28"/>
+          <w:szCs w:val="28"/>
+          <w:lang w:val="uk-UA"/>
+        </w:rPr>
+        <w:t>9. Результат здачі</w:t>
+      </w:r>
+    </w:p>
+    <w:p>
+      <w:pPr>
+        <w:numPr>
+          <w:ilvl w:val="0"/>
+          <w:numId w:val="12"/>
+        </w:numPr>
+        <w:rPr>
+          <w:rFonts w:ascii="Times New Roman" w:hAnsi="Times New Roman" w:cs="Times New Roman"/>
+          <w:sz w:val="28"/>
+          <w:szCs w:val="28"/>
+          <w:lang w:val="uk-UA"/>
+        </w:rPr>
+      </w:pPr>
+      <w:r>
+        <w:rPr>
+          <w:rFonts w:ascii="Times New Roman" w:hAnsi="Times New Roman" w:cs="Times New Roman"/>
+          <w:sz w:val="28"/>
+          <w:szCs w:val="28"/>
+          <w:lang w:val="uk-UA"/>
+        </w:rPr>
+        <w:t>Git-репозиторій з комітами і PR.</w:t>
+      </w:r>
+    </w:p>
+    <w:p>
+      <w:pPr>
+        <w:numPr>
+          <w:ilvl w:val="0"/>
+          <w:numId w:val="12"/>
+        </w:numPr>
+        <w:rPr>
+          <w:rFonts w:ascii="Times New Roman" w:hAnsi="Times New Roman" w:cs="Times New Roman"/>
+          <w:sz w:val="28"/>
+          <w:szCs w:val="28"/>
+          <w:lang w:val="uk-UA"/>
+        </w:rPr>
+      </w:pPr>
+      <w:r>
+        <w:rPr>
+          <w:rFonts w:ascii="Times New Roman" w:hAnsi="Times New Roman" w:cs="Times New Roman"/>
+          <w:sz w:val="28"/>
+          <w:szCs w:val="28"/>
+          <w:lang w:val="uk-UA"/>
+        </w:rPr>
+        <w:lastRenderedPageBreak/>
+        <w:t>Три теги: checkpoint-1, checkpoint-2, checkpoint-3.</w:t>
+      </w:r>
+    </w:p>
+    <w:p>
+      <w:pPr>
+        <w:numPr>
+          <w:ilvl w:val="0"/>
+          <w:numId w:val="12"/>
+        </w:numPr>
+        <w:rPr>
+          <w:rFonts w:ascii="Times New Roman" w:hAnsi="Times New Roman" w:cs="Times New Roman"/>
+          <w:sz w:val="28"/>
+          <w:szCs w:val="28"/>
+          <w:lang w:val="uk-UA"/>
+        </w:rPr>
+      </w:pPr>
+      <w:r>
+        <w:rPr>
+          <w:rFonts w:ascii="Times New Roman" w:hAnsi="Times New Roman" w:cs="Times New Roman"/>
+          <w:sz w:val="28"/>
+          <w:szCs w:val="28"/>
+          <w:lang w:val="uk-UA"/>
+        </w:rPr>
+        <w:t>README.md з інструкцією.</w:t>
+      </w:r>
+    </w:p>
+    <w:p>
+      <w:pPr>
+        <w:numPr>
+          <w:ilvl w:val="0"/>
+          <w:numId w:val="12"/>
+        </w:numPr>
+        <w:rPr>
+          <w:rFonts w:ascii="Times New Roman" w:hAnsi="Times New Roman" w:cs="Times New Roman"/>
+          <w:sz w:val="28"/>
+          <w:szCs w:val="28"/>
+          <w:lang w:val="uk-UA"/>
+        </w:rPr>
+      </w:pPr>
+      <w:r>
+        <w:rPr>
+          <w:rFonts w:ascii="Times New Roman" w:hAnsi="Times New Roman" w:cs="Times New Roman"/>
+          <w:sz w:val="28"/>
+          <w:szCs w:val="28"/>
+          <w:lang w:val="uk-UA"/>
+        </w:rPr>
+        <w:t>Word-звіт.</w:t>
+      </w:r>
+    </w:p>
+    <w:p>
+      <w:pPr>
+        <w:rPr>
+          <w:rFonts w:ascii="Times New Roman" w:hAnsi="Times New Roman" w:cs="Times New Roman"/>
+          <w:b/>
+          <w:bCs/>
+          <w:sz w:val="28"/>
+          <w:szCs w:val="28"/>
+          <w:lang w:val="uk-UA"/>
+        </w:rPr>
+      </w:pPr>
+      <w:r>
+        <w:rPr>
+          <w:rFonts w:ascii="Times New Roman" w:hAnsi="Times New Roman" w:cs="Times New Roman"/>
+          <w:sz w:val="28"/>
+          <w:szCs w:val="28"/>
+          <w:lang w:val="uk-UA"/>
+        </w:rPr>
+        <w:br w:type="page"/>
+      </w:r>
+    </w:p>
+    <w:p>
+      <w:pPr>
+        <w:pStyle w:val="a9"/>
         <w:tabs>
           <w:tab w:val="left" w:pos="560"/>
           <w:tab w:val="left" w:pos="1120"/>
@@ -1470,12 +3157,50 @@
           <w:sz w:val="28"/>
           <w:szCs w:val="28"/>
           <w:shd w:val="clear" w:color="auto" w:fill="FFFFFF"/>
-          <w:lang w:val="en-US"/>
-        </w:rPr>
-      </w:pPr>
-    </w:p>
-    <w:p>
-      <w:pPr>
+          <w:lang w:val="uk-UA"/>
+        </w:rPr>
+      </w:pPr>
+      <w:r>
+        <w:rPr>
+          <w:rFonts w:ascii="Times New Roman" w:hAnsi="Times New Roman" w:cs="Times New Roman"/>
+          <w:b/>
+          <w:bCs/>
+          <w:sz w:val="28"/>
+          <w:szCs w:val="28"/>
+          <w:lang w:val="uk-UA"/>
+        </w:rPr>
+        <w:lastRenderedPageBreak/>
+        <w:t xml:space="preserve">4. </w:t>
+      </w:r>
+      <w:r>
+        <w:rPr>
+          <w:rFonts w:ascii="Times New Roman" w:hAnsi="Times New Roman" w:cs="Times New Roman"/>
+          <w:b/>
+          <w:bCs/>
+          <w:color w:val="333333"/>
+          <w:sz w:val="28"/>
+          <w:szCs w:val="28"/>
+          <w:shd w:val="clear" w:color="auto" w:fill="FFFFFF"/>
+        </w:rPr>
+        <w:t>UML-</w:t>
+      </w:r>
+      <w:r>
+        <w:rPr>
+          <w:rFonts w:ascii="Times New Roman" w:hAnsi="Times New Roman" w:cs="Times New Roman"/>
+          <w:b/>
+          <w:bCs/>
+          <w:color w:val="333333"/>
+          <w:sz w:val="28"/>
+          <w:szCs w:val="28"/>
+          <w:shd w:val="clear" w:color="auto" w:fill="FFFFFF"/>
+          <w:lang w:val="uk-UA"/>
+        </w:rPr>
+        <w:t>діаграми</w:t>
+      </w:r>
+    </w:p>
+    <w:p>
+      <w:pPr>
+        <w:pStyle w:val="a9"/>
         <w:tabs>
           <w:tab w:val="left" w:pos="560"/>
           <w:tab w:val="left" w:pos="1120"/>
@@ -1497,38 +3222,15 @@
         <w:ind w:right="-563"/>
         <w:rPr>
           <w:rFonts w:ascii="Times New Roman" w:hAnsi="Times New Roman" w:cs="Times New Roman"/>
-          <w:sz w:val="28"/>
-          <w:szCs w:val="28"/>
+          <w:b/>
+          <w:bCs/>
+          <w:color w:val="333333"/>
+          <w:sz w:val="28"/>
+          <w:szCs w:val="28"/>
+          <w:shd w:val="clear" w:color="auto" w:fill="FFFFFF"/>
           <w:lang w:val="en-US"/>
         </w:rPr>
       </w:pPr>
-      <w:r>
-        <w:rPr>
-          <w:rFonts w:ascii="Times New Roman" w:hAnsi="Times New Roman" w:cs="Times New Roman"/>
-          <w:sz w:val="28"/>
-          <w:szCs w:val="28"/>
-          <w:lang w:val="uk-UA"/>
-        </w:rPr>
-        <w:t xml:space="preserve">Було розроблено </w:t>
-      </w:r>
-      <w:r>
-        <w:rPr>
-          <w:rFonts w:ascii="Times New Roman" w:hAnsi="Times New Roman" w:cs="Times New Roman"/>
-          <w:sz w:val="28"/>
-          <w:szCs w:val="28"/>
-          <w:lang w:val="uk-UA"/>
-        </w:rPr>
-        <w:t>UML-діаграми</w:t>
-      </w:r>
-      <w:r>
-        <w:rPr>
-          <w:rFonts w:ascii="Times New Roman" w:hAnsi="Times New Roman" w:cs="Times New Roman"/>
-          <w:sz w:val="28"/>
-          <w:szCs w:val="28"/>
-          <w:lang w:val="uk-UA"/>
-        </w:rPr>
-        <w:t>, які відображають структуру та архітектуру систем.</w:t>
-      </w:r>
     </w:p>
     <w:p>
       <w:pPr>
@@ -1555,64 +3257,18 @@
           <w:rFonts w:ascii="Times New Roman" w:hAnsi="Times New Roman" w:cs="Times New Roman"/>
           <w:sz w:val="28"/>
           <w:szCs w:val="28"/>
-          <w:u w:val="single"/>
-          <w:lang w:val="uk-UA"/>
-        </w:rPr>
-      </w:pPr>
-      <w:r>
-        <w:rPr>
-          <w:rFonts w:ascii="Times New Roman" w:hAnsi="Times New Roman" w:cs="Times New Roman"/>
-          <w:sz w:val="28"/>
-          <w:szCs w:val="28"/>
-          <w:u w:val="single"/>
           <w:lang w:val="en-US"/>
         </w:rPr>
-        <w:t xml:space="preserve">4.1. </w:t>
-      </w:r>
-      <w:r>
-        <w:rPr>
-          <w:rFonts w:ascii="Times New Roman" w:hAnsi="Times New Roman" w:cs="Times New Roman"/>
-          <w:sz w:val="28"/>
-          <w:szCs w:val="28"/>
-          <w:u w:val="single"/>
-          <w:lang w:val="en-US"/>
-        </w:rPr>
-        <w:t>UML-</w:t>
-      </w:r>
-      <w:proofErr w:type="spellStart"/>
-      <w:r>
-        <w:rPr>
-          <w:rFonts w:ascii="Times New Roman" w:hAnsi="Times New Roman" w:cs="Times New Roman"/>
-          <w:sz w:val="28"/>
-          <w:szCs w:val="28"/>
-          <w:u w:val="single"/>
-          <w:lang w:val="en-US"/>
-        </w:rPr>
-        <w:t>діаграма</w:t>
-      </w:r>
-      <w:proofErr w:type="spellEnd"/>
-      <w:r>
-        <w:rPr>
-          <w:rFonts w:ascii="Times New Roman" w:hAnsi="Times New Roman" w:cs="Times New Roman"/>
-          <w:sz w:val="28"/>
-          <w:szCs w:val="28"/>
-          <w:u w:val="single"/>
-          <w:lang w:val="en-US"/>
-        </w:rPr>
-        <w:t xml:space="preserve"> </w:t>
-      </w:r>
-      <w:proofErr w:type="spellStart"/>
-      <w:r>
-        <w:rPr>
-          <w:rFonts w:ascii="Times New Roman" w:hAnsi="Times New Roman" w:cs="Times New Roman"/>
-          <w:sz w:val="28"/>
-          <w:szCs w:val="28"/>
-          <w:u w:val="single"/>
-          <w:lang w:val="en-US"/>
-        </w:rPr>
-        <w:t>класів</w:t>
-      </w:r>
-      <w:proofErr w:type="spellEnd"/>
+      </w:pPr>
+      <w:r>
+        <w:rPr>
+          <w:rFonts w:ascii="Times New Roman" w:hAnsi="Times New Roman" w:cs="Times New Roman"/>
+          <w:sz w:val="28"/>
+          <w:szCs w:val="28"/>
+          <w:lang w:val="uk-UA"/>
+        </w:rPr>
+        <w:t>Було розроблено UML-діаграми, які відображають структуру та архітектуру систем.</w:t>
+      </w:r>
     </w:p>
     <w:p>
       <w:pPr>
@@ -1643,6 +3299,16 @@
           <w:lang w:val="uk-UA"/>
         </w:rPr>
       </w:pPr>
+      <w:r>
+        <w:rPr>
+          <w:rFonts w:ascii="Times New Roman" w:hAnsi="Times New Roman" w:cs="Times New Roman"/>
+          <w:sz w:val="28"/>
+          <w:szCs w:val="28"/>
+          <w:u w:val="single"/>
+          <w:lang w:val="en-US"/>
+        </w:rPr>
+        <w:t>4.1. UML-діаграма класів</w:t>
+      </w:r>
     </w:p>
     <w:p>
       <w:pPr>
@@ -1669,11 +3335,42 @@
           <w:rFonts w:ascii="Times New Roman" w:hAnsi="Times New Roman" w:cs="Times New Roman"/>
           <w:sz w:val="28"/>
           <w:szCs w:val="28"/>
+          <w:u w:val="single"/>
+          <w:lang w:val="uk-UA"/>
+        </w:rPr>
+      </w:pPr>
+    </w:p>
+    <w:p>
+      <w:pPr>
+        <w:tabs>
+          <w:tab w:val="left" w:pos="560"/>
+          <w:tab w:val="left" w:pos="1120"/>
+          <w:tab w:val="left" w:pos="1680"/>
+          <w:tab w:val="left" w:pos="2240"/>
+          <w:tab w:val="left" w:pos="2800"/>
+          <w:tab w:val="left" w:pos="3360"/>
+          <w:tab w:val="left" w:pos="3920"/>
+          <w:tab w:val="left" w:pos="4480"/>
+          <w:tab w:val="left" w:pos="5040"/>
+          <w:tab w:val="left" w:pos="5600"/>
+          <w:tab w:val="left" w:pos="6160"/>
+          <w:tab w:val="left" w:pos="6720"/>
+        </w:tabs>
+        <w:autoSpaceDE w:val="0"/>
+        <w:autoSpaceDN w:val="0"/>
+        <w:adjustRightInd w:val="0"/>
+        <w:spacing w:after="0" w:line="240" w:lineRule="auto"/>
+        <w:ind w:right="-563"/>
+        <w:rPr>
+          <w:rFonts w:ascii="Times New Roman" w:hAnsi="Times New Roman" w:cs="Times New Roman"/>
+          <w:sz w:val="28"/>
+          <w:szCs w:val="28"/>
           <w:lang w:val="en-US"/>
         </w:rPr>
       </w:pPr>
       <w:r>
         <w:rPr>
+          <w:noProof/>
           <w:lang w:val="uk-UA"/>
         </w:rPr>
         <w:drawing>
@@ -1748,27 +3445,7 @@
           <w:szCs w:val="28"/>
           <w:lang w:val="uk-UA"/>
         </w:rPr>
-        <w:t xml:space="preserve"> UML-діаграму класів пакета </w:t>
-      </w:r>
-      <w:proofErr w:type="spellStart"/>
-      <w:r>
-        <w:rPr>
-          <w:rFonts w:ascii="Times New Roman" w:hAnsi="Times New Roman" w:cs="Times New Roman"/>
-          <w:sz w:val="28"/>
-          <w:szCs w:val="28"/>
-          <w:lang w:val="uk-UA"/>
-        </w:rPr>
-        <w:t>domain</w:t>
-      </w:r>
-      <w:proofErr w:type="spellEnd"/>
-      <w:r>
-        <w:rPr>
-          <w:rFonts w:ascii="Times New Roman" w:hAnsi="Times New Roman" w:cs="Times New Roman"/>
-          <w:sz w:val="28"/>
-          <w:szCs w:val="28"/>
-          <w:lang w:val="uk-UA"/>
-        </w:rPr>
-        <w:t>, який містить основні сутності системи.</w:t>
+        <w:t xml:space="preserve"> UML-діаграму класів пакета domain, який містить основні сутності системи.</w:t>
       </w:r>
     </w:p>
     <w:p>
@@ -1806,19 +3483,8 @@
           <w:szCs w:val="26"/>
           <w:lang w:val="uk-UA"/>
         </w:rPr>
-        <w:t xml:space="preserve">Рисунок 1 – UML-діаграма класів пакета </w:t>
-      </w:r>
-      <w:proofErr w:type="spellStart"/>
-      <w:r>
-        <w:rPr>
-          <w:rFonts w:ascii="Times New Roman" w:hAnsi="Times New Roman" w:cs="Times New Roman"/>
-          <w:sz w:val="26"/>
-          <w:szCs w:val="26"/>
-          <w:lang w:val="uk-UA"/>
-        </w:rPr>
-        <w:t>domain</w:t>
-      </w:r>
-      <w:proofErr w:type="spellEnd"/>
+        <w:t>Рисунок 1 – UML-діаграма класів пакета domain</w:t>
+      </w:r>
     </w:p>
     <w:p>
       <w:pPr>
@@ -1856,161 +3522,12 @@
           <w:lang w:val="uk-UA"/>
         </w:rPr>
         <w:lastRenderedPageBreak/>
-        <w:t xml:space="preserve">Діаграма включає класи </w:t>
-      </w:r>
-      <w:proofErr w:type="spellStart"/>
-      <w:r>
-        <w:rPr>
-          <w:rFonts w:ascii="Times New Roman" w:hAnsi="Times New Roman" w:cs="Times New Roman"/>
-          <w:sz w:val="28"/>
-          <w:szCs w:val="28"/>
-          <w:lang w:val="uk-UA"/>
-        </w:rPr>
-        <w:t>University</w:t>
-      </w:r>
-      <w:proofErr w:type="spellEnd"/>
-      <w:r>
-        <w:rPr>
-          <w:rFonts w:ascii="Times New Roman" w:hAnsi="Times New Roman" w:cs="Times New Roman"/>
-          <w:sz w:val="28"/>
-          <w:szCs w:val="28"/>
-          <w:lang w:val="uk-UA"/>
-        </w:rPr>
-        <w:t xml:space="preserve">, </w:t>
-      </w:r>
-      <w:proofErr w:type="spellStart"/>
-      <w:r>
-        <w:rPr>
-          <w:rFonts w:ascii="Times New Roman" w:hAnsi="Times New Roman" w:cs="Times New Roman"/>
-          <w:sz w:val="28"/>
-          <w:szCs w:val="28"/>
-          <w:lang w:val="uk-UA"/>
-        </w:rPr>
-        <w:t>Faculty</w:t>
-      </w:r>
-      <w:proofErr w:type="spellEnd"/>
-      <w:r>
-        <w:rPr>
-          <w:rFonts w:ascii="Times New Roman" w:hAnsi="Times New Roman" w:cs="Times New Roman"/>
-          <w:sz w:val="28"/>
-          <w:szCs w:val="28"/>
-          <w:lang w:val="uk-UA"/>
-        </w:rPr>
-        <w:t xml:space="preserve">, </w:t>
-      </w:r>
-      <w:proofErr w:type="spellStart"/>
-      <w:r>
-        <w:rPr>
-          <w:rFonts w:ascii="Times New Roman" w:hAnsi="Times New Roman" w:cs="Times New Roman"/>
-          <w:sz w:val="28"/>
-          <w:szCs w:val="28"/>
-          <w:lang w:val="uk-UA"/>
-        </w:rPr>
-        <w:t>Department</w:t>
-      </w:r>
-      <w:proofErr w:type="spellEnd"/>
-      <w:r>
-        <w:rPr>
-          <w:rFonts w:ascii="Times New Roman" w:hAnsi="Times New Roman" w:cs="Times New Roman"/>
-          <w:sz w:val="28"/>
-          <w:szCs w:val="28"/>
-          <w:lang w:val="uk-UA"/>
-        </w:rPr>
-        <w:t xml:space="preserve">, </w:t>
-      </w:r>
-      <w:proofErr w:type="spellStart"/>
-      <w:r>
-        <w:rPr>
-          <w:rFonts w:ascii="Times New Roman" w:hAnsi="Times New Roman" w:cs="Times New Roman"/>
-          <w:sz w:val="28"/>
-          <w:szCs w:val="28"/>
-          <w:lang w:val="uk-UA"/>
-        </w:rPr>
-        <w:t>Person</w:t>
-      </w:r>
-      <w:proofErr w:type="spellEnd"/>
-      <w:r>
-        <w:rPr>
-          <w:rFonts w:ascii="Times New Roman" w:hAnsi="Times New Roman" w:cs="Times New Roman"/>
-          <w:sz w:val="28"/>
-          <w:szCs w:val="28"/>
-          <w:lang w:val="uk-UA"/>
-        </w:rPr>
-        <w:t xml:space="preserve">, </w:t>
-      </w:r>
-      <w:proofErr w:type="spellStart"/>
-      <w:r>
-        <w:rPr>
-          <w:rFonts w:ascii="Times New Roman" w:hAnsi="Times New Roman" w:cs="Times New Roman"/>
-          <w:sz w:val="28"/>
-          <w:szCs w:val="28"/>
-          <w:lang w:val="uk-UA"/>
-        </w:rPr>
-        <w:t>Student</w:t>
-      </w:r>
-      <w:proofErr w:type="spellEnd"/>
-      <w:r>
-        <w:rPr>
-          <w:rFonts w:ascii="Times New Roman" w:hAnsi="Times New Roman" w:cs="Times New Roman"/>
-          <w:sz w:val="28"/>
-          <w:szCs w:val="28"/>
-          <w:lang w:val="uk-UA"/>
-        </w:rPr>
-        <w:t xml:space="preserve">, </w:t>
-      </w:r>
-      <w:proofErr w:type="spellStart"/>
-      <w:r>
-        <w:rPr>
-          <w:rFonts w:ascii="Times New Roman" w:hAnsi="Times New Roman" w:cs="Times New Roman"/>
-          <w:sz w:val="28"/>
-          <w:szCs w:val="28"/>
-          <w:lang w:val="uk-UA"/>
-        </w:rPr>
-        <w:t>Teacher</w:t>
-      </w:r>
-      <w:proofErr w:type="spellEnd"/>
-      <w:r>
-        <w:rPr>
-          <w:rFonts w:ascii="Times New Roman" w:hAnsi="Times New Roman" w:cs="Times New Roman"/>
-          <w:sz w:val="28"/>
-          <w:szCs w:val="28"/>
-          <w:lang w:val="uk-UA"/>
-        </w:rPr>
-        <w:t xml:space="preserve"> та </w:t>
-      </w:r>
-      <w:proofErr w:type="spellStart"/>
-      <w:r>
-        <w:rPr>
-          <w:rFonts w:ascii="Times New Roman" w:hAnsi="Times New Roman" w:cs="Times New Roman"/>
-          <w:sz w:val="28"/>
-          <w:szCs w:val="28"/>
-          <w:lang w:val="uk-UA"/>
-        </w:rPr>
-        <w:t>User</w:t>
-      </w:r>
-      <w:proofErr w:type="spellEnd"/>
-      <w:r>
-        <w:rPr>
-          <w:rFonts w:ascii="Times New Roman" w:hAnsi="Times New Roman" w:cs="Times New Roman"/>
-          <w:sz w:val="28"/>
-          <w:szCs w:val="28"/>
-          <w:lang w:val="uk-UA"/>
-        </w:rPr>
-        <w:t>.</w:t>
-      </w:r>
-      <w:r>
-        <w:rPr>
-          <w:rFonts w:ascii="Times New Roman" w:hAnsi="Times New Roman" w:cs="Times New Roman"/>
-          <w:sz w:val="28"/>
-          <w:szCs w:val="28"/>
-          <w:lang w:val="uk-UA"/>
-        </w:rPr>
-        <w:t xml:space="preserve"> </w:t>
-      </w:r>
-    </w:p>
-    <w:p>
-      <w:pPr>
-        <w:pStyle w:val="ListParagraph"/>
+        <w:t xml:space="preserve">Діаграма включає класи University, Faculty, Department, Person, Student, Teacher та User. </w:t>
+      </w:r>
+    </w:p>
+    <w:p>
+      <w:pPr>
+        <w:pStyle w:val="a9"/>
         <w:numPr>
           <w:ilvl w:val="0"/>
           <w:numId w:val="2"/>
@@ -2048,110 +3565,12 @@
           <w:szCs w:val="28"/>
           <w:lang w:val="uk-UA"/>
         </w:rPr>
-        <w:t xml:space="preserve">Клас </w:t>
-      </w:r>
-      <w:proofErr w:type="spellStart"/>
-      <w:r>
-        <w:rPr>
-          <w:rFonts w:ascii="Times New Roman" w:hAnsi="Times New Roman" w:cs="Times New Roman"/>
-          <w:sz w:val="28"/>
-          <w:szCs w:val="28"/>
-          <w:lang w:val="uk-UA"/>
-        </w:rPr>
-        <w:t>Person</w:t>
-      </w:r>
-      <w:proofErr w:type="spellEnd"/>
-      <w:r>
-        <w:rPr>
-          <w:rFonts w:ascii="Times New Roman" w:hAnsi="Times New Roman" w:cs="Times New Roman"/>
-          <w:sz w:val="28"/>
-          <w:szCs w:val="28"/>
-          <w:lang w:val="uk-UA"/>
-        </w:rPr>
-        <w:t xml:space="preserve"> є базовим і містить</w:t>
-      </w:r>
-      <w:r>
-        <w:rPr>
-          <w:rFonts w:ascii="Times New Roman" w:hAnsi="Times New Roman" w:cs="Times New Roman"/>
-          <w:sz w:val="28"/>
-          <w:szCs w:val="28"/>
-          <w:lang w:val="uk-UA"/>
-        </w:rPr>
-        <w:t xml:space="preserve"> </w:t>
-      </w:r>
-      <w:r>
-        <w:rPr>
-          <w:rFonts w:ascii="Times New Roman" w:hAnsi="Times New Roman" w:cs="Times New Roman"/>
-          <w:sz w:val="28"/>
-          <w:szCs w:val="28"/>
-          <w:lang w:val="uk-UA"/>
-        </w:rPr>
-        <w:t xml:space="preserve">загальні характеристики, від нього </w:t>
-      </w:r>
-      <w:proofErr w:type="spellStart"/>
-      <w:r>
-        <w:rPr>
-          <w:rFonts w:ascii="Times New Roman" w:hAnsi="Times New Roman" w:cs="Times New Roman"/>
-          <w:sz w:val="28"/>
-          <w:szCs w:val="28"/>
-          <w:lang w:val="uk-UA"/>
-        </w:rPr>
-        <w:t>наслідуються</w:t>
-      </w:r>
-      <w:proofErr w:type="spellEnd"/>
-      <w:r>
-        <w:rPr>
-          <w:rFonts w:ascii="Times New Roman" w:hAnsi="Times New Roman" w:cs="Times New Roman"/>
-          <w:sz w:val="28"/>
-          <w:szCs w:val="28"/>
-          <w:lang w:val="uk-UA"/>
-        </w:rPr>
-        <w:t xml:space="preserve"> класи </w:t>
-      </w:r>
-      <w:proofErr w:type="spellStart"/>
-      <w:r>
-        <w:rPr>
-          <w:rFonts w:ascii="Times New Roman" w:hAnsi="Times New Roman" w:cs="Times New Roman"/>
-          <w:sz w:val="28"/>
-          <w:szCs w:val="28"/>
-          <w:lang w:val="uk-UA"/>
-        </w:rPr>
-        <w:t>Student</w:t>
-      </w:r>
-      <w:proofErr w:type="spellEnd"/>
-      <w:r>
-        <w:rPr>
-          <w:rFonts w:ascii="Times New Roman" w:hAnsi="Times New Roman" w:cs="Times New Roman"/>
-          <w:sz w:val="28"/>
-          <w:szCs w:val="28"/>
-          <w:lang w:val="uk-UA"/>
-        </w:rPr>
-        <w:t xml:space="preserve"> і</w:t>
-      </w:r>
-      <w:r>
-        <w:rPr>
-          <w:rFonts w:ascii="Times New Roman" w:hAnsi="Times New Roman" w:cs="Times New Roman"/>
-          <w:sz w:val="28"/>
-          <w:szCs w:val="28"/>
-          <w:lang w:val="uk-UA"/>
-        </w:rPr>
-        <w:t xml:space="preserve"> </w:t>
-      </w:r>
-      <w:proofErr w:type="spellStart"/>
-      <w:r>
-        <w:rPr>
-          <w:rFonts w:ascii="Times New Roman" w:hAnsi="Times New Roman" w:cs="Times New Roman"/>
-          <w:sz w:val="28"/>
-          <w:szCs w:val="28"/>
-          <w:lang w:val="uk-UA"/>
-        </w:rPr>
-        <w:t>Teacher.</w:t>
-      </w:r>
-      <w:proofErr w:type="spellEnd"/>
-    </w:p>
-    <w:p>
-      <w:pPr>
-        <w:pStyle w:val="ListParagraph"/>
+        <w:t>Клас Person є базовим і містить загальні характеристики, від нього наслідуються класи Student і Teacher.</w:t>
+      </w:r>
+    </w:p>
+    <w:p>
+      <w:pPr>
+        <w:pStyle w:val="a9"/>
         <w:numPr>
           <w:ilvl w:val="0"/>
           <w:numId w:val="2"/>
@@ -2189,92 +3608,12 @@
           <w:szCs w:val="28"/>
           <w:lang w:val="uk-UA"/>
         </w:rPr>
-        <w:t xml:space="preserve">Класи </w:t>
-      </w:r>
-      <w:proofErr w:type="spellStart"/>
-      <w:r>
-        <w:rPr>
-          <w:rFonts w:ascii="Times New Roman" w:hAnsi="Times New Roman" w:cs="Times New Roman"/>
-          <w:sz w:val="28"/>
-          <w:szCs w:val="28"/>
-          <w:lang w:val="uk-UA"/>
-        </w:rPr>
-        <w:t>Faculty</w:t>
-      </w:r>
-      <w:proofErr w:type="spellEnd"/>
-      <w:r>
-        <w:rPr>
-          <w:rFonts w:ascii="Times New Roman" w:hAnsi="Times New Roman" w:cs="Times New Roman"/>
-          <w:sz w:val="28"/>
-          <w:szCs w:val="28"/>
-          <w:lang w:val="uk-UA"/>
-        </w:rPr>
-        <w:t xml:space="preserve"> та </w:t>
-      </w:r>
-      <w:proofErr w:type="spellStart"/>
-      <w:r>
-        <w:rPr>
-          <w:rFonts w:ascii="Times New Roman" w:hAnsi="Times New Roman" w:cs="Times New Roman"/>
-          <w:sz w:val="28"/>
-          <w:szCs w:val="28"/>
-          <w:lang w:val="uk-UA"/>
-        </w:rPr>
-        <w:t>Department</w:t>
-      </w:r>
-      <w:proofErr w:type="spellEnd"/>
-      <w:r>
-        <w:rPr>
-          <w:rFonts w:ascii="Times New Roman" w:hAnsi="Times New Roman" w:cs="Times New Roman"/>
-          <w:sz w:val="28"/>
-          <w:szCs w:val="28"/>
-          <w:lang w:val="uk-UA"/>
-        </w:rPr>
-        <w:t xml:space="preserve"> відображають структуру університету, а класи </w:t>
-      </w:r>
-      <w:proofErr w:type="spellStart"/>
-      <w:r>
-        <w:rPr>
-          <w:rFonts w:ascii="Times New Roman" w:hAnsi="Times New Roman" w:cs="Times New Roman"/>
-          <w:sz w:val="28"/>
-          <w:szCs w:val="28"/>
-          <w:lang w:val="uk-UA"/>
-        </w:rPr>
-        <w:t>Student</w:t>
-      </w:r>
-      <w:proofErr w:type="spellEnd"/>
-      <w:r>
-        <w:rPr>
-          <w:rFonts w:ascii="Times New Roman" w:hAnsi="Times New Roman" w:cs="Times New Roman"/>
-          <w:sz w:val="28"/>
-          <w:szCs w:val="28"/>
-          <w:lang w:val="uk-UA"/>
-        </w:rPr>
-        <w:t xml:space="preserve"> і </w:t>
-      </w:r>
-      <w:proofErr w:type="spellStart"/>
-      <w:r>
-        <w:rPr>
-          <w:rFonts w:ascii="Times New Roman" w:hAnsi="Times New Roman" w:cs="Times New Roman"/>
-          <w:sz w:val="28"/>
-          <w:szCs w:val="28"/>
-          <w:lang w:val="uk-UA"/>
-        </w:rPr>
-        <w:t>Teacher</w:t>
-      </w:r>
-      <w:proofErr w:type="spellEnd"/>
-      <w:r>
-        <w:rPr>
-          <w:rFonts w:ascii="Times New Roman" w:hAnsi="Times New Roman" w:cs="Times New Roman"/>
-          <w:sz w:val="28"/>
-          <w:szCs w:val="28"/>
-          <w:lang w:val="uk-UA"/>
-        </w:rPr>
-        <w:t xml:space="preserve"> пов’язані з ними через відповідні поля.</w:t>
-      </w:r>
-    </w:p>
-    <w:p>
-      <w:pPr>
-        <w:pStyle w:val="ListParagraph"/>
+        <w:t>Класи Faculty та Department відображають структуру університету, а класи Student і Teacher пов’язані з ними через відповідні поля.</w:t>
+      </w:r>
+    </w:p>
+    <w:p>
+      <w:pPr>
+        <w:pStyle w:val="a9"/>
         <w:numPr>
           <w:ilvl w:val="0"/>
           <w:numId w:val="2"/>
@@ -2312,27 +3651,7 @@
           <w:szCs w:val="28"/>
           <w:lang w:val="uk-UA"/>
         </w:rPr>
-        <w:t>Також у діаграмі використано перелічувані типи (</w:t>
-      </w:r>
-      <w:proofErr w:type="spellStart"/>
-      <w:r>
-        <w:rPr>
-          <w:rFonts w:ascii="Times New Roman" w:hAnsi="Times New Roman" w:cs="Times New Roman"/>
-          <w:sz w:val="28"/>
-          <w:szCs w:val="28"/>
-          <w:lang w:val="uk-UA"/>
-        </w:rPr>
-        <w:t>enum</w:t>
-      </w:r>
-      <w:proofErr w:type="spellEnd"/>
-      <w:r>
-        <w:rPr>
-          <w:rFonts w:ascii="Times New Roman" w:hAnsi="Times New Roman" w:cs="Times New Roman"/>
-          <w:sz w:val="28"/>
-          <w:szCs w:val="28"/>
-          <w:lang w:val="uk-UA"/>
-        </w:rPr>
-        <w:t>), які описують додаткові характеристики об’єктів.</w:t>
+        <w:t>Також у діаграмі використано перелічувані типи (enum), які описують додаткові характеристики об’єктів.</w:t>
       </w:r>
     </w:p>
     <w:p>
@@ -2501,7 +3820,6 @@
           <w:lang w:val="uk-UA"/>
         </w:rPr>
       </w:pPr>
-      <w:proofErr w:type="spellStart"/>
       <w:r>
         <w:rPr>
           <w:rFonts w:ascii="Times New Roman" w:hAnsi="Times New Roman" w:cs="Times New Roman"/>
@@ -2509,297 +3827,7 @@
           <w:szCs w:val="28"/>
           <w:lang w:val="en-US"/>
         </w:rPr>
-        <w:t>На</w:t>
-      </w:r>
-      <w:proofErr w:type="spellEnd"/>
-      <w:r>
-        <w:rPr>
-          <w:rFonts w:ascii="Times New Roman" w:hAnsi="Times New Roman" w:cs="Times New Roman"/>
-          <w:sz w:val="28"/>
-          <w:szCs w:val="28"/>
-          <w:lang w:val="en-US"/>
-        </w:rPr>
-        <w:t xml:space="preserve"> </w:t>
-      </w:r>
-      <w:proofErr w:type="spellStart"/>
-      <w:r>
-        <w:rPr>
-          <w:rFonts w:ascii="Times New Roman" w:hAnsi="Times New Roman" w:cs="Times New Roman"/>
-          <w:sz w:val="28"/>
-          <w:szCs w:val="28"/>
-          <w:lang w:val="en-US"/>
-        </w:rPr>
-        <w:t>рисунку</w:t>
-      </w:r>
-      <w:proofErr w:type="spellEnd"/>
-      <w:r>
-        <w:rPr>
-          <w:rFonts w:ascii="Times New Roman" w:hAnsi="Times New Roman" w:cs="Times New Roman"/>
-          <w:sz w:val="28"/>
-          <w:szCs w:val="28"/>
-          <w:lang w:val="en-US"/>
-        </w:rPr>
-        <w:t xml:space="preserve"> 2 </w:t>
-      </w:r>
-      <w:proofErr w:type="spellStart"/>
-      <w:r>
-        <w:rPr>
-          <w:rFonts w:ascii="Times New Roman" w:hAnsi="Times New Roman" w:cs="Times New Roman"/>
-          <w:sz w:val="28"/>
-          <w:szCs w:val="28"/>
-          <w:lang w:val="en-US"/>
-        </w:rPr>
-        <w:t>зображено</w:t>
-      </w:r>
-      <w:proofErr w:type="spellEnd"/>
-      <w:r>
-        <w:rPr>
-          <w:rFonts w:ascii="Times New Roman" w:hAnsi="Times New Roman" w:cs="Times New Roman"/>
-          <w:sz w:val="28"/>
-          <w:szCs w:val="28"/>
-          <w:lang w:val="en-US"/>
-        </w:rPr>
-        <w:t xml:space="preserve"> UML-</w:t>
-      </w:r>
-      <w:proofErr w:type="spellStart"/>
-      <w:r>
-        <w:rPr>
-          <w:rFonts w:ascii="Times New Roman" w:hAnsi="Times New Roman" w:cs="Times New Roman"/>
-          <w:sz w:val="28"/>
-          <w:szCs w:val="28"/>
-          <w:lang w:val="en-US"/>
-        </w:rPr>
-        <w:t>діаграму</w:t>
-      </w:r>
-      <w:proofErr w:type="spellEnd"/>
-      <w:r>
-        <w:rPr>
-          <w:rFonts w:ascii="Times New Roman" w:hAnsi="Times New Roman" w:cs="Times New Roman"/>
-          <w:sz w:val="28"/>
-          <w:szCs w:val="28"/>
-          <w:lang w:val="en-US"/>
-        </w:rPr>
-        <w:t xml:space="preserve"> </w:t>
-      </w:r>
-      <w:proofErr w:type="spellStart"/>
-      <w:r>
-        <w:rPr>
-          <w:rFonts w:ascii="Times New Roman" w:hAnsi="Times New Roman" w:cs="Times New Roman"/>
-          <w:sz w:val="28"/>
-          <w:szCs w:val="28"/>
-          <w:lang w:val="en-US"/>
-        </w:rPr>
-        <w:t>пакетів</w:t>
-      </w:r>
-      <w:proofErr w:type="spellEnd"/>
-      <w:r>
-        <w:rPr>
-          <w:rFonts w:ascii="Times New Roman" w:hAnsi="Times New Roman" w:cs="Times New Roman"/>
-          <w:sz w:val="28"/>
-          <w:szCs w:val="28"/>
-          <w:lang w:val="en-US"/>
-        </w:rPr>
-        <w:t xml:space="preserve">, </w:t>
-      </w:r>
-      <w:proofErr w:type="spellStart"/>
-      <w:r>
-        <w:rPr>
-          <w:rFonts w:ascii="Times New Roman" w:hAnsi="Times New Roman" w:cs="Times New Roman"/>
-          <w:sz w:val="28"/>
-          <w:szCs w:val="28"/>
-          <w:lang w:val="en-US"/>
-        </w:rPr>
-        <w:t>яка</w:t>
-      </w:r>
-      <w:proofErr w:type="spellEnd"/>
-      <w:r>
-        <w:rPr>
-          <w:rFonts w:ascii="Times New Roman" w:hAnsi="Times New Roman" w:cs="Times New Roman"/>
-          <w:sz w:val="28"/>
-          <w:szCs w:val="28"/>
-          <w:lang w:val="en-US"/>
-        </w:rPr>
-        <w:t xml:space="preserve"> </w:t>
-      </w:r>
-      <w:proofErr w:type="spellStart"/>
-      <w:r>
-        <w:rPr>
-          <w:rFonts w:ascii="Times New Roman" w:hAnsi="Times New Roman" w:cs="Times New Roman"/>
-          <w:sz w:val="28"/>
-          <w:szCs w:val="28"/>
-          <w:lang w:val="en-US"/>
-        </w:rPr>
-        <w:t>відображає</w:t>
-      </w:r>
-      <w:proofErr w:type="spellEnd"/>
-      <w:r>
-        <w:rPr>
-          <w:rFonts w:ascii="Times New Roman" w:hAnsi="Times New Roman" w:cs="Times New Roman"/>
-          <w:sz w:val="28"/>
-          <w:szCs w:val="28"/>
-          <w:lang w:val="en-US"/>
-        </w:rPr>
-        <w:t xml:space="preserve"> </w:t>
-      </w:r>
-      <w:proofErr w:type="spellStart"/>
-      <w:r>
-        <w:rPr>
-          <w:rFonts w:ascii="Times New Roman" w:hAnsi="Times New Roman" w:cs="Times New Roman"/>
-          <w:sz w:val="28"/>
-          <w:szCs w:val="28"/>
-          <w:lang w:val="en-US"/>
-        </w:rPr>
-        <w:t>архітектуру</w:t>
-      </w:r>
-      <w:proofErr w:type="spellEnd"/>
-      <w:r>
-        <w:rPr>
-          <w:rFonts w:ascii="Times New Roman" w:hAnsi="Times New Roman" w:cs="Times New Roman"/>
-          <w:sz w:val="28"/>
-          <w:szCs w:val="28"/>
-          <w:lang w:val="en-US"/>
-        </w:rPr>
-        <w:t xml:space="preserve"> </w:t>
-      </w:r>
-      <w:proofErr w:type="spellStart"/>
-      <w:r>
-        <w:rPr>
-          <w:rFonts w:ascii="Times New Roman" w:hAnsi="Times New Roman" w:cs="Times New Roman"/>
-          <w:sz w:val="28"/>
-          <w:szCs w:val="28"/>
-          <w:lang w:val="en-US"/>
-        </w:rPr>
-        <w:t>системи</w:t>
-      </w:r>
-      <w:proofErr w:type="spellEnd"/>
-      <w:r>
-        <w:rPr>
-          <w:rFonts w:ascii="Times New Roman" w:hAnsi="Times New Roman" w:cs="Times New Roman"/>
-          <w:sz w:val="28"/>
-          <w:szCs w:val="28"/>
-          <w:lang w:val="en-US"/>
-        </w:rPr>
-        <w:t xml:space="preserve"> </w:t>
-      </w:r>
-      <w:proofErr w:type="spellStart"/>
-      <w:r>
-        <w:rPr>
-          <w:rFonts w:ascii="Times New Roman" w:hAnsi="Times New Roman" w:cs="Times New Roman"/>
-          <w:sz w:val="28"/>
-          <w:szCs w:val="28"/>
-          <w:lang w:val="en-US"/>
-        </w:rPr>
-        <w:t>та</w:t>
-      </w:r>
-      <w:proofErr w:type="spellEnd"/>
-      <w:r>
-        <w:rPr>
-          <w:rFonts w:ascii="Times New Roman" w:hAnsi="Times New Roman" w:cs="Times New Roman"/>
-          <w:sz w:val="28"/>
-          <w:szCs w:val="28"/>
-          <w:lang w:val="en-US"/>
-        </w:rPr>
-        <w:t xml:space="preserve"> </w:t>
-      </w:r>
-      <w:proofErr w:type="spellStart"/>
-      <w:r>
-        <w:rPr>
-          <w:rFonts w:ascii="Times New Roman" w:hAnsi="Times New Roman" w:cs="Times New Roman"/>
-          <w:sz w:val="28"/>
-          <w:szCs w:val="28"/>
-          <w:lang w:val="en-US"/>
-        </w:rPr>
-        <w:t>взаємозв’язки</w:t>
-      </w:r>
-      <w:proofErr w:type="spellEnd"/>
-      <w:r>
-        <w:rPr>
-          <w:rFonts w:ascii="Times New Roman" w:hAnsi="Times New Roman" w:cs="Times New Roman"/>
-          <w:sz w:val="28"/>
-          <w:szCs w:val="28"/>
-          <w:lang w:val="en-US"/>
-        </w:rPr>
-        <w:t xml:space="preserve"> </w:t>
-      </w:r>
-      <w:proofErr w:type="spellStart"/>
-      <w:r>
-        <w:rPr>
-          <w:rFonts w:ascii="Times New Roman" w:hAnsi="Times New Roman" w:cs="Times New Roman"/>
-          <w:sz w:val="28"/>
-          <w:szCs w:val="28"/>
-          <w:lang w:val="en-US"/>
-        </w:rPr>
-        <w:t>між</w:t>
-      </w:r>
-      <w:proofErr w:type="spellEnd"/>
-      <w:r>
-        <w:rPr>
-          <w:rFonts w:ascii="Times New Roman" w:hAnsi="Times New Roman" w:cs="Times New Roman"/>
-          <w:sz w:val="28"/>
-          <w:szCs w:val="28"/>
-          <w:lang w:val="en-US"/>
-        </w:rPr>
-        <w:t xml:space="preserve"> </w:t>
-      </w:r>
-      <w:proofErr w:type="spellStart"/>
-      <w:r>
-        <w:rPr>
-          <w:rFonts w:ascii="Times New Roman" w:hAnsi="Times New Roman" w:cs="Times New Roman"/>
-          <w:sz w:val="28"/>
-          <w:szCs w:val="28"/>
-          <w:lang w:val="en-US"/>
-        </w:rPr>
-        <w:t>її</w:t>
-      </w:r>
-      <w:proofErr w:type="spellEnd"/>
-      <w:r>
-        <w:rPr>
-          <w:rFonts w:ascii="Times New Roman" w:hAnsi="Times New Roman" w:cs="Times New Roman"/>
-          <w:sz w:val="28"/>
-          <w:szCs w:val="28"/>
-          <w:lang w:val="en-US"/>
-        </w:rPr>
-        <w:t xml:space="preserve"> </w:t>
-      </w:r>
-      <w:proofErr w:type="spellStart"/>
-      <w:r>
-        <w:rPr>
-          <w:rFonts w:ascii="Times New Roman" w:hAnsi="Times New Roman" w:cs="Times New Roman"/>
-          <w:sz w:val="28"/>
-          <w:szCs w:val="28"/>
-          <w:lang w:val="en-US"/>
-        </w:rPr>
-        <w:t>основними</w:t>
-      </w:r>
-      <w:proofErr w:type="spellEnd"/>
-      <w:r>
-        <w:rPr>
-          <w:rFonts w:ascii="Times New Roman" w:hAnsi="Times New Roman" w:cs="Times New Roman"/>
-          <w:sz w:val="28"/>
-          <w:szCs w:val="28"/>
-          <w:lang w:val="en-US"/>
-        </w:rPr>
-        <w:t xml:space="preserve"> </w:t>
-      </w:r>
-      <w:proofErr w:type="spellStart"/>
-      <w:r>
-        <w:rPr>
-          <w:rFonts w:ascii="Times New Roman" w:hAnsi="Times New Roman" w:cs="Times New Roman"/>
-          <w:sz w:val="28"/>
-          <w:szCs w:val="28"/>
-          <w:lang w:val="en-US"/>
-        </w:rPr>
-        <w:t>компонентами</w:t>
-      </w:r>
-      <w:proofErr w:type="spellEnd"/>
-      <w:r>
-        <w:rPr>
-          <w:rFonts w:ascii="Times New Roman" w:hAnsi="Times New Roman" w:cs="Times New Roman"/>
-          <w:sz w:val="28"/>
-          <w:szCs w:val="28"/>
-          <w:lang w:val="en-US"/>
-        </w:rPr>
-        <w:t>.</w:t>
+        <w:t>На рисунку 2 зображено UML-діаграму пакетів, яка відображає архітектуру системи та взаємозв’язки між її основними компонентами.</w:t>
       </w:r>
     </w:p>
     <w:p>
@@ -2892,6 +3920,7 @@
       <w:r>
         <w:rPr>
           <w:rFonts w:ascii="Times New Roman" w:hAnsi="Times New Roman" w:cs="Times New Roman"/>
+          <w:noProof/>
           <w:sz w:val="28"/>
           <w:szCs w:val="28"/>
           <w:u w:val="single"/>
@@ -3012,7 +4041,6 @@
           <w:lang w:val="uk-UA"/>
         </w:rPr>
       </w:pPr>
-      <w:proofErr w:type="spellStart"/>
       <w:r>
         <w:rPr>
           <w:rFonts w:ascii="Times New Roman" w:hAnsi="Times New Roman" w:cs="Times New Roman"/>
@@ -3020,49 +4048,8 @@
           <w:szCs w:val="26"/>
           <w:lang w:val="en-US"/>
         </w:rPr>
-        <w:t>Рисунок</w:t>
-      </w:r>
-      <w:proofErr w:type="spellEnd"/>
-      <w:r>
-        <w:rPr>
-          <w:rFonts w:ascii="Times New Roman" w:hAnsi="Times New Roman" w:cs="Times New Roman"/>
-          <w:sz w:val="26"/>
-          <w:szCs w:val="26"/>
-          <w:lang w:val="en-US"/>
-        </w:rPr>
-        <w:t xml:space="preserve"> 2 – UML-</w:t>
-      </w:r>
-      <w:proofErr w:type="spellStart"/>
-      <w:r>
-        <w:rPr>
-          <w:rFonts w:ascii="Times New Roman" w:hAnsi="Times New Roman" w:cs="Times New Roman"/>
-          <w:sz w:val="26"/>
-          <w:szCs w:val="26"/>
-          <w:lang w:val="en-US"/>
-        </w:rPr>
-        <w:t>діаграма</w:t>
-      </w:r>
-      <w:proofErr w:type="spellEnd"/>
-      <w:r>
-        <w:rPr>
-          <w:rFonts w:ascii="Times New Roman" w:hAnsi="Times New Roman" w:cs="Times New Roman"/>
-          <w:sz w:val="26"/>
-          <w:szCs w:val="26"/>
-          <w:lang w:val="en-US"/>
-        </w:rPr>
-        <w:t xml:space="preserve"> </w:t>
-      </w:r>
-      <w:proofErr w:type="spellStart"/>
-      <w:r>
-        <w:rPr>
-          <w:rFonts w:ascii="Times New Roman" w:hAnsi="Times New Roman" w:cs="Times New Roman"/>
-          <w:sz w:val="26"/>
-          <w:szCs w:val="26"/>
-          <w:lang w:val="en-US"/>
-        </w:rPr>
-        <w:t>пакетів</w:t>
-      </w:r>
-      <w:proofErr w:type="spellEnd"/>
+        <w:t>Рисунок 2 – UML-діаграма пакетів</w:t>
+      </w:r>
     </w:p>
     <w:p>
       <w:pPr>
@@ -3096,7 +4083,7 @@
     </w:p>
     <w:p>
       <w:pPr>
-        <w:pStyle w:val="ListParagraph"/>
+        <w:pStyle w:val="a9"/>
         <w:numPr>
           <w:ilvl w:val="0"/>
           <w:numId w:val="3"/>
@@ -3134,32 +4121,12 @@
           <w:szCs w:val="28"/>
           <w:lang w:val="uk-UA"/>
         </w:rPr>
-        <w:t xml:space="preserve">Пакет </w:t>
-      </w:r>
-      <w:proofErr w:type="spellStart"/>
-      <w:r>
-        <w:rPr>
-          <w:rFonts w:ascii="Times New Roman" w:hAnsi="Times New Roman" w:cs="Times New Roman"/>
-          <w:sz w:val="28"/>
-          <w:szCs w:val="28"/>
-          <w:lang w:val="uk-UA"/>
-        </w:rPr>
-        <w:t>ui</w:t>
-      </w:r>
-      <w:proofErr w:type="spellEnd"/>
-      <w:r>
-        <w:rPr>
-          <w:rFonts w:ascii="Times New Roman" w:hAnsi="Times New Roman" w:cs="Times New Roman"/>
-          <w:sz w:val="28"/>
-          <w:szCs w:val="28"/>
-          <w:lang w:val="uk-UA"/>
-        </w:rPr>
-        <w:t xml:space="preserve"> відповідає за взаємодію з користувачем та реалізацію консольного інтерфейсу.</w:t>
-      </w:r>
-    </w:p>
-    <w:p>
-      <w:pPr>
-        <w:pStyle w:val="ListParagraph"/>
+        <w:t>Пакет ui відповідає за взаємодію з користувачем та реалізацію консольного інтерфейсу.</w:t>
+      </w:r>
+    </w:p>
+    <w:p>
+      <w:pPr>
+        <w:pStyle w:val="a9"/>
         <w:numPr>
           <w:ilvl w:val="0"/>
           <w:numId w:val="3"/>
@@ -3197,32 +4164,12 @@
           <w:szCs w:val="28"/>
           <w:lang w:val="uk-UA"/>
         </w:rPr>
-        <w:t xml:space="preserve">Пакет </w:t>
-      </w:r>
-      <w:proofErr w:type="spellStart"/>
-      <w:r>
-        <w:rPr>
-          <w:rFonts w:ascii="Times New Roman" w:hAnsi="Times New Roman" w:cs="Times New Roman"/>
-          <w:sz w:val="28"/>
-          <w:szCs w:val="28"/>
-          <w:lang w:val="uk-UA"/>
-        </w:rPr>
-        <w:t>services</w:t>
-      </w:r>
-      <w:proofErr w:type="spellEnd"/>
-      <w:r>
-        <w:rPr>
-          <w:rFonts w:ascii="Times New Roman" w:hAnsi="Times New Roman" w:cs="Times New Roman"/>
-          <w:sz w:val="28"/>
-          <w:szCs w:val="28"/>
-          <w:lang w:val="uk-UA"/>
-        </w:rPr>
-        <w:t xml:space="preserve"> містить бізнес-логіку системи та координує роботу інших компонентів.</w:t>
-      </w:r>
-    </w:p>
-    <w:p>
-      <w:pPr>
-        <w:pStyle w:val="ListParagraph"/>
+        <w:t>Пакет services містить бізнес-логіку системи та координує роботу інших компонентів.</w:t>
+      </w:r>
+    </w:p>
+    <w:p>
+      <w:pPr>
+        <w:pStyle w:val="a9"/>
         <w:numPr>
           <w:ilvl w:val="0"/>
           <w:numId w:val="3"/>
@@ -3260,32 +4207,12 @@
           <w:szCs w:val="28"/>
           <w:lang w:val="uk-UA"/>
         </w:rPr>
-        <w:t xml:space="preserve">Пакет </w:t>
-      </w:r>
-      <w:proofErr w:type="spellStart"/>
-      <w:r>
-        <w:rPr>
-          <w:rFonts w:ascii="Times New Roman" w:hAnsi="Times New Roman" w:cs="Times New Roman"/>
-          <w:sz w:val="28"/>
-          <w:szCs w:val="28"/>
-          <w:lang w:val="uk-UA"/>
-        </w:rPr>
-        <w:t>repositories</w:t>
-      </w:r>
-      <w:proofErr w:type="spellEnd"/>
-      <w:r>
-        <w:rPr>
-          <w:rFonts w:ascii="Times New Roman" w:hAnsi="Times New Roman" w:cs="Times New Roman"/>
-          <w:sz w:val="28"/>
-          <w:szCs w:val="28"/>
-          <w:lang w:val="uk-UA"/>
-        </w:rPr>
-        <w:t xml:space="preserve"> забезпечує збереження та доступ до даних.</w:t>
-      </w:r>
-    </w:p>
-    <w:p>
-      <w:pPr>
-        <w:pStyle w:val="ListParagraph"/>
+        <w:t>Пакет repositories забезпечує збереження та доступ до даних.</w:t>
+      </w:r>
+    </w:p>
+    <w:p>
+      <w:pPr>
+        <w:pStyle w:val="a9"/>
         <w:numPr>
           <w:ilvl w:val="0"/>
           <w:numId w:val="3"/>
@@ -3324,32 +4251,12 @@
           <w:lang w:val="uk-UA"/>
         </w:rPr>
         <w:lastRenderedPageBreak/>
-        <w:t xml:space="preserve">Пакет </w:t>
-      </w:r>
-      <w:proofErr w:type="spellStart"/>
-      <w:r>
-        <w:rPr>
-          <w:rFonts w:ascii="Times New Roman" w:hAnsi="Times New Roman" w:cs="Times New Roman"/>
-          <w:sz w:val="28"/>
-          <w:szCs w:val="28"/>
-          <w:lang w:val="uk-UA"/>
-        </w:rPr>
-        <w:t>domain</w:t>
-      </w:r>
-      <w:proofErr w:type="spellEnd"/>
-      <w:r>
-        <w:rPr>
-          <w:rFonts w:ascii="Times New Roman" w:hAnsi="Times New Roman" w:cs="Times New Roman"/>
-          <w:sz w:val="28"/>
-          <w:szCs w:val="28"/>
-          <w:lang w:val="uk-UA"/>
-        </w:rPr>
-        <w:t xml:space="preserve"> містить основні сутності предметної області.</w:t>
-      </w:r>
-    </w:p>
-    <w:p>
-      <w:pPr>
-        <w:pStyle w:val="ListParagraph"/>
+        <w:t>Пакет domain містить основні сутності предметної області.</w:t>
+      </w:r>
+    </w:p>
+    <w:p>
+      <w:pPr>
+        <w:pStyle w:val="a9"/>
         <w:numPr>
           <w:ilvl w:val="0"/>
           <w:numId w:val="3"/>
@@ -3387,52 +4294,12 @@
           <w:szCs w:val="28"/>
           <w:lang w:val="uk-UA"/>
         </w:rPr>
-        <w:t xml:space="preserve">Пакет </w:t>
-      </w:r>
-      <w:proofErr w:type="spellStart"/>
-      <w:r>
-        <w:rPr>
-          <w:rFonts w:ascii="Times New Roman" w:hAnsi="Times New Roman" w:cs="Times New Roman"/>
-          <w:sz w:val="28"/>
-          <w:szCs w:val="28"/>
-          <w:lang w:val="uk-UA"/>
-        </w:rPr>
-        <w:t>validators</w:t>
-      </w:r>
-      <w:proofErr w:type="spellEnd"/>
-      <w:r>
-        <w:rPr>
-          <w:rFonts w:ascii="Times New Roman" w:hAnsi="Times New Roman" w:cs="Times New Roman"/>
-          <w:sz w:val="28"/>
-          <w:szCs w:val="28"/>
-          <w:lang w:val="uk-UA"/>
-        </w:rPr>
-        <w:t xml:space="preserve"> використовується для перевірки коректності введених даних, а пакет </w:t>
-      </w:r>
-      <w:proofErr w:type="spellStart"/>
-      <w:r>
-        <w:rPr>
-          <w:rFonts w:ascii="Times New Roman" w:hAnsi="Times New Roman" w:cs="Times New Roman"/>
-          <w:sz w:val="28"/>
-          <w:szCs w:val="28"/>
-          <w:lang w:val="uk-UA"/>
-        </w:rPr>
-        <w:t>exceptions</w:t>
-      </w:r>
-      <w:proofErr w:type="spellEnd"/>
-      <w:r>
-        <w:rPr>
-          <w:rFonts w:ascii="Times New Roman" w:hAnsi="Times New Roman" w:cs="Times New Roman"/>
-          <w:sz w:val="28"/>
-          <w:szCs w:val="28"/>
-          <w:lang w:val="uk-UA"/>
-        </w:rPr>
-        <w:t xml:space="preserve"> містить класи для обробки помилок.</w:t>
-      </w:r>
-    </w:p>
-    <w:p>
-      <w:pPr>
-        <w:pStyle w:val="ListParagraph"/>
+        <w:t>Пакет validators використовується для перевірки коректності введених даних, а пакет exceptions містить класи для обробки помилок.</w:t>
+      </w:r>
+    </w:p>
+    <w:p>
+      <w:pPr>
+        <w:pStyle w:val="a9"/>
         <w:numPr>
           <w:ilvl w:val="0"/>
           <w:numId w:val="3"/>
@@ -3470,32 +4337,12 @@
           <w:szCs w:val="28"/>
           <w:lang w:val="uk-UA"/>
         </w:rPr>
-        <w:t xml:space="preserve">Пакет </w:t>
-      </w:r>
-      <w:proofErr w:type="spellStart"/>
-      <w:r>
-        <w:rPr>
-          <w:rFonts w:ascii="Times New Roman" w:hAnsi="Times New Roman" w:cs="Times New Roman"/>
-          <w:sz w:val="28"/>
-          <w:szCs w:val="28"/>
-          <w:lang w:val="uk-UA"/>
-        </w:rPr>
-        <w:t>data</w:t>
-      </w:r>
-      <w:proofErr w:type="spellEnd"/>
-      <w:r>
-        <w:rPr>
-          <w:rFonts w:ascii="Times New Roman" w:hAnsi="Times New Roman" w:cs="Times New Roman"/>
-          <w:sz w:val="28"/>
-          <w:szCs w:val="28"/>
-          <w:lang w:val="uk-UA"/>
-        </w:rPr>
-        <w:t xml:space="preserve"> відповідає за збереження та завантаження інформації з файлів.</w:t>
-      </w:r>
-    </w:p>
-    <w:p>
-      <w:pPr>
-        <w:pStyle w:val="ListParagraph"/>
+        <w:t>Пакет data відповідає за збереження та завантаження інформації з файлів.</w:t>
+      </w:r>
+    </w:p>
+    <w:p>
+      <w:pPr>
+        <w:pStyle w:val="a9"/>
         <w:numPr>
           <w:ilvl w:val="0"/>
           <w:numId w:val="3"/>
@@ -3607,7 +4454,7 @@
 <w:ftr xmlns:wpc="http://schemas.microsoft.com/office/word/2010/wordprocessingCanvas" xmlns:cx="http://schemas.microsoft.com/office/drawing/2014/chartex" xmlns:cx1="http://schemas.microsoft.com/office/drawing/2015/9/8/chartex" xmlns:cx2="http://schemas.microsoft.com/office/drawing/2015/10/21/chartex" xmlns:cx3="http://schemas.microsoft.com/office/drawing/2016/5/9/chartex" xmlns:cx4="http://schemas.microsoft.com/office/drawing/2016/5/10/chartex" xmlns:cx5="http://schemas.microsoft.com/office/drawing/2016/5/11/chartex" xmlns:cx6="http://schemas.microsoft.com/office/drawing/2016/5/12/chartex" xmlns:cx7="http://schemas.microsoft.com/office/drawing/2016/5/13/chartex" xmlns:cx8="http://schemas.microsoft.com/office/drawing/2016/5/14/chartex" xmlns:mc="http://schemas.openxmlformats.org/markup-compatibility/2006" xmlns:aink="http://schemas.microsoft.com/office/drawing/2016/ink" xmlns:am3d="http://schemas.microsoft.com/office/drawing/2017/model3d" xmlns:o="urn:schemas-microsoft-com:office:office" xmlns:oel="http://schemas.microsoft.com/office/2019/extlst" xmlns:r="http://schemas.openxmlformats.org/officeDocument/2006/relationships" xmlns:m="http://schemas.openxmlformats.org/officeDocument/2006/math" xmlns:v="urn:schemas-microsoft-com:vml" xmlns:wp14="http://schemas.microsoft.com/office/word/2010/wordprocessingDrawing" xmlns:wp="http://schemas.openxmlformats.org/drawingml/2006/wordprocessingDrawing" xmlns:w10="urn:schemas-microsoft-com:office:word" xmlns:w="http://schemas.openxmlformats.org/wordprocessingml/2006/main" xmlns:w14="http://schemas.microsoft.com/office/word/2010/wordml" xmlns:w15="http://schemas.microsoft.com/office/word/2012/wordml" xmlns:w16cex="http://schemas.microsoft.com/office/word/2018/wordml/cex" xmlns:w16cid="http://schemas.microsoft.com/office/word/2016/wordml/cid" xmlns:w16="http://schemas.microsoft.com/office/word/2018/wordml" xmlns:w16du="http://schemas.microsoft.com/office/word/2023/wordml/word16du" xmlns:w16sdtdh="http://schemas.microsoft.com/office/word/2020/wordml/sdtdatahash" xmlns:w16sdtfl="http://schemas.microsoft.com/office/word/2024/wordml/sdtformatlock" xmlns:w16se="http://schemas.microsoft.com/office/word/2015/wordml/symex" xmlns:wpg="http://schemas.microsoft.com/office/word/2010/wordprocessingGroup" xmlns:wpi="http://schemas.microsoft.com/office/word/2010/wordprocessingInk" xmlns:wne="http://schemas.microsoft.com/office/word/2006/wordml" xmlns:wps="http://schemas.microsoft.com/office/word/2010/wordprocessingShape" mc:Ignorable="w14 w15 w16se w16cid w16 w16cex w16sdtdh w16sdtfl w16du wp14">
   <w:p>
     <w:pPr>
-      <w:pStyle w:val="Footer"/>
+      <w:pStyle w:val="af0"/>
       <w:jc w:val="center"/>
       <w:rPr>
         <w:rFonts w:ascii="Arial" w:hAnsi="Arial" w:cs="Arial"/>
@@ -3622,7 +4469,7 @@
 <w:ftr xmlns:wpc="http://schemas.microsoft.com/office/word/2010/wordprocessingCanvas" xmlns:cx="http://schemas.microsoft.com/office/drawing/2014/chartex" xmlns:cx1="http://schemas.microsoft.com/office/drawing/2015/9/8/chartex" xmlns:cx2="http://schemas.microsoft.com/office/drawing/2015/10/21/chartex" xmlns:cx3="http://schemas.microsoft.com/office/drawing/2016/5/9/chartex" xmlns:cx4="http://schemas.microsoft.com/office/drawing/2016/5/10/chartex" xmlns:cx5="http://schemas.microsoft.com/office/drawing/2016/5/11/chartex" xmlns:cx6="http://schemas.microsoft.com/office/drawing/2016/5/12/chartex" xmlns:cx7="http://schemas.microsoft.com/office/drawing/2016/5/13/chartex" xmlns:cx8="http://schemas.microsoft.com/office/drawing/2016/5/14/chartex" xmlns:mc="http://schemas.openxmlformats.org/markup-compatibility/2006" xmlns:aink="http://schemas.microsoft.com/office/drawing/2016/ink" xmlns:am3d="http://schemas.microsoft.com/office/drawing/2017/model3d" xmlns:o="urn:schemas-microsoft-com:office:office" xmlns:oel="http://schemas.microsoft.com/office/2019/extlst" xmlns:r="http://schemas.openxmlformats.org/officeDocument/2006/relationships" xmlns:m="http://schemas.openxmlformats.org/officeDocument/2006/math" xmlns:v="urn:schemas-microsoft-com:vml" xmlns:wp14="http://schemas.microsoft.com/office/word/2010/wordprocessingDrawing" xmlns:wp="http://schemas.openxmlformats.org/drawingml/2006/wordprocessingDrawing" xmlns:w10="urn:schemas-microsoft-com:office:word" xmlns:w="http://schemas.openxmlformats.org/wordprocessingml/2006/main" xmlns:w14="http://schemas.microsoft.com/office/word/2010/wordml" xmlns:w15="http://schemas.microsoft.com/office/word/2012/wordml" xmlns:w16cex="http://schemas.microsoft.com/office/word/2018/wordml/cex" xmlns:w16cid="http://schemas.microsoft.com/office/word/2016/wordml/cid" xmlns:w16="http://schemas.microsoft.com/office/word/2018/wordml" xmlns:w16du="http://schemas.microsoft.com/office/word/2023/wordml/word16du" xmlns:w16sdtdh="http://schemas.microsoft.com/office/word/2020/wordml/sdtdatahash" xmlns:w16sdtfl="http://schemas.microsoft.com/office/word/2024/wordml/sdtformatlock" xmlns:w16se="http://schemas.microsoft.com/office/word/2015/wordml/symex" xmlns:wpg="http://schemas.microsoft.com/office/word/2010/wordprocessingGroup" xmlns:wpi="http://schemas.microsoft.com/office/word/2010/wordprocessingInk" xmlns:wne="http://schemas.microsoft.com/office/word/2006/wordml" xmlns:wps="http://schemas.microsoft.com/office/word/2010/wordprocessingShape" mc:Ignorable="w14 w15 w16se w16cid w16 w16cex w16sdtdh w16sdtfl w16du wp14">
   <w:p>
     <w:pPr>
-      <w:pStyle w:val="Footer"/>
+      <w:pStyle w:val="af0"/>
       <w:jc w:val="center"/>
       <w:rPr>
         <w:rFonts w:ascii="Times New Roman" w:hAnsi="Times New Roman" w:cs="Times New Roman"/>
@@ -3781,6 +4628,393 @@
     </w:lvl>
   </w:abstractNum>
   <w:abstractNum w:abstractNumId="1" w15:restartNumberingAfterBreak="0">
+    <w:nsid w:val="15D24D19"/>
+    <w:multiLevelType w:val="hybridMultilevel"/>
+    <w:tmpl w:val="64CC3CE4"/>
+    <w:lvl w:ilvl="0" w:tplc="DFCE7726">
+      <w:start w:val="1"/>
+      <w:numFmt w:val="decimal"/>
+      <w:lvlText w:val="%1."/>
+      <w:lvlJc w:val="left"/>
+      <w:pPr>
+        <w:ind w:left="1080" w:hanging="360"/>
+      </w:pPr>
+      <w:rPr>
+        <w:rFonts w:hint="default"/>
+      </w:rPr>
+    </w:lvl>
+    <w:lvl w:ilvl="1" w:tplc="04220019" w:tentative="1">
+      <w:start w:val="1"/>
+      <w:numFmt w:val="lowerLetter"/>
+      <w:lvlText w:val="%2."/>
+      <w:lvlJc w:val="left"/>
+      <w:pPr>
+        <w:ind w:left="1800" w:hanging="360"/>
+      </w:pPr>
+    </w:lvl>
+    <w:lvl w:ilvl="2" w:tplc="0422001B" w:tentative="1">
+      <w:start w:val="1"/>
+      <w:numFmt w:val="lowerRoman"/>
+      <w:lvlText w:val="%3."/>
+      <w:lvlJc w:val="right"/>
+      <w:pPr>
+        <w:ind w:left="2520" w:hanging="180"/>
+      </w:pPr>
+    </w:lvl>
+    <w:lvl w:ilvl="3" w:tplc="0422000F" w:tentative="1">
+      <w:start w:val="1"/>
+      <w:numFmt w:val="decimal"/>
+      <w:lvlText w:val="%4."/>
+      <w:lvlJc w:val="left"/>
+      <w:pPr>
+        <w:ind w:left="3240" w:hanging="360"/>
+      </w:pPr>
+    </w:lvl>
+    <w:lvl w:ilvl="4" w:tplc="04220019" w:tentative="1">
+      <w:start w:val="1"/>
+      <w:numFmt w:val="lowerLetter"/>
+      <w:lvlText w:val="%5."/>
+      <w:lvlJc w:val="left"/>
+      <w:pPr>
+        <w:ind w:left="3960" w:hanging="360"/>
+      </w:pPr>
+    </w:lvl>
+    <w:lvl w:ilvl="5" w:tplc="0422001B" w:tentative="1">
+      <w:start w:val="1"/>
+      <w:numFmt w:val="lowerRoman"/>
+      <w:lvlText w:val="%6."/>
+      <w:lvlJc w:val="right"/>
+      <w:pPr>
+        <w:ind w:left="4680" w:hanging="180"/>
+      </w:pPr>
+    </w:lvl>
+    <w:lvl w:ilvl="6" w:tplc="0422000F" w:tentative="1">
+      <w:start w:val="1"/>
+      <w:numFmt w:val="decimal"/>
+      <w:lvlText w:val="%7."/>
+      <w:lvlJc w:val="left"/>
+      <w:pPr>
+        <w:ind w:left="5400" w:hanging="360"/>
+      </w:pPr>
+    </w:lvl>
+    <w:lvl w:ilvl="7" w:tplc="04220019" w:tentative="1">
+      <w:start w:val="1"/>
+      <w:numFmt w:val="lowerLetter"/>
+      <w:lvlText w:val="%8."/>
+      <w:lvlJc w:val="left"/>
+      <w:pPr>
+        <w:ind w:left="6120" w:hanging="360"/>
+      </w:pPr>
+    </w:lvl>
+    <w:lvl w:ilvl="8" w:tplc="0422001B" w:tentative="1">
+      <w:start w:val="1"/>
+      <w:numFmt w:val="lowerRoman"/>
+      <w:lvlText w:val="%9."/>
+      <w:lvlJc w:val="right"/>
+      <w:pPr>
+        <w:ind w:left="6840" w:hanging="180"/>
+      </w:pPr>
+    </w:lvl>
+  </w:abstractNum>
+  <w:abstractNum w:abstractNumId="2" w15:restartNumberingAfterBreak="0">
+    <w:nsid w:val="17610F0B"/>
+    <w:multiLevelType w:val="multilevel"/>
+    <w:tmpl w:val="7D9674E6"/>
+    <w:lvl w:ilvl="0">
+      <w:start w:val="1"/>
+      <w:numFmt w:val="bullet"/>
+      <w:lvlText w:val=""/>
+      <w:lvlJc w:val="left"/>
+      <w:pPr>
+        <w:tabs>
+          <w:tab w:val="num" w:pos="720"/>
+        </w:tabs>
+        <w:ind w:left="720" w:hanging="360"/>
+      </w:pPr>
+      <w:rPr>
+        <w:rFonts w:ascii="Symbol" w:hAnsi="Symbol" w:hint="default"/>
+        <w:sz w:val="20"/>
+      </w:rPr>
+    </w:lvl>
+    <w:lvl w:ilvl="1" w:tentative="1">
+      <w:start w:val="1"/>
+      <w:numFmt w:val="bullet"/>
+      <w:lvlText w:val="o"/>
+      <w:lvlJc w:val="left"/>
+      <w:pPr>
+        <w:tabs>
+          <w:tab w:val="num" w:pos="1440"/>
+        </w:tabs>
+        <w:ind w:left="1440" w:hanging="360"/>
+      </w:pPr>
+      <w:rPr>
+        <w:rFonts w:ascii="Courier New" w:hAnsi="Courier New" w:hint="default"/>
+        <w:sz w:val="20"/>
+      </w:rPr>
+    </w:lvl>
+    <w:lvl w:ilvl="2" w:tentative="1">
+      <w:start w:val="1"/>
+      <w:numFmt w:val="bullet"/>
+      <w:lvlText w:val=""/>
+      <w:lvlJc w:val="left"/>
+      <w:pPr>
+        <w:tabs>
+          <w:tab w:val="num" w:pos="2160"/>
+        </w:tabs>
+        <w:ind w:left="2160" w:hanging="360"/>
+      </w:pPr>
+      <w:rPr>
+        <w:rFonts w:ascii="Wingdings" w:hAnsi="Wingdings" w:hint="default"/>
+        <w:sz w:val="20"/>
+      </w:rPr>
+    </w:lvl>
+    <w:lvl w:ilvl="3" w:tentative="1">
+      <w:start w:val="1"/>
+      <w:numFmt w:val="bullet"/>
+      <w:lvlText w:val=""/>
+      <w:lvlJc w:val="left"/>
+      <w:pPr>
+        <w:tabs>
+          <w:tab w:val="num" w:pos="2880"/>
+        </w:tabs>
+        <w:ind w:left="2880" w:hanging="360"/>
+      </w:pPr>
+      <w:rPr>
+        <w:rFonts w:ascii="Wingdings" w:hAnsi="Wingdings" w:hint="default"/>
+        <w:sz w:val="20"/>
+      </w:rPr>
+    </w:lvl>
+    <w:lvl w:ilvl="4" w:tentative="1">
+      <w:start w:val="1"/>
+      <w:numFmt w:val="bullet"/>
+      <w:lvlText w:val=""/>
+      <w:lvlJc w:val="left"/>
+      <w:pPr>
+        <w:tabs>
+          <w:tab w:val="num" w:pos="3600"/>
+        </w:tabs>
+        <w:ind w:left="3600" w:hanging="360"/>
+      </w:pPr>
+      <w:rPr>
+        <w:rFonts w:ascii="Wingdings" w:hAnsi="Wingdings" w:hint="default"/>
+        <w:sz w:val="20"/>
+      </w:rPr>
+    </w:lvl>
+    <w:lvl w:ilvl="5" w:tentative="1">
+      <w:start w:val="1"/>
+      <w:numFmt w:val="bullet"/>
+      <w:lvlText w:val=""/>
+      <w:lvlJc w:val="left"/>
+      <w:pPr>
+        <w:tabs>
+          <w:tab w:val="num" w:pos="4320"/>
+        </w:tabs>
+        <w:ind w:left="4320" w:hanging="360"/>
+      </w:pPr>
+      <w:rPr>
+        <w:rFonts w:ascii="Wingdings" w:hAnsi="Wingdings" w:hint="default"/>
+        <w:sz w:val="20"/>
+      </w:rPr>
+    </w:lvl>
+    <w:lvl w:ilvl="6" w:tentative="1">
+      <w:start w:val="1"/>
+      <w:numFmt w:val="bullet"/>
+      <w:lvlText w:val=""/>
+      <w:lvlJc w:val="left"/>
+      <w:pPr>
+        <w:tabs>
+          <w:tab w:val="num" w:pos="5040"/>
+        </w:tabs>
+        <w:ind w:left="5040" w:hanging="360"/>
+      </w:pPr>
+      <w:rPr>
+        <w:rFonts w:ascii="Wingdings" w:hAnsi="Wingdings" w:hint="default"/>
+        <w:sz w:val="20"/>
+      </w:rPr>
+    </w:lvl>
+    <w:lvl w:ilvl="7" w:tentative="1">
+      <w:start w:val="1"/>
+      <w:numFmt w:val="bullet"/>
+      <w:lvlText w:val=""/>
+      <w:lvlJc w:val="left"/>
+      <w:pPr>
+        <w:tabs>
+          <w:tab w:val="num" w:pos="5760"/>
+        </w:tabs>
+        <w:ind w:left="5760" w:hanging="360"/>
+      </w:pPr>
+      <w:rPr>
+        <w:rFonts w:ascii="Wingdings" w:hAnsi="Wingdings" w:hint="default"/>
+        <w:sz w:val="20"/>
+      </w:rPr>
+    </w:lvl>
+    <w:lvl w:ilvl="8" w:tentative="1">
+      <w:start w:val="1"/>
+      <w:numFmt w:val="bullet"/>
+      <w:lvlText w:val=""/>
+      <w:lvlJc w:val="left"/>
+      <w:pPr>
+        <w:tabs>
+          <w:tab w:val="num" w:pos="6480"/>
+        </w:tabs>
+        <w:ind w:left="6480" w:hanging="360"/>
+      </w:pPr>
+      <w:rPr>
+        <w:rFonts w:ascii="Wingdings" w:hAnsi="Wingdings" w:hint="default"/>
+        <w:sz w:val="20"/>
+      </w:rPr>
+    </w:lvl>
+  </w:abstractNum>
+  <w:abstractNum w:abstractNumId="3" w15:restartNumberingAfterBreak="0">
+    <w:nsid w:val="2CF7411E"/>
+    <w:multiLevelType w:val="multilevel"/>
+    <w:tmpl w:val="C28C178E"/>
+    <w:lvl w:ilvl="0">
+      <w:start w:val="1"/>
+      <w:numFmt w:val="bullet"/>
+      <w:lvlText w:val=""/>
+      <w:lvlJc w:val="left"/>
+      <w:pPr>
+        <w:tabs>
+          <w:tab w:val="num" w:pos="720"/>
+        </w:tabs>
+        <w:ind w:left="720" w:hanging="360"/>
+      </w:pPr>
+      <w:rPr>
+        <w:rFonts w:ascii="Symbol" w:hAnsi="Symbol" w:hint="default"/>
+        <w:sz w:val="20"/>
+      </w:rPr>
+    </w:lvl>
+    <w:lvl w:ilvl="1" w:tentative="1">
+      <w:start w:val="1"/>
+      <w:numFmt w:val="bullet"/>
+      <w:lvlText w:val="o"/>
+      <w:lvlJc w:val="left"/>
+      <w:pPr>
+        <w:tabs>
+          <w:tab w:val="num" w:pos="1440"/>
+        </w:tabs>
+        <w:ind w:left="1440" w:hanging="360"/>
+      </w:pPr>
+      <w:rPr>
+        <w:rFonts w:ascii="Courier New" w:hAnsi="Courier New" w:hint="default"/>
+        <w:sz w:val="20"/>
+      </w:rPr>
+    </w:lvl>
+    <w:lvl w:ilvl="2" w:tentative="1">
+      <w:start w:val="1"/>
+      <w:numFmt w:val="bullet"/>
+      <w:lvlText w:val=""/>
+      <w:lvlJc w:val="left"/>
+      <w:pPr>
+        <w:tabs>
+          <w:tab w:val="num" w:pos="2160"/>
+        </w:tabs>
+        <w:ind w:left="2160" w:hanging="360"/>
+      </w:pPr>
+      <w:rPr>
+        <w:rFonts w:ascii="Wingdings" w:hAnsi="Wingdings" w:hint="default"/>
+        <w:sz w:val="20"/>
+      </w:rPr>
+    </w:lvl>
+    <w:lvl w:ilvl="3" w:tentative="1">
+      <w:start w:val="1"/>
+      <w:numFmt w:val="bullet"/>
+      <w:lvlText w:val=""/>
+      <w:lvlJc w:val="left"/>
+      <w:pPr>
+        <w:tabs>
+          <w:tab w:val="num" w:pos="2880"/>
+        </w:tabs>
+        <w:ind w:left="2880" w:hanging="360"/>
+      </w:pPr>
+      <w:rPr>
+        <w:rFonts w:ascii="Wingdings" w:hAnsi="Wingdings" w:hint="default"/>
+        <w:sz w:val="20"/>
+      </w:rPr>
+    </w:lvl>
+    <w:lvl w:ilvl="4" w:tentative="1">
+      <w:start w:val="1"/>
+      <w:numFmt w:val="bullet"/>
+      <w:lvlText w:val=""/>
+      <w:lvlJc w:val="left"/>
+      <w:pPr>
+        <w:tabs>
+          <w:tab w:val="num" w:pos="3600"/>
+        </w:tabs>
+        <w:ind w:left="3600" w:hanging="360"/>
+      </w:pPr>
+      <w:rPr>
+        <w:rFonts w:ascii="Wingdings" w:hAnsi="Wingdings" w:hint="default"/>
+        <w:sz w:val="20"/>
+      </w:rPr>
+    </w:lvl>
+    <w:lvl w:ilvl="5" w:tentative="1">
+      <w:start w:val="1"/>
+      <w:numFmt w:val="bullet"/>
+      <w:lvlText w:val=""/>
+      <w:lvlJc w:val="left"/>
+      <w:pPr>
+        <w:tabs>
+          <w:tab w:val="num" w:pos="4320"/>
+        </w:tabs>
+        <w:ind w:left="4320" w:hanging="360"/>
+      </w:pPr>
+      <w:rPr>
+        <w:rFonts w:ascii="Wingdings" w:hAnsi="Wingdings" w:hint="default"/>
+        <w:sz w:val="20"/>
+      </w:rPr>
+    </w:lvl>
+    <w:lvl w:ilvl="6" w:tentative="1">
+      <w:start w:val="1"/>
+      <w:numFmt w:val="bullet"/>
+      <w:lvlText w:val=""/>
+      <w:lvlJc w:val="left"/>
+      <w:pPr>
+        <w:tabs>
+          <w:tab w:val="num" w:pos="5040"/>
+        </w:tabs>
+        <w:ind w:left="5040" w:hanging="360"/>
+      </w:pPr>
+      <w:rPr>
+        <w:rFonts w:ascii="Wingdings" w:hAnsi="Wingdings" w:hint="default"/>
+        <w:sz w:val="20"/>
+      </w:rPr>
+    </w:lvl>
+    <w:lvl w:ilvl="7" w:tentative="1">
+      <w:start w:val="1"/>
+      <w:numFmt w:val="bullet"/>
+      <w:lvlText w:val=""/>
+      <w:lvlJc w:val="left"/>
+      <w:pPr>
+        <w:tabs>
+          <w:tab w:val="num" w:pos="5760"/>
+        </w:tabs>
+        <w:ind w:left="5760" w:hanging="360"/>
+      </w:pPr>
+      <w:rPr>
+        <w:rFonts w:ascii="Wingdings" w:hAnsi="Wingdings" w:hint="default"/>
+        <w:sz w:val="20"/>
+      </w:rPr>
+    </w:lvl>
+    <w:lvl w:ilvl="8" w:tentative="1">
+      <w:start w:val="1"/>
+      <w:numFmt w:val="bullet"/>
+      <w:lvlText w:val=""/>
+      <w:lvlJc w:val="left"/>
+      <w:pPr>
+        <w:tabs>
+          <w:tab w:val="num" w:pos="6480"/>
+        </w:tabs>
+        <w:ind w:left="6480" w:hanging="360"/>
+      </w:pPr>
+      <w:rPr>
+        <w:rFonts w:ascii="Wingdings" w:hAnsi="Wingdings" w:hint="default"/>
+        <w:sz w:val="20"/>
+      </w:rPr>
+    </w:lvl>
+  </w:abstractNum>
+  <w:abstractNum w:abstractNumId="4" w15:restartNumberingAfterBreak="0">
     <w:nsid w:val="3AB20EF2"/>
     <w:multiLevelType w:val="hybridMultilevel"/>
     <w:tmpl w:val="D66C8C52"/>
@@ -3869,7 +5103,305 @@
       </w:pPr>
     </w:lvl>
   </w:abstractNum>
-  <w:abstractNum w:abstractNumId="2" w15:restartNumberingAfterBreak="0">
+  <w:abstractNum w:abstractNumId="5" w15:restartNumberingAfterBreak="0">
+    <w:nsid w:val="4AAA1BAB"/>
+    <w:multiLevelType w:val="multilevel"/>
+    <w:tmpl w:val="39F863CC"/>
+    <w:lvl w:ilvl="0">
+      <w:start w:val="1"/>
+      <w:numFmt w:val="bullet"/>
+      <w:lvlText w:val=""/>
+      <w:lvlJc w:val="left"/>
+      <w:pPr>
+        <w:tabs>
+          <w:tab w:val="num" w:pos="720"/>
+        </w:tabs>
+        <w:ind w:left="720" w:hanging="360"/>
+      </w:pPr>
+      <w:rPr>
+        <w:rFonts w:ascii="Symbol" w:hAnsi="Symbol" w:hint="default"/>
+        <w:sz w:val="20"/>
+      </w:rPr>
+    </w:lvl>
+    <w:lvl w:ilvl="1" w:tentative="1">
+      <w:start w:val="1"/>
+      <w:numFmt w:val="bullet"/>
+      <w:lvlText w:val="o"/>
+      <w:lvlJc w:val="left"/>
+      <w:pPr>
+        <w:tabs>
+          <w:tab w:val="num" w:pos="1440"/>
+        </w:tabs>
+        <w:ind w:left="1440" w:hanging="360"/>
+      </w:pPr>
+      <w:rPr>
+        <w:rFonts w:ascii="Courier New" w:hAnsi="Courier New" w:hint="default"/>
+        <w:sz w:val="20"/>
+      </w:rPr>
+    </w:lvl>
+    <w:lvl w:ilvl="2" w:tentative="1">
+      <w:start w:val="1"/>
+      <w:numFmt w:val="bullet"/>
+      <w:lvlText w:val=""/>
+      <w:lvlJc w:val="left"/>
+      <w:pPr>
+        <w:tabs>
+          <w:tab w:val="num" w:pos="2160"/>
+        </w:tabs>
+        <w:ind w:left="2160" w:hanging="360"/>
+      </w:pPr>
+      <w:rPr>
+        <w:rFonts w:ascii="Wingdings" w:hAnsi="Wingdings" w:hint="default"/>
+        <w:sz w:val="20"/>
+      </w:rPr>
+    </w:lvl>
+    <w:lvl w:ilvl="3" w:tentative="1">
+      <w:start w:val="1"/>
+      <w:numFmt w:val="bullet"/>
+      <w:lvlText w:val=""/>
+      <w:lvlJc w:val="left"/>
+      <w:pPr>
+        <w:tabs>
+          <w:tab w:val="num" w:pos="2880"/>
+        </w:tabs>
+        <w:ind w:left="2880" w:hanging="360"/>
+      </w:pPr>
+      <w:rPr>
+        <w:rFonts w:ascii="Wingdings" w:hAnsi="Wingdings" w:hint="default"/>
+        <w:sz w:val="20"/>
+      </w:rPr>
+    </w:lvl>
+    <w:lvl w:ilvl="4" w:tentative="1">
+      <w:start w:val="1"/>
+      <w:numFmt w:val="bullet"/>
+      <w:lvlText w:val=""/>
+      <w:lvlJc w:val="left"/>
+      <w:pPr>
+        <w:tabs>
+          <w:tab w:val="num" w:pos="3600"/>
+        </w:tabs>
+        <w:ind w:left="3600" w:hanging="360"/>
+      </w:pPr>
+      <w:rPr>
+        <w:rFonts w:ascii="Wingdings" w:hAnsi="Wingdings" w:hint="default"/>
+        <w:sz w:val="20"/>
+      </w:rPr>
+    </w:lvl>
+    <w:lvl w:ilvl="5" w:tentative="1">
+      <w:start w:val="1"/>
+      <w:numFmt w:val="bullet"/>
+      <w:lvlText w:val=""/>
+      <w:lvlJc w:val="left"/>
+      <w:pPr>
+        <w:tabs>
+          <w:tab w:val="num" w:pos="4320"/>
+        </w:tabs>
+        <w:ind w:left="4320" w:hanging="360"/>
+      </w:pPr>
+      <w:rPr>
+        <w:rFonts w:ascii="Wingdings" w:hAnsi="Wingdings" w:hint="default"/>
+        <w:sz w:val="20"/>
+      </w:rPr>
+    </w:lvl>
+    <w:lvl w:ilvl="6" w:tentative="1">
+      <w:start w:val="1"/>
+      <w:numFmt w:val="bullet"/>
+      <w:lvlText w:val=""/>
+      <w:lvlJc w:val="left"/>
+      <w:pPr>
+        <w:tabs>
+          <w:tab w:val="num" w:pos="5040"/>
+        </w:tabs>
+        <w:ind w:left="5040" w:hanging="360"/>
+      </w:pPr>
+      <w:rPr>
+        <w:rFonts w:ascii="Wingdings" w:hAnsi="Wingdings" w:hint="default"/>
+        <w:sz w:val="20"/>
+      </w:rPr>
+    </w:lvl>
+    <w:lvl w:ilvl="7" w:tentative="1">
+      <w:start w:val="1"/>
+      <w:numFmt w:val="bullet"/>
+      <w:lvlText w:val=""/>
+      <w:lvlJc w:val="left"/>
+      <w:pPr>
+        <w:tabs>
+          <w:tab w:val="num" w:pos="5760"/>
+        </w:tabs>
+        <w:ind w:left="5760" w:hanging="360"/>
+      </w:pPr>
+      <w:rPr>
+        <w:rFonts w:ascii="Wingdings" w:hAnsi="Wingdings" w:hint="default"/>
+        <w:sz w:val="20"/>
+      </w:rPr>
+    </w:lvl>
+    <w:lvl w:ilvl="8" w:tentative="1">
+      <w:start w:val="1"/>
+      <w:numFmt w:val="bullet"/>
+      <w:lvlText w:val=""/>
+      <w:lvlJc w:val="left"/>
+      <w:pPr>
+        <w:tabs>
+          <w:tab w:val="num" w:pos="6480"/>
+        </w:tabs>
+        <w:ind w:left="6480" w:hanging="360"/>
+      </w:pPr>
+      <w:rPr>
+        <w:rFonts w:ascii="Wingdings" w:hAnsi="Wingdings" w:hint="default"/>
+        <w:sz w:val="20"/>
+      </w:rPr>
+    </w:lvl>
+  </w:abstractNum>
+  <w:abstractNum w:abstractNumId="6" w15:restartNumberingAfterBreak="0">
+    <w:nsid w:val="576A4B65"/>
+    <w:multiLevelType w:val="multilevel"/>
+    <w:tmpl w:val="6486F09C"/>
+    <w:lvl w:ilvl="0">
+      <w:start w:val="1"/>
+      <w:numFmt w:val="bullet"/>
+      <w:lvlText w:val=""/>
+      <w:lvlJc w:val="left"/>
+      <w:pPr>
+        <w:tabs>
+          <w:tab w:val="num" w:pos="720"/>
+        </w:tabs>
+        <w:ind w:left="720" w:hanging="360"/>
+      </w:pPr>
+      <w:rPr>
+        <w:rFonts w:ascii="Symbol" w:hAnsi="Symbol" w:hint="default"/>
+        <w:sz w:val="20"/>
+      </w:rPr>
+    </w:lvl>
+    <w:lvl w:ilvl="1" w:tentative="1">
+      <w:start w:val="1"/>
+      <w:numFmt w:val="bullet"/>
+      <w:lvlText w:val="o"/>
+      <w:lvlJc w:val="left"/>
+      <w:pPr>
+        <w:tabs>
+          <w:tab w:val="num" w:pos="1440"/>
+        </w:tabs>
+        <w:ind w:left="1440" w:hanging="360"/>
+      </w:pPr>
+      <w:rPr>
+        <w:rFonts w:ascii="Courier New" w:hAnsi="Courier New" w:hint="default"/>
+        <w:sz w:val="20"/>
+      </w:rPr>
+    </w:lvl>
+    <w:lvl w:ilvl="2" w:tentative="1">
+      <w:start w:val="1"/>
+      <w:numFmt w:val="bullet"/>
+      <w:lvlText w:val=""/>
+      <w:lvlJc w:val="left"/>
+      <w:pPr>
+        <w:tabs>
+          <w:tab w:val="num" w:pos="2160"/>
+        </w:tabs>
+        <w:ind w:left="2160" w:hanging="360"/>
+      </w:pPr>
+      <w:rPr>
+        <w:rFonts w:ascii="Wingdings" w:hAnsi="Wingdings" w:hint="default"/>
+        <w:sz w:val="20"/>
+      </w:rPr>
+    </w:lvl>
+    <w:lvl w:ilvl="3" w:tentative="1">
+      <w:start w:val="1"/>
+      <w:numFmt w:val="bullet"/>
+      <w:lvlText w:val=""/>
+      <w:lvlJc w:val="left"/>
+      <w:pPr>
+        <w:tabs>
+          <w:tab w:val="num" w:pos="2880"/>
+        </w:tabs>
+        <w:ind w:left="2880" w:hanging="360"/>
+      </w:pPr>
+      <w:rPr>
+        <w:rFonts w:ascii="Wingdings" w:hAnsi="Wingdings" w:hint="default"/>
+        <w:sz w:val="20"/>
+      </w:rPr>
+    </w:lvl>
+    <w:lvl w:ilvl="4" w:tentative="1">
+      <w:start w:val="1"/>
+      <w:numFmt w:val="bullet"/>
+      <w:lvlText w:val=""/>
+      <w:lvlJc w:val="left"/>
+      <w:pPr>
+        <w:tabs>
+          <w:tab w:val="num" w:pos="3600"/>
+        </w:tabs>
+        <w:ind w:left="3600" w:hanging="360"/>
+      </w:pPr>
+      <w:rPr>
+        <w:rFonts w:ascii="Wingdings" w:hAnsi="Wingdings" w:hint="default"/>
+        <w:sz w:val="20"/>
+      </w:rPr>
+    </w:lvl>
+    <w:lvl w:ilvl="5" w:tentative="1">
+      <w:start w:val="1"/>
+      <w:numFmt w:val="bullet"/>
+      <w:lvlText w:val=""/>
+      <w:lvlJc w:val="left"/>
+      <w:pPr>
+        <w:tabs>
+          <w:tab w:val="num" w:pos="4320"/>
+        </w:tabs>
+        <w:ind w:left="4320" w:hanging="360"/>
+      </w:pPr>
+      <w:rPr>
+        <w:rFonts w:ascii="Wingdings" w:hAnsi="Wingdings" w:hint="default"/>
+        <w:sz w:val="20"/>
+      </w:rPr>
+    </w:lvl>
+    <w:lvl w:ilvl="6" w:tentative="1">
+      <w:start w:val="1"/>
+      <w:numFmt w:val="bullet"/>
+      <w:lvlText w:val=""/>
+      <w:lvlJc w:val="left"/>
+      <w:pPr>
+        <w:tabs>
+          <w:tab w:val="num" w:pos="5040"/>
+        </w:tabs>
+        <w:ind w:left="5040" w:hanging="360"/>
+      </w:pPr>
+      <w:rPr>
+        <w:rFonts w:ascii="Wingdings" w:hAnsi="Wingdings" w:hint="default"/>
+        <w:sz w:val="20"/>
+      </w:rPr>
+    </w:lvl>
+    <w:lvl w:ilvl="7" w:tentative="1">
+      <w:start w:val="1"/>
+      <w:numFmt w:val="bullet"/>
+      <w:lvlText w:val=""/>
+      <w:lvlJc w:val="left"/>
+      <w:pPr>
+        <w:tabs>
+          <w:tab w:val="num" w:pos="5760"/>
+        </w:tabs>
+        <w:ind w:left="5760" w:hanging="360"/>
+      </w:pPr>
+      <w:rPr>
+        <w:rFonts w:ascii="Wingdings" w:hAnsi="Wingdings" w:hint="default"/>
+        <w:sz w:val="20"/>
+      </w:rPr>
+    </w:lvl>
+    <w:lvl w:ilvl="8" w:tentative="1">
+      <w:start w:val="1"/>
+      <w:numFmt w:val="bullet"/>
+      <w:lvlText w:val=""/>
+      <w:lvlJc w:val="left"/>
+      <w:pPr>
+        <w:tabs>
+          <w:tab w:val="num" w:pos="6480"/>
+        </w:tabs>
+        <w:ind w:left="6480" w:hanging="360"/>
+      </w:pPr>
+      <w:rPr>
+        <w:rFonts w:ascii="Wingdings" w:hAnsi="Wingdings" w:hint="default"/>
+        <w:sz w:val="20"/>
+      </w:rPr>
+    </w:lvl>
+  </w:abstractNum>
+  <w:abstractNum w:abstractNumId="7" w15:restartNumberingAfterBreak="0">
     <w:nsid w:val="65A6596B"/>
     <w:multiLevelType w:val="hybridMultilevel"/>
     <w:tmpl w:val="2CFE6E82"/>
@@ -3982,14 +5514,637 @@
       </w:rPr>
     </w:lvl>
   </w:abstractNum>
+  <w:abstractNum w:abstractNumId="8" w15:restartNumberingAfterBreak="0">
+    <w:nsid w:val="660227B8"/>
+    <w:multiLevelType w:val="multilevel"/>
+    <w:tmpl w:val="032C22FE"/>
+    <w:lvl w:ilvl="0">
+      <w:start w:val="1"/>
+      <w:numFmt w:val="bullet"/>
+      <w:lvlText w:val=""/>
+      <w:lvlJc w:val="left"/>
+      <w:pPr>
+        <w:tabs>
+          <w:tab w:val="num" w:pos="720"/>
+        </w:tabs>
+        <w:ind w:left="720" w:hanging="360"/>
+      </w:pPr>
+      <w:rPr>
+        <w:rFonts w:ascii="Symbol" w:hAnsi="Symbol" w:hint="default"/>
+        <w:sz w:val="20"/>
+      </w:rPr>
+    </w:lvl>
+    <w:lvl w:ilvl="1" w:tentative="1">
+      <w:start w:val="1"/>
+      <w:numFmt w:val="bullet"/>
+      <w:lvlText w:val="o"/>
+      <w:lvlJc w:val="left"/>
+      <w:pPr>
+        <w:tabs>
+          <w:tab w:val="num" w:pos="1440"/>
+        </w:tabs>
+        <w:ind w:left="1440" w:hanging="360"/>
+      </w:pPr>
+      <w:rPr>
+        <w:rFonts w:ascii="Courier New" w:hAnsi="Courier New" w:hint="default"/>
+        <w:sz w:val="20"/>
+      </w:rPr>
+    </w:lvl>
+    <w:lvl w:ilvl="2" w:tentative="1">
+      <w:start w:val="1"/>
+      <w:numFmt w:val="bullet"/>
+      <w:lvlText w:val=""/>
+      <w:lvlJc w:val="left"/>
+      <w:pPr>
+        <w:tabs>
+          <w:tab w:val="num" w:pos="2160"/>
+        </w:tabs>
+        <w:ind w:left="2160" w:hanging="360"/>
+      </w:pPr>
+      <w:rPr>
+        <w:rFonts w:ascii="Wingdings" w:hAnsi="Wingdings" w:hint="default"/>
+        <w:sz w:val="20"/>
+      </w:rPr>
+    </w:lvl>
+    <w:lvl w:ilvl="3" w:tentative="1">
+      <w:start w:val="1"/>
+      <w:numFmt w:val="bullet"/>
+      <w:lvlText w:val=""/>
+      <w:lvlJc w:val="left"/>
+      <w:pPr>
+        <w:tabs>
+          <w:tab w:val="num" w:pos="2880"/>
+        </w:tabs>
+        <w:ind w:left="2880" w:hanging="360"/>
+      </w:pPr>
+      <w:rPr>
+        <w:rFonts w:ascii="Wingdings" w:hAnsi="Wingdings" w:hint="default"/>
+        <w:sz w:val="20"/>
+      </w:rPr>
+    </w:lvl>
+    <w:lvl w:ilvl="4" w:tentative="1">
+      <w:start w:val="1"/>
+      <w:numFmt w:val="bullet"/>
+      <w:lvlText w:val=""/>
+      <w:lvlJc w:val="left"/>
+      <w:pPr>
+        <w:tabs>
+          <w:tab w:val="num" w:pos="3600"/>
+        </w:tabs>
+        <w:ind w:left="3600" w:hanging="360"/>
+      </w:pPr>
+      <w:rPr>
+        <w:rFonts w:ascii="Wingdings" w:hAnsi="Wingdings" w:hint="default"/>
+        <w:sz w:val="20"/>
+      </w:rPr>
+    </w:lvl>
+    <w:lvl w:ilvl="5" w:tentative="1">
+      <w:start w:val="1"/>
+      <w:numFmt w:val="bullet"/>
+      <w:lvlText w:val=""/>
+      <w:lvlJc w:val="left"/>
+      <w:pPr>
+        <w:tabs>
+          <w:tab w:val="num" w:pos="4320"/>
+        </w:tabs>
+        <w:ind w:left="4320" w:hanging="360"/>
+      </w:pPr>
+      <w:rPr>
+        <w:rFonts w:ascii="Wingdings" w:hAnsi="Wingdings" w:hint="default"/>
+        <w:sz w:val="20"/>
+      </w:rPr>
+    </w:lvl>
+    <w:lvl w:ilvl="6" w:tentative="1">
+      <w:start w:val="1"/>
+      <w:numFmt w:val="bullet"/>
+      <w:lvlText w:val=""/>
+      <w:lvlJc w:val="left"/>
+      <w:pPr>
+        <w:tabs>
+          <w:tab w:val="num" w:pos="5040"/>
+        </w:tabs>
+        <w:ind w:left="5040" w:hanging="360"/>
+      </w:pPr>
+      <w:rPr>
+        <w:rFonts w:ascii="Wingdings" w:hAnsi="Wingdings" w:hint="default"/>
+        <w:sz w:val="20"/>
+      </w:rPr>
+    </w:lvl>
+    <w:lvl w:ilvl="7" w:tentative="1">
+      <w:start w:val="1"/>
+      <w:numFmt w:val="bullet"/>
+      <w:lvlText w:val=""/>
+      <w:lvlJc w:val="left"/>
+      <w:pPr>
+        <w:tabs>
+          <w:tab w:val="num" w:pos="5760"/>
+        </w:tabs>
+        <w:ind w:left="5760" w:hanging="360"/>
+      </w:pPr>
+      <w:rPr>
+        <w:rFonts w:ascii="Wingdings" w:hAnsi="Wingdings" w:hint="default"/>
+        <w:sz w:val="20"/>
+      </w:rPr>
+    </w:lvl>
+    <w:lvl w:ilvl="8" w:tentative="1">
+      <w:start w:val="1"/>
+      <w:numFmt w:val="bullet"/>
+      <w:lvlText w:val=""/>
+      <w:lvlJc w:val="left"/>
+      <w:pPr>
+        <w:tabs>
+          <w:tab w:val="num" w:pos="6480"/>
+        </w:tabs>
+        <w:ind w:left="6480" w:hanging="360"/>
+      </w:pPr>
+      <w:rPr>
+        <w:rFonts w:ascii="Wingdings" w:hAnsi="Wingdings" w:hint="default"/>
+        <w:sz w:val="20"/>
+      </w:rPr>
+    </w:lvl>
+  </w:abstractNum>
+  <w:abstractNum w:abstractNumId="9" w15:restartNumberingAfterBreak="0">
+    <w:nsid w:val="66CE4BBA"/>
+    <w:multiLevelType w:val="multilevel"/>
+    <w:tmpl w:val="E65CD386"/>
+    <w:lvl w:ilvl="0">
+      <w:start w:val="1"/>
+      <w:numFmt w:val="bullet"/>
+      <w:lvlText w:val=""/>
+      <w:lvlJc w:val="left"/>
+      <w:pPr>
+        <w:tabs>
+          <w:tab w:val="num" w:pos="720"/>
+        </w:tabs>
+        <w:ind w:left="720" w:hanging="360"/>
+      </w:pPr>
+      <w:rPr>
+        <w:rFonts w:ascii="Symbol" w:hAnsi="Symbol" w:hint="default"/>
+        <w:sz w:val="20"/>
+      </w:rPr>
+    </w:lvl>
+    <w:lvl w:ilvl="1" w:tentative="1">
+      <w:start w:val="1"/>
+      <w:numFmt w:val="bullet"/>
+      <w:lvlText w:val="o"/>
+      <w:lvlJc w:val="left"/>
+      <w:pPr>
+        <w:tabs>
+          <w:tab w:val="num" w:pos="1440"/>
+        </w:tabs>
+        <w:ind w:left="1440" w:hanging="360"/>
+      </w:pPr>
+      <w:rPr>
+        <w:rFonts w:ascii="Courier New" w:hAnsi="Courier New" w:hint="default"/>
+        <w:sz w:val="20"/>
+      </w:rPr>
+    </w:lvl>
+    <w:lvl w:ilvl="2" w:tentative="1">
+      <w:start w:val="1"/>
+      <w:numFmt w:val="bullet"/>
+      <w:lvlText w:val=""/>
+      <w:lvlJc w:val="left"/>
+      <w:pPr>
+        <w:tabs>
+          <w:tab w:val="num" w:pos="2160"/>
+        </w:tabs>
+        <w:ind w:left="2160" w:hanging="360"/>
+      </w:pPr>
+      <w:rPr>
+        <w:rFonts w:ascii="Wingdings" w:hAnsi="Wingdings" w:hint="default"/>
+        <w:sz w:val="20"/>
+      </w:rPr>
+    </w:lvl>
+    <w:lvl w:ilvl="3" w:tentative="1">
+      <w:start w:val="1"/>
+      <w:numFmt w:val="bullet"/>
+      <w:lvlText w:val=""/>
+      <w:lvlJc w:val="left"/>
+      <w:pPr>
+        <w:tabs>
+          <w:tab w:val="num" w:pos="2880"/>
+        </w:tabs>
+        <w:ind w:left="2880" w:hanging="360"/>
+      </w:pPr>
+      <w:rPr>
+        <w:rFonts w:ascii="Wingdings" w:hAnsi="Wingdings" w:hint="default"/>
+        <w:sz w:val="20"/>
+      </w:rPr>
+    </w:lvl>
+    <w:lvl w:ilvl="4" w:tentative="1">
+      <w:start w:val="1"/>
+      <w:numFmt w:val="bullet"/>
+      <w:lvlText w:val=""/>
+      <w:lvlJc w:val="left"/>
+      <w:pPr>
+        <w:tabs>
+          <w:tab w:val="num" w:pos="3600"/>
+        </w:tabs>
+        <w:ind w:left="3600" w:hanging="360"/>
+      </w:pPr>
+      <w:rPr>
+        <w:rFonts w:ascii="Wingdings" w:hAnsi="Wingdings" w:hint="default"/>
+        <w:sz w:val="20"/>
+      </w:rPr>
+    </w:lvl>
+    <w:lvl w:ilvl="5" w:tentative="1">
+      <w:start w:val="1"/>
+      <w:numFmt w:val="bullet"/>
+      <w:lvlText w:val=""/>
+      <w:lvlJc w:val="left"/>
+      <w:pPr>
+        <w:tabs>
+          <w:tab w:val="num" w:pos="4320"/>
+        </w:tabs>
+        <w:ind w:left="4320" w:hanging="360"/>
+      </w:pPr>
+      <w:rPr>
+        <w:rFonts w:ascii="Wingdings" w:hAnsi="Wingdings" w:hint="default"/>
+        <w:sz w:val="20"/>
+      </w:rPr>
+    </w:lvl>
+    <w:lvl w:ilvl="6" w:tentative="1">
+      <w:start w:val="1"/>
+      <w:numFmt w:val="bullet"/>
+      <w:lvlText w:val=""/>
+      <w:lvlJc w:val="left"/>
+      <w:pPr>
+        <w:tabs>
+          <w:tab w:val="num" w:pos="5040"/>
+        </w:tabs>
+        <w:ind w:left="5040" w:hanging="360"/>
+      </w:pPr>
+      <w:rPr>
+        <w:rFonts w:ascii="Wingdings" w:hAnsi="Wingdings" w:hint="default"/>
+        <w:sz w:val="20"/>
+      </w:rPr>
+    </w:lvl>
+    <w:lvl w:ilvl="7" w:tentative="1">
+      <w:start w:val="1"/>
+      <w:numFmt w:val="bullet"/>
+      <w:lvlText w:val=""/>
+      <w:lvlJc w:val="left"/>
+      <w:pPr>
+        <w:tabs>
+          <w:tab w:val="num" w:pos="5760"/>
+        </w:tabs>
+        <w:ind w:left="5760" w:hanging="360"/>
+      </w:pPr>
+      <w:rPr>
+        <w:rFonts w:ascii="Wingdings" w:hAnsi="Wingdings" w:hint="default"/>
+        <w:sz w:val="20"/>
+      </w:rPr>
+    </w:lvl>
+    <w:lvl w:ilvl="8" w:tentative="1">
+      <w:start w:val="1"/>
+      <w:numFmt w:val="bullet"/>
+      <w:lvlText w:val=""/>
+      <w:lvlJc w:val="left"/>
+      <w:pPr>
+        <w:tabs>
+          <w:tab w:val="num" w:pos="6480"/>
+        </w:tabs>
+        <w:ind w:left="6480" w:hanging="360"/>
+      </w:pPr>
+      <w:rPr>
+        <w:rFonts w:ascii="Wingdings" w:hAnsi="Wingdings" w:hint="default"/>
+        <w:sz w:val="20"/>
+      </w:rPr>
+    </w:lvl>
+  </w:abstractNum>
+  <w:abstractNum w:abstractNumId="10" w15:restartNumberingAfterBreak="0">
+    <w:nsid w:val="6EE06836"/>
+    <w:multiLevelType w:val="multilevel"/>
+    <w:tmpl w:val="45B208C6"/>
+    <w:lvl w:ilvl="0">
+      <w:start w:val="1"/>
+      <w:numFmt w:val="bullet"/>
+      <w:lvlText w:val=""/>
+      <w:lvlJc w:val="left"/>
+      <w:pPr>
+        <w:tabs>
+          <w:tab w:val="num" w:pos="720"/>
+        </w:tabs>
+        <w:ind w:left="720" w:hanging="360"/>
+      </w:pPr>
+      <w:rPr>
+        <w:rFonts w:ascii="Symbol" w:hAnsi="Symbol" w:hint="default"/>
+        <w:sz w:val="20"/>
+      </w:rPr>
+    </w:lvl>
+    <w:lvl w:ilvl="1" w:tentative="1">
+      <w:start w:val="1"/>
+      <w:numFmt w:val="bullet"/>
+      <w:lvlText w:val="o"/>
+      <w:lvlJc w:val="left"/>
+      <w:pPr>
+        <w:tabs>
+          <w:tab w:val="num" w:pos="1440"/>
+        </w:tabs>
+        <w:ind w:left="1440" w:hanging="360"/>
+      </w:pPr>
+      <w:rPr>
+        <w:rFonts w:ascii="Courier New" w:hAnsi="Courier New" w:hint="default"/>
+        <w:sz w:val="20"/>
+      </w:rPr>
+    </w:lvl>
+    <w:lvl w:ilvl="2" w:tentative="1">
+      <w:start w:val="1"/>
+      <w:numFmt w:val="bullet"/>
+      <w:lvlText w:val=""/>
+      <w:lvlJc w:val="left"/>
+      <w:pPr>
+        <w:tabs>
+          <w:tab w:val="num" w:pos="2160"/>
+        </w:tabs>
+        <w:ind w:left="2160" w:hanging="360"/>
+      </w:pPr>
+      <w:rPr>
+        <w:rFonts w:ascii="Wingdings" w:hAnsi="Wingdings" w:hint="default"/>
+        <w:sz w:val="20"/>
+      </w:rPr>
+    </w:lvl>
+    <w:lvl w:ilvl="3" w:tentative="1">
+      <w:start w:val="1"/>
+      <w:numFmt w:val="bullet"/>
+      <w:lvlText w:val=""/>
+      <w:lvlJc w:val="left"/>
+      <w:pPr>
+        <w:tabs>
+          <w:tab w:val="num" w:pos="2880"/>
+        </w:tabs>
+        <w:ind w:left="2880" w:hanging="360"/>
+      </w:pPr>
+      <w:rPr>
+        <w:rFonts w:ascii="Wingdings" w:hAnsi="Wingdings" w:hint="default"/>
+        <w:sz w:val="20"/>
+      </w:rPr>
+    </w:lvl>
+    <w:lvl w:ilvl="4" w:tentative="1">
+      <w:start w:val="1"/>
+      <w:numFmt w:val="bullet"/>
+      <w:lvlText w:val=""/>
+      <w:lvlJc w:val="left"/>
+      <w:pPr>
+        <w:tabs>
+          <w:tab w:val="num" w:pos="3600"/>
+        </w:tabs>
+        <w:ind w:left="3600" w:hanging="360"/>
+      </w:pPr>
+      <w:rPr>
+        <w:rFonts w:ascii="Wingdings" w:hAnsi="Wingdings" w:hint="default"/>
+        <w:sz w:val="20"/>
+      </w:rPr>
+    </w:lvl>
+    <w:lvl w:ilvl="5" w:tentative="1">
+      <w:start w:val="1"/>
+      <w:numFmt w:val="bullet"/>
+      <w:lvlText w:val=""/>
+      <w:lvlJc w:val="left"/>
+      <w:pPr>
+        <w:tabs>
+          <w:tab w:val="num" w:pos="4320"/>
+        </w:tabs>
+        <w:ind w:left="4320" w:hanging="360"/>
+      </w:pPr>
+      <w:rPr>
+        <w:rFonts w:ascii="Wingdings" w:hAnsi="Wingdings" w:hint="default"/>
+        <w:sz w:val="20"/>
+      </w:rPr>
+    </w:lvl>
+    <w:lvl w:ilvl="6" w:tentative="1">
+      <w:start w:val="1"/>
+      <w:numFmt w:val="bullet"/>
+      <w:lvlText w:val=""/>
+      <w:lvlJc w:val="left"/>
+      <w:pPr>
+        <w:tabs>
+          <w:tab w:val="num" w:pos="5040"/>
+        </w:tabs>
+        <w:ind w:left="5040" w:hanging="360"/>
+      </w:pPr>
+      <w:rPr>
+        <w:rFonts w:ascii="Wingdings" w:hAnsi="Wingdings" w:hint="default"/>
+        <w:sz w:val="20"/>
+      </w:rPr>
+    </w:lvl>
+    <w:lvl w:ilvl="7" w:tentative="1">
+      <w:start w:val="1"/>
+      <w:numFmt w:val="bullet"/>
+      <w:lvlText w:val=""/>
+      <w:lvlJc w:val="left"/>
+      <w:pPr>
+        <w:tabs>
+          <w:tab w:val="num" w:pos="5760"/>
+        </w:tabs>
+        <w:ind w:left="5760" w:hanging="360"/>
+      </w:pPr>
+      <w:rPr>
+        <w:rFonts w:ascii="Wingdings" w:hAnsi="Wingdings" w:hint="default"/>
+        <w:sz w:val="20"/>
+      </w:rPr>
+    </w:lvl>
+    <w:lvl w:ilvl="8" w:tentative="1">
+      <w:start w:val="1"/>
+      <w:numFmt w:val="bullet"/>
+      <w:lvlText w:val=""/>
+      <w:lvlJc w:val="left"/>
+      <w:pPr>
+        <w:tabs>
+          <w:tab w:val="num" w:pos="6480"/>
+        </w:tabs>
+        <w:ind w:left="6480" w:hanging="360"/>
+      </w:pPr>
+      <w:rPr>
+        <w:rFonts w:ascii="Wingdings" w:hAnsi="Wingdings" w:hint="default"/>
+        <w:sz w:val="20"/>
+      </w:rPr>
+    </w:lvl>
+  </w:abstractNum>
+  <w:abstractNum w:abstractNumId="11" w15:restartNumberingAfterBreak="0">
+    <w:nsid w:val="7CEF27C0"/>
+    <w:multiLevelType w:val="multilevel"/>
+    <w:tmpl w:val="745C6E8A"/>
+    <w:lvl w:ilvl="0">
+      <w:start w:val="1"/>
+      <w:numFmt w:val="bullet"/>
+      <w:lvlText w:val=""/>
+      <w:lvlJc w:val="left"/>
+      <w:pPr>
+        <w:tabs>
+          <w:tab w:val="num" w:pos="720"/>
+        </w:tabs>
+        <w:ind w:left="720" w:hanging="360"/>
+      </w:pPr>
+      <w:rPr>
+        <w:rFonts w:ascii="Symbol" w:hAnsi="Symbol" w:hint="default"/>
+        <w:sz w:val="20"/>
+      </w:rPr>
+    </w:lvl>
+    <w:lvl w:ilvl="1" w:tentative="1">
+      <w:start w:val="1"/>
+      <w:numFmt w:val="bullet"/>
+      <w:lvlText w:val="o"/>
+      <w:lvlJc w:val="left"/>
+      <w:pPr>
+        <w:tabs>
+          <w:tab w:val="num" w:pos="1440"/>
+        </w:tabs>
+        <w:ind w:left="1440" w:hanging="360"/>
+      </w:pPr>
+      <w:rPr>
+        <w:rFonts w:ascii="Courier New" w:hAnsi="Courier New" w:hint="default"/>
+        <w:sz w:val="20"/>
+      </w:rPr>
+    </w:lvl>
+    <w:lvl w:ilvl="2" w:tentative="1">
+      <w:start w:val="1"/>
+      <w:numFmt w:val="bullet"/>
+      <w:lvlText w:val=""/>
+      <w:lvlJc w:val="left"/>
+      <w:pPr>
+        <w:tabs>
+          <w:tab w:val="num" w:pos="2160"/>
+        </w:tabs>
+        <w:ind w:left="2160" w:hanging="360"/>
+      </w:pPr>
+      <w:rPr>
+        <w:rFonts w:ascii="Wingdings" w:hAnsi="Wingdings" w:hint="default"/>
+        <w:sz w:val="20"/>
+      </w:rPr>
+    </w:lvl>
+    <w:lvl w:ilvl="3" w:tentative="1">
+      <w:start w:val="1"/>
+      <w:numFmt w:val="bullet"/>
+      <w:lvlText w:val=""/>
+      <w:lvlJc w:val="left"/>
+      <w:pPr>
+        <w:tabs>
+          <w:tab w:val="num" w:pos="2880"/>
+        </w:tabs>
+        <w:ind w:left="2880" w:hanging="360"/>
+      </w:pPr>
+      <w:rPr>
+        <w:rFonts w:ascii="Wingdings" w:hAnsi="Wingdings" w:hint="default"/>
+        <w:sz w:val="20"/>
+      </w:rPr>
+    </w:lvl>
+    <w:lvl w:ilvl="4" w:tentative="1">
+      <w:start w:val="1"/>
+      <w:numFmt w:val="bullet"/>
+      <w:lvlText w:val=""/>
+      <w:lvlJc w:val="left"/>
+      <w:pPr>
+        <w:tabs>
+          <w:tab w:val="num" w:pos="3600"/>
+        </w:tabs>
+        <w:ind w:left="3600" w:hanging="360"/>
+      </w:pPr>
+      <w:rPr>
+        <w:rFonts w:ascii="Wingdings" w:hAnsi="Wingdings" w:hint="default"/>
+        <w:sz w:val="20"/>
+      </w:rPr>
+    </w:lvl>
+    <w:lvl w:ilvl="5" w:tentative="1">
+      <w:start w:val="1"/>
+      <w:numFmt w:val="bullet"/>
+      <w:lvlText w:val=""/>
+      <w:lvlJc w:val="left"/>
+      <w:pPr>
+        <w:tabs>
+          <w:tab w:val="num" w:pos="4320"/>
+        </w:tabs>
+        <w:ind w:left="4320" w:hanging="360"/>
+      </w:pPr>
+      <w:rPr>
+        <w:rFonts w:ascii="Wingdings" w:hAnsi="Wingdings" w:hint="default"/>
+        <w:sz w:val="20"/>
+      </w:rPr>
+    </w:lvl>
+    <w:lvl w:ilvl="6" w:tentative="1">
+      <w:start w:val="1"/>
+      <w:numFmt w:val="bullet"/>
+      <w:lvlText w:val=""/>
+      <w:lvlJc w:val="left"/>
+      <w:pPr>
+        <w:tabs>
+          <w:tab w:val="num" w:pos="5040"/>
+        </w:tabs>
+        <w:ind w:left="5040" w:hanging="360"/>
+      </w:pPr>
+      <w:rPr>
+        <w:rFonts w:ascii="Wingdings" w:hAnsi="Wingdings" w:hint="default"/>
+        <w:sz w:val="20"/>
+      </w:rPr>
+    </w:lvl>
+    <w:lvl w:ilvl="7" w:tentative="1">
+      <w:start w:val="1"/>
+      <w:numFmt w:val="bullet"/>
+      <w:lvlText w:val=""/>
+      <w:lvlJc w:val="left"/>
+      <w:pPr>
+        <w:tabs>
+          <w:tab w:val="num" w:pos="5760"/>
+        </w:tabs>
+        <w:ind w:left="5760" w:hanging="360"/>
+      </w:pPr>
+      <w:rPr>
+        <w:rFonts w:ascii="Wingdings" w:hAnsi="Wingdings" w:hint="default"/>
+        <w:sz w:val="20"/>
+      </w:rPr>
+    </w:lvl>
+    <w:lvl w:ilvl="8" w:tentative="1">
+      <w:start w:val="1"/>
+      <w:numFmt w:val="bullet"/>
+      <w:lvlText w:val=""/>
+      <w:lvlJc w:val="left"/>
+      <w:pPr>
+        <w:tabs>
+          <w:tab w:val="num" w:pos="6480"/>
+        </w:tabs>
+        <w:ind w:left="6480" w:hanging="360"/>
+      </w:pPr>
+      <w:rPr>
+        <w:rFonts w:ascii="Wingdings" w:hAnsi="Wingdings" w:hint="default"/>
+        <w:sz w:val="20"/>
+      </w:rPr>
+    </w:lvl>
+  </w:abstractNum>
   <w:num w:numId="1" w16cid:durableId="1604921722">
-    <w:abstractNumId w:val="1"/>
+    <w:abstractNumId w:val="4"/>
   </w:num>
   <w:num w:numId="2" w16cid:durableId="1730759810">
-    <w:abstractNumId w:val="2"/>
+    <w:abstractNumId w:val="7"/>
   </w:num>
   <w:num w:numId="3" w16cid:durableId="19285093">
     <w:abstractNumId w:val="0"/>
+  </w:num>
+  <w:num w:numId="4" w16cid:durableId="1478568318">
+    <w:abstractNumId w:val="1"/>
+  </w:num>
+  <w:num w:numId="5" w16cid:durableId="2135634649">
+    <w:abstractNumId w:val="5"/>
+  </w:num>
+  <w:num w:numId="6" w16cid:durableId="1728455602">
+    <w:abstractNumId w:val="10"/>
+  </w:num>
+  <w:num w:numId="7" w16cid:durableId="159777223">
+    <w:abstractNumId w:val="3"/>
+  </w:num>
+  <w:num w:numId="8" w16cid:durableId="507909881">
+    <w:abstractNumId w:val="6"/>
+  </w:num>
+  <w:num w:numId="9" w16cid:durableId="283580209">
+    <w:abstractNumId w:val="11"/>
+  </w:num>
+  <w:num w:numId="10" w16cid:durableId="1684435772">
+    <w:abstractNumId w:val="8"/>
+  </w:num>
+  <w:num w:numId="11" w16cid:durableId="235945079">
+    <w:abstractNumId w:val="2"/>
+  </w:num>
+  <w:num w:numId="12" w16cid:durableId="763696455">
+    <w:abstractNumId w:val="9"/>
   </w:num>
 </w:numbering>
 </file>
@@ -4003,7 +6158,7 @@
         <w:kern w:val="2"/>
         <w:sz w:val="24"/>
         <w:szCs w:val="24"/>
-        <w:lang w:val="en-UA" w:eastAsia="en-US" w:bidi="ar-SA"/>
+        <w:lang w:eastAsia="en-US" w:bidi="ar-SA"/>
         <w14:ligatures w14:val="standardContextual"/>
       </w:rPr>
     </w:rPrDefault>
@@ -4391,15 +6546,15 @@
     <w:lsdException w:name="Unresolved Mention" w:semiHidden="1" w:unhideWhenUsed="1"/>
     <w:lsdException w:name="Smart Link" w:semiHidden="1" w:unhideWhenUsed="1"/>
   </w:latentStyles>
-  <w:style w:type="paragraph" w:default="1" w:styleId="Normal">
+  <w:style w:type="paragraph" w:default="1" w:styleId="a">
     <w:name w:val="Normal"/>
     <w:qFormat/>
   </w:style>
-  <w:style w:type="paragraph" w:styleId="Heading1">
+  <w:style w:type="paragraph" w:styleId="1">
     <w:name w:val="heading 1"/>
-    <w:basedOn w:val="Normal"/>
-    <w:next w:val="Normal"/>
-    <w:link w:val="Heading1Char"/>
+    <w:basedOn w:val="a"/>
+    <w:next w:val="a"/>
+    <w:link w:val="10"/>
     <w:uiPriority w:val="9"/>
     <w:qFormat/>
     <w:rsid w:val="00FD6400"/>
@@ -4416,11 +6571,11 @@
       <w:szCs w:val="40"/>
     </w:rPr>
   </w:style>
-  <w:style w:type="paragraph" w:styleId="Heading2">
+  <w:style w:type="paragraph" w:styleId="2">
     <w:name w:val="heading 2"/>
-    <w:basedOn w:val="Normal"/>
-    <w:next w:val="Normal"/>
-    <w:link w:val="Heading2Char"/>
+    <w:basedOn w:val="a"/>
+    <w:next w:val="a"/>
+    <w:link w:val="20"/>
     <w:uiPriority w:val="9"/>
     <w:semiHidden/>
     <w:unhideWhenUsed/>
@@ -4439,11 +6594,11 @@
       <w:szCs w:val="32"/>
     </w:rPr>
   </w:style>
-  <w:style w:type="paragraph" w:styleId="Heading3">
+  <w:style w:type="paragraph" w:styleId="3">
     <w:name w:val="heading 3"/>
-    <w:basedOn w:val="Normal"/>
-    <w:next w:val="Normal"/>
-    <w:link w:val="Heading3Char"/>
+    <w:basedOn w:val="a"/>
+    <w:next w:val="a"/>
+    <w:link w:val="30"/>
     <w:uiPriority w:val="9"/>
     <w:semiHidden/>
     <w:unhideWhenUsed/>
@@ -4462,11 +6617,11 @@
       <w:szCs w:val="28"/>
     </w:rPr>
   </w:style>
-  <w:style w:type="paragraph" w:styleId="Heading4">
+  <w:style w:type="paragraph" w:styleId="4">
     <w:name w:val="heading 4"/>
-    <w:basedOn w:val="Normal"/>
-    <w:next w:val="Normal"/>
-    <w:link w:val="Heading4Char"/>
+    <w:basedOn w:val="a"/>
+    <w:next w:val="a"/>
+    <w:link w:val="40"/>
     <w:uiPriority w:val="9"/>
     <w:semiHidden/>
     <w:unhideWhenUsed/>
@@ -4485,11 +6640,11 @@
       <w:color w:val="0F4761" w:themeColor="accent1" w:themeShade="BF"/>
     </w:rPr>
   </w:style>
-  <w:style w:type="paragraph" w:styleId="Heading5">
+  <w:style w:type="paragraph" w:styleId="5">
     <w:name w:val="heading 5"/>
-    <w:basedOn w:val="Normal"/>
-    <w:next w:val="Normal"/>
-    <w:link w:val="Heading5Char"/>
+    <w:basedOn w:val="a"/>
+    <w:next w:val="a"/>
+    <w:link w:val="50"/>
     <w:uiPriority w:val="9"/>
     <w:semiHidden/>
     <w:unhideWhenUsed/>
@@ -4506,11 +6661,11 @@
       <w:color w:val="0F4761" w:themeColor="accent1" w:themeShade="BF"/>
     </w:rPr>
   </w:style>
-  <w:style w:type="paragraph" w:styleId="Heading6">
+  <w:style w:type="paragraph" w:styleId="6">
     <w:name w:val="heading 6"/>
-    <w:basedOn w:val="Normal"/>
-    <w:next w:val="Normal"/>
-    <w:link w:val="Heading6Char"/>
+    <w:basedOn w:val="a"/>
+    <w:next w:val="a"/>
+    <w:link w:val="60"/>
     <w:uiPriority w:val="9"/>
     <w:semiHidden/>
     <w:unhideWhenUsed/>
@@ -4529,11 +6684,11 @@
       <w:color w:val="595959" w:themeColor="text1" w:themeTint="A6"/>
     </w:rPr>
   </w:style>
-  <w:style w:type="paragraph" w:styleId="Heading7">
+  <w:style w:type="paragraph" w:styleId="7">
     <w:name w:val="heading 7"/>
-    <w:basedOn w:val="Normal"/>
-    <w:next w:val="Normal"/>
-    <w:link w:val="Heading7Char"/>
+    <w:basedOn w:val="a"/>
+    <w:next w:val="a"/>
+    <w:link w:val="70"/>
     <w:uiPriority w:val="9"/>
     <w:semiHidden/>
     <w:unhideWhenUsed/>
@@ -4550,11 +6705,11 @@
       <w:color w:val="595959" w:themeColor="text1" w:themeTint="A6"/>
     </w:rPr>
   </w:style>
-  <w:style w:type="paragraph" w:styleId="Heading8">
+  <w:style w:type="paragraph" w:styleId="8">
     <w:name w:val="heading 8"/>
-    <w:basedOn w:val="Normal"/>
-    <w:next w:val="Normal"/>
-    <w:link w:val="Heading8Char"/>
+    <w:basedOn w:val="a"/>
+    <w:next w:val="a"/>
+    <w:link w:val="80"/>
     <w:uiPriority w:val="9"/>
     <w:semiHidden/>
     <w:unhideWhenUsed/>
@@ -4573,11 +6728,11 @@
       <w:color w:val="272727" w:themeColor="text1" w:themeTint="D8"/>
     </w:rPr>
   </w:style>
-  <w:style w:type="paragraph" w:styleId="Heading9">
+  <w:style w:type="paragraph" w:styleId="9">
     <w:name w:val="heading 9"/>
-    <w:basedOn w:val="Normal"/>
-    <w:next w:val="Normal"/>
-    <w:link w:val="Heading9Char"/>
+    <w:basedOn w:val="a"/>
+    <w:next w:val="a"/>
+    <w:link w:val="90"/>
     <w:uiPriority w:val="9"/>
     <w:semiHidden/>
     <w:unhideWhenUsed/>
@@ -4594,13 +6749,12 @@
       <w:color w:val="272727" w:themeColor="text1" w:themeTint="D8"/>
     </w:rPr>
   </w:style>
-  <w:style w:type="character" w:default="1" w:styleId="DefaultParagraphFont">
+  <w:style w:type="character" w:default="1" w:styleId="a0">
     <w:name w:val="Default Paragraph Font"/>
     <w:uiPriority w:val="1"/>
-    <w:semiHidden/>
     <w:unhideWhenUsed/>
   </w:style>
-  <w:style w:type="table" w:default="1" w:styleId="TableNormal">
+  <w:style w:type="table" w:default="1" w:styleId="a1">
     <w:name w:val="Normal Table"/>
     <w:uiPriority w:val="99"/>
     <w:semiHidden/>
@@ -4615,16 +6769,16 @@
       </w:tblCellMar>
     </w:tblPr>
   </w:style>
-  <w:style w:type="numbering" w:default="1" w:styleId="NoList">
+  <w:style w:type="numbering" w:default="1" w:styleId="a2">
     <w:name w:val="No List"/>
     <w:uiPriority w:val="99"/>
     <w:semiHidden/>
     <w:unhideWhenUsed/>
   </w:style>
-  <w:style w:type="character" w:customStyle="1" w:styleId="Heading1Char">
-    <w:name w:val="Heading 1 Char"/>
-    <w:basedOn w:val="DefaultParagraphFont"/>
-    <w:link w:val="Heading1"/>
+  <w:style w:type="character" w:customStyle="1" w:styleId="10">
+    <w:name w:val="Заголовок 1 Знак"/>
+    <w:basedOn w:val="a0"/>
+    <w:link w:val="1"/>
     <w:uiPriority w:val="9"/>
     <w:rsid w:val="00FD6400"/>
     <w:rPr>
@@ -4634,10 +6788,10 @@
       <w:szCs w:val="40"/>
     </w:rPr>
   </w:style>
-  <w:style w:type="character" w:customStyle="1" w:styleId="Heading2Char">
-    <w:name w:val="Heading 2 Char"/>
-    <w:basedOn w:val="DefaultParagraphFont"/>
-    <w:link w:val="Heading2"/>
+  <w:style w:type="character" w:customStyle="1" w:styleId="20">
+    <w:name w:val="Заголовок 2 Знак"/>
+    <w:basedOn w:val="a0"/>
+    <w:link w:val="2"/>
     <w:uiPriority w:val="9"/>
     <w:semiHidden/>
     <w:rsid w:val="00FD6400"/>
@@ -4648,10 +6802,10 @@
       <w:szCs w:val="32"/>
     </w:rPr>
   </w:style>
-  <w:style w:type="character" w:customStyle="1" w:styleId="Heading3Char">
-    <w:name w:val="Heading 3 Char"/>
-    <w:basedOn w:val="DefaultParagraphFont"/>
-    <w:link w:val="Heading3"/>
+  <w:style w:type="character" w:customStyle="1" w:styleId="30">
+    <w:name w:val="Заголовок 3 Знак"/>
+    <w:basedOn w:val="a0"/>
+    <w:link w:val="3"/>
     <w:uiPriority w:val="9"/>
     <w:semiHidden/>
     <w:rsid w:val="00FD6400"/>
@@ -4662,10 +6816,10 @@
       <w:szCs w:val="28"/>
     </w:rPr>
   </w:style>
-  <w:style w:type="character" w:customStyle="1" w:styleId="Heading4Char">
-    <w:name w:val="Heading 4 Char"/>
-    <w:basedOn w:val="DefaultParagraphFont"/>
-    <w:link w:val="Heading4"/>
+  <w:style w:type="character" w:customStyle="1" w:styleId="40">
+    <w:name w:val="Заголовок 4 Знак"/>
+    <w:basedOn w:val="a0"/>
+    <w:link w:val="4"/>
     <w:uiPriority w:val="9"/>
     <w:semiHidden/>
     <w:rsid w:val="00FD6400"/>
@@ -4676,10 +6830,10 @@
       <w:color w:val="0F4761" w:themeColor="accent1" w:themeShade="BF"/>
     </w:rPr>
   </w:style>
-  <w:style w:type="character" w:customStyle="1" w:styleId="Heading5Char">
-    <w:name w:val="Heading 5 Char"/>
-    <w:basedOn w:val="DefaultParagraphFont"/>
-    <w:link w:val="Heading5"/>
+  <w:style w:type="character" w:customStyle="1" w:styleId="50">
+    <w:name w:val="Заголовок 5 Знак"/>
+    <w:basedOn w:val="a0"/>
+    <w:link w:val="5"/>
     <w:uiPriority w:val="9"/>
     <w:semiHidden/>
     <w:rsid w:val="00FD6400"/>
@@ -4688,10 +6842,10 @@
       <w:color w:val="0F4761" w:themeColor="accent1" w:themeShade="BF"/>
     </w:rPr>
   </w:style>
-  <w:style w:type="character" w:customStyle="1" w:styleId="Heading6Char">
-    <w:name w:val="Heading 6 Char"/>
-    <w:basedOn w:val="DefaultParagraphFont"/>
-    <w:link w:val="Heading6"/>
+  <w:style w:type="character" w:customStyle="1" w:styleId="60">
+    <w:name w:val="Заголовок 6 Знак"/>
+    <w:basedOn w:val="a0"/>
+    <w:link w:val="6"/>
     <w:uiPriority w:val="9"/>
     <w:semiHidden/>
     <w:rsid w:val="00FD6400"/>
@@ -4702,10 +6856,10 @@
       <w:color w:val="595959" w:themeColor="text1" w:themeTint="A6"/>
     </w:rPr>
   </w:style>
-  <w:style w:type="character" w:customStyle="1" w:styleId="Heading7Char">
-    <w:name w:val="Heading 7 Char"/>
-    <w:basedOn w:val="DefaultParagraphFont"/>
-    <w:link w:val="Heading7"/>
+  <w:style w:type="character" w:customStyle="1" w:styleId="70">
+    <w:name w:val="Заголовок 7 Знак"/>
+    <w:basedOn w:val="a0"/>
+    <w:link w:val="7"/>
     <w:uiPriority w:val="9"/>
     <w:semiHidden/>
     <w:rsid w:val="00FD6400"/>
@@ -4714,10 +6868,10 @@
       <w:color w:val="595959" w:themeColor="text1" w:themeTint="A6"/>
     </w:rPr>
   </w:style>
-  <w:style w:type="character" w:customStyle="1" w:styleId="Heading8Char">
-    <w:name w:val="Heading 8 Char"/>
-    <w:basedOn w:val="DefaultParagraphFont"/>
-    <w:link w:val="Heading8"/>
+  <w:style w:type="character" w:customStyle="1" w:styleId="80">
+    <w:name w:val="Заголовок 8 Знак"/>
+    <w:basedOn w:val="a0"/>
+    <w:link w:val="8"/>
     <w:uiPriority w:val="9"/>
     <w:semiHidden/>
     <w:rsid w:val="00FD6400"/>
@@ -4728,10 +6882,10 @@
       <w:color w:val="272727" w:themeColor="text1" w:themeTint="D8"/>
     </w:rPr>
   </w:style>
-  <w:style w:type="character" w:customStyle="1" w:styleId="Heading9Char">
-    <w:name w:val="Heading 9 Char"/>
-    <w:basedOn w:val="DefaultParagraphFont"/>
-    <w:link w:val="Heading9"/>
+  <w:style w:type="character" w:customStyle="1" w:styleId="90">
+    <w:name w:val="Заголовок 9 Знак"/>
+    <w:basedOn w:val="a0"/>
+    <w:link w:val="9"/>
     <w:uiPriority w:val="9"/>
     <w:semiHidden/>
     <w:rsid w:val="00FD6400"/>
@@ -4740,11 +6894,11 @@
       <w:color w:val="272727" w:themeColor="text1" w:themeTint="D8"/>
     </w:rPr>
   </w:style>
-  <w:style w:type="paragraph" w:styleId="Title">
+  <w:style w:type="paragraph" w:styleId="a3">
     <w:name w:val="Title"/>
-    <w:basedOn w:val="Normal"/>
-    <w:next w:val="Normal"/>
-    <w:link w:val="TitleChar"/>
+    <w:basedOn w:val="a"/>
+    <w:next w:val="a"/>
+    <w:link w:val="a4"/>
     <w:uiPriority w:val="10"/>
     <w:qFormat/>
     <w:rsid w:val="00FD6400"/>
@@ -4760,10 +6914,10 @@
       <w:szCs w:val="56"/>
     </w:rPr>
   </w:style>
-  <w:style w:type="character" w:customStyle="1" w:styleId="TitleChar">
-    <w:name w:val="Title Char"/>
-    <w:basedOn w:val="DefaultParagraphFont"/>
-    <w:link w:val="Title"/>
+  <w:style w:type="character" w:customStyle="1" w:styleId="a4">
+    <w:name w:val="Назва Знак"/>
+    <w:basedOn w:val="a0"/>
+    <w:link w:val="a3"/>
     <w:uiPriority w:val="10"/>
     <w:rsid w:val="00FD6400"/>
     <w:rPr>
@@ -4774,11 +6928,11 @@
       <w:szCs w:val="56"/>
     </w:rPr>
   </w:style>
-  <w:style w:type="paragraph" w:styleId="Subtitle">
+  <w:style w:type="paragraph" w:styleId="a5">
     <w:name w:val="Subtitle"/>
-    <w:basedOn w:val="Normal"/>
-    <w:next w:val="Normal"/>
-    <w:link w:val="SubtitleChar"/>
+    <w:basedOn w:val="a"/>
+    <w:next w:val="a"/>
+    <w:link w:val="a6"/>
     <w:uiPriority w:val="11"/>
     <w:qFormat/>
     <w:rsid w:val="00FD6400"/>
@@ -4795,10 +6949,10 @@
       <w:szCs w:val="28"/>
     </w:rPr>
   </w:style>
-  <w:style w:type="character" w:customStyle="1" w:styleId="SubtitleChar">
-    <w:name w:val="Subtitle Char"/>
-    <w:basedOn w:val="DefaultParagraphFont"/>
-    <w:link w:val="Subtitle"/>
+  <w:style w:type="character" w:customStyle="1" w:styleId="a6">
+    <w:name w:val="Підзаголовок Знак"/>
+    <w:basedOn w:val="a0"/>
+    <w:link w:val="a5"/>
     <w:uiPriority w:val="11"/>
     <w:rsid w:val="00FD6400"/>
     <w:rPr>
@@ -4809,11 +6963,11 @@
       <w:szCs w:val="28"/>
     </w:rPr>
   </w:style>
-  <w:style w:type="paragraph" w:styleId="Quote">
+  <w:style w:type="paragraph" w:styleId="a7">
     <w:name w:val="Quote"/>
-    <w:basedOn w:val="Normal"/>
-    <w:next w:val="Normal"/>
-    <w:link w:val="QuoteChar"/>
+    <w:basedOn w:val="a"/>
+    <w:next w:val="a"/>
+    <w:link w:val="a8"/>
     <w:uiPriority w:val="29"/>
     <w:qFormat/>
     <w:rsid w:val="00FD6400"/>
@@ -4827,10 +6981,10 @@
       <w:color w:val="404040" w:themeColor="text1" w:themeTint="BF"/>
     </w:rPr>
   </w:style>
-  <w:style w:type="character" w:customStyle="1" w:styleId="QuoteChar">
-    <w:name w:val="Quote Char"/>
-    <w:basedOn w:val="DefaultParagraphFont"/>
-    <w:link w:val="Quote"/>
+  <w:style w:type="character" w:customStyle="1" w:styleId="a8">
+    <w:name w:val="Цитата Знак"/>
+    <w:basedOn w:val="a0"/>
+    <w:link w:val="a7"/>
     <w:uiPriority w:val="29"/>
     <w:rsid w:val="00FD6400"/>
     <w:rPr>
@@ -4839,9 +6993,9 @@
       <w:color w:val="404040" w:themeColor="text1" w:themeTint="BF"/>
     </w:rPr>
   </w:style>
-  <w:style w:type="paragraph" w:styleId="ListParagraph">
+  <w:style w:type="paragraph" w:styleId="a9">
     <w:name w:val="List Paragraph"/>
-    <w:basedOn w:val="Normal"/>
+    <w:basedOn w:val="a"/>
     <w:uiPriority w:val="34"/>
     <w:qFormat/>
     <w:rsid w:val="00FD6400"/>
@@ -4850,9 +7004,9 @@
       <w:contextualSpacing/>
     </w:pPr>
   </w:style>
-  <w:style w:type="character" w:styleId="IntenseEmphasis">
+  <w:style w:type="character" w:styleId="aa">
     <w:name w:val="Intense Emphasis"/>
-    <w:basedOn w:val="DefaultParagraphFont"/>
+    <w:basedOn w:val="a0"/>
     <w:uiPriority w:val="21"/>
     <w:qFormat/>
     <w:rsid w:val="00FD6400"/>
@@ -4862,11 +7016,11 @@
       <w:color w:val="0F4761" w:themeColor="accent1" w:themeShade="BF"/>
     </w:rPr>
   </w:style>
-  <w:style w:type="paragraph" w:styleId="IntenseQuote">
+  <w:style w:type="paragraph" w:styleId="ab">
     <w:name w:val="Intense Quote"/>
-    <w:basedOn w:val="Normal"/>
-    <w:next w:val="Normal"/>
-    <w:link w:val="IntenseQuoteChar"/>
+    <w:basedOn w:val="a"/>
+    <w:next w:val="a"/>
+    <w:link w:val="ac"/>
     <w:uiPriority w:val="30"/>
     <w:qFormat/>
     <w:rsid w:val="00FD6400"/>
@@ -4885,10 +7039,10 @@
       <w:color w:val="0F4761" w:themeColor="accent1" w:themeShade="BF"/>
     </w:rPr>
   </w:style>
-  <w:style w:type="character" w:customStyle="1" w:styleId="IntenseQuoteChar">
-    <w:name w:val="Intense Quote Char"/>
-    <w:basedOn w:val="DefaultParagraphFont"/>
-    <w:link w:val="IntenseQuote"/>
+  <w:style w:type="character" w:customStyle="1" w:styleId="ac">
+    <w:name w:val="Насичена цитата Знак"/>
+    <w:basedOn w:val="a0"/>
+    <w:link w:val="ab"/>
     <w:uiPriority w:val="30"/>
     <w:rsid w:val="00FD6400"/>
     <w:rPr>
@@ -4897,9 +7051,9 @@
       <w:color w:val="0F4761" w:themeColor="accent1" w:themeShade="BF"/>
     </w:rPr>
   </w:style>
-  <w:style w:type="character" w:styleId="IntenseReference">
+  <w:style w:type="character" w:styleId="ad">
     <w:name w:val="Intense Reference"/>
-    <w:basedOn w:val="DefaultParagraphFont"/>
+    <w:basedOn w:val="a0"/>
     <w:uiPriority w:val="32"/>
     <w:qFormat/>
     <w:rsid w:val="00FD6400"/>
@@ -4911,10 +7065,10 @@
       <w:spacing w:val="5"/>
     </w:rPr>
   </w:style>
-  <w:style w:type="paragraph" w:styleId="Header">
+  <w:style w:type="paragraph" w:styleId="ae">
     <w:name w:val="header"/>
-    <w:basedOn w:val="Normal"/>
-    <w:link w:val="HeaderChar"/>
+    <w:basedOn w:val="a"/>
+    <w:link w:val="af"/>
     <w:uiPriority w:val="99"/>
     <w:unhideWhenUsed/>
     <w:rsid w:val="00DD65AC"/>
@@ -4926,17 +7080,17 @@
       <w:spacing w:after="0" w:line="240" w:lineRule="auto"/>
     </w:pPr>
   </w:style>
-  <w:style w:type="character" w:customStyle="1" w:styleId="HeaderChar">
-    <w:name w:val="Header Char"/>
-    <w:basedOn w:val="DefaultParagraphFont"/>
-    <w:link w:val="Header"/>
+  <w:style w:type="character" w:customStyle="1" w:styleId="af">
+    <w:name w:val="Верхній колонтитул Знак"/>
+    <w:basedOn w:val="a0"/>
+    <w:link w:val="ae"/>
     <w:uiPriority w:val="99"/>
     <w:rsid w:val="00DD65AC"/>
   </w:style>
-  <w:style w:type="paragraph" w:styleId="Footer">
+  <w:style w:type="paragraph" w:styleId="af0">
     <w:name w:val="footer"/>
-    <w:basedOn w:val="Normal"/>
-    <w:link w:val="FooterChar"/>
+    <w:basedOn w:val="a"/>
+    <w:link w:val="af1"/>
     <w:uiPriority w:val="99"/>
     <w:unhideWhenUsed/>
     <w:rsid w:val="00DD65AC"/>
@@ -4948,10 +7102,10 @@
       <w:spacing w:after="0" w:line="240" w:lineRule="auto"/>
     </w:pPr>
   </w:style>
-  <w:style w:type="character" w:customStyle="1" w:styleId="FooterChar">
-    <w:name w:val="Footer Char"/>
-    <w:basedOn w:val="DefaultParagraphFont"/>
-    <w:link w:val="Footer"/>
+  <w:style w:type="character" w:customStyle="1" w:styleId="af1">
+    <w:name w:val="Нижній колонтитул Знак"/>
+    <w:basedOn w:val="a0"/>
+    <w:link w:val="af0"/>
     <w:uiPriority w:val="99"/>
     <w:rsid w:val="00DD65AC"/>
   </w:style>

--- a/docs/Звіт_Проєкт_Digilai_Registry.docx
+++ b/docs/Звіт_Проєкт_Digilai_Registry.docx
@@ -9,15 +9,13 @@
           <w:rFonts w:ascii="Times New Roman" w:hAnsi="Times New Roman" w:cs="Times New Roman"/>
           <w:sz w:val="28"/>
           <w:szCs w:val="28"/>
-          <w:lang w:val="uk-UA"/>
-        </w:rPr>
-      </w:pPr>
-      <w:r>
-        <w:rPr>
-          <w:rFonts w:ascii="Times New Roman" w:hAnsi="Times New Roman" w:cs="Times New Roman"/>
-          <w:sz w:val="28"/>
-          <w:szCs w:val="28"/>
-          <w:lang w:val="uk-UA"/>
+        </w:rPr>
+      </w:pPr>
+      <w:r>
+        <w:rPr>
+          <w:rFonts w:ascii="Times New Roman" w:hAnsi="Times New Roman" w:cs="Times New Roman"/>
+          <w:sz w:val="28"/>
+          <w:szCs w:val="28"/>
         </w:rPr>
         <w:t>МІНІСТЕРСТВО ОСВІТИ І НАУКИ УКРАЇНИ</w:t>
       </w:r>
@@ -47,15 +45,13 @@
           <w:rFonts w:ascii="Times New Roman" w:hAnsi="Times New Roman" w:cs="Times New Roman"/>
           <w:sz w:val="28"/>
           <w:szCs w:val="28"/>
-          <w:lang w:val="uk-UA"/>
-        </w:rPr>
-      </w:pPr>
-      <w:r>
-        <w:rPr>
-          <w:rFonts w:ascii="Times New Roman" w:hAnsi="Times New Roman" w:cs="Times New Roman"/>
-          <w:sz w:val="28"/>
-          <w:szCs w:val="28"/>
-          <w:lang w:val="uk-UA"/>
+        </w:rPr>
+      </w:pPr>
+      <w:r>
+        <w:rPr>
+          <w:rFonts w:ascii="Times New Roman" w:hAnsi="Times New Roman" w:cs="Times New Roman"/>
+          <w:sz w:val="28"/>
+          <w:szCs w:val="28"/>
         </w:rPr>
         <w:t>Національний університет “Києво-Могилянська академія”</w:t>
       </w:r>
@@ -85,15 +81,13 @@
           <w:rFonts w:ascii="Times New Roman" w:hAnsi="Times New Roman" w:cs="Times New Roman"/>
           <w:sz w:val="28"/>
           <w:szCs w:val="28"/>
-          <w:lang w:val="uk-UA"/>
-        </w:rPr>
-      </w:pPr>
-      <w:r>
-        <w:rPr>
-          <w:rFonts w:ascii="Times New Roman" w:hAnsi="Times New Roman" w:cs="Times New Roman"/>
-          <w:sz w:val="28"/>
-          <w:szCs w:val="28"/>
-          <w:lang w:val="uk-UA"/>
+        </w:rPr>
+      </w:pPr>
+      <w:r>
+        <w:rPr>
+          <w:rFonts w:ascii="Times New Roman" w:hAnsi="Times New Roman" w:cs="Times New Roman"/>
+          <w:sz w:val="28"/>
+          <w:szCs w:val="28"/>
         </w:rPr>
         <w:t>Факультет інформатики</w:t>
       </w:r>
@@ -123,7 +117,6 @@
           <w:rFonts w:ascii="Times New Roman" w:hAnsi="Times New Roman" w:cs="Times New Roman"/>
           <w:sz w:val="28"/>
           <w:szCs w:val="28"/>
-          <w:lang w:val="uk-UA"/>
         </w:rPr>
       </w:pPr>
       <w:r>
@@ -131,7 +124,6 @@
           <w:noProof/>
           <w:sz w:val="28"/>
           <w:szCs w:val="28"/>
-          <w:lang w:val="uk-UA"/>
         </w:rPr>
         <w:drawing>
           <wp:anchor distT="0" distB="0" distL="114300" distR="114300" simplePos="0" relativeHeight="251659264" behindDoc="0" locked="0" layoutInCell="1" allowOverlap="1" wp14:anchorId="597469CD" wp14:editId="508E719C">
@@ -225,9 +217,9 @@
           <w:kern w:val="0"/>
           <w:sz w:val="28"/>
           <w:szCs w:val="28"/>
-          <w:lang w:val="uk-UA"/>
-        </w:rPr>
-      </w:pPr>
+        </w:rPr>
+      </w:pPr>
+      <w:proofErr w:type="spellStart"/>
       <w:r>
         <w:rPr>
           <w:rFonts w:ascii="Times New Roman" w:hAnsi="Times New Roman" w:cs="Times New Roman"/>
@@ -238,7 +230,98 @@
           <w:szCs w:val="28"/>
           <w:lang w:val="en-US"/>
         </w:rPr>
-        <w:t>Дисципліна: «Алгоритми і структури даних»</w:t>
+        <w:t>Дисципліна</w:t>
+      </w:r>
+      <w:proofErr w:type="spellEnd"/>
+      <w:r>
+        <w:rPr>
+          <w:rFonts w:ascii="Times New Roman" w:hAnsi="Times New Roman" w:cs="Times New Roman"/>
+          <w:b/>
+          <w:bCs/>
+          <w:kern w:val="0"/>
+          <w:sz w:val="28"/>
+          <w:szCs w:val="28"/>
+          <w:lang w:val="en-US"/>
+        </w:rPr>
+        <w:t>: «</w:t>
+      </w:r>
+      <w:proofErr w:type="spellStart"/>
+      <w:r>
+        <w:rPr>
+          <w:rFonts w:ascii="Times New Roman" w:hAnsi="Times New Roman" w:cs="Times New Roman"/>
+          <w:b/>
+          <w:bCs/>
+          <w:kern w:val="0"/>
+          <w:sz w:val="28"/>
+          <w:szCs w:val="28"/>
+          <w:lang w:val="en-US"/>
+        </w:rPr>
+        <w:t>Алгоритми</w:t>
+      </w:r>
+      <w:proofErr w:type="spellEnd"/>
+      <w:r>
+        <w:rPr>
+          <w:rFonts w:ascii="Times New Roman" w:hAnsi="Times New Roman" w:cs="Times New Roman"/>
+          <w:b/>
+          <w:bCs/>
+          <w:kern w:val="0"/>
+          <w:sz w:val="28"/>
+          <w:szCs w:val="28"/>
+          <w:lang w:val="en-US"/>
+        </w:rPr>
+        <w:t xml:space="preserve"> і </w:t>
+      </w:r>
+      <w:proofErr w:type="spellStart"/>
+      <w:r>
+        <w:rPr>
+          <w:rFonts w:ascii="Times New Roman" w:hAnsi="Times New Roman" w:cs="Times New Roman"/>
+          <w:b/>
+          <w:bCs/>
+          <w:kern w:val="0"/>
+          <w:sz w:val="28"/>
+          <w:szCs w:val="28"/>
+          <w:lang w:val="en-US"/>
+        </w:rPr>
+        <w:t>структури</w:t>
+      </w:r>
+      <w:proofErr w:type="spellEnd"/>
+      <w:r>
+        <w:rPr>
+          <w:rFonts w:ascii="Times New Roman" w:hAnsi="Times New Roman" w:cs="Times New Roman"/>
+          <w:b/>
+          <w:bCs/>
+          <w:kern w:val="0"/>
+          <w:sz w:val="28"/>
+          <w:szCs w:val="28"/>
+          <w:lang w:val="en-US"/>
+        </w:rPr>
+        <w:t xml:space="preserve"> </w:t>
+      </w:r>
+      <w:proofErr w:type="spellStart"/>
+      <w:r>
+        <w:rPr>
+          <w:rFonts w:ascii="Times New Roman" w:hAnsi="Times New Roman" w:cs="Times New Roman"/>
+          <w:b/>
+          <w:bCs/>
+          <w:kern w:val="0"/>
+          <w:sz w:val="28"/>
+          <w:szCs w:val="28"/>
+          <w:lang w:val="en-US"/>
+        </w:rPr>
+        <w:t>даних</w:t>
+      </w:r>
+      <w:proofErr w:type="spellEnd"/>
+      <w:r>
+        <w:rPr>
+          <w:rFonts w:ascii="Times New Roman" w:hAnsi="Times New Roman" w:cs="Times New Roman"/>
+          <w:b/>
+          <w:bCs/>
+          <w:kern w:val="0"/>
+          <w:sz w:val="28"/>
+          <w:szCs w:val="28"/>
+          <w:lang w:val="en-US"/>
+        </w:rPr>
+        <w:t>»</w:t>
       </w:r>
     </w:p>
     <w:p>
@@ -269,7 +352,6 @@
           <w:kern w:val="0"/>
           <w:sz w:val="28"/>
           <w:szCs w:val="28"/>
-          <w:lang w:val="uk-UA"/>
         </w:rPr>
       </w:pPr>
       <w:r>
@@ -280,10 +362,10 @@
           <w:kern w:val="0"/>
           <w:sz w:val="28"/>
           <w:szCs w:val="28"/>
-          <w:lang w:val="uk-UA"/>
         </w:rPr>
         <w:t>П</w:t>
       </w:r>
+      <w:proofErr w:type="spellStart"/>
       <w:r>
         <w:rPr>
           <w:rFonts w:ascii="Times New Roman" w:hAnsi="Times New Roman" w:cs="Times New Roman"/>
@@ -294,8 +376,9 @@
           <w:szCs w:val="28"/>
           <w:lang w:val="en-US"/>
         </w:rPr>
-        <w:t>роєкт: Digi</w:t>
-      </w:r>
+        <w:t>роєкт</w:t>
+      </w:r>
+      <w:proofErr w:type="spellEnd"/>
       <w:r>
         <w:rPr>
           <w:rFonts w:ascii="Times New Roman" w:hAnsi="Times New Roman" w:cs="Times New Roman"/>
@@ -306,8 +389,34 @@
           <w:szCs w:val="28"/>
           <w:lang w:val="en-US"/>
         </w:rPr>
+        <w:t xml:space="preserve">: </w:t>
+      </w:r>
+      <w:proofErr w:type="spellStart"/>
+      <w:r>
+        <w:rPr>
+          <w:rFonts w:ascii="Times New Roman" w:hAnsi="Times New Roman" w:cs="Times New Roman"/>
+          <w:b/>
+          <w:bCs/>
+          <w:kern w:val="0"/>
+          <w:sz w:val="28"/>
+          <w:szCs w:val="28"/>
+          <w:lang w:val="en-US"/>
+        </w:rPr>
+        <w:t>Digi</w:t>
+      </w:r>
+      <w:r>
+        <w:rPr>
+          <w:rFonts w:ascii="Times New Roman" w:hAnsi="Times New Roman" w:cs="Times New Roman"/>
+          <w:b/>
+          <w:bCs/>
+          <w:kern w:val="0"/>
+          <w:sz w:val="28"/>
+          <w:szCs w:val="28"/>
+          <w:lang w:val="en-US"/>
+        </w:rPr>
         <w:t>Uni</w:t>
       </w:r>
+      <w:proofErr w:type="spellEnd"/>
       <w:r>
         <w:rPr>
           <w:rFonts w:ascii="Times New Roman" w:hAnsi="Times New Roman" w:cs="Times New Roman"/>
@@ -349,7 +458,6 @@
           <w:kern w:val="0"/>
           <w:sz w:val="28"/>
           <w:szCs w:val="28"/>
-          <w:lang w:val="uk-UA"/>
         </w:rPr>
       </w:pPr>
     </w:p>
@@ -381,7 +489,6 @@
           <w:kern w:val="0"/>
           <w:sz w:val="28"/>
           <w:szCs w:val="28"/>
-          <w:lang w:val="uk-UA"/>
         </w:rPr>
       </w:pPr>
       <w:r>
@@ -405,15 +512,13 @@
           <w:rFonts w:ascii="Times New Roman" w:hAnsi="Times New Roman" w:cs="Times New Roman"/>
           <w:sz w:val="28"/>
           <w:szCs w:val="28"/>
-          <w:lang w:val="uk-UA"/>
-        </w:rPr>
-      </w:pPr>
-      <w:r>
-        <w:rPr>
-          <w:rFonts w:ascii="Times New Roman" w:hAnsi="Times New Roman" w:cs="Times New Roman"/>
-          <w:sz w:val="28"/>
-          <w:szCs w:val="28"/>
-          <w:lang w:val="uk-UA"/>
+        </w:rPr>
+      </w:pPr>
+      <w:r>
+        <w:rPr>
+          <w:rFonts w:ascii="Times New Roman" w:hAnsi="Times New Roman" w:cs="Times New Roman"/>
+          <w:sz w:val="28"/>
+          <w:szCs w:val="28"/>
         </w:rPr>
         <w:t xml:space="preserve">Роботу виконали: </w:t>
       </w:r>
@@ -426,15 +531,13 @@
           <w:rFonts w:ascii="Times New Roman" w:hAnsi="Times New Roman" w:cs="Times New Roman"/>
           <w:sz w:val="28"/>
           <w:szCs w:val="28"/>
-          <w:lang w:val="uk-UA"/>
-        </w:rPr>
-      </w:pPr>
-      <w:r>
-        <w:rPr>
-          <w:rFonts w:ascii="Times New Roman" w:hAnsi="Times New Roman" w:cs="Times New Roman"/>
-          <w:sz w:val="28"/>
-          <w:szCs w:val="28"/>
-          <w:lang w:val="uk-UA"/>
+        </w:rPr>
+      </w:pPr>
+      <w:r>
+        <w:rPr>
+          <w:rFonts w:ascii="Times New Roman" w:hAnsi="Times New Roman" w:cs="Times New Roman"/>
+          <w:sz w:val="28"/>
+          <w:szCs w:val="28"/>
         </w:rPr>
         <w:t>Фломбойм Олександра</w:t>
       </w:r>
@@ -447,15 +550,13 @@
           <w:rFonts w:ascii="Times New Roman" w:hAnsi="Times New Roman" w:cs="Times New Roman"/>
           <w:sz w:val="28"/>
           <w:szCs w:val="28"/>
-          <w:lang w:val="uk-UA"/>
-        </w:rPr>
-      </w:pPr>
-      <w:r>
-        <w:rPr>
-          <w:rFonts w:ascii="Times New Roman" w:hAnsi="Times New Roman" w:cs="Times New Roman"/>
-          <w:sz w:val="28"/>
-          <w:szCs w:val="28"/>
-          <w:lang w:val="uk-UA"/>
+        </w:rPr>
+      </w:pPr>
+      <w:r>
+        <w:rPr>
+          <w:rFonts w:ascii="Times New Roman" w:hAnsi="Times New Roman" w:cs="Times New Roman"/>
+          <w:sz w:val="28"/>
+          <w:szCs w:val="28"/>
         </w:rPr>
         <w:t>Студентк</w:t>
       </w:r>
@@ -464,7 +565,6 @@
           <w:rFonts w:ascii="Times New Roman" w:hAnsi="Times New Roman" w:cs="Times New Roman"/>
           <w:sz w:val="28"/>
           <w:szCs w:val="28"/>
-          <w:lang w:val="uk-UA"/>
         </w:rPr>
         <w:t xml:space="preserve">а </w:t>
       </w:r>
@@ -473,7 +573,6 @@
           <w:rFonts w:ascii="Times New Roman" w:hAnsi="Times New Roman" w:cs="Times New Roman"/>
           <w:sz w:val="28"/>
           <w:szCs w:val="28"/>
-          <w:lang w:val="uk-UA"/>
         </w:rPr>
         <w:t>1 курсу НАУКМА</w:t>
       </w:r>
@@ -486,15 +585,13 @@
           <w:rFonts w:ascii="Times New Roman" w:hAnsi="Times New Roman" w:cs="Times New Roman"/>
           <w:sz w:val="28"/>
           <w:szCs w:val="28"/>
-          <w:lang w:val="uk-UA"/>
-        </w:rPr>
-      </w:pPr>
-      <w:r>
-        <w:rPr>
-          <w:rFonts w:ascii="Times New Roman" w:hAnsi="Times New Roman" w:cs="Times New Roman"/>
-          <w:sz w:val="28"/>
-          <w:szCs w:val="28"/>
-          <w:lang w:val="uk-UA"/>
+        </w:rPr>
+      </w:pPr>
+      <w:r>
+        <w:rPr>
+          <w:rFonts w:ascii="Times New Roman" w:hAnsi="Times New Roman" w:cs="Times New Roman"/>
+          <w:sz w:val="28"/>
+          <w:szCs w:val="28"/>
         </w:rPr>
         <w:t>Факультету Інформатики</w:t>
       </w:r>
@@ -507,15 +604,13 @@
           <w:rFonts w:ascii="Times New Roman" w:hAnsi="Times New Roman" w:cs="Times New Roman"/>
           <w:sz w:val="28"/>
           <w:szCs w:val="28"/>
-          <w:lang w:val="uk-UA"/>
-        </w:rPr>
-      </w:pPr>
-      <w:r>
-        <w:rPr>
-          <w:rFonts w:ascii="Times New Roman" w:hAnsi="Times New Roman" w:cs="Times New Roman"/>
-          <w:sz w:val="28"/>
-          <w:szCs w:val="28"/>
-          <w:lang w:val="uk-UA"/>
+        </w:rPr>
+      </w:pPr>
+      <w:r>
+        <w:rPr>
+          <w:rFonts w:ascii="Times New Roman" w:hAnsi="Times New Roman" w:cs="Times New Roman"/>
+          <w:sz w:val="28"/>
+          <w:szCs w:val="28"/>
         </w:rPr>
         <w:t xml:space="preserve">Спеціальність: </w:t>
       </w:r>
@@ -524,7 +619,6 @@
           <w:rFonts w:ascii="Times New Roman" w:hAnsi="Times New Roman" w:cs="Times New Roman"/>
           <w:sz w:val="28"/>
           <w:szCs w:val="28"/>
-          <w:lang w:val="uk-UA"/>
         </w:rPr>
         <w:t>Інженерія</w:t>
       </w:r>
@@ -533,7 +627,6 @@
           <w:rFonts w:ascii="Times New Roman" w:hAnsi="Times New Roman" w:cs="Times New Roman"/>
           <w:sz w:val="28"/>
           <w:szCs w:val="28"/>
-          <w:lang w:val="uk-UA"/>
         </w:rPr>
         <w:t xml:space="preserve"> </w:t>
       </w:r>
@@ -542,7 +635,6 @@
           <w:rFonts w:ascii="Times New Roman" w:hAnsi="Times New Roman" w:cs="Times New Roman"/>
           <w:sz w:val="28"/>
           <w:szCs w:val="28"/>
-          <w:lang w:val="uk-UA"/>
         </w:rPr>
         <w:t>програмного забезпечення</w:t>
       </w:r>
@@ -551,25 +643,24 @@
           <w:rFonts w:ascii="Times New Roman" w:hAnsi="Times New Roman" w:cs="Times New Roman"/>
           <w:sz w:val="28"/>
           <w:szCs w:val="28"/>
-          <w:lang w:val="uk-UA"/>
         </w:rPr>
         <w:t xml:space="preserve">, </w:t>
       </w:r>
-      <w:r>
-        <w:rPr>
-          <w:rFonts w:ascii="Times New Roman" w:hAnsi="Times New Roman" w:cs="Times New Roman"/>
-          <w:sz w:val="28"/>
-          <w:szCs w:val="28"/>
-          <w:lang w:val="uk-UA"/>
+      <w:proofErr w:type="spellStart"/>
+      <w:r>
+        <w:rPr>
+          <w:rFonts w:ascii="Times New Roman" w:hAnsi="Times New Roman" w:cs="Times New Roman"/>
+          <w:sz w:val="28"/>
+          <w:szCs w:val="28"/>
         </w:rPr>
         <w:t>гр</w:t>
       </w:r>
-      <w:r>
-        <w:rPr>
-          <w:rFonts w:ascii="Times New Roman" w:hAnsi="Times New Roman" w:cs="Times New Roman"/>
-          <w:sz w:val="28"/>
-          <w:szCs w:val="28"/>
-          <w:lang w:val="uk-UA"/>
+      <w:proofErr w:type="spellEnd"/>
+      <w:r>
+        <w:rPr>
+          <w:rFonts w:ascii="Times New Roman" w:hAnsi="Times New Roman" w:cs="Times New Roman"/>
+          <w:sz w:val="28"/>
+          <w:szCs w:val="28"/>
         </w:rPr>
         <w:t xml:space="preserve"> 3</w:t>
       </w:r>
@@ -582,7 +673,6 @@
           <w:rFonts w:ascii="Times New Roman" w:hAnsi="Times New Roman" w:cs="Times New Roman"/>
           <w:sz w:val="28"/>
           <w:szCs w:val="28"/>
-          <w:lang w:val="uk-UA"/>
         </w:rPr>
       </w:pPr>
     </w:p>
@@ -594,17 +684,25 @@
           <w:rFonts w:ascii="Times New Roman" w:hAnsi="Times New Roman" w:cs="Times New Roman"/>
           <w:sz w:val="28"/>
           <w:szCs w:val="28"/>
-          <w:lang w:val="uk-UA"/>
-        </w:rPr>
-      </w:pPr>
-      <w:r>
-        <w:rPr>
-          <w:rFonts w:ascii="Times New Roman" w:hAnsi="Times New Roman" w:cs="Times New Roman"/>
-          <w:sz w:val="28"/>
-          <w:szCs w:val="28"/>
-          <w:lang w:val="uk-UA"/>
-        </w:rPr>
-        <w:t>Яцкевич Анастасія</w:t>
+        </w:rPr>
+      </w:pPr>
+      <w:proofErr w:type="spellStart"/>
+      <w:r>
+        <w:rPr>
+          <w:rFonts w:ascii="Times New Roman" w:hAnsi="Times New Roman" w:cs="Times New Roman"/>
+          <w:sz w:val="28"/>
+          <w:szCs w:val="28"/>
+        </w:rPr>
+        <w:t>Яцкевич</w:t>
+      </w:r>
+      <w:proofErr w:type="spellEnd"/>
+      <w:r>
+        <w:rPr>
+          <w:rFonts w:ascii="Times New Roman" w:hAnsi="Times New Roman" w:cs="Times New Roman"/>
+          <w:sz w:val="28"/>
+          <w:szCs w:val="28"/>
+        </w:rPr>
+        <w:t xml:space="preserve"> Анастасія</w:t>
       </w:r>
     </w:p>
     <w:p>
@@ -615,15 +713,13 @@
           <w:rFonts w:ascii="Times New Roman" w:hAnsi="Times New Roman" w:cs="Times New Roman"/>
           <w:sz w:val="28"/>
           <w:szCs w:val="28"/>
-          <w:lang w:val="uk-UA"/>
-        </w:rPr>
-      </w:pPr>
-      <w:r>
-        <w:rPr>
-          <w:rFonts w:ascii="Times New Roman" w:hAnsi="Times New Roman" w:cs="Times New Roman"/>
-          <w:sz w:val="28"/>
-          <w:szCs w:val="28"/>
-          <w:lang w:val="uk-UA"/>
+        </w:rPr>
+      </w:pPr>
+      <w:r>
+        <w:rPr>
+          <w:rFonts w:ascii="Times New Roman" w:hAnsi="Times New Roman" w:cs="Times New Roman"/>
+          <w:sz w:val="28"/>
+          <w:szCs w:val="28"/>
         </w:rPr>
         <w:t>Студентк</w:t>
       </w:r>
@@ -632,7 +728,6 @@
           <w:rFonts w:ascii="Times New Roman" w:hAnsi="Times New Roman" w:cs="Times New Roman"/>
           <w:sz w:val="28"/>
           <w:szCs w:val="28"/>
-          <w:lang w:val="uk-UA"/>
         </w:rPr>
         <w:t xml:space="preserve">а </w:t>
       </w:r>
@@ -641,7 +736,6 @@
           <w:rFonts w:ascii="Times New Roman" w:hAnsi="Times New Roman" w:cs="Times New Roman"/>
           <w:sz w:val="28"/>
           <w:szCs w:val="28"/>
-          <w:lang w:val="uk-UA"/>
         </w:rPr>
         <w:t>1 курсу НАУКМА</w:t>
       </w:r>
@@ -654,15 +748,13 @@
           <w:rFonts w:ascii="Times New Roman" w:hAnsi="Times New Roman" w:cs="Times New Roman"/>
           <w:sz w:val="28"/>
           <w:szCs w:val="28"/>
-          <w:lang w:val="uk-UA"/>
-        </w:rPr>
-      </w:pPr>
-      <w:r>
-        <w:rPr>
-          <w:rFonts w:ascii="Times New Roman" w:hAnsi="Times New Roman" w:cs="Times New Roman"/>
-          <w:sz w:val="28"/>
-          <w:szCs w:val="28"/>
-          <w:lang w:val="uk-UA"/>
+        </w:rPr>
+      </w:pPr>
+      <w:r>
+        <w:rPr>
+          <w:rFonts w:ascii="Times New Roman" w:hAnsi="Times New Roman" w:cs="Times New Roman"/>
+          <w:sz w:val="28"/>
+          <w:szCs w:val="28"/>
         </w:rPr>
         <w:t>Факультету Інформатики</w:t>
       </w:r>
@@ -675,15 +767,13 @@
           <w:rFonts w:ascii="Times New Roman" w:hAnsi="Times New Roman" w:cs="Times New Roman"/>
           <w:sz w:val="28"/>
           <w:szCs w:val="28"/>
-          <w:lang w:val="uk-UA"/>
-        </w:rPr>
-      </w:pPr>
-      <w:r>
-        <w:rPr>
-          <w:rFonts w:ascii="Times New Roman" w:hAnsi="Times New Roman" w:cs="Times New Roman"/>
-          <w:sz w:val="28"/>
-          <w:szCs w:val="28"/>
-          <w:lang w:val="uk-UA"/>
+        </w:rPr>
+      </w:pPr>
+      <w:r>
+        <w:rPr>
+          <w:rFonts w:ascii="Times New Roman" w:hAnsi="Times New Roman" w:cs="Times New Roman"/>
+          <w:sz w:val="28"/>
+          <w:szCs w:val="28"/>
         </w:rPr>
         <w:t xml:space="preserve">Спеціальність: </w:t>
       </w:r>
@@ -692,7 +782,6 @@
           <w:rFonts w:ascii="Times New Roman" w:hAnsi="Times New Roman" w:cs="Times New Roman"/>
           <w:sz w:val="28"/>
           <w:szCs w:val="28"/>
-          <w:lang w:val="uk-UA"/>
         </w:rPr>
         <w:t>Інженерія</w:t>
       </w:r>
@@ -701,7 +790,6 @@
           <w:rFonts w:ascii="Times New Roman" w:hAnsi="Times New Roman" w:cs="Times New Roman"/>
           <w:sz w:val="28"/>
           <w:szCs w:val="28"/>
-          <w:lang w:val="uk-UA"/>
         </w:rPr>
         <w:t xml:space="preserve"> </w:t>
       </w:r>
@@ -710,7 +798,6 @@
           <w:rFonts w:ascii="Times New Roman" w:hAnsi="Times New Roman" w:cs="Times New Roman"/>
           <w:sz w:val="28"/>
           <w:szCs w:val="28"/>
-          <w:lang w:val="uk-UA"/>
         </w:rPr>
         <w:t>програмного забезпечення</w:t>
       </w:r>
@@ -719,25 +806,32 @@
           <w:rFonts w:ascii="Times New Roman" w:hAnsi="Times New Roman" w:cs="Times New Roman"/>
           <w:sz w:val="28"/>
           <w:szCs w:val="28"/>
-          <w:lang w:val="uk-UA"/>
         </w:rPr>
         <w:t xml:space="preserve">, </w:t>
       </w:r>
-      <w:r>
-        <w:rPr>
-          <w:rFonts w:ascii="Times New Roman" w:hAnsi="Times New Roman" w:cs="Times New Roman"/>
-          <w:sz w:val="28"/>
-          <w:szCs w:val="28"/>
-          <w:lang w:val="uk-UA"/>
-        </w:rPr>
-        <w:t xml:space="preserve">гр </w:t>
-      </w:r>
-      <w:r>
-        <w:rPr>
-          <w:rFonts w:ascii="Times New Roman" w:hAnsi="Times New Roman" w:cs="Times New Roman"/>
-          <w:sz w:val="28"/>
-          <w:szCs w:val="28"/>
-          <w:lang w:val="uk-UA"/>
+      <w:proofErr w:type="spellStart"/>
+      <w:r>
+        <w:rPr>
+          <w:rFonts w:ascii="Times New Roman" w:hAnsi="Times New Roman" w:cs="Times New Roman"/>
+          <w:sz w:val="28"/>
+          <w:szCs w:val="28"/>
+        </w:rPr>
+        <w:t>гр</w:t>
+      </w:r>
+      <w:proofErr w:type="spellEnd"/>
+      <w:r>
+        <w:rPr>
+          <w:rFonts w:ascii="Times New Roman" w:hAnsi="Times New Roman" w:cs="Times New Roman"/>
+          <w:sz w:val="28"/>
+          <w:szCs w:val="28"/>
+        </w:rPr>
+        <w:t xml:space="preserve"> </w:t>
+      </w:r>
+      <w:r>
+        <w:rPr>
+          <w:rFonts w:ascii="Times New Roman" w:hAnsi="Times New Roman" w:cs="Times New Roman"/>
+          <w:sz w:val="28"/>
+          <w:szCs w:val="28"/>
         </w:rPr>
         <w:t>3</w:t>
       </w:r>
@@ -750,7 +844,6 @@
           <w:rFonts w:ascii="Times New Roman" w:hAnsi="Times New Roman" w:cs="Times New Roman"/>
           <w:sz w:val="28"/>
           <w:szCs w:val="28"/>
-          <w:lang w:val="uk-UA"/>
         </w:rPr>
       </w:pPr>
     </w:p>
@@ -762,15 +855,13 @@
           <w:rFonts w:ascii="Times New Roman" w:hAnsi="Times New Roman" w:cs="Times New Roman"/>
           <w:sz w:val="28"/>
           <w:szCs w:val="28"/>
-          <w:lang w:val="uk-UA"/>
-        </w:rPr>
-      </w:pPr>
-      <w:r>
-        <w:rPr>
-          <w:rFonts w:ascii="Times New Roman" w:hAnsi="Times New Roman" w:cs="Times New Roman"/>
-          <w:sz w:val="28"/>
-          <w:szCs w:val="28"/>
-          <w:lang w:val="uk-UA"/>
+        </w:rPr>
+      </w:pPr>
+      <w:r>
+        <w:rPr>
+          <w:rFonts w:ascii="Times New Roman" w:hAnsi="Times New Roman" w:cs="Times New Roman"/>
+          <w:sz w:val="28"/>
+          <w:szCs w:val="28"/>
         </w:rPr>
         <w:t>Викладач:</w:t>
       </w:r>
@@ -783,15 +874,13 @@
           <w:rFonts w:ascii="Times New Roman" w:hAnsi="Times New Roman" w:cs="Times New Roman"/>
           <w:sz w:val="28"/>
           <w:szCs w:val="28"/>
-          <w:lang w:val="uk-UA"/>
-        </w:rPr>
-      </w:pPr>
-      <w:r>
-        <w:rPr>
-          <w:rFonts w:ascii="Times New Roman" w:hAnsi="Times New Roman" w:cs="Times New Roman"/>
-          <w:sz w:val="28"/>
-          <w:szCs w:val="28"/>
-          <w:lang w:val="uk-UA"/>
+        </w:rPr>
+      </w:pPr>
+      <w:r>
+        <w:rPr>
+          <w:rFonts w:ascii="Times New Roman" w:hAnsi="Times New Roman" w:cs="Times New Roman"/>
+          <w:sz w:val="28"/>
+          <w:szCs w:val="28"/>
         </w:rPr>
         <w:t>Кирієнко Оксана</w:t>
       </w:r>
@@ -809,7 +898,6 @@
           <w:rFonts w:ascii="Times New Roman" w:hAnsi="Times New Roman" w:cs="Times New Roman"/>
           <w:sz w:val="28"/>
           <w:szCs w:val="28"/>
-          <w:lang w:val="uk-UA"/>
         </w:rPr>
         <w:t>Валентинівна</w:t>
       </w:r>
@@ -839,7 +927,6 @@
           <w:rFonts w:ascii="Times New Roman" w:hAnsi="Times New Roman" w:cs="Times New Roman"/>
           <w:sz w:val="28"/>
           <w:szCs w:val="28"/>
-          <w:lang w:val="uk-UA"/>
         </w:rPr>
       </w:pPr>
     </w:p>
@@ -871,7 +958,6 @@
           <w:bCs/>
           <w:sz w:val="32"/>
           <w:szCs w:val="32"/>
-          <w:lang w:val="uk-UA"/>
         </w:rPr>
       </w:pPr>
       <w:r>
@@ -881,7 +967,6 @@
           <w:bCs/>
           <w:sz w:val="32"/>
           <w:szCs w:val="32"/>
-          <w:lang w:val="uk-UA"/>
         </w:rPr>
         <w:lastRenderedPageBreak/>
         <w:t>Зміст</w:t>
@@ -913,7 +998,6 @@
           <w:rFonts w:ascii="Times New Roman" w:hAnsi="Times New Roman" w:cs="Times New Roman"/>
           <w:sz w:val="28"/>
           <w:szCs w:val="28"/>
-          <w:lang w:val="uk-UA"/>
         </w:rPr>
       </w:pPr>
     </w:p>
@@ -947,15 +1031,13 @@
           <w:rFonts w:ascii="Times New Roman" w:hAnsi="Times New Roman" w:cs="Times New Roman"/>
           <w:sz w:val="28"/>
           <w:szCs w:val="28"/>
-          <w:lang w:val="uk-UA"/>
-        </w:rPr>
-      </w:pPr>
-      <w:r>
-        <w:rPr>
-          <w:rFonts w:ascii="Times New Roman" w:hAnsi="Times New Roman" w:cs="Times New Roman"/>
-          <w:sz w:val="28"/>
-          <w:szCs w:val="28"/>
-          <w:lang w:val="uk-UA"/>
+        </w:rPr>
+      </w:pPr>
+      <w:r>
+        <w:rPr>
+          <w:rFonts w:ascii="Times New Roman" w:hAnsi="Times New Roman" w:cs="Times New Roman"/>
+          <w:sz w:val="28"/>
+          <w:szCs w:val="28"/>
         </w:rPr>
         <w:t>Постановка задачі</w:t>
       </w:r>
@@ -990,15 +1072,13 @@
           <w:rFonts w:ascii="Times New Roman" w:hAnsi="Times New Roman" w:cs="Times New Roman"/>
           <w:sz w:val="28"/>
           <w:szCs w:val="28"/>
-          <w:lang w:val="uk-UA"/>
-        </w:rPr>
-      </w:pPr>
-      <w:r>
-        <w:rPr>
-          <w:rFonts w:ascii="Times New Roman" w:hAnsi="Times New Roman" w:cs="Times New Roman"/>
-          <w:sz w:val="28"/>
-          <w:szCs w:val="28"/>
-          <w:lang w:val="uk-UA"/>
+        </w:rPr>
+      </w:pPr>
+      <w:r>
+        <w:rPr>
+          <w:rFonts w:ascii="Times New Roman" w:hAnsi="Times New Roman" w:cs="Times New Roman"/>
+          <w:sz w:val="28"/>
+          <w:szCs w:val="28"/>
         </w:rPr>
         <w:t>Розподіл ролей</w:t>
       </w:r>
@@ -1033,15 +1113,13 @@
           <w:rFonts w:ascii="Times New Roman" w:hAnsi="Times New Roman" w:cs="Times New Roman"/>
           <w:sz w:val="28"/>
           <w:szCs w:val="28"/>
-          <w:lang w:val="uk-UA"/>
-        </w:rPr>
-      </w:pPr>
-      <w:r>
-        <w:rPr>
-          <w:rFonts w:ascii="Times New Roman" w:hAnsi="Times New Roman" w:cs="Times New Roman"/>
-          <w:sz w:val="28"/>
-          <w:szCs w:val="28"/>
-          <w:lang w:val="uk-UA"/>
+        </w:rPr>
+      </w:pPr>
+      <w:r>
+        <w:rPr>
+          <w:rFonts w:ascii="Times New Roman" w:hAnsi="Times New Roman" w:cs="Times New Roman"/>
+          <w:sz w:val="28"/>
+          <w:szCs w:val="28"/>
         </w:rPr>
         <w:t xml:space="preserve">Опис можливостей </w:t>
       </w:r>
@@ -1076,7 +1154,6 @@
           <w:rFonts w:ascii="Times New Roman" w:hAnsi="Times New Roman" w:cs="Times New Roman"/>
           <w:sz w:val="28"/>
           <w:szCs w:val="28"/>
-          <w:lang w:val="uk-UA"/>
         </w:rPr>
       </w:pPr>
       <w:r>
@@ -1093,7 +1170,6 @@
           <w:rFonts w:ascii="Times New Roman" w:hAnsi="Times New Roman" w:cs="Times New Roman"/>
           <w:sz w:val="28"/>
           <w:szCs w:val="28"/>
-          <w:lang w:val="uk-UA"/>
         </w:rPr>
         <w:t>-діаграми</w:t>
       </w:r>
@@ -1128,15 +1204,13 @@
           <w:rFonts w:ascii="Times New Roman" w:hAnsi="Times New Roman" w:cs="Times New Roman"/>
           <w:sz w:val="28"/>
           <w:szCs w:val="28"/>
-          <w:lang w:val="uk-UA"/>
-        </w:rPr>
-      </w:pPr>
-      <w:r>
-        <w:rPr>
-          <w:rFonts w:ascii="Times New Roman" w:hAnsi="Times New Roman" w:cs="Times New Roman"/>
-          <w:sz w:val="28"/>
-          <w:szCs w:val="28"/>
-          <w:lang w:val="uk-UA"/>
+        </w:rPr>
+      </w:pPr>
+      <w:r>
+        <w:rPr>
+          <w:rFonts w:ascii="Times New Roman" w:hAnsi="Times New Roman" w:cs="Times New Roman"/>
+          <w:sz w:val="28"/>
+          <w:szCs w:val="28"/>
         </w:rPr>
         <w:t>О</w:t>
       </w:r>
@@ -1145,7 +1219,6 @@
           <w:rFonts w:ascii="Times New Roman" w:hAnsi="Times New Roman" w:cs="Times New Roman"/>
           <w:sz w:val="28"/>
           <w:szCs w:val="28"/>
-          <w:lang w:val="uk-UA"/>
         </w:rPr>
         <w:t>пис рішень та проблем</w:t>
       </w:r>
@@ -1180,15 +1253,13 @@
           <w:rFonts w:ascii="Times New Roman" w:hAnsi="Times New Roman" w:cs="Times New Roman"/>
           <w:sz w:val="28"/>
           <w:szCs w:val="28"/>
-          <w:lang w:val="uk-UA"/>
-        </w:rPr>
-      </w:pPr>
-      <w:r>
-        <w:rPr>
-          <w:rFonts w:ascii="Times New Roman" w:hAnsi="Times New Roman" w:cs="Times New Roman"/>
-          <w:sz w:val="28"/>
-          <w:szCs w:val="28"/>
-          <w:lang w:val="uk-UA"/>
+        </w:rPr>
+      </w:pPr>
+      <w:r>
+        <w:rPr>
+          <w:rFonts w:ascii="Times New Roman" w:hAnsi="Times New Roman" w:cs="Times New Roman"/>
+          <w:sz w:val="28"/>
+          <w:szCs w:val="28"/>
         </w:rPr>
         <w:t>Висновки</w:t>
       </w:r>
@@ -1223,15 +1294,13 @@
           <w:rFonts w:ascii="Times New Roman" w:hAnsi="Times New Roman" w:cs="Times New Roman"/>
           <w:sz w:val="28"/>
           <w:szCs w:val="28"/>
-          <w:lang w:val="uk-UA"/>
-        </w:rPr>
-      </w:pPr>
-      <w:r>
-        <w:rPr>
-          <w:rFonts w:ascii="Times New Roman" w:hAnsi="Times New Roman" w:cs="Times New Roman"/>
-          <w:sz w:val="28"/>
-          <w:szCs w:val="28"/>
-          <w:lang w:val="uk-UA"/>
+        </w:rPr>
+      </w:pPr>
+      <w:r>
+        <w:rPr>
+          <w:rFonts w:ascii="Times New Roman" w:hAnsi="Times New Roman" w:cs="Times New Roman"/>
+          <w:sz w:val="28"/>
+          <w:szCs w:val="28"/>
         </w:rPr>
         <w:t>Код</w:t>
       </w:r>
@@ -1242,15 +1311,13 @@
           <w:rFonts w:ascii="Times New Roman" w:hAnsi="Times New Roman" w:cs="Times New Roman"/>
           <w:sz w:val="28"/>
           <w:szCs w:val="28"/>
-          <w:lang w:val="uk-UA"/>
-        </w:rPr>
-      </w:pPr>
-      <w:r>
-        <w:rPr>
-          <w:rFonts w:ascii="Times New Roman" w:hAnsi="Times New Roman" w:cs="Times New Roman"/>
-          <w:sz w:val="28"/>
-          <w:szCs w:val="28"/>
-          <w:lang w:val="uk-UA"/>
+        </w:rPr>
+      </w:pPr>
+      <w:r>
+        <w:rPr>
+          <w:rFonts w:ascii="Times New Roman" w:hAnsi="Times New Roman" w:cs="Times New Roman"/>
+          <w:sz w:val="28"/>
+          <w:szCs w:val="28"/>
         </w:rPr>
         <w:br w:type="page"/>
       </w:r>
@@ -1280,7 +1347,6 @@
           <w:rFonts w:ascii="Times New Roman" w:hAnsi="Times New Roman" w:cs="Times New Roman"/>
           <w:sz w:val="28"/>
           <w:szCs w:val="28"/>
-          <w:lang w:val="uk-UA"/>
         </w:rPr>
       </w:pPr>
     </w:p>
@@ -1297,7 +1363,6 @@
           <w:bCs/>
           <w:sz w:val="28"/>
           <w:szCs w:val="28"/>
-          <w:lang w:val="uk-UA"/>
         </w:rPr>
       </w:pPr>
       <w:r>
@@ -1307,7 +1372,6 @@
           <w:bCs/>
           <w:sz w:val="28"/>
           <w:szCs w:val="28"/>
-          <w:lang w:val="uk-UA"/>
         </w:rPr>
         <w:t>Постановка задачі</w:t>
       </w:r>
@@ -1319,7 +1383,6 @@
           <w:rFonts w:ascii="Times New Roman" w:hAnsi="Times New Roman" w:cs="Times New Roman"/>
           <w:sz w:val="28"/>
           <w:szCs w:val="28"/>
-          <w:lang w:val="uk-UA"/>
         </w:rPr>
       </w:pPr>
       <w:r>
@@ -1338,8 +1401,18 @@
           <w:sz w:val="28"/>
           <w:szCs w:val="28"/>
         </w:rPr>
-        <w:t> Система обліку студентів і викладачів НаУКМА</w:t>
-      </w:r>
+        <w:t xml:space="preserve"> Система обліку студентів і викладачів </w:t>
+      </w:r>
+      <w:proofErr w:type="spellStart"/>
+      <w:r>
+        <w:rPr>
+          <w:rFonts w:ascii="Times New Roman" w:hAnsi="Times New Roman" w:cs="Times New Roman"/>
+          <w:sz w:val="28"/>
+          <w:szCs w:val="28"/>
+        </w:rPr>
+        <w:t>НаУКМА</w:t>
+      </w:r>
+      <w:proofErr w:type="spellEnd"/>
     </w:p>
     <w:p>
       <w:pPr>
@@ -1350,7 +1423,6 @@
           <w:bCs/>
           <w:sz w:val="28"/>
           <w:szCs w:val="28"/>
-          <w:lang w:val="uk-UA"/>
         </w:rPr>
       </w:pPr>
       <w:r>
@@ -1360,7 +1432,6 @@
           <w:bCs/>
           <w:sz w:val="28"/>
           <w:szCs w:val="28"/>
-          <w:lang w:val="uk-UA"/>
         </w:rPr>
         <w:t>1.</w:t>
       </w:r>
@@ -1371,7 +1442,6 @@
           <w:bCs/>
           <w:sz w:val="28"/>
           <w:szCs w:val="28"/>
-          <w:lang w:val="uk-UA"/>
         </w:rPr>
         <w:t>1.</w:t>
       </w:r>
@@ -1382,7 +1452,6 @@
           <w:bCs/>
           <w:sz w:val="28"/>
           <w:szCs w:val="28"/>
-          <w:lang w:val="uk-UA"/>
         </w:rPr>
         <w:t xml:space="preserve"> Мета роботи</w:t>
       </w:r>
@@ -1393,17 +1462,159 @@
           <w:rFonts w:ascii="Times New Roman" w:hAnsi="Times New Roman" w:cs="Times New Roman"/>
           <w:sz w:val="28"/>
           <w:szCs w:val="28"/>
-          <w:lang w:val="uk-UA"/>
-        </w:rPr>
-      </w:pPr>
-      <w:r>
-        <w:rPr>
-          <w:rFonts w:ascii="Times New Roman" w:hAnsi="Times New Roman" w:cs="Times New Roman"/>
-          <w:sz w:val="28"/>
-          <w:szCs w:val="28"/>
-          <w:lang w:val="uk-UA"/>
-        </w:rPr>
-        <w:t>Створити консольну інформаційну систему університету, яка покриває всі теми курсу Advanced Java: ООП, колекції, дженеріки, винятки, логування, функціональне програмування, Stream API, сучасні типи Java, I/O, багатопоточність, мережу, рефлексію та анотації, тестування і роботу з Git.</w:t>
+        </w:rPr>
+      </w:pPr>
+      <w:r>
+        <w:rPr>
+          <w:rFonts w:ascii="Times New Roman" w:hAnsi="Times New Roman" w:cs="Times New Roman"/>
+          <w:sz w:val="28"/>
+          <w:szCs w:val="28"/>
+        </w:rPr>
+        <w:t xml:space="preserve">Створити консольну інформаційну систему університету, яка покриває всі теми курсу </w:t>
+      </w:r>
+      <w:proofErr w:type="spellStart"/>
+      <w:r>
+        <w:rPr>
+          <w:rFonts w:ascii="Times New Roman" w:hAnsi="Times New Roman" w:cs="Times New Roman"/>
+          <w:sz w:val="28"/>
+          <w:szCs w:val="28"/>
+        </w:rPr>
+        <w:t>Advanced</w:t>
+      </w:r>
+      <w:proofErr w:type="spellEnd"/>
+      <w:r>
+        <w:rPr>
+          <w:rFonts w:ascii="Times New Roman" w:hAnsi="Times New Roman" w:cs="Times New Roman"/>
+          <w:sz w:val="28"/>
+          <w:szCs w:val="28"/>
+        </w:rPr>
+        <w:t xml:space="preserve"> </w:t>
+      </w:r>
+      <w:proofErr w:type="spellStart"/>
+      <w:r>
+        <w:rPr>
+          <w:rFonts w:ascii="Times New Roman" w:hAnsi="Times New Roman" w:cs="Times New Roman"/>
+          <w:sz w:val="28"/>
+          <w:szCs w:val="28"/>
+        </w:rPr>
+        <w:t>Java</w:t>
+      </w:r>
+      <w:proofErr w:type="spellEnd"/>
+      <w:r>
+        <w:rPr>
+          <w:rFonts w:ascii="Times New Roman" w:hAnsi="Times New Roman" w:cs="Times New Roman"/>
+          <w:sz w:val="28"/>
+          <w:szCs w:val="28"/>
+        </w:rPr>
+        <w:t xml:space="preserve">: ООП, колекції, </w:t>
+      </w:r>
+      <w:proofErr w:type="spellStart"/>
+      <w:r>
+        <w:rPr>
+          <w:rFonts w:ascii="Times New Roman" w:hAnsi="Times New Roman" w:cs="Times New Roman"/>
+          <w:sz w:val="28"/>
+          <w:szCs w:val="28"/>
+        </w:rPr>
+        <w:t>дженеріки</w:t>
+      </w:r>
+      <w:proofErr w:type="spellEnd"/>
+      <w:r>
+        <w:rPr>
+          <w:rFonts w:ascii="Times New Roman" w:hAnsi="Times New Roman" w:cs="Times New Roman"/>
+          <w:sz w:val="28"/>
+          <w:szCs w:val="28"/>
+        </w:rPr>
+        <w:t xml:space="preserve">, винятки, </w:t>
+      </w:r>
+      <w:proofErr w:type="spellStart"/>
+      <w:r>
+        <w:rPr>
+          <w:rFonts w:ascii="Times New Roman" w:hAnsi="Times New Roman" w:cs="Times New Roman"/>
+          <w:sz w:val="28"/>
+          <w:szCs w:val="28"/>
+        </w:rPr>
+        <w:t>логування</w:t>
+      </w:r>
+      <w:proofErr w:type="spellEnd"/>
+      <w:r>
+        <w:rPr>
+          <w:rFonts w:ascii="Times New Roman" w:hAnsi="Times New Roman" w:cs="Times New Roman"/>
+          <w:sz w:val="28"/>
+          <w:szCs w:val="28"/>
+        </w:rPr>
+        <w:t xml:space="preserve">, функціональне програмування, </w:t>
+      </w:r>
+      <w:proofErr w:type="spellStart"/>
+      <w:r>
+        <w:rPr>
+          <w:rFonts w:ascii="Times New Roman" w:hAnsi="Times New Roman" w:cs="Times New Roman"/>
+          <w:sz w:val="28"/>
+          <w:szCs w:val="28"/>
+        </w:rPr>
+        <w:t>Stream</w:t>
+      </w:r>
+      <w:proofErr w:type="spellEnd"/>
+      <w:r>
+        <w:rPr>
+          <w:rFonts w:ascii="Times New Roman" w:hAnsi="Times New Roman" w:cs="Times New Roman"/>
+          <w:sz w:val="28"/>
+          <w:szCs w:val="28"/>
+        </w:rPr>
+        <w:t xml:space="preserve"> API, сучасні типи </w:t>
+      </w:r>
+      <w:proofErr w:type="spellStart"/>
+      <w:r>
+        <w:rPr>
+          <w:rFonts w:ascii="Times New Roman" w:hAnsi="Times New Roman" w:cs="Times New Roman"/>
+          <w:sz w:val="28"/>
+          <w:szCs w:val="28"/>
+        </w:rPr>
+        <w:t>Java</w:t>
+      </w:r>
+      <w:proofErr w:type="spellEnd"/>
+      <w:r>
+        <w:rPr>
+          <w:rFonts w:ascii="Times New Roman" w:hAnsi="Times New Roman" w:cs="Times New Roman"/>
+          <w:sz w:val="28"/>
+          <w:szCs w:val="28"/>
+        </w:rPr>
+        <w:t xml:space="preserve">, I/O, </w:t>
+      </w:r>
+      <w:proofErr w:type="spellStart"/>
+      <w:r>
+        <w:rPr>
+          <w:rFonts w:ascii="Times New Roman" w:hAnsi="Times New Roman" w:cs="Times New Roman"/>
+          <w:sz w:val="28"/>
+          <w:szCs w:val="28"/>
+        </w:rPr>
+        <w:t>багатопоточність</w:t>
+      </w:r>
+      <w:proofErr w:type="spellEnd"/>
+      <w:r>
+        <w:rPr>
+          <w:rFonts w:ascii="Times New Roman" w:hAnsi="Times New Roman" w:cs="Times New Roman"/>
+          <w:sz w:val="28"/>
+          <w:szCs w:val="28"/>
+        </w:rPr>
+        <w:t xml:space="preserve">, мережу, рефлексію та анотації, тестування і роботу з </w:t>
+      </w:r>
+      <w:proofErr w:type="spellStart"/>
+      <w:r>
+        <w:rPr>
+          <w:rFonts w:ascii="Times New Roman" w:hAnsi="Times New Roman" w:cs="Times New Roman"/>
+          <w:sz w:val="28"/>
+          <w:szCs w:val="28"/>
+        </w:rPr>
+        <w:t>Git</w:t>
+      </w:r>
+      <w:proofErr w:type="spellEnd"/>
+      <w:r>
+        <w:rPr>
+          <w:rFonts w:ascii="Times New Roman" w:hAnsi="Times New Roman" w:cs="Times New Roman"/>
+          <w:sz w:val="28"/>
+          <w:szCs w:val="28"/>
+        </w:rPr>
+        <w:t>.</w:t>
       </w:r>
     </w:p>
     <w:p>
@@ -1415,7 +1626,6 @@
           <w:bCs/>
           <w:sz w:val="28"/>
           <w:szCs w:val="28"/>
-          <w:lang w:val="uk-UA"/>
         </w:rPr>
       </w:pPr>
       <w:r>
@@ -1425,7 +1635,6 @@
           <w:bCs/>
           <w:sz w:val="28"/>
           <w:szCs w:val="28"/>
-          <w:lang w:val="uk-UA"/>
         </w:rPr>
         <w:t>1.</w:t>
       </w:r>
@@ -1436,7 +1645,6 @@
           <w:bCs/>
           <w:sz w:val="28"/>
           <w:szCs w:val="28"/>
-          <w:lang w:val="uk-UA"/>
         </w:rPr>
         <w:t>2. Формат виконання</w:t>
       </w:r>
@@ -1451,15 +1659,13 @@
           <w:rFonts w:ascii="Times New Roman" w:hAnsi="Times New Roman" w:cs="Times New Roman"/>
           <w:sz w:val="28"/>
           <w:szCs w:val="28"/>
-          <w:lang w:val="uk-UA"/>
-        </w:rPr>
-      </w:pPr>
-      <w:r>
-        <w:rPr>
-          <w:rFonts w:ascii="Times New Roman" w:hAnsi="Times New Roman" w:cs="Times New Roman"/>
-          <w:sz w:val="28"/>
-          <w:szCs w:val="28"/>
-          <w:lang w:val="uk-UA"/>
+        </w:rPr>
+      </w:pPr>
+      <w:r>
+        <w:rPr>
+          <w:rFonts w:ascii="Times New Roman" w:hAnsi="Times New Roman" w:cs="Times New Roman"/>
+          <w:sz w:val="28"/>
+          <w:szCs w:val="28"/>
         </w:rPr>
         <w:t>Робота виконується командою з двох студентів.</w:t>
       </w:r>
@@ -1474,17 +1680,87 @@
           <w:rFonts w:ascii="Times New Roman" w:hAnsi="Times New Roman" w:cs="Times New Roman"/>
           <w:sz w:val="28"/>
           <w:szCs w:val="28"/>
-          <w:lang w:val="uk-UA"/>
-        </w:rPr>
-      </w:pPr>
-      <w:r>
-        <w:rPr>
-          <w:rFonts w:ascii="Times New Roman" w:hAnsi="Times New Roman" w:cs="Times New Roman"/>
-          <w:sz w:val="28"/>
-          <w:szCs w:val="28"/>
-          <w:lang w:val="uk-UA"/>
-        </w:rPr>
-        <w:t>Проєкт ведеться в GitHub з історією комітів і pull request.</w:t>
+        </w:rPr>
+      </w:pPr>
+      <w:r>
+        <w:rPr>
+          <w:rFonts w:ascii="Times New Roman" w:hAnsi="Times New Roman" w:cs="Times New Roman"/>
+          <w:sz w:val="28"/>
+          <w:szCs w:val="28"/>
+        </w:rPr>
+        <w:t xml:space="preserve">Проєкт ведеться в </w:t>
+      </w:r>
+      <w:proofErr w:type="spellStart"/>
+      <w:r>
+        <w:rPr>
+          <w:rFonts w:ascii="Times New Roman" w:hAnsi="Times New Roman" w:cs="Times New Roman"/>
+          <w:sz w:val="28"/>
+          <w:szCs w:val="28"/>
+        </w:rPr>
+        <w:t>GitHub</w:t>
+      </w:r>
+      <w:proofErr w:type="spellEnd"/>
+      <w:r>
+        <w:rPr>
+          <w:rFonts w:ascii="Times New Roman" w:hAnsi="Times New Roman" w:cs="Times New Roman"/>
+          <w:sz w:val="28"/>
+          <w:szCs w:val="28"/>
+        </w:rPr>
+        <w:t xml:space="preserve"> з історією </w:t>
+      </w:r>
+      <w:proofErr w:type="spellStart"/>
+      <w:r>
+        <w:rPr>
+          <w:rFonts w:ascii="Times New Roman" w:hAnsi="Times New Roman" w:cs="Times New Roman"/>
+          <w:sz w:val="28"/>
+          <w:szCs w:val="28"/>
+        </w:rPr>
+        <w:t>комітів</w:t>
+      </w:r>
+      <w:proofErr w:type="spellEnd"/>
+      <w:r>
+        <w:rPr>
+          <w:rFonts w:ascii="Times New Roman" w:hAnsi="Times New Roman" w:cs="Times New Roman"/>
+          <w:sz w:val="28"/>
+          <w:szCs w:val="28"/>
+        </w:rPr>
+        <w:t xml:space="preserve"> і </w:t>
+      </w:r>
+      <w:proofErr w:type="spellStart"/>
+      <w:r>
+        <w:rPr>
+          <w:rFonts w:ascii="Times New Roman" w:hAnsi="Times New Roman" w:cs="Times New Roman"/>
+          <w:sz w:val="28"/>
+          <w:szCs w:val="28"/>
+        </w:rPr>
+        <w:t>pull</w:t>
+      </w:r>
+      <w:proofErr w:type="spellEnd"/>
+      <w:r>
+        <w:rPr>
+          <w:rFonts w:ascii="Times New Roman" w:hAnsi="Times New Roman" w:cs="Times New Roman"/>
+          <w:sz w:val="28"/>
+          <w:szCs w:val="28"/>
+        </w:rPr>
+        <w:t xml:space="preserve"> </w:t>
+      </w:r>
+      <w:proofErr w:type="spellStart"/>
+      <w:r>
+        <w:rPr>
+          <w:rFonts w:ascii="Times New Roman" w:hAnsi="Times New Roman" w:cs="Times New Roman"/>
+          <w:sz w:val="28"/>
+          <w:szCs w:val="28"/>
+        </w:rPr>
+        <w:t>request</w:t>
+      </w:r>
+      <w:proofErr w:type="spellEnd"/>
+      <w:r>
+        <w:rPr>
+          <w:rFonts w:ascii="Times New Roman" w:hAnsi="Times New Roman" w:cs="Times New Roman"/>
+          <w:sz w:val="28"/>
+          <w:szCs w:val="28"/>
+        </w:rPr>
+        <w:t>.</w:t>
       </w:r>
     </w:p>
     <w:p>
@@ -1497,15 +1773,13 @@
           <w:rFonts w:ascii="Times New Roman" w:hAnsi="Times New Roman" w:cs="Times New Roman"/>
           <w:sz w:val="28"/>
           <w:szCs w:val="28"/>
-          <w:lang w:val="uk-UA"/>
-        </w:rPr>
-      </w:pPr>
-      <w:r>
-        <w:rPr>
-          <w:rFonts w:ascii="Times New Roman" w:hAnsi="Times New Roman" w:cs="Times New Roman"/>
-          <w:sz w:val="28"/>
-          <w:szCs w:val="28"/>
-          <w:lang w:val="uk-UA"/>
+        </w:rPr>
+      </w:pPr>
+      <w:r>
+        <w:rPr>
+          <w:rFonts w:ascii="Times New Roman" w:hAnsi="Times New Roman" w:cs="Times New Roman"/>
+          <w:sz w:val="28"/>
+          <w:szCs w:val="28"/>
         </w:rPr>
         <w:t>Лабораторна триває весь курс і здається на останньому практичному.</w:t>
       </w:r>
@@ -1519,7 +1793,6 @@
           <w:bCs/>
           <w:sz w:val="28"/>
           <w:szCs w:val="28"/>
-          <w:lang w:val="uk-UA"/>
         </w:rPr>
       </w:pPr>
       <w:r>
@@ -1529,7 +1802,6 @@
           <w:bCs/>
           <w:sz w:val="28"/>
           <w:szCs w:val="28"/>
-          <w:lang w:val="uk-UA"/>
         </w:rPr>
         <w:t>1.</w:t>
       </w:r>
@@ -1540,7 +1812,6 @@
           <w:bCs/>
           <w:sz w:val="28"/>
           <w:szCs w:val="28"/>
-          <w:lang w:val="uk-UA"/>
         </w:rPr>
         <w:t>3. Предметна область</w:t>
       </w:r>
@@ -1551,17 +1822,33 @@
           <w:rFonts w:ascii="Times New Roman" w:hAnsi="Times New Roman" w:cs="Times New Roman"/>
           <w:sz w:val="28"/>
           <w:szCs w:val="28"/>
-          <w:lang w:val="uk-UA"/>
-        </w:rPr>
-      </w:pPr>
-      <w:r>
-        <w:rPr>
-          <w:rFonts w:ascii="Times New Roman" w:hAnsi="Times New Roman" w:cs="Times New Roman"/>
-          <w:sz w:val="28"/>
-          <w:szCs w:val="28"/>
-          <w:lang w:val="uk-UA"/>
-        </w:rPr>
-        <w:t>Потрібно реалізувати систему обліку факультетів, кафедр, студентів і викладачів університету НаУКМА. Система працює у консольному режимі, спілкується з користувачем через меню і зберігає дані в структурованому вигляді.</w:t>
+        </w:rPr>
+      </w:pPr>
+      <w:r>
+        <w:rPr>
+          <w:rFonts w:ascii="Times New Roman" w:hAnsi="Times New Roman" w:cs="Times New Roman"/>
+          <w:sz w:val="28"/>
+          <w:szCs w:val="28"/>
+        </w:rPr>
+        <w:t xml:space="preserve">Потрібно реалізувати систему обліку факультетів, кафедр, студентів і викладачів університету </w:t>
+      </w:r>
+      <w:proofErr w:type="spellStart"/>
+      <w:r>
+        <w:rPr>
+          <w:rFonts w:ascii="Times New Roman" w:hAnsi="Times New Roman" w:cs="Times New Roman"/>
+          <w:sz w:val="28"/>
+          <w:szCs w:val="28"/>
+        </w:rPr>
+        <w:t>НаУКМА</w:t>
+      </w:r>
+      <w:proofErr w:type="spellEnd"/>
+      <w:r>
+        <w:rPr>
+          <w:rFonts w:ascii="Times New Roman" w:hAnsi="Times New Roman" w:cs="Times New Roman"/>
+          <w:sz w:val="28"/>
+          <w:szCs w:val="28"/>
+        </w:rPr>
+        <w:t>. Система працює у консольному режимі, спілкується з користувачем через меню і зберігає дані в структурованому вигляді.</w:t>
       </w:r>
     </w:p>
     <w:p>
@@ -1573,7 +1860,6 @@
           <w:bCs/>
           <w:sz w:val="28"/>
           <w:szCs w:val="28"/>
-          <w:lang w:val="uk-UA"/>
         </w:rPr>
       </w:pPr>
       <w:r>
@@ -1583,7 +1869,6 @@
           <w:bCs/>
           <w:sz w:val="28"/>
           <w:szCs w:val="28"/>
-          <w:lang w:val="uk-UA"/>
         </w:rPr>
         <w:t>1.</w:t>
       </w:r>
@@ -1594,7 +1879,6 @@
           <w:bCs/>
           <w:sz w:val="28"/>
           <w:szCs w:val="28"/>
-          <w:lang w:val="uk-UA"/>
         </w:rPr>
         <w:t>4. Мінімальний функціонал (обов'язковий)</w:t>
       </w:r>
@@ -1608,7 +1892,6 @@
           <w:bCs/>
           <w:sz w:val="28"/>
           <w:szCs w:val="28"/>
-          <w:lang w:val="uk-UA"/>
         </w:rPr>
       </w:pPr>
       <w:r>
@@ -1618,7 +1901,6 @@
           <w:bCs/>
           <w:sz w:val="28"/>
           <w:szCs w:val="28"/>
-          <w:lang w:val="uk-UA"/>
         </w:rPr>
         <w:t>1.</w:t>
       </w:r>
@@ -1629,7 +1911,6 @@
           <w:bCs/>
           <w:sz w:val="28"/>
           <w:szCs w:val="28"/>
-          <w:lang w:val="uk-UA"/>
         </w:rPr>
         <w:t>4.1 Мінімальні дані сутностей</w:t>
       </w:r>
@@ -1644,7 +1925,6 @@
           <w:rFonts w:ascii="Times New Roman" w:hAnsi="Times New Roman" w:cs="Times New Roman"/>
           <w:sz w:val="28"/>
           <w:szCs w:val="28"/>
-          <w:lang w:val="uk-UA"/>
         </w:rPr>
       </w:pPr>
       <w:r>
@@ -1654,7 +1934,6 @@
           <w:bCs/>
           <w:sz w:val="28"/>
           <w:szCs w:val="28"/>
-          <w:lang w:val="uk-UA"/>
         </w:rPr>
         <w:t>Університет:</w:t>
       </w:r>
@@ -1663,7 +1942,6 @@
           <w:rFonts w:ascii="Times New Roman" w:hAnsi="Times New Roman" w:cs="Times New Roman"/>
           <w:sz w:val="28"/>
           <w:szCs w:val="28"/>
-          <w:lang w:val="uk-UA"/>
         </w:rPr>
         <w:t> повна назва, скорочена назва, місто, адреса.</w:t>
       </w:r>
@@ -1678,7 +1956,6 @@
           <w:rFonts w:ascii="Times New Roman" w:hAnsi="Times New Roman" w:cs="Times New Roman"/>
           <w:sz w:val="28"/>
           <w:szCs w:val="28"/>
-          <w:lang w:val="uk-UA"/>
         </w:rPr>
       </w:pPr>
       <w:r>
@@ -1688,7 +1965,6 @@
           <w:bCs/>
           <w:sz w:val="28"/>
           <w:szCs w:val="28"/>
-          <w:lang w:val="uk-UA"/>
         </w:rPr>
         <w:t>Факультет:</w:t>
       </w:r>
@@ -1697,7 +1973,6 @@
           <w:rFonts w:ascii="Times New Roman" w:hAnsi="Times New Roman" w:cs="Times New Roman"/>
           <w:sz w:val="28"/>
           <w:szCs w:val="28"/>
-          <w:lang w:val="uk-UA"/>
         </w:rPr>
         <w:t> унікальний код, назва, скорочена назва, декан (посилання на викладача), контакти.</w:t>
       </w:r>
@@ -1712,7 +1987,6 @@
           <w:rFonts w:ascii="Times New Roman" w:hAnsi="Times New Roman" w:cs="Times New Roman"/>
           <w:sz w:val="28"/>
           <w:szCs w:val="28"/>
-          <w:lang w:val="uk-UA"/>
         </w:rPr>
       </w:pPr>
       <w:r>
@@ -1722,7 +1996,6 @@
           <w:bCs/>
           <w:sz w:val="28"/>
           <w:szCs w:val="28"/>
-          <w:lang w:val="uk-UA"/>
         </w:rPr>
         <w:t>Кафедра:</w:t>
       </w:r>
@@ -1731,7 +2004,6 @@
           <w:rFonts w:ascii="Times New Roman" w:hAnsi="Times New Roman" w:cs="Times New Roman"/>
           <w:sz w:val="28"/>
           <w:szCs w:val="28"/>
-          <w:lang w:val="uk-UA"/>
         </w:rPr>
         <w:t> унікальний код, назва, факультет (посилання), завідувач (посилання на викладача), кабінет/локація.</w:t>
       </w:r>
@@ -1746,7 +2018,6 @@
           <w:rFonts w:ascii="Times New Roman" w:hAnsi="Times New Roman" w:cs="Times New Roman"/>
           <w:sz w:val="28"/>
           <w:szCs w:val="28"/>
-          <w:lang w:val="uk-UA"/>
         </w:rPr>
       </w:pPr>
       <w:r>
@@ -1756,7 +2027,6 @@
           <w:bCs/>
           <w:sz w:val="28"/>
           <w:szCs w:val="28"/>
-          <w:lang w:val="uk-UA"/>
         </w:rPr>
         <w:t>Персона (базовий тип):</w:t>
       </w:r>
@@ -1765,9 +2035,26 @@
           <w:rFonts w:ascii="Times New Roman" w:hAnsi="Times New Roman" w:cs="Times New Roman"/>
           <w:sz w:val="28"/>
           <w:szCs w:val="28"/>
-          <w:lang w:val="uk-UA"/>
-        </w:rPr>
-        <w:t> унікальний ідентифікатор, ПІБ (3 частини), дата народження, email, телефон.</w:t>
+        </w:rPr>
+        <w:t xml:space="preserve"> унікальний ідентифікатор, ПІБ (3 частини), дата народження, </w:t>
+      </w:r>
+      <w:proofErr w:type="spellStart"/>
+      <w:r>
+        <w:rPr>
+          <w:rFonts w:ascii="Times New Roman" w:hAnsi="Times New Roman" w:cs="Times New Roman"/>
+          <w:sz w:val="28"/>
+          <w:szCs w:val="28"/>
+        </w:rPr>
+        <w:t>email</w:t>
+      </w:r>
+      <w:proofErr w:type="spellEnd"/>
+      <w:r>
+        <w:rPr>
+          <w:rFonts w:ascii="Times New Roman" w:hAnsi="Times New Roman" w:cs="Times New Roman"/>
+          <w:sz w:val="28"/>
+          <w:szCs w:val="28"/>
+        </w:rPr>
+        <w:t>, телефон.</w:t>
       </w:r>
     </w:p>
     <w:p>
@@ -1780,7 +2067,6 @@
           <w:rFonts w:ascii="Times New Roman" w:hAnsi="Times New Roman" w:cs="Times New Roman"/>
           <w:sz w:val="28"/>
           <w:szCs w:val="28"/>
-          <w:lang w:val="uk-UA"/>
         </w:rPr>
       </w:pPr>
       <w:r>
@@ -1790,7 +2076,6 @@
           <w:bCs/>
           <w:sz w:val="28"/>
           <w:szCs w:val="28"/>
-          <w:lang w:val="uk-UA"/>
         </w:rPr>
         <w:t>Студент:</w:t>
       </w:r>
@@ -1799,7 +2084,6 @@
           <w:rFonts w:ascii="Times New Roman" w:hAnsi="Times New Roman" w:cs="Times New Roman"/>
           <w:sz w:val="28"/>
           <w:szCs w:val="28"/>
-          <w:lang w:val="uk-UA"/>
         </w:rPr>
         <w:t> ідентифікатор студента/залікова, курс (1-6), група, рік вступу, форма навчання (бюджет/контракт), статус (навчається/академвідпустка/відрахований).</w:t>
       </w:r>
@@ -1814,7 +2098,6 @@
           <w:rFonts w:ascii="Times New Roman" w:hAnsi="Times New Roman" w:cs="Times New Roman"/>
           <w:sz w:val="28"/>
           <w:szCs w:val="28"/>
-          <w:lang w:val="uk-UA"/>
         </w:rPr>
       </w:pPr>
       <w:r>
@@ -1824,7 +2107,6 @@
           <w:bCs/>
           <w:sz w:val="28"/>
           <w:szCs w:val="28"/>
-          <w:lang w:val="uk-UA"/>
         </w:rPr>
         <w:lastRenderedPageBreak/>
         <w:t>Викладач:</w:t>
@@ -1834,7 +2116,6 @@
           <w:rFonts w:ascii="Times New Roman" w:hAnsi="Times New Roman" w:cs="Times New Roman"/>
           <w:sz w:val="28"/>
           <w:szCs w:val="28"/>
-          <w:lang w:val="uk-UA"/>
         </w:rPr>
         <w:t> посада, науковий ступінь, вчене звання, дата прийняття на роботу, ставка/навантаження.</w:t>
       </w:r>
@@ -1848,7 +2129,6 @@
           <w:bCs/>
           <w:sz w:val="28"/>
           <w:szCs w:val="28"/>
-          <w:lang w:val="uk-UA"/>
         </w:rPr>
       </w:pPr>
       <w:r>
@@ -1858,7 +2138,6 @@
           <w:bCs/>
           <w:sz w:val="28"/>
           <w:szCs w:val="28"/>
-          <w:lang w:val="uk-UA"/>
         </w:rPr>
         <w:t>1.</w:t>
       </w:r>
@@ -1869,7 +2148,6 @@
           <w:bCs/>
           <w:sz w:val="28"/>
           <w:szCs w:val="28"/>
-          <w:lang w:val="uk-UA"/>
         </w:rPr>
         <w:t>4.2 Операції керування даними</w:t>
       </w:r>
@@ -1884,15 +2162,13 @@
           <w:rFonts w:ascii="Times New Roman" w:hAnsi="Times New Roman" w:cs="Times New Roman"/>
           <w:sz w:val="28"/>
           <w:szCs w:val="28"/>
-          <w:lang w:val="uk-UA"/>
-        </w:rPr>
-      </w:pPr>
-      <w:r>
-        <w:rPr>
-          <w:rFonts w:ascii="Times New Roman" w:hAnsi="Times New Roman" w:cs="Times New Roman"/>
-          <w:sz w:val="28"/>
-          <w:szCs w:val="28"/>
-          <w:lang w:val="uk-UA"/>
+        </w:rPr>
+      </w:pPr>
+      <w:r>
+        <w:rPr>
+          <w:rFonts w:ascii="Times New Roman" w:hAnsi="Times New Roman" w:cs="Times New Roman"/>
+          <w:sz w:val="28"/>
+          <w:szCs w:val="28"/>
         </w:rPr>
         <w:t>Створити/видалити/редагувати факультет.</w:t>
       </w:r>
@@ -1907,15 +2183,13 @@
           <w:rFonts w:ascii="Times New Roman" w:hAnsi="Times New Roman" w:cs="Times New Roman"/>
           <w:sz w:val="28"/>
           <w:szCs w:val="28"/>
-          <w:lang w:val="uk-UA"/>
-        </w:rPr>
-      </w:pPr>
-      <w:r>
-        <w:rPr>
-          <w:rFonts w:ascii="Times New Roman" w:hAnsi="Times New Roman" w:cs="Times New Roman"/>
-          <w:sz w:val="28"/>
-          <w:szCs w:val="28"/>
-          <w:lang w:val="uk-UA"/>
+        </w:rPr>
+      </w:pPr>
+      <w:r>
+        <w:rPr>
+          <w:rFonts w:ascii="Times New Roman" w:hAnsi="Times New Roman" w:cs="Times New Roman"/>
+          <w:sz w:val="28"/>
+          <w:szCs w:val="28"/>
         </w:rPr>
         <w:t>Створити/видалити/редагувати кафедру факультету.</w:t>
       </w:r>
@@ -1930,15 +2204,13 @@
           <w:rFonts w:ascii="Times New Roman" w:hAnsi="Times New Roman" w:cs="Times New Roman"/>
           <w:sz w:val="28"/>
           <w:szCs w:val="28"/>
-          <w:lang w:val="uk-UA"/>
-        </w:rPr>
-      </w:pPr>
-      <w:r>
-        <w:rPr>
-          <w:rFonts w:ascii="Times New Roman" w:hAnsi="Times New Roman" w:cs="Times New Roman"/>
-          <w:sz w:val="28"/>
-          <w:szCs w:val="28"/>
-          <w:lang w:val="uk-UA"/>
+        </w:rPr>
+      </w:pPr>
+      <w:r>
+        <w:rPr>
+          <w:rFonts w:ascii="Times New Roman" w:hAnsi="Times New Roman" w:cs="Times New Roman"/>
+          <w:sz w:val="28"/>
+          <w:szCs w:val="28"/>
         </w:rPr>
         <w:t>Додати/видалити/редагувати студента/викладача в кафедрі.</w:t>
       </w:r>
@@ -1953,15 +2225,13 @@
           <w:rFonts w:ascii="Times New Roman" w:hAnsi="Times New Roman" w:cs="Times New Roman"/>
           <w:sz w:val="28"/>
           <w:szCs w:val="28"/>
-          <w:lang w:val="uk-UA"/>
-        </w:rPr>
-      </w:pPr>
-      <w:r>
-        <w:rPr>
-          <w:rFonts w:ascii="Times New Roman" w:hAnsi="Times New Roman" w:cs="Times New Roman"/>
-          <w:sz w:val="28"/>
-          <w:szCs w:val="28"/>
-          <w:lang w:val="uk-UA"/>
+        </w:rPr>
+      </w:pPr>
+      <w:r>
+        <w:rPr>
+          <w:rFonts w:ascii="Times New Roman" w:hAnsi="Times New Roman" w:cs="Times New Roman"/>
+          <w:sz w:val="28"/>
+          <w:szCs w:val="28"/>
         </w:rPr>
         <w:t>Переводити студента між групами/кафедрами та змінювати курс.</w:t>
       </w:r>
@@ -1975,7 +2245,6 @@
           <w:bCs/>
           <w:sz w:val="28"/>
           <w:szCs w:val="28"/>
-          <w:lang w:val="uk-UA"/>
         </w:rPr>
       </w:pPr>
       <w:r>
@@ -1985,7 +2254,6 @@
           <w:bCs/>
           <w:sz w:val="28"/>
           <w:szCs w:val="28"/>
-          <w:lang w:val="uk-UA"/>
         </w:rPr>
         <w:t>1.</w:t>
       </w:r>
@@ -1996,7 +2264,6 @@
           <w:bCs/>
           <w:sz w:val="28"/>
           <w:szCs w:val="28"/>
-          <w:lang w:val="uk-UA"/>
         </w:rPr>
         <w:t>4.3 Пошук і звіти</w:t>
       </w:r>
@@ -2011,15 +2278,13 @@
           <w:rFonts w:ascii="Times New Roman" w:hAnsi="Times New Roman" w:cs="Times New Roman"/>
           <w:sz w:val="28"/>
           <w:szCs w:val="28"/>
-          <w:lang w:val="uk-UA"/>
-        </w:rPr>
-      </w:pPr>
-      <w:r>
-        <w:rPr>
-          <w:rFonts w:ascii="Times New Roman" w:hAnsi="Times New Roman" w:cs="Times New Roman"/>
-          <w:sz w:val="28"/>
-          <w:szCs w:val="28"/>
-          <w:lang w:val="uk-UA"/>
+        </w:rPr>
+      </w:pPr>
+      <w:r>
+        <w:rPr>
+          <w:rFonts w:ascii="Times New Roman" w:hAnsi="Times New Roman" w:cs="Times New Roman"/>
+          <w:sz w:val="28"/>
+          <w:szCs w:val="28"/>
         </w:rPr>
         <w:t>Знайти студента/викладача за ПІБ, курсом або групою.</w:t>
       </w:r>
@@ -2034,15 +2299,13 @@
           <w:rFonts w:ascii="Times New Roman" w:hAnsi="Times New Roman" w:cs="Times New Roman"/>
           <w:sz w:val="28"/>
           <w:szCs w:val="28"/>
-          <w:lang w:val="uk-UA"/>
-        </w:rPr>
-      </w:pPr>
-      <w:r>
-        <w:rPr>
-          <w:rFonts w:ascii="Times New Roman" w:hAnsi="Times New Roman" w:cs="Times New Roman"/>
-          <w:sz w:val="28"/>
-          <w:szCs w:val="28"/>
-          <w:lang w:val="uk-UA"/>
+        </w:rPr>
+      </w:pPr>
+      <w:r>
+        <w:rPr>
+          <w:rFonts w:ascii="Times New Roman" w:hAnsi="Times New Roman" w:cs="Times New Roman"/>
+          <w:sz w:val="28"/>
+          <w:szCs w:val="28"/>
         </w:rPr>
         <w:t>Вивести всіх студентів, впорядкованих за курсами.</w:t>
       </w:r>
@@ -2057,15 +2320,13 @@
           <w:rFonts w:ascii="Times New Roman" w:hAnsi="Times New Roman" w:cs="Times New Roman"/>
           <w:sz w:val="28"/>
           <w:szCs w:val="28"/>
-          <w:lang w:val="uk-UA"/>
-        </w:rPr>
-      </w:pPr>
-      <w:r>
-        <w:rPr>
-          <w:rFonts w:ascii="Times New Roman" w:hAnsi="Times New Roman" w:cs="Times New Roman"/>
-          <w:sz w:val="28"/>
-          <w:szCs w:val="28"/>
-          <w:lang w:val="uk-UA"/>
+        </w:rPr>
+      </w:pPr>
+      <w:r>
+        <w:rPr>
+          <w:rFonts w:ascii="Times New Roman" w:hAnsi="Times New Roman" w:cs="Times New Roman"/>
+          <w:sz w:val="28"/>
+          <w:szCs w:val="28"/>
         </w:rPr>
         <w:t>Вивести всіх студентів/викладачів факультету, впорядкованих за алфавітом.</w:t>
       </w:r>
@@ -2080,15 +2341,13 @@
           <w:rFonts w:ascii="Times New Roman" w:hAnsi="Times New Roman" w:cs="Times New Roman"/>
           <w:sz w:val="28"/>
           <w:szCs w:val="28"/>
-          <w:lang w:val="uk-UA"/>
-        </w:rPr>
-      </w:pPr>
-      <w:r>
-        <w:rPr>
-          <w:rFonts w:ascii="Times New Roman" w:hAnsi="Times New Roman" w:cs="Times New Roman"/>
-          <w:sz w:val="28"/>
-          <w:szCs w:val="28"/>
-          <w:lang w:val="uk-UA"/>
+        </w:rPr>
+      </w:pPr>
+      <w:r>
+        <w:rPr>
+          <w:rFonts w:ascii="Times New Roman" w:hAnsi="Times New Roman" w:cs="Times New Roman"/>
+          <w:sz w:val="28"/>
+          <w:szCs w:val="28"/>
         </w:rPr>
         <w:t>Вивести всіх студентів кафедри, впорядкованих за курсами.</w:t>
       </w:r>
@@ -2103,15 +2362,13 @@
           <w:rFonts w:ascii="Times New Roman" w:hAnsi="Times New Roman" w:cs="Times New Roman"/>
           <w:sz w:val="28"/>
           <w:szCs w:val="28"/>
-          <w:lang w:val="uk-UA"/>
-        </w:rPr>
-      </w:pPr>
-      <w:r>
-        <w:rPr>
-          <w:rFonts w:ascii="Times New Roman" w:hAnsi="Times New Roman" w:cs="Times New Roman"/>
-          <w:sz w:val="28"/>
-          <w:szCs w:val="28"/>
-          <w:lang w:val="uk-UA"/>
+        </w:rPr>
+      </w:pPr>
+      <w:r>
+        <w:rPr>
+          <w:rFonts w:ascii="Times New Roman" w:hAnsi="Times New Roman" w:cs="Times New Roman"/>
+          <w:sz w:val="28"/>
+          <w:szCs w:val="28"/>
         </w:rPr>
         <w:t>Вивести всіх студентів/викладачів кафедри, впорядкованих за алфавітом.</w:t>
       </w:r>
@@ -2126,15 +2383,13 @@
           <w:rFonts w:ascii="Times New Roman" w:hAnsi="Times New Roman" w:cs="Times New Roman"/>
           <w:sz w:val="28"/>
           <w:szCs w:val="28"/>
-          <w:lang w:val="uk-UA"/>
-        </w:rPr>
-      </w:pPr>
-      <w:r>
-        <w:rPr>
-          <w:rFonts w:ascii="Times New Roman" w:hAnsi="Times New Roman" w:cs="Times New Roman"/>
-          <w:sz w:val="28"/>
-          <w:szCs w:val="28"/>
-          <w:lang w:val="uk-UA"/>
+        </w:rPr>
+      </w:pPr>
+      <w:r>
+        <w:rPr>
+          <w:rFonts w:ascii="Times New Roman" w:hAnsi="Times New Roman" w:cs="Times New Roman"/>
+          <w:sz w:val="28"/>
+          <w:szCs w:val="28"/>
         </w:rPr>
         <w:t>Вивести всіх студентів кафедри вказаного курсу (звичайний список та впорядкований за алфавітом).</w:t>
       </w:r>
@@ -2148,7 +2403,6 @@
           <w:bCs/>
           <w:sz w:val="28"/>
           <w:szCs w:val="28"/>
-          <w:lang w:val="uk-UA"/>
         </w:rPr>
       </w:pPr>
       <w:r>
@@ -2158,7 +2412,6 @@
           <w:bCs/>
           <w:sz w:val="28"/>
           <w:szCs w:val="28"/>
-          <w:lang w:val="uk-UA"/>
         </w:rPr>
         <w:t>1.</w:t>
       </w:r>
@@ -2169,7 +2422,6 @@
           <w:bCs/>
           <w:sz w:val="28"/>
           <w:szCs w:val="28"/>
-          <w:lang w:val="uk-UA"/>
         </w:rPr>
         <w:t>4.4 Доступ і ролі</w:t>
       </w:r>
@@ -2184,15 +2436,13 @@
           <w:rFonts w:ascii="Times New Roman" w:hAnsi="Times New Roman" w:cs="Times New Roman"/>
           <w:sz w:val="28"/>
           <w:szCs w:val="28"/>
-          <w:lang w:val="uk-UA"/>
-        </w:rPr>
-      </w:pPr>
-      <w:r>
-        <w:rPr>
-          <w:rFonts w:ascii="Times New Roman" w:hAnsi="Times New Roman" w:cs="Times New Roman"/>
-          <w:sz w:val="28"/>
-          <w:szCs w:val="28"/>
-          <w:lang w:val="uk-UA"/>
+        </w:rPr>
+      </w:pPr>
+      <w:r>
+        <w:rPr>
+          <w:rFonts w:ascii="Times New Roman" w:hAnsi="Times New Roman" w:cs="Times New Roman"/>
+          <w:sz w:val="28"/>
+          <w:szCs w:val="28"/>
         </w:rPr>
         <w:t>Потрібна авторизація (логін/пароль) і розмежування прав доступу.</w:t>
       </w:r>
@@ -2207,7 +2457,6 @@
           <w:rFonts w:ascii="Times New Roman" w:hAnsi="Times New Roman" w:cs="Times New Roman"/>
           <w:sz w:val="28"/>
           <w:szCs w:val="28"/>
-          <w:lang w:val="uk-UA"/>
         </w:rPr>
       </w:pPr>
       <w:r>
@@ -2217,7 +2466,6 @@
           <w:bCs/>
           <w:sz w:val="28"/>
           <w:szCs w:val="28"/>
-          <w:lang w:val="uk-UA"/>
         </w:rPr>
         <w:t>Користувач:</w:t>
       </w:r>
@@ -2226,7 +2474,6 @@
           <w:rFonts w:ascii="Times New Roman" w:hAnsi="Times New Roman" w:cs="Times New Roman"/>
           <w:sz w:val="28"/>
           <w:szCs w:val="28"/>
-          <w:lang w:val="uk-UA"/>
         </w:rPr>
         <w:t> лише перегляд (пошук і звіти).</w:t>
       </w:r>
@@ -2241,7 +2488,6 @@
           <w:rFonts w:ascii="Times New Roman" w:hAnsi="Times New Roman" w:cs="Times New Roman"/>
           <w:sz w:val="28"/>
           <w:szCs w:val="28"/>
-          <w:lang w:val="uk-UA"/>
         </w:rPr>
       </w:pPr>
       <w:r>
@@ -2251,7 +2497,6 @@
           <w:bCs/>
           <w:sz w:val="28"/>
           <w:szCs w:val="28"/>
-          <w:lang w:val="uk-UA"/>
         </w:rPr>
         <w:t>Менеджер:</w:t>
       </w:r>
@@ -2260,7 +2505,6 @@
           <w:rFonts w:ascii="Times New Roman" w:hAnsi="Times New Roman" w:cs="Times New Roman"/>
           <w:sz w:val="28"/>
           <w:szCs w:val="28"/>
-          <w:lang w:val="uk-UA"/>
         </w:rPr>
         <w:t> повний доступ до CRUD, без керування користувачами.</w:t>
       </w:r>
@@ -2275,7 +2519,6 @@
           <w:rFonts w:ascii="Times New Roman" w:hAnsi="Times New Roman" w:cs="Times New Roman"/>
           <w:sz w:val="28"/>
           <w:szCs w:val="28"/>
-          <w:lang w:val="uk-UA"/>
         </w:rPr>
       </w:pPr>
       <w:r>
@@ -2285,7 +2528,6 @@
           <w:bCs/>
           <w:sz w:val="28"/>
           <w:szCs w:val="28"/>
-          <w:lang w:val="uk-UA"/>
         </w:rPr>
         <w:t>Адміністратор:</w:t>
       </w:r>
@@ -2294,7 +2536,6 @@
           <w:rFonts w:ascii="Times New Roman" w:hAnsi="Times New Roman" w:cs="Times New Roman"/>
           <w:sz w:val="28"/>
           <w:szCs w:val="28"/>
-          <w:lang w:val="uk-UA"/>
         </w:rPr>
         <w:t> повний доступ + створення/редагування/блокування користувачів і ролей.</w:t>
       </w:r>
@@ -2308,7 +2549,6 @@
           <w:bCs/>
           <w:sz w:val="28"/>
           <w:szCs w:val="28"/>
-          <w:lang w:val="uk-UA"/>
         </w:rPr>
       </w:pPr>
       <w:r>
@@ -2318,7 +2558,6 @@
           <w:bCs/>
           <w:sz w:val="28"/>
           <w:szCs w:val="28"/>
-          <w:lang w:val="uk-UA"/>
         </w:rPr>
         <w:t>1.</w:t>
       </w:r>
@@ -2329,7 +2568,6 @@
           <w:bCs/>
           <w:sz w:val="28"/>
           <w:szCs w:val="28"/>
-          <w:lang w:val="uk-UA"/>
         </w:rPr>
         <w:t>5. Розширені вимоги (покриття тем курсу)</w:t>
       </w:r>
@@ -2344,7 +2582,6 @@
           <w:rFonts w:ascii="Times New Roman" w:hAnsi="Times New Roman" w:cs="Times New Roman"/>
           <w:sz w:val="28"/>
           <w:szCs w:val="28"/>
-          <w:lang w:val="uk-UA"/>
         </w:rPr>
       </w:pPr>
       <w:r>
@@ -2354,7 +2591,6 @@
           <w:bCs/>
           <w:sz w:val="28"/>
           <w:szCs w:val="28"/>
-          <w:lang w:val="uk-UA"/>
         </w:rPr>
         <w:t>ООП та дизайн:</w:t>
       </w:r>
@@ -2363,9 +2599,62 @@
           <w:rFonts w:ascii="Times New Roman" w:hAnsi="Times New Roman" w:cs="Times New Roman"/>
           <w:sz w:val="28"/>
           <w:szCs w:val="28"/>
-          <w:lang w:val="uk-UA"/>
-        </w:rPr>
-        <w:t> Ієрархія Person -&gt; Student/Teacher, використання інтерфейсів, принципів SOLID, композиції.</w:t>
+        </w:rPr>
+        <w:t> Ієрархія </w:t>
+      </w:r>
+      <w:proofErr w:type="spellStart"/>
+      <w:r>
+        <w:rPr>
+          <w:rFonts w:ascii="Times New Roman" w:hAnsi="Times New Roman" w:cs="Times New Roman"/>
+          <w:sz w:val="28"/>
+          <w:szCs w:val="28"/>
+        </w:rPr>
+        <w:t>Person</w:t>
+      </w:r>
+      <w:proofErr w:type="spellEnd"/>
+      <w:r>
+        <w:rPr>
+          <w:rFonts w:ascii="Times New Roman" w:hAnsi="Times New Roman" w:cs="Times New Roman"/>
+          <w:sz w:val="28"/>
+          <w:szCs w:val="28"/>
+        </w:rPr>
+        <w:t xml:space="preserve"> -&gt; </w:t>
+      </w:r>
+      <w:proofErr w:type="spellStart"/>
+      <w:r>
+        <w:rPr>
+          <w:rFonts w:ascii="Times New Roman" w:hAnsi="Times New Roman" w:cs="Times New Roman"/>
+          <w:sz w:val="28"/>
+          <w:szCs w:val="28"/>
+        </w:rPr>
+        <w:t>Student</w:t>
+      </w:r>
+      <w:proofErr w:type="spellEnd"/>
+      <w:r>
+        <w:rPr>
+          <w:rFonts w:ascii="Times New Roman" w:hAnsi="Times New Roman" w:cs="Times New Roman"/>
+          <w:sz w:val="28"/>
+          <w:szCs w:val="28"/>
+        </w:rPr>
+        <w:t>/</w:t>
+      </w:r>
+      <w:proofErr w:type="spellStart"/>
+      <w:r>
+        <w:rPr>
+          <w:rFonts w:ascii="Times New Roman" w:hAnsi="Times New Roman" w:cs="Times New Roman"/>
+          <w:sz w:val="28"/>
+          <w:szCs w:val="28"/>
+        </w:rPr>
+        <w:t>Teacher</w:t>
+      </w:r>
+      <w:proofErr w:type="spellEnd"/>
+      <w:r>
+        <w:rPr>
+          <w:rFonts w:ascii="Times New Roman" w:hAnsi="Times New Roman" w:cs="Times New Roman"/>
+          <w:sz w:val="28"/>
+          <w:szCs w:val="28"/>
+        </w:rPr>
+        <w:t>, використання інтерфейсів, принципів SOLID, композиції.</w:t>
       </w:r>
     </w:p>
     <w:p>
@@ -2378,7 +2667,6 @@
           <w:rFonts w:ascii="Times New Roman" w:hAnsi="Times New Roman" w:cs="Times New Roman"/>
           <w:sz w:val="28"/>
           <w:szCs w:val="28"/>
-          <w:lang w:val="uk-UA"/>
         </w:rPr>
       </w:pPr>
       <w:r>
@@ -2388,18 +2676,74 @@
           <w:bCs/>
           <w:sz w:val="28"/>
           <w:szCs w:val="28"/>
-          <w:lang w:val="uk-UA"/>
-        </w:rPr>
-        <w:t>Інкапсуляція та валідація:</w:t>
-      </w:r>
-      <w:r>
-        <w:rPr>
-          <w:rFonts w:ascii="Times New Roman" w:hAnsi="Times New Roman" w:cs="Times New Roman"/>
-          <w:sz w:val="28"/>
-          <w:szCs w:val="28"/>
-          <w:lang w:val="uk-UA"/>
-        </w:rPr>
-        <w:t> Приватні поля, валідатори, використання Optional.</w:t>
+        </w:rPr>
+        <w:t xml:space="preserve">Інкапсуляція та </w:t>
+      </w:r>
+      <w:proofErr w:type="spellStart"/>
+      <w:r>
+        <w:rPr>
+          <w:rFonts w:ascii="Times New Roman" w:hAnsi="Times New Roman" w:cs="Times New Roman"/>
+          <w:b/>
+          <w:bCs/>
+          <w:sz w:val="28"/>
+          <w:szCs w:val="28"/>
+        </w:rPr>
+        <w:t>валідація</w:t>
+      </w:r>
+      <w:proofErr w:type="spellEnd"/>
+      <w:r>
+        <w:rPr>
+          <w:rFonts w:ascii="Times New Roman" w:hAnsi="Times New Roman" w:cs="Times New Roman"/>
+          <w:b/>
+          <w:bCs/>
+          <w:sz w:val="28"/>
+          <w:szCs w:val="28"/>
+        </w:rPr>
+        <w:t>:</w:t>
+      </w:r>
+      <w:r>
+        <w:rPr>
+          <w:rFonts w:ascii="Times New Roman" w:hAnsi="Times New Roman" w:cs="Times New Roman"/>
+          <w:sz w:val="28"/>
+          <w:szCs w:val="28"/>
+        </w:rPr>
+        <w:t xml:space="preserve"> Приватні поля, </w:t>
+      </w:r>
+      <w:proofErr w:type="spellStart"/>
+      <w:r>
+        <w:rPr>
+          <w:rFonts w:ascii="Times New Roman" w:hAnsi="Times New Roman" w:cs="Times New Roman"/>
+          <w:sz w:val="28"/>
+          <w:szCs w:val="28"/>
+        </w:rPr>
+        <w:t>валідатори</w:t>
+      </w:r>
+      <w:proofErr w:type="spellEnd"/>
+      <w:r>
+        <w:rPr>
+          <w:rFonts w:ascii="Times New Roman" w:hAnsi="Times New Roman" w:cs="Times New Roman"/>
+          <w:sz w:val="28"/>
+          <w:szCs w:val="28"/>
+        </w:rPr>
+        <w:t>, використання </w:t>
+      </w:r>
+      <w:proofErr w:type="spellStart"/>
+      <w:r>
+        <w:rPr>
+          <w:rFonts w:ascii="Times New Roman" w:hAnsi="Times New Roman" w:cs="Times New Roman"/>
+          <w:sz w:val="28"/>
+          <w:szCs w:val="28"/>
+        </w:rPr>
+        <w:t>Optional</w:t>
+      </w:r>
+      <w:proofErr w:type="spellEnd"/>
+      <w:r>
+        <w:rPr>
+          <w:rFonts w:ascii="Times New Roman" w:hAnsi="Times New Roman" w:cs="Times New Roman"/>
+          <w:sz w:val="28"/>
+          <w:szCs w:val="28"/>
+        </w:rPr>
+        <w:t>.</w:t>
       </w:r>
     </w:p>
     <w:p>
@@ -2412,7 +2756,6 @@
           <w:rFonts w:ascii="Times New Roman" w:hAnsi="Times New Roman" w:cs="Times New Roman"/>
           <w:sz w:val="28"/>
           <w:szCs w:val="28"/>
-          <w:lang w:val="uk-UA"/>
         </w:rPr>
       </w:pPr>
       <w:r>
@@ -2422,19 +2765,147 @@
           <w:bCs/>
           <w:sz w:val="28"/>
           <w:szCs w:val="28"/>
-          <w:lang w:val="uk-UA"/>
         </w:rPr>
         <w:lastRenderedPageBreak/>
-        <w:t>Колекції та дженеріки:</w:t>
-      </w:r>
-      <w:r>
-        <w:rPr>
-          <w:rFonts w:ascii="Times New Roman" w:hAnsi="Times New Roman" w:cs="Times New Roman"/>
-          <w:sz w:val="28"/>
-          <w:szCs w:val="28"/>
-          <w:lang w:val="uk-UA"/>
-        </w:rPr>
-        <w:t> Репозиторії Repository&lt;T, ID&gt;, обґрунтований вибір List/Set/Map, коректні equals()/hashCode().</w:t>
+        <w:t xml:space="preserve">Колекції та </w:t>
+      </w:r>
+      <w:proofErr w:type="spellStart"/>
+      <w:r>
+        <w:rPr>
+          <w:rFonts w:ascii="Times New Roman" w:hAnsi="Times New Roman" w:cs="Times New Roman"/>
+          <w:b/>
+          <w:bCs/>
+          <w:sz w:val="28"/>
+          <w:szCs w:val="28"/>
+        </w:rPr>
+        <w:t>дженеріки</w:t>
+      </w:r>
+      <w:proofErr w:type="spellEnd"/>
+      <w:r>
+        <w:rPr>
+          <w:rFonts w:ascii="Times New Roman" w:hAnsi="Times New Roman" w:cs="Times New Roman"/>
+          <w:b/>
+          <w:bCs/>
+          <w:sz w:val="28"/>
+          <w:szCs w:val="28"/>
+        </w:rPr>
+        <w:t>:</w:t>
+      </w:r>
+      <w:r>
+        <w:rPr>
+          <w:rFonts w:ascii="Times New Roman" w:hAnsi="Times New Roman" w:cs="Times New Roman"/>
+          <w:sz w:val="28"/>
+          <w:szCs w:val="28"/>
+        </w:rPr>
+        <w:t> Репозиторії </w:t>
+      </w:r>
+      <w:proofErr w:type="spellStart"/>
+      <w:r>
+        <w:rPr>
+          <w:rFonts w:ascii="Times New Roman" w:hAnsi="Times New Roman" w:cs="Times New Roman"/>
+          <w:sz w:val="28"/>
+          <w:szCs w:val="28"/>
+        </w:rPr>
+        <w:t>Repository</w:t>
+      </w:r>
+      <w:proofErr w:type="spellEnd"/>
+      <w:r>
+        <w:rPr>
+          <w:rFonts w:ascii="Times New Roman" w:hAnsi="Times New Roman" w:cs="Times New Roman"/>
+          <w:sz w:val="28"/>
+          <w:szCs w:val="28"/>
+        </w:rPr>
+        <w:t>&lt;T, ID&gt;, обґрунтований вибір </w:t>
+      </w:r>
+      <w:proofErr w:type="spellStart"/>
+      <w:r>
+        <w:rPr>
+          <w:rFonts w:ascii="Times New Roman" w:hAnsi="Times New Roman" w:cs="Times New Roman"/>
+          <w:sz w:val="28"/>
+          <w:szCs w:val="28"/>
+        </w:rPr>
+        <w:t>List</w:t>
+      </w:r>
+      <w:proofErr w:type="spellEnd"/>
+      <w:r>
+        <w:rPr>
+          <w:rFonts w:ascii="Times New Roman" w:hAnsi="Times New Roman" w:cs="Times New Roman"/>
+          <w:sz w:val="28"/>
+          <w:szCs w:val="28"/>
+        </w:rPr>
+        <w:t>/</w:t>
+      </w:r>
+      <w:proofErr w:type="spellStart"/>
+      <w:r>
+        <w:rPr>
+          <w:rFonts w:ascii="Times New Roman" w:hAnsi="Times New Roman" w:cs="Times New Roman"/>
+          <w:sz w:val="28"/>
+          <w:szCs w:val="28"/>
+        </w:rPr>
+        <w:t>Set</w:t>
+      </w:r>
+      <w:proofErr w:type="spellEnd"/>
+      <w:r>
+        <w:rPr>
+          <w:rFonts w:ascii="Times New Roman" w:hAnsi="Times New Roman" w:cs="Times New Roman"/>
+          <w:sz w:val="28"/>
+          <w:szCs w:val="28"/>
+        </w:rPr>
+        <w:t>/</w:t>
+      </w:r>
+      <w:proofErr w:type="spellStart"/>
+      <w:r>
+        <w:rPr>
+          <w:rFonts w:ascii="Times New Roman" w:hAnsi="Times New Roman" w:cs="Times New Roman"/>
+          <w:sz w:val="28"/>
+          <w:szCs w:val="28"/>
+        </w:rPr>
+        <w:t>Map</w:t>
+      </w:r>
+      <w:proofErr w:type="spellEnd"/>
+      <w:r>
+        <w:rPr>
+          <w:rFonts w:ascii="Times New Roman" w:hAnsi="Times New Roman" w:cs="Times New Roman"/>
+          <w:sz w:val="28"/>
+          <w:szCs w:val="28"/>
+        </w:rPr>
+        <w:t>, коректні </w:t>
+      </w:r>
+      <w:proofErr w:type="spellStart"/>
+      <w:r>
+        <w:rPr>
+          <w:rFonts w:ascii="Times New Roman" w:hAnsi="Times New Roman" w:cs="Times New Roman"/>
+          <w:sz w:val="28"/>
+          <w:szCs w:val="28"/>
+        </w:rPr>
+        <w:t>equals</w:t>
+      </w:r>
+      <w:proofErr w:type="spellEnd"/>
+      <w:r>
+        <w:rPr>
+          <w:rFonts w:ascii="Times New Roman" w:hAnsi="Times New Roman" w:cs="Times New Roman"/>
+          <w:sz w:val="28"/>
+          <w:szCs w:val="28"/>
+        </w:rPr>
+        <w:t>()/</w:t>
+      </w:r>
+      <w:proofErr w:type="spellStart"/>
+      <w:r>
+        <w:rPr>
+          <w:rFonts w:ascii="Times New Roman" w:hAnsi="Times New Roman" w:cs="Times New Roman"/>
+          <w:sz w:val="28"/>
+          <w:szCs w:val="28"/>
+        </w:rPr>
+        <w:t>hashCode</w:t>
+      </w:r>
+      <w:proofErr w:type="spellEnd"/>
+      <w:r>
+        <w:rPr>
+          <w:rFonts w:ascii="Times New Roman" w:hAnsi="Times New Roman" w:cs="Times New Roman"/>
+          <w:sz w:val="28"/>
+          <w:szCs w:val="28"/>
+        </w:rPr>
+        <w:t>().</w:t>
       </w:r>
     </w:p>
     <w:p>
@@ -2447,9 +2918,9 @@
           <w:rFonts w:ascii="Times New Roman" w:hAnsi="Times New Roman" w:cs="Times New Roman"/>
           <w:sz w:val="28"/>
           <w:szCs w:val="28"/>
-          <w:lang w:val="uk-UA"/>
-        </w:rPr>
-      </w:pPr>
+        </w:rPr>
+      </w:pPr>
+      <w:proofErr w:type="spellStart"/>
       <w:r>
         <w:rPr>
           <w:rFonts w:ascii="Times New Roman" w:hAnsi="Times New Roman" w:cs="Times New Roman"/>
@@ -2457,16 +2928,25 @@
           <w:bCs/>
           <w:sz w:val="28"/>
           <w:szCs w:val="28"/>
-          <w:lang w:val="uk-UA"/>
-        </w:rPr>
-        <w:t>Stream API:</w:t>
-      </w:r>
-      <w:r>
-        <w:rPr>
-          <w:rFonts w:ascii="Times New Roman" w:hAnsi="Times New Roman" w:cs="Times New Roman"/>
-          <w:sz w:val="28"/>
-          <w:szCs w:val="28"/>
-          <w:lang w:val="uk-UA"/>
+        </w:rPr>
+        <w:t>Stream</w:t>
+      </w:r>
+      <w:proofErr w:type="spellEnd"/>
+      <w:r>
+        <w:rPr>
+          <w:rFonts w:ascii="Times New Roman" w:hAnsi="Times New Roman" w:cs="Times New Roman"/>
+          <w:b/>
+          <w:bCs/>
+          <w:sz w:val="28"/>
+          <w:szCs w:val="28"/>
+        </w:rPr>
+        <w:t xml:space="preserve"> API:</w:t>
+      </w:r>
+      <w:r>
+        <w:rPr>
+          <w:rFonts w:ascii="Times New Roman" w:hAnsi="Times New Roman" w:cs="Times New Roman"/>
+          <w:sz w:val="28"/>
+          <w:szCs w:val="28"/>
         </w:rPr>
         <w:t> Фільтрація, сортування, групування через стріми та лямбди.</w:t>
       </w:r>
@@ -2481,7 +2961,6 @@
           <w:rFonts w:ascii="Times New Roman" w:hAnsi="Times New Roman" w:cs="Times New Roman"/>
           <w:sz w:val="28"/>
           <w:szCs w:val="28"/>
-          <w:lang w:val="uk-UA"/>
         </w:rPr>
       </w:pPr>
       <w:r>
@@ -2491,7 +2970,6 @@
           <w:bCs/>
           <w:sz w:val="28"/>
           <w:szCs w:val="28"/>
-          <w:lang w:val="uk-UA"/>
         </w:rPr>
         <w:t>Дата та час:</w:t>
       </w:r>
@@ -2500,9 +2978,80 @@
           <w:rFonts w:ascii="Times New Roman" w:hAnsi="Times New Roman" w:cs="Times New Roman"/>
           <w:sz w:val="28"/>
           <w:szCs w:val="28"/>
-          <w:lang w:val="uk-UA"/>
-        </w:rPr>
-        <w:t> Використання LocalDate, LocalDateTime, розрахунок стажу/віку через Period/Duration.</w:t>
+        </w:rPr>
+        <w:t> Використання </w:t>
+      </w:r>
+      <w:proofErr w:type="spellStart"/>
+      <w:r>
+        <w:rPr>
+          <w:rFonts w:ascii="Times New Roman" w:hAnsi="Times New Roman" w:cs="Times New Roman"/>
+          <w:sz w:val="28"/>
+          <w:szCs w:val="28"/>
+        </w:rPr>
+        <w:t>LocalDate</w:t>
+      </w:r>
+      <w:proofErr w:type="spellEnd"/>
+      <w:r>
+        <w:rPr>
+          <w:rFonts w:ascii="Times New Roman" w:hAnsi="Times New Roman" w:cs="Times New Roman"/>
+          <w:sz w:val="28"/>
+          <w:szCs w:val="28"/>
+        </w:rPr>
+        <w:t>, </w:t>
+      </w:r>
+      <w:proofErr w:type="spellStart"/>
+      <w:r>
+        <w:rPr>
+          <w:rFonts w:ascii="Times New Roman" w:hAnsi="Times New Roman" w:cs="Times New Roman"/>
+          <w:sz w:val="28"/>
+          <w:szCs w:val="28"/>
+        </w:rPr>
+        <w:t>LocalDateTime</w:t>
+      </w:r>
+      <w:proofErr w:type="spellEnd"/>
+      <w:r>
+        <w:rPr>
+          <w:rFonts w:ascii="Times New Roman" w:hAnsi="Times New Roman" w:cs="Times New Roman"/>
+          <w:sz w:val="28"/>
+          <w:szCs w:val="28"/>
+        </w:rPr>
+        <w:t>, розрахунок стажу/віку через </w:t>
+      </w:r>
+      <w:proofErr w:type="spellStart"/>
+      <w:r>
+        <w:rPr>
+          <w:rFonts w:ascii="Times New Roman" w:hAnsi="Times New Roman" w:cs="Times New Roman"/>
+          <w:sz w:val="28"/>
+          <w:szCs w:val="28"/>
+        </w:rPr>
+        <w:t>Period</w:t>
+      </w:r>
+      <w:proofErr w:type="spellEnd"/>
+      <w:r>
+        <w:rPr>
+          <w:rFonts w:ascii="Times New Roman" w:hAnsi="Times New Roman" w:cs="Times New Roman"/>
+          <w:sz w:val="28"/>
+          <w:szCs w:val="28"/>
+        </w:rPr>
+        <w:t>/</w:t>
+      </w:r>
+      <w:proofErr w:type="spellStart"/>
+      <w:r>
+        <w:rPr>
+          <w:rFonts w:ascii="Times New Roman" w:hAnsi="Times New Roman" w:cs="Times New Roman"/>
+          <w:sz w:val="28"/>
+          <w:szCs w:val="28"/>
+        </w:rPr>
+        <w:t>Duration</w:t>
+      </w:r>
+      <w:proofErr w:type="spellEnd"/>
+      <w:r>
+        <w:rPr>
+          <w:rFonts w:ascii="Times New Roman" w:hAnsi="Times New Roman" w:cs="Times New Roman"/>
+          <w:sz w:val="28"/>
+          <w:szCs w:val="28"/>
+        </w:rPr>
+        <w:t>.</w:t>
       </w:r>
     </w:p>
     <w:p>
@@ -2515,7 +3064,6 @@
           <w:rFonts w:ascii="Times New Roman" w:hAnsi="Times New Roman" w:cs="Times New Roman"/>
           <w:sz w:val="28"/>
           <w:szCs w:val="28"/>
-          <w:lang w:val="uk-UA"/>
         </w:rPr>
       </w:pPr>
       <w:r>
@@ -2525,18 +3073,110 @@
           <w:bCs/>
           <w:sz w:val="28"/>
           <w:szCs w:val="28"/>
-          <w:lang w:val="uk-UA"/>
-        </w:rPr>
-        <w:t>Сучасна Java:</w:t>
-      </w:r>
-      <w:r>
-        <w:rPr>
-          <w:rFonts w:ascii="Times New Roman" w:hAnsi="Times New Roman" w:cs="Times New Roman"/>
-          <w:sz w:val="28"/>
-          <w:szCs w:val="28"/>
-          <w:lang w:val="uk-UA"/>
-        </w:rPr>
-        <w:t> Використання record (для Read-only даних), sealed класів, Lombok.</w:t>
+        </w:rPr>
+        <w:t xml:space="preserve">Сучасна </w:t>
+      </w:r>
+      <w:proofErr w:type="spellStart"/>
+      <w:r>
+        <w:rPr>
+          <w:rFonts w:ascii="Times New Roman" w:hAnsi="Times New Roman" w:cs="Times New Roman"/>
+          <w:b/>
+          <w:bCs/>
+          <w:sz w:val="28"/>
+          <w:szCs w:val="28"/>
+        </w:rPr>
+        <w:t>Java</w:t>
+      </w:r>
+      <w:proofErr w:type="spellEnd"/>
+      <w:r>
+        <w:rPr>
+          <w:rFonts w:ascii="Times New Roman" w:hAnsi="Times New Roman" w:cs="Times New Roman"/>
+          <w:b/>
+          <w:bCs/>
+          <w:sz w:val="28"/>
+          <w:szCs w:val="28"/>
+        </w:rPr>
+        <w:t>:</w:t>
+      </w:r>
+      <w:r>
+        <w:rPr>
+          <w:rFonts w:ascii="Times New Roman" w:hAnsi="Times New Roman" w:cs="Times New Roman"/>
+          <w:sz w:val="28"/>
+          <w:szCs w:val="28"/>
+        </w:rPr>
+        <w:t> Використання </w:t>
+      </w:r>
+      <w:proofErr w:type="spellStart"/>
+      <w:r>
+        <w:rPr>
+          <w:rFonts w:ascii="Times New Roman" w:hAnsi="Times New Roman" w:cs="Times New Roman"/>
+          <w:sz w:val="28"/>
+          <w:szCs w:val="28"/>
+        </w:rPr>
+        <w:t>record</w:t>
+      </w:r>
+      <w:proofErr w:type="spellEnd"/>
+      <w:r>
+        <w:rPr>
+          <w:rFonts w:ascii="Times New Roman" w:hAnsi="Times New Roman" w:cs="Times New Roman"/>
+          <w:sz w:val="28"/>
+          <w:szCs w:val="28"/>
+        </w:rPr>
+        <w:t xml:space="preserve"> (для </w:t>
+      </w:r>
+      <w:proofErr w:type="spellStart"/>
+      <w:r>
+        <w:rPr>
+          <w:rFonts w:ascii="Times New Roman" w:hAnsi="Times New Roman" w:cs="Times New Roman"/>
+          <w:sz w:val="28"/>
+          <w:szCs w:val="28"/>
+        </w:rPr>
+        <w:t>Read-only</w:t>
+      </w:r>
+      <w:proofErr w:type="spellEnd"/>
+      <w:r>
+        <w:rPr>
+          <w:rFonts w:ascii="Times New Roman" w:hAnsi="Times New Roman" w:cs="Times New Roman"/>
+          <w:sz w:val="28"/>
+          <w:szCs w:val="28"/>
+        </w:rPr>
+        <w:t xml:space="preserve"> даних), </w:t>
+      </w:r>
+      <w:proofErr w:type="spellStart"/>
+      <w:r>
+        <w:rPr>
+          <w:rFonts w:ascii="Times New Roman" w:hAnsi="Times New Roman" w:cs="Times New Roman"/>
+          <w:sz w:val="28"/>
+          <w:szCs w:val="28"/>
+        </w:rPr>
+        <w:t>sealed</w:t>
+      </w:r>
+      <w:proofErr w:type="spellEnd"/>
+      <w:r>
+        <w:rPr>
+          <w:rFonts w:ascii="Times New Roman" w:hAnsi="Times New Roman" w:cs="Times New Roman"/>
+          <w:sz w:val="28"/>
+          <w:szCs w:val="28"/>
+        </w:rPr>
+        <w:t xml:space="preserve"> класів, </w:t>
+      </w:r>
+      <w:proofErr w:type="spellStart"/>
+      <w:r>
+        <w:rPr>
+          <w:rFonts w:ascii="Times New Roman" w:hAnsi="Times New Roman" w:cs="Times New Roman"/>
+          <w:sz w:val="28"/>
+          <w:szCs w:val="28"/>
+        </w:rPr>
+        <w:t>Lombok</w:t>
+      </w:r>
+      <w:proofErr w:type="spellEnd"/>
+      <w:r>
+        <w:rPr>
+          <w:rFonts w:ascii="Times New Roman" w:hAnsi="Times New Roman" w:cs="Times New Roman"/>
+          <w:sz w:val="28"/>
+          <w:szCs w:val="28"/>
+        </w:rPr>
+        <w:t>.</w:t>
       </w:r>
     </w:p>
     <w:p>
@@ -2549,7 +3189,6 @@
           <w:rFonts w:ascii="Times New Roman" w:hAnsi="Times New Roman" w:cs="Times New Roman"/>
           <w:sz w:val="28"/>
           <w:szCs w:val="28"/>
-          <w:lang w:val="uk-UA"/>
         </w:rPr>
       </w:pPr>
       <w:r>
@@ -2559,18 +3198,74 @@
           <w:bCs/>
           <w:sz w:val="28"/>
           <w:szCs w:val="28"/>
-          <w:lang w:val="uk-UA"/>
-        </w:rPr>
-        <w:t>Винятки та логування:</w:t>
-      </w:r>
-      <w:r>
-        <w:rPr>
-          <w:rFonts w:ascii="Times New Roman" w:hAnsi="Times New Roman" w:cs="Times New Roman"/>
-          <w:sz w:val="28"/>
-          <w:szCs w:val="28"/>
-          <w:lang w:val="uk-UA"/>
-        </w:rPr>
-        <w:t> Власні винятки (Exceptions), логування через SLF4J + Log4j2 (у файл).</w:t>
+        </w:rPr>
+        <w:t xml:space="preserve">Винятки та </w:t>
+      </w:r>
+      <w:proofErr w:type="spellStart"/>
+      <w:r>
+        <w:rPr>
+          <w:rFonts w:ascii="Times New Roman" w:hAnsi="Times New Roman" w:cs="Times New Roman"/>
+          <w:b/>
+          <w:bCs/>
+          <w:sz w:val="28"/>
+          <w:szCs w:val="28"/>
+        </w:rPr>
+        <w:t>логування</w:t>
+      </w:r>
+      <w:proofErr w:type="spellEnd"/>
+      <w:r>
+        <w:rPr>
+          <w:rFonts w:ascii="Times New Roman" w:hAnsi="Times New Roman" w:cs="Times New Roman"/>
+          <w:b/>
+          <w:bCs/>
+          <w:sz w:val="28"/>
+          <w:szCs w:val="28"/>
+        </w:rPr>
+        <w:t>:</w:t>
+      </w:r>
+      <w:r>
+        <w:rPr>
+          <w:rFonts w:ascii="Times New Roman" w:hAnsi="Times New Roman" w:cs="Times New Roman"/>
+          <w:sz w:val="28"/>
+          <w:szCs w:val="28"/>
+        </w:rPr>
+        <w:t> Власні винятки (</w:t>
+      </w:r>
+      <w:proofErr w:type="spellStart"/>
+      <w:r>
+        <w:rPr>
+          <w:rFonts w:ascii="Times New Roman" w:hAnsi="Times New Roman" w:cs="Times New Roman"/>
+          <w:sz w:val="28"/>
+          <w:szCs w:val="28"/>
+        </w:rPr>
+        <w:t>Exceptions</w:t>
+      </w:r>
+      <w:proofErr w:type="spellEnd"/>
+      <w:r>
+        <w:rPr>
+          <w:rFonts w:ascii="Times New Roman" w:hAnsi="Times New Roman" w:cs="Times New Roman"/>
+          <w:sz w:val="28"/>
+          <w:szCs w:val="28"/>
+        </w:rPr>
+        <w:t xml:space="preserve">), </w:t>
+      </w:r>
+      <w:proofErr w:type="spellStart"/>
+      <w:r>
+        <w:rPr>
+          <w:rFonts w:ascii="Times New Roman" w:hAnsi="Times New Roman" w:cs="Times New Roman"/>
+          <w:sz w:val="28"/>
+          <w:szCs w:val="28"/>
+        </w:rPr>
+        <w:t>логування</w:t>
+      </w:r>
+      <w:proofErr w:type="spellEnd"/>
+      <w:r>
+        <w:rPr>
+          <w:rFonts w:ascii="Times New Roman" w:hAnsi="Times New Roman" w:cs="Times New Roman"/>
+          <w:sz w:val="28"/>
+          <w:szCs w:val="28"/>
+        </w:rPr>
+        <w:t xml:space="preserve"> через SLF4J + Log4j2 (у файл).</w:t>
       </w:r>
     </w:p>
     <w:p>
@@ -2583,7 +3278,6 @@
           <w:rFonts w:ascii="Times New Roman" w:hAnsi="Times New Roman" w:cs="Times New Roman"/>
           <w:sz w:val="28"/>
           <w:szCs w:val="28"/>
-          <w:lang w:val="uk-UA"/>
         </w:rPr>
       </w:pPr>
       <w:r>
@@ -2593,7 +3287,6 @@
           <w:bCs/>
           <w:sz w:val="28"/>
           <w:szCs w:val="28"/>
-          <w:lang w:val="uk-UA"/>
         </w:rPr>
         <w:t>Тестування:</w:t>
       </w:r>
@@ -2602,9 +3295,62 @@
           <w:rFonts w:ascii="Times New Roman" w:hAnsi="Times New Roman" w:cs="Times New Roman"/>
           <w:sz w:val="28"/>
           <w:szCs w:val="28"/>
-          <w:lang w:val="uk-UA"/>
-        </w:rPr>
-        <w:t> Не менше 20 unit-тестів (JUnit), включаючи параметризовані.</w:t>
+        </w:rPr>
+        <w:t xml:space="preserve"> Не менше 20 </w:t>
+      </w:r>
+      <w:proofErr w:type="spellStart"/>
+      <w:r>
+        <w:rPr>
+          <w:rFonts w:ascii="Times New Roman" w:hAnsi="Times New Roman" w:cs="Times New Roman"/>
+          <w:sz w:val="28"/>
+          <w:szCs w:val="28"/>
+        </w:rPr>
+        <w:t>unit</w:t>
+      </w:r>
+      <w:proofErr w:type="spellEnd"/>
+      <w:r>
+        <w:rPr>
+          <w:rFonts w:ascii="Times New Roman" w:hAnsi="Times New Roman" w:cs="Times New Roman"/>
+          <w:sz w:val="28"/>
+          <w:szCs w:val="28"/>
+        </w:rPr>
+        <w:t>-тестів (</w:t>
+      </w:r>
+      <w:proofErr w:type="spellStart"/>
+      <w:r>
+        <w:rPr>
+          <w:rFonts w:ascii="Times New Roman" w:hAnsi="Times New Roman" w:cs="Times New Roman"/>
+          <w:sz w:val="28"/>
+          <w:szCs w:val="28"/>
+        </w:rPr>
+        <w:t>JUnit</w:t>
+      </w:r>
+      <w:proofErr w:type="spellEnd"/>
+      <w:r>
+        <w:rPr>
+          <w:rFonts w:ascii="Times New Roman" w:hAnsi="Times New Roman" w:cs="Times New Roman"/>
+          <w:sz w:val="28"/>
+          <w:szCs w:val="28"/>
+        </w:rPr>
+        <w:t xml:space="preserve">), включаючи </w:t>
+      </w:r>
+      <w:proofErr w:type="spellStart"/>
+      <w:r>
+        <w:rPr>
+          <w:rFonts w:ascii="Times New Roman" w:hAnsi="Times New Roman" w:cs="Times New Roman"/>
+          <w:sz w:val="28"/>
+          <w:szCs w:val="28"/>
+        </w:rPr>
+        <w:t>параметризовані</w:t>
+      </w:r>
+      <w:proofErr w:type="spellEnd"/>
+      <w:r>
+        <w:rPr>
+          <w:rFonts w:ascii="Times New Roman" w:hAnsi="Times New Roman" w:cs="Times New Roman"/>
+          <w:sz w:val="28"/>
+          <w:szCs w:val="28"/>
+        </w:rPr>
+        <w:t>.</w:t>
       </w:r>
     </w:p>
     <w:p>
@@ -2617,7 +3363,6 @@
           <w:rFonts w:ascii="Times New Roman" w:hAnsi="Times New Roman" w:cs="Times New Roman"/>
           <w:sz w:val="28"/>
           <w:szCs w:val="28"/>
-          <w:lang w:val="uk-UA"/>
         </w:rPr>
       </w:pPr>
       <w:r>
@@ -2627,7 +3372,6 @@
           <w:bCs/>
           <w:sz w:val="28"/>
           <w:szCs w:val="28"/>
-          <w:lang w:val="uk-UA"/>
         </w:rPr>
         <w:t>I/O:</w:t>
       </w:r>
@@ -2636,9 +3380,44 @@
           <w:rFonts w:ascii="Times New Roman" w:hAnsi="Times New Roman" w:cs="Times New Roman"/>
           <w:sz w:val="28"/>
           <w:szCs w:val="28"/>
-          <w:lang w:val="uk-UA"/>
-        </w:rPr>
-        <w:t> Збереження даних на диск (NIO.2, Path/Files), серіалізація (JSON або бінарна).</w:t>
+        </w:rPr>
+        <w:t> Збереження даних на диск (NIO.2, </w:t>
+      </w:r>
+      <w:proofErr w:type="spellStart"/>
+      <w:r>
+        <w:rPr>
+          <w:rFonts w:ascii="Times New Roman" w:hAnsi="Times New Roman" w:cs="Times New Roman"/>
+          <w:sz w:val="28"/>
+          <w:szCs w:val="28"/>
+        </w:rPr>
+        <w:t>Path</w:t>
+      </w:r>
+      <w:proofErr w:type="spellEnd"/>
+      <w:r>
+        <w:rPr>
+          <w:rFonts w:ascii="Times New Roman" w:hAnsi="Times New Roman" w:cs="Times New Roman"/>
+          <w:sz w:val="28"/>
+          <w:szCs w:val="28"/>
+        </w:rPr>
+        <w:t>/</w:t>
+      </w:r>
+      <w:proofErr w:type="spellStart"/>
+      <w:r>
+        <w:rPr>
+          <w:rFonts w:ascii="Times New Roman" w:hAnsi="Times New Roman" w:cs="Times New Roman"/>
+          <w:sz w:val="28"/>
+          <w:szCs w:val="28"/>
+        </w:rPr>
+        <w:t>Files</w:t>
+      </w:r>
+      <w:proofErr w:type="spellEnd"/>
+      <w:r>
+        <w:rPr>
+          <w:rFonts w:ascii="Times New Roman" w:hAnsi="Times New Roman" w:cs="Times New Roman"/>
+          <w:sz w:val="28"/>
+          <w:szCs w:val="28"/>
+        </w:rPr>
+        <w:t>), серіалізація (JSON або бінарна).</w:t>
       </w:r>
     </w:p>
     <w:p>
@@ -2651,9 +3430,9 @@
           <w:rFonts w:ascii="Times New Roman" w:hAnsi="Times New Roman" w:cs="Times New Roman"/>
           <w:sz w:val="28"/>
           <w:szCs w:val="28"/>
-          <w:lang w:val="uk-UA"/>
-        </w:rPr>
-      </w:pPr>
+        </w:rPr>
+      </w:pPr>
+      <w:proofErr w:type="spellStart"/>
       <w:r>
         <w:rPr>
           <w:rFonts w:ascii="Times New Roman" w:hAnsi="Times New Roman" w:cs="Times New Roman"/>
@@ -2661,18 +3440,45 @@
           <w:bCs/>
           <w:sz w:val="28"/>
           <w:szCs w:val="28"/>
-          <w:lang w:val="uk-UA"/>
-        </w:rPr>
-        <w:t>Багатопоточність:</w:t>
-      </w:r>
-      <w:r>
-        <w:rPr>
-          <w:rFonts w:ascii="Times New Roman" w:hAnsi="Times New Roman" w:cs="Times New Roman"/>
-          <w:sz w:val="28"/>
-          <w:szCs w:val="28"/>
-          <w:lang w:val="uk-UA"/>
-        </w:rPr>
-        <w:t> Фонові операції або автозбереження.</w:t>
+        </w:rPr>
+        <w:t>Багатопоточність</w:t>
+      </w:r>
+      <w:proofErr w:type="spellEnd"/>
+      <w:r>
+        <w:rPr>
+          <w:rFonts w:ascii="Times New Roman" w:hAnsi="Times New Roman" w:cs="Times New Roman"/>
+          <w:b/>
+          <w:bCs/>
+          <w:sz w:val="28"/>
+          <w:szCs w:val="28"/>
+        </w:rPr>
+        <w:t>:</w:t>
+      </w:r>
+      <w:r>
+        <w:rPr>
+          <w:rFonts w:ascii="Times New Roman" w:hAnsi="Times New Roman" w:cs="Times New Roman"/>
+          <w:sz w:val="28"/>
+          <w:szCs w:val="28"/>
+        </w:rPr>
+        <w:t xml:space="preserve"> Фонові операції або </w:t>
+      </w:r>
+      <w:proofErr w:type="spellStart"/>
+      <w:r>
+        <w:rPr>
+          <w:rFonts w:ascii="Times New Roman" w:hAnsi="Times New Roman" w:cs="Times New Roman"/>
+          <w:sz w:val="28"/>
+          <w:szCs w:val="28"/>
+        </w:rPr>
+        <w:t>автозбереження</w:t>
+      </w:r>
+      <w:proofErr w:type="spellEnd"/>
+      <w:r>
+        <w:rPr>
+          <w:rFonts w:ascii="Times New Roman" w:hAnsi="Times New Roman" w:cs="Times New Roman"/>
+          <w:sz w:val="28"/>
+          <w:szCs w:val="28"/>
+        </w:rPr>
+        <w:t>.</w:t>
       </w:r>
     </w:p>
     <w:p>
@@ -2685,7 +3491,6 @@
           <w:rFonts w:ascii="Times New Roman" w:hAnsi="Times New Roman" w:cs="Times New Roman"/>
           <w:sz w:val="28"/>
           <w:szCs w:val="28"/>
-          <w:lang w:val="uk-UA"/>
         </w:rPr>
       </w:pPr>
       <w:r>
@@ -2695,7 +3500,6 @@
           <w:bCs/>
           <w:sz w:val="28"/>
           <w:szCs w:val="28"/>
-          <w:lang w:val="uk-UA"/>
         </w:rPr>
         <w:t>Мережевий режим:</w:t>
       </w:r>
@@ -2704,7 +3508,6 @@
           <w:rFonts w:ascii="Times New Roman" w:hAnsi="Times New Roman" w:cs="Times New Roman"/>
           <w:sz w:val="28"/>
           <w:szCs w:val="28"/>
-          <w:lang w:val="uk-UA"/>
         </w:rPr>
         <w:t> TCP клієнт-сервер.</w:t>
       </w:r>
@@ -2719,9 +3522,9 @@
           <w:rFonts w:ascii="Times New Roman" w:hAnsi="Times New Roman" w:cs="Times New Roman"/>
           <w:sz w:val="28"/>
           <w:szCs w:val="28"/>
-          <w:lang w:val="uk-UA"/>
-        </w:rPr>
-      </w:pPr>
+        </w:rPr>
+      </w:pPr>
+      <w:proofErr w:type="spellStart"/>
       <w:r>
         <w:rPr>
           <w:rFonts w:ascii="Times New Roman" w:hAnsi="Times New Roman" w:cs="Times New Roman"/>
@@ -2729,43 +3532,58 @@
           <w:bCs/>
           <w:sz w:val="28"/>
           <w:szCs w:val="28"/>
-          <w:lang w:val="uk-UA"/>
-        </w:rPr>
-        <w:t>Reflection:</w:t>
-      </w:r>
-      <w:r>
-        <w:rPr>
-          <w:rFonts w:ascii="Times New Roman" w:hAnsi="Times New Roman" w:cs="Times New Roman"/>
-          <w:sz w:val="28"/>
-          <w:szCs w:val="28"/>
-          <w:lang w:val="uk-UA"/>
-        </w:rPr>
-        <w:t> Анотації для меню або валідації.</w:t>
-      </w:r>
-    </w:p>
-    <w:p>
-      <w:pPr>
-        <w:ind w:left="1440"/>
+        </w:rPr>
+        <w:t>Reflection</w:t>
+      </w:r>
+      <w:proofErr w:type="spellEnd"/>
+      <w:r>
         <w:rPr>
           <w:rFonts w:ascii="Times New Roman" w:hAnsi="Times New Roman" w:cs="Times New Roman"/>
           <w:b/>
           <w:bCs/>
           <w:sz w:val="28"/>
           <w:szCs w:val="28"/>
-          <w:lang w:val="uk-UA"/>
-        </w:rPr>
-      </w:pPr>
-      <w:r>
+        </w:rPr>
+        <w:t>:</w:t>
+      </w:r>
+      <w:r>
+        <w:rPr>
+          <w:rFonts w:ascii="Times New Roman" w:hAnsi="Times New Roman" w:cs="Times New Roman"/>
+          <w:sz w:val="28"/>
+          <w:szCs w:val="28"/>
+        </w:rPr>
+        <w:t xml:space="preserve"> Анотації для меню або </w:t>
+      </w:r>
+      <w:proofErr w:type="spellStart"/>
+      <w:r>
+        <w:rPr>
+          <w:rFonts w:ascii="Times New Roman" w:hAnsi="Times New Roman" w:cs="Times New Roman"/>
+          <w:sz w:val="28"/>
+          <w:szCs w:val="28"/>
+        </w:rPr>
+        <w:t>валідації</w:t>
+      </w:r>
+      <w:proofErr w:type="spellEnd"/>
+      <w:r>
+        <w:rPr>
+          <w:rFonts w:ascii="Times New Roman" w:hAnsi="Times New Roman" w:cs="Times New Roman"/>
+          <w:sz w:val="28"/>
+          <w:szCs w:val="28"/>
+        </w:rPr>
+        <w:t>.</w:t>
+      </w:r>
+    </w:p>
+    <w:p>
+      <w:pPr>
+        <w:ind w:left="1440"/>
         <w:rPr>
           <w:rFonts w:ascii="Times New Roman" w:hAnsi="Times New Roman" w:cs="Times New Roman"/>
           <w:b/>
           <w:bCs/>
           <w:sz w:val="28"/>
           <w:szCs w:val="28"/>
-          <w:lang w:val="uk-UA"/>
-        </w:rPr>
-        <w:t>1.</w:t>
-      </w:r>
+        </w:rPr>
+      </w:pPr>
       <w:r>
         <w:rPr>
           <w:rFonts w:ascii="Times New Roman" w:hAnsi="Times New Roman" w:cs="Times New Roman"/>
@@ -2773,7 +3591,16 @@
           <w:bCs/>
           <w:sz w:val="28"/>
           <w:szCs w:val="28"/>
-          <w:lang w:val="uk-UA"/>
+        </w:rPr>
+        <w:t>1.</w:t>
+      </w:r>
+      <w:r>
+        <w:rPr>
+          <w:rFonts w:ascii="Times New Roman" w:hAnsi="Times New Roman" w:cs="Times New Roman"/>
+          <w:b/>
+          <w:bCs/>
+          <w:sz w:val="28"/>
+          <w:szCs w:val="28"/>
         </w:rPr>
         <w:t>6. Технічні вимоги</w:t>
       </w:r>
@@ -2788,17 +3615,33 @@
           <w:rFonts w:ascii="Times New Roman" w:hAnsi="Times New Roman" w:cs="Times New Roman"/>
           <w:sz w:val="28"/>
           <w:szCs w:val="28"/>
-          <w:lang w:val="uk-UA"/>
-        </w:rPr>
-      </w:pPr>
-      <w:r>
-        <w:rPr>
-          <w:rFonts w:ascii="Times New Roman" w:hAnsi="Times New Roman" w:cs="Times New Roman"/>
-          <w:sz w:val="28"/>
-          <w:szCs w:val="28"/>
-          <w:lang w:val="uk-UA"/>
-        </w:rPr>
-        <w:t>Мова: Java 17+.</w:t>
+        </w:rPr>
+      </w:pPr>
+      <w:r>
+        <w:rPr>
+          <w:rFonts w:ascii="Times New Roman" w:hAnsi="Times New Roman" w:cs="Times New Roman"/>
+          <w:sz w:val="28"/>
+          <w:szCs w:val="28"/>
+        </w:rPr>
+        <w:t xml:space="preserve">Мова: </w:t>
+      </w:r>
+      <w:proofErr w:type="spellStart"/>
+      <w:r>
+        <w:rPr>
+          <w:rFonts w:ascii="Times New Roman" w:hAnsi="Times New Roman" w:cs="Times New Roman"/>
+          <w:sz w:val="28"/>
+          <w:szCs w:val="28"/>
+        </w:rPr>
+        <w:t>Java</w:t>
+      </w:r>
+      <w:proofErr w:type="spellEnd"/>
+      <w:r>
+        <w:rPr>
+          <w:rFonts w:ascii="Times New Roman" w:hAnsi="Times New Roman" w:cs="Times New Roman"/>
+          <w:sz w:val="28"/>
+          <w:szCs w:val="28"/>
+        </w:rPr>
+        <w:t xml:space="preserve"> 17+.</w:t>
       </w:r>
     </w:p>
     <w:p>
@@ -2811,17 +3654,33 @@
           <w:rFonts w:ascii="Times New Roman" w:hAnsi="Times New Roman" w:cs="Times New Roman"/>
           <w:sz w:val="28"/>
           <w:szCs w:val="28"/>
-          <w:lang w:val="uk-UA"/>
-        </w:rPr>
-      </w:pPr>
-      <w:r>
-        <w:rPr>
-          <w:rFonts w:ascii="Times New Roman" w:hAnsi="Times New Roman" w:cs="Times New Roman"/>
-          <w:sz w:val="28"/>
-          <w:szCs w:val="28"/>
-          <w:lang w:val="uk-UA"/>
-        </w:rPr>
-        <w:t>Збірка: Maven.</w:t>
+        </w:rPr>
+      </w:pPr>
+      <w:r>
+        <w:rPr>
+          <w:rFonts w:ascii="Times New Roman" w:hAnsi="Times New Roman" w:cs="Times New Roman"/>
+          <w:sz w:val="28"/>
+          <w:szCs w:val="28"/>
+        </w:rPr>
+        <w:t xml:space="preserve">Збірка: </w:t>
+      </w:r>
+      <w:proofErr w:type="spellStart"/>
+      <w:r>
+        <w:rPr>
+          <w:rFonts w:ascii="Times New Roman" w:hAnsi="Times New Roman" w:cs="Times New Roman"/>
+          <w:sz w:val="28"/>
+          <w:szCs w:val="28"/>
+        </w:rPr>
+        <w:t>Maven</w:t>
+      </w:r>
+      <w:proofErr w:type="spellEnd"/>
+      <w:r>
+        <w:rPr>
+          <w:rFonts w:ascii="Times New Roman" w:hAnsi="Times New Roman" w:cs="Times New Roman"/>
+          <w:sz w:val="28"/>
+          <w:szCs w:val="28"/>
+        </w:rPr>
+        <w:t>.</w:t>
       </w:r>
     </w:p>
     <w:p>
@@ -2834,15 +3693,13 @@
           <w:rFonts w:ascii="Times New Roman" w:hAnsi="Times New Roman" w:cs="Times New Roman"/>
           <w:sz w:val="28"/>
           <w:szCs w:val="28"/>
-          <w:lang w:val="uk-UA"/>
-        </w:rPr>
-      </w:pPr>
-      <w:r>
-        <w:rPr>
-          <w:rFonts w:ascii="Times New Roman" w:hAnsi="Times New Roman" w:cs="Times New Roman"/>
-          <w:sz w:val="28"/>
-          <w:szCs w:val="28"/>
-          <w:lang w:val="uk-UA"/>
+        </w:rPr>
+      </w:pPr>
+      <w:r>
+        <w:rPr>
+          <w:rFonts w:ascii="Times New Roman" w:hAnsi="Times New Roman" w:cs="Times New Roman"/>
+          <w:sz w:val="28"/>
+          <w:szCs w:val="28"/>
         </w:rPr>
         <w:t>Інтерфейс: консольне меню.</w:t>
       </w:r>
@@ -2857,15 +3714,13 @@
           <w:rFonts w:ascii="Times New Roman" w:hAnsi="Times New Roman" w:cs="Times New Roman"/>
           <w:sz w:val="28"/>
           <w:szCs w:val="28"/>
-          <w:lang w:val="uk-UA"/>
-        </w:rPr>
-      </w:pPr>
-      <w:r>
-        <w:rPr>
-          <w:rFonts w:ascii="Times New Roman" w:hAnsi="Times New Roman" w:cs="Times New Roman"/>
-          <w:sz w:val="28"/>
-          <w:szCs w:val="28"/>
-          <w:lang w:val="uk-UA"/>
+        </w:rPr>
+      </w:pPr>
+      <w:r>
+        <w:rPr>
+          <w:rFonts w:ascii="Times New Roman" w:hAnsi="Times New Roman" w:cs="Times New Roman"/>
+          <w:sz w:val="28"/>
+          <w:szCs w:val="28"/>
         </w:rPr>
         <w:t>Захист від некоректного введення.</w:t>
       </w:r>
@@ -2879,7 +3734,6 @@
           <w:bCs/>
           <w:sz w:val="28"/>
           <w:szCs w:val="28"/>
-          <w:lang w:val="uk-UA"/>
         </w:rPr>
       </w:pPr>
       <w:r>
@@ -2889,7 +3743,6 @@
           <w:bCs/>
           <w:sz w:val="28"/>
           <w:szCs w:val="28"/>
-          <w:lang w:val="uk-UA"/>
         </w:rPr>
         <w:t>1.</w:t>
       </w:r>
@@ -2900,7 +3753,6 @@
           <w:bCs/>
           <w:sz w:val="28"/>
           <w:szCs w:val="28"/>
-          <w:lang w:val="uk-UA"/>
         </w:rPr>
         <w:t>7. Архітектурні рекомендації</w:t>
       </w:r>
@@ -2911,17 +3763,87 @@
           <w:rFonts w:ascii="Times New Roman" w:hAnsi="Times New Roman" w:cs="Times New Roman"/>
           <w:sz w:val="28"/>
           <w:szCs w:val="28"/>
-          <w:lang w:val="uk-UA"/>
-        </w:rPr>
-      </w:pPr>
-      <w:r>
-        <w:rPr>
-          <w:rFonts w:ascii="Times New Roman" w:hAnsi="Times New Roman" w:cs="Times New Roman"/>
-          <w:sz w:val="28"/>
-          <w:szCs w:val="28"/>
-          <w:lang w:val="uk-UA"/>
-        </w:rPr>
-        <w:t>Розділити проєкт на рівні: ui (CLI), service, repository, domain.</w:t>
+        </w:rPr>
+      </w:pPr>
+      <w:r>
+        <w:rPr>
+          <w:rFonts w:ascii="Times New Roman" w:hAnsi="Times New Roman" w:cs="Times New Roman"/>
+          <w:sz w:val="28"/>
+          <w:szCs w:val="28"/>
+        </w:rPr>
+        <w:t>Розділити проєкт на рівні: </w:t>
+      </w:r>
+      <w:proofErr w:type="spellStart"/>
+      <w:r>
+        <w:rPr>
+          <w:rFonts w:ascii="Times New Roman" w:hAnsi="Times New Roman" w:cs="Times New Roman"/>
+          <w:sz w:val="28"/>
+          <w:szCs w:val="28"/>
+        </w:rPr>
+        <w:t>ui</w:t>
+      </w:r>
+      <w:proofErr w:type="spellEnd"/>
+      <w:r>
+        <w:rPr>
+          <w:rFonts w:ascii="Times New Roman" w:hAnsi="Times New Roman" w:cs="Times New Roman"/>
+          <w:sz w:val="28"/>
+          <w:szCs w:val="28"/>
+        </w:rPr>
+        <w:t> (CLI), </w:t>
+      </w:r>
+      <w:proofErr w:type="spellStart"/>
+      <w:r>
+        <w:rPr>
+          <w:rFonts w:ascii="Times New Roman" w:hAnsi="Times New Roman" w:cs="Times New Roman"/>
+          <w:sz w:val="28"/>
+          <w:szCs w:val="28"/>
+        </w:rPr>
+        <w:t>service</w:t>
+      </w:r>
+      <w:proofErr w:type="spellEnd"/>
+      <w:r>
+        <w:rPr>
+          <w:rFonts w:ascii="Times New Roman" w:hAnsi="Times New Roman" w:cs="Times New Roman"/>
+          <w:sz w:val="28"/>
+          <w:szCs w:val="28"/>
+        </w:rPr>
+        <w:t>, </w:t>
+      </w:r>
+      <w:proofErr w:type="spellStart"/>
+      <w:r>
+        <w:rPr>
+          <w:rFonts w:ascii="Times New Roman" w:hAnsi="Times New Roman" w:cs="Times New Roman"/>
+          <w:sz w:val="28"/>
+          <w:szCs w:val="28"/>
+        </w:rPr>
+        <w:t>repository</w:t>
+      </w:r>
+      <w:proofErr w:type="spellEnd"/>
+      <w:r>
+        <w:rPr>
+          <w:rFonts w:ascii="Times New Roman" w:hAnsi="Times New Roman" w:cs="Times New Roman"/>
+          <w:sz w:val="28"/>
+          <w:szCs w:val="28"/>
+        </w:rPr>
+        <w:t>, </w:t>
+      </w:r>
+      <w:proofErr w:type="spellStart"/>
+      <w:r>
+        <w:rPr>
+          <w:rFonts w:ascii="Times New Roman" w:hAnsi="Times New Roman" w:cs="Times New Roman"/>
+          <w:sz w:val="28"/>
+          <w:szCs w:val="28"/>
+        </w:rPr>
+        <w:t>domain</w:t>
+      </w:r>
+      <w:proofErr w:type="spellEnd"/>
+      <w:r>
+        <w:rPr>
+          <w:rFonts w:ascii="Times New Roman" w:hAnsi="Times New Roman" w:cs="Times New Roman"/>
+          <w:sz w:val="28"/>
+          <w:szCs w:val="28"/>
+        </w:rPr>
+        <w:t>.</w:t>
       </w:r>
     </w:p>
     <w:p>
@@ -2933,7 +3855,6 @@
           <w:bCs/>
           <w:sz w:val="28"/>
           <w:szCs w:val="28"/>
-          <w:lang w:val="uk-UA"/>
         </w:rPr>
       </w:pPr>
       <w:r>
@@ -2943,7 +3864,6 @@
           <w:bCs/>
           <w:sz w:val="28"/>
           <w:szCs w:val="28"/>
-          <w:lang w:val="uk-UA"/>
         </w:rPr>
         <w:t>1.</w:t>
       </w:r>
@@ -2954,7 +3874,6 @@
           <w:bCs/>
           <w:sz w:val="28"/>
           <w:szCs w:val="28"/>
-          <w:lang w:val="uk-UA"/>
         </w:rPr>
         <w:t>8. Звіт</w:t>
       </w:r>
@@ -2965,15 +3884,13 @@
           <w:rFonts w:ascii="Times New Roman" w:hAnsi="Times New Roman" w:cs="Times New Roman"/>
           <w:sz w:val="28"/>
           <w:szCs w:val="28"/>
-          <w:lang w:val="uk-UA"/>
-        </w:rPr>
-      </w:pPr>
-      <w:r>
-        <w:rPr>
-          <w:rFonts w:ascii="Times New Roman" w:hAnsi="Times New Roman" w:cs="Times New Roman"/>
-          <w:sz w:val="28"/>
-          <w:szCs w:val="28"/>
-          <w:lang w:val="uk-UA"/>
+        </w:rPr>
+      </w:pPr>
+      <w:r>
+        <w:rPr>
+          <w:rFonts w:ascii="Times New Roman" w:hAnsi="Times New Roman" w:cs="Times New Roman"/>
+          <w:sz w:val="28"/>
+          <w:szCs w:val="28"/>
         </w:rPr>
         <w:t>Word-документ, що містить: постановку задачі, розподіл ролей, опис можливостей, UML-діаграму, опис рішень та проблем, висновки, код.</w:t>
       </w:r>
@@ -2987,7 +3904,6 @@
           <w:bCs/>
           <w:sz w:val="28"/>
           <w:szCs w:val="28"/>
-          <w:lang w:val="uk-UA"/>
         </w:rPr>
       </w:pPr>
       <w:r>
@@ -2997,7 +3913,6 @@
           <w:bCs/>
           <w:sz w:val="28"/>
           <w:szCs w:val="28"/>
-          <w:lang w:val="uk-UA"/>
         </w:rPr>
         <w:t>1.</w:t>
       </w:r>
@@ -3008,7 +3923,6 @@
           <w:bCs/>
           <w:sz w:val="28"/>
           <w:szCs w:val="28"/>
-          <w:lang w:val="uk-UA"/>
         </w:rPr>
         <w:t>9. Результат здачі</w:t>
       </w:r>
@@ -3023,17 +3937,43 @@
           <w:rFonts w:ascii="Times New Roman" w:hAnsi="Times New Roman" w:cs="Times New Roman"/>
           <w:sz w:val="28"/>
           <w:szCs w:val="28"/>
-          <w:lang w:val="uk-UA"/>
-        </w:rPr>
-      </w:pPr>
-      <w:r>
-        <w:rPr>
-          <w:rFonts w:ascii="Times New Roman" w:hAnsi="Times New Roman" w:cs="Times New Roman"/>
-          <w:sz w:val="28"/>
-          <w:szCs w:val="28"/>
-          <w:lang w:val="uk-UA"/>
-        </w:rPr>
-        <w:t>Git-репозиторій з комітами і PR.</w:t>
+        </w:rPr>
+      </w:pPr>
+      <w:proofErr w:type="spellStart"/>
+      <w:r>
+        <w:rPr>
+          <w:rFonts w:ascii="Times New Roman" w:hAnsi="Times New Roman" w:cs="Times New Roman"/>
+          <w:sz w:val="28"/>
+          <w:szCs w:val="28"/>
+        </w:rPr>
+        <w:t>Git</w:t>
+      </w:r>
+      <w:proofErr w:type="spellEnd"/>
+      <w:r>
+        <w:rPr>
+          <w:rFonts w:ascii="Times New Roman" w:hAnsi="Times New Roman" w:cs="Times New Roman"/>
+          <w:sz w:val="28"/>
+          <w:szCs w:val="28"/>
+        </w:rPr>
+        <w:t xml:space="preserve">-репозиторій з </w:t>
+      </w:r>
+      <w:proofErr w:type="spellStart"/>
+      <w:r>
+        <w:rPr>
+          <w:rFonts w:ascii="Times New Roman" w:hAnsi="Times New Roman" w:cs="Times New Roman"/>
+          <w:sz w:val="28"/>
+          <w:szCs w:val="28"/>
+        </w:rPr>
+        <w:t>комітами</w:t>
+      </w:r>
+      <w:proofErr w:type="spellEnd"/>
+      <w:r>
+        <w:rPr>
+          <w:rFonts w:ascii="Times New Roman" w:hAnsi="Times New Roman" w:cs="Times New Roman"/>
+          <w:sz w:val="28"/>
+          <w:szCs w:val="28"/>
+        </w:rPr>
+        <w:t xml:space="preserve"> і PR.</w:t>
       </w:r>
     </w:p>
     <w:p>
@@ -3046,15 +3986,13 @@
           <w:rFonts w:ascii="Times New Roman" w:hAnsi="Times New Roman" w:cs="Times New Roman"/>
           <w:sz w:val="28"/>
           <w:szCs w:val="28"/>
-          <w:lang w:val="uk-UA"/>
-        </w:rPr>
-      </w:pPr>
-      <w:r>
-        <w:rPr>
-          <w:rFonts w:ascii="Times New Roman" w:hAnsi="Times New Roman" w:cs="Times New Roman"/>
-          <w:sz w:val="28"/>
-          <w:szCs w:val="28"/>
-          <w:lang w:val="uk-UA"/>
+        </w:rPr>
+      </w:pPr>
+      <w:r>
+        <w:rPr>
+          <w:rFonts w:ascii="Times New Roman" w:hAnsi="Times New Roman" w:cs="Times New Roman"/>
+          <w:sz w:val="28"/>
+          <w:szCs w:val="28"/>
         </w:rPr>
         <w:lastRenderedPageBreak/>
         <w:t>Три теги: checkpoint-1, checkpoint-2, checkpoint-3.</w:t>
@@ -3070,15 +4008,13 @@
           <w:rFonts w:ascii="Times New Roman" w:hAnsi="Times New Roman" w:cs="Times New Roman"/>
           <w:sz w:val="28"/>
           <w:szCs w:val="28"/>
-          <w:lang w:val="uk-UA"/>
-        </w:rPr>
-      </w:pPr>
-      <w:r>
-        <w:rPr>
-          <w:rFonts w:ascii="Times New Roman" w:hAnsi="Times New Roman" w:cs="Times New Roman"/>
-          <w:sz w:val="28"/>
-          <w:szCs w:val="28"/>
-          <w:lang w:val="uk-UA"/>
+        </w:rPr>
+      </w:pPr>
+      <w:r>
+        <w:rPr>
+          <w:rFonts w:ascii="Times New Roman" w:hAnsi="Times New Roman" w:cs="Times New Roman"/>
+          <w:sz w:val="28"/>
+          <w:szCs w:val="28"/>
         </w:rPr>
         <w:t>README.md з інструкцією.</w:t>
       </w:r>
@@ -3093,36 +4029,1261 @@
           <w:rFonts w:ascii="Times New Roman" w:hAnsi="Times New Roman" w:cs="Times New Roman"/>
           <w:sz w:val="28"/>
           <w:szCs w:val="28"/>
-          <w:lang w:val="uk-UA"/>
-        </w:rPr>
-      </w:pPr>
-      <w:r>
-        <w:rPr>
-          <w:rFonts w:ascii="Times New Roman" w:hAnsi="Times New Roman" w:cs="Times New Roman"/>
-          <w:sz w:val="28"/>
-          <w:szCs w:val="28"/>
-          <w:lang w:val="uk-UA"/>
+        </w:rPr>
+      </w:pPr>
+      <w:r>
+        <w:rPr>
+          <w:rFonts w:ascii="Times New Roman" w:hAnsi="Times New Roman" w:cs="Times New Roman"/>
+          <w:sz w:val="28"/>
+          <w:szCs w:val="28"/>
         </w:rPr>
         <w:t>Word-звіт.</w:t>
       </w:r>
     </w:p>
     <w:p>
       <w:pPr>
+        <w:rPr>
+          <w:rFonts w:ascii="Times New Roman" w:hAnsi="Times New Roman" w:cs="Times New Roman"/>
+          <w:sz w:val="28"/>
+          <w:szCs w:val="28"/>
+          <w:lang w:val="en-US"/>
+        </w:rPr>
+      </w:pPr>
+      <w:r>
+        <w:rPr>
+          <w:rFonts w:ascii="Times New Roman" w:hAnsi="Times New Roman" w:cs="Times New Roman"/>
+          <w:sz w:val="28"/>
+          <w:szCs w:val="28"/>
+          <w:lang w:val="en-US"/>
+        </w:rPr>
+        <w:br w:type="page"/>
+      </w:r>
+    </w:p>
+    <w:p>
+      <w:pPr>
+        <w:pStyle w:val="a9"/>
+        <w:numPr>
+          <w:ilvl w:val="0"/>
+          <w:numId w:val="4"/>
+        </w:numPr>
         <w:rPr>
           <w:rFonts w:ascii="Times New Roman" w:hAnsi="Times New Roman" w:cs="Times New Roman"/>
           <w:b/>
           <w:bCs/>
           <w:sz w:val="28"/>
           <w:szCs w:val="28"/>
-          <w:lang w:val="uk-UA"/>
-        </w:rPr>
-      </w:pPr>
-      <w:r>
-        <w:rPr>
-          <w:rFonts w:ascii="Times New Roman" w:hAnsi="Times New Roman" w:cs="Times New Roman"/>
-          <w:sz w:val="28"/>
-          <w:szCs w:val="28"/>
-          <w:lang w:val="uk-UA"/>
+        </w:rPr>
+      </w:pPr>
+      <w:r>
+        <w:rPr>
+          <w:rFonts w:ascii="Times New Roman" w:hAnsi="Times New Roman" w:cs="Times New Roman"/>
+          <w:b/>
+          <w:bCs/>
+          <w:sz w:val="28"/>
+          <w:szCs w:val="28"/>
+        </w:rPr>
+        <w:lastRenderedPageBreak/>
+        <w:t>Розподіл ролей</w:t>
+      </w:r>
+    </w:p>
+    <w:p>
+      <w:pPr>
+        <w:pStyle w:val="a9"/>
+        <w:numPr>
+          <w:ilvl w:val="0"/>
+          <w:numId w:val="14"/>
+        </w:numPr>
+        <w:rPr>
+          <w:rFonts w:ascii="Times New Roman" w:hAnsi="Times New Roman" w:cs="Times New Roman"/>
+          <w:sz w:val="28"/>
+          <w:szCs w:val="28"/>
+        </w:rPr>
+      </w:pPr>
+      <w:r>
+        <w:rPr>
+          <w:rFonts w:ascii="Times New Roman" w:hAnsi="Times New Roman" w:cs="Times New Roman"/>
+          <w:sz w:val="28"/>
+          <w:szCs w:val="28"/>
+        </w:rPr>
+        <w:t xml:space="preserve">Фломбойм Олександра: </w:t>
+      </w:r>
+    </w:p>
+    <w:p>
+      <w:pPr>
+        <w:pStyle w:val="a9"/>
+        <w:numPr>
+          <w:ilvl w:val="1"/>
+          <w:numId w:val="14"/>
+        </w:numPr>
+        <w:rPr>
+          <w:rFonts w:ascii="Times New Roman" w:hAnsi="Times New Roman" w:cs="Times New Roman"/>
+          <w:sz w:val="28"/>
+          <w:szCs w:val="28"/>
+        </w:rPr>
+      </w:pPr>
+      <w:r>
+        <w:rPr>
+          <w:rFonts w:ascii="Times New Roman" w:hAnsi="Times New Roman" w:cs="Times New Roman"/>
+          <w:sz w:val="28"/>
+          <w:szCs w:val="28"/>
+        </w:rPr>
+        <w:t xml:space="preserve">Створення репозиторію на </w:t>
+      </w:r>
+      <w:r>
+        <w:rPr>
+          <w:rFonts w:ascii="Times New Roman" w:hAnsi="Times New Roman" w:cs="Times New Roman"/>
+          <w:sz w:val="28"/>
+          <w:szCs w:val="28"/>
+          <w:lang w:val="en-US"/>
+        </w:rPr>
+        <w:t>GitHub;</w:t>
+      </w:r>
+    </w:p>
+    <w:p>
+      <w:pPr>
+        <w:pStyle w:val="a9"/>
+        <w:numPr>
+          <w:ilvl w:val="1"/>
+          <w:numId w:val="14"/>
+        </w:numPr>
+        <w:rPr>
+          <w:rFonts w:ascii="Times New Roman" w:hAnsi="Times New Roman" w:cs="Times New Roman"/>
+          <w:sz w:val="28"/>
+          <w:szCs w:val="28"/>
+        </w:rPr>
+      </w:pPr>
+      <w:r>
+        <w:rPr>
+          <w:rFonts w:ascii="Times New Roman" w:hAnsi="Times New Roman" w:cs="Times New Roman"/>
+          <w:sz w:val="28"/>
+          <w:szCs w:val="28"/>
+        </w:rPr>
+        <w:t xml:space="preserve">Створення частини </w:t>
+      </w:r>
+      <w:r>
+        <w:rPr>
+          <w:rFonts w:ascii="Times New Roman" w:hAnsi="Times New Roman" w:cs="Times New Roman"/>
+          <w:sz w:val="28"/>
+          <w:szCs w:val="28"/>
+          <w:lang w:val="en-US"/>
+        </w:rPr>
+        <w:t>domain-</w:t>
+      </w:r>
+      <w:r>
+        <w:rPr>
+          <w:rFonts w:ascii="Times New Roman" w:hAnsi="Times New Roman" w:cs="Times New Roman"/>
+          <w:sz w:val="28"/>
+          <w:szCs w:val="28"/>
+        </w:rPr>
+        <w:t xml:space="preserve">класів: </w:t>
+      </w:r>
+    </w:p>
+    <w:p>
+      <w:pPr>
+        <w:pStyle w:val="a9"/>
+        <w:numPr>
+          <w:ilvl w:val="2"/>
+          <w:numId w:val="14"/>
+        </w:numPr>
+        <w:rPr>
+          <w:rFonts w:ascii="Times New Roman" w:hAnsi="Times New Roman" w:cs="Times New Roman"/>
+          <w:sz w:val="28"/>
+          <w:szCs w:val="28"/>
+        </w:rPr>
+      </w:pPr>
+      <w:r>
+        <w:rPr>
+          <w:rFonts w:ascii="Times New Roman" w:hAnsi="Times New Roman" w:cs="Times New Roman"/>
+          <w:sz w:val="28"/>
+          <w:szCs w:val="28"/>
+          <w:lang w:val="en-US"/>
+        </w:rPr>
+        <w:t xml:space="preserve">University, </w:t>
+      </w:r>
+    </w:p>
+    <w:p>
+      <w:pPr>
+        <w:pStyle w:val="a9"/>
+        <w:numPr>
+          <w:ilvl w:val="2"/>
+          <w:numId w:val="14"/>
+        </w:numPr>
+        <w:rPr>
+          <w:rFonts w:ascii="Times New Roman" w:hAnsi="Times New Roman" w:cs="Times New Roman"/>
+          <w:sz w:val="28"/>
+          <w:szCs w:val="28"/>
+        </w:rPr>
+      </w:pPr>
+      <w:r>
+        <w:rPr>
+          <w:rFonts w:ascii="Times New Roman" w:hAnsi="Times New Roman" w:cs="Times New Roman"/>
+          <w:sz w:val="28"/>
+          <w:szCs w:val="28"/>
+          <w:lang w:val="en-US"/>
+        </w:rPr>
+        <w:t xml:space="preserve">Faculty, </w:t>
+      </w:r>
+    </w:p>
+    <w:p>
+      <w:pPr>
+        <w:pStyle w:val="a9"/>
+        <w:numPr>
+          <w:ilvl w:val="2"/>
+          <w:numId w:val="14"/>
+        </w:numPr>
+        <w:rPr>
+          <w:rFonts w:ascii="Times New Roman" w:hAnsi="Times New Roman" w:cs="Times New Roman"/>
+          <w:sz w:val="28"/>
+          <w:szCs w:val="28"/>
+        </w:rPr>
+      </w:pPr>
+      <w:r>
+        <w:rPr>
+          <w:rFonts w:ascii="Times New Roman" w:hAnsi="Times New Roman" w:cs="Times New Roman"/>
+          <w:sz w:val="28"/>
+          <w:szCs w:val="28"/>
+          <w:lang w:val="en-US"/>
+        </w:rPr>
+        <w:t>Department;</w:t>
+      </w:r>
+    </w:p>
+    <w:p>
+      <w:pPr>
+        <w:pStyle w:val="a9"/>
+        <w:numPr>
+          <w:ilvl w:val="1"/>
+          <w:numId w:val="14"/>
+        </w:numPr>
+        <w:rPr>
+          <w:rFonts w:ascii="Times New Roman" w:hAnsi="Times New Roman" w:cs="Times New Roman"/>
+          <w:sz w:val="28"/>
+          <w:szCs w:val="28"/>
+        </w:rPr>
+      </w:pPr>
+      <w:r>
+        <w:rPr>
+          <w:rFonts w:ascii="Times New Roman" w:hAnsi="Times New Roman" w:cs="Times New Roman"/>
+          <w:sz w:val="28"/>
+          <w:szCs w:val="28"/>
+        </w:rPr>
+        <w:t xml:space="preserve">Створення меню з частиною </w:t>
+      </w:r>
+      <w:r>
+        <w:rPr>
+          <w:rFonts w:ascii="Times New Roman" w:hAnsi="Times New Roman" w:cs="Times New Roman"/>
+          <w:sz w:val="28"/>
+          <w:szCs w:val="28"/>
+          <w:lang w:val="en-US"/>
+        </w:rPr>
+        <w:t>CRUD-</w:t>
+      </w:r>
+      <w:r>
+        <w:rPr>
+          <w:rFonts w:ascii="Times New Roman" w:hAnsi="Times New Roman" w:cs="Times New Roman"/>
+          <w:sz w:val="28"/>
+          <w:szCs w:val="28"/>
+        </w:rPr>
+        <w:t>операцій:</w:t>
+      </w:r>
+    </w:p>
+    <w:p>
+      <w:pPr>
+        <w:pStyle w:val="a9"/>
+        <w:numPr>
+          <w:ilvl w:val="2"/>
+          <w:numId w:val="14"/>
+        </w:numPr>
+        <w:rPr>
+          <w:rFonts w:ascii="Times New Roman" w:hAnsi="Times New Roman" w:cs="Times New Roman"/>
+          <w:sz w:val="28"/>
+          <w:szCs w:val="28"/>
+        </w:rPr>
+      </w:pPr>
+      <w:r>
+        <w:rPr>
+          <w:rFonts w:ascii="Times New Roman" w:hAnsi="Times New Roman" w:cs="Times New Roman"/>
+          <w:sz w:val="28"/>
+          <w:szCs w:val="28"/>
+        </w:rPr>
+        <w:t>створити/видалити/редагувати факультет</w:t>
+      </w:r>
+      <w:r>
+        <w:rPr>
+          <w:rFonts w:ascii="Times New Roman" w:hAnsi="Times New Roman" w:cs="Times New Roman"/>
+          <w:sz w:val="28"/>
+          <w:szCs w:val="28"/>
+        </w:rPr>
+        <w:t>,</w:t>
+      </w:r>
+    </w:p>
+    <w:p>
+      <w:pPr>
+        <w:pStyle w:val="a9"/>
+        <w:numPr>
+          <w:ilvl w:val="2"/>
+          <w:numId w:val="14"/>
+        </w:numPr>
+        <w:rPr>
+          <w:rFonts w:ascii="Times New Roman" w:hAnsi="Times New Roman" w:cs="Times New Roman"/>
+          <w:sz w:val="28"/>
+          <w:szCs w:val="28"/>
+        </w:rPr>
+      </w:pPr>
+      <w:r>
+        <w:rPr>
+          <w:rFonts w:ascii="Times New Roman" w:hAnsi="Times New Roman" w:cs="Times New Roman"/>
+          <w:sz w:val="28"/>
+          <w:szCs w:val="28"/>
+        </w:rPr>
+        <w:t>створити/видалити/редагувати викладача</w:t>
+      </w:r>
+      <w:r>
+        <w:rPr>
+          <w:rFonts w:ascii="Times New Roman" w:hAnsi="Times New Roman" w:cs="Times New Roman"/>
+          <w:sz w:val="28"/>
+          <w:szCs w:val="28"/>
+        </w:rPr>
+        <w:t>;</w:t>
+      </w:r>
+    </w:p>
+    <w:p>
+      <w:pPr>
+        <w:pStyle w:val="a9"/>
+        <w:numPr>
+          <w:ilvl w:val="1"/>
+          <w:numId w:val="14"/>
+        </w:numPr>
+        <w:rPr>
+          <w:rFonts w:ascii="Times New Roman" w:hAnsi="Times New Roman" w:cs="Times New Roman"/>
+          <w:sz w:val="28"/>
+          <w:szCs w:val="28"/>
+        </w:rPr>
+      </w:pPr>
+      <w:r>
+        <w:rPr>
+          <w:rFonts w:ascii="Times New Roman" w:hAnsi="Times New Roman" w:cs="Times New Roman"/>
+          <w:sz w:val="28"/>
+          <w:szCs w:val="28"/>
+        </w:rPr>
+        <w:t xml:space="preserve">Створення </w:t>
+      </w:r>
+      <w:r>
+        <w:rPr>
+          <w:rFonts w:ascii="Times New Roman" w:hAnsi="Times New Roman" w:cs="Times New Roman"/>
+          <w:sz w:val="28"/>
+          <w:szCs w:val="28"/>
+        </w:rPr>
+        <w:t>частини функції пошуку</w:t>
+      </w:r>
+      <w:r>
+        <w:rPr>
+          <w:rFonts w:ascii="Times New Roman" w:hAnsi="Times New Roman" w:cs="Times New Roman"/>
+          <w:sz w:val="28"/>
+          <w:szCs w:val="28"/>
+        </w:rPr>
+        <w:t>:</w:t>
+      </w:r>
+    </w:p>
+    <w:p>
+      <w:pPr>
+        <w:pStyle w:val="a9"/>
+        <w:numPr>
+          <w:ilvl w:val="2"/>
+          <w:numId w:val="14"/>
+        </w:numPr>
+        <w:rPr>
+          <w:rFonts w:ascii="Times New Roman" w:hAnsi="Times New Roman" w:cs="Times New Roman"/>
+          <w:sz w:val="28"/>
+          <w:szCs w:val="28"/>
+        </w:rPr>
+      </w:pPr>
+      <w:r>
+        <w:rPr>
+          <w:rFonts w:ascii="Times New Roman" w:hAnsi="Times New Roman" w:cs="Times New Roman"/>
+          <w:sz w:val="28"/>
+          <w:szCs w:val="28"/>
+        </w:rPr>
+        <w:t>знайти викладача за ID</w:t>
+      </w:r>
+      <w:r>
+        <w:rPr>
+          <w:rFonts w:ascii="Times New Roman" w:hAnsi="Times New Roman" w:cs="Times New Roman"/>
+          <w:sz w:val="28"/>
+          <w:szCs w:val="28"/>
+        </w:rPr>
+        <w:t>,</w:t>
+      </w:r>
+    </w:p>
+    <w:p>
+      <w:pPr>
+        <w:pStyle w:val="a9"/>
+        <w:numPr>
+          <w:ilvl w:val="2"/>
+          <w:numId w:val="14"/>
+        </w:numPr>
+        <w:rPr>
+          <w:rFonts w:ascii="Times New Roman" w:hAnsi="Times New Roman" w:cs="Times New Roman"/>
+          <w:sz w:val="28"/>
+          <w:szCs w:val="28"/>
+        </w:rPr>
+      </w:pPr>
+      <w:r>
+        <w:rPr>
+          <w:rFonts w:ascii="Times New Roman" w:hAnsi="Times New Roman" w:cs="Times New Roman"/>
+          <w:sz w:val="28"/>
+          <w:szCs w:val="28"/>
+        </w:rPr>
+        <w:t>знайти викладача за ПІБ</w:t>
+      </w:r>
+      <w:r>
+        <w:rPr>
+          <w:rFonts w:ascii="Times New Roman" w:hAnsi="Times New Roman" w:cs="Times New Roman"/>
+          <w:sz w:val="28"/>
+          <w:szCs w:val="28"/>
+        </w:rPr>
+        <w:t>;</w:t>
+      </w:r>
+    </w:p>
+    <w:p>
+      <w:pPr>
+        <w:pStyle w:val="a9"/>
+        <w:numPr>
+          <w:ilvl w:val="1"/>
+          <w:numId w:val="14"/>
+        </w:numPr>
+        <w:rPr>
+          <w:rFonts w:ascii="Times New Roman" w:hAnsi="Times New Roman" w:cs="Times New Roman"/>
+          <w:sz w:val="28"/>
+          <w:szCs w:val="28"/>
+        </w:rPr>
+      </w:pPr>
+      <w:proofErr w:type="spellStart"/>
+      <w:r>
+        <w:rPr>
+          <w:rFonts w:ascii="Times New Roman" w:hAnsi="Times New Roman" w:cs="Times New Roman"/>
+          <w:sz w:val="28"/>
+          <w:szCs w:val="28"/>
+        </w:rPr>
+        <w:t>Валідація</w:t>
+      </w:r>
+      <w:proofErr w:type="spellEnd"/>
+      <w:r>
+        <w:rPr>
+          <w:rFonts w:ascii="Times New Roman" w:hAnsi="Times New Roman" w:cs="Times New Roman"/>
+          <w:sz w:val="28"/>
+          <w:szCs w:val="28"/>
+        </w:rPr>
+        <w:t xml:space="preserve"> вводу при створенні університету, факультету та кафедри;</w:t>
+      </w:r>
+    </w:p>
+    <w:p>
+      <w:pPr>
+        <w:pStyle w:val="a9"/>
+        <w:numPr>
+          <w:ilvl w:val="1"/>
+          <w:numId w:val="14"/>
+        </w:numPr>
+        <w:rPr>
+          <w:rFonts w:ascii="Times New Roman" w:hAnsi="Times New Roman" w:cs="Times New Roman"/>
+          <w:sz w:val="28"/>
+          <w:szCs w:val="28"/>
+        </w:rPr>
+      </w:pPr>
+      <w:proofErr w:type="spellStart"/>
+      <w:r>
+        <w:rPr>
+          <w:rFonts w:ascii="Times New Roman" w:hAnsi="Times New Roman" w:cs="Times New Roman"/>
+          <w:sz w:val="28"/>
+          <w:szCs w:val="28"/>
+        </w:rPr>
+        <w:t>Рефакторинг</w:t>
+      </w:r>
+      <w:proofErr w:type="spellEnd"/>
+      <w:r>
+        <w:rPr>
+          <w:rFonts w:ascii="Times New Roman" w:hAnsi="Times New Roman" w:cs="Times New Roman"/>
+          <w:sz w:val="28"/>
+          <w:szCs w:val="28"/>
+        </w:rPr>
+        <w:t>:</w:t>
+      </w:r>
+    </w:p>
+    <w:p>
+      <w:pPr>
+        <w:pStyle w:val="a9"/>
+        <w:numPr>
+          <w:ilvl w:val="2"/>
+          <w:numId w:val="14"/>
+        </w:numPr>
+        <w:rPr>
+          <w:rFonts w:ascii="Times New Roman" w:hAnsi="Times New Roman" w:cs="Times New Roman"/>
+          <w:sz w:val="28"/>
+          <w:szCs w:val="28"/>
+        </w:rPr>
+      </w:pPr>
+      <w:r>
+        <w:rPr>
+          <w:rFonts w:ascii="Times New Roman" w:hAnsi="Times New Roman" w:cs="Times New Roman"/>
+          <w:sz w:val="28"/>
+          <w:szCs w:val="28"/>
+        </w:rPr>
+        <w:t xml:space="preserve">дотримання принципів </w:t>
+      </w:r>
+      <w:r>
+        <w:rPr>
+          <w:rFonts w:ascii="Times New Roman" w:hAnsi="Times New Roman" w:cs="Times New Roman"/>
+          <w:sz w:val="28"/>
+          <w:szCs w:val="28"/>
+          <w:lang w:val="en-US"/>
+        </w:rPr>
+        <w:t>SOLID:</w:t>
+      </w:r>
+    </w:p>
+    <w:p>
+      <w:pPr>
+        <w:pStyle w:val="a9"/>
+        <w:numPr>
+          <w:ilvl w:val="3"/>
+          <w:numId w:val="14"/>
+        </w:numPr>
+        <w:rPr>
+          <w:rFonts w:ascii="Times New Roman" w:hAnsi="Times New Roman" w:cs="Times New Roman"/>
+          <w:sz w:val="28"/>
+          <w:szCs w:val="28"/>
+        </w:rPr>
+      </w:pPr>
+      <w:proofErr w:type="spellStart"/>
+      <w:r>
+        <w:rPr>
+          <w:rFonts w:ascii="Times New Roman" w:hAnsi="Times New Roman" w:cs="Times New Roman"/>
+          <w:sz w:val="28"/>
+          <w:szCs w:val="28"/>
+        </w:rPr>
+        <w:t>Single</w:t>
+      </w:r>
+      <w:proofErr w:type="spellEnd"/>
+      <w:r>
+        <w:rPr>
+          <w:rFonts w:ascii="Times New Roman" w:hAnsi="Times New Roman" w:cs="Times New Roman"/>
+          <w:sz w:val="28"/>
+          <w:szCs w:val="28"/>
+        </w:rPr>
+        <w:t xml:space="preserve"> </w:t>
+      </w:r>
+      <w:proofErr w:type="spellStart"/>
+      <w:r>
+        <w:rPr>
+          <w:rFonts w:ascii="Times New Roman" w:hAnsi="Times New Roman" w:cs="Times New Roman"/>
+          <w:sz w:val="28"/>
+          <w:szCs w:val="28"/>
+        </w:rPr>
+        <w:t>Responsibility</w:t>
+      </w:r>
+      <w:proofErr w:type="spellEnd"/>
+      <w:r>
+        <w:rPr>
+          <w:rFonts w:ascii="Times New Roman" w:hAnsi="Times New Roman" w:cs="Times New Roman"/>
+          <w:sz w:val="28"/>
+          <w:szCs w:val="28"/>
+        </w:rPr>
+        <w:t xml:space="preserve"> </w:t>
+      </w:r>
+      <w:proofErr w:type="spellStart"/>
+      <w:r>
+        <w:rPr>
+          <w:rFonts w:ascii="Times New Roman" w:hAnsi="Times New Roman" w:cs="Times New Roman"/>
+          <w:sz w:val="28"/>
+          <w:szCs w:val="28"/>
+        </w:rPr>
+        <w:t>Principle</w:t>
+      </w:r>
+      <w:proofErr w:type="spellEnd"/>
+      <w:r>
+        <w:rPr>
+          <w:rFonts w:ascii="Times New Roman" w:hAnsi="Times New Roman" w:cs="Times New Roman"/>
+          <w:sz w:val="28"/>
+          <w:szCs w:val="28"/>
+          <w:lang w:val="en-US"/>
+        </w:rPr>
+        <w:t xml:space="preserve">: </w:t>
+      </w:r>
+      <w:r>
+        <w:rPr>
+          <w:rFonts w:ascii="Times New Roman" w:hAnsi="Times New Roman" w:cs="Times New Roman"/>
+          <w:sz w:val="28"/>
+          <w:szCs w:val="28"/>
+        </w:rPr>
+        <w:t xml:space="preserve">створення </w:t>
+      </w:r>
+      <w:r>
+        <w:rPr>
+          <w:rFonts w:ascii="Times New Roman" w:hAnsi="Times New Roman" w:cs="Times New Roman"/>
+          <w:sz w:val="28"/>
+          <w:szCs w:val="28"/>
+        </w:rPr>
+        <w:t xml:space="preserve">окремих меню, сервісів та репозиторіїв для кожної сутності. Чіткий </w:t>
+      </w:r>
+      <w:proofErr w:type="spellStart"/>
+      <w:r>
+        <w:rPr>
+          <w:rFonts w:ascii="Times New Roman" w:hAnsi="Times New Roman" w:cs="Times New Roman"/>
+          <w:sz w:val="28"/>
+          <w:szCs w:val="28"/>
+        </w:rPr>
+        <w:t>аггоритм</w:t>
+      </w:r>
+      <w:proofErr w:type="spellEnd"/>
+      <w:r>
+        <w:rPr>
+          <w:rFonts w:ascii="Times New Roman" w:hAnsi="Times New Roman" w:cs="Times New Roman"/>
+          <w:sz w:val="28"/>
+          <w:szCs w:val="28"/>
+        </w:rPr>
+        <w:t>: меню звертається до сервісу, сервіс звертається до репозиторію і зворотнім шляхом необхідні дані повертаються до меню,</w:t>
+      </w:r>
+    </w:p>
+    <w:p>
+      <w:pPr>
+        <w:pStyle w:val="a9"/>
+        <w:numPr>
+          <w:ilvl w:val="3"/>
+          <w:numId w:val="14"/>
+        </w:numPr>
+        <w:rPr>
+          <w:rFonts w:ascii="Times New Roman" w:hAnsi="Times New Roman" w:cs="Times New Roman"/>
+          <w:sz w:val="28"/>
+          <w:szCs w:val="28"/>
+        </w:rPr>
+      </w:pPr>
+      <w:proofErr w:type="spellStart"/>
+      <w:r>
+        <w:rPr>
+          <w:rFonts w:ascii="Times New Roman" w:hAnsi="Times New Roman" w:cs="Times New Roman"/>
+          <w:sz w:val="28"/>
+          <w:szCs w:val="28"/>
+        </w:rPr>
+        <w:t>Open</w:t>
+      </w:r>
+      <w:proofErr w:type="spellEnd"/>
+      <w:r>
+        <w:rPr>
+          <w:rFonts w:ascii="Times New Roman" w:hAnsi="Times New Roman" w:cs="Times New Roman"/>
+          <w:sz w:val="28"/>
+          <w:szCs w:val="28"/>
+        </w:rPr>
+        <w:t>/</w:t>
+      </w:r>
+      <w:proofErr w:type="spellStart"/>
+      <w:r>
+        <w:rPr>
+          <w:rFonts w:ascii="Times New Roman" w:hAnsi="Times New Roman" w:cs="Times New Roman"/>
+          <w:sz w:val="28"/>
+          <w:szCs w:val="28"/>
+        </w:rPr>
+        <w:t>Closed</w:t>
+      </w:r>
+      <w:proofErr w:type="spellEnd"/>
+      <w:r>
+        <w:rPr>
+          <w:rFonts w:ascii="Times New Roman" w:hAnsi="Times New Roman" w:cs="Times New Roman"/>
+          <w:sz w:val="28"/>
+          <w:szCs w:val="28"/>
+        </w:rPr>
+        <w:t xml:space="preserve"> </w:t>
+      </w:r>
+      <w:proofErr w:type="spellStart"/>
+      <w:r>
+        <w:rPr>
+          <w:rFonts w:ascii="Times New Roman" w:hAnsi="Times New Roman" w:cs="Times New Roman"/>
+          <w:sz w:val="28"/>
+          <w:szCs w:val="28"/>
+        </w:rPr>
+        <w:t>Principle</w:t>
+      </w:r>
+      <w:proofErr w:type="spellEnd"/>
+      <w:r>
+        <w:rPr>
+          <w:rFonts w:ascii="Times New Roman" w:hAnsi="Times New Roman" w:cs="Times New Roman"/>
+          <w:sz w:val="28"/>
+          <w:szCs w:val="28"/>
+          <w:lang w:val="en-US"/>
+        </w:rPr>
+        <w:t xml:space="preserve">: </w:t>
+      </w:r>
+      <w:r>
+        <w:rPr>
+          <w:rFonts w:ascii="Times New Roman" w:hAnsi="Times New Roman" w:cs="Times New Roman"/>
+          <w:sz w:val="28"/>
+          <w:szCs w:val="28"/>
+        </w:rPr>
+        <w:t xml:space="preserve">створення інтерфейсу </w:t>
+      </w:r>
+      <w:r>
+        <w:rPr>
+          <w:rFonts w:ascii="Times New Roman" w:hAnsi="Times New Roman" w:cs="Times New Roman"/>
+          <w:sz w:val="28"/>
+          <w:szCs w:val="28"/>
+          <w:lang w:val="en-US"/>
+        </w:rPr>
+        <w:t xml:space="preserve">Repository, </w:t>
+      </w:r>
+      <w:r>
+        <w:rPr>
+          <w:rFonts w:ascii="Times New Roman" w:hAnsi="Times New Roman" w:cs="Times New Roman"/>
+          <w:sz w:val="28"/>
+          <w:szCs w:val="28"/>
+        </w:rPr>
+        <w:t xml:space="preserve">який </w:t>
+      </w:r>
+      <w:proofErr w:type="spellStart"/>
+      <w:r>
+        <w:rPr>
+          <w:rFonts w:ascii="Times New Roman" w:hAnsi="Times New Roman" w:cs="Times New Roman"/>
+          <w:sz w:val="28"/>
+          <w:szCs w:val="28"/>
+        </w:rPr>
+        <w:t>імлементують</w:t>
+      </w:r>
+      <w:proofErr w:type="spellEnd"/>
+      <w:r>
+        <w:rPr>
+          <w:rFonts w:ascii="Times New Roman" w:hAnsi="Times New Roman" w:cs="Times New Roman"/>
+          <w:sz w:val="28"/>
+          <w:szCs w:val="28"/>
+        </w:rPr>
+        <w:t xml:space="preserve"> репозиторії кожної сутності;</w:t>
+      </w:r>
+    </w:p>
+    <w:p>
+      <w:pPr>
+        <w:pStyle w:val="a9"/>
+        <w:numPr>
+          <w:ilvl w:val="2"/>
+          <w:numId w:val="14"/>
+        </w:numPr>
+        <w:rPr>
+          <w:rFonts w:ascii="Times New Roman" w:hAnsi="Times New Roman" w:cs="Times New Roman"/>
+          <w:sz w:val="28"/>
+          <w:szCs w:val="28"/>
+        </w:rPr>
+      </w:pPr>
+      <w:r>
+        <w:rPr>
+          <w:rFonts w:ascii="Times New Roman" w:hAnsi="Times New Roman" w:cs="Times New Roman"/>
+          <w:sz w:val="28"/>
+          <w:szCs w:val="28"/>
+        </w:rPr>
+        <w:t>розбиття класів по пакетах (</w:t>
+      </w:r>
+      <w:r>
+        <w:rPr>
+          <w:rFonts w:ascii="Times New Roman" w:hAnsi="Times New Roman" w:cs="Times New Roman"/>
+          <w:sz w:val="28"/>
+          <w:szCs w:val="28"/>
+          <w:lang w:val="en-US"/>
+        </w:rPr>
+        <w:t xml:space="preserve">domain, </w:t>
+      </w:r>
+      <w:proofErr w:type="spellStart"/>
+      <w:r>
+        <w:rPr>
+          <w:rFonts w:ascii="Times New Roman" w:hAnsi="Times New Roman" w:cs="Times New Roman"/>
+          <w:sz w:val="28"/>
+          <w:szCs w:val="28"/>
+          <w:lang w:val="en-US"/>
+        </w:rPr>
+        <w:t>ui</w:t>
+      </w:r>
+      <w:proofErr w:type="spellEnd"/>
+      <w:r>
+        <w:rPr>
+          <w:rFonts w:ascii="Times New Roman" w:hAnsi="Times New Roman" w:cs="Times New Roman"/>
+          <w:sz w:val="28"/>
+          <w:szCs w:val="28"/>
+          <w:lang w:val="en-US"/>
+        </w:rPr>
+        <w:t xml:space="preserve">, services, repositories, validators </w:t>
+      </w:r>
+      <w:r>
+        <w:rPr>
+          <w:rFonts w:ascii="Times New Roman" w:hAnsi="Times New Roman" w:cs="Times New Roman"/>
+          <w:sz w:val="28"/>
+          <w:szCs w:val="28"/>
+        </w:rPr>
+        <w:t>тощо)</w:t>
+      </w:r>
+      <w:r>
+        <w:rPr>
+          <w:rFonts w:ascii="Times New Roman" w:hAnsi="Times New Roman" w:cs="Times New Roman"/>
+          <w:sz w:val="28"/>
+          <w:szCs w:val="28"/>
+          <w:lang w:val="en-US"/>
+        </w:rPr>
+        <w:t>;</w:t>
+      </w:r>
+    </w:p>
+    <w:p>
+      <w:pPr>
+        <w:pStyle w:val="a9"/>
+        <w:rPr>
+          <w:rFonts w:ascii="Times New Roman" w:hAnsi="Times New Roman" w:cs="Times New Roman"/>
+          <w:sz w:val="28"/>
+          <w:szCs w:val="28"/>
+        </w:rPr>
+      </w:pPr>
+      <w:proofErr w:type="spellStart"/>
+      <w:r>
+        <w:rPr>
+          <w:rFonts w:ascii="Times New Roman" w:hAnsi="Times New Roman" w:cs="Times New Roman"/>
+          <w:sz w:val="28"/>
+          <w:szCs w:val="28"/>
+        </w:rPr>
+        <w:t>Яцкевич</w:t>
+      </w:r>
+      <w:proofErr w:type="spellEnd"/>
+      <w:r>
+        <w:rPr>
+          <w:rFonts w:ascii="Times New Roman" w:hAnsi="Times New Roman" w:cs="Times New Roman"/>
+          <w:sz w:val="28"/>
+          <w:szCs w:val="28"/>
+        </w:rPr>
+        <w:t xml:space="preserve"> Анастасія:</w:t>
+      </w:r>
+    </w:p>
+    <w:p>
+      <w:pPr>
+        <w:pStyle w:val="a9"/>
+        <w:numPr>
+          <w:ilvl w:val="1"/>
+          <w:numId w:val="14"/>
+        </w:numPr>
+        <w:rPr>
+          <w:rFonts w:ascii="Times New Roman" w:hAnsi="Times New Roman" w:cs="Times New Roman"/>
+          <w:sz w:val="28"/>
+          <w:szCs w:val="28"/>
+        </w:rPr>
+      </w:pPr>
+      <w:r>
+        <w:rPr>
+          <w:rFonts w:ascii="Times New Roman" w:hAnsi="Times New Roman" w:cs="Times New Roman"/>
+          <w:sz w:val="28"/>
+          <w:szCs w:val="28"/>
+        </w:rPr>
+        <w:t xml:space="preserve">Створення частини </w:t>
+      </w:r>
+      <w:r>
+        <w:rPr>
+          <w:rFonts w:ascii="Times New Roman" w:hAnsi="Times New Roman" w:cs="Times New Roman"/>
+          <w:sz w:val="28"/>
+          <w:szCs w:val="28"/>
+          <w:lang w:val="en-US"/>
+        </w:rPr>
+        <w:t>domain-</w:t>
+      </w:r>
+      <w:r>
+        <w:rPr>
+          <w:rFonts w:ascii="Times New Roman" w:hAnsi="Times New Roman" w:cs="Times New Roman"/>
+          <w:sz w:val="28"/>
+          <w:szCs w:val="28"/>
+        </w:rPr>
+        <w:t xml:space="preserve">класів: </w:t>
+      </w:r>
+    </w:p>
+    <w:p>
+      <w:pPr>
+        <w:pStyle w:val="a9"/>
+        <w:numPr>
+          <w:ilvl w:val="2"/>
+          <w:numId w:val="14"/>
+        </w:numPr>
+        <w:rPr>
+          <w:rFonts w:ascii="Times New Roman" w:hAnsi="Times New Roman" w:cs="Times New Roman"/>
+          <w:sz w:val="28"/>
+          <w:szCs w:val="28"/>
+        </w:rPr>
+      </w:pPr>
+      <w:r>
+        <w:rPr>
+          <w:rFonts w:ascii="Times New Roman" w:hAnsi="Times New Roman" w:cs="Times New Roman"/>
+          <w:sz w:val="28"/>
+          <w:szCs w:val="28"/>
+          <w:lang w:val="en-US"/>
+        </w:rPr>
+        <w:t>Person</w:t>
+      </w:r>
+      <w:r>
+        <w:rPr>
+          <w:rFonts w:ascii="Times New Roman" w:hAnsi="Times New Roman" w:cs="Times New Roman"/>
+          <w:sz w:val="28"/>
+          <w:szCs w:val="28"/>
+          <w:lang w:val="en-US"/>
+        </w:rPr>
+        <w:t xml:space="preserve">, </w:t>
+      </w:r>
+    </w:p>
+    <w:p>
+      <w:pPr>
+        <w:pStyle w:val="a9"/>
+        <w:numPr>
+          <w:ilvl w:val="2"/>
+          <w:numId w:val="14"/>
+        </w:numPr>
+        <w:rPr>
+          <w:rFonts w:ascii="Times New Roman" w:hAnsi="Times New Roman" w:cs="Times New Roman"/>
+          <w:sz w:val="28"/>
+          <w:szCs w:val="28"/>
+        </w:rPr>
+      </w:pPr>
+      <w:r>
+        <w:rPr>
+          <w:rFonts w:ascii="Times New Roman" w:hAnsi="Times New Roman" w:cs="Times New Roman"/>
+          <w:sz w:val="28"/>
+          <w:szCs w:val="28"/>
+          <w:lang w:val="en-US"/>
+        </w:rPr>
+        <w:t>Student extends Person</w:t>
+      </w:r>
+      <w:r>
+        <w:rPr>
+          <w:rFonts w:ascii="Times New Roman" w:hAnsi="Times New Roman" w:cs="Times New Roman"/>
+          <w:sz w:val="28"/>
+          <w:szCs w:val="28"/>
+          <w:lang w:val="en-US"/>
+        </w:rPr>
+        <w:t xml:space="preserve">, </w:t>
+      </w:r>
+    </w:p>
+    <w:p>
+      <w:pPr>
+        <w:pStyle w:val="a9"/>
+        <w:numPr>
+          <w:ilvl w:val="2"/>
+          <w:numId w:val="14"/>
+        </w:numPr>
+        <w:rPr>
+          <w:rFonts w:ascii="Times New Roman" w:hAnsi="Times New Roman" w:cs="Times New Roman"/>
+          <w:sz w:val="28"/>
+          <w:szCs w:val="28"/>
+        </w:rPr>
+      </w:pPr>
+      <w:r>
+        <w:rPr>
+          <w:rFonts w:ascii="Times New Roman" w:hAnsi="Times New Roman" w:cs="Times New Roman"/>
+          <w:sz w:val="28"/>
+          <w:szCs w:val="28"/>
+          <w:lang w:val="en-US"/>
+        </w:rPr>
+        <w:t>Teacher extends Person</w:t>
+      </w:r>
+      <w:r>
+        <w:rPr>
+          <w:rFonts w:ascii="Times New Roman" w:hAnsi="Times New Roman" w:cs="Times New Roman"/>
+          <w:sz w:val="28"/>
+          <w:szCs w:val="28"/>
+          <w:lang w:val="en-US"/>
+        </w:rPr>
+        <w:t>;</w:t>
+      </w:r>
+    </w:p>
+    <w:p>
+      <w:pPr>
+        <w:pStyle w:val="a9"/>
+        <w:numPr>
+          <w:ilvl w:val="1"/>
+          <w:numId w:val="14"/>
+        </w:numPr>
+        <w:rPr>
+          <w:rFonts w:ascii="Times New Roman" w:hAnsi="Times New Roman" w:cs="Times New Roman"/>
+          <w:sz w:val="28"/>
+          <w:szCs w:val="28"/>
+        </w:rPr>
+      </w:pPr>
+      <w:r>
+        <w:rPr>
+          <w:rFonts w:ascii="Times New Roman" w:hAnsi="Times New Roman" w:cs="Times New Roman"/>
+          <w:sz w:val="28"/>
+          <w:szCs w:val="28"/>
+        </w:rPr>
+        <w:t xml:space="preserve">Створення меню з частиною </w:t>
+      </w:r>
+      <w:r>
+        <w:rPr>
+          <w:rFonts w:ascii="Times New Roman" w:hAnsi="Times New Roman" w:cs="Times New Roman"/>
+          <w:sz w:val="28"/>
+          <w:szCs w:val="28"/>
+          <w:lang w:val="en-US"/>
+        </w:rPr>
+        <w:t>CRUD-</w:t>
+      </w:r>
+      <w:r>
+        <w:rPr>
+          <w:rFonts w:ascii="Times New Roman" w:hAnsi="Times New Roman" w:cs="Times New Roman"/>
+          <w:sz w:val="28"/>
+          <w:szCs w:val="28"/>
+        </w:rPr>
+        <w:t>операцій:</w:t>
+      </w:r>
+    </w:p>
+    <w:p>
+      <w:pPr>
+        <w:pStyle w:val="a9"/>
+        <w:numPr>
+          <w:ilvl w:val="2"/>
+          <w:numId w:val="14"/>
+        </w:numPr>
+        <w:rPr>
+          <w:rFonts w:ascii="Times New Roman" w:hAnsi="Times New Roman" w:cs="Times New Roman"/>
+          <w:sz w:val="28"/>
+          <w:szCs w:val="28"/>
+        </w:rPr>
+      </w:pPr>
+      <w:r>
+        <w:rPr>
+          <w:rFonts w:ascii="Times New Roman" w:hAnsi="Times New Roman" w:cs="Times New Roman"/>
+          <w:sz w:val="28"/>
+          <w:szCs w:val="28"/>
+        </w:rPr>
+        <w:t>створити/видалити/редагувати кафедру</w:t>
+      </w:r>
+      <w:r>
+        <w:rPr>
+          <w:rFonts w:ascii="Times New Roman" w:hAnsi="Times New Roman" w:cs="Times New Roman"/>
+          <w:sz w:val="28"/>
+          <w:szCs w:val="28"/>
+        </w:rPr>
+        <w:t>,</w:t>
+      </w:r>
+    </w:p>
+    <w:p>
+      <w:pPr>
+        <w:pStyle w:val="a9"/>
+        <w:numPr>
+          <w:ilvl w:val="2"/>
+          <w:numId w:val="14"/>
+        </w:numPr>
+        <w:rPr>
+          <w:rFonts w:ascii="Times New Roman" w:hAnsi="Times New Roman" w:cs="Times New Roman"/>
+          <w:sz w:val="28"/>
+          <w:szCs w:val="28"/>
+        </w:rPr>
+      </w:pPr>
+      <w:r>
+        <w:rPr>
+          <w:rFonts w:ascii="Times New Roman" w:hAnsi="Times New Roman" w:cs="Times New Roman"/>
+          <w:sz w:val="28"/>
+          <w:szCs w:val="28"/>
+        </w:rPr>
+        <w:t>створити/видалити/редагувати студента</w:t>
+      </w:r>
+      <w:r>
+        <w:rPr>
+          <w:rFonts w:ascii="Times New Roman" w:hAnsi="Times New Roman" w:cs="Times New Roman"/>
+          <w:sz w:val="28"/>
+          <w:szCs w:val="28"/>
+        </w:rPr>
+        <w:t>;</w:t>
+      </w:r>
+    </w:p>
+    <w:p>
+      <w:pPr>
+        <w:pStyle w:val="a9"/>
+        <w:numPr>
+          <w:ilvl w:val="1"/>
+          <w:numId w:val="14"/>
+        </w:numPr>
+        <w:rPr>
+          <w:rFonts w:ascii="Times New Roman" w:hAnsi="Times New Roman" w:cs="Times New Roman"/>
+          <w:sz w:val="28"/>
+          <w:szCs w:val="28"/>
+        </w:rPr>
+      </w:pPr>
+      <w:r>
+        <w:rPr>
+          <w:rFonts w:ascii="Times New Roman" w:hAnsi="Times New Roman" w:cs="Times New Roman"/>
+          <w:sz w:val="28"/>
+          <w:szCs w:val="28"/>
+        </w:rPr>
+        <w:t>Створення частини функції пошуку:</w:t>
+      </w:r>
+    </w:p>
+    <w:p>
+      <w:pPr>
+        <w:pStyle w:val="a9"/>
+        <w:numPr>
+          <w:ilvl w:val="2"/>
+          <w:numId w:val="14"/>
+        </w:numPr>
+        <w:rPr>
+          <w:rFonts w:ascii="Times New Roman" w:hAnsi="Times New Roman" w:cs="Times New Roman"/>
+          <w:sz w:val="28"/>
+          <w:szCs w:val="28"/>
+        </w:rPr>
+      </w:pPr>
+      <w:r>
+        <w:rPr>
+          <w:rFonts w:ascii="Times New Roman" w:hAnsi="Times New Roman" w:cs="Times New Roman"/>
+          <w:sz w:val="28"/>
+          <w:szCs w:val="28"/>
+        </w:rPr>
+        <w:t xml:space="preserve">знайти студента за ПІБ, </w:t>
+      </w:r>
+    </w:p>
+    <w:p>
+      <w:pPr>
+        <w:pStyle w:val="a9"/>
+        <w:numPr>
+          <w:ilvl w:val="2"/>
+          <w:numId w:val="14"/>
+        </w:numPr>
+        <w:rPr>
+          <w:rFonts w:ascii="Times New Roman" w:hAnsi="Times New Roman" w:cs="Times New Roman"/>
+          <w:sz w:val="28"/>
+          <w:szCs w:val="28"/>
+        </w:rPr>
+      </w:pPr>
+      <w:r>
+        <w:rPr>
+          <w:rFonts w:ascii="Times New Roman" w:hAnsi="Times New Roman" w:cs="Times New Roman"/>
+          <w:sz w:val="28"/>
+          <w:szCs w:val="28"/>
+        </w:rPr>
+        <w:lastRenderedPageBreak/>
+        <w:t xml:space="preserve">знайти студента </w:t>
+      </w:r>
+      <w:r>
+        <w:rPr>
+          <w:rFonts w:ascii="Times New Roman" w:hAnsi="Times New Roman" w:cs="Times New Roman"/>
+          <w:sz w:val="28"/>
+          <w:szCs w:val="28"/>
+        </w:rPr>
+        <w:t xml:space="preserve">за </w:t>
+      </w:r>
+      <w:r>
+        <w:rPr>
+          <w:rFonts w:ascii="Times New Roman" w:hAnsi="Times New Roman" w:cs="Times New Roman"/>
+          <w:sz w:val="28"/>
+          <w:szCs w:val="28"/>
+        </w:rPr>
+        <w:t>курсом</w:t>
+      </w:r>
+      <w:r>
+        <w:rPr>
+          <w:rFonts w:ascii="Times New Roman" w:hAnsi="Times New Roman" w:cs="Times New Roman"/>
+          <w:sz w:val="28"/>
+          <w:szCs w:val="28"/>
+        </w:rPr>
+        <w:t>,</w:t>
+      </w:r>
+    </w:p>
+    <w:p>
+      <w:pPr>
+        <w:pStyle w:val="a9"/>
+        <w:numPr>
+          <w:ilvl w:val="2"/>
+          <w:numId w:val="14"/>
+        </w:numPr>
+        <w:rPr>
+          <w:rFonts w:ascii="Times New Roman" w:hAnsi="Times New Roman" w:cs="Times New Roman"/>
+          <w:sz w:val="28"/>
+          <w:szCs w:val="28"/>
+        </w:rPr>
+      </w:pPr>
+      <w:r>
+        <w:rPr>
+          <w:rFonts w:ascii="Times New Roman" w:hAnsi="Times New Roman" w:cs="Times New Roman"/>
+          <w:sz w:val="28"/>
+          <w:szCs w:val="28"/>
+        </w:rPr>
+        <w:t xml:space="preserve">знайти студента </w:t>
+      </w:r>
+      <w:r>
+        <w:rPr>
+          <w:rFonts w:ascii="Times New Roman" w:hAnsi="Times New Roman" w:cs="Times New Roman"/>
+          <w:sz w:val="28"/>
+          <w:szCs w:val="28"/>
+        </w:rPr>
+        <w:t xml:space="preserve">за </w:t>
+      </w:r>
+      <w:r>
+        <w:rPr>
+          <w:rFonts w:ascii="Times New Roman" w:hAnsi="Times New Roman" w:cs="Times New Roman"/>
+          <w:sz w:val="28"/>
+          <w:szCs w:val="28"/>
+        </w:rPr>
+        <w:t>групою</w:t>
+      </w:r>
+      <w:r>
+        <w:rPr>
+          <w:rFonts w:ascii="Times New Roman" w:hAnsi="Times New Roman" w:cs="Times New Roman"/>
+          <w:sz w:val="28"/>
+          <w:szCs w:val="28"/>
+        </w:rPr>
+        <w:t>;</w:t>
+      </w:r>
+    </w:p>
+    <w:p>
+      <w:pPr>
+        <w:pStyle w:val="a9"/>
+        <w:numPr>
+          <w:ilvl w:val="1"/>
+          <w:numId w:val="14"/>
+        </w:numPr>
+        <w:rPr>
+          <w:rFonts w:ascii="Times New Roman" w:hAnsi="Times New Roman" w:cs="Times New Roman"/>
+          <w:sz w:val="28"/>
+          <w:szCs w:val="28"/>
+        </w:rPr>
+      </w:pPr>
+      <w:proofErr w:type="spellStart"/>
+      <w:r>
+        <w:rPr>
+          <w:rFonts w:ascii="Times New Roman" w:hAnsi="Times New Roman" w:cs="Times New Roman"/>
+          <w:sz w:val="28"/>
+          <w:szCs w:val="28"/>
+        </w:rPr>
+        <w:t>Валідація</w:t>
+      </w:r>
+      <w:proofErr w:type="spellEnd"/>
+      <w:r>
+        <w:rPr>
+          <w:rFonts w:ascii="Times New Roman" w:hAnsi="Times New Roman" w:cs="Times New Roman"/>
+          <w:sz w:val="28"/>
+          <w:szCs w:val="28"/>
+        </w:rPr>
+        <w:t xml:space="preserve"> вводу при створенні </w:t>
+      </w:r>
+      <w:r>
+        <w:rPr>
+          <w:rFonts w:ascii="Times New Roman" w:hAnsi="Times New Roman" w:cs="Times New Roman"/>
+          <w:sz w:val="28"/>
+          <w:szCs w:val="28"/>
+        </w:rPr>
+        <w:t>студента та викладача</w:t>
+      </w:r>
+      <w:r>
+        <w:rPr>
+          <w:rFonts w:ascii="Times New Roman" w:hAnsi="Times New Roman" w:cs="Times New Roman"/>
+          <w:sz w:val="28"/>
+          <w:szCs w:val="28"/>
+        </w:rPr>
+        <w:t>;</w:t>
+      </w:r>
+    </w:p>
+    <w:p>
+      <w:pPr>
+        <w:rPr>
+          <w:rFonts w:ascii="Times New Roman" w:hAnsi="Times New Roman" w:cs="Times New Roman"/>
+          <w:b/>
+          <w:bCs/>
+          <w:sz w:val="28"/>
+          <w:szCs w:val="28"/>
+        </w:rPr>
+      </w:pPr>
+      <w:r>
+        <w:rPr>
+          <w:rFonts w:ascii="Times New Roman" w:hAnsi="Times New Roman" w:cs="Times New Roman"/>
+          <w:sz w:val="28"/>
+          <w:szCs w:val="28"/>
         </w:rPr>
         <w:br w:type="page"/>
       </w:r>
@@ -3157,7 +5318,6 @@
           <w:sz w:val="28"/>
           <w:szCs w:val="28"/>
           <w:shd w:val="clear" w:color="auto" w:fill="FFFFFF"/>
-          <w:lang w:val="uk-UA"/>
         </w:rPr>
       </w:pPr>
       <w:r>
@@ -3167,7 +5327,6 @@
           <w:bCs/>
           <w:sz w:val="28"/>
           <w:szCs w:val="28"/>
-          <w:lang w:val="uk-UA"/>
         </w:rPr>
         <w:lastRenderedPageBreak/>
         <w:t xml:space="preserve">4. </w:t>
@@ -3182,20 +5341,7 @@
           <w:szCs w:val="28"/>
           <w:shd w:val="clear" w:color="auto" w:fill="FFFFFF"/>
         </w:rPr>
-        <w:t>UML-</w:t>
-      </w:r>
-      <w:r>
-        <w:rPr>
-          <w:rFonts w:ascii="Times New Roman" w:hAnsi="Times New Roman" w:cs="Times New Roman"/>
-          <w:b/>
-          <w:bCs/>
-          <w:color w:val="333333"/>
-          <w:sz w:val="28"/>
-          <w:szCs w:val="28"/>
-          <w:shd w:val="clear" w:color="auto" w:fill="FFFFFF"/>
-          <w:lang w:val="uk-UA"/>
-        </w:rPr>
-        <w:t>діаграми</w:t>
+        <w:t>UML-діаграми</w:t>
       </w:r>
     </w:p>
     <w:p>
@@ -3265,7 +5411,6 @@
           <w:rFonts w:ascii="Times New Roman" w:hAnsi="Times New Roman" w:cs="Times New Roman"/>
           <w:sz w:val="28"/>
           <w:szCs w:val="28"/>
-          <w:lang w:val="uk-UA"/>
         </w:rPr>
         <w:t>Було розроблено UML-діаграми, які відображають структуру та архітектуру систем.</w:t>
       </w:r>
@@ -3296,7 +5441,6 @@
           <w:sz w:val="28"/>
           <w:szCs w:val="28"/>
           <w:u w:val="single"/>
-          <w:lang w:val="uk-UA"/>
         </w:rPr>
       </w:pPr>
       <w:r>
@@ -3307,8 +5451,42 @@
           <w:u w:val="single"/>
           <w:lang w:val="en-US"/>
         </w:rPr>
-        <w:t>4.1. UML-діаграма класів</w:t>
-      </w:r>
+        <w:t>4.1. UML-</w:t>
+      </w:r>
+      <w:proofErr w:type="spellStart"/>
+      <w:r>
+        <w:rPr>
+          <w:rFonts w:ascii="Times New Roman" w:hAnsi="Times New Roman" w:cs="Times New Roman"/>
+          <w:sz w:val="28"/>
+          <w:szCs w:val="28"/>
+          <w:u w:val="single"/>
+          <w:lang w:val="en-US"/>
+        </w:rPr>
+        <w:t>діаграма</w:t>
+      </w:r>
+      <w:proofErr w:type="spellEnd"/>
+      <w:r>
+        <w:rPr>
+          <w:rFonts w:ascii="Times New Roman" w:hAnsi="Times New Roman" w:cs="Times New Roman"/>
+          <w:sz w:val="28"/>
+          <w:szCs w:val="28"/>
+          <w:u w:val="single"/>
+          <w:lang w:val="en-US"/>
+        </w:rPr>
+        <w:t xml:space="preserve"> </w:t>
+      </w:r>
+      <w:proofErr w:type="spellStart"/>
+      <w:r>
+        <w:rPr>
+          <w:rFonts w:ascii="Times New Roman" w:hAnsi="Times New Roman" w:cs="Times New Roman"/>
+          <w:sz w:val="28"/>
+          <w:szCs w:val="28"/>
+          <w:u w:val="single"/>
+          <w:lang w:val="en-US"/>
+        </w:rPr>
+        <w:t>класів</w:t>
+      </w:r>
+      <w:proofErr w:type="spellEnd"/>
     </w:p>
     <w:p>
       <w:pPr>
@@ -3336,7 +5514,6 @@
           <w:sz w:val="28"/>
           <w:szCs w:val="28"/>
           <w:u w:val="single"/>
-          <w:lang w:val="uk-UA"/>
         </w:rPr>
       </w:pPr>
     </w:p>
@@ -3371,7 +5548,6 @@
       <w:r>
         <w:rPr>
           <w:noProof/>
-          <w:lang w:val="uk-UA"/>
         </w:rPr>
         <w:drawing>
           <wp:anchor distT="0" distB="0" distL="114300" distR="114300" simplePos="0" relativeHeight="251660288" behindDoc="0" locked="0" layoutInCell="1" allowOverlap="1" wp14:anchorId="67DD733B" wp14:editId="2F30C845">
@@ -3434,7 +5610,6 @@
           <w:rFonts w:ascii="Times New Roman" w:hAnsi="Times New Roman" w:cs="Times New Roman"/>
           <w:sz w:val="28"/>
           <w:szCs w:val="28"/>
-          <w:lang w:val="uk-UA"/>
         </w:rPr>
         <w:t>На рисунку 1 подано</w:t>
       </w:r>
@@ -3443,9 +5618,26 @@
           <w:rFonts w:ascii="Times New Roman" w:hAnsi="Times New Roman" w:cs="Times New Roman"/>
           <w:sz w:val="28"/>
           <w:szCs w:val="28"/>
-          <w:lang w:val="uk-UA"/>
-        </w:rPr>
-        <w:t xml:space="preserve"> UML-діаграму класів пакета domain, який містить основні сутності системи.</w:t>
+        </w:rPr>
+        <w:t xml:space="preserve"> UML-діаграму класів пакета </w:t>
+      </w:r>
+      <w:proofErr w:type="spellStart"/>
+      <w:r>
+        <w:rPr>
+          <w:rFonts w:ascii="Times New Roman" w:hAnsi="Times New Roman" w:cs="Times New Roman"/>
+          <w:sz w:val="28"/>
+          <w:szCs w:val="28"/>
+        </w:rPr>
+        <w:t>domain</w:t>
+      </w:r>
+      <w:proofErr w:type="spellEnd"/>
+      <w:r>
+        <w:rPr>
+          <w:rFonts w:ascii="Times New Roman" w:hAnsi="Times New Roman" w:cs="Times New Roman"/>
+          <w:sz w:val="28"/>
+          <w:szCs w:val="28"/>
+        </w:rPr>
+        <w:t>, який містить основні сутності системи.</w:t>
       </w:r>
     </w:p>
     <w:p>
@@ -3481,10 +5673,19 @@
           <w:rFonts w:ascii="Times New Roman" w:hAnsi="Times New Roman" w:cs="Times New Roman"/>
           <w:sz w:val="26"/>
           <w:szCs w:val="26"/>
-          <w:lang w:val="uk-UA"/>
-        </w:rPr>
-        <w:t>Рисунок 1 – UML-діаграма класів пакета domain</w:t>
-      </w:r>
+        </w:rPr>
+        <w:t xml:space="preserve">Рисунок 1 – UML-діаграма класів пакета </w:t>
+      </w:r>
+      <w:proofErr w:type="spellStart"/>
+      <w:r>
+        <w:rPr>
+          <w:rFonts w:ascii="Times New Roman" w:hAnsi="Times New Roman" w:cs="Times New Roman"/>
+          <w:sz w:val="26"/>
+          <w:szCs w:val="26"/>
+        </w:rPr>
+        <w:t>domain</w:t>
+      </w:r>
+      <w:proofErr w:type="spellEnd"/>
     </w:p>
     <w:p>
       <w:pPr>
@@ -3519,10 +5720,135 @@
           <w:rFonts w:ascii="Times New Roman" w:hAnsi="Times New Roman" w:cs="Times New Roman"/>
           <w:sz w:val="28"/>
           <w:szCs w:val="28"/>
-          <w:lang w:val="uk-UA"/>
         </w:rPr>
         <w:lastRenderedPageBreak/>
-        <w:t xml:space="preserve">Діаграма включає класи University, Faculty, Department, Person, Student, Teacher та User. </w:t>
+        <w:t xml:space="preserve">Діаграма включає класи </w:t>
+      </w:r>
+      <w:proofErr w:type="spellStart"/>
+      <w:r>
+        <w:rPr>
+          <w:rFonts w:ascii="Times New Roman" w:hAnsi="Times New Roman" w:cs="Times New Roman"/>
+          <w:sz w:val="28"/>
+          <w:szCs w:val="28"/>
+        </w:rPr>
+        <w:t>University</w:t>
+      </w:r>
+      <w:proofErr w:type="spellEnd"/>
+      <w:r>
+        <w:rPr>
+          <w:rFonts w:ascii="Times New Roman" w:hAnsi="Times New Roman" w:cs="Times New Roman"/>
+          <w:sz w:val="28"/>
+          <w:szCs w:val="28"/>
+        </w:rPr>
+        <w:t xml:space="preserve">, </w:t>
+      </w:r>
+      <w:proofErr w:type="spellStart"/>
+      <w:r>
+        <w:rPr>
+          <w:rFonts w:ascii="Times New Roman" w:hAnsi="Times New Roman" w:cs="Times New Roman"/>
+          <w:sz w:val="28"/>
+          <w:szCs w:val="28"/>
+        </w:rPr>
+        <w:t>Faculty</w:t>
+      </w:r>
+      <w:proofErr w:type="spellEnd"/>
+      <w:r>
+        <w:rPr>
+          <w:rFonts w:ascii="Times New Roman" w:hAnsi="Times New Roman" w:cs="Times New Roman"/>
+          <w:sz w:val="28"/>
+          <w:szCs w:val="28"/>
+        </w:rPr>
+        <w:t xml:space="preserve">, </w:t>
+      </w:r>
+      <w:proofErr w:type="spellStart"/>
+      <w:r>
+        <w:rPr>
+          <w:rFonts w:ascii="Times New Roman" w:hAnsi="Times New Roman" w:cs="Times New Roman"/>
+          <w:sz w:val="28"/>
+          <w:szCs w:val="28"/>
+        </w:rPr>
+        <w:t>Department</w:t>
+      </w:r>
+      <w:proofErr w:type="spellEnd"/>
+      <w:r>
+        <w:rPr>
+          <w:rFonts w:ascii="Times New Roman" w:hAnsi="Times New Roman" w:cs="Times New Roman"/>
+          <w:sz w:val="28"/>
+          <w:szCs w:val="28"/>
+        </w:rPr>
+        <w:t xml:space="preserve">, </w:t>
+      </w:r>
+      <w:proofErr w:type="spellStart"/>
+      <w:r>
+        <w:rPr>
+          <w:rFonts w:ascii="Times New Roman" w:hAnsi="Times New Roman" w:cs="Times New Roman"/>
+          <w:sz w:val="28"/>
+          <w:szCs w:val="28"/>
+        </w:rPr>
+        <w:t>Person</w:t>
+      </w:r>
+      <w:proofErr w:type="spellEnd"/>
+      <w:r>
+        <w:rPr>
+          <w:rFonts w:ascii="Times New Roman" w:hAnsi="Times New Roman" w:cs="Times New Roman"/>
+          <w:sz w:val="28"/>
+          <w:szCs w:val="28"/>
+        </w:rPr>
+        <w:t xml:space="preserve">, </w:t>
+      </w:r>
+      <w:proofErr w:type="spellStart"/>
+      <w:r>
+        <w:rPr>
+          <w:rFonts w:ascii="Times New Roman" w:hAnsi="Times New Roman" w:cs="Times New Roman"/>
+          <w:sz w:val="28"/>
+          <w:szCs w:val="28"/>
+        </w:rPr>
+        <w:t>Student</w:t>
+      </w:r>
+      <w:proofErr w:type="spellEnd"/>
+      <w:r>
+        <w:rPr>
+          <w:rFonts w:ascii="Times New Roman" w:hAnsi="Times New Roman" w:cs="Times New Roman"/>
+          <w:sz w:val="28"/>
+          <w:szCs w:val="28"/>
+        </w:rPr>
+        <w:t xml:space="preserve">, </w:t>
+      </w:r>
+      <w:proofErr w:type="spellStart"/>
+      <w:r>
+        <w:rPr>
+          <w:rFonts w:ascii="Times New Roman" w:hAnsi="Times New Roman" w:cs="Times New Roman"/>
+          <w:sz w:val="28"/>
+          <w:szCs w:val="28"/>
+        </w:rPr>
+        <w:t>Teacher</w:t>
+      </w:r>
+      <w:proofErr w:type="spellEnd"/>
+      <w:r>
+        <w:rPr>
+          <w:rFonts w:ascii="Times New Roman" w:hAnsi="Times New Roman" w:cs="Times New Roman"/>
+          <w:sz w:val="28"/>
+          <w:szCs w:val="28"/>
+        </w:rPr>
+        <w:t xml:space="preserve"> та </w:t>
+      </w:r>
+      <w:proofErr w:type="spellStart"/>
+      <w:r>
+        <w:rPr>
+          <w:rFonts w:ascii="Times New Roman" w:hAnsi="Times New Roman" w:cs="Times New Roman"/>
+          <w:sz w:val="28"/>
+          <w:szCs w:val="28"/>
+        </w:rPr>
+        <w:t>User</w:t>
+      </w:r>
+      <w:proofErr w:type="spellEnd"/>
+      <w:r>
+        <w:rPr>
+          <w:rFonts w:ascii="Times New Roman" w:hAnsi="Times New Roman" w:cs="Times New Roman"/>
+          <w:sz w:val="28"/>
+          <w:szCs w:val="28"/>
+        </w:rPr>
+        <w:t xml:space="preserve">. </w:t>
       </w:r>
     </w:p>
     <w:p>
@@ -3555,17 +5881,87 @@
           <w:rFonts w:ascii="Times New Roman" w:hAnsi="Times New Roman" w:cs="Times New Roman"/>
           <w:sz w:val="28"/>
           <w:szCs w:val="28"/>
-          <w:lang w:val="uk-UA"/>
-        </w:rPr>
-      </w:pPr>
-      <w:r>
-        <w:rPr>
-          <w:rFonts w:ascii="Times New Roman" w:hAnsi="Times New Roman" w:cs="Times New Roman"/>
-          <w:sz w:val="28"/>
-          <w:szCs w:val="28"/>
-          <w:lang w:val="uk-UA"/>
-        </w:rPr>
-        <w:t>Клас Person є базовим і містить загальні характеристики, від нього наслідуються класи Student і Teacher.</w:t>
+        </w:rPr>
+      </w:pPr>
+      <w:r>
+        <w:rPr>
+          <w:rFonts w:ascii="Times New Roman" w:hAnsi="Times New Roman" w:cs="Times New Roman"/>
+          <w:sz w:val="28"/>
+          <w:szCs w:val="28"/>
+        </w:rPr>
+        <w:t xml:space="preserve">Клас </w:t>
+      </w:r>
+      <w:proofErr w:type="spellStart"/>
+      <w:r>
+        <w:rPr>
+          <w:rFonts w:ascii="Times New Roman" w:hAnsi="Times New Roman" w:cs="Times New Roman"/>
+          <w:sz w:val="28"/>
+          <w:szCs w:val="28"/>
+        </w:rPr>
+        <w:t>Person</w:t>
+      </w:r>
+      <w:proofErr w:type="spellEnd"/>
+      <w:r>
+        <w:rPr>
+          <w:rFonts w:ascii="Times New Roman" w:hAnsi="Times New Roman" w:cs="Times New Roman"/>
+          <w:sz w:val="28"/>
+          <w:szCs w:val="28"/>
+        </w:rPr>
+        <w:t xml:space="preserve"> є базовим і містить загальні характеристики, від нього </w:t>
+      </w:r>
+      <w:proofErr w:type="spellStart"/>
+      <w:r>
+        <w:rPr>
+          <w:rFonts w:ascii="Times New Roman" w:hAnsi="Times New Roman" w:cs="Times New Roman"/>
+          <w:sz w:val="28"/>
+          <w:szCs w:val="28"/>
+        </w:rPr>
+        <w:t>наслідуються</w:t>
+      </w:r>
+      <w:proofErr w:type="spellEnd"/>
+      <w:r>
+        <w:rPr>
+          <w:rFonts w:ascii="Times New Roman" w:hAnsi="Times New Roman" w:cs="Times New Roman"/>
+          <w:sz w:val="28"/>
+          <w:szCs w:val="28"/>
+        </w:rPr>
+        <w:t xml:space="preserve"> класи </w:t>
+      </w:r>
+      <w:proofErr w:type="spellStart"/>
+      <w:r>
+        <w:rPr>
+          <w:rFonts w:ascii="Times New Roman" w:hAnsi="Times New Roman" w:cs="Times New Roman"/>
+          <w:sz w:val="28"/>
+          <w:szCs w:val="28"/>
+        </w:rPr>
+        <w:t>Student</w:t>
+      </w:r>
+      <w:proofErr w:type="spellEnd"/>
+      <w:r>
+        <w:rPr>
+          <w:rFonts w:ascii="Times New Roman" w:hAnsi="Times New Roman" w:cs="Times New Roman"/>
+          <w:sz w:val="28"/>
+          <w:szCs w:val="28"/>
+        </w:rPr>
+        <w:t xml:space="preserve"> і </w:t>
+      </w:r>
+      <w:proofErr w:type="spellStart"/>
+      <w:r>
+        <w:rPr>
+          <w:rFonts w:ascii="Times New Roman" w:hAnsi="Times New Roman" w:cs="Times New Roman"/>
+          <w:sz w:val="28"/>
+          <w:szCs w:val="28"/>
+        </w:rPr>
+        <w:t>Teacher</w:t>
+      </w:r>
+      <w:proofErr w:type="spellEnd"/>
+      <w:r>
+        <w:rPr>
+          <w:rFonts w:ascii="Times New Roman" w:hAnsi="Times New Roman" w:cs="Times New Roman"/>
+          <w:sz w:val="28"/>
+          <w:szCs w:val="28"/>
+        </w:rPr>
+        <w:t>.</w:t>
       </w:r>
     </w:p>
     <w:p>
@@ -3606,9 +6002,80 @@
           <w:rFonts w:ascii="Times New Roman" w:hAnsi="Times New Roman" w:cs="Times New Roman"/>
           <w:sz w:val="28"/>
           <w:szCs w:val="28"/>
-          <w:lang w:val="uk-UA"/>
-        </w:rPr>
-        <w:t>Класи Faculty та Department відображають структуру університету, а класи Student і Teacher пов’язані з ними через відповідні поля.</w:t>
+        </w:rPr>
+        <w:t xml:space="preserve">Класи </w:t>
+      </w:r>
+      <w:proofErr w:type="spellStart"/>
+      <w:r>
+        <w:rPr>
+          <w:rFonts w:ascii="Times New Roman" w:hAnsi="Times New Roman" w:cs="Times New Roman"/>
+          <w:sz w:val="28"/>
+          <w:szCs w:val="28"/>
+        </w:rPr>
+        <w:t>Faculty</w:t>
+      </w:r>
+      <w:proofErr w:type="spellEnd"/>
+      <w:r>
+        <w:rPr>
+          <w:rFonts w:ascii="Times New Roman" w:hAnsi="Times New Roman" w:cs="Times New Roman"/>
+          <w:sz w:val="28"/>
+          <w:szCs w:val="28"/>
+        </w:rPr>
+        <w:t xml:space="preserve"> та </w:t>
+      </w:r>
+      <w:proofErr w:type="spellStart"/>
+      <w:r>
+        <w:rPr>
+          <w:rFonts w:ascii="Times New Roman" w:hAnsi="Times New Roman" w:cs="Times New Roman"/>
+          <w:sz w:val="28"/>
+          <w:szCs w:val="28"/>
+        </w:rPr>
+        <w:t>Department</w:t>
+      </w:r>
+      <w:proofErr w:type="spellEnd"/>
+      <w:r>
+        <w:rPr>
+          <w:rFonts w:ascii="Times New Roman" w:hAnsi="Times New Roman" w:cs="Times New Roman"/>
+          <w:sz w:val="28"/>
+          <w:szCs w:val="28"/>
+        </w:rPr>
+        <w:t xml:space="preserve"> відображають структуру університету, а класи </w:t>
+      </w:r>
+      <w:proofErr w:type="spellStart"/>
+      <w:r>
+        <w:rPr>
+          <w:rFonts w:ascii="Times New Roman" w:hAnsi="Times New Roman" w:cs="Times New Roman"/>
+          <w:sz w:val="28"/>
+          <w:szCs w:val="28"/>
+        </w:rPr>
+        <w:t>Student</w:t>
+      </w:r>
+      <w:proofErr w:type="spellEnd"/>
+      <w:r>
+        <w:rPr>
+          <w:rFonts w:ascii="Times New Roman" w:hAnsi="Times New Roman" w:cs="Times New Roman"/>
+          <w:sz w:val="28"/>
+          <w:szCs w:val="28"/>
+        </w:rPr>
+        <w:t xml:space="preserve"> і </w:t>
+      </w:r>
+      <w:proofErr w:type="spellStart"/>
+      <w:r>
+        <w:rPr>
+          <w:rFonts w:ascii="Times New Roman" w:hAnsi="Times New Roman" w:cs="Times New Roman"/>
+          <w:sz w:val="28"/>
+          <w:szCs w:val="28"/>
+        </w:rPr>
+        <w:t>Teacher</w:t>
+      </w:r>
+      <w:proofErr w:type="spellEnd"/>
+      <w:r>
+        <w:rPr>
+          <w:rFonts w:ascii="Times New Roman" w:hAnsi="Times New Roman" w:cs="Times New Roman"/>
+          <w:sz w:val="28"/>
+          <w:szCs w:val="28"/>
+        </w:rPr>
+        <w:t xml:space="preserve"> пов’язані з ними через відповідні поля.</w:t>
       </w:r>
     </w:p>
     <w:p>
@@ -3641,17 +6108,33 @@
           <w:rFonts w:ascii="Times New Roman" w:hAnsi="Times New Roman" w:cs="Times New Roman"/>
           <w:sz w:val="28"/>
           <w:szCs w:val="28"/>
-          <w:lang w:val="uk-UA"/>
-        </w:rPr>
-      </w:pPr>
-      <w:r>
-        <w:rPr>
-          <w:rFonts w:ascii="Times New Roman" w:hAnsi="Times New Roman" w:cs="Times New Roman"/>
-          <w:sz w:val="28"/>
-          <w:szCs w:val="28"/>
-          <w:lang w:val="uk-UA"/>
-        </w:rPr>
-        <w:t>Також у діаграмі використано перелічувані типи (enum), які описують додаткові характеристики об’єктів.</w:t>
+        </w:rPr>
+      </w:pPr>
+      <w:r>
+        <w:rPr>
+          <w:rFonts w:ascii="Times New Roman" w:hAnsi="Times New Roman" w:cs="Times New Roman"/>
+          <w:sz w:val="28"/>
+          <w:szCs w:val="28"/>
+        </w:rPr>
+        <w:t>Також у діаграмі використано перелічувані типи (</w:t>
+      </w:r>
+      <w:proofErr w:type="spellStart"/>
+      <w:r>
+        <w:rPr>
+          <w:rFonts w:ascii="Times New Roman" w:hAnsi="Times New Roman" w:cs="Times New Roman"/>
+          <w:sz w:val="28"/>
+          <w:szCs w:val="28"/>
+        </w:rPr>
+        <w:t>enum</w:t>
+      </w:r>
+      <w:proofErr w:type="spellEnd"/>
+      <w:r>
+        <w:rPr>
+          <w:rFonts w:ascii="Times New Roman" w:hAnsi="Times New Roman" w:cs="Times New Roman"/>
+          <w:sz w:val="28"/>
+          <w:szCs w:val="28"/>
+        </w:rPr>
+        <w:t>), які описують додаткові характеристики об’єктів.</w:t>
       </w:r>
     </w:p>
     <w:p>
@@ -3738,7 +6221,6 @@
           <w:sz w:val="28"/>
           <w:szCs w:val="28"/>
           <w:u w:val="single"/>
-          <w:lang w:val="uk-UA"/>
         </w:rPr>
       </w:pPr>
       <w:r>
@@ -3757,7 +6239,6 @@
           <w:sz w:val="28"/>
           <w:szCs w:val="28"/>
           <w:u w:val="single"/>
-          <w:lang w:val="uk-UA"/>
         </w:rPr>
         <w:t>UML-діаграма пакетів</w:t>
       </w:r>
@@ -3788,7 +6269,6 @@
           <w:sz w:val="28"/>
           <w:szCs w:val="28"/>
           <w:u w:val="single"/>
-          <w:lang w:val="uk-UA"/>
         </w:rPr>
       </w:pPr>
     </w:p>
@@ -3817,9 +6297,9 @@
           <w:rFonts w:ascii="Times New Roman" w:hAnsi="Times New Roman" w:cs="Times New Roman"/>
           <w:sz w:val="28"/>
           <w:szCs w:val="28"/>
-          <w:lang w:val="uk-UA"/>
-        </w:rPr>
-      </w:pPr>
+        </w:rPr>
+      </w:pPr>
+      <w:proofErr w:type="spellStart"/>
       <w:r>
         <w:rPr>
           <w:rFonts w:ascii="Times New Roman" w:hAnsi="Times New Roman" w:cs="Times New Roman"/>
@@ -3827,7 +6307,297 @@
           <w:szCs w:val="28"/>
           <w:lang w:val="en-US"/>
         </w:rPr>
-        <w:t>На рисунку 2 зображено UML-діаграму пакетів, яка відображає архітектуру системи та взаємозв’язки між її основними компонентами.</w:t>
+        <w:t>На</w:t>
+      </w:r>
+      <w:proofErr w:type="spellEnd"/>
+      <w:r>
+        <w:rPr>
+          <w:rFonts w:ascii="Times New Roman" w:hAnsi="Times New Roman" w:cs="Times New Roman"/>
+          <w:sz w:val="28"/>
+          <w:szCs w:val="28"/>
+          <w:lang w:val="en-US"/>
+        </w:rPr>
+        <w:t xml:space="preserve"> </w:t>
+      </w:r>
+      <w:proofErr w:type="spellStart"/>
+      <w:r>
+        <w:rPr>
+          <w:rFonts w:ascii="Times New Roman" w:hAnsi="Times New Roman" w:cs="Times New Roman"/>
+          <w:sz w:val="28"/>
+          <w:szCs w:val="28"/>
+          <w:lang w:val="en-US"/>
+        </w:rPr>
+        <w:t>рисунку</w:t>
+      </w:r>
+      <w:proofErr w:type="spellEnd"/>
+      <w:r>
+        <w:rPr>
+          <w:rFonts w:ascii="Times New Roman" w:hAnsi="Times New Roman" w:cs="Times New Roman"/>
+          <w:sz w:val="28"/>
+          <w:szCs w:val="28"/>
+          <w:lang w:val="en-US"/>
+        </w:rPr>
+        <w:t xml:space="preserve"> 2 </w:t>
+      </w:r>
+      <w:proofErr w:type="spellStart"/>
+      <w:r>
+        <w:rPr>
+          <w:rFonts w:ascii="Times New Roman" w:hAnsi="Times New Roman" w:cs="Times New Roman"/>
+          <w:sz w:val="28"/>
+          <w:szCs w:val="28"/>
+          <w:lang w:val="en-US"/>
+        </w:rPr>
+        <w:t>зображено</w:t>
+      </w:r>
+      <w:proofErr w:type="spellEnd"/>
+      <w:r>
+        <w:rPr>
+          <w:rFonts w:ascii="Times New Roman" w:hAnsi="Times New Roman" w:cs="Times New Roman"/>
+          <w:sz w:val="28"/>
+          <w:szCs w:val="28"/>
+          <w:lang w:val="en-US"/>
+        </w:rPr>
+        <w:t xml:space="preserve"> UML-</w:t>
+      </w:r>
+      <w:proofErr w:type="spellStart"/>
+      <w:r>
+        <w:rPr>
+          <w:rFonts w:ascii="Times New Roman" w:hAnsi="Times New Roman" w:cs="Times New Roman"/>
+          <w:sz w:val="28"/>
+          <w:szCs w:val="28"/>
+          <w:lang w:val="en-US"/>
+        </w:rPr>
+        <w:t>діаграму</w:t>
+      </w:r>
+      <w:proofErr w:type="spellEnd"/>
+      <w:r>
+        <w:rPr>
+          <w:rFonts w:ascii="Times New Roman" w:hAnsi="Times New Roman" w:cs="Times New Roman"/>
+          <w:sz w:val="28"/>
+          <w:szCs w:val="28"/>
+          <w:lang w:val="en-US"/>
+        </w:rPr>
+        <w:t xml:space="preserve"> </w:t>
+      </w:r>
+      <w:proofErr w:type="spellStart"/>
+      <w:r>
+        <w:rPr>
+          <w:rFonts w:ascii="Times New Roman" w:hAnsi="Times New Roman" w:cs="Times New Roman"/>
+          <w:sz w:val="28"/>
+          <w:szCs w:val="28"/>
+          <w:lang w:val="en-US"/>
+        </w:rPr>
+        <w:t>пакетів</w:t>
+      </w:r>
+      <w:proofErr w:type="spellEnd"/>
+      <w:r>
+        <w:rPr>
+          <w:rFonts w:ascii="Times New Roman" w:hAnsi="Times New Roman" w:cs="Times New Roman"/>
+          <w:sz w:val="28"/>
+          <w:szCs w:val="28"/>
+          <w:lang w:val="en-US"/>
+        </w:rPr>
+        <w:t xml:space="preserve">, </w:t>
+      </w:r>
+      <w:proofErr w:type="spellStart"/>
+      <w:r>
+        <w:rPr>
+          <w:rFonts w:ascii="Times New Roman" w:hAnsi="Times New Roman" w:cs="Times New Roman"/>
+          <w:sz w:val="28"/>
+          <w:szCs w:val="28"/>
+          <w:lang w:val="en-US"/>
+        </w:rPr>
+        <w:t>яка</w:t>
+      </w:r>
+      <w:proofErr w:type="spellEnd"/>
+      <w:r>
+        <w:rPr>
+          <w:rFonts w:ascii="Times New Roman" w:hAnsi="Times New Roman" w:cs="Times New Roman"/>
+          <w:sz w:val="28"/>
+          <w:szCs w:val="28"/>
+          <w:lang w:val="en-US"/>
+        </w:rPr>
+        <w:t xml:space="preserve"> </w:t>
+      </w:r>
+      <w:proofErr w:type="spellStart"/>
+      <w:r>
+        <w:rPr>
+          <w:rFonts w:ascii="Times New Roman" w:hAnsi="Times New Roman" w:cs="Times New Roman"/>
+          <w:sz w:val="28"/>
+          <w:szCs w:val="28"/>
+          <w:lang w:val="en-US"/>
+        </w:rPr>
+        <w:t>відображає</w:t>
+      </w:r>
+      <w:proofErr w:type="spellEnd"/>
+      <w:r>
+        <w:rPr>
+          <w:rFonts w:ascii="Times New Roman" w:hAnsi="Times New Roman" w:cs="Times New Roman"/>
+          <w:sz w:val="28"/>
+          <w:szCs w:val="28"/>
+          <w:lang w:val="en-US"/>
+        </w:rPr>
+        <w:t xml:space="preserve"> </w:t>
+      </w:r>
+      <w:proofErr w:type="spellStart"/>
+      <w:r>
+        <w:rPr>
+          <w:rFonts w:ascii="Times New Roman" w:hAnsi="Times New Roman" w:cs="Times New Roman"/>
+          <w:sz w:val="28"/>
+          <w:szCs w:val="28"/>
+          <w:lang w:val="en-US"/>
+        </w:rPr>
+        <w:t>архітектуру</w:t>
+      </w:r>
+      <w:proofErr w:type="spellEnd"/>
+      <w:r>
+        <w:rPr>
+          <w:rFonts w:ascii="Times New Roman" w:hAnsi="Times New Roman" w:cs="Times New Roman"/>
+          <w:sz w:val="28"/>
+          <w:szCs w:val="28"/>
+          <w:lang w:val="en-US"/>
+        </w:rPr>
+        <w:t xml:space="preserve"> </w:t>
+      </w:r>
+      <w:proofErr w:type="spellStart"/>
+      <w:r>
+        <w:rPr>
+          <w:rFonts w:ascii="Times New Roman" w:hAnsi="Times New Roman" w:cs="Times New Roman"/>
+          <w:sz w:val="28"/>
+          <w:szCs w:val="28"/>
+          <w:lang w:val="en-US"/>
+        </w:rPr>
+        <w:t>системи</w:t>
+      </w:r>
+      <w:proofErr w:type="spellEnd"/>
+      <w:r>
+        <w:rPr>
+          <w:rFonts w:ascii="Times New Roman" w:hAnsi="Times New Roman" w:cs="Times New Roman"/>
+          <w:sz w:val="28"/>
+          <w:szCs w:val="28"/>
+          <w:lang w:val="en-US"/>
+        </w:rPr>
+        <w:t xml:space="preserve"> </w:t>
+      </w:r>
+      <w:proofErr w:type="spellStart"/>
+      <w:r>
+        <w:rPr>
+          <w:rFonts w:ascii="Times New Roman" w:hAnsi="Times New Roman" w:cs="Times New Roman"/>
+          <w:sz w:val="28"/>
+          <w:szCs w:val="28"/>
+          <w:lang w:val="en-US"/>
+        </w:rPr>
+        <w:t>та</w:t>
+      </w:r>
+      <w:proofErr w:type="spellEnd"/>
+      <w:r>
+        <w:rPr>
+          <w:rFonts w:ascii="Times New Roman" w:hAnsi="Times New Roman" w:cs="Times New Roman"/>
+          <w:sz w:val="28"/>
+          <w:szCs w:val="28"/>
+          <w:lang w:val="en-US"/>
+        </w:rPr>
+        <w:t xml:space="preserve"> </w:t>
+      </w:r>
+      <w:proofErr w:type="spellStart"/>
+      <w:r>
+        <w:rPr>
+          <w:rFonts w:ascii="Times New Roman" w:hAnsi="Times New Roman" w:cs="Times New Roman"/>
+          <w:sz w:val="28"/>
+          <w:szCs w:val="28"/>
+          <w:lang w:val="en-US"/>
+        </w:rPr>
+        <w:t>взаємозв’язки</w:t>
+      </w:r>
+      <w:proofErr w:type="spellEnd"/>
+      <w:r>
+        <w:rPr>
+          <w:rFonts w:ascii="Times New Roman" w:hAnsi="Times New Roman" w:cs="Times New Roman"/>
+          <w:sz w:val="28"/>
+          <w:szCs w:val="28"/>
+          <w:lang w:val="en-US"/>
+        </w:rPr>
+        <w:t xml:space="preserve"> </w:t>
+      </w:r>
+      <w:proofErr w:type="spellStart"/>
+      <w:r>
+        <w:rPr>
+          <w:rFonts w:ascii="Times New Roman" w:hAnsi="Times New Roman" w:cs="Times New Roman"/>
+          <w:sz w:val="28"/>
+          <w:szCs w:val="28"/>
+          <w:lang w:val="en-US"/>
+        </w:rPr>
+        <w:t>між</w:t>
+      </w:r>
+      <w:proofErr w:type="spellEnd"/>
+      <w:r>
+        <w:rPr>
+          <w:rFonts w:ascii="Times New Roman" w:hAnsi="Times New Roman" w:cs="Times New Roman"/>
+          <w:sz w:val="28"/>
+          <w:szCs w:val="28"/>
+          <w:lang w:val="en-US"/>
+        </w:rPr>
+        <w:t xml:space="preserve"> </w:t>
+      </w:r>
+      <w:proofErr w:type="spellStart"/>
+      <w:r>
+        <w:rPr>
+          <w:rFonts w:ascii="Times New Roman" w:hAnsi="Times New Roman" w:cs="Times New Roman"/>
+          <w:sz w:val="28"/>
+          <w:szCs w:val="28"/>
+          <w:lang w:val="en-US"/>
+        </w:rPr>
+        <w:t>її</w:t>
+      </w:r>
+      <w:proofErr w:type="spellEnd"/>
+      <w:r>
+        <w:rPr>
+          <w:rFonts w:ascii="Times New Roman" w:hAnsi="Times New Roman" w:cs="Times New Roman"/>
+          <w:sz w:val="28"/>
+          <w:szCs w:val="28"/>
+          <w:lang w:val="en-US"/>
+        </w:rPr>
+        <w:t xml:space="preserve"> </w:t>
+      </w:r>
+      <w:proofErr w:type="spellStart"/>
+      <w:r>
+        <w:rPr>
+          <w:rFonts w:ascii="Times New Roman" w:hAnsi="Times New Roman" w:cs="Times New Roman"/>
+          <w:sz w:val="28"/>
+          <w:szCs w:val="28"/>
+          <w:lang w:val="en-US"/>
+        </w:rPr>
+        <w:t>основними</w:t>
+      </w:r>
+      <w:proofErr w:type="spellEnd"/>
+      <w:r>
+        <w:rPr>
+          <w:rFonts w:ascii="Times New Roman" w:hAnsi="Times New Roman" w:cs="Times New Roman"/>
+          <w:sz w:val="28"/>
+          <w:szCs w:val="28"/>
+          <w:lang w:val="en-US"/>
+        </w:rPr>
+        <w:t xml:space="preserve"> </w:t>
+      </w:r>
+      <w:proofErr w:type="spellStart"/>
+      <w:r>
+        <w:rPr>
+          <w:rFonts w:ascii="Times New Roman" w:hAnsi="Times New Roman" w:cs="Times New Roman"/>
+          <w:sz w:val="28"/>
+          <w:szCs w:val="28"/>
+          <w:lang w:val="en-US"/>
+        </w:rPr>
+        <w:t>компонентами</w:t>
+      </w:r>
+      <w:proofErr w:type="spellEnd"/>
+      <w:r>
+        <w:rPr>
+          <w:rFonts w:ascii="Times New Roman" w:hAnsi="Times New Roman" w:cs="Times New Roman"/>
+          <w:sz w:val="28"/>
+          <w:szCs w:val="28"/>
+          <w:lang w:val="en-US"/>
+        </w:rPr>
+        <w:t>.</w:t>
       </w:r>
     </w:p>
     <w:p>
@@ -3855,7 +6625,6 @@
           <w:rFonts w:ascii="Times New Roman" w:hAnsi="Times New Roman" w:cs="Times New Roman"/>
           <w:sz w:val="28"/>
           <w:szCs w:val="28"/>
-          <w:lang w:val="uk-UA"/>
         </w:rPr>
       </w:pPr>
     </w:p>
@@ -3914,7 +6683,6 @@
           <w:sz w:val="28"/>
           <w:szCs w:val="28"/>
           <w:u w:val="single"/>
-          <w:lang w:val="uk-UA"/>
         </w:rPr>
       </w:pPr>
       <w:r>
@@ -3924,7 +6692,6 @@
           <w:sz w:val="28"/>
           <w:szCs w:val="28"/>
           <w:u w:val="single"/>
-          <w:lang w:val="uk-UA"/>
         </w:rPr>
         <w:drawing>
           <wp:anchor distT="0" distB="0" distL="114300" distR="114300" simplePos="0" relativeHeight="251661312" behindDoc="0" locked="0" layoutInCell="1" allowOverlap="1" wp14:anchorId="5362F8C2" wp14:editId="07E62E84">
@@ -4009,7 +6776,6 @@
           <w:sz w:val="28"/>
           <w:szCs w:val="28"/>
           <w:u w:val="single"/>
-          <w:lang w:val="uk-UA"/>
         </w:rPr>
       </w:pPr>
     </w:p>
@@ -4038,9 +6804,9 @@
           <w:rFonts w:ascii="Times New Roman" w:hAnsi="Times New Roman" w:cs="Times New Roman"/>
           <w:sz w:val="26"/>
           <w:szCs w:val="26"/>
-          <w:lang w:val="uk-UA"/>
-        </w:rPr>
-      </w:pPr>
+        </w:rPr>
+      </w:pPr>
+      <w:proofErr w:type="spellStart"/>
       <w:r>
         <w:rPr>
           <w:rFonts w:ascii="Times New Roman" w:hAnsi="Times New Roman" w:cs="Times New Roman"/>
@@ -4048,8 +6814,49 @@
           <w:szCs w:val="26"/>
           <w:lang w:val="en-US"/>
         </w:rPr>
-        <w:t>Рисунок 2 – UML-діаграма пакетів</w:t>
-      </w:r>
+        <w:t>Рисунок</w:t>
+      </w:r>
+      <w:proofErr w:type="spellEnd"/>
+      <w:r>
+        <w:rPr>
+          <w:rFonts w:ascii="Times New Roman" w:hAnsi="Times New Roman" w:cs="Times New Roman"/>
+          <w:sz w:val="26"/>
+          <w:szCs w:val="26"/>
+          <w:lang w:val="en-US"/>
+        </w:rPr>
+        <w:t xml:space="preserve"> 2 – UML-</w:t>
+      </w:r>
+      <w:proofErr w:type="spellStart"/>
+      <w:r>
+        <w:rPr>
+          <w:rFonts w:ascii="Times New Roman" w:hAnsi="Times New Roman" w:cs="Times New Roman"/>
+          <w:sz w:val="26"/>
+          <w:szCs w:val="26"/>
+          <w:lang w:val="en-US"/>
+        </w:rPr>
+        <w:t>діаграма</w:t>
+      </w:r>
+      <w:proofErr w:type="spellEnd"/>
+      <w:r>
+        <w:rPr>
+          <w:rFonts w:ascii="Times New Roman" w:hAnsi="Times New Roman" w:cs="Times New Roman"/>
+          <w:sz w:val="26"/>
+          <w:szCs w:val="26"/>
+          <w:lang w:val="en-US"/>
+        </w:rPr>
+        <w:t xml:space="preserve"> </w:t>
+      </w:r>
+      <w:proofErr w:type="spellStart"/>
+      <w:r>
+        <w:rPr>
+          <w:rFonts w:ascii="Times New Roman" w:hAnsi="Times New Roman" w:cs="Times New Roman"/>
+          <w:sz w:val="26"/>
+          <w:szCs w:val="26"/>
+          <w:lang w:val="en-US"/>
+        </w:rPr>
+        <w:t>пакетів</w:t>
+      </w:r>
+      <w:proofErr w:type="spellEnd"/>
     </w:p>
     <w:p>
       <w:pPr>
@@ -4077,7 +6884,6 @@
           <w:sz w:val="28"/>
           <w:szCs w:val="28"/>
           <w:u w:val="single"/>
-          <w:lang w:val="uk-UA"/>
         </w:rPr>
       </w:pPr>
     </w:p>
@@ -4111,17 +6917,33 @@
           <w:rFonts w:ascii="Times New Roman" w:hAnsi="Times New Roman" w:cs="Times New Roman"/>
           <w:sz w:val="28"/>
           <w:szCs w:val="28"/>
-          <w:lang w:val="uk-UA"/>
-        </w:rPr>
-      </w:pPr>
-      <w:r>
-        <w:rPr>
-          <w:rFonts w:ascii="Times New Roman" w:hAnsi="Times New Roman" w:cs="Times New Roman"/>
-          <w:sz w:val="28"/>
-          <w:szCs w:val="28"/>
-          <w:lang w:val="uk-UA"/>
-        </w:rPr>
-        <w:t>Пакет ui відповідає за взаємодію з користувачем та реалізацію консольного інтерфейсу.</w:t>
+        </w:rPr>
+      </w:pPr>
+      <w:r>
+        <w:rPr>
+          <w:rFonts w:ascii="Times New Roman" w:hAnsi="Times New Roman" w:cs="Times New Roman"/>
+          <w:sz w:val="28"/>
+          <w:szCs w:val="28"/>
+        </w:rPr>
+        <w:t xml:space="preserve">Пакет </w:t>
+      </w:r>
+      <w:proofErr w:type="spellStart"/>
+      <w:r>
+        <w:rPr>
+          <w:rFonts w:ascii="Times New Roman" w:hAnsi="Times New Roman" w:cs="Times New Roman"/>
+          <w:sz w:val="28"/>
+          <w:szCs w:val="28"/>
+        </w:rPr>
+        <w:t>ui</w:t>
+      </w:r>
+      <w:proofErr w:type="spellEnd"/>
+      <w:r>
+        <w:rPr>
+          <w:rFonts w:ascii="Times New Roman" w:hAnsi="Times New Roman" w:cs="Times New Roman"/>
+          <w:sz w:val="28"/>
+          <w:szCs w:val="28"/>
+        </w:rPr>
+        <w:t xml:space="preserve"> відповідає за взаємодію з користувачем та реалізацію консольного інтерфейсу.</w:t>
       </w:r>
     </w:p>
     <w:p>
@@ -4154,17 +6976,33 @@
           <w:rFonts w:ascii="Times New Roman" w:hAnsi="Times New Roman" w:cs="Times New Roman"/>
           <w:sz w:val="28"/>
           <w:szCs w:val="28"/>
-          <w:lang w:val="uk-UA"/>
-        </w:rPr>
-      </w:pPr>
-      <w:r>
-        <w:rPr>
-          <w:rFonts w:ascii="Times New Roman" w:hAnsi="Times New Roman" w:cs="Times New Roman"/>
-          <w:sz w:val="28"/>
-          <w:szCs w:val="28"/>
-          <w:lang w:val="uk-UA"/>
-        </w:rPr>
-        <w:t>Пакет services містить бізнес-логіку системи та координує роботу інших компонентів.</w:t>
+        </w:rPr>
+      </w:pPr>
+      <w:r>
+        <w:rPr>
+          <w:rFonts w:ascii="Times New Roman" w:hAnsi="Times New Roman" w:cs="Times New Roman"/>
+          <w:sz w:val="28"/>
+          <w:szCs w:val="28"/>
+        </w:rPr>
+        <w:t xml:space="preserve">Пакет </w:t>
+      </w:r>
+      <w:proofErr w:type="spellStart"/>
+      <w:r>
+        <w:rPr>
+          <w:rFonts w:ascii="Times New Roman" w:hAnsi="Times New Roman" w:cs="Times New Roman"/>
+          <w:sz w:val="28"/>
+          <w:szCs w:val="28"/>
+        </w:rPr>
+        <w:t>services</w:t>
+      </w:r>
+      <w:proofErr w:type="spellEnd"/>
+      <w:r>
+        <w:rPr>
+          <w:rFonts w:ascii="Times New Roman" w:hAnsi="Times New Roman" w:cs="Times New Roman"/>
+          <w:sz w:val="28"/>
+          <w:szCs w:val="28"/>
+        </w:rPr>
+        <w:t xml:space="preserve"> містить бізнес-логіку системи та координує роботу інших компонентів.</w:t>
       </w:r>
     </w:p>
     <w:p>
@@ -4197,17 +7035,33 @@
           <w:rFonts w:ascii="Times New Roman" w:hAnsi="Times New Roman" w:cs="Times New Roman"/>
           <w:sz w:val="28"/>
           <w:szCs w:val="28"/>
-          <w:lang w:val="uk-UA"/>
-        </w:rPr>
-      </w:pPr>
-      <w:r>
-        <w:rPr>
-          <w:rFonts w:ascii="Times New Roman" w:hAnsi="Times New Roman" w:cs="Times New Roman"/>
-          <w:sz w:val="28"/>
-          <w:szCs w:val="28"/>
-          <w:lang w:val="uk-UA"/>
-        </w:rPr>
-        <w:t>Пакет repositories забезпечує збереження та доступ до даних.</w:t>
+        </w:rPr>
+      </w:pPr>
+      <w:r>
+        <w:rPr>
+          <w:rFonts w:ascii="Times New Roman" w:hAnsi="Times New Roman" w:cs="Times New Roman"/>
+          <w:sz w:val="28"/>
+          <w:szCs w:val="28"/>
+        </w:rPr>
+        <w:t xml:space="preserve">Пакет </w:t>
+      </w:r>
+      <w:proofErr w:type="spellStart"/>
+      <w:r>
+        <w:rPr>
+          <w:rFonts w:ascii="Times New Roman" w:hAnsi="Times New Roman" w:cs="Times New Roman"/>
+          <w:sz w:val="28"/>
+          <w:szCs w:val="28"/>
+        </w:rPr>
+        <w:t>repositories</w:t>
+      </w:r>
+      <w:proofErr w:type="spellEnd"/>
+      <w:r>
+        <w:rPr>
+          <w:rFonts w:ascii="Times New Roman" w:hAnsi="Times New Roman" w:cs="Times New Roman"/>
+          <w:sz w:val="28"/>
+          <w:szCs w:val="28"/>
+        </w:rPr>
+        <w:t xml:space="preserve"> забезпечує збереження та доступ до даних.</w:t>
       </w:r>
     </w:p>
     <w:p>
@@ -4240,18 +7094,34 @@
           <w:rFonts w:ascii="Times New Roman" w:hAnsi="Times New Roman" w:cs="Times New Roman"/>
           <w:sz w:val="28"/>
           <w:szCs w:val="28"/>
-          <w:lang w:val="uk-UA"/>
-        </w:rPr>
-      </w:pPr>
-      <w:r>
-        <w:rPr>
-          <w:rFonts w:ascii="Times New Roman" w:hAnsi="Times New Roman" w:cs="Times New Roman"/>
-          <w:sz w:val="28"/>
-          <w:szCs w:val="28"/>
-          <w:lang w:val="uk-UA"/>
+        </w:rPr>
+      </w:pPr>
+      <w:r>
+        <w:rPr>
+          <w:rFonts w:ascii="Times New Roman" w:hAnsi="Times New Roman" w:cs="Times New Roman"/>
+          <w:sz w:val="28"/>
+          <w:szCs w:val="28"/>
         </w:rPr>
         <w:lastRenderedPageBreak/>
-        <w:t>Пакет domain містить основні сутності предметної області.</w:t>
+        <w:t xml:space="preserve">Пакет </w:t>
+      </w:r>
+      <w:proofErr w:type="spellStart"/>
+      <w:r>
+        <w:rPr>
+          <w:rFonts w:ascii="Times New Roman" w:hAnsi="Times New Roman" w:cs="Times New Roman"/>
+          <w:sz w:val="28"/>
+          <w:szCs w:val="28"/>
+        </w:rPr>
+        <w:t>domain</w:t>
+      </w:r>
+      <w:proofErr w:type="spellEnd"/>
+      <w:r>
+        <w:rPr>
+          <w:rFonts w:ascii="Times New Roman" w:hAnsi="Times New Roman" w:cs="Times New Roman"/>
+          <w:sz w:val="28"/>
+          <w:szCs w:val="28"/>
+        </w:rPr>
+        <w:t xml:space="preserve"> містить основні сутності предметної області.</w:t>
       </w:r>
     </w:p>
     <w:p>
@@ -4284,17 +7154,51 @@
           <w:rFonts w:ascii="Times New Roman" w:hAnsi="Times New Roman" w:cs="Times New Roman"/>
           <w:sz w:val="28"/>
           <w:szCs w:val="28"/>
-          <w:lang w:val="uk-UA"/>
-        </w:rPr>
-      </w:pPr>
-      <w:r>
-        <w:rPr>
-          <w:rFonts w:ascii="Times New Roman" w:hAnsi="Times New Roman" w:cs="Times New Roman"/>
-          <w:sz w:val="28"/>
-          <w:szCs w:val="28"/>
-          <w:lang w:val="uk-UA"/>
-        </w:rPr>
-        <w:t>Пакет validators використовується для перевірки коректності введених даних, а пакет exceptions містить класи для обробки помилок.</w:t>
+        </w:rPr>
+      </w:pPr>
+      <w:r>
+        <w:rPr>
+          <w:rFonts w:ascii="Times New Roman" w:hAnsi="Times New Roman" w:cs="Times New Roman"/>
+          <w:sz w:val="28"/>
+          <w:szCs w:val="28"/>
+        </w:rPr>
+        <w:t xml:space="preserve">Пакет </w:t>
+      </w:r>
+      <w:proofErr w:type="spellStart"/>
+      <w:r>
+        <w:rPr>
+          <w:rFonts w:ascii="Times New Roman" w:hAnsi="Times New Roman" w:cs="Times New Roman"/>
+          <w:sz w:val="28"/>
+          <w:szCs w:val="28"/>
+        </w:rPr>
+        <w:t>validators</w:t>
+      </w:r>
+      <w:proofErr w:type="spellEnd"/>
+      <w:r>
+        <w:rPr>
+          <w:rFonts w:ascii="Times New Roman" w:hAnsi="Times New Roman" w:cs="Times New Roman"/>
+          <w:sz w:val="28"/>
+          <w:szCs w:val="28"/>
+        </w:rPr>
+        <w:t xml:space="preserve"> використовується для перевірки коректності введених даних, а пакет </w:t>
+      </w:r>
+      <w:proofErr w:type="spellStart"/>
+      <w:r>
+        <w:rPr>
+          <w:rFonts w:ascii="Times New Roman" w:hAnsi="Times New Roman" w:cs="Times New Roman"/>
+          <w:sz w:val="28"/>
+          <w:szCs w:val="28"/>
+        </w:rPr>
+        <w:t>exceptions</w:t>
+      </w:r>
+      <w:proofErr w:type="spellEnd"/>
+      <w:r>
+        <w:rPr>
+          <w:rFonts w:ascii="Times New Roman" w:hAnsi="Times New Roman" w:cs="Times New Roman"/>
+          <w:sz w:val="28"/>
+          <w:szCs w:val="28"/>
+        </w:rPr>
+        <w:t xml:space="preserve"> містить класи для обробки помилок.</w:t>
       </w:r>
     </w:p>
     <w:p>
@@ -4327,17 +7231,33 @@
           <w:rFonts w:ascii="Times New Roman" w:hAnsi="Times New Roman" w:cs="Times New Roman"/>
           <w:sz w:val="28"/>
           <w:szCs w:val="28"/>
-          <w:lang w:val="uk-UA"/>
-        </w:rPr>
-      </w:pPr>
-      <w:r>
-        <w:rPr>
-          <w:rFonts w:ascii="Times New Roman" w:hAnsi="Times New Roman" w:cs="Times New Roman"/>
-          <w:sz w:val="28"/>
-          <w:szCs w:val="28"/>
-          <w:lang w:val="uk-UA"/>
-        </w:rPr>
-        <w:t>Пакет data відповідає за збереження та завантаження інформації з файлів.</w:t>
+        </w:rPr>
+      </w:pPr>
+      <w:r>
+        <w:rPr>
+          <w:rFonts w:ascii="Times New Roman" w:hAnsi="Times New Roman" w:cs="Times New Roman"/>
+          <w:sz w:val="28"/>
+          <w:szCs w:val="28"/>
+        </w:rPr>
+        <w:t xml:space="preserve">Пакет </w:t>
+      </w:r>
+      <w:proofErr w:type="spellStart"/>
+      <w:r>
+        <w:rPr>
+          <w:rFonts w:ascii="Times New Roman" w:hAnsi="Times New Roman" w:cs="Times New Roman"/>
+          <w:sz w:val="28"/>
+          <w:szCs w:val="28"/>
+        </w:rPr>
+        <w:t>data</w:t>
+      </w:r>
+      <w:proofErr w:type="spellEnd"/>
+      <w:r>
+        <w:rPr>
+          <w:rFonts w:ascii="Times New Roman" w:hAnsi="Times New Roman" w:cs="Times New Roman"/>
+          <w:sz w:val="28"/>
+          <w:szCs w:val="28"/>
+        </w:rPr>
+        <w:t xml:space="preserve"> відповідає за збереження та завантаження інформації з файлів.</w:t>
       </w:r>
     </w:p>
     <w:p>
@@ -4370,15 +7290,13 @@
           <w:rFonts w:ascii="Times New Roman" w:hAnsi="Times New Roman" w:cs="Times New Roman"/>
           <w:sz w:val="28"/>
           <w:szCs w:val="28"/>
-          <w:lang w:val="uk-UA"/>
-        </w:rPr>
-      </w:pPr>
-      <w:r>
-        <w:rPr>
-          <w:rFonts w:ascii="Times New Roman" w:hAnsi="Times New Roman" w:cs="Times New Roman"/>
-          <w:sz w:val="28"/>
-          <w:szCs w:val="28"/>
-          <w:lang w:val="uk-UA"/>
+        </w:rPr>
+      </w:pPr>
+      <w:r>
+        <w:rPr>
+          <w:rFonts w:ascii="Times New Roman" w:hAnsi="Times New Roman" w:cs="Times New Roman"/>
+          <w:sz w:val="28"/>
+          <w:szCs w:val="28"/>
         </w:rPr>
         <w:t>Залежності між пакетами показують напрямок використання компонентів у системі.</w:t>
       </w:r>
@@ -4408,7 +7326,6 @@
           <w:rFonts w:ascii="Times New Roman" w:hAnsi="Times New Roman" w:cs="Times New Roman"/>
           <w:sz w:val="28"/>
           <w:szCs w:val="28"/>
-          <w:lang w:val="uk-UA"/>
         </w:rPr>
       </w:pPr>
     </w:p>
@@ -4458,7 +7375,6 @@
       <w:jc w:val="center"/>
       <w:rPr>
         <w:rFonts w:ascii="Arial" w:hAnsi="Arial" w:cs="Arial"/>
-        <w:lang w:val="uk-UA"/>
       </w:rPr>
     </w:pPr>
   </w:p>
@@ -4473,13 +7389,11 @@
       <w:jc w:val="center"/>
       <w:rPr>
         <w:rFonts w:ascii="Times New Roman" w:hAnsi="Times New Roman" w:cs="Times New Roman"/>
-        <w:lang w:val="uk-UA"/>
       </w:rPr>
     </w:pPr>
     <w:r>
       <w:rPr>
         <w:rFonts w:ascii="Times New Roman" w:hAnsi="Times New Roman" w:cs="Times New Roman"/>
-        <w:lang w:val="uk-UA"/>
       </w:rPr>
       <w:t>Київ-2026</w:t>
     </w:r>
@@ -4628,6 +7542,119 @@
     </w:lvl>
   </w:abstractNum>
   <w:abstractNum w:abstractNumId="1" w15:restartNumberingAfterBreak="0">
+    <w:nsid w:val="12FE4D85"/>
+    <w:multiLevelType w:val="hybridMultilevel"/>
+    <w:tmpl w:val="6F3845DA"/>
+    <w:lvl w:ilvl="0" w:tplc="04220001">
+      <w:start w:val="1"/>
+      <w:numFmt w:val="bullet"/>
+      <w:lvlText w:val=""/>
+      <w:lvlJc w:val="left"/>
+      <w:pPr>
+        <w:ind w:left="720" w:hanging="360"/>
+      </w:pPr>
+      <w:rPr>
+        <w:rFonts w:ascii="Symbol" w:hAnsi="Symbol" w:hint="default"/>
+      </w:rPr>
+    </w:lvl>
+    <w:lvl w:ilvl="1" w:tplc="04220003" w:tentative="1">
+      <w:start w:val="1"/>
+      <w:numFmt w:val="bullet"/>
+      <w:lvlText w:val="o"/>
+      <w:lvlJc w:val="left"/>
+      <w:pPr>
+        <w:ind w:left="1440" w:hanging="360"/>
+      </w:pPr>
+      <w:rPr>
+        <w:rFonts w:ascii="Courier New" w:hAnsi="Courier New" w:cs="Courier New" w:hint="default"/>
+      </w:rPr>
+    </w:lvl>
+    <w:lvl w:ilvl="2" w:tplc="04220005" w:tentative="1">
+      <w:start w:val="1"/>
+      <w:numFmt w:val="bullet"/>
+      <w:lvlText w:val=""/>
+      <w:lvlJc w:val="left"/>
+      <w:pPr>
+        <w:ind w:left="2160" w:hanging="360"/>
+      </w:pPr>
+      <w:rPr>
+        <w:rFonts w:ascii="Wingdings" w:hAnsi="Wingdings" w:hint="default"/>
+      </w:rPr>
+    </w:lvl>
+    <w:lvl w:ilvl="3" w:tplc="04220001" w:tentative="1">
+      <w:start w:val="1"/>
+      <w:numFmt w:val="bullet"/>
+      <w:lvlText w:val=""/>
+      <w:lvlJc w:val="left"/>
+      <w:pPr>
+        <w:ind w:left="2880" w:hanging="360"/>
+      </w:pPr>
+      <w:rPr>
+        <w:rFonts w:ascii="Symbol" w:hAnsi="Symbol" w:hint="default"/>
+      </w:rPr>
+    </w:lvl>
+    <w:lvl w:ilvl="4" w:tplc="04220003" w:tentative="1">
+      <w:start w:val="1"/>
+      <w:numFmt w:val="bullet"/>
+      <w:lvlText w:val="o"/>
+      <w:lvlJc w:val="left"/>
+      <w:pPr>
+        <w:ind w:left="3600" w:hanging="360"/>
+      </w:pPr>
+      <w:rPr>
+        <w:rFonts w:ascii="Courier New" w:hAnsi="Courier New" w:cs="Courier New" w:hint="default"/>
+      </w:rPr>
+    </w:lvl>
+    <w:lvl w:ilvl="5" w:tplc="04220005" w:tentative="1">
+      <w:start w:val="1"/>
+      <w:numFmt w:val="bullet"/>
+      <w:lvlText w:val=""/>
+      <w:lvlJc w:val="left"/>
+      <w:pPr>
+        <w:ind w:left="4320" w:hanging="360"/>
+      </w:pPr>
+      <w:rPr>
+        <w:rFonts w:ascii="Wingdings" w:hAnsi="Wingdings" w:hint="default"/>
+      </w:rPr>
+    </w:lvl>
+    <w:lvl w:ilvl="6" w:tplc="04220001" w:tentative="1">
+      <w:start w:val="1"/>
+      <w:numFmt w:val="bullet"/>
+      <w:lvlText w:val=""/>
+      <w:lvlJc w:val="left"/>
+      <w:pPr>
+        <w:ind w:left="5040" w:hanging="360"/>
+      </w:pPr>
+      <w:rPr>
+        <w:rFonts w:ascii="Symbol" w:hAnsi="Symbol" w:hint="default"/>
+      </w:rPr>
+    </w:lvl>
+    <w:lvl w:ilvl="7" w:tplc="04220003" w:tentative="1">
+      <w:start w:val="1"/>
+      <w:numFmt w:val="bullet"/>
+      <w:lvlText w:val="o"/>
+      <w:lvlJc w:val="left"/>
+      <w:pPr>
+        <w:ind w:left="5760" w:hanging="360"/>
+      </w:pPr>
+      <w:rPr>
+        <w:rFonts w:ascii="Courier New" w:hAnsi="Courier New" w:cs="Courier New" w:hint="default"/>
+      </w:rPr>
+    </w:lvl>
+    <w:lvl w:ilvl="8" w:tplc="04220005" w:tentative="1">
+      <w:start w:val="1"/>
+      <w:numFmt w:val="bullet"/>
+      <w:lvlText w:val=""/>
+      <w:lvlJc w:val="left"/>
+      <w:pPr>
+        <w:ind w:left="6480" w:hanging="360"/>
+      </w:pPr>
+      <w:rPr>
+        <w:rFonts w:ascii="Wingdings" w:hAnsi="Wingdings" w:hint="default"/>
+      </w:rPr>
+    </w:lvl>
+  </w:abstractNum>
+  <w:abstractNum w:abstractNumId="2" w15:restartNumberingAfterBreak="0">
     <w:nsid w:val="15D24D19"/>
     <w:multiLevelType w:val="hybridMultilevel"/>
     <w:tmpl w:val="64CC3CE4"/>
@@ -4716,7 +7743,7 @@
       </w:pPr>
     </w:lvl>
   </w:abstractNum>
-  <w:abstractNum w:abstractNumId="2" w15:restartNumberingAfterBreak="0">
+  <w:abstractNum w:abstractNumId="3" w15:restartNumberingAfterBreak="0">
     <w:nsid w:val="17610F0B"/>
     <w:multiLevelType w:val="multilevel"/>
     <w:tmpl w:val="7D9674E6"/>
@@ -4865,7 +7892,7 @@
       </w:rPr>
     </w:lvl>
   </w:abstractNum>
-  <w:abstractNum w:abstractNumId="3" w15:restartNumberingAfterBreak="0">
+  <w:abstractNum w:abstractNumId="4" w15:restartNumberingAfterBreak="0">
     <w:nsid w:val="2CF7411E"/>
     <w:multiLevelType w:val="multilevel"/>
     <w:tmpl w:val="C28C178E"/>
@@ -5014,7 +8041,7 @@
       </w:rPr>
     </w:lvl>
   </w:abstractNum>
-  <w:abstractNum w:abstractNumId="4" w15:restartNumberingAfterBreak="0">
+  <w:abstractNum w:abstractNumId="5" w15:restartNumberingAfterBreak="0">
     <w:nsid w:val="3AB20EF2"/>
     <w:multiLevelType w:val="hybridMultilevel"/>
     <w:tmpl w:val="D66C8C52"/>
@@ -5103,7 +8130,120 @@
       </w:pPr>
     </w:lvl>
   </w:abstractNum>
-  <w:abstractNum w:abstractNumId="5" w15:restartNumberingAfterBreak="0">
+  <w:abstractNum w:abstractNumId="6" w15:restartNumberingAfterBreak="0">
+    <w:nsid w:val="3CB64008"/>
+    <w:multiLevelType w:val="hybridMultilevel"/>
+    <w:tmpl w:val="3DDC7EB6"/>
+    <w:lvl w:ilvl="0" w:tplc="04220001">
+      <w:start w:val="1"/>
+      <w:numFmt w:val="bullet"/>
+      <w:lvlText w:val=""/>
+      <w:lvlJc w:val="left"/>
+      <w:pPr>
+        <w:ind w:left="720" w:hanging="360"/>
+      </w:pPr>
+      <w:rPr>
+        <w:rFonts w:ascii="Symbol" w:hAnsi="Symbol" w:hint="default"/>
+      </w:rPr>
+    </w:lvl>
+    <w:lvl w:ilvl="1" w:tplc="04220003">
+      <w:start w:val="1"/>
+      <w:numFmt w:val="bullet"/>
+      <w:lvlText w:val="o"/>
+      <w:lvlJc w:val="left"/>
+      <w:pPr>
+        <w:ind w:left="1440" w:hanging="360"/>
+      </w:pPr>
+      <w:rPr>
+        <w:rFonts w:ascii="Courier New" w:hAnsi="Courier New" w:cs="Courier New" w:hint="default"/>
+      </w:rPr>
+    </w:lvl>
+    <w:lvl w:ilvl="2" w:tplc="04220005">
+      <w:start w:val="1"/>
+      <w:numFmt w:val="bullet"/>
+      <w:lvlText w:val=""/>
+      <w:lvlJc w:val="left"/>
+      <w:pPr>
+        <w:ind w:left="2160" w:hanging="360"/>
+      </w:pPr>
+      <w:rPr>
+        <w:rFonts w:ascii="Wingdings" w:hAnsi="Wingdings" w:hint="default"/>
+      </w:rPr>
+    </w:lvl>
+    <w:lvl w:ilvl="3" w:tplc="04220001">
+      <w:start w:val="1"/>
+      <w:numFmt w:val="bullet"/>
+      <w:lvlText w:val=""/>
+      <w:lvlJc w:val="left"/>
+      <w:pPr>
+        <w:ind w:left="2880" w:hanging="360"/>
+      </w:pPr>
+      <w:rPr>
+        <w:rFonts w:ascii="Symbol" w:hAnsi="Symbol" w:hint="default"/>
+      </w:rPr>
+    </w:lvl>
+    <w:lvl w:ilvl="4" w:tplc="04220003" w:tentative="1">
+      <w:start w:val="1"/>
+      <w:numFmt w:val="bullet"/>
+      <w:lvlText w:val="o"/>
+      <w:lvlJc w:val="left"/>
+      <w:pPr>
+        <w:ind w:left="3600" w:hanging="360"/>
+      </w:pPr>
+      <w:rPr>
+        <w:rFonts w:ascii="Courier New" w:hAnsi="Courier New" w:cs="Courier New" w:hint="default"/>
+      </w:rPr>
+    </w:lvl>
+    <w:lvl w:ilvl="5" w:tplc="04220005" w:tentative="1">
+      <w:start w:val="1"/>
+      <w:numFmt w:val="bullet"/>
+      <w:lvlText w:val=""/>
+      <w:lvlJc w:val="left"/>
+      <w:pPr>
+        <w:ind w:left="4320" w:hanging="360"/>
+      </w:pPr>
+      <w:rPr>
+        <w:rFonts w:ascii="Wingdings" w:hAnsi="Wingdings" w:hint="default"/>
+      </w:rPr>
+    </w:lvl>
+    <w:lvl w:ilvl="6" w:tplc="04220001" w:tentative="1">
+      <w:start w:val="1"/>
+      <w:numFmt w:val="bullet"/>
+      <w:lvlText w:val=""/>
+      <w:lvlJc w:val="left"/>
+      <w:pPr>
+        <w:ind w:left="5040" w:hanging="360"/>
+      </w:pPr>
+      <w:rPr>
+        <w:rFonts w:ascii="Symbol" w:hAnsi="Symbol" w:hint="default"/>
+      </w:rPr>
+    </w:lvl>
+    <w:lvl w:ilvl="7" w:tplc="04220003" w:tentative="1">
+      <w:start w:val="1"/>
+      <w:numFmt w:val="bullet"/>
+      <w:lvlText w:val="o"/>
+      <w:lvlJc w:val="left"/>
+      <w:pPr>
+        <w:ind w:left="5760" w:hanging="360"/>
+      </w:pPr>
+      <w:rPr>
+        <w:rFonts w:ascii="Courier New" w:hAnsi="Courier New" w:cs="Courier New" w:hint="default"/>
+      </w:rPr>
+    </w:lvl>
+    <w:lvl w:ilvl="8" w:tplc="04220005" w:tentative="1">
+      <w:start w:val="1"/>
+      <w:numFmt w:val="bullet"/>
+      <w:lvlText w:val=""/>
+      <w:lvlJc w:val="left"/>
+      <w:pPr>
+        <w:ind w:left="6480" w:hanging="360"/>
+      </w:pPr>
+      <w:rPr>
+        <w:rFonts w:ascii="Wingdings" w:hAnsi="Wingdings" w:hint="default"/>
+      </w:rPr>
+    </w:lvl>
+  </w:abstractNum>
+  <w:abstractNum w:abstractNumId="7" w15:restartNumberingAfterBreak="0">
     <w:nsid w:val="4AAA1BAB"/>
     <w:multiLevelType w:val="multilevel"/>
     <w:tmpl w:val="39F863CC"/>
@@ -5252,7 +8392,7 @@
       </w:rPr>
     </w:lvl>
   </w:abstractNum>
-  <w:abstractNum w:abstractNumId="6" w15:restartNumberingAfterBreak="0">
+  <w:abstractNum w:abstractNumId="8" w15:restartNumberingAfterBreak="0">
     <w:nsid w:val="576A4B65"/>
     <w:multiLevelType w:val="multilevel"/>
     <w:tmpl w:val="6486F09C"/>
@@ -5401,7 +8541,7 @@
       </w:rPr>
     </w:lvl>
   </w:abstractNum>
-  <w:abstractNum w:abstractNumId="7" w15:restartNumberingAfterBreak="0">
+  <w:abstractNum w:abstractNumId="9" w15:restartNumberingAfterBreak="0">
     <w:nsid w:val="65A6596B"/>
     <w:multiLevelType w:val="hybridMultilevel"/>
     <w:tmpl w:val="2CFE6E82"/>
@@ -5514,7 +8654,7 @@
       </w:rPr>
     </w:lvl>
   </w:abstractNum>
-  <w:abstractNum w:abstractNumId="8" w15:restartNumberingAfterBreak="0">
+  <w:abstractNum w:abstractNumId="10" w15:restartNumberingAfterBreak="0">
     <w:nsid w:val="660227B8"/>
     <w:multiLevelType w:val="multilevel"/>
     <w:tmpl w:val="032C22FE"/>
@@ -5663,7 +8803,7 @@
       </w:rPr>
     </w:lvl>
   </w:abstractNum>
-  <w:abstractNum w:abstractNumId="9" w15:restartNumberingAfterBreak="0">
+  <w:abstractNum w:abstractNumId="11" w15:restartNumberingAfterBreak="0">
     <w:nsid w:val="66CE4BBA"/>
     <w:multiLevelType w:val="multilevel"/>
     <w:tmpl w:val="E65CD386"/>
@@ -5812,7 +8952,7 @@
       </w:rPr>
     </w:lvl>
   </w:abstractNum>
-  <w:abstractNum w:abstractNumId="10" w15:restartNumberingAfterBreak="0">
+  <w:abstractNum w:abstractNumId="12" w15:restartNumberingAfterBreak="0">
     <w:nsid w:val="6EE06836"/>
     <w:multiLevelType w:val="multilevel"/>
     <w:tmpl w:val="45B208C6"/>
@@ -5961,7 +9101,7 @@
       </w:rPr>
     </w:lvl>
   </w:abstractNum>
-  <w:abstractNum w:abstractNumId="11" w15:restartNumberingAfterBreak="0">
+  <w:abstractNum w:abstractNumId="13" w15:restartNumberingAfterBreak="0">
     <w:nsid w:val="7CEF27C0"/>
     <w:multiLevelType w:val="multilevel"/>
     <w:tmpl w:val="745C6E8A"/>
@@ -6111,40 +9251,46 @@
     </w:lvl>
   </w:abstractNum>
   <w:num w:numId="1" w16cid:durableId="1604921722">
-    <w:abstractNumId w:val="4"/>
+    <w:abstractNumId w:val="5"/>
   </w:num>
   <w:num w:numId="2" w16cid:durableId="1730759810">
-    <w:abstractNumId w:val="7"/>
+    <w:abstractNumId w:val="9"/>
   </w:num>
   <w:num w:numId="3" w16cid:durableId="19285093">
     <w:abstractNumId w:val="0"/>
   </w:num>
   <w:num w:numId="4" w16cid:durableId="1478568318">
+    <w:abstractNumId w:val="2"/>
+  </w:num>
+  <w:num w:numId="5" w16cid:durableId="2135634649">
+    <w:abstractNumId w:val="7"/>
+  </w:num>
+  <w:num w:numId="6" w16cid:durableId="1728455602">
+    <w:abstractNumId w:val="12"/>
+  </w:num>
+  <w:num w:numId="7" w16cid:durableId="159777223">
+    <w:abstractNumId w:val="4"/>
+  </w:num>
+  <w:num w:numId="8" w16cid:durableId="507909881">
+    <w:abstractNumId w:val="8"/>
+  </w:num>
+  <w:num w:numId="9" w16cid:durableId="283580209">
+    <w:abstractNumId w:val="13"/>
+  </w:num>
+  <w:num w:numId="10" w16cid:durableId="1684435772">
+    <w:abstractNumId w:val="10"/>
+  </w:num>
+  <w:num w:numId="11" w16cid:durableId="235945079">
+    <w:abstractNumId w:val="3"/>
+  </w:num>
+  <w:num w:numId="12" w16cid:durableId="763696455">
+    <w:abstractNumId w:val="11"/>
+  </w:num>
+  <w:num w:numId="13" w16cid:durableId="803235523">
     <w:abstractNumId w:val="1"/>
   </w:num>
-  <w:num w:numId="5" w16cid:durableId="2135634649">
-    <w:abstractNumId w:val="5"/>
-  </w:num>
-  <w:num w:numId="6" w16cid:durableId="1728455602">
-    <w:abstractNumId w:val="10"/>
-  </w:num>
-  <w:num w:numId="7" w16cid:durableId="159777223">
-    <w:abstractNumId w:val="3"/>
-  </w:num>
-  <w:num w:numId="8" w16cid:durableId="507909881">
+  <w:num w:numId="14" w16cid:durableId="1858226378">
     <w:abstractNumId w:val="6"/>
-  </w:num>
-  <w:num w:numId="9" w16cid:durableId="283580209">
-    <w:abstractNumId w:val="11"/>
-  </w:num>
-  <w:num w:numId="10" w16cid:durableId="1684435772">
-    <w:abstractNumId w:val="8"/>
-  </w:num>
-  <w:num w:numId="11" w16cid:durableId="235945079">
-    <w:abstractNumId w:val="2"/>
-  </w:num>
-  <w:num w:numId="12" w16cid:durableId="763696455">
-    <w:abstractNumId w:val="9"/>
   </w:num>
 </w:numbering>
 </file>
@@ -6158,7 +9304,7 @@
         <w:kern w:val="2"/>
         <w:sz w:val="24"/>
         <w:szCs w:val="24"/>
-        <w:lang w:eastAsia="en-US" w:bidi="ar-SA"/>
+        <w:lang w:val="uk-UA" w:eastAsia="en-US" w:bidi="ar-SA"/>
         <w14:ligatures w14:val="standardContextual"/>
       </w:rPr>
     </w:rPrDefault>

--- a/docs/Звіт_Проєкт_Digilai_Registry.docx
+++ b/docs/Звіт_Проєкт_Digilai_Registry.docx
@@ -151,7 +151,7 @@
                     </pic:cNvPicPr>
                   </pic:nvPicPr>
                   <pic:blipFill>
-                    <a:blip r:embed="rId7">
+                    <a:blip r:embed="rId8">
                       <a:extLst>
                         <a:ext uri="{28A0092B-C50C-407E-A947-70E740481C1C}">
                           <a14:useLocalDpi xmlns:a14="http://schemas.microsoft.com/office/drawing/2010/main" val="0"/>
@@ -1419,11 +1419,476 @@
         <w:ind w:left="720" w:firstLine="720"/>
         <w:rPr>
           <w:rFonts w:ascii="Times New Roman" w:hAnsi="Times New Roman" w:cs="Times New Roman"/>
+          <w:sz w:val="28"/>
+          <w:szCs w:val="28"/>
+          <w:u w:val="single"/>
+        </w:rPr>
+      </w:pPr>
+      <w:r>
+        <w:rPr>
+          <w:rFonts w:ascii="Times New Roman" w:hAnsi="Times New Roman" w:cs="Times New Roman"/>
+          <w:sz w:val="28"/>
+          <w:szCs w:val="28"/>
+          <w:u w:val="single"/>
+        </w:rPr>
+        <w:t>1.1. Мета роботи</w:t>
+      </w:r>
+    </w:p>
+    <w:p>
+      <w:pPr>
+        <w:rPr>
+          <w:rFonts w:ascii="Times New Roman" w:hAnsi="Times New Roman" w:cs="Times New Roman"/>
+          <w:sz w:val="28"/>
+          <w:szCs w:val="28"/>
+        </w:rPr>
+      </w:pPr>
+      <w:r>
+        <w:rPr>
+          <w:rFonts w:ascii="Times New Roman" w:hAnsi="Times New Roman" w:cs="Times New Roman"/>
+          <w:sz w:val="28"/>
+          <w:szCs w:val="28"/>
+        </w:rPr>
+        <w:t xml:space="preserve">Створити консольну інформаційну систему університету, яка покриває всі теми курсу </w:t>
+      </w:r>
+      <w:proofErr w:type="spellStart"/>
+      <w:r>
+        <w:rPr>
+          <w:rFonts w:ascii="Times New Roman" w:hAnsi="Times New Roman" w:cs="Times New Roman"/>
+          <w:sz w:val="28"/>
+          <w:szCs w:val="28"/>
+        </w:rPr>
+        <w:t>Advanced</w:t>
+      </w:r>
+      <w:proofErr w:type="spellEnd"/>
+      <w:r>
+        <w:rPr>
+          <w:rFonts w:ascii="Times New Roman" w:hAnsi="Times New Roman" w:cs="Times New Roman"/>
+          <w:sz w:val="28"/>
+          <w:szCs w:val="28"/>
+        </w:rPr>
+        <w:t xml:space="preserve"> </w:t>
+      </w:r>
+      <w:proofErr w:type="spellStart"/>
+      <w:r>
+        <w:rPr>
+          <w:rFonts w:ascii="Times New Roman" w:hAnsi="Times New Roman" w:cs="Times New Roman"/>
+          <w:sz w:val="28"/>
+          <w:szCs w:val="28"/>
+        </w:rPr>
+        <w:t>Java</w:t>
+      </w:r>
+      <w:proofErr w:type="spellEnd"/>
+      <w:r>
+        <w:rPr>
+          <w:rFonts w:ascii="Times New Roman" w:hAnsi="Times New Roman" w:cs="Times New Roman"/>
+          <w:sz w:val="28"/>
+          <w:szCs w:val="28"/>
+        </w:rPr>
+        <w:t xml:space="preserve">: ООП, колекції, </w:t>
+      </w:r>
+      <w:proofErr w:type="spellStart"/>
+      <w:r>
+        <w:rPr>
+          <w:rFonts w:ascii="Times New Roman" w:hAnsi="Times New Roman" w:cs="Times New Roman"/>
+          <w:sz w:val="28"/>
+          <w:szCs w:val="28"/>
+        </w:rPr>
+        <w:t>дженеріки</w:t>
+      </w:r>
+      <w:proofErr w:type="spellEnd"/>
+      <w:r>
+        <w:rPr>
+          <w:rFonts w:ascii="Times New Roman" w:hAnsi="Times New Roman" w:cs="Times New Roman"/>
+          <w:sz w:val="28"/>
+          <w:szCs w:val="28"/>
+        </w:rPr>
+        <w:t xml:space="preserve">, винятки, </w:t>
+      </w:r>
+      <w:proofErr w:type="spellStart"/>
+      <w:r>
+        <w:rPr>
+          <w:rFonts w:ascii="Times New Roman" w:hAnsi="Times New Roman" w:cs="Times New Roman"/>
+          <w:sz w:val="28"/>
+          <w:szCs w:val="28"/>
+        </w:rPr>
+        <w:t>логування</w:t>
+      </w:r>
+      <w:proofErr w:type="spellEnd"/>
+      <w:r>
+        <w:rPr>
+          <w:rFonts w:ascii="Times New Roman" w:hAnsi="Times New Roman" w:cs="Times New Roman"/>
+          <w:sz w:val="28"/>
+          <w:szCs w:val="28"/>
+        </w:rPr>
+        <w:t xml:space="preserve">, функціональне програмування, </w:t>
+      </w:r>
+      <w:proofErr w:type="spellStart"/>
+      <w:r>
+        <w:rPr>
+          <w:rFonts w:ascii="Times New Roman" w:hAnsi="Times New Roman" w:cs="Times New Roman"/>
+          <w:sz w:val="28"/>
+          <w:szCs w:val="28"/>
+        </w:rPr>
+        <w:t>Stream</w:t>
+      </w:r>
+      <w:proofErr w:type="spellEnd"/>
+      <w:r>
+        <w:rPr>
+          <w:rFonts w:ascii="Times New Roman" w:hAnsi="Times New Roman" w:cs="Times New Roman"/>
+          <w:sz w:val="28"/>
+          <w:szCs w:val="28"/>
+        </w:rPr>
+        <w:t xml:space="preserve"> API, сучасні типи </w:t>
+      </w:r>
+      <w:proofErr w:type="spellStart"/>
+      <w:r>
+        <w:rPr>
+          <w:rFonts w:ascii="Times New Roman" w:hAnsi="Times New Roman" w:cs="Times New Roman"/>
+          <w:sz w:val="28"/>
+          <w:szCs w:val="28"/>
+        </w:rPr>
+        <w:t>Java</w:t>
+      </w:r>
+      <w:proofErr w:type="spellEnd"/>
+      <w:r>
+        <w:rPr>
+          <w:rFonts w:ascii="Times New Roman" w:hAnsi="Times New Roman" w:cs="Times New Roman"/>
+          <w:sz w:val="28"/>
+          <w:szCs w:val="28"/>
+        </w:rPr>
+        <w:t xml:space="preserve">, I/O, </w:t>
+      </w:r>
+      <w:proofErr w:type="spellStart"/>
+      <w:r>
+        <w:rPr>
+          <w:rFonts w:ascii="Times New Roman" w:hAnsi="Times New Roman" w:cs="Times New Roman"/>
+          <w:sz w:val="28"/>
+          <w:szCs w:val="28"/>
+        </w:rPr>
+        <w:t>багатопоточність</w:t>
+      </w:r>
+      <w:proofErr w:type="spellEnd"/>
+      <w:r>
+        <w:rPr>
+          <w:rFonts w:ascii="Times New Roman" w:hAnsi="Times New Roman" w:cs="Times New Roman"/>
+          <w:sz w:val="28"/>
+          <w:szCs w:val="28"/>
+        </w:rPr>
+        <w:t xml:space="preserve">, мережу, рефлексію та анотації, тестування і роботу з </w:t>
+      </w:r>
+      <w:proofErr w:type="spellStart"/>
+      <w:r>
+        <w:rPr>
+          <w:rFonts w:ascii="Times New Roman" w:hAnsi="Times New Roman" w:cs="Times New Roman"/>
+          <w:sz w:val="28"/>
+          <w:szCs w:val="28"/>
+        </w:rPr>
+        <w:t>Git</w:t>
+      </w:r>
+      <w:proofErr w:type="spellEnd"/>
+      <w:r>
+        <w:rPr>
+          <w:rFonts w:ascii="Times New Roman" w:hAnsi="Times New Roman" w:cs="Times New Roman"/>
+          <w:sz w:val="28"/>
+          <w:szCs w:val="28"/>
+        </w:rPr>
+        <w:t>.</w:t>
+      </w:r>
+    </w:p>
+    <w:p>
+      <w:pPr>
+        <w:ind w:left="720" w:firstLine="720"/>
+        <w:rPr>
+          <w:rFonts w:ascii="Times New Roman" w:hAnsi="Times New Roman" w:cs="Times New Roman"/>
+          <w:sz w:val="28"/>
+          <w:szCs w:val="28"/>
+          <w:u w:val="single"/>
+        </w:rPr>
+      </w:pPr>
+      <w:r>
+        <w:rPr>
+          <w:rFonts w:ascii="Times New Roman" w:hAnsi="Times New Roman" w:cs="Times New Roman"/>
+          <w:sz w:val="28"/>
+          <w:szCs w:val="28"/>
+          <w:u w:val="single"/>
+        </w:rPr>
+        <w:t>1.2. Формат виконання</w:t>
+      </w:r>
+    </w:p>
+    <w:p>
+      <w:pPr>
+        <w:numPr>
+          <w:ilvl w:val="0"/>
+          <w:numId w:val="5"/>
+        </w:numPr>
+        <w:rPr>
+          <w:rFonts w:ascii="Times New Roman" w:hAnsi="Times New Roman" w:cs="Times New Roman"/>
+          <w:sz w:val="28"/>
+          <w:szCs w:val="28"/>
+        </w:rPr>
+      </w:pPr>
+      <w:r>
+        <w:rPr>
+          <w:rFonts w:ascii="Times New Roman" w:hAnsi="Times New Roman" w:cs="Times New Roman"/>
+          <w:sz w:val="28"/>
+          <w:szCs w:val="28"/>
+        </w:rPr>
+        <w:t>Робота виконується командою з двох студентів.</w:t>
+      </w:r>
+    </w:p>
+    <w:p>
+      <w:pPr>
+        <w:numPr>
+          <w:ilvl w:val="0"/>
+          <w:numId w:val="5"/>
+        </w:numPr>
+        <w:rPr>
+          <w:rFonts w:ascii="Times New Roman" w:hAnsi="Times New Roman" w:cs="Times New Roman"/>
+          <w:sz w:val="28"/>
+          <w:szCs w:val="28"/>
+        </w:rPr>
+      </w:pPr>
+      <w:r>
+        <w:rPr>
+          <w:rFonts w:ascii="Times New Roman" w:hAnsi="Times New Roman" w:cs="Times New Roman"/>
+          <w:sz w:val="28"/>
+          <w:szCs w:val="28"/>
+        </w:rPr>
+        <w:t xml:space="preserve">Проєкт ведеться в </w:t>
+      </w:r>
+      <w:proofErr w:type="spellStart"/>
+      <w:r>
+        <w:rPr>
+          <w:rFonts w:ascii="Times New Roman" w:hAnsi="Times New Roman" w:cs="Times New Roman"/>
+          <w:sz w:val="28"/>
+          <w:szCs w:val="28"/>
+        </w:rPr>
+        <w:t>GitHub</w:t>
+      </w:r>
+      <w:proofErr w:type="spellEnd"/>
+      <w:r>
+        <w:rPr>
+          <w:rFonts w:ascii="Times New Roman" w:hAnsi="Times New Roman" w:cs="Times New Roman"/>
+          <w:sz w:val="28"/>
+          <w:szCs w:val="28"/>
+        </w:rPr>
+        <w:t xml:space="preserve"> з історією </w:t>
+      </w:r>
+      <w:proofErr w:type="spellStart"/>
+      <w:r>
+        <w:rPr>
+          <w:rFonts w:ascii="Times New Roman" w:hAnsi="Times New Roman" w:cs="Times New Roman"/>
+          <w:sz w:val="28"/>
+          <w:szCs w:val="28"/>
+        </w:rPr>
+        <w:t>комітів</w:t>
+      </w:r>
+      <w:proofErr w:type="spellEnd"/>
+      <w:r>
+        <w:rPr>
+          <w:rFonts w:ascii="Times New Roman" w:hAnsi="Times New Roman" w:cs="Times New Roman"/>
+          <w:sz w:val="28"/>
+          <w:szCs w:val="28"/>
+        </w:rPr>
+        <w:t xml:space="preserve"> і </w:t>
+      </w:r>
+      <w:proofErr w:type="spellStart"/>
+      <w:r>
+        <w:rPr>
+          <w:rFonts w:ascii="Times New Roman" w:hAnsi="Times New Roman" w:cs="Times New Roman"/>
+          <w:sz w:val="28"/>
+          <w:szCs w:val="28"/>
+        </w:rPr>
+        <w:t>pull</w:t>
+      </w:r>
+      <w:proofErr w:type="spellEnd"/>
+      <w:r>
+        <w:rPr>
+          <w:rFonts w:ascii="Times New Roman" w:hAnsi="Times New Roman" w:cs="Times New Roman"/>
+          <w:sz w:val="28"/>
+          <w:szCs w:val="28"/>
+        </w:rPr>
+        <w:t xml:space="preserve"> </w:t>
+      </w:r>
+      <w:proofErr w:type="spellStart"/>
+      <w:r>
+        <w:rPr>
+          <w:rFonts w:ascii="Times New Roman" w:hAnsi="Times New Roman" w:cs="Times New Roman"/>
+          <w:sz w:val="28"/>
+          <w:szCs w:val="28"/>
+        </w:rPr>
+        <w:t>request</w:t>
+      </w:r>
+      <w:proofErr w:type="spellEnd"/>
+      <w:r>
+        <w:rPr>
+          <w:rFonts w:ascii="Times New Roman" w:hAnsi="Times New Roman" w:cs="Times New Roman"/>
+          <w:sz w:val="28"/>
+          <w:szCs w:val="28"/>
+        </w:rPr>
+        <w:t>.</w:t>
+      </w:r>
+    </w:p>
+    <w:p>
+      <w:pPr>
+        <w:numPr>
+          <w:ilvl w:val="0"/>
+          <w:numId w:val="5"/>
+        </w:numPr>
+        <w:rPr>
+          <w:rFonts w:ascii="Times New Roman" w:hAnsi="Times New Roman" w:cs="Times New Roman"/>
+          <w:sz w:val="28"/>
+          <w:szCs w:val="28"/>
+        </w:rPr>
+      </w:pPr>
+      <w:r>
+        <w:rPr>
+          <w:rFonts w:ascii="Times New Roman" w:hAnsi="Times New Roman" w:cs="Times New Roman"/>
+          <w:sz w:val="28"/>
+          <w:szCs w:val="28"/>
+        </w:rPr>
+        <w:t>Лабораторна триває весь курс і здається на останньому практичному.</w:t>
+      </w:r>
+    </w:p>
+    <w:p>
+      <w:pPr>
+        <w:ind w:left="720" w:firstLine="720"/>
+        <w:rPr>
+          <w:rFonts w:ascii="Times New Roman" w:hAnsi="Times New Roman" w:cs="Times New Roman"/>
+          <w:sz w:val="28"/>
+          <w:szCs w:val="28"/>
+          <w:u w:val="single"/>
+        </w:rPr>
+      </w:pPr>
+      <w:r>
+        <w:rPr>
+          <w:rFonts w:ascii="Times New Roman" w:hAnsi="Times New Roman" w:cs="Times New Roman"/>
+          <w:sz w:val="28"/>
+          <w:szCs w:val="28"/>
+          <w:u w:val="single"/>
+        </w:rPr>
+        <w:t>1.3. Предметна область</w:t>
+      </w:r>
+    </w:p>
+    <w:p>
+      <w:pPr>
+        <w:rPr>
+          <w:rFonts w:ascii="Times New Roman" w:hAnsi="Times New Roman" w:cs="Times New Roman"/>
+          <w:sz w:val="28"/>
+          <w:szCs w:val="28"/>
+        </w:rPr>
+      </w:pPr>
+      <w:r>
+        <w:rPr>
+          <w:rFonts w:ascii="Times New Roman" w:hAnsi="Times New Roman" w:cs="Times New Roman"/>
+          <w:sz w:val="28"/>
+          <w:szCs w:val="28"/>
+        </w:rPr>
+        <w:t xml:space="preserve">Потрібно реалізувати систему обліку факультетів, кафедр, студентів і викладачів університету </w:t>
+      </w:r>
+      <w:proofErr w:type="spellStart"/>
+      <w:r>
+        <w:rPr>
+          <w:rFonts w:ascii="Times New Roman" w:hAnsi="Times New Roman" w:cs="Times New Roman"/>
+          <w:sz w:val="28"/>
+          <w:szCs w:val="28"/>
+        </w:rPr>
+        <w:t>НаУКМА</w:t>
+      </w:r>
+      <w:proofErr w:type="spellEnd"/>
+      <w:r>
+        <w:rPr>
+          <w:rFonts w:ascii="Times New Roman" w:hAnsi="Times New Roman" w:cs="Times New Roman"/>
+          <w:sz w:val="28"/>
+          <w:szCs w:val="28"/>
+        </w:rPr>
+        <w:t>. Система працює у консольному режимі, спілкується з користувачем через меню і зберігає дані в структурованому вигляді.</w:t>
+      </w:r>
+    </w:p>
+    <w:p>
+      <w:pPr>
+        <w:ind w:left="720" w:firstLine="720"/>
+        <w:rPr>
+          <w:rFonts w:ascii="Times New Roman" w:hAnsi="Times New Roman" w:cs="Times New Roman"/>
+          <w:sz w:val="28"/>
+          <w:szCs w:val="28"/>
+          <w:u w:val="single"/>
+        </w:rPr>
+      </w:pPr>
+      <w:r>
+        <w:rPr>
+          <w:rFonts w:ascii="Times New Roman" w:hAnsi="Times New Roman" w:cs="Times New Roman"/>
+          <w:sz w:val="28"/>
+          <w:szCs w:val="28"/>
+          <w:u w:val="single"/>
+        </w:rPr>
+        <w:t>1.4. Мінімальний функціонал (обов'язковий)</w:t>
+      </w:r>
+    </w:p>
+    <w:p>
+      <w:pPr>
+        <w:ind w:left="1440" w:firstLine="720"/>
+        <w:rPr>
+          <w:rFonts w:ascii="Times New Roman" w:hAnsi="Times New Roman" w:cs="Times New Roman"/>
+          <w:i/>
+          <w:iCs/>
+          <w:sz w:val="28"/>
+          <w:szCs w:val="28"/>
+        </w:rPr>
+      </w:pPr>
+      <w:r>
+        <w:rPr>
+          <w:rFonts w:ascii="Times New Roman" w:hAnsi="Times New Roman" w:cs="Times New Roman"/>
+          <w:i/>
+          <w:iCs/>
+          <w:sz w:val="28"/>
+          <w:szCs w:val="28"/>
+        </w:rPr>
+        <w:t>1.4.1 Мінімальні дані сутностей</w:t>
+      </w:r>
+    </w:p>
+    <w:p>
+      <w:pPr>
+        <w:numPr>
+          <w:ilvl w:val="0"/>
+          <w:numId w:val="6"/>
+        </w:numPr>
+        <w:rPr>
+          <w:rFonts w:ascii="Times New Roman" w:hAnsi="Times New Roman" w:cs="Times New Roman"/>
+          <w:sz w:val="28"/>
+          <w:szCs w:val="28"/>
+        </w:rPr>
+      </w:pPr>
+      <w:r>
+        <w:rPr>
+          <w:rFonts w:ascii="Times New Roman" w:hAnsi="Times New Roman" w:cs="Times New Roman"/>
           <w:b/>
           <w:bCs/>
           <w:sz w:val="28"/>
           <w:szCs w:val="28"/>
         </w:rPr>
+        <w:t>Університет:</w:t>
+      </w:r>
+      <w:r>
+        <w:rPr>
+          <w:rFonts w:ascii="Times New Roman" w:hAnsi="Times New Roman" w:cs="Times New Roman"/>
+          <w:sz w:val="28"/>
+          <w:szCs w:val="28"/>
+        </w:rPr>
+        <w:t> повна назва, скорочена назва, місто, адреса.</w:t>
+      </w:r>
+    </w:p>
+    <w:p>
+      <w:pPr>
+        <w:numPr>
+          <w:ilvl w:val="0"/>
+          <w:numId w:val="6"/>
+        </w:numPr>
+        <w:rPr>
+          <w:rFonts w:ascii="Times New Roman" w:hAnsi="Times New Roman" w:cs="Times New Roman"/>
+          <w:sz w:val="28"/>
+          <w:szCs w:val="28"/>
+        </w:rPr>
       </w:pPr>
       <w:r>
         <w:rPr>
@@ -1433,8 +1898,29 @@
           <w:sz w:val="28"/>
           <w:szCs w:val="28"/>
         </w:rPr>
-        <w:t>1.</w:t>
-      </w:r>
+        <w:t>Факультет:</w:t>
+      </w:r>
+      <w:r>
+        <w:rPr>
+          <w:rFonts w:ascii="Times New Roman" w:hAnsi="Times New Roman" w:cs="Times New Roman"/>
+          <w:sz w:val="28"/>
+          <w:szCs w:val="28"/>
+        </w:rPr>
+        <w:t> унікальний код, назва, скорочена назва, декан (посилання на викладача), контакти.</w:t>
+      </w:r>
+    </w:p>
+    <w:p>
+      <w:pPr>
+        <w:numPr>
+          <w:ilvl w:val="0"/>
+          <w:numId w:val="6"/>
+        </w:numPr>
+        <w:rPr>
+          <w:rFonts w:ascii="Times New Roman" w:hAnsi="Times New Roman" w:cs="Times New Roman"/>
+          <w:sz w:val="28"/>
+          <w:szCs w:val="28"/>
+        </w:rPr>
+      </w:pPr>
       <w:r>
         <w:rPr>
           <w:rFonts w:ascii="Times New Roman" w:hAnsi="Times New Roman" w:cs="Times New Roman"/>
@@ -1443,8 +1929,29 @@
           <w:sz w:val="28"/>
           <w:szCs w:val="28"/>
         </w:rPr>
-        <w:t>1.</w:t>
-      </w:r>
+        <w:t>Кафедра:</w:t>
+      </w:r>
+      <w:r>
+        <w:rPr>
+          <w:rFonts w:ascii="Times New Roman" w:hAnsi="Times New Roman" w:cs="Times New Roman"/>
+          <w:sz w:val="28"/>
+          <w:szCs w:val="28"/>
+        </w:rPr>
+        <w:t> унікальний код, назва, факультет (посилання), завідувач (посилання на викладача), кабінет/локація.</w:t>
+      </w:r>
+    </w:p>
+    <w:p>
+      <w:pPr>
+        <w:numPr>
+          <w:ilvl w:val="0"/>
+          <w:numId w:val="6"/>
+        </w:numPr>
+        <w:rPr>
+          <w:rFonts w:ascii="Times New Roman" w:hAnsi="Times New Roman" w:cs="Times New Roman"/>
+          <w:sz w:val="28"/>
+          <w:szCs w:val="28"/>
+        </w:rPr>
+      </w:pPr>
       <w:r>
         <w:rPr>
           <w:rFonts w:ascii="Times New Roman" w:hAnsi="Times New Roman" w:cs="Times New Roman"/>
@@ -1453,173 +1960,48 @@
           <w:sz w:val="28"/>
           <w:szCs w:val="28"/>
         </w:rPr>
-        <w:t xml:space="preserve"> Мета роботи</w:t>
-      </w:r>
-    </w:p>
-    <w:p>
-      <w:pPr>
-        <w:rPr>
-          <w:rFonts w:ascii="Times New Roman" w:hAnsi="Times New Roman" w:cs="Times New Roman"/>
-          <w:sz w:val="28"/>
-          <w:szCs w:val="28"/>
-        </w:rPr>
-      </w:pPr>
-      <w:r>
-        <w:rPr>
-          <w:rFonts w:ascii="Times New Roman" w:hAnsi="Times New Roman" w:cs="Times New Roman"/>
-          <w:sz w:val="28"/>
-          <w:szCs w:val="28"/>
-        </w:rPr>
-        <w:t xml:space="preserve">Створити консольну інформаційну систему університету, яка покриває всі теми курсу </w:t>
-      </w:r>
-      <w:proofErr w:type="spellStart"/>
-      <w:r>
-        <w:rPr>
-          <w:rFonts w:ascii="Times New Roman" w:hAnsi="Times New Roman" w:cs="Times New Roman"/>
-          <w:sz w:val="28"/>
-          <w:szCs w:val="28"/>
-        </w:rPr>
-        <w:t>Advanced</w:t>
-      </w:r>
-      <w:proofErr w:type="spellEnd"/>
-      <w:r>
-        <w:rPr>
-          <w:rFonts w:ascii="Times New Roman" w:hAnsi="Times New Roman" w:cs="Times New Roman"/>
-          <w:sz w:val="28"/>
-          <w:szCs w:val="28"/>
-        </w:rPr>
-        <w:t xml:space="preserve"> </w:t>
-      </w:r>
-      <w:proofErr w:type="spellStart"/>
-      <w:r>
-        <w:rPr>
-          <w:rFonts w:ascii="Times New Roman" w:hAnsi="Times New Roman" w:cs="Times New Roman"/>
-          <w:sz w:val="28"/>
-          <w:szCs w:val="28"/>
-        </w:rPr>
-        <w:t>Java</w:t>
-      </w:r>
-      <w:proofErr w:type="spellEnd"/>
-      <w:r>
-        <w:rPr>
-          <w:rFonts w:ascii="Times New Roman" w:hAnsi="Times New Roman" w:cs="Times New Roman"/>
-          <w:sz w:val="28"/>
-          <w:szCs w:val="28"/>
-        </w:rPr>
-        <w:t xml:space="preserve">: ООП, колекції, </w:t>
-      </w:r>
-      <w:proofErr w:type="spellStart"/>
-      <w:r>
-        <w:rPr>
-          <w:rFonts w:ascii="Times New Roman" w:hAnsi="Times New Roman" w:cs="Times New Roman"/>
-          <w:sz w:val="28"/>
-          <w:szCs w:val="28"/>
-        </w:rPr>
-        <w:t>дженеріки</w:t>
-      </w:r>
-      <w:proofErr w:type="spellEnd"/>
-      <w:r>
-        <w:rPr>
-          <w:rFonts w:ascii="Times New Roman" w:hAnsi="Times New Roman" w:cs="Times New Roman"/>
-          <w:sz w:val="28"/>
-          <w:szCs w:val="28"/>
-        </w:rPr>
-        <w:t xml:space="preserve">, винятки, </w:t>
-      </w:r>
-      <w:proofErr w:type="spellStart"/>
-      <w:r>
-        <w:rPr>
-          <w:rFonts w:ascii="Times New Roman" w:hAnsi="Times New Roman" w:cs="Times New Roman"/>
-          <w:sz w:val="28"/>
-          <w:szCs w:val="28"/>
-        </w:rPr>
-        <w:t>логування</w:t>
-      </w:r>
-      <w:proofErr w:type="spellEnd"/>
-      <w:r>
-        <w:rPr>
-          <w:rFonts w:ascii="Times New Roman" w:hAnsi="Times New Roman" w:cs="Times New Roman"/>
-          <w:sz w:val="28"/>
-          <w:szCs w:val="28"/>
-        </w:rPr>
-        <w:t xml:space="preserve">, функціональне програмування, </w:t>
-      </w:r>
-      <w:proofErr w:type="spellStart"/>
-      <w:r>
-        <w:rPr>
-          <w:rFonts w:ascii="Times New Roman" w:hAnsi="Times New Roman" w:cs="Times New Roman"/>
-          <w:sz w:val="28"/>
-          <w:szCs w:val="28"/>
-        </w:rPr>
-        <w:t>Stream</w:t>
-      </w:r>
-      <w:proofErr w:type="spellEnd"/>
-      <w:r>
-        <w:rPr>
-          <w:rFonts w:ascii="Times New Roman" w:hAnsi="Times New Roman" w:cs="Times New Roman"/>
-          <w:sz w:val="28"/>
-          <w:szCs w:val="28"/>
-        </w:rPr>
-        <w:t xml:space="preserve"> API, сучасні типи </w:t>
-      </w:r>
-      <w:proofErr w:type="spellStart"/>
-      <w:r>
-        <w:rPr>
-          <w:rFonts w:ascii="Times New Roman" w:hAnsi="Times New Roman" w:cs="Times New Roman"/>
-          <w:sz w:val="28"/>
-          <w:szCs w:val="28"/>
-        </w:rPr>
-        <w:t>Java</w:t>
-      </w:r>
-      <w:proofErr w:type="spellEnd"/>
-      <w:r>
-        <w:rPr>
-          <w:rFonts w:ascii="Times New Roman" w:hAnsi="Times New Roman" w:cs="Times New Roman"/>
-          <w:sz w:val="28"/>
-          <w:szCs w:val="28"/>
-        </w:rPr>
-        <w:t xml:space="preserve">, I/O, </w:t>
-      </w:r>
-      <w:proofErr w:type="spellStart"/>
-      <w:r>
-        <w:rPr>
-          <w:rFonts w:ascii="Times New Roman" w:hAnsi="Times New Roman" w:cs="Times New Roman"/>
-          <w:sz w:val="28"/>
-          <w:szCs w:val="28"/>
-        </w:rPr>
-        <w:t>багатопоточність</w:t>
-      </w:r>
-      <w:proofErr w:type="spellEnd"/>
-      <w:r>
-        <w:rPr>
-          <w:rFonts w:ascii="Times New Roman" w:hAnsi="Times New Roman" w:cs="Times New Roman"/>
-          <w:sz w:val="28"/>
-          <w:szCs w:val="28"/>
-        </w:rPr>
-        <w:t xml:space="preserve">, мережу, рефлексію та анотації, тестування і роботу з </w:t>
-      </w:r>
-      <w:proofErr w:type="spellStart"/>
-      <w:r>
-        <w:rPr>
-          <w:rFonts w:ascii="Times New Roman" w:hAnsi="Times New Roman" w:cs="Times New Roman"/>
-          <w:sz w:val="28"/>
-          <w:szCs w:val="28"/>
-        </w:rPr>
-        <w:t>Git</w:t>
-      </w:r>
-      <w:proofErr w:type="spellEnd"/>
-      <w:r>
-        <w:rPr>
-          <w:rFonts w:ascii="Times New Roman" w:hAnsi="Times New Roman" w:cs="Times New Roman"/>
-          <w:sz w:val="28"/>
-          <w:szCs w:val="28"/>
-        </w:rPr>
-        <w:t>.</w:t>
-      </w:r>
-    </w:p>
-    <w:p>
-      <w:pPr>
-        <w:ind w:left="720" w:firstLine="720"/>
+        <w:t>Персона (базовий тип):</w:t>
+      </w:r>
+      <w:r>
+        <w:rPr>
+          <w:rFonts w:ascii="Times New Roman" w:hAnsi="Times New Roman" w:cs="Times New Roman"/>
+          <w:sz w:val="28"/>
+          <w:szCs w:val="28"/>
+        </w:rPr>
+        <w:t xml:space="preserve"> унікальний ідентифікатор, ПІБ (3 частини), дата народження, </w:t>
+      </w:r>
+      <w:proofErr w:type="spellStart"/>
+      <w:r>
+        <w:rPr>
+          <w:rFonts w:ascii="Times New Roman" w:hAnsi="Times New Roman" w:cs="Times New Roman"/>
+          <w:sz w:val="28"/>
+          <w:szCs w:val="28"/>
+        </w:rPr>
+        <w:t>email</w:t>
+      </w:r>
+      <w:proofErr w:type="spellEnd"/>
+      <w:r>
+        <w:rPr>
+          <w:rFonts w:ascii="Times New Roman" w:hAnsi="Times New Roman" w:cs="Times New Roman"/>
+          <w:sz w:val="28"/>
+          <w:szCs w:val="28"/>
+        </w:rPr>
+        <w:t>, телефон.</w:t>
+      </w:r>
+    </w:p>
+    <w:p>
+      <w:pPr>
+        <w:numPr>
+          <w:ilvl w:val="0"/>
+          <w:numId w:val="6"/>
+        </w:numPr>
+        <w:rPr>
+          <w:rFonts w:ascii="Times New Roman" w:hAnsi="Times New Roman" w:cs="Times New Roman"/>
+          <w:sz w:val="28"/>
+          <w:szCs w:val="28"/>
+        </w:rPr>
+      </w:pPr>
+      <w:r>
         <w:rPr>
           <w:rFonts w:ascii="Times New Roman" w:hAnsi="Times New Roman" w:cs="Times New Roman"/>
           <w:b/>
@@ -1627,6 +2009,28 @@
           <w:sz w:val="28"/>
           <w:szCs w:val="28"/>
         </w:rPr>
+        <w:t>Студент:</w:t>
+      </w:r>
+      <w:r>
+        <w:rPr>
+          <w:rFonts w:ascii="Times New Roman" w:hAnsi="Times New Roman" w:cs="Times New Roman"/>
+          <w:sz w:val="28"/>
+          <w:szCs w:val="28"/>
+        </w:rPr>
+        <w:t> ідентифікатор студента/залікова, курс (1-6), група, рік вступу, форма навчання (бюджет/контракт), статус (навчається/академвідпустка/відрахований).</w:t>
+      </w:r>
+    </w:p>
+    <w:p>
+      <w:pPr>
+        <w:numPr>
+          <w:ilvl w:val="0"/>
+          <w:numId w:val="6"/>
+        </w:numPr>
+        <w:rPr>
+          <w:rFonts w:ascii="Times New Roman" w:hAnsi="Times New Roman" w:cs="Times New Roman"/>
+          <w:sz w:val="28"/>
+          <w:szCs w:val="28"/>
+        </w:rPr>
       </w:pPr>
       <w:r>
         <w:rPr>
@@ -1636,8 +2040,327 @@
           <w:sz w:val="28"/>
           <w:szCs w:val="28"/>
         </w:rPr>
-        <w:t>1.</w:t>
-      </w:r>
+        <w:lastRenderedPageBreak/>
+        <w:t>Викладач:</w:t>
+      </w:r>
+      <w:r>
+        <w:rPr>
+          <w:rFonts w:ascii="Times New Roman" w:hAnsi="Times New Roman" w:cs="Times New Roman"/>
+          <w:sz w:val="28"/>
+          <w:szCs w:val="28"/>
+        </w:rPr>
+        <w:t> посада, науковий ступінь, вчене звання, дата прийняття на роботу, ставка/навантаження.</w:t>
+      </w:r>
+    </w:p>
+    <w:p>
+      <w:pPr>
+        <w:ind w:left="1440" w:firstLine="720"/>
+        <w:rPr>
+          <w:rFonts w:ascii="Times New Roman" w:hAnsi="Times New Roman" w:cs="Times New Roman"/>
+          <w:i/>
+          <w:iCs/>
+          <w:sz w:val="28"/>
+          <w:szCs w:val="28"/>
+        </w:rPr>
+      </w:pPr>
+      <w:r>
+        <w:rPr>
+          <w:rFonts w:ascii="Times New Roman" w:hAnsi="Times New Roman" w:cs="Times New Roman"/>
+          <w:i/>
+          <w:iCs/>
+          <w:sz w:val="28"/>
+          <w:szCs w:val="28"/>
+        </w:rPr>
+        <w:t>1.4.2 Операції керування даними</w:t>
+      </w:r>
+    </w:p>
+    <w:p>
+      <w:pPr>
+        <w:numPr>
+          <w:ilvl w:val="0"/>
+          <w:numId w:val="7"/>
+        </w:numPr>
+        <w:rPr>
+          <w:rFonts w:ascii="Times New Roman" w:hAnsi="Times New Roman" w:cs="Times New Roman"/>
+          <w:sz w:val="28"/>
+          <w:szCs w:val="28"/>
+        </w:rPr>
+      </w:pPr>
+      <w:r>
+        <w:rPr>
+          <w:rFonts w:ascii="Times New Roman" w:hAnsi="Times New Roman" w:cs="Times New Roman"/>
+          <w:sz w:val="28"/>
+          <w:szCs w:val="28"/>
+        </w:rPr>
+        <w:t>Створити/видалити/редагувати факультет.</w:t>
+      </w:r>
+    </w:p>
+    <w:p>
+      <w:pPr>
+        <w:numPr>
+          <w:ilvl w:val="0"/>
+          <w:numId w:val="7"/>
+        </w:numPr>
+        <w:rPr>
+          <w:rFonts w:ascii="Times New Roman" w:hAnsi="Times New Roman" w:cs="Times New Roman"/>
+          <w:sz w:val="28"/>
+          <w:szCs w:val="28"/>
+        </w:rPr>
+      </w:pPr>
+      <w:r>
+        <w:rPr>
+          <w:rFonts w:ascii="Times New Roman" w:hAnsi="Times New Roman" w:cs="Times New Roman"/>
+          <w:sz w:val="28"/>
+          <w:szCs w:val="28"/>
+        </w:rPr>
+        <w:t>Створити/видалити/редагувати кафедру факультету.</w:t>
+      </w:r>
+    </w:p>
+    <w:p>
+      <w:pPr>
+        <w:numPr>
+          <w:ilvl w:val="0"/>
+          <w:numId w:val="7"/>
+        </w:numPr>
+        <w:rPr>
+          <w:rFonts w:ascii="Times New Roman" w:hAnsi="Times New Roman" w:cs="Times New Roman"/>
+          <w:sz w:val="28"/>
+          <w:szCs w:val="28"/>
+        </w:rPr>
+      </w:pPr>
+      <w:r>
+        <w:rPr>
+          <w:rFonts w:ascii="Times New Roman" w:hAnsi="Times New Roman" w:cs="Times New Roman"/>
+          <w:sz w:val="28"/>
+          <w:szCs w:val="28"/>
+        </w:rPr>
+        <w:t>Додати/видалити/редагувати студента/викладача в кафедрі.</w:t>
+      </w:r>
+    </w:p>
+    <w:p>
+      <w:pPr>
+        <w:numPr>
+          <w:ilvl w:val="0"/>
+          <w:numId w:val="7"/>
+        </w:numPr>
+        <w:rPr>
+          <w:rFonts w:ascii="Times New Roman" w:hAnsi="Times New Roman" w:cs="Times New Roman"/>
+          <w:sz w:val="28"/>
+          <w:szCs w:val="28"/>
+        </w:rPr>
+      </w:pPr>
+      <w:r>
+        <w:rPr>
+          <w:rFonts w:ascii="Times New Roman" w:hAnsi="Times New Roman" w:cs="Times New Roman"/>
+          <w:sz w:val="28"/>
+          <w:szCs w:val="28"/>
+        </w:rPr>
+        <w:t>Переводити студента між групами/кафедрами та змінювати курс.</w:t>
+      </w:r>
+    </w:p>
+    <w:p>
+      <w:pPr>
+        <w:ind w:left="1440" w:firstLine="720"/>
+        <w:rPr>
+          <w:rFonts w:ascii="Times New Roman" w:hAnsi="Times New Roman" w:cs="Times New Roman"/>
+          <w:i/>
+          <w:iCs/>
+          <w:sz w:val="28"/>
+          <w:szCs w:val="28"/>
+        </w:rPr>
+      </w:pPr>
+      <w:r>
+        <w:rPr>
+          <w:rFonts w:ascii="Times New Roman" w:hAnsi="Times New Roman" w:cs="Times New Roman"/>
+          <w:i/>
+          <w:iCs/>
+          <w:sz w:val="28"/>
+          <w:szCs w:val="28"/>
+        </w:rPr>
+        <w:t>1.4.3 Пошук і звіти</w:t>
+      </w:r>
+    </w:p>
+    <w:p>
+      <w:pPr>
+        <w:numPr>
+          <w:ilvl w:val="0"/>
+          <w:numId w:val="8"/>
+        </w:numPr>
+        <w:rPr>
+          <w:rFonts w:ascii="Times New Roman" w:hAnsi="Times New Roman" w:cs="Times New Roman"/>
+          <w:sz w:val="28"/>
+          <w:szCs w:val="28"/>
+        </w:rPr>
+      </w:pPr>
+      <w:r>
+        <w:rPr>
+          <w:rFonts w:ascii="Times New Roman" w:hAnsi="Times New Roman" w:cs="Times New Roman"/>
+          <w:sz w:val="28"/>
+          <w:szCs w:val="28"/>
+        </w:rPr>
+        <w:t>Знайти студента/викладача за ПІБ, курсом або групою.</w:t>
+      </w:r>
+    </w:p>
+    <w:p>
+      <w:pPr>
+        <w:numPr>
+          <w:ilvl w:val="0"/>
+          <w:numId w:val="8"/>
+        </w:numPr>
+        <w:rPr>
+          <w:rFonts w:ascii="Times New Roman" w:hAnsi="Times New Roman" w:cs="Times New Roman"/>
+          <w:sz w:val="28"/>
+          <w:szCs w:val="28"/>
+        </w:rPr>
+      </w:pPr>
+      <w:r>
+        <w:rPr>
+          <w:rFonts w:ascii="Times New Roman" w:hAnsi="Times New Roman" w:cs="Times New Roman"/>
+          <w:sz w:val="28"/>
+          <w:szCs w:val="28"/>
+        </w:rPr>
+        <w:t>Вивести всіх студентів, впорядкованих за курсами.</w:t>
+      </w:r>
+    </w:p>
+    <w:p>
+      <w:pPr>
+        <w:numPr>
+          <w:ilvl w:val="0"/>
+          <w:numId w:val="8"/>
+        </w:numPr>
+        <w:rPr>
+          <w:rFonts w:ascii="Times New Roman" w:hAnsi="Times New Roman" w:cs="Times New Roman"/>
+          <w:sz w:val="28"/>
+          <w:szCs w:val="28"/>
+        </w:rPr>
+      </w:pPr>
+      <w:r>
+        <w:rPr>
+          <w:rFonts w:ascii="Times New Roman" w:hAnsi="Times New Roman" w:cs="Times New Roman"/>
+          <w:sz w:val="28"/>
+          <w:szCs w:val="28"/>
+        </w:rPr>
+        <w:t>Вивести всіх студентів/викладачів факультету, впорядкованих за алфавітом.</w:t>
+      </w:r>
+    </w:p>
+    <w:p>
+      <w:pPr>
+        <w:numPr>
+          <w:ilvl w:val="0"/>
+          <w:numId w:val="8"/>
+        </w:numPr>
+        <w:rPr>
+          <w:rFonts w:ascii="Times New Roman" w:hAnsi="Times New Roman" w:cs="Times New Roman"/>
+          <w:sz w:val="28"/>
+          <w:szCs w:val="28"/>
+        </w:rPr>
+      </w:pPr>
+      <w:r>
+        <w:rPr>
+          <w:rFonts w:ascii="Times New Roman" w:hAnsi="Times New Roman" w:cs="Times New Roman"/>
+          <w:sz w:val="28"/>
+          <w:szCs w:val="28"/>
+        </w:rPr>
+        <w:t>Вивести всіх студентів кафедри, впорядкованих за курсами.</w:t>
+      </w:r>
+    </w:p>
+    <w:p>
+      <w:pPr>
+        <w:numPr>
+          <w:ilvl w:val="0"/>
+          <w:numId w:val="8"/>
+        </w:numPr>
+        <w:rPr>
+          <w:rFonts w:ascii="Times New Roman" w:hAnsi="Times New Roman" w:cs="Times New Roman"/>
+          <w:sz w:val="28"/>
+          <w:szCs w:val="28"/>
+        </w:rPr>
+      </w:pPr>
+      <w:r>
+        <w:rPr>
+          <w:rFonts w:ascii="Times New Roman" w:hAnsi="Times New Roman" w:cs="Times New Roman"/>
+          <w:sz w:val="28"/>
+          <w:szCs w:val="28"/>
+        </w:rPr>
+        <w:t>Вивести всіх студентів/викладачів кафедри, впорядкованих за алфавітом.</w:t>
+      </w:r>
+    </w:p>
+    <w:p>
+      <w:pPr>
+        <w:numPr>
+          <w:ilvl w:val="0"/>
+          <w:numId w:val="8"/>
+        </w:numPr>
+        <w:rPr>
+          <w:rFonts w:ascii="Times New Roman" w:hAnsi="Times New Roman" w:cs="Times New Roman"/>
+          <w:sz w:val="28"/>
+          <w:szCs w:val="28"/>
+        </w:rPr>
+      </w:pPr>
+      <w:r>
+        <w:rPr>
+          <w:rFonts w:ascii="Times New Roman" w:hAnsi="Times New Roman" w:cs="Times New Roman"/>
+          <w:sz w:val="28"/>
+          <w:szCs w:val="28"/>
+        </w:rPr>
+        <w:t>Вивести всіх студентів кафедри вказаного курсу (звичайний список та впорядкований за алфавітом).</w:t>
+      </w:r>
+    </w:p>
+    <w:p>
+      <w:pPr>
+        <w:ind w:left="1440" w:firstLine="720"/>
+        <w:rPr>
+          <w:rFonts w:ascii="Times New Roman" w:hAnsi="Times New Roman" w:cs="Times New Roman"/>
+          <w:i/>
+          <w:iCs/>
+          <w:sz w:val="28"/>
+          <w:szCs w:val="28"/>
+        </w:rPr>
+      </w:pPr>
+      <w:r>
+        <w:rPr>
+          <w:rFonts w:ascii="Times New Roman" w:hAnsi="Times New Roman" w:cs="Times New Roman"/>
+          <w:i/>
+          <w:iCs/>
+          <w:sz w:val="28"/>
+          <w:szCs w:val="28"/>
+        </w:rPr>
+        <w:t>1.4.4 Доступ і ролі</w:t>
+      </w:r>
+    </w:p>
+    <w:p>
+      <w:pPr>
+        <w:numPr>
+          <w:ilvl w:val="0"/>
+          <w:numId w:val="9"/>
+        </w:numPr>
+        <w:rPr>
+          <w:rFonts w:ascii="Times New Roman" w:hAnsi="Times New Roman" w:cs="Times New Roman"/>
+          <w:sz w:val="28"/>
+          <w:szCs w:val="28"/>
+        </w:rPr>
+      </w:pPr>
+      <w:r>
+        <w:rPr>
+          <w:rFonts w:ascii="Times New Roman" w:hAnsi="Times New Roman" w:cs="Times New Roman"/>
+          <w:sz w:val="28"/>
+          <w:szCs w:val="28"/>
+        </w:rPr>
+        <w:t>Потрібна авторизація (логін/пароль) і розмежування прав доступу.</w:t>
+      </w:r>
+    </w:p>
+    <w:p>
+      <w:pPr>
+        <w:numPr>
+          <w:ilvl w:val="0"/>
+          <w:numId w:val="9"/>
+        </w:numPr>
+        <w:rPr>
+          <w:rFonts w:ascii="Times New Roman" w:hAnsi="Times New Roman" w:cs="Times New Roman"/>
+          <w:sz w:val="28"/>
+          <w:szCs w:val="28"/>
+        </w:rPr>
+      </w:pPr>
       <w:r>
         <w:rPr>
           <w:rFonts w:ascii="Times New Roman" w:hAnsi="Times New Roman" w:cs="Times New Roman"/>
@@ -1646,147 +2369,30 @@
           <w:sz w:val="28"/>
           <w:szCs w:val="28"/>
         </w:rPr>
-        <w:t>2. Формат виконання</w:t>
+        <w:t>Користувач:</w:t>
+      </w:r>
+      <w:r>
+        <w:rPr>
+          <w:rFonts w:ascii="Times New Roman" w:hAnsi="Times New Roman" w:cs="Times New Roman"/>
+          <w:sz w:val="28"/>
+          <w:szCs w:val="28"/>
+        </w:rPr>
+        <w:t> лише перегляд (пошук і звіти).</w:t>
       </w:r>
     </w:p>
     <w:p>
       <w:pPr>
         <w:numPr>
           <w:ilvl w:val="0"/>
-          <w:numId w:val="5"/>
-        </w:numPr>
-        <w:rPr>
-          <w:rFonts w:ascii="Times New Roman" w:hAnsi="Times New Roman" w:cs="Times New Roman"/>
-          <w:sz w:val="28"/>
-          <w:szCs w:val="28"/>
-        </w:rPr>
-      </w:pPr>
-      <w:r>
-        <w:rPr>
-          <w:rFonts w:ascii="Times New Roman" w:hAnsi="Times New Roman" w:cs="Times New Roman"/>
-          <w:sz w:val="28"/>
-          <w:szCs w:val="28"/>
-        </w:rPr>
-        <w:t>Робота виконується командою з двох студентів.</w:t>
-      </w:r>
-    </w:p>
-    <w:p>
-      <w:pPr>
-        <w:numPr>
-          <w:ilvl w:val="0"/>
-          <w:numId w:val="5"/>
-        </w:numPr>
-        <w:rPr>
-          <w:rFonts w:ascii="Times New Roman" w:hAnsi="Times New Roman" w:cs="Times New Roman"/>
-          <w:sz w:val="28"/>
-          <w:szCs w:val="28"/>
-        </w:rPr>
-      </w:pPr>
-      <w:r>
-        <w:rPr>
-          <w:rFonts w:ascii="Times New Roman" w:hAnsi="Times New Roman" w:cs="Times New Roman"/>
-          <w:sz w:val="28"/>
-          <w:szCs w:val="28"/>
-        </w:rPr>
-        <w:t xml:space="preserve">Проєкт ведеться в </w:t>
-      </w:r>
-      <w:proofErr w:type="spellStart"/>
-      <w:r>
-        <w:rPr>
-          <w:rFonts w:ascii="Times New Roman" w:hAnsi="Times New Roman" w:cs="Times New Roman"/>
-          <w:sz w:val="28"/>
-          <w:szCs w:val="28"/>
-        </w:rPr>
-        <w:t>GitHub</w:t>
-      </w:r>
-      <w:proofErr w:type="spellEnd"/>
-      <w:r>
-        <w:rPr>
-          <w:rFonts w:ascii="Times New Roman" w:hAnsi="Times New Roman" w:cs="Times New Roman"/>
-          <w:sz w:val="28"/>
-          <w:szCs w:val="28"/>
-        </w:rPr>
-        <w:t xml:space="preserve"> з історією </w:t>
-      </w:r>
-      <w:proofErr w:type="spellStart"/>
-      <w:r>
-        <w:rPr>
-          <w:rFonts w:ascii="Times New Roman" w:hAnsi="Times New Roman" w:cs="Times New Roman"/>
-          <w:sz w:val="28"/>
-          <w:szCs w:val="28"/>
-        </w:rPr>
-        <w:t>комітів</w:t>
-      </w:r>
-      <w:proofErr w:type="spellEnd"/>
-      <w:r>
-        <w:rPr>
-          <w:rFonts w:ascii="Times New Roman" w:hAnsi="Times New Roman" w:cs="Times New Roman"/>
-          <w:sz w:val="28"/>
-          <w:szCs w:val="28"/>
-        </w:rPr>
-        <w:t xml:space="preserve"> і </w:t>
-      </w:r>
-      <w:proofErr w:type="spellStart"/>
-      <w:r>
-        <w:rPr>
-          <w:rFonts w:ascii="Times New Roman" w:hAnsi="Times New Roman" w:cs="Times New Roman"/>
-          <w:sz w:val="28"/>
-          <w:szCs w:val="28"/>
-        </w:rPr>
-        <w:t>pull</w:t>
-      </w:r>
-      <w:proofErr w:type="spellEnd"/>
-      <w:r>
-        <w:rPr>
-          <w:rFonts w:ascii="Times New Roman" w:hAnsi="Times New Roman" w:cs="Times New Roman"/>
-          <w:sz w:val="28"/>
-          <w:szCs w:val="28"/>
-        </w:rPr>
-        <w:t xml:space="preserve"> </w:t>
-      </w:r>
-      <w:proofErr w:type="spellStart"/>
-      <w:r>
-        <w:rPr>
-          <w:rFonts w:ascii="Times New Roman" w:hAnsi="Times New Roman" w:cs="Times New Roman"/>
-          <w:sz w:val="28"/>
-          <w:szCs w:val="28"/>
-        </w:rPr>
-        <w:t>request</w:t>
-      </w:r>
-      <w:proofErr w:type="spellEnd"/>
-      <w:r>
-        <w:rPr>
-          <w:rFonts w:ascii="Times New Roman" w:hAnsi="Times New Roman" w:cs="Times New Roman"/>
-          <w:sz w:val="28"/>
-          <w:szCs w:val="28"/>
-        </w:rPr>
-        <w:t>.</w:t>
-      </w:r>
-    </w:p>
-    <w:p>
-      <w:pPr>
-        <w:numPr>
-          <w:ilvl w:val="0"/>
-          <w:numId w:val="5"/>
-        </w:numPr>
-        <w:rPr>
-          <w:rFonts w:ascii="Times New Roman" w:hAnsi="Times New Roman" w:cs="Times New Roman"/>
-          <w:sz w:val="28"/>
-          <w:szCs w:val="28"/>
-        </w:rPr>
-      </w:pPr>
-      <w:r>
-        <w:rPr>
-          <w:rFonts w:ascii="Times New Roman" w:hAnsi="Times New Roman" w:cs="Times New Roman"/>
-          <w:sz w:val="28"/>
-          <w:szCs w:val="28"/>
-        </w:rPr>
-        <w:t>Лабораторна триває весь курс і здається на останньому практичному.</w:t>
-      </w:r>
-    </w:p>
-    <w:p>
-      <w:pPr>
-        <w:ind w:left="720" w:firstLine="720"/>
+          <w:numId w:val="9"/>
+        </w:numPr>
+        <w:rPr>
+          <w:rFonts w:ascii="Times New Roman" w:hAnsi="Times New Roman" w:cs="Times New Roman"/>
+          <w:sz w:val="28"/>
+          <w:szCs w:val="28"/>
+        </w:rPr>
+      </w:pPr>
+      <w:r>
         <w:rPr>
           <w:rFonts w:ascii="Times New Roman" w:hAnsi="Times New Roman" w:cs="Times New Roman"/>
           <w:b/>
@@ -1794,6 +2400,28 @@
           <w:sz w:val="28"/>
           <w:szCs w:val="28"/>
         </w:rPr>
+        <w:t>Менеджер:</w:t>
+      </w:r>
+      <w:r>
+        <w:rPr>
+          <w:rFonts w:ascii="Times New Roman" w:hAnsi="Times New Roman" w:cs="Times New Roman"/>
+          <w:sz w:val="28"/>
+          <w:szCs w:val="28"/>
+        </w:rPr>
+        <w:t> повний доступ до CRUD, без керування користувачами.</w:t>
+      </w:r>
+    </w:p>
+    <w:p>
+      <w:pPr>
+        <w:numPr>
+          <w:ilvl w:val="0"/>
+          <w:numId w:val="9"/>
+        </w:numPr>
+        <w:rPr>
+          <w:rFonts w:ascii="Times New Roman" w:hAnsi="Times New Roman" w:cs="Times New Roman"/>
+          <w:sz w:val="28"/>
+          <w:szCs w:val="28"/>
+        </w:rPr>
       </w:pPr>
       <w:r>
         <w:rPr>
@@ -1803,8 +2431,49 @@
           <w:sz w:val="28"/>
           <w:szCs w:val="28"/>
         </w:rPr>
-        <w:t>1.</w:t>
-      </w:r>
+        <w:t>Адміністратор:</w:t>
+      </w:r>
+      <w:r>
+        <w:rPr>
+          <w:rFonts w:ascii="Times New Roman" w:hAnsi="Times New Roman" w:cs="Times New Roman"/>
+          <w:sz w:val="28"/>
+          <w:szCs w:val="28"/>
+        </w:rPr>
+        <w:t> повний доступ + створення/редагування/блокування користувачів і ролей.</w:t>
+      </w:r>
+    </w:p>
+    <w:p>
+      <w:pPr>
+        <w:ind w:left="1440"/>
+        <w:rPr>
+          <w:rFonts w:ascii="Times New Roman" w:hAnsi="Times New Roman" w:cs="Times New Roman"/>
+          <w:sz w:val="28"/>
+          <w:szCs w:val="28"/>
+          <w:u w:val="single"/>
+        </w:rPr>
+      </w:pPr>
+      <w:r>
+        <w:rPr>
+          <w:rFonts w:ascii="Times New Roman" w:hAnsi="Times New Roman" w:cs="Times New Roman"/>
+          <w:sz w:val="28"/>
+          <w:szCs w:val="28"/>
+          <w:u w:val="single"/>
+        </w:rPr>
+        <w:t>1.5. Розширені вимоги (покриття тем курсу)</w:t>
+      </w:r>
+    </w:p>
+    <w:p>
+      <w:pPr>
+        <w:numPr>
+          <w:ilvl w:val="0"/>
+          <w:numId w:val="10"/>
+        </w:numPr>
+        <w:rPr>
+          <w:rFonts w:ascii="Times New Roman" w:hAnsi="Times New Roman" w:cs="Times New Roman"/>
+          <w:sz w:val="28"/>
+          <w:szCs w:val="28"/>
+        </w:rPr>
+      </w:pPr>
       <w:r>
         <w:rPr>
           <w:rFonts w:ascii="Times New Roman" w:hAnsi="Times New Roman" w:cs="Times New Roman"/>
@@ -1813,47 +2482,84 @@
           <w:sz w:val="28"/>
           <w:szCs w:val="28"/>
         </w:rPr>
-        <w:t>3. Предметна область</w:t>
-      </w:r>
-    </w:p>
-    <w:p>
-      <w:pPr>
-        <w:rPr>
-          <w:rFonts w:ascii="Times New Roman" w:hAnsi="Times New Roman" w:cs="Times New Roman"/>
-          <w:sz w:val="28"/>
-          <w:szCs w:val="28"/>
-        </w:rPr>
-      </w:pPr>
-      <w:r>
-        <w:rPr>
-          <w:rFonts w:ascii="Times New Roman" w:hAnsi="Times New Roman" w:cs="Times New Roman"/>
-          <w:sz w:val="28"/>
-          <w:szCs w:val="28"/>
-        </w:rPr>
-        <w:t xml:space="preserve">Потрібно реалізувати систему обліку факультетів, кафедр, студентів і викладачів університету </w:t>
-      </w:r>
-      <w:proofErr w:type="spellStart"/>
-      <w:r>
-        <w:rPr>
-          <w:rFonts w:ascii="Times New Roman" w:hAnsi="Times New Roman" w:cs="Times New Roman"/>
-          <w:sz w:val="28"/>
-          <w:szCs w:val="28"/>
-        </w:rPr>
-        <w:t>НаУКМА</w:t>
-      </w:r>
-      <w:proofErr w:type="spellEnd"/>
-      <w:r>
-        <w:rPr>
-          <w:rFonts w:ascii="Times New Roman" w:hAnsi="Times New Roman" w:cs="Times New Roman"/>
-          <w:sz w:val="28"/>
-          <w:szCs w:val="28"/>
-        </w:rPr>
-        <w:t>. Система працює у консольному режимі, спілкується з користувачем через меню і зберігає дані в структурованому вигляді.</w:t>
-      </w:r>
-    </w:p>
-    <w:p>
-      <w:pPr>
-        <w:ind w:left="720" w:firstLine="720"/>
+        <w:t>ООП та дизайн:</w:t>
+      </w:r>
+      <w:r>
+        <w:rPr>
+          <w:rFonts w:ascii="Times New Roman" w:hAnsi="Times New Roman" w:cs="Times New Roman"/>
+          <w:sz w:val="28"/>
+          <w:szCs w:val="28"/>
+        </w:rPr>
+        <w:t> Ієрархія </w:t>
+      </w:r>
+      <w:proofErr w:type="spellStart"/>
+      <w:r>
+        <w:rPr>
+          <w:rFonts w:ascii="Times New Roman" w:hAnsi="Times New Roman" w:cs="Times New Roman"/>
+          <w:sz w:val="28"/>
+          <w:szCs w:val="28"/>
+        </w:rPr>
+        <w:t>Person</w:t>
+      </w:r>
+      <w:proofErr w:type="spellEnd"/>
+      <w:r>
+        <w:rPr>
+          <w:rFonts w:ascii="Times New Roman" w:hAnsi="Times New Roman" w:cs="Times New Roman"/>
+          <w:sz w:val="28"/>
+          <w:szCs w:val="28"/>
+        </w:rPr>
+        <w:t xml:space="preserve"> -&gt; </w:t>
+      </w:r>
+      <w:proofErr w:type="spellStart"/>
+      <w:r>
+        <w:rPr>
+          <w:rFonts w:ascii="Times New Roman" w:hAnsi="Times New Roman" w:cs="Times New Roman"/>
+          <w:sz w:val="28"/>
+          <w:szCs w:val="28"/>
+        </w:rPr>
+        <w:t>Student</w:t>
+      </w:r>
+      <w:proofErr w:type="spellEnd"/>
+      <w:r>
+        <w:rPr>
+          <w:rFonts w:ascii="Times New Roman" w:hAnsi="Times New Roman" w:cs="Times New Roman"/>
+          <w:sz w:val="28"/>
+          <w:szCs w:val="28"/>
+        </w:rPr>
+        <w:t>/</w:t>
+      </w:r>
+      <w:proofErr w:type="spellStart"/>
+      <w:r>
+        <w:rPr>
+          <w:rFonts w:ascii="Times New Roman" w:hAnsi="Times New Roman" w:cs="Times New Roman"/>
+          <w:sz w:val="28"/>
+          <w:szCs w:val="28"/>
+        </w:rPr>
+        <w:t>Teacher</w:t>
+      </w:r>
+      <w:proofErr w:type="spellEnd"/>
+      <w:r>
+        <w:rPr>
+          <w:rFonts w:ascii="Times New Roman" w:hAnsi="Times New Roman" w:cs="Times New Roman"/>
+          <w:sz w:val="28"/>
+          <w:szCs w:val="28"/>
+        </w:rPr>
+        <w:t>, використання інтерфейсів, принципів SOLID, композиції.</w:t>
+      </w:r>
+    </w:p>
+    <w:p>
+      <w:pPr>
+        <w:numPr>
+          <w:ilvl w:val="0"/>
+          <w:numId w:val="10"/>
+        </w:numPr>
+        <w:rPr>
+          <w:rFonts w:ascii="Times New Roman" w:hAnsi="Times New Roman" w:cs="Times New Roman"/>
+          <w:sz w:val="28"/>
+          <w:szCs w:val="28"/>
+        </w:rPr>
+      </w:pPr>
+      <w:r>
         <w:rPr>
           <w:rFonts w:ascii="Times New Roman" w:hAnsi="Times New Roman" w:cs="Times New Roman"/>
           <w:b/>
@@ -1861,7 +2567,9 @@
           <w:sz w:val="28"/>
           <w:szCs w:val="28"/>
         </w:rPr>
-      </w:pPr>
+        <w:t xml:space="preserve">Інкапсуляція та </w:t>
+      </w:r>
+      <w:proofErr w:type="spellStart"/>
       <w:r>
         <w:rPr>
           <w:rFonts w:ascii="Times New Roman" w:hAnsi="Times New Roman" w:cs="Times New Roman"/>
@@ -1870,8 +2578,9 @@
           <w:sz w:val="28"/>
           <w:szCs w:val="28"/>
         </w:rPr>
-        <w:t>1.</w:t>
-      </w:r>
+        <w:t>валідація</w:t>
+      </w:r>
+      <w:proofErr w:type="spellEnd"/>
       <w:r>
         <w:rPr>
           <w:rFonts w:ascii="Times New Roman" w:hAnsi="Times New Roman" w:cs="Times New Roman"/>
@@ -1880,12 +2589,66 @@
           <w:sz w:val="28"/>
           <w:szCs w:val="28"/>
         </w:rPr>
-        <w:t>4. Мінімальний функціонал (обов'язковий)</w:t>
-      </w:r>
-    </w:p>
-    <w:p>
-      <w:pPr>
-        <w:ind w:left="1440" w:firstLine="720"/>
+        <w:t>:</w:t>
+      </w:r>
+      <w:r>
+        <w:rPr>
+          <w:rFonts w:ascii="Times New Roman" w:hAnsi="Times New Roman" w:cs="Times New Roman"/>
+          <w:sz w:val="28"/>
+          <w:szCs w:val="28"/>
+        </w:rPr>
+        <w:t xml:space="preserve"> Приватні поля, </w:t>
+      </w:r>
+      <w:proofErr w:type="spellStart"/>
+      <w:r>
+        <w:rPr>
+          <w:rFonts w:ascii="Times New Roman" w:hAnsi="Times New Roman" w:cs="Times New Roman"/>
+          <w:sz w:val="28"/>
+          <w:szCs w:val="28"/>
+        </w:rPr>
+        <w:t>валідатори</w:t>
+      </w:r>
+      <w:proofErr w:type="spellEnd"/>
+      <w:r>
+        <w:rPr>
+          <w:rFonts w:ascii="Times New Roman" w:hAnsi="Times New Roman" w:cs="Times New Roman"/>
+          <w:sz w:val="28"/>
+          <w:szCs w:val="28"/>
+        </w:rPr>
+        <w:t>, використання </w:t>
+      </w:r>
+      <w:proofErr w:type="spellStart"/>
+      <w:r>
+        <w:rPr>
+          <w:rFonts w:ascii="Times New Roman" w:hAnsi="Times New Roman" w:cs="Times New Roman"/>
+          <w:sz w:val="28"/>
+          <w:szCs w:val="28"/>
+        </w:rPr>
+        <w:t>Optional</w:t>
+      </w:r>
+      <w:proofErr w:type="spellEnd"/>
+      <w:r>
+        <w:rPr>
+          <w:rFonts w:ascii="Times New Roman" w:hAnsi="Times New Roman" w:cs="Times New Roman"/>
+          <w:sz w:val="28"/>
+          <w:szCs w:val="28"/>
+        </w:rPr>
+        <w:t>.</w:t>
+      </w:r>
+    </w:p>
+    <w:p>
+      <w:pPr>
+        <w:numPr>
+          <w:ilvl w:val="0"/>
+          <w:numId w:val="10"/>
+        </w:numPr>
+        <w:rPr>
+          <w:rFonts w:ascii="Times New Roman" w:hAnsi="Times New Roman" w:cs="Times New Roman"/>
+          <w:sz w:val="28"/>
+          <w:szCs w:val="28"/>
+        </w:rPr>
+      </w:pPr>
+      <w:r>
         <w:rPr>
           <w:rFonts w:ascii="Times New Roman" w:hAnsi="Times New Roman" w:cs="Times New Roman"/>
           <w:b/>
@@ -1893,7 +2656,10 @@
           <w:sz w:val="28"/>
           <w:szCs w:val="28"/>
         </w:rPr>
-      </w:pPr>
+        <w:lastRenderedPageBreak/>
+        <w:t xml:space="preserve">Колекції та </w:t>
+      </w:r>
+      <w:proofErr w:type="spellStart"/>
       <w:r>
         <w:rPr>
           <w:rFonts w:ascii="Times New Roman" w:hAnsi="Times New Roman" w:cs="Times New Roman"/>
@@ -1902,8 +2668,9 @@
           <w:sz w:val="28"/>
           <w:szCs w:val="28"/>
         </w:rPr>
-        <w:t>1.</w:t>
-      </w:r>
+        <w:t>дженеріки</w:t>
+      </w:r>
+      <w:proofErr w:type="spellEnd"/>
       <w:r>
         <w:rPr>
           <w:rFonts w:ascii="Times New Roman" w:hAnsi="Times New Roman" w:cs="Times New Roman"/>
@@ -1912,21 +2679,138 @@
           <w:sz w:val="28"/>
           <w:szCs w:val="28"/>
         </w:rPr>
-        <w:t>4.1 Мінімальні дані сутностей</w:t>
+        <w:t>:</w:t>
+      </w:r>
+      <w:r>
+        <w:rPr>
+          <w:rFonts w:ascii="Times New Roman" w:hAnsi="Times New Roman" w:cs="Times New Roman"/>
+          <w:sz w:val="28"/>
+          <w:szCs w:val="28"/>
+        </w:rPr>
+        <w:t> Репозиторії </w:t>
+      </w:r>
+      <w:proofErr w:type="spellStart"/>
+      <w:r>
+        <w:rPr>
+          <w:rFonts w:ascii="Times New Roman" w:hAnsi="Times New Roman" w:cs="Times New Roman"/>
+          <w:sz w:val="28"/>
+          <w:szCs w:val="28"/>
+        </w:rPr>
+        <w:t>Repository</w:t>
+      </w:r>
+      <w:proofErr w:type="spellEnd"/>
+      <w:r>
+        <w:rPr>
+          <w:rFonts w:ascii="Times New Roman" w:hAnsi="Times New Roman" w:cs="Times New Roman"/>
+          <w:sz w:val="28"/>
+          <w:szCs w:val="28"/>
+        </w:rPr>
+        <w:t>&lt;T, ID&gt;, обґрунтований вибір </w:t>
+      </w:r>
+      <w:proofErr w:type="spellStart"/>
+      <w:r>
+        <w:rPr>
+          <w:rFonts w:ascii="Times New Roman" w:hAnsi="Times New Roman" w:cs="Times New Roman"/>
+          <w:sz w:val="28"/>
+          <w:szCs w:val="28"/>
+        </w:rPr>
+        <w:t>List</w:t>
+      </w:r>
+      <w:proofErr w:type="spellEnd"/>
+      <w:r>
+        <w:rPr>
+          <w:rFonts w:ascii="Times New Roman" w:hAnsi="Times New Roman" w:cs="Times New Roman"/>
+          <w:sz w:val="28"/>
+          <w:szCs w:val="28"/>
+        </w:rPr>
+        <w:t>/</w:t>
+      </w:r>
+      <w:proofErr w:type="spellStart"/>
+      <w:r>
+        <w:rPr>
+          <w:rFonts w:ascii="Times New Roman" w:hAnsi="Times New Roman" w:cs="Times New Roman"/>
+          <w:sz w:val="28"/>
+          <w:szCs w:val="28"/>
+        </w:rPr>
+        <w:t>Set</w:t>
+      </w:r>
+      <w:proofErr w:type="spellEnd"/>
+      <w:r>
+        <w:rPr>
+          <w:rFonts w:ascii="Times New Roman" w:hAnsi="Times New Roman" w:cs="Times New Roman"/>
+          <w:sz w:val="28"/>
+          <w:szCs w:val="28"/>
+        </w:rPr>
+        <w:t>/</w:t>
+      </w:r>
+      <w:proofErr w:type="spellStart"/>
+      <w:r>
+        <w:rPr>
+          <w:rFonts w:ascii="Times New Roman" w:hAnsi="Times New Roman" w:cs="Times New Roman"/>
+          <w:sz w:val="28"/>
+          <w:szCs w:val="28"/>
+        </w:rPr>
+        <w:t>Map</w:t>
+      </w:r>
+      <w:proofErr w:type="spellEnd"/>
+      <w:r>
+        <w:rPr>
+          <w:rFonts w:ascii="Times New Roman" w:hAnsi="Times New Roman" w:cs="Times New Roman"/>
+          <w:sz w:val="28"/>
+          <w:szCs w:val="28"/>
+        </w:rPr>
+        <w:t>, коректні </w:t>
+      </w:r>
+      <w:proofErr w:type="spellStart"/>
+      <w:r>
+        <w:rPr>
+          <w:rFonts w:ascii="Times New Roman" w:hAnsi="Times New Roman" w:cs="Times New Roman"/>
+          <w:sz w:val="28"/>
+          <w:szCs w:val="28"/>
+        </w:rPr>
+        <w:t>equals</w:t>
+      </w:r>
+      <w:proofErr w:type="spellEnd"/>
+      <w:r>
+        <w:rPr>
+          <w:rFonts w:ascii="Times New Roman" w:hAnsi="Times New Roman" w:cs="Times New Roman"/>
+          <w:sz w:val="28"/>
+          <w:szCs w:val="28"/>
+        </w:rPr>
+        <w:t>()/</w:t>
+      </w:r>
+      <w:proofErr w:type="spellStart"/>
+      <w:r>
+        <w:rPr>
+          <w:rFonts w:ascii="Times New Roman" w:hAnsi="Times New Roman" w:cs="Times New Roman"/>
+          <w:sz w:val="28"/>
+          <w:szCs w:val="28"/>
+        </w:rPr>
+        <w:t>hashCode</w:t>
+      </w:r>
+      <w:proofErr w:type="spellEnd"/>
+      <w:r>
+        <w:rPr>
+          <w:rFonts w:ascii="Times New Roman" w:hAnsi="Times New Roman" w:cs="Times New Roman"/>
+          <w:sz w:val="28"/>
+          <w:szCs w:val="28"/>
+        </w:rPr>
+        <w:t>().</w:t>
       </w:r>
     </w:p>
     <w:p>
       <w:pPr>
         <w:numPr>
           <w:ilvl w:val="0"/>
-          <w:numId w:val="6"/>
-        </w:numPr>
-        <w:rPr>
-          <w:rFonts w:ascii="Times New Roman" w:hAnsi="Times New Roman" w:cs="Times New Roman"/>
-          <w:sz w:val="28"/>
-          <w:szCs w:val="28"/>
-        </w:rPr>
-      </w:pPr>
+          <w:numId w:val="10"/>
+        </w:numPr>
+        <w:rPr>
+          <w:rFonts w:ascii="Times New Roman" w:hAnsi="Times New Roman" w:cs="Times New Roman"/>
+          <w:sz w:val="28"/>
+          <w:szCs w:val="28"/>
+        </w:rPr>
+      </w:pPr>
+      <w:proofErr w:type="spellStart"/>
       <w:r>
         <w:rPr>
           <w:rFonts w:ascii="Times New Roman" w:hAnsi="Times New Roman" w:cs="Times New Roman"/>
@@ -1935,29 +2819,9 @@
           <w:sz w:val="28"/>
           <w:szCs w:val="28"/>
         </w:rPr>
-        <w:t>Університет:</w:t>
-      </w:r>
-      <w:r>
-        <w:rPr>
-          <w:rFonts w:ascii="Times New Roman" w:hAnsi="Times New Roman" w:cs="Times New Roman"/>
-          <w:sz w:val="28"/>
-          <w:szCs w:val="28"/>
-        </w:rPr>
-        <w:t> повна назва, скорочена назва, місто, адреса.</w:t>
-      </w:r>
-    </w:p>
-    <w:p>
-      <w:pPr>
-        <w:numPr>
-          <w:ilvl w:val="0"/>
-          <w:numId w:val="6"/>
-        </w:numPr>
-        <w:rPr>
-          <w:rFonts w:ascii="Times New Roman" w:hAnsi="Times New Roman" w:cs="Times New Roman"/>
-          <w:sz w:val="28"/>
-          <w:szCs w:val="28"/>
-        </w:rPr>
-      </w:pPr>
+        <w:t>Stream</w:t>
+      </w:r>
+      <w:proofErr w:type="spellEnd"/>
       <w:r>
         <w:rPr>
           <w:rFonts w:ascii="Times New Roman" w:hAnsi="Times New Roman" w:cs="Times New Roman"/>
@@ -1966,22 +2830,22 @@
           <w:sz w:val="28"/>
           <w:szCs w:val="28"/>
         </w:rPr>
-        <w:t>Факультет:</w:t>
-      </w:r>
-      <w:r>
-        <w:rPr>
-          <w:rFonts w:ascii="Times New Roman" w:hAnsi="Times New Roman" w:cs="Times New Roman"/>
-          <w:sz w:val="28"/>
-          <w:szCs w:val="28"/>
-        </w:rPr>
-        <w:t> унікальний код, назва, скорочена назва, декан (посилання на викладача), контакти.</w:t>
+        <w:t xml:space="preserve"> API:</w:t>
+      </w:r>
+      <w:r>
+        <w:rPr>
+          <w:rFonts w:ascii="Times New Roman" w:hAnsi="Times New Roman" w:cs="Times New Roman"/>
+          <w:sz w:val="28"/>
+          <w:szCs w:val="28"/>
+        </w:rPr>
+        <w:t> Фільтрація, сортування, групування через стріми та лямбди.</w:t>
       </w:r>
     </w:p>
     <w:p>
       <w:pPr>
         <w:numPr>
           <w:ilvl w:val="0"/>
-          <w:numId w:val="6"/>
+          <w:numId w:val="10"/>
         </w:numPr>
         <w:rPr>
           <w:rFonts w:ascii="Times New Roman" w:hAnsi="Times New Roman" w:cs="Times New Roman"/>
@@ -1997,22 +2861,94 @@
           <w:sz w:val="28"/>
           <w:szCs w:val="28"/>
         </w:rPr>
-        <w:t>Кафедра:</w:t>
-      </w:r>
-      <w:r>
-        <w:rPr>
-          <w:rFonts w:ascii="Times New Roman" w:hAnsi="Times New Roman" w:cs="Times New Roman"/>
-          <w:sz w:val="28"/>
-          <w:szCs w:val="28"/>
-        </w:rPr>
-        <w:t> унікальний код, назва, факультет (посилання), завідувач (посилання на викладача), кабінет/локація.</w:t>
+        <w:t>Дата та час:</w:t>
+      </w:r>
+      <w:r>
+        <w:rPr>
+          <w:rFonts w:ascii="Times New Roman" w:hAnsi="Times New Roman" w:cs="Times New Roman"/>
+          <w:sz w:val="28"/>
+          <w:szCs w:val="28"/>
+        </w:rPr>
+        <w:t> Використання </w:t>
+      </w:r>
+      <w:proofErr w:type="spellStart"/>
+      <w:r>
+        <w:rPr>
+          <w:rFonts w:ascii="Times New Roman" w:hAnsi="Times New Roman" w:cs="Times New Roman"/>
+          <w:sz w:val="28"/>
+          <w:szCs w:val="28"/>
+        </w:rPr>
+        <w:t>LocalDate</w:t>
+      </w:r>
+      <w:proofErr w:type="spellEnd"/>
+      <w:r>
+        <w:rPr>
+          <w:rFonts w:ascii="Times New Roman" w:hAnsi="Times New Roman" w:cs="Times New Roman"/>
+          <w:sz w:val="28"/>
+          <w:szCs w:val="28"/>
+        </w:rPr>
+        <w:t>, </w:t>
+      </w:r>
+      <w:proofErr w:type="spellStart"/>
+      <w:r>
+        <w:rPr>
+          <w:rFonts w:ascii="Times New Roman" w:hAnsi="Times New Roman" w:cs="Times New Roman"/>
+          <w:sz w:val="28"/>
+          <w:szCs w:val="28"/>
+        </w:rPr>
+        <w:t>LocalDateTime</w:t>
+      </w:r>
+      <w:proofErr w:type="spellEnd"/>
+      <w:r>
+        <w:rPr>
+          <w:rFonts w:ascii="Times New Roman" w:hAnsi="Times New Roman" w:cs="Times New Roman"/>
+          <w:sz w:val="28"/>
+          <w:szCs w:val="28"/>
+        </w:rPr>
+        <w:t>, розрахунок стажу/віку через </w:t>
+      </w:r>
+      <w:proofErr w:type="spellStart"/>
+      <w:r>
+        <w:rPr>
+          <w:rFonts w:ascii="Times New Roman" w:hAnsi="Times New Roman" w:cs="Times New Roman"/>
+          <w:sz w:val="28"/>
+          <w:szCs w:val="28"/>
+        </w:rPr>
+        <w:t>Period</w:t>
+      </w:r>
+      <w:proofErr w:type="spellEnd"/>
+      <w:r>
+        <w:rPr>
+          <w:rFonts w:ascii="Times New Roman" w:hAnsi="Times New Roman" w:cs="Times New Roman"/>
+          <w:sz w:val="28"/>
+          <w:szCs w:val="28"/>
+        </w:rPr>
+        <w:t>/</w:t>
+      </w:r>
+      <w:proofErr w:type="spellStart"/>
+      <w:r>
+        <w:rPr>
+          <w:rFonts w:ascii="Times New Roman" w:hAnsi="Times New Roman" w:cs="Times New Roman"/>
+          <w:sz w:val="28"/>
+          <w:szCs w:val="28"/>
+        </w:rPr>
+        <w:t>Duration</w:t>
+      </w:r>
+      <w:proofErr w:type="spellEnd"/>
+      <w:r>
+        <w:rPr>
+          <w:rFonts w:ascii="Times New Roman" w:hAnsi="Times New Roman" w:cs="Times New Roman"/>
+          <w:sz w:val="28"/>
+          <w:szCs w:val="28"/>
+        </w:rPr>
+        <w:t>.</w:t>
       </w:r>
     </w:p>
     <w:p>
       <w:pPr>
         <w:numPr>
           <w:ilvl w:val="0"/>
-          <w:numId w:val="6"/>
+          <w:numId w:val="10"/>
         </w:numPr>
         <w:rPr>
           <w:rFonts w:ascii="Times New Roman" w:hAnsi="Times New Roman" w:cs="Times New Roman"/>
@@ -2028,47 +2964,9 @@
           <w:sz w:val="28"/>
           <w:szCs w:val="28"/>
         </w:rPr>
-        <w:t>Персона (базовий тип):</w:t>
-      </w:r>
-      <w:r>
-        <w:rPr>
-          <w:rFonts w:ascii="Times New Roman" w:hAnsi="Times New Roman" w:cs="Times New Roman"/>
-          <w:sz w:val="28"/>
-          <w:szCs w:val="28"/>
-        </w:rPr>
-        <w:t xml:space="preserve"> унікальний ідентифікатор, ПІБ (3 частини), дата народження, </w:t>
-      </w:r>
-      <w:proofErr w:type="spellStart"/>
-      <w:r>
-        <w:rPr>
-          <w:rFonts w:ascii="Times New Roman" w:hAnsi="Times New Roman" w:cs="Times New Roman"/>
-          <w:sz w:val="28"/>
-          <w:szCs w:val="28"/>
-        </w:rPr>
-        <w:t>email</w:t>
-      </w:r>
-      <w:proofErr w:type="spellEnd"/>
-      <w:r>
-        <w:rPr>
-          <w:rFonts w:ascii="Times New Roman" w:hAnsi="Times New Roman" w:cs="Times New Roman"/>
-          <w:sz w:val="28"/>
-          <w:szCs w:val="28"/>
-        </w:rPr>
-        <w:t>, телефон.</w:t>
-      </w:r>
-    </w:p>
-    <w:p>
-      <w:pPr>
-        <w:numPr>
-          <w:ilvl w:val="0"/>
-          <w:numId w:val="6"/>
-        </w:numPr>
-        <w:rPr>
-          <w:rFonts w:ascii="Times New Roman" w:hAnsi="Times New Roman" w:cs="Times New Roman"/>
-          <w:sz w:val="28"/>
-          <w:szCs w:val="28"/>
-        </w:rPr>
-      </w:pPr>
+        <w:t xml:space="preserve">Сучасна </w:t>
+      </w:r>
+      <w:proofErr w:type="spellStart"/>
       <w:r>
         <w:rPr>
           <w:rFonts w:ascii="Times New Roman" w:hAnsi="Times New Roman" w:cs="Times New Roman"/>
@@ -2077,29 +2975,9 @@
           <w:sz w:val="28"/>
           <w:szCs w:val="28"/>
         </w:rPr>
-        <w:t>Студент:</w:t>
-      </w:r>
-      <w:r>
-        <w:rPr>
-          <w:rFonts w:ascii="Times New Roman" w:hAnsi="Times New Roman" w:cs="Times New Roman"/>
-          <w:sz w:val="28"/>
-          <w:szCs w:val="28"/>
-        </w:rPr>
-        <w:t> ідентифікатор студента/залікова, курс (1-6), група, рік вступу, форма навчання (бюджет/контракт), статус (навчається/академвідпустка/відрахований).</w:t>
-      </w:r>
-    </w:p>
-    <w:p>
-      <w:pPr>
-        <w:numPr>
-          <w:ilvl w:val="0"/>
-          <w:numId w:val="6"/>
-        </w:numPr>
-        <w:rPr>
-          <w:rFonts w:ascii="Times New Roman" w:hAnsi="Times New Roman" w:cs="Times New Roman"/>
-          <w:sz w:val="28"/>
-          <w:szCs w:val="28"/>
-        </w:rPr>
-      </w:pPr>
+        <w:t>Java</w:t>
+      </w:r>
+      <w:proofErr w:type="spellEnd"/>
       <w:r>
         <w:rPr>
           <w:rFonts w:ascii="Times New Roman" w:hAnsi="Times New Roman" w:cs="Times New Roman"/>
@@ -2108,21 +2986,102 @@
           <w:sz w:val="28"/>
           <w:szCs w:val="28"/>
         </w:rPr>
-        <w:lastRenderedPageBreak/>
-        <w:t>Викладач:</w:t>
-      </w:r>
-      <w:r>
-        <w:rPr>
-          <w:rFonts w:ascii="Times New Roman" w:hAnsi="Times New Roman" w:cs="Times New Roman"/>
-          <w:sz w:val="28"/>
-          <w:szCs w:val="28"/>
-        </w:rPr>
-        <w:t> посада, науковий ступінь, вчене звання, дата прийняття на роботу, ставка/навантаження.</w:t>
-      </w:r>
-    </w:p>
-    <w:p>
-      <w:pPr>
-        <w:ind w:left="1440" w:firstLine="720"/>
+        <w:t>:</w:t>
+      </w:r>
+      <w:r>
+        <w:rPr>
+          <w:rFonts w:ascii="Times New Roman" w:hAnsi="Times New Roman" w:cs="Times New Roman"/>
+          <w:sz w:val="28"/>
+          <w:szCs w:val="28"/>
+        </w:rPr>
+        <w:t> Використання </w:t>
+      </w:r>
+      <w:proofErr w:type="spellStart"/>
+      <w:r>
+        <w:rPr>
+          <w:rFonts w:ascii="Times New Roman" w:hAnsi="Times New Roman" w:cs="Times New Roman"/>
+          <w:sz w:val="28"/>
+          <w:szCs w:val="28"/>
+        </w:rPr>
+        <w:t>record</w:t>
+      </w:r>
+      <w:proofErr w:type="spellEnd"/>
+      <w:r>
+        <w:rPr>
+          <w:rFonts w:ascii="Times New Roman" w:hAnsi="Times New Roman" w:cs="Times New Roman"/>
+          <w:sz w:val="28"/>
+          <w:szCs w:val="28"/>
+        </w:rPr>
+        <w:t xml:space="preserve"> (для </w:t>
+      </w:r>
+      <w:proofErr w:type="spellStart"/>
+      <w:r>
+        <w:rPr>
+          <w:rFonts w:ascii="Times New Roman" w:hAnsi="Times New Roman" w:cs="Times New Roman"/>
+          <w:sz w:val="28"/>
+          <w:szCs w:val="28"/>
+        </w:rPr>
+        <w:t>Read-only</w:t>
+      </w:r>
+      <w:proofErr w:type="spellEnd"/>
+      <w:r>
+        <w:rPr>
+          <w:rFonts w:ascii="Times New Roman" w:hAnsi="Times New Roman" w:cs="Times New Roman"/>
+          <w:sz w:val="28"/>
+          <w:szCs w:val="28"/>
+        </w:rPr>
+        <w:t xml:space="preserve"> даних), </w:t>
+      </w:r>
+      <w:proofErr w:type="spellStart"/>
+      <w:r>
+        <w:rPr>
+          <w:rFonts w:ascii="Times New Roman" w:hAnsi="Times New Roman" w:cs="Times New Roman"/>
+          <w:sz w:val="28"/>
+          <w:szCs w:val="28"/>
+        </w:rPr>
+        <w:t>sealed</w:t>
+      </w:r>
+      <w:proofErr w:type="spellEnd"/>
+      <w:r>
+        <w:rPr>
+          <w:rFonts w:ascii="Times New Roman" w:hAnsi="Times New Roman" w:cs="Times New Roman"/>
+          <w:sz w:val="28"/>
+          <w:szCs w:val="28"/>
+        </w:rPr>
+        <w:t xml:space="preserve"> класів, </w:t>
+      </w:r>
+      <w:proofErr w:type="spellStart"/>
+      <w:r>
+        <w:rPr>
+          <w:rFonts w:ascii="Times New Roman" w:hAnsi="Times New Roman" w:cs="Times New Roman"/>
+          <w:sz w:val="28"/>
+          <w:szCs w:val="28"/>
+        </w:rPr>
+        <w:t>Lombok</w:t>
+      </w:r>
+      <w:proofErr w:type="spellEnd"/>
+      <w:r>
+        <w:rPr>
+          <w:rFonts w:ascii="Times New Roman" w:hAnsi="Times New Roman" w:cs="Times New Roman"/>
+          <w:sz w:val="28"/>
+          <w:szCs w:val="28"/>
+        </w:rPr>
+        <w:t>.</w:t>
+      </w:r>
+    </w:p>
+    <w:p>
+      <w:pPr>
+        <w:numPr>
+          <w:ilvl w:val="0"/>
+          <w:numId w:val="10"/>
+        </w:numPr>
+        <w:rPr>
+          <w:rFonts w:ascii="Times New Roman" w:hAnsi="Times New Roman" w:cs="Times New Roman"/>
+          <w:sz w:val="28"/>
+          <w:szCs w:val="28"/>
+        </w:rPr>
+      </w:pPr>
+      <w:r>
         <w:rPr>
           <w:rFonts w:ascii="Times New Roman" w:hAnsi="Times New Roman" w:cs="Times New Roman"/>
           <w:b/>
@@ -2130,7 +3089,9 @@
           <w:sz w:val="28"/>
           <w:szCs w:val="28"/>
         </w:rPr>
-      </w:pPr>
+        <w:t xml:space="preserve">Винятки та </w:t>
+      </w:r>
+      <w:proofErr w:type="spellStart"/>
       <w:r>
         <w:rPr>
           <w:rFonts w:ascii="Times New Roman" w:hAnsi="Times New Roman" w:cs="Times New Roman"/>
@@ -2139,8 +3100,9 @@
           <w:sz w:val="28"/>
           <w:szCs w:val="28"/>
         </w:rPr>
-        <w:t>1.</w:t>
-      </w:r>
+        <w:t>логування</w:t>
+      </w:r>
+      <w:proofErr w:type="spellEnd"/>
       <w:r>
         <w:rPr>
           <w:rFonts w:ascii="Times New Roman" w:hAnsi="Times New Roman" w:cs="Times New Roman"/>
@@ -2149,96 +3111,66 @@
           <w:sz w:val="28"/>
           <w:szCs w:val="28"/>
         </w:rPr>
-        <w:t>4.2 Операції керування даними</w:t>
+        <w:t>:</w:t>
+      </w:r>
+      <w:r>
+        <w:rPr>
+          <w:rFonts w:ascii="Times New Roman" w:hAnsi="Times New Roman" w:cs="Times New Roman"/>
+          <w:sz w:val="28"/>
+          <w:szCs w:val="28"/>
+        </w:rPr>
+        <w:t> Власні винятки (</w:t>
+      </w:r>
+      <w:proofErr w:type="spellStart"/>
+      <w:r>
+        <w:rPr>
+          <w:rFonts w:ascii="Times New Roman" w:hAnsi="Times New Roman" w:cs="Times New Roman"/>
+          <w:sz w:val="28"/>
+          <w:szCs w:val="28"/>
+        </w:rPr>
+        <w:t>Exceptions</w:t>
+      </w:r>
+      <w:proofErr w:type="spellEnd"/>
+      <w:r>
+        <w:rPr>
+          <w:rFonts w:ascii="Times New Roman" w:hAnsi="Times New Roman" w:cs="Times New Roman"/>
+          <w:sz w:val="28"/>
+          <w:szCs w:val="28"/>
+        </w:rPr>
+        <w:t xml:space="preserve">), </w:t>
+      </w:r>
+      <w:proofErr w:type="spellStart"/>
+      <w:r>
+        <w:rPr>
+          <w:rFonts w:ascii="Times New Roman" w:hAnsi="Times New Roman" w:cs="Times New Roman"/>
+          <w:sz w:val="28"/>
+          <w:szCs w:val="28"/>
+        </w:rPr>
+        <w:t>логування</w:t>
+      </w:r>
+      <w:proofErr w:type="spellEnd"/>
+      <w:r>
+        <w:rPr>
+          <w:rFonts w:ascii="Times New Roman" w:hAnsi="Times New Roman" w:cs="Times New Roman"/>
+          <w:sz w:val="28"/>
+          <w:szCs w:val="28"/>
+        </w:rPr>
+        <w:t xml:space="preserve"> через SLF4J + Log4j2 (у файл).</w:t>
       </w:r>
     </w:p>
     <w:p>
       <w:pPr>
         <w:numPr>
           <w:ilvl w:val="0"/>
-          <w:numId w:val="7"/>
-        </w:numPr>
-        <w:rPr>
-          <w:rFonts w:ascii="Times New Roman" w:hAnsi="Times New Roman" w:cs="Times New Roman"/>
-          <w:sz w:val="28"/>
-          <w:szCs w:val="28"/>
-        </w:rPr>
-      </w:pPr>
-      <w:r>
-        <w:rPr>
-          <w:rFonts w:ascii="Times New Roman" w:hAnsi="Times New Roman" w:cs="Times New Roman"/>
-          <w:sz w:val="28"/>
-          <w:szCs w:val="28"/>
-        </w:rPr>
-        <w:t>Створити/видалити/редагувати факультет.</w:t>
-      </w:r>
-    </w:p>
-    <w:p>
-      <w:pPr>
-        <w:numPr>
-          <w:ilvl w:val="0"/>
-          <w:numId w:val="7"/>
-        </w:numPr>
-        <w:rPr>
-          <w:rFonts w:ascii="Times New Roman" w:hAnsi="Times New Roman" w:cs="Times New Roman"/>
-          <w:sz w:val="28"/>
-          <w:szCs w:val="28"/>
-        </w:rPr>
-      </w:pPr>
-      <w:r>
-        <w:rPr>
-          <w:rFonts w:ascii="Times New Roman" w:hAnsi="Times New Roman" w:cs="Times New Roman"/>
-          <w:sz w:val="28"/>
-          <w:szCs w:val="28"/>
-        </w:rPr>
-        <w:t>Створити/видалити/редагувати кафедру факультету.</w:t>
-      </w:r>
-    </w:p>
-    <w:p>
-      <w:pPr>
-        <w:numPr>
-          <w:ilvl w:val="0"/>
-          <w:numId w:val="7"/>
-        </w:numPr>
-        <w:rPr>
-          <w:rFonts w:ascii="Times New Roman" w:hAnsi="Times New Roman" w:cs="Times New Roman"/>
-          <w:sz w:val="28"/>
-          <w:szCs w:val="28"/>
-        </w:rPr>
-      </w:pPr>
-      <w:r>
-        <w:rPr>
-          <w:rFonts w:ascii="Times New Roman" w:hAnsi="Times New Roman" w:cs="Times New Roman"/>
-          <w:sz w:val="28"/>
-          <w:szCs w:val="28"/>
-        </w:rPr>
-        <w:t>Додати/видалити/редагувати студента/викладача в кафедрі.</w:t>
-      </w:r>
-    </w:p>
-    <w:p>
-      <w:pPr>
-        <w:numPr>
-          <w:ilvl w:val="0"/>
-          <w:numId w:val="7"/>
-        </w:numPr>
-        <w:rPr>
-          <w:rFonts w:ascii="Times New Roman" w:hAnsi="Times New Roman" w:cs="Times New Roman"/>
-          <w:sz w:val="28"/>
-          <w:szCs w:val="28"/>
-        </w:rPr>
-      </w:pPr>
-      <w:r>
-        <w:rPr>
-          <w:rFonts w:ascii="Times New Roman" w:hAnsi="Times New Roman" w:cs="Times New Roman"/>
-          <w:sz w:val="28"/>
-          <w:szCs w:val="28"/>
-        </w:rPr>
-        <w:t>Переводити студента між групами/кафедрами та змінювати курс.</w:t>
-      </w:r>
-    </w:p>
-    <w:p>
-      <w:pPr>
-        <w:ind w:left="1440" w:firstLine="720"/>
+          <w:numId w:val="10"/>
+        </w:numPr>
+        <w:rPr>
+          <w:rFonts w:ascii="Times New Roman" w:hAnsi="Times New Roman" w:cs="Times New Roman"/>
+          <w:sz w:val="28"/>
+          <w:szCs w:val="28"/>
+        </w:rPr>
+      </w:pPr>
+      <w:r>
         <w:rPr>
           <w:rFonts w:ascii="Times New Roman" w:hAnsi="Times New Roman" w:cs="Times New Roman"/>
           <w:b/>
@@ -2246,6 +3178,82 @@
           <w:sz w:val="28"/>
           <w:szCs w:val="28"/>
         </w:rPr>
+        <w:t>Тестування:</w:t>
+      </w:r>
+      <w:r>
+        <w:rPr>
+          <w:rFonts w:ascii="Times New Roman" w:hAnsi="Times New Roman" w:cs="Times New Roman"/>
+          <w:sz w:val="28"/>
+          <w:szCs w:val="28"/>
+        </w:rPr>
+        <w:t xml:space="preserve"> Не менше 20 </w:t>
+      </w:r>
+      <w:proofErr w:type="spellStart"/>
+      <w:r>
+        <w:rPr>
+          <w:rFonts w:ascii="Times New Roman" w:hAnsi="Times New Roman" w:cs="Times New Roman"/>
+          <w:sz w:val="28"/>
+          <w:szCs w:val="28"/>
+        </w:rPr>
+        <w:t>unit</w:t>
+      </w:r>
+      <w:proofErr w:type="spellEnd"/>
+      <w:r>
+        <w:rPr>
+          <w:rFonts w:ascii="Times New Roman" w:hAnsi="Times New Roman" w:cs="Times New Roman"/>
+          <w:sz w:val="28"/>
+          <w:szCs w:val="28"/>
+        </w:rPr>
+        <w:t>-тестів (</w:t>
+      </w:r>
+      <w:proofErr w:type="spellStart"/>
+      <w:r>
+        <w:rPr>
+          <w:rFonts w:ascii="Times New Roman" w:hAnsi="Times New Roman" w:cs="Times New Roman"/>
+          <w:sz w:val="28"/>
+          <w:szCs w:val="28"/>
+        </w:rPr>
+        <w:t>JUnit</w:t>
+      </w:r>
+      <w:proofErr w:type="spellEnd"/>
+      <w:r>
+        <w:rPr>
+          <w:rFonts w:ascii="Times New Roman" w:hAnsi="Times New Roman" w:cs="Times New Roman"/>
+          <w:sz w:val="28"/>
+          <w:szCs w:val="28"/>
+        </w:rPr>
+        <w:t xml:space="preserve">), включаючи </w:t>
+      </w:r>
+      <w:proofErr w:type="spellStart"/>
+      <w:r>
+        <w:rPr>
+          <w:rFonts w:ascii="Times New Roman" w:hAnsi="Times New Roman" w:cs="Times New Roman"/>
+          <w:sz w:val="28"/>
+          <w:szCs w:val="28"/>
+        </w:rPr>
+        <w:t>параметризовані</w:t>
+      </w:r>
+      <w:proofErr w:type="spellEnd"/>
+      <w:r>
+        <w:rPr>
+          <w:rFonts w:ascii="Times New Roman" w:hAnsi="Times New Roman" w:cs="Times New Roman"/>
+          <w:sz w:val="28"/>
+          <w:szCs w:val="28"/>
+        </w:rPr>
+        <w:t>.</w:t>
+      </w:r>
+    </w:p>
+    <w:p>
+      <w:pPr>
+        <w:numPr>
+          <w:ilvl w:val="0"/>
+          <w:numId w:val="10"/>
+        </w:numPr>
+        <w:rPr>
+          <w:rFonts w:ascii="Times New Roman" w:hAnsi="Times New Roman" w:cs="Times New Roman"/>
+          <w:sz w:val="28"/>
+          <w:szCs w:val="28"/>
+        </w:rPr>
       </w:pPr>
       <w:r>
         <w:rPr>
@@ -2255,8 +3263,66 @@
           <w:sz w:val="28"/>
           <w:szCs w:val="28"/>
         </w:rPr>
-        <w:t>1.</w:t>
-      </w:r>
+        <w:t>I/O:</w:t>
+      </w:r>
+      <w:r>
+        <w:rPr>
+          <w:rFonts w:ascii="Times New Roman" w:hAnsi="Times New Roman" w:cs="Times New Roman"/>
+          <w:sz w:val="28"/>
+          <w:szCs w:val="28"/>
+        </w:rPr>
+        <w:t> Збереження даних на диск (NIO.2, </w:t>
+      </w:r>
+      <w:proofErr w:type="spellStart"/>
+      <w:r>
+        <w:rPr>
+          <w:rFonts w:ascii="Times New Roman" w:hAnsi="Times New Roman" w:cs="Times New Roman"/>
+          <w:sz w:val="28"/>
+          <w:szCs w:val="28"/>
+        </w:rPr>
+        <w:t>Path</w:t>
+      </w:r>
+      <w:proofErr w:type="spellEnd"/>
+      <w:r>
+        <w:rPr>
+          <w:rFonts w:ascii="Times New Roman" w:hAnsi="Times New Roman" w:cs="Times New Roman"/>
+          <w:sz w:val="28"/>
+          <w:szCs w:val="28"/>
+        </w:rPr>
+        <w:t>/</w:t>
+      </w:r>
+      <w:proofErr w:type="spellStart"/>
+      <w:r>
+        <w:rPr>
+          <w:rFonts w:ascii="Times New Roman" w:hAnsi="Times New Roman" w:cs="Times New Roman"/>
+          <w:sz w:val="28"/>
+          <w:szCs w:val="28"/>
+        </w:rPr>
+        <w:t>Files</w:t>
+      </w:r>
+      <w:proofErr w:type="spellEnd"/>
+      <w:r>
+        <w:rPr>
+          <w:rFonts w:ascii="Times New Roman" w:hAnsi="Times New Roman" w:cs="Times New Roman"/>
+          <w:sz w:val="28"/>
+          <w:szCs w:val="28"/>
+        </w:rPr>
+        <w:t>), серіалізація (JSON або бінарна).</w:t>
+      </w:r>
+    </w:p>
+    <w:p>
+      <w:pPr>
+        <w:numPr>
+          <w:ilvl w:val="0"/>
+          <w:numId w:val="10"/>
+        </w:numPr>
+        <w:rPr>
+          <w:rFonts w:ascii="Times New Roman" w:hAnsi="Times New Roman" w:cs="Times New Roman"/>
+          <w:sz w:val="28"/>
+          <w:szCs w:val="28"/>
+        </w:rPr>
+      </w:pPr>
+      <w:proofErr w:type="spellStart"/>
       <w:r>
         <w:rPr>
           <w:rFonts w:ascii="Times New Roman" w:hAnsi="Times New Roman" w:cs="Times New Roman"/>
@@ -2265,138 +3331,10 @@
           <w:sz w:val="28"/>
           <w:szCs w:val="28"/>
         </w:rPr>
-        <w:t>4.3 Пошук і звіти</w:t>
-      </w:r>
-    </w:p>
-    <w:p>
-      <w:pPr>
-        <w:numPr>
-          <w:ilvl w:val="0"/>
-          <w:numId w:val="8"/>
-        </w:numPr>
-        <w:rPr>
-          <w:rFonts w:ascii="Times New Roman" w:hAnsi="Times New Roman" w:cs="Times New Roman"/>
-          <w:sz w:val="28"/>
-          <w:szCs w:val="28"/>
-        </w:rPr>
-      </w:pPr>
-      <w:r>
-        <w:rPr>
-          <w:rFonts w:ascii="Times New Roman" w:hAnsi="Times New Roman" w:cs="Times New Roman"/>
-          <w:sz w:val="28"/>
-          <w:szCs w:val="28"/>
-        </w:rPr>
-        <w:t>Знайти студента/викладача за ПІБ, курсом або групою.</w:t>
-      </w:r>
-    </w:p>
-    <w:p>
-      <w:pPr>
-        <w:numPr>
-          <w:ilvl w:val="0"/>
-          <w:numId w:val="8"/>
-        </w:numPr>
-        <w:rPr>
-          <w:rFonts w:ascii="Times New Roman" w:hAnsi="Times New Roman" w:cs="Times New Roman"/>
-          <w:sz w:val="28"/>
-          <w:szCs w:val="28"/>
-        </w:rPr>
-      </w:pPr>
-      <w:r>
-        <w:rPr>
-          <w:rFonts w:ascii="Times New Roman" w:hAnsi="Times New Roman" w:cs="Times New Roman"/>
-          <w:sz w:val="28"/>
-          <w:szCs w:val="28"/>
-        </w:rPr>
-        <w:t>Вивести всіх студентів, впорядкованих за курсами.</w:t>
-      </w:r>
-    </w:p>
-    <w:p>
-      <w:pPr>
-        <w:numPr>
-          <w:ilvl w:val="0"/>
-          <w:numId w:val="8"/>
-        </w:numPr>
-        <w:rPr>
-          <w:rFonts w:ascii="Times New Roman" w:hAnsi="Times New Roman" w:cs="Times New Roman"/>
-          <w:sz w:val="28"/>
-          <w:szCs w:val="28"/>
-        </w:rPr>
-      </w:pPr>
-      <w:r>
-        <w:rPr>
-          <w:rFonts w:ascii="Times New Roman" w:hAnsi="Times New Roman" w:cs="Times New Roman"/>
-          <w:sz w:val="28"/>
-          <w:szCs w:val="28"/>
-        </w:rPr>
-        <w:t>Вивести всіх студентів/викладачів факультету, впорядкованих за алфавітом.</w:t>
-      </w:r>
-    </w:p>
-    <w:p>
-      <w:pPr>
-        <w:numPr>
-          <w:ilvl w:val="0"/>
-          <w:numId w:val="8"/>
-        </w:numPr>
-        <w:rPr>
-          <w:rFonts w:ascii="Times New Roman" w:hAnsi="Times New Roman" w:cs="Times New Roman"/>
-          <w:sz w:val="28"/>
-          <w:szCs w:val="28"/>
-        </w:rPr>
-      </w:pPr>
-      <w:r>
-        <w:rPr>
-          <w:rFonts w:ascii="Times New Roman" w:hAnsi="Times New Roman" w:cs="Times New Roman"/>
-          <w:sz w:val="28"/>
-          <w:szCs w:val="28"/>
-        </w:rPr>
-        <w:t>Вивести всіх студентів кафедри, впорядкованих за курсами.</w:t>
-      </w:r>
-    </w:p>
-    <w:p>
-      <w:pPr>
-        <w:numPr>
-          <w:ilvl w:val="0"/>
-          <w:numId w:val="8"/>
-        </w:numPr>
-        <w:rPr>
-          <w:rFonts w:ascii="Times New Roman" w:hAnsi="Times New Roman" w:cs="Times New Roman"/>
-          <w:sz w:val="28"/>
-          <w:szCs w:val="28"/>
-        </w:rPr>
-      </w:pPr>
-      <w:r>
-        <w:rPr>
-          <w:rFonts w:ascii="Times New Roman" w:hAnsi="Times New Roman" w:cs="Times New Roman"/>
-          <w:sz w:val="28"/>
-          <w:szCs w:val="28"/>
-        </w:rPr>
-        <w:t>Вивести всіх студентів/викладачів кафедри, впорядкованих за алфавітом.</w:t>
-      </w:r>
-    </w:p>
-    <w:p>
-      <w:pPr>
-        <w:numPr>
-          <w:ilvl w:val="0"/>
-          <w:numId w:val="8"/>
-        </w:numPr>
-        <w:rPr>
-          <w:rFonts w:ascii="Times New Roman" w:hAnsi="Times New Roman" w:cs="Times New Roman"/>
-          <w:sz w:val="28"/>
-          <w:szCs w:val="28"/>
-        </w:rPr>
-      </w:pPr>
-      <w:r>
-        <w:rPr>
-          <w:rFonts w:ascii="Times New Roman" w:hAnsi="Times New Roman" w:cs="Times New Roman"/>
-          <w:sz w:val="28"/>
-          <w:szCs w:val="28"/>
-        </w:rPr>
-        <w:t>Вивести всіх студентів кафедри вказаного курсу (звичайний список та впорядкований за алфавітом).</w:t>
-      </w:r>
-    </w:p>
-    <w:p>
-      <w:pPr>
-        <w:ind w:left="1440" w:firstLine="720"/>
+        <w:t>Багатопоточність</w:t>
+      </w:r>
+      <w:proofErr w:type="spellEnd"/>
+      <w:r>
         <w:rPr>
           <w:rFonts w:ascii="Times New Roman" w:hAnsi="Times New Roman" w:cs="Times New Roman"/>
           <w:b/>
@@ -2404,6 +3342,46 @@
           <w:sz w:val="28"/>
           <w:szCs w:val="28"/>
         </w:rPr>
+        <w:t>:</w:t>
+      </w:r>
+      <w:r>
+        <w:rPr>
+          <w:rFonts w:ascii="Times New Roman" w:hAnsi="Times New Roman" w:cs="Times New Roman"/>
+          <w:sz w:val="28"/>
+          <w:szCs w:val="28"/>
+        </w:rPr>
+        <w:t xml:space="preserve"> Фонові операції або </w:t>
+      </w:r>
+      <w:proofErr w:type="spellStart"/>
+      <w:r>
+        <w:rPr>
+          <w:rFonts w:ascii="Times New Roman" w:hAnsi="Times New Roman" w:cs="Times New Roman"/>
+          <w:sz w:val="28"/>
+          <w:szCs w:val="28"/>
+        </w:rPr>
+        <w:t>автозбереження</w:t>
+      </w:r>
+      <w:proofErr w:type="spellEnd"/>
+      <w:r>
+        <w:rPr>
+          <w:rFonts w:ascii="Times New Roman" w:hAnsi="Times New Roman" w:cs="Times New Roman"/>
+          <w:sz w:val="28"/>
+          <w:szCs w:val="28"/>
+        </w:rPr>
+        <w:t>.</w:t>
+      </w:r>
+    </w:p>
+    <w:p>
+      <w:pPr>
+        <w:numPr>
+          <w:ilvl w:val="0"/>
+          <w:numId w:val="10"/>
+        </w:numPr>
+        <w:rPr>
+          <w:rFonts w:ascii="Times New Roman" w:hAnsi="Times New Roman" w:cs="Times New Roman"/>
+          <w:sz w:val="28"/>
+          <w:szCs w:val="28"/>
+        </w:rPr>
       </w:pPr>
       <w:r>
         <w:rPr>
@@ -2413,8 +3391,30 @@
           <w:sz w:val="28"/>
           <w:szCs w:val="28"/>
         </w:rPr>
-        <w:t>1.</w:t>
-      </w:r>
+        <w:t>Мережевий режим:</w:t>
+      </w:r>
+      <w:r>
+        <w:rPr>
+          <w:rFonts w:ascii="Times New Roman" w:hAnsi="Times New Roman" w:cs="Times New Roman"/>
+          <w:sz w:val="28"/>
+          <w:szCs w:val="28"/>
+        </w:rPr>
+        <w:t> TCP клієнт-сервер.</w:t>
+      </w:r>
+    </w:p>
+    <w:p>
+      <w:pPr>
+        <w:numPr>
+          <w:ilvl w:val="0"/>
+          <w:numId w:val="10"/>
+        </w:numPr>
+        <w:rPr>
+          <w:rFonts w:ascii="Times New Roman" w:hAnsi="Times New Roman" w:cs="Times New Roman"/>
+          <w:sz w:val="28"/>
+          <w:szCs w:val="28"/>
+        </w:rPr>
+      </w:pPr>
+      <w:proofErr w:type="spellStart"/>
       <w:r>
         <w:rPr>
           <w:rFonts w:ascii="Times New Roman" w:hAnsi="Times New Roman" w:cs="Times New Roman"/>
@@ -2423,42 +3423,9 @@
           <w:sz w:val="28"/>
           <w:szCs w:val="28"/>
         </w:rPr>
-        <w:t>4.4 Доступ і ролі</w:t>
-      </w:r>
-    </w:p>
-    <w:p>
-      <w:pPr>
-        <w:numPr>
-          <w:ilvl w:val="0"/>
-          <w:numId w:val="9"/>
-        </w:numPr>
-        <w:rPr>
-          <w:rFonts w:ascii="Times New Roman" w:hAnsi="Times New Roman" w:cs="Times New Roman"/>
-          <w:sz w:val="28"/>
-          <w:szCs w:val="28"/>
-        </w:rPr>
-      </w:pPr>
-      <w:r>
-        <w:rPr>
-          <w:rFonts w:ascii="Times New Roman" w:hAnsi="Times New Roman" w:cs="Times New Roman"/>
-          <w:sz w:val="28"/>
-          <w:szCs w:val="28"/>
-        </w:rPr>
-        <w:t>Потрібна авторизація (логін/пароль) і розмежування прав доступу.</w:t>
-      </w:r>
-    </w:p>
-    <w:p>
-      <w:pPr>
-        <w:numPr>
-          <w:ilvl w:val="0"/>
-          <w:numId w:val="9"/>
-        </w:numPr>
-        <w:rPr>
-          <w:rFonts w:ascii="Times New Roman" w:hAnsi="Times New Roman" w:cs="Times New Roman"/>
-          <w:sz w:val="28"/>
-          <w:szCs w:val="28"/>
-        </w:rPr>
-      </w:pPr>
+        <w:t>Reflection</w:t>
+      </w:r>
+      <w:proofErr w:type="spellEnd"/>
       <w:r>
         <w:rPr>
           <w:rFonts w:ascii="Times New Roman" w:hAnsi="Times New Roman" w:cs="Times New Roman"/>
@@ -2467,30 +3434,480 @@
           <w:sz w:val="28"/>
           <w:szCs w:val="28"/>
         </w:rPr>
-        <w:t>Користувач:</w:t>
-      </w:r>
-      <w:r>
-        <w:rPr>
-          <w:rFonts w:ascii="Times New Roman" w:hAnsi="Times New Roman" w:cs="Times New Roman"/>
-          <w:sz w:val="28"/>
-          <w:szCs w:val="28"/>
-        </w:rPr>
-        <w:t> лише перегляд (пошук і звіти).</w:t>
+        <w:t>:</w:t>
+      </w:r>
+      <w:r>
+        <w:rPr>
+          <w:rFonts w:ascii="Times New Roman" w:hAnsi="Times New Roman" w:cs="Times New Roman"/>
+          <w:sz w:val="28"/>
+          <w:szCs w:val="28"/>
+        </w:rPr>
+        <w:t xml:space="preserve"> Анотації для меню або </w:t>
+      </w:r>
+      <w:proofErr w:type="spellStart"/>
+      <w:r>
+        <w:rPr>
+          <w:rFonts w:ascii="Times New Roman" w:hAnsi="Times New Roman" w:cs="Times New Roman"/>
+          <w:sz w:val="28"/>
+          <w:szCs w:val="28"/>
+        </w:rPr>
+        <w:t>валідації</w:t>
+      </w:r>
+      <w:proofErr w:type="spellEnd"/>
+      <w:r>
+        <w:rPr>
+          <w:rFonts w:ascii="Times New Roman" w:hAnsi="Times New Roman" w:cs="Times New Roman"/>
+          <w:sz w:val="28"/>
+          <w:szCs w:val="28"/>
+        </w:rPr>
+        <w:t>.</w:t>
+      </w:r>
+    </w:p>
+    <w:p>
+      <w:pPr>
+        <w:ind w:left="1440"/>
+        <w:rPr>
+          <w:rFonts w:ascii="Times New Roman" w:hAnsi="Times New Roman" w:cs="Times New Roman"/>
+          <w:sz w:val="28"/>
+          <w:szCs w:val="28"/>
+          <w:u w:val="single"/>
+        </w:rPr>
+      </w:pPr>
+      <w:r>
+        <w:rPr>
+          <w:rFonts w:ascii="Times New Roman" w:hAnsi="Times New Roman" w:cs="Times New Roman"/>
+          <w:sz w:val="28"/>
+          <w:szCs w:val="28"/>
+          <w:u w:val="single"/>
+        </w:rPr>
+        <w:t>1.6. Технічні вимоги</w:t>
       </w:r>
     </w:p>
     <w:p>
       <w:pPr>
         <w:numPr>
           <w:ilvl w:val="0"/>
-          <w:numId w:val="9"/>
-        </w:numPr>
-        <w:rPr>
-          <w:rFonts w:ascii="Times New Roman" w:hAnsi="Times New Roman" w:cs="Times New Roman"/>
-          <w:sz w:val="28"/>
-          <w:szCs w:val="28"/>
-        </w:rPr>
-      </w:pPr>
-      <w:r>
+          <w:numId w:val="11"/>
+        </w:numPr>
+        <w:rPr>
+          <w:rFonts w:ascii="Times New Roman" w:hAnsi="Times New Roman" w:cs="Times New Roman"/>
+          <w:sz w:val="28"/>
+          <w:szCs w:val="28"/>
+        </w:rPr>
+      </w:pPr>
+      <w:r>
+        <w:rPr>
+          <w:rFonts w:ascii="Times New Roman" w:hAnsi="Times New Roman" w:cs="Times New Roman"/>
+          <w:sz w:val="28"/>
+          <w:szCs w:val="28"/>
+        </w:rPr>
+        <w:t xml:space="preserve">Мова: </w:t>
+      </w:r>
+      <w:proofErr w:type="spellStart"/>
+      <w:r>
+        <w:rPr>
+          <w:rFonts w:ascii="Times New Roman" w:hAnsi="Times New Roman" w:cs="Times New Roman"/>
+          <w:sz w:val="28"/>
+          <w:szCs w:val="28"/>
+        </w:rPr>
+        <w:t>Java</w:t>
+      </w:r>
+      <w:proofErr w:type="spellEnd"/>
+      <w:r>
+        <w:rPr>
+          <w:rFonts w:ascii="Times New Roman" w:hAnsi="Times New Roman" w:cs="Times New Roman"/>
+          <w:sz w:val="28"/>
+          <w:szCs w:val="28"/>
+        </w:rPr>
+        <w:t xml:space="preserve"> 17+.</w:t>
+      </w:r>
+    </w:p>
+    <w:p>
+      <w:pPr>
+        <w:numPr>
+          <w:ilvl w:val="0"/>
+          <w:numId w:val="11"/>
+        </w:numPr>
+        <w:rPr>
+          <w:rFonts w:ascii="Times New Roman" w:hAnsi="Times New Roman" w:cs="Times New Roman"/>
+          <w:sz w:val="28"/>
+          <w:szCs w:val="28"/>
+        </w:rPr>
+      </w:pPr>
+      <w:r>
+        <w:rPr>
+          <w:rFonts w:ascii="Times New Roman" w:hAnsi="Times New Roman" w:cs="Times New Roman"/>
+          <w:sz w:val="28"/>
+          <w:szCs w:val="28"/>
+        </w:rPr>
+        <w:t xml:space="preserve">Збірка: </w:t>
+      </w:r>
+      <w:proofErr w:type="spellStart"/>
+      <w:r>
+        <w:rPr>
+          <w:rFonts w:ascii="Times New Roman" w:hAnsi="Times New Roman" w:cs="Times New Roman"/>
+          <w:sz w:val="28"/>
+          <w:szCs w:val="28"/>
+        </w:rPr>
+        <w:t>Maven</w:t>
+      </w:r>
+      <w:proofErr w:type="spellEnd"/>
+      <w:r>
+        <w:rPr>
+          <w:rFonts w:ascii="Times New Roman" w:hAnsi="Times New Roman" w:cs="Times New Roman"/>
+          <w:sz w:val="28"/>
+          <w:szCs w:val="28"/>
+        </w:rPr>
+        <w:t>.</w:t>
+      </w:r>
+    </w:p>
+    <w:p>
+      <w:pPr>
+        <w:numPr>
+          <w:ilvl w:val="0"/>
+          <w:numId w:val="11"/>
+        </w:numPr>
+        <w:rPr>
+          <w:rFonts w:ascii="Times New Roman" w:hAnsi="Times New Roman" w:cs="Times New Roman"/>
+          <w:sz w:val="28"/>
+          <w:szCs w:val="28"/>
+        </w:rPr>
+      </w:pPr>
+      <w:r>
+        <w:rPr>
+          <w:rFonts w:ascii="Times New Roman" w:hAnsi="Times New Roman" w:cs="Times New Roman"/>
+          <w:sz w:val="28"/>
+          <w:szCs w:val="28"/>
+        </w:rPr>
+        <w:t>Інтерфейс: консольне меню.</w:t>
+      </w:r>
+    </w:p>
+    <w:p>
+      <w:pPr>
+        <w:numPr>
+          <w:ilvl w:val="0"/>
+          <w:numId w:val="11"/>
+        </w:numPr>
+        <w:rPr>
+          <w:rFonts w:ascii="Times New Roman" w:hAnsi="Times New Roman" w:cs="Times New Roman"/>
+          <w:sz w:val="28"/>
+          <w:szCs w:val="28"/>
+        </w:rPr>
+      </w:pPr>
+      <w:r>
+        <w:rPr>
+          <w:rFonts w:ascii="Times New Roman" w:hAnsi="Times New Roman" w:cs="Times New Roman"/>
+          <w:sz w:val="28"/>
+          <w:szCs w:val="28"/>
+        </w:rPr>
+        <w:t>Захист від некоректного введення.</w:t>
+      </w:r>
+    </w:p>
+    <w:p>
+      <w:pPr>
+        <w:ind w:left="720" w:firstLine="720"/>
+        <w:rPr>
+          <w:rFonts w:ascii="Times New Roman" w:hAnsi="Times New Roman" w:cs="Times New Roman"/>
+          <w:sz w:val="28"/>
+          <w:szCs w:val="28"/>
+          <w:u w:val="single"/>
+        </w:rPr>
+      </w:pPr>
+      <w:r>
+        <w:rPr>
+          <w:rFonts w:ascii="Times New Roman" w:hAnsi="Times New Roman" w:cs="Times New Roman"/>
+          <w:sz w:val="28"/>
+          <w:szCs w:val="28"/>
+          <w:u w:val="single"/>
+        </w:rPr>
+        <w:t>1.7. Архітектурні рекомендації</w:t>
+      </w:r>
+    </w:p>
+    <w:p>
+      <w:pPr>
+        <w:rPr>
+          <w:rFonts w:ascii="Times New Roman" w:hAnsi="Times New Roman" w:cs="Times New Roman"/>
+          <w:sz w:val="28"/>
+          <w:szCs w:val="28"/>
+        </w:rPr>
+      </w:pPr>
+      <w:r>
+        <w:rPr>
+          <w:rFonts w:ascii="Times New Roman" w:hAnsi="Times New Roman" w:cs="Times New Roman"/>
+          <w:sz w:val="28"/>
+          <w:szCs w:val="28"/>
+        </w:rPr>
+        <w:t>Розділити проєкт на рівні: </w:t>
+      </w:r>
+      <w:proofErr w:type="spellStart"/>
+      <w:r>
+        <w:rPr>
+          <w:rFonts w:ascii="Times New Roman" w:hAnsi="Times New Roman" w:cs="Times New Roman"/>
+          <w:sz w:val="28"/>
+          <w:szCs w:val="28"/>
+        </w:rPr>
+        <w:t>ui</w:t>
+      </w:r>
+      <w:proofErr w:type="spellEnd"/>
+      <w:r>
+        <w:rPr>
+          <w:rFonts w:ascii="Times New Roman" w:hAnsi="Times New Roman" w:cs="Times New Roman"/>
+          <w:sz w:val="28"/>
+          <w:szCs w:val="28"/>
+        </w:rPr>
+        <w:t> (CLI), </w:t>
+      </w:r>
+      <w:proofErr w:type="spellStart"/>
+      <w:r>
+        <w:rPr>
+          <w:rFonts w:ascii="Times New Roman" w:hAnsi="Times New Roman" w:cs="Times New Roman"/>
+          <w:sz w:val="28"/>
+          <w:szCs w:val="28"/>
+        </w:rPr>
+        <w:t>service</w:t>
+      </w:r>
+      <w:proofErr w:type="spellEnd"/>
+      <w:r>
+        <w:rPr>
+          <w:rFonts w:ascii="Times New Roman" w:hAnsi="Times New Roman" w:cs="Times New Roman"/>
+          <w:sz w:val="28"/>
+          <w:szCs w:val="28"/>
+        </w:rPr>
+        <w:t>, </w:t>
+      </w:r>
+      <w:proofErr w:type="spellStart"/>
+      <w:r>
+        <w:rPr>
+          <w:rFonts w:ascii="Times New Roman" w:hAnsi="Times New Roman" w:cs="Times New Roman"/>
+          <w:sz w:val="28"/>
+          <w:szCs w:val="28"/>
+        </w:rPr>
+        <w:t>repository</w:t>
+      </w:r>
+      <w:proofErr w:type="spellEnd"/>
+      <w:r>
+        <w:rPr>
+          <w:rFonts w:ascii="Times New Roman" w:hAnsi="Times New Roman" w:cs="Times New Roman"/>
+          <w:sz w:val="28"/>
+          <w:szCs w:val="28"/>
+        </w:rPr>
+        <w:t>, </w:t>
+      </w:r>
+      <w:proofErr w:type="spellStart"/>
+      <w:r>
+        <w:rPr>
+          <w:rFonts w:ascii="Times New Roman" w:hAnsi="Times New Roman" w:cs="Times New Roman"/>
+          <w:sz w:val="28"/>
+          <w:szCs w:val="28"/>
+        </w:rPr>
+        <w:t>domain</w:t>
+      </w:r>
+      <w:proofErr w:type="spellEnd"/>
+      <w:r>
+        <w:rPr>
+          <w:rFonts w:ascii="Times New Roman" w:hAnsi="Times New Roman" w:cs="Times New Roman"/>
+          <w:sz w:val="28"/>
+          <w:szCs w:val="28"/>
+        </w:rPr>
+        <w:t>.</w:t>
+      </w:r>
+    </w:p>
+    <w:p>
+      <w:pPr>
+        <w:ind w:left="720" w:firstLine="720"/>
+        <w:rPr>
+          <w:rFonts w:ascii="Times New Roman" w:hAnsi="Times New Roman" w:cs="Times New Roman"/>
+          <w:sz w:val="28"/>
+          <w:szCs w:val="28"/>
+          <w:u w:val="single"/>
+        </w:rPr>
+      </w:pPr>
+      <w:r>
+        <w:rPr>
+          <w:rFonts w:ascii="Times New Roman" w:hAnsi="Times New Roman" w:cs="Times New Roman"/>
+          <w:sz w:val="28"/>
+          <w:szCs w:val="28"/>
+          <w:u w:val="single"/>
+        </w:rPr>
+        <w:t>1.8. Звіт</w:t>
+      </w:r>
+    </w:p>
+    <w:p>
+      <w:pPr>
+        <w:rPr>
+          <w:rFonts w:ascii="Times New Roman" w:hAnsi="Times New Roman" w:cs="Times New Roman"/>
+          <w:sz w:val="28"/>
+          <w:szCs w:val="28"/>
+        </w:rPr>
+      </w:pPr>
+      <w:r>
+        <w:rPr>
+          <w:rFonts w:ascii="Times New Roman" w:hAnsi="Times New Roman" w:cs="Times New Roman"/>
+          <w:sz w:val="28"/>
+          <w:szCs w:val="28"/>
+        </w:rPr>
+        <w:t>Word-документ, що містить: постановку задачі, розподіл ролей, опис можливостей, UML-діаграму, опис рішень та проблем, висновки, код.</w:t>
+      </w:r>
+    </w:p>
+    <w:p>
+      <w:pPr>
+        <w:ind w:left="720" w:firstLine="720"/>
+        <w:rPr>
+          <w:rFonts w:ascii="Times New Roman" w:hAnsi="Times New Roman" w:cs="Times New Roman"/>
+          <w:sz w:val="28"/>
+          <w:szCs w:val="28"/>
+          <w:u w:val="single"/>
+        </w:rPr>
+      </w:pPr>
+      <w:r>
+        <w:rPr>
+          <w:rFonts w:ascii="Times New Roman" w:hAnsi="Times New Roman" w:cs="Times New Roman"/>
+          <w:sz w:val="28"/>
+          <w:szCs w:val="28"/>
+          <w:u w:val="single"/>
+        </w:rPr>
+        <w:t>1.9. Результат здачі</w:t>
+      </w:r>
+    </w:p>
+    <w:p>
+      <w:pPr>
+        <w:numPr>
+          <w:ilvl w:val="0"/>
+          <w:numId w:val="12"/>
+        </w:numPr>
+        <w:rPr>
+          <w:rFonts w:ascii="Times New Roman" w:hAnsi="Times New Roman" w:cs="Times New Roman"/>
+          <w:sz w:val="28"/>
+          <w:szCs w:val="28"/>
+        </w:rPr>
+      </w:pPr>
+      <w:proofErr w:type="spellStart"/>
+      <w:r>
+        <w:rPr>
+          <w:rFonts w:ascii="Times New Roman" w:hAnsi="Times New Roman" w:cs="Times New Roman"/>
+          <w:sz w:val="28"/>
+          <w:szCs w:val="28"/>
+        </w:rPr>
+        <w:t>Git</w:t>
+      </w:r>
+      <w:proofErr w:type="spellEnd"/>
+      <w:r>
+        <w:rPr>
+          <w:rFonts w:ascii="Times New Roman" w:hAnsi="Times New Roman" w:cs="Times New Roman"/>
+          <w:sz w:val="28"/>
+          <w:szCs w:val="28"/>
+        </w:rPr>
+        <w:t xml:space="preserve">-репозиторій з </w:t>
+      </w:r>
+      <w:proofErr w:type="spellStart"/>
+      <w:r>
+        <w:rPr>
+          <w:rFonts w:ascii="Times New Roman" w:hAnsi="Times New Roman" w:cs="Times New Roman"/>
+          <w:sz w:val="28"/>
+          <w:szCs w:val="28"/>
+        </w:rPr>
+        <w:t>комітами</w:t>
+      </w:r>
+      <w:proofErr w:type="spellEnd"/>
+      <w:r>
+        <w:rPr>
+          <w:rFonts w:ascii="Times New Roman" w:hAnsi="Times New Roman" w:cs="Times New Roman"/>
+          <w:sz w:val="28"/>
+          <w:szCs w:val="28"/>
+        </w:rPr>
+        <w:t xml:space="preserve"> і PR.</w:t>
+      </w:r>
+    </w:p>
+    <w:p>
+      <w:pPr>
+        <w:numPr>
+          <w:ilvl w:val="0"/>
+          <w:numId w:val="12"/>
+        </w:numPr>
+        <w:rPr>
+          <w:rFonts w:ascii="Times New Roman" w:hAnsi="Times New Roman" w:cs="Times New Roman"/>
+          <w:sz w:val="28"/>
+          <w:szCs w:val="28"/>
+        </w:rPr>
+      </w:pPr>
+      <w:r>
+        <w:rPr>
+          <w:rFonts w:ascii="Times New Roman" w:hAnsi="Times New Roman" w:cs="Times New Roman"/>
+          <w:sz w:val="28"/>
+          <w:szCs w:val="28"/>
+        </w:rPr>
+        <w:lastRenderedPageBreak/>
+        <w:t>Три теги: checkpoint-1, checkpoint-2, checkpoint-3.</w:t>
+      </w:r>
+    </w:p>
+    <w:p>
+      <w:pPr>
+        <w:numPr>
+          <w:ilvl w:val="0"/>
+          <w:numId w:val="12"/>
+        </w:numPr>
+        <w:rPr>
+          <w:rFonts w:ascii="Times New Roman" w:hAnsi="Times New Roman" w:cs="Times New Roman"/>
+          <w:sz w:val="28"/>
+          <w:szCs w:val="28"/>
+        </w:rPr>
+      </w:pPr>
+      <w:r>
+        <w:rPr>
+          <w:rFonts w:ascii="Times New Roman" w:hAnsi="Times New Roman" w:cs="Times New Roman"/>
+          <w:sz w:val="28"/>
+          <w:szCs w:val="28"/>
+        </w:rPr>
+        <w:t>README.md з інструкцією.</w:t>
+      </w:r>
+    </w:p>
+    <w:p>
+      <w:pPr>
+        <w:numPr>
+          <w:ilvl w:val="0"/>
+          <w:numId w:val="12"/>
+        </w:numPr>
+        <w:rPr>
+          <w:rFonts w:ascii="Times New Roman" w:hAnsi="Times New Roman" w:cs="Times New Roman"/>
+          <w:sz w:val="28"/>
+          <w:szCs w:val="28"/>
+        </w:rPr>
+      </w:pPr>
+      <w:r>
+        <w:rPr>
+          <w:rFonts w:ascii="Times New Roman" w:hAnsi="Times New Roman" w:cs="Times New Roman"/>
+          <w:sz w:val="28"/>
+          <w:szCs w:val="28"/>
+        </w:rPr>
+        <w:t>Word-звіт.</w:t>
+      </w:r>
+    </w:p>
+    <w:p>
+      <w:pPr>
+        <w:rPr>
+          <w:rFonts w:ascii="Times New Roman" w:hAnsi="Times New Roman" w:cs="Times New Roman"/>
+          <w:sz w:val="28"/>
+          <w:szCs w:val="28"/>
+          <w:lang w:val="en-US"/>
+        </w:rPr>
+      </w:pPr>
+      <w:r>
+        <w:rPr>
+          <w:rFonts w:ascii="Times New Roman" w:hAnsi="Times New Roman" w:cs="Times New Roman"/>
+          <w:sz w:val="28"/>
+          <w:szCs w:val="28"/>
+          <w:lang w:val="en-US"/>
+        </w:rPr>
+        <w:br w:type="page"/>
+      </w:r>
+    </w:p>
+    <w:p>
+      <w:pPr>
+        <w:pStyle w:val="a9"/>
+        <w:numPr>
+          <w:ilvl w:val="0"/>
+          <w:numId w:val="4"/>
+        </w:numPr>
         <w:rPr>
           <w:rFonts w:ascii="Times New Roman" w:hAnsi="Times New Roman" w:cs="Times New Roman"/>
           <w:b/>
@@ -2498,28 +3915,6 @@
           <w:sz w:val="28"/>
           <w:szCs w:val="28"/>
         </w:rPr>
-        <w:t>Менеджер:</w:t>
-      </w:r>
-      <w:r>
-        <w:rPr>
-          <w:rFonts w:ascii="Times New Roman" w:hAnsi="Times New Roman" w:cs="Times New Roman"/>
-          <w:sz w:val="28"/>
-          <w:szCs w:val="28"/>
-        </w:rPr>
-        <w:t> повний доступ до CRUD, без керування користувачами.</w:t>
-      </w:r>
-    </w:p>
-    <w:p>
-      <w:pPr>
-        <w:numPr>
-          <w:ilvl w:val="0"/>
-          <w:numId w:val="9"/>
-        </w:numPr>
-        <w:rPr>
-          <w:rFonts w:ascii="Times New Roman" w:hAnsi="Times New Roman" w:cs="Times New Roman"/>
-          <w:sz w:val="28"/>
-          <w:szCs w:val="28"/>
-        </w:rPr>
       </w:pPr>
       <w:r>
         <w:rPr>
@@ -2529,1559 +3924,6 @@
           <w:sz w:val="28"/>
           <w:szCs w:val="28"/>
         </w:rPr>
-        <w:t>Адміністратор:</w:t>
-      </w:r>
-      <w:r>
-        <w:rPr>
-          <w:rFonts w:ascii="Times New Roman" w:hAnsi="Times New Roman" w:cs="Times New Roman"/>
-          <w:sz w:val="28"/>
-          <w:szCs w:val="28"/>
-        </w:rPr>
-        <w:t> повний доступ + створення/редагування/блокування користувачів і ролей.</w:t>
-      </w:r>
-    </w:p>
-    <w:p>
-      <w:pPr>
-        <w:ind w:left="1440"/>
-        <w:rPr>
-          <w:rFonts w:ascii="Times New Roman" w:hAnsi="Times New Roman" w:cs="Times New Roman"/>
-          <w:b/>
-          <w:bCs/>
-          <w:sz w:val="28"/>
-          <w:szCs w:val="28"/>
-        </w:rPr>
-      </w:pPr>
-      <w:r>
-        <w:rPr>
-          <w:rFonts w:ascii="Times New Roman" w:hAnsi="Times New Roman" w:cs="Times New Roman"/>
-          <w:b/>
-          <w:bCs/>
-          <w:sz w:val="28"/>
-          <w:szCs w:val="28"/>
-        </w:rPr>
-        <w:t>1.</w:t>
-      </w:r>
-      <w:r>
-        <w:rPr>
-          <w:rFonts w:ascii="Times New Roman" w:hAnsi="Times New Roman" w:cs="Times New Roman"/>
-          <w:b/>
-          <w:bCs/>
-          <w:sz w:val="28"/>
-          <w:szCs w:val="28"/>
-        </w:rPr>
-        <w:t>5. Розширені вимоги (покриття тем курсу)</w:t>
-      </w:r>
-    </w:p>
-    <w:p>
-      <w:pPr>
-        <w:numPr>
-          <w:ilvl w:val="0"/>
-          <w:numId w:val="10"/>
-        </w:numPr>
-        <w:rPr>
-          <w:rFonts w:ascii="Times New Roman" w:hAnsi="Times New Roman" w:cs="Times New Roman"/>
-          <w:sz w:val="28"/>
-          <w:szCs w:val="28"/>
-        </w:rPr>
-      </w:pPr>
-      <w:r>
-        <w:rPr>
-          <w:rFonts w:ascii="Times New Roman" w:hAnsi="Times New Roman" w:cs="Times New Roman"/>
-          <w:b/>
-          <w:bCs/>
-          <w:sz w:val="28"/>
-          <w:szCs w:val="28"/>
-        </w:rPr>
-        <w:t>ООП та дизайн:</w:t>
-      </w:r>
-      <w:r>
-        <w:rPr>
-          <w:rFonts w:ascii="Times New Roman" w:hAnsi="Times New Roman" w:cs="Times New Roman"/>
-          <w:sz w:val="28"/>
-          <w:szCs w:val="28"/>
-        </w:rPr>
-        <w:t> Ієрархія </w:t>
-      </w:r>
-      <w:proofErr w:type="spellStart"/>
-      <w:r>
-        <w:rPr>
-          <w:rFonts w:ascii="Times New Roman" w:hAnsi="Times New Roman" w:cs="Times New Roman"/>
-          <w:sz w:val="28"/>
-          <w:szCs w:val="28"/>
-        </w:rPr>
-        <w:t>Person</w:t>
-      </w:r>
-      <w:proofErr w:type="spellEnd"/>
-      <w:r>
-        <w:rPr>
-          <w:rFonts w:ascii="Times New Roman" w:hAnsi="Times New Roman" w:cs="Times New Roman"/>
-          <w:sz w:val="28"/>
-          <w:szCs w:val="28"/>
-        </w:rPr>
-        <w:t xml:space="preserve"> -&gt; </w:t>
-      </w:r>
-      <w:proofErr w:type="spellStart"/>
-      <w:r>
-        <w:rPr>
-          <w:rFonts w:ascii="Times New Roman" w:hAnsi="Times New Roman" w:cs="Times New Roman"/>
-          <w:sz w:val="28"/>
-          <w:szCs w:val="28"/>
-        </w:rPr>
-        <w:t>Student</w:t>
-      </w:r>
-      <w:proofErr w:type="spellEnd"/>
-      <w:r>
-        <w:rPr>
-          <w:rFonts w:ascii="Times New Roman" w:hAnsi="Times New Roman" w:cs="Times New Roman"/>
-          <w:sz w:val="28"/>
-          <w:szCs w:val="28"/>
-        </w:rPr>
-        <w:t>/</w:t>
-      </w:r>
-      <w:proofErr w:type="spellStart"/>
-      <w:r>
-        <w:rPr>
-          <w:rFonts w:ascii="Times New Roman" w:hAnsi="Times New Roman" w:cs="Times New Roman"/>
-          <w:sz w:val="28"/>
-          <w:szCs w:val="28"/>
-        </w:rPr>
-        <w:t>Teacher</w:t>
-      </w:r>
-      <w:proofErr w:type="spellEnd"/>
-      <w:r>
-        <w:rPr>
-          <w:rFonts w:ascii="Times New Roman" w:hAnsi="Times New Roman" w:cs="Times New Roman"/>
-          <w:sz w:val="28"/>
-          <w:szCs w:val="28"/>
-        </w:rPr>
-        <w:t>, використання інтерфейсів, принципів SOLID, композиції.</w:t>
-      </w:r>
-    </w:p>
-    <w:p>
-      <w:pPr>
-        <w:numPr>
-          <w:ilvl w:val="0"/>
-          <w:numId w:val="10"/>
-        </w:numPr>
-        <w:rPr>
-          <w:rFonts w:ascii="Times New Roman" w:hAnsi="Times New Roman" w:cs="Times New Roman"/>
-          <w:sz w:val="28"/>
-          <w:szCs w:val="28"/>
-        </w:rPr>
-      </w:pPr>
-      <w:r>
-        <w:rPr>
-          <w:rFonts w:ascii="Times New Roman" w:hAnsi="Times New Roman" w:cs="Times New Roman"/>
-          <w:b/>
-          <w:bCs/>
-          <w:sz w:val="28"/>
-          <w:szCs w:val="28"/>
-        </w:rPr>
-        <w:t xml:space="preserve">Інкапсуляція та </w:t>
-      </w:r>
-      <w:proofErr w:type="spellStart"/>
-      <w:r>
-        <w:rPr>
-          <w:rFonts w:ascii="Times New Roman" w:hAnsi="Times New Roman" w:cs="Times New Roman"/>
-          <w:b/>
-          <w:bCs/>
-          <w:sz w:val="28"/>
-          <w:szCs w:val="28"/>
-        </w:rPr>
-        <w:t>валідація</w:t>
-      </w:r>
-      <w:proofErr w:type="spellEnd"/>
-      <w:r>
-        <w:rPr>
-          <w:rFonts w:ascii="Times New Roman" w:hAnsi="Times New Roman" w:cs="Times New Roman"/>
-          <w:b/>
-          <w:bCs/>
-          <w:sz w:val="28"/>
-          <w:szCs w:val="28"/>
-        </w:rPr>
-        <w:t>:</w:t>
-      </w:r>
-      <w:r>
-        <w:rPr>
-          <w:rFonts w:ascii="Times New Roman" w:hAnsi="Times New Roman" w:cs="Times New Roman"/>
-          <w:sz w:val="28"/>
-          <w:szCs w:val="28"/>
-        </w:rPr>
-        <w:t xml:space="preserve"> Приватні поля, </w:t>
-      </w:r>
-      <w:proofErr w:type="spellStart"/>
-      <w:r>
-        <w:rPr>
-          <w:rFonts w:ascii="Times New Roman" w:hAnsi="Times New Roman" w:cs="Times New Roman"/>
-          <w:sz w:val="28"/>
-          <w:szCs w:val="28"/>
-        </w:rPr>
-        <w:t>валідатори</w:t>
-      </w:r>
-      <w:proofErr w:type="spellEnd"/>
-      <w:r>
-        <w:rPr>
-          <w:rFonts w:ascii="Times New Roman" w:hAnsi="Times New Roman" w:cs="Times New Roman"/>
-          <w:sz w:val="28"/>
-          <w:szCs w:val="28"/>
-        </w:rPr>
-        <w:t>, використання </w:t>
-      </w:r>
-      <w:proofErr w:type="spellStart"/>
-      <w:r>
-        <w:rPr>
-          <w:rFonts w:ascii="Times New Roman" w:hAnsi="Times New Roman" w:cs="Times New Roman"/>
-          <w:sz w:val="28"/>
-          <w:szCs w:val="28"/>
-        </w:rPr>
-        <w:t>Optional</w:t>
-      </w:r>
-      <w:proofErr w:type="spellEnd"/>
-      <w:r>
-        <w:rPr>
-          <w:rFonts w:ascii="Times New Roman" w:hAnsi="Times New Roman" w:cs="Times New Roman"/>
-          <w:sz w:val="28"/>
-          <w:szCs w:val="28"/>
-        </w:rPr>
-        <w:t>.</w:t>
-      </w:r>
-    </w:p>
-    <w:p>
-      <w:pPr>
-        <w:numPr>
-          <w:ilvl w:val="0"/>
-          <w:numId w:val="10"/>
-        </w:numPr>
-        <w:rPr>
-          <w:rFonts w:ascii="Times New Roman" w:hAnsi="Times New Roman" w:cs="Times New Roman"/>
-          <w:sz w:val="28"/>
-          <w:szCs w:val="28"/>
-        </w:rPr>
-      </w:pPr>
-      <w:r>
-        <w:rPr>
-          <w:rFonts w:ascii="Times New Roman" w:hAnsi="Times New Roman" w:cs="Times New Roman"/>
-          <w:b/>
-          <w:bCs/>
-          <w:sz w:val="28"/>
-          <w:szCs w:val="28"/>
-        </w:rPr>
-        <w:lastRenderedPageBreak/>
-        <w:t xml:space="preserve">Колекції та </w:t>
-      </w:r>
-      <w:proofErr w:type="spellStart"/>
-      <w:r>
-        <w:rPr>
-          <w:rFonts w:ascii="Times New Roman" w:hAnsi="Times New Roman" w:cs="Times New Roman"/>
-          <w:b/>
-          <w:bCs/>
-          <w:sz w:val="28"/>
-          <w:szCs w:val="28"/>
-        </w:rPr>
-        <w:t>дженеріки</w:t>
-      </w:r>
-      <w:proofErr w:type="spellEnd"/>
-      <w:r>
-        <w:rPr>
-          <w:rFonts w:ascii="Times New Roman" w:hAnsi="Times New Roman" w:cs="Times New Roman"/>
-          <w:b/>
-          <w:bCs/>
-          <w:sz w:val="28"/>
-          <w:szCs w:val="28"/>
-        </w:rPr>
-        <w:t>:</w:t>
-      </w:r>
-      <w:r>
-        <w:rPr>
-          <w:rFonts w:ascii="Times New Roman" w:hAnsi="Times New Roman" w:cs="Times New Roman"/>
-          <w:sz w:val="28"/>
-          <w:szCs w:val="28"/>
-        </w:rPr>
-        <w:t> Репозиторії </w:t>
-      </w:r>
-      <w:proofErr w:type="spellStart"/>
-      <w:r>
-        <w:rPr>
-          <w:rFonts w:ascii="Times New Roman" w:hAnsi="Times New Roman" w:cs="Times New Roman"/>
-          <w:sz w:val="28"/>
-          <w:szCs w:val="28"/>
-        </w:rPr>
-        <w:t>Repository</w:t>
-      </w:r>
-      <w:proofErr w:type="spellEnd"/>
-      <w:r>
-        <w:rPr>
-          <w:rFonts w:ascii="Times New Roman" w:hAnsi="Times New Roman" w:cs="Times New Roman"/>
-          <w:sz w:val="28"/>
-          <w:szCs w:val="28"/>
-        </w:rPr>
-        <w:t>&lt;T, ID&gt;, обґрунтований вибір </w:t>
-      </w:r>
-      <w:proofErr w:type="spellStart"/>
-      <w:r>
-        <w:rPr>
-          <w:rFonts w:ascii="Times New Roman" w:hAnsi="Times New Roman" w:cs="Times New Roman"/>
-          <w:sz w:val="28"/>
-          <w:szCs w:val="28"/>
-        </w:rPr>
-        <w:t>List</w:t>
-      </w:r>
-      <w:proofErr w:type="spellEnd"/>
-      <w:r>
-        <w:rPr>
-          <w:rFonts w:ascii="Times New Roman" w:hAnsi="Times New Roman" w:cs="Times New Roman"/>
-          <w:sz w:val="28"/>
-          <w:szCs w:val="28"/>
-        </w:rPr>
-        <w:t>/</w:t>
-      </w:r>
-      <w:proofErr w:type="spellStart"/>
-      <w:r>
-        <w:rPr>
-          <w:rFonts w:ascii="Times New Roman" w:hAnsi="Times New Roman" w:cs="Times New Roman"/>
-          <w:sz w:val="28"/>
-          <w:szCs w:val="28"/>
-        </w:rPr>
-        <w:t>Set</w:t>
-      </w:r>
-      <w:proofErr w:type="spellEnd"/>
-      <w:r>
-        <w:rPr>
-          <w:rFonts w:ascii="Times New Roman" w:hAnsi="Times New Roman" w:cs="Times New Roman"/>
-          <w:sz w:val="28"/>
-          <w:szCs w:val="28"/>
-        </w:rPr>
-        <w:t>/</w:t>
-      </w:r>
-      <w:proofErr w:type="spellStart"/>
-      <w:r>
-        <w:rPr>
-          <w:rFonts w:ascii="Times New Roman" w:hAnsi="Times New Roman" w:cs="Times New Roman"/>
-          <w:sz w:val="28"/>
-          <w:szCs w:val="28"/>
-        </w:rPr>
-        <w:t>Map</w:t>
-      </w:r>
-      <w:proofErr w:type="spellEnd"/>
-      <w:r>
-        <w:rPr>
-          <w:rFonts w:ascii="Times New Roman" w:hAnsi="Times New Roman" w:cs="Times New Roman"/>
-          <w:sz w:val="28"/>
-          <w:szCs w:val="28"/>
-        </w:rPr>
-        <w:t>, коректні </w:t>
-      </w:r>
-      <w:proofErr w:type="spellStart"/>
-      <w:r>
-        <w:rPr>
-          <w:rFonts w:ascii="Times New Roman" w:hAnsi="Times New Roman" w:cs="Times New Roman"/>
-          <w:sz w:val="28"/>
-          <w:szCs w:val="28"/>
-        </w:rPr>
-        <w:t>equals</w:t>
-      </w:r>
-      <w:proofErr w:type="spellEnd"/>
-      <w:r>
-        <w:rPr>
-          <w:rFonts w:ascii="Times New Roman" w:hAnsi="Times New Roman" w:cs="Times New Roman"/>
-          <w:sz w:val="28"/>
-          <w:szCs w:val="28"/>
-        </w:rPr>
-        <w:t>()/</w:t>
-      </w:r>
-      <w:proofErr w:type="spellStart"/>
-      <w:r>
-        <w:rPr>
-          <w:rFonts w:ascii="Times New Roman" w:hAnsi="Times New Roman" w:cs="Times New Roman"/>
-          <w:sz w:val="28"/>
-          <w:szCs w:val="28"/>
-        </w:rPr>
-        <w:t>hashCode</w:t>
-      </w:r>
-      <w:proofErr w:type="spellEnd"/>
-      <w:r>
-        <w:rPr>
-          <w:rFonts w:ascii="Times New Roman" w:hAnsi="Times New Roman" w:cs="Times New Roman"/>
-          <w:sz w:val="28"/>
-          <w:szCs w:val="28"/>
-        </w:rPr>
-        <w:t>().</w:t>
-      </w:r>
-    </w:p>
-    <w:p>
-      <w:pPr>
-        <w:numPr>
-          <w:ilvl w:val="0"/>
-          <w:numId w:val="10"/>
-        </w:numPr>
-        <w:rPr>
-          <w:rFonts w:ascii="Times New Roman" w:hAnsi="Times New Roman" w:cs="Times New Roman"/>
-          <w:sz w:val="28"/>
-          <w:szCs w:val="28"/>
-        </w:rPr>
-      </w:pPr>
-      <w:proofErr w:type="spellStart"/>
-      <w:r>
-        <w:rPr>
-          <w:rFonts w:ascii="Times New Roman" w:hAnsi="Times New Roman" w:cs="Times New Roman"/>
-          <w:b/>
-          <w:bCs/>
-          <w:sz w:val="28"/>
-          <w:szCs w:val="28"/>
-        </w:rPr>
-        <w:t>Stream</w:t>
-      </w:r>
-      <w:proofErr w:type="spellEnd"/>
-      <w:r>
-        <w:rPr>
-          <w:rFonts w:ascii="Times New Roman" w:hAnsi="Times New Roman" w:cs="Times New Roman"/>
-          <w:b/>
-          <w:bCs/>
-          <w:sz w:val="28"/>
-          <w:szCs w:val="28"/>
-        </w:rPr>
-        <w:t xml:space="preserve"> API:</w:t>
-      </w:r>
-      <w:r>
-        <w:rPr>
-          <w:rFonts w:ascii="Times New Roman" w:hAnsi="Times New Roman" w:cs="Times New Roman"/>
-          <w:sz w:val="28"/>
-          <w:szCs w:val="28"/>
-        </w:rPr>
-        <w:t> Фільтрація, сортування, групування через стріми та лямбди.</w:t>
-      </w:r>
-    </w:p>
-    <w:p>
-      <w:pPr>
-        <w:numPr>
-          <w:ilvl w:val="0"/>
-          <w:numId w:val="10"/>
-        </w:numPr>
-        <w:rPr>
-          <w:rFonts w:ascii="Times New Roman" w:hAnsi="Times New Roman" w:cs="Times New Roman"/>
-          <w:sz w:val="28"/>
-          <w:szCs w:val="28"/>
-        </w:rPr>
-      </w:pPr>
-      <w:r>
-        <w:rPr>
-          <w:rFonts w:ascii="Times New Roman" w:hAnsi="Times New Roman" w:cs="Times New Roman"/>
-          <w:b/>
-          <w:bCs/>
-          <w:sz w:val="28"/>
-          <w:szCs w:val="28"/>
-        </w:rPr>
-        <w:t>Дата та час:</w:t>
-      </w:r>
-      <w:r>
-        <w:rPr>
-          <w:rFonts w:ascii="Times New Roman" w:hAnsi="Times New Roman" w:cs="Times New Roman"/>
-          <w:sz w:val="28"/>
-          <w:szCs w:val="28"/>
-        </w:rPr>
-        <w:t> Використання </w:t>
-      </w:r>
-      <w:proofErr w:type="spellStart"/>
-      <w:r>
-        <w:rPr>
-          <w:rFonts w:ascii="Times New Roman" w:hAnsi="Times New Roman" w:cs="Times New Roman"/>
-          <w:sz w:val="28"/>
-          <w:szCs w:val="28"/>
-        </w:rPr>
-        <w:t>LocalDate</w:t>
-      </w:r>
-      <w:proofErr w:type="spellEnd"/>
-      <w:r>
-        <w:rPr>
-          <w:rFonts w:ascii="Times New Roman" w:hAnsi="Times New Roman" w:cs="Times New Roman"/>
-          <w:sz w:val="28"/>
-          <w:szCs w:val="28"/>
-        </w:rPr>
-        <w:t>, </w:t>
-      </w:r>
-      <w:proofErr w:type="spellStart"/>
-      <w:r>
-        <w:rPr>
-          <w:rFonts w:ascii="Times New Roman" w:hAnsi="Times New Roman" w:cs="Times New Roman"/>
-          <w:sz w:val="28"/>
-          <w:szCs w:val="28"/>
-        </w:rPr>
-        <w:t>LocalDateTime</w:t>
-      </w:r>
-      <w:proofErr w:type="spellEnd"/>
-      <w:r>
-        <w:rPr>
-          <w:rFonts w:ascii="Times New Roman" w:hAnsi="Times New Roman" w:cs="Times New Roman"/>
-          <w:sz w:val="28"/>
-          <w:szCs w:val="28"/>
-        </w:rPr>
-        <w:t>, розрахунок стажу/віку через </w:t>
-      </w:r>
-      <w:proofErr w:type="spellStart"/>
-      <w:r>
-        <w:rPr>
-          <w:rFonts w:ascii="Times New Roman" w:hAnsi="Times New Roman" w:cs="Times New Roman"/>
-          <w:sz w:val="28"/>
-          <w:szCs w:val="28"/>
-        </w:rPr>
-        <w:t>Period</w:t>
-      </w:r>
-      <w:proofErr w:type="spellEnd"/>
-      <w:r>
-        <w:rPr>
-          <w:rFonts w:ascii="Times New Roman" w:hAnsi="Times New Roman" w:cs="Times New Roman"/>
-          <w:sz w:val="28"/>
-          <w:szCs w:val="28"/>
-        </w:rPr>
-        <w:t>/</w:t>
-      </w:r>
-      <w:proofErr w:type="spellStart"/>
-      <w:r>
-        <w:rPr>
-          <w:rFonts w:ascii="Times New Roman" w:hAnsi="Times New Roman" w:cs="Times New Roman"/>
-          <w:sz w:val="28"/>
-          <w:szCs w:val="28"/>
-        </w:rPr>
-        <w:t>Duration</w:t>
-      </w:r>
-      <w:proofErr w:type="spellEnd"/>
-      <w:r>
-        <w:rPr>
-          <w:rFonts w:ascii="Times New Roman" w:hAnsi="Times New Roman" w:cs="Times New Roman"/>
-          <w:sz w:val="28"/>
-          <w:szCs w:val="28"/>
-        </w:rPr>
-        <w:t>.</w:t>
-      </w:r>
-    </w:p>
-    <w:p>
-      <w:pPr>
-        <w:numPr>
-          <w:ilvl w:val="0"/>
-          <w:numId w:val="10"/>
-        </w:numPr>
-        <w:rPr>
-          <w:rFonts w:ascii="Times New Roman" w:hAnsi="Times New Roman" w:cs="Times New Roman"/>
-          <w:sz w:val="28"/>
-          <w:szCs w:val="28"/>
-        </w:rPr>
-      </w:pPr>
-      <w:r>
-        <w:rPr>
-          <w:rFonts w:ascii="Times New Roman" w:hAnsi="Times New Roman" w:cs="Times New Roman"/>
-          <w:b/>
-          <w:bCs/>
-          <w:sz w:val="28"/>
-          <w:szCs w:val="28"/>
-        </w:rPr>
-        <w:t xml:space="preserve">Сучасна </w:t>
-      </w:r>
-      <w:proofErr w:type="spellStart"/>
-      <w:r>
-        <w:rPr>
-          <w:rFonts w:ascii="Times New Roman" w:hAnsi="Times New Roman" w:cs="Times New Roman"/>
-          <w:b/>
-          <w:bCs/>
-          <w:sz w:val="28"/>
-          <w:szCs w:val="28"/>
-        </w:rPr>
-        <w:t>Java</w:t>
-      </w:r>
-      <w:proofErr w:type="spellEnd"/>
-      <w:r>
-        <w:rPr>
-          <w:rFonts w:ascii="Times New Roman" w:hAnsi="Times New Roman" w:cs="Times New Roman"/>
-          <w:b/>
-          <w:bCs/>
-          <w:sz w:val="28"/>
-          <w:szCs w:val="28"/>
-        </w:rPr>
-        <w:t>:</w:t>
-      </w:r>
-      <w:r>
-        <w:rPr>
-          <w:rFonts w:ascii="Times New Roman" w:hAnsi="Times New Roman" w:cs="Times New Roman"/>
-          <w:sz w:val="28"/>
-          <w:szCs w:val="28"/>
-        </w:rPr>
-        <w:t> Використання </w:t>
-      </w:r>
-      <w:proofErr w:type="spellStart"/>
-      <w:r>
-        <w:rPr>
-          <w:rFonts w:ascii="Times New Roman" w:hAnsi="Times New Roman" w:cs="Times New Roman"/>
-          <w:sz w:val="28"/>
-          <w:szCs w:val="28"/>
-        </w:rPr>
-        <w:t>record</w:t>
-      </w:r>
-      <w:proofErr w:type="spellEnd"/>
-      <w:r>
-        <w:rPr>
-          <w:rFonts w:ascii="Times New Roman" w:hAnsi="Times New Roman" w:cs="Times New Roman"/>
-          <w:sz w:val="28"/>
-          <w:szCs w:val="28"/>
-        </w:rPr>
-        <w:t xml:space="preserve"> (для </w:t>
-      </w:r>
-      <w:proofErr w:type="spellStart"/>
-      <w:r>
-        <w:rPr>
-          <w:rFonts w:ascii="Times New Roman" w:hAnsi="Times New Roman" w:cs="Times New Roman"/>
-          <w:sz w:val="28"/>
-          <w:szCs w:val="28"/>
-        </w:rPr>
-        <w:t>Read-only</w:t>
-      </w:r>
-      <w:proofErr w:type="spellEnd"/>
-      <w:r>
-        <w:rPr>
-          <w:rFonts w:ascii="Times New Roman" w:hAnsi="Times New Roman" w:cs="Times New Roman"/>
-          <w:sz w:val="28"/>
-          <w:szCs w:val="28"/>
-        </w:rPr>
-        <w:t xml:space="preserve"> даних), </w:t>
-      </w:r>
-      <w:proofErr w:type="spellStart"/>
-      <w:r>
-        <w:rPr>
-          <w:rFonts w:ascii="Times New Roman" w:hAnsi="Times New Roman" w:cs="Times New Roman"/>
-          <w:sz w:val="28"/>
-          <w:szCs w:val="28"/>
-        </w:rPr>
-        <w:t>sealed</w:t>
-      </w:r>
-      <w:proofErr w:type="spellEnd"/>
-      <w:r>
-        <w:rPr>
-          <w:rFonts w:ascii="Times New Roman" w:hAnsi="Times New Roman" w:cs="Times New Roman"/>
-          <w:sz w:val="28"/>
-          <w:szCs w:val="28"/>
-        </w:rPr>
-        <w:t xml:space="preserve"> класів, </w:t>
-      </w:r>
-      <w:proofErr w:type="spellStart"/>
-      <w:r>
-        <w:rPr>
-          <w:rFonts w:ascii="Times New Roman" w:hAnsi="Times New Roman" w:cs="Times New Roman"/>
-          <w:sz w:val="28"/>
-          <w:szCs w:val="28"/>
-        </w:rPr>
-        <w:t>Lombok</w:t>
-      </w:r>
-      <w:proofErr w:type="spellEnd"/>
-      <w:r>
-        <w:rPr>
-          <w:rFonts w:ascii="Times New Roman" w:hAnsi="Times New Roman" w:cs="Times New Roman"/>
-          <w:sz w:val="28"/>
-          <w:szCs w:val="28"/>
-        </w:rPr>
-        <w:t>.</w:t>
-      </w:r>
-    </w:p>
-    <w:p>
-      <w:pPr>
-        <w:numPr>
-          <w:ilvl w:val="0"/>
-          <w:numId w:val="10"/>
-        </w:numPr>
-        <w:rPr>
-          <w:rFonts w:ascii="Times New Roman" w:hAnsi="Times New Roman" w:cs="Times New Roman"/>
-          <w:sz w:val="28"/>
-          <w:szCs w:val="28"/>
-        </w:rPr>
-      </w:pPr>
-      <w:r>
-        <w:rPr>
-          <w:rFonts w:ascii="Times New Roman" w:hAnsi="Times New Roman" w:cs="Times New Roman"/>
-          <w:b/>
-          <w:bCs/>
-          <w:sz w:val="28"/>
-          <w:szCs w:val="28"/>
-        </w:rPr>
-        <w:t xml:space="preserve">Винятки та </w:t>
-      </w:r>
-      <w:proofErr w:type="spellStart"/>
-      <w:r>
-        <w:rPr>
-          <w:rFonts w:ascii="Times New Roman" w:hAnsi="Times New Roman" w:cs="Times New Roman"/>
-          <w:b/>
-          <w:bCs/>
-          <w:sz w:val="28"/>
-          <w:szCs w:val="28"/>
-        </w:rPr>
-        <w:t>логування</w:t>
-      </w:r>
-      <w:proofErr w:type="spellEnd"/>
-      <w:r>
-        <w:rPr>
-          <w:rFonts w:ascii="Times New Roman" w:hAnsi="Times New Roman" w:cs="Times New Roman"/>
-          <w:b/>
-          <w:bCs/>
-          <w:sz w:val="28"/>
-          <w:szCs w:val="28"/>
-        </w:rPr>
-        <w:t>:</w:t>
-      </w:r>
-      <w:r>
-        <w:rPr>
-          <w:rFonts w:ascii="Times New Roman" w:hAnsi="Times New Roman" w:cs="Times New Roman"/>
-          <w:sz w:val="28"/>
-          <w:szCs w:val="28"/>
-        </w:rPr>
-        <w:t> Власні винятки (</w:t>
-      </w:r>
-      <w:proofErr w:type="spellStart"/>
-      <w:r>
-        <w:rPr>
-          <w:rFonts w:ascii="Times New Roman" w:hAnsi="Times New Roman" w:cs="Times New Roman"/>
-          <w:sz w:val="28"/>
-          <w:szCs w:val="28"/>
-        </w:rPr>
-        <w:t>Exceptions</w:t>
-      </w:r>
-      <w:proofErr w:type="spellEnd"/>
-      <w:r>
-        <w:rPr>
-          <w:rFonts w:ascii="Times New Roman" w:hAnsi="Times New Roman" w:cs="Times New Roman"/>
-          <w:sz w:val="28"/>
-          <w:szCs w:val="28"/>
-        </w:rPr>
-        <w:t xml:space="preserve">), </w:t>
-      </w:r>
-      <w:proofErr w:type="spellStart"/>
-      <w:r>
-        <w:rPr>
-          <w:rFonts w:ascii="Times New Roman" w:hAnsi="Times New Roman" w:cs="Times New Roman"/>
-          <w:sz w:val="28"/>
-          <w:szCs w:val="28"/>
-        </w:rPr>
-        <w:t>логування</w:t>
-      </w:r>
-      <w:proofErr w:type="spellEnd"/>
-      <w:r>
-        <w:rPr>
-          <w:rFonts w:ascii="Times New Roman" w:hAnsi="Times New Roman" w:cs="Times New Roman"/>
-          <w:sz w:val="28"/>
-          <w:szCs w:val="28"/>
-        </w:rPr>
-        <w:t xml:space="preserve"> через SLF4J + Log4j2 (у файл).</w:t>
-      </w:r>
-    </w:p>
-    <w:p>
-      <w:pPr>
-        <w:numPr>
-          <w:ilvl w:val="0"/>
-          <w:numId w:val="10"/>
-        </w:numPr>
-        <w:rPr>
-          <w:rFonts w:ascii="Times New Roman" w:hAnsi="Times New Roman" w:cs="Times New Roman"/>
-          <w:sz w:val="28"/>
-          <w:szCs w:val="28"/>
-        </w:rPr>
-      </w:pPr>
-      <w:r>
-        <w:rPr>
-          <w:rFonts w:ascii="Times New Roman" w:hAnsi="Times New Roman" w:cs="Times New Roman"/>
-          <w:b/>
-          <w:bCs/>
-          <w:sz w:val="28"/>
-          <w:szCs w:val="28"/>
-        </w:rPr>
-        <w:t>Тестування:</w:t>
-      </w:r>
-      <w:r>
-        <w:rPr>
-          <w:rFonts w:ascii="Times New Roman" w:hAnsi="Times New Roman" w:cs="Times New Roman"/>
-          <w:sz w:val="28"/>
-          <w:szCs w:val="28"/>
-        </w:rPr>
-        <w:t xml:space="preserve"> Не менше 20 </w:t>
-      </w:r>
-      <w:proofErr w:type="spellStart"/>
-      <w:r>
-        <w:rPr>
-          <w:rFonts w:ascii="Times New Roman" w:hAnsi="Times New Roman" w:cs="Times New Roman"/>
-          <w:sz w:val="28"/>
-          <w:szCs w:val="28"/>
-        </w:rPr>
-        <w:t>unit</w:t>
-      </w:r>
-      <w:proofErr w:type="spellEnd"/>
-      <w:r>
-        <w:rPr>
-          <w:rFonts w:ascii="Times New Roman" w:hAnsi="Times New Roman" w:cs="Times New Roman"/>
-          <w:sz w:val="28"/>
-          <w:szCs w:val="28"/>
-        </w:rPr>
-        <w:t>-тестів (</w:t>
-      </w:r>
-      <w:proofErr w:type="spellStart"/>
-      <w:r>
-        <w:rPr>
-          <w:rFonts w:ascii="Times New Roman" w:hAnsi="Times New Roman" w:cs="Times New Roman"/>
-          <w:sz w:val="28"/>
-          <w:szCs w:val="28"/>
-        </w:rPr>
-        <w:t>JUnit</w:t>
-      </w:r>
-      <w:proofErr w:type="spellEnd"/>
-      <w:r>
-        <w:rPr>
-          <w:rFonts w:ascii="Times New Roman" w:hAnsi="Times New Roman" w:cs="Times New Roman"/>
-          <w:sz w:val="28"/>
-          <w:szCs w:val="28"/>
-        </w:rPr>
-        <w:t xml:space="preserve">), включаючи </w:t>
-      </w:r>
-      <w:proofErr w:type="spellStart"/>
-      <w:r>
-        <w:rPr>
-          <w:rFonts w:ascii="Times New Roman" w:hAnsi="Times New Roman" w:cs="Times New Roman"/>
-          <w:sz w:val="28"/>
-          <w:szCs w:val="28"/>
-        </w:rPr>
-        <w:t>параметризовані</w:t>
-      </w:r>
-      <w:proofErr w:type="spellEnd"/>
-      <w:r>
-        <w:rPr>
-          <w:rFonts w:ascii="Times New Roman" w:hAnsi="Times New Roman" w:cs="Times New Roman"/>
-          <w:sz w:val="28"/>
-          <w:szCs w:val="28"/>
-        </w:rPr>
-        <w:t>.</w:t>
-      </w:r>
-    </w:p>
-    <w:p>
-      <w:pPr>
-        <w:numPr>
-          <w:ilvl w:val="0"/>
-          <w:numId w:val="10"/>
-        </w:numPr>
-        <w:rPr>
-          <w:rFonts w:ascii="Times New Roman" w:hAnsi="Times New Roman" w:cs="Times New Roman"/>
-          <w:sz w:val="28"/>
-          <w:szCs w:val="28"/>
-        </w:rPr>
-      </w:pPr>
-      <w:r>
-        <w:rPr>
-          <w:rFonts w:ascii="Times New Roman" w:hAnsi="Times New Roman" w:cs="Times New Roman"/>
-          <w:b/>
-          <w:bCs/>
-          <w:sz w:val="28"/>
-          <w:szCs w:val="28"/>
-        </w:rPr>
-        <w:t>I/O:</w:t>
-      </w:r>
-      <w:r>
-        <w:rPr>
-          <w:rFonts w:ascii="Times New Roman" w:hAnsi="Times New Roman" w:cs="Times New Roman"/>
-          <w:sz w:val="28"/>
-          <w:szCs w:val="28"/>
-        </w:rPr>
-        <w:t> Збереження даних на диск (NIO.2, </w:t>
-      </w:r>
-      <w:proofErr w:type="spellStart"/>
-      <w:r>
-        <w:rPr>
-          <w:rFonts w:ascii="Times New Roman" w:hAnsi="Times New Roman" w:cs="Times New Roman"/>
-          <w:sz w:val="28"/>
-          <w:szCs w:val="28"/>
-        </w:rPr>
-        <w:t>Path</w:t>
-      </w:r>
-      <w:proofErr w:type="spellEnd"/>
-      <w:r>
-        <w:rPr>
-          <w:rFonts w:ascii="Times New Roman" w:hAnsi="Times New Roman" w:cs="Times New Roman"/>
-          <w:sz w:val="28"/>
-          <w:szCs w:val="28"/>
-        </w:rPr>
-        <w:t>/</w:t>
-      </w:r>
-      <w:proofErr w:type="spellStart"/>
-      <w:r>
-        <w:rPr>
-          <w:rFonts w:ascii="Times New Roman" w:hAnsi="Times New Roman" w:cs="Times New Roman"/>
-          <w:sz w:val="28"/>
-          <w:szCs w:val="28"/>
-        </w:rPr>
-        <w:t>Files</w:t>
-      </w:r>
-      <w:proofErr w:type="spellEnd"/>
-      <w:r>
-        <w:rPr>
-          <w:rFonts w:ascii="Times New Roman" w:hAnsi="Times New Roman" w:cs="Times New Roman"/>
-          <w:sz w:val="28"/>
-          <w:szCs w:val="28"/>
-        </w:rPr>
-        <w:t>), серіалізація (JSON або бінарна).</w:t>
-      </w:r>
-    </w:p>
-    <w:p>
-      <w:pPr>
-        <w:numPr>
-          <w:ilvl w:val="0"/>
-          <w:numId w:val="10"/>
-        </w:numPr>
-        <w:rPr>
-          <w:rFonts w:ascii="Times New Roman" w:hAnsi="Times New Roman" w:cs="Times New Roman"/>
-          <w:sz w:val="28"/>
-          <w:szCs w:val="28"/>
-        </w:rPr>
-      </w:pPr>
-      <w:proofErr w:type="spellStart"/>
-      <w:r>
-        <w:rPr>
-          <w:rFonts w:ascii="Times New Roman" w:hAnsi="Times New Roman" w:cs="Times New Roman"/>
-          <w:b/>
-          <w:bCs/>
-          <w:sz w:val="28"/>
-          <w:szCs w:val="28"/>
-        </w:rPr>
-        <w:t>Багатопоточність</w:t>
-      </w:r>
-      <w:proofErr w:type="spellEnd"/>
-      <w:r>
-        <w:rPr>
-          <w:rFonts w:ascii="Times New Roman" w:hAnsi="Times New Roman" w:cs="Times New Roman"/>
-          <w:b/>
-          <w:bCs/>
-          <w:sz w:val="28"/>
-          <w:szCs w:val="28"/>
-        </w:rPr>
-        <w:t>:</w:t>
-      </w:r>
-      <w:r>
-        <w:rPr>
-          <w:rFonts w:ascii="Times New Roman" w:hAnsi="Times New Roman" w:cs="Times New Roman"/>
-          <w:sz w:val="28"/>
-          <w:szCs w:val="28"/>
-        </w:rPr>
-        <w:t xml:space="preserve"> Фонові операції або </w:t>
-      </w:r>
-      <w:proofErr w:type="spellStart"/>
-      <w:r>
-        <w:rPr>
-          <w:rFonts w:ascii="Times New Roman" w:hAnsi="Times New Roman" w:cs="Times New Roman"/>
-          <w:sz w:val="28"/>
-          <w:szCs w:val="28"/>
-        </w:rPr>
-        <w:t>автозбереження</w:t>
-      </w:r>
-      <w:proofErr w:type="spellEnd"/>
-      <w:r>
-        <w:rPr>
-          <w:rFonts w:ascii="Times New Roman" w:hAnsi="Times New Roman" w:cs="Times New Roman"/>
-          <w:sz w:val="28"/>
-          <w:szCs w:val="28"/>
-        </w:rPr>
-        <w:t>.</w:t>
-      </w:r>
-    </w:p>
-    <w:p>
-      <w:pPr>
-        <w:numPr>
-          <w:ilvl w:val="0"/>
-          <w:numId w:val="10"/>
-        </w:numPr>
-        <w:rPr>
-          <w:rFonts w:ascii="Times New Roman" w:hAnsi="Times New Roman" w:cs="Times New Roman"/>
-          <w:sz w:val="28"/>
-          <w:szCs w:val="28"/>
-        </w:rPr>
-      </w:pPr>
-      <w:r>
-        <w:rPr>
-          <w:rFonts w:ascii="Times New Roman" w:hAnsi="Times New Roman" w:cs="Times New Roman"/>
-          <w:b/>
-          <w:bCs/>
-          <w:sz w:val="28"/>
-          <w:szCs w:val="28"/>
-        </w:rPr>
-        <w:t>Мережевий режим:</w:t>
-      </w:r>
-      <w:r>
-        <w:rPr>
-          <w:rFonts w:ascii="Times New Roman" w:hAnsi="Times New Roman" w:cs="Times New Roman"/>
-          <w:sz w:val="28"/>
-          <w:szCs w:val="28"/>
-        </w:rPr>
-        <w:t> TCP клієнт-сервер.</w:t>
-      </w:r>
-    </w:p>
-    <w:p>
-      <w:pPr>
-        <w:numPr>
-          <w:ilvl w:val="0"/>
-          <w:numId w:val="10"/>
-        </w:numPr>
-        <w:rPr>
-          <w:rFonts w:ascii="Times New Roman" w:hAnsi="Times New Roman" w:cs="Times New Roman"/>
-          <w:sz w:val="28"/>
-          <w:szCs w:val="28"/>
-        </w:rPr>
-      </w:pPr>
-      <w:proofErr w:type="spellStart"/>
-      <w:r>
-        <w:rPr>
-          <w:rFonts w:ascii="Times New Roman" w:hAnsi="Times New Roman" w:cs="Times New Roman"/>
-          <w:b/>
-          <w:bCs/>
-          <w:sz w:val="28"/>
-          <w:szCs w:val="28"/>
-        </w:rPr>
-        <w:t>Reflection</w:t>
-      </w:r>
-      <w:proofErr w:type="spellEnd"/>
-      <w:r>
-        <w:rPr>
-          <w:rFonts w:ascii="Times New Roman" w:hAnsi="Times New Roman" w:cs="Times New Roman"/>
-          <w:b/>
-          <w:bCs/>
-          <w:sz w:val="28"/>
-          <w:szCs w:val="28"/>
-        </w:rPr>
-        <w:t>:</w:t>
-      </w:r>
-      <w:r>
-        <w:rPr>
-          <w:rFonts w:ascii="Times New Roman" w:hAnsi="Times New Roman" w:cs="Times New Roman"/>
-          <w:sz w:val="28"/>
-          <w:szCs w:val="28"/>
-        </w:rPr>
-        <w:t xml:space="preserve"> Анотації для меню або </w:t>
-      </w:r>
-      <w:proofErr w:type="spellStart"/>
-      <w:r>
-        <w:rPr>
-          <w:rFonts w:ascii="Times New Roman" w:hAnsi="Times New Roman" w:cs="Times New Roman"/>
-          <w:sz w:val="28"/>
-          <w:szCs w:val="28"/>
-        </w:rPr>
-        <w:t>валідації</w:t>
-      </w:r>
-      <w:proofErr w:type="spellEnd"/>
-      <w:r>
-        <w:rPr>
-          <w:rFonts w:ascii="Times New Roman" w:hAnsi="Times New Roman" w:cs="Times New Roman"/>
-          <w:sz w:val="28"/>
-          <w:szCs w:val="28"/>
-        </w:rPr>
-        <w:t>.</w:t>
-      </w:r>
-    </w:p>
-    <w:p>
-      <w:pPr>
-        <w:ind w:left="1440"/>
-        <w:rPr>
-          <w:rFonts w:ascii="Times New Roman" w:hAnsi="Times New Roman" w:cs="Times New Roman"/>
-          <w:b/>
-          <w:bCs/>
-          <w:sz w:val="28"/>
-          <w:szCs w:val="28"/>
-        </w:rPr>
-      </w:pPr>
-      <w:r>
-        <w:rPr>
-          <w:rFonts w:ascii="Times New Roman" w:hAnsi="Times New Roman" w:cs="Times New Roman"/>
-          <w:b/>
-          <w:bCs/>
-          <w:sz w:val="28"/>
-          <w:szCs w:val="28"/>
-        </w:rPr>
-        <w:t>1.</w:t>
-      </w:r>
-      <w:r>
-        <w:rPr>
-          <w:rFonts w:ascii="Times New Roman" w:hAnsi="Times New Roman" w:cs="Times New Roman"/>
-          <w:b/>
-          <w:bCs/>
-          <w:sz w:val="28"/>
-          <w:szCs w:val="28"/>
-        </w:rPr>
-        <w:t>6. Технічні вимоги</w:t>
-      </w:r>
-    </w:p>
-    <w:p>
-      <w:pPr>
-        <w:numPr>
-          <w:ilvl w:val="0"/>
-          <w:numId w:val="11"/>
-        </w:numPr>
-        <w:rPr>
-          <w:rFonts w:ascii="Times New Roman" w:hAnsi="Times New Roman" w:cs="Times New Roman"/>
-          <w:sz w:val="28"/>
-          <w:szCs w:val="28"/>
-        </w:rPr>
-      </w:pPr>
-      <w:r>
-        <w:rPr>
-          <w:rFonts w:ascii="Times New Roman" w:hAnsi="Times New Roman" w:cs="Times New Roman"/>
-          <w:sz w:val="28"/>
-          <w:szCs w:val="28"/>
-        </w:rPr>
-        <w:t xml:space="preserve">Мова: </w:t>
-      </w:r>
-      <w:proofErr w:type="spellStart"/>
-      <w:r>
-        <w:rPr>
-          <w:rFonts w:ascii="Times New Roman" w:hAnsi="Times New Roman" w:cs="Times New Roman"/>
-          <w:sz w:val="28"/>
-          <w:szCs w:val="28"/>
-        </w:rPr>
-        <w:t>Java</w:t>
-      </w:r>
-      <w:proofErr w:type="spellEnd"/>
-      <w:r>
-        <w:rPr>
-          <w:rFonts w:ascii="Times New Roman" w:hAnsi="Times New Roman" w:cs="Times New Roman"/>
-          <w:sz w:val="28"/>
-          <w:szCs w:val="28"/>
-        </w:rPr>
-        <w:t xml:space="preserve"> 17+.</w:t>
-      </w:r>
-    </w:p>
-    <w:p>
-      <w:pPr>
-        <w:numPr>
-          <w:ilvl w:val="0"/>
-          <w:numId w:val="11"/>
-        </w:numPr>
-        <w:rPr>
-          <w:rFonts w:ascii="Times New Roman" w:hAnsi="Times New Roman" w:cs="Times New Roman"/>
-          <w:sz w:val="28"/>
-          <w:szCs w:val="28"/>
-        </w:rPr>
-      </w:pPr>
-      <w:r>
-        <w:rPr>
-          <w:rFonts w:ascii="Times New Roman" w:hAnsi="Times New Roman" w:cs="Times New Roman"/>
-          <w:sz w:val="28"/>
-          <w:szCs w:val="28"/>
-        </w:rPr>
-        <w:t xml:space="preserve">Збірка: </w:t>
-      </w:r>
-      <w:proofErr w:type="spellStart"/>
-      <w:r>
-        <w:rPr>
-          <w:rFonts w:ascii="Times New Roman" w:hAnsi="Times New Roman" w:cs="Times New Roman"/>
-          <w:sz w:val="28"/>
-          <w:szCs w:val="28"/>
-        </w:rPr>
-        <w:t>Maven</w:t>
-      </w:r>
-      <w:proofErr w:type="spellEnd"/>
-      <w:r>
-        <w:rPr>
-          <w:rFonts w:ascii="Times New Roman" w:hAnsi="Times New Roman" w:cs="Times New Roman"/>
-          <w:sz w:val="28"/>
-          <w:szCs w:val="28"/>
-        </w:rPr>
-        <w:t>.</w:t>
-      </w:r>
-    </w:p>
-    <w:p>
-      <w:pPr>
-        <w:numPr>
-          <w:ilvl w:val="0"/>
-          <w:numId w:val="11"/>
-        </w:numPr>
-        <w:rPr>
-          <w:rFonts w:ascii="Times New Roman" w:hAnsi="Times New Roman" w:cs="Times New Roman"/>
-          <w:sz w:val="28"/>
-          <w:szCs w:val="28"/>
-        </w:rPr>
-      </w:pPr>
-      <w:r>
-        <w:rPr>
-          <w:rFonts w:ascii="Times New Roman" w:hAnsi="Times New Roman" w:cs="Times New Roman"/>
-          <w:sz w:val="28"/>
-          <w:szCs w:val="28"/>
-        </w:rPr>
-        <w:t>Інтерфейс: консольне меню.</w:t>
-      </w:r>
-    </w:p>
-    <w:p>
-      <w:pPr>
-        <w:numPr>
-          <w:ilvl w:val="0"/>
-          <w:numId w:val="11"/>
-        </w:numPr>
-        <w:rPr>
-          <w:rFonts w:ascii="Times New Roman" w:hAnsi="Times New Roman" w:cs="Times New Roman"/>
-          <w:sz w:val="28"/>
-          <w:szCs w:val="28"/>
-        </w:rPr>
-      </w:pPr>
-      <w:r>
-        <w:rPr>
-          <w:rFonts w:ascii="Times New Roman" w:hAnsi="Times New Roman" w:cs="Times New Roman"/>
-          <w:sz w:val="28"/>
-          <w:szCs w:val="28"/>
-        </w:rPr>
-        <w:t>Захист від некоректного введення.</w:t>
-      </w:r>
-    </w:p>
-    <w:p>
-      <w:pPr>
-        <w:ind w:left="720" w:firstLine="720"/>
-        <w:rPr>
-          <w:rFonts w:ascii="Times New Roman" w:hAnsi="Times New Roman" w:cs="Times New Roman"/>
-          <w:b/>
-          <w:bCs/>
-          <w:sz w:val="28"/>
-          <w:szCs w:val="28"/>
-        </w:rPr>
-      </w:pPr>
-      <w:r>
-        <w:rPr>
-          <w:rFonts w:ascii="Times New Roman" w:hAnsi="Times New Roman" w:cs="Times New Roman"/>
-          <w:b/>
-          <w:bCs/>
-          <w:sz w:val="28"/>
-          <w:szCs w:val="28"/>
-        </w:rPr>
-        <w:t>1.</w:t>
-      </w:r>
-      <w:r>
-        <w:rPr>
-          <w:rFonts w:ascii="Times New Roman" w:hAnsi="Times New Roman" w:cs="Times New Roman"/>
-          <w:b/>
-          <w:bCs/>
-          <w:sz w:val="28"/>
-          <w:szCs w:val="28"/>
-        </w:rPr>
-        <w:t>7. Архітектурні рекомендації</w:t>
-      </w:r>
-    </w:p>
-    <w:p>
-      <w:pPr>
-        <w:rPr>
-          <w:rFonts w:ascii="Times New Roman" w:hAnsi="Times New Roman" w:cs="Times New Roman"/>
-          <w:sz w:val="28"/>
-          <w:szCs w:val="28"/>
-        </w:rPr>
-      </w:pPr>
-      <w:r>
-        <w:rPr>
-          <w:rFonts w:ascii="Times New Roman" w:hAnsi="Times New Roman" w:cs="Times New Roman"/>
-          <w:sz w:val="28"/>
-          <w:szCs w:val="28"/>
-        </w:rPr>
-        <w:t>Розділити проєкт на рівні: </w:t>
-      </w:r>
-      <w:proofErr w:type="spellStart"/>
-      <w:r>
-        <w:rPr>
-          <w:rFonts w:ascii="Times New Roman" w:hAnsi="Times New Roman" w:cs="Times New Roman"/>
-          <w:sz w:val="28"/>
-          <w:szCs w:val="28"/>
-        </w:rPr>
-        <w:t>ui</w:t>
-      </w:r>
-      <w:proofErr w:type="spellEnd"/>
-      <w:r>
-        <w:rPr>
-          <w:rFonts w:ascii="Times New Roman" w:hAnsi="Times New Roman" w:cs="Times New Roman"/>
-          <w:sz w:val="28"/>
-          <w:szCs w:val="28"/>
-        </w:rPr>
-        <w:t> (CLI), </w:t>
-      </w:r>
-      <w:proofErr w:type="spellStart"/>
-      <w:r>
-        <w:rPr>
-          <w:rFonts w:ascii="Times New Roman" w:hAnsi="Times New Roman" w:cs="Times New Roman"/>
-          <w:sz w:val="28"/>
-          <w:szCs w:val="28"/>
-        </w:rPr>
-        <w:t>service</w:t>
-      </w:r>
-      <w:proofErr w:type="spellEnd"/>
-      <w:r>
-        <w:rPr>
-          <w:rFonts w:ascii="Times New Roman" w:hAnsi="Times New Roman" w:cs="Times New Roman"/>
-          <w:sz w:val="28"/>
-          <w:szCs w:val="28"/>
-        </w:rPr>
-        <w:t>, </w:t>
-      </w:r>
-      <w:proofErr w:type="spellStart"/>
-      <w:r>
-        <w:rPr>
-          <w:rFonts w:ascii="Times New Roman" w:hAnsi="Times New Roman" w:cs="Times New Roman"/>
-          <w:sz w:val="28"/>
-          <w:szCs w:val="28"/>
-        </w:rPr>
-        <w:t>repository</w:t>
-      </w:r>
-      <w:proofErr w:type="spellEnd"/>
-      <w:r>
-        <w:rPr>
-          <w:rFonts w:ascii="Times New Roman" w:hAnsi="Times New Roman" w:cs="Times New Roman"/>
-          <w:sz w:val="28"/>
-          <w:szCs w:val="28"/>
-        </w:rPr>
-        <w:t>, </w:t>
-      </w:r>
-      <w:proofErr w:type="spellStart"/>
-      <w:r>
-        <w:rPr>
-          <w:rFonts w:ascii="Times New Roman" w:hAnsi="Times New Roman" w:cs="Times New Roman"/>
-          <w:sz w:val="28"/>
-          <w:szCs w:val="28"/>
-        </w:rPr>
-        <w:t>domain</w:t>
-      </w:r>
-      <w:proofErr w:type="spellEnd"/>
-      <w:r>
-        <w:rPr>
-          <w:rFonts w:ascii="Times New Roman" w:hAnsi="Times New Roman" w:cs="Times New Roman"/>
-          <w:sz w:val="28"/>
-          <w:szCs w:val="28"/>
-        </w:rPr>
-        <w:t>.</w:t>
-      </w:r>
-    </w:p>
-    <w:p>
-      <w:pPr>
-        <w:ind w:left="720" w:firstLine="720"/>
-        <w:rPr>
-          <w:rFonts w:ascii="Times New Roman" w:hAnsi="Times New Roman" w:cs="Times New Roman"/>
-          <w:b/>
-          <w:bCs/>
-          <w:sz w:val="28"/>
-          <w:szCs w:val="28"/>
-        </w:rPr>
-      </w:pPr>
-      <w:r>
-        <w:rPr>
-          <w:rFonts w:ascii="Times New Roman" w:hAnsi="Times New Roman" w:cs="Times New Roman"/>
-          <w:b/>
-          <w:bCs/>
-          <w:sz w:val="28"/>
-          <w:szCs w:val="28"/>
-        </w:rPr>
-        <w:t>1.</w:t>
-      </w:r>
-      <w:r>
-        <w:rPr>
-          <w:rFonts w:ascii="Times New Roman" w:hAnsi="Times New Roman" w:cs="Times New Roman"/>
-          <w:b/>
-          <w:bCs/>
-          <w:sz w:val="28"/>
-          <w:szCs w:val="28"/>
-        </w:rPr>
-        <w:t>8. Звіт</w:t>
-      </w:r>
-    </w:p>
-    <w:p>
-      <w:pPr>
-        <w:rPr>
-          <w:rFonts w:ascii="Times New Roman" w:hAnsi="Times New Roman" w:cs="Times New Roman"/>
-          <w:sz w:val="28"/>
-          <w:szCs w:val="28"/>
-        </w:rPr>
-      </w:pPr>
-      <w:r>
-        <w:rPr>
-          <w:rFonts w:ascii="Times New Roman" w:hAnsi="Times New Roman" w:cs="Times New Roman"/>
-          <w:sz w:val="28"/>
-          <w:szCs w:val="28"/>
-        </w:rPr>
-        <w:t>Word-документ, що містить: постановку задачі, розподіл ролей, опис можливостей, UML-діаграму, опис рішень та проблем, висновки, код.</w:t>
-      </w:r>
-    </w:p>
-    <w:p>
-      <w:pPr>
-        <w:ind w:left="720" w:firstLine="720"/>
-        <w:rPr>
-          <w:rFonts w:ascii="Times New Roman" w:hAnsi="Times New Roman" w:cs="Times New Roman"/>
-          <w:b/>
-          <w:bCs/>
-          <w:sz w:val="28"/>
-          <w:szCs w:val="28"/>
-        </w:rPr>
-      </w:pPr>
-      <w:r>
-        <w:rPr>
-          <w:rFonts w:ascii="Times New Roman" w:hAnsi="Times New Roman" w:cs="Times New Roman"/>
-          <w:b/>
-          <w:bCs/>
-          <w:sz w:val="28"/>
-          <w:szCs w:val="28"/>
-        </w:rPr>
-        <w:t>1.</w:t>
-      </w:r>
-      <w:r>
-        <w:rPr>
-          <w:rFonts w:ascii="Times New Roman" w:hAnsi="Times New Roman" w:cs="Times New Roman"/>
-          <w:b/>
-          <w:bCs/>
-          <w:sz w:val="28"/>
-          <w:szCs w:val="28"/>
-        </w:rPr>
-        <w:t>9. Результат здачі</w:t>
-      </w:r>
-    </w:p>
-    <w:p>
-      <w:pPr>
-        <w:numPr>
-          <w:ilvl w:val="0"/>
-          <w:numId w:val="12"/>
-        </w:numPr>
-        <w:rPr>
-          <w:rFonts w:ascii="Times New Roman" w:hAnsi="Times New Roman" w:cs="Times New Roman"/>
-          <w:sz w:val="28"/>
-          <w:szCs w:val="28"/>
-        </w:rPr>
-      </w:pPr>
-      <w:proofErr w:type="spellStart"/>
-      <w:r>
-        <w:rPr>
-          <w:rFonts w:ascii="Times New Roman" w:hAnsi="Times New Roman" w:cs="Times New Roman"/>
-          <w:sz w:val="28"/>
-          <w:szCs w:val="28"/>
-        </w:rPr>
-        <w:t>Git</w:t>
-      </w:r>
-      <w:proofErr w:type="spellEnd"/>
-      <w:r>
-        <w:rPr>
-          <w:rFonts w:ascii="Times New Roman" w:hAnsi="Times New Roman" w:cs="Times New Roman"/>
-          <w:sz w:val="28"/>
-          <w:szCs w:val="28"/>
-        </w:rPr>
-        <w:t xml:space="preserve">-репозиторій з </w:t>
-      </w:r>
-      <w:proofErr w:type="spellStart"/>
-      <w:r>
-        <w:rPr>
-          <w:rFonts w:ascii="Times New Roman" w:hAnsi="Times New Roman" w:cs="Times New Roman"/>
-          <w:sz w:val="28"/>
-          <w:szCs w:val="28"/>
-        </w:rPr>
-        <w:t>комітами</w:t>
-      </w:r>
-      <w:proofErr w:type="spellEnd"/>
-      <w:r>
-        <w:rPr>
-          <w:rFonts w:ascii="Times New Roman" w:hAnsi="Times New Roman" w:cs="Times New Roman"/>
-          <w:sz w:val="28"/>
-          <w:szCs w:val="28"/>
-        </w:rPr>
-        <w:t xml:space="preserve"> і PR.</w:t>
-      </w:r>
-    </w:p>
-    <w:p>
-      <w:pPr>
-        <w:numPr>
-          <w:ilvl w:val="0"/>
-          <w:numId w:val="12"/>
-        </w:numPr>
-        <w:rPr>
-          <w:rFonts w:ascii="Times New Roman" w:hAnsi="Times New Roman" w:cs="Times New Roman"/>
-          <w:sz w:val="28"/>
-          <w:szCs w:val="28"/>
-        </w:rPr>
-      </w:pPr>
-      <w:r>
-        <w:rPr>
-          <w:rFonts w:ascii="Times New Roman" w:hAnsi="Times New Roman" w:cs="Times New Roman"/>
-          <w:sz w:val="28"/>
-          <w:szCs w:val="28"/>
-        </w:rPr>
-        <w:lastRenderedPageBreak/>
-        <w:t>Три теги: checkpoint-1, checkpoint-2, checkpoint-3.</w:t>
-      </w:r>
-    </w:p>
-    <w:p>
-      <w:pPr>
-        <w:numPr>
-          <w:ilvl w:val="0"/>
-          <w:numId w:val="12"/>
-        </w:numPr>
-        <w:rPr>
-          <w:rFonts w:ascii="Times New Roman" w:hAnsi="Times New Roman" w:cs="Times New Roman"/>
-          <w:sz w:val="28"/>
-          <w:szCs w:val="28"/>
-        </w:rPr>
-      </w:pPr>
-      <w:r>
-        <w:rPr>
-          <w:rFonts w:ascii="Times New Roman" w:hAnsi="Times New Roman" w:cs="Times New Roman"/>
-          <w:sz w:val="28"/>
-          <w:szCs w:val="28"/>
-        </w:rPr>
-        <w:t>README.md з інструкцією.</w:t>
-      </w:r>
-    </w:p>
-    <w:p>
-      <w:pPr>
-        <w:numPr>
-          <w:ilvl w:val="0"/>
-          <w:numId w:val="12"/>
-        </w:numPr>
-        <w:rPr>
-          <w:rFonts w:ascii="Times New Roman" w:hAnsi="Times New Roman" w:cs="Times New Roman"/>
-          <w:sz w:val="28"/>
-          <w:szCs w:val="28"/>
-        </w:rPr>
-      </w:pPr>
-      <w:r>
-        <w:rPr>
-          <w:rFonts w:ascii="Times New Roman" w:hAnsi="Times New Roman" w:cs="Times New Roman"/>
-          <w:sz w:val="28"/>
-          <w:szCs w:val="28"/>
-        </w:rPr>
-        <w:t>Word-звіт.</w:t>
-      </w:r>
-    </w:p>
-    <w:p>
-      <w:pPr>
-        <w:rPr>
-          <w:rFonts w:ascii="Times New Roman" w:hAnsi="Times New Roman" w:cs="Times New Roman"/>
-          <w:sz w:val="28"/>
-          <w:szCs w:val="28"/>
-          <w:lang w:val="en-US"/>
-        </w:rPr>
-      </w:pPr>
-      <w:r>
-        <w:rPr>
-          <w:rFonts w:ascii="Times New Roman" w:hAnsi="Times New Roman" w:cs="Times New Roman"/>
-          <w:sz w:val="28"/>
-          <w:szCs w:val="28"/>
-          <w:lang w:val="en-US"/>
-        </w:rPr>
-        <w:br w:type="page"/>
-      </w:r>
-    </w:p>
-    <w:p>
-      <w:pPr>
-        <w:pStyle w:val="a9"/>
-        <w:numPr>
-          <w:ilvl w:val="0"/>
-          <w:numId w:val="4"/>
-        </w:numPr>
-        <w:rPr>
-          <w:rFonts w:ascii="Times New Roman" w:hAnsi="Times New Roman" w:cs="Times New Roman"/>
-          <w:b/>
-          <w:bCs/>
-          <w:sz w:val="28"/>
-          <w:szCs w:val="28"/>
-        </w:rPr>
-      </w:pPr>
-      <w:r>
-        <w:rPr>
-          <w:rFonts w:ascii="Times New Roman" w:hAnsi="Times New Roman" w:cs="Times New Roman"/>
-          <w:b/>
-          <w:bCs/>
-          <w:sz w:val="28"/>
-          <w:szCs w:val="28"/>
-        </w:rPr>
         <w:lastRenderedPageBreak/>
         <w:t>Розподіл ролей</w:t>
       </w:r>
@@ -4102,10 +3944,20 @@
       <w:r>
         <w:rPr>
           <w:rFonts w:ascii="Times New Roman" w:hAnsi="Times New Roman" w:cs="Times New Roman"/>
-          <w:sz w:val="28"/>
-          <w:szCs w:val="28"/>
-        </w:rPr>
-        <w:t xml:space="preserve">Фломбойм Олександра: </w:t>
+          <w:i/>
+          <w:iCs/>
+          <w:sz w:val="28"/>
+          <w:szCs w:val="28"/>
+        </w:rPr>
+        <w:t>Фломбойм Олександра</w:t>
+      </w:r>
+      <w:r>
+        <w:rPr>
+          <w:rFonts w:ascii="Times New Roman" w:hAnsi="Times New Roman" w:cs="Times New Roman"/>
+          <w:sz w:val="28"/>
+          <w:szCs w:val="28"/>
+        </w:rPr>
+        <w:t xml:space="preserve">: </w:t>
       </w:r>
     </w:p>
     <w:p>
@@ -4127,7 +3979,31 @@
           <w:sz w:val="28"/>
           <w:szCs w:val="28"/>
         </w:rPr>
-        <w:t xml:space="preserve">Створення репозиторію на </w:t>
+        <w:t>Р</w:t>
+      </w:r>
+      <w:r>
+        <w:rPr>
+          <w:rFonts w:ascii="Times New Roman" w:hAnsi="Times New Roman" w:cs="Times New Roman"/>
+          <w:sz w:val="28"/>
+          <w:szCs w:val="28"/>
+        </w:rPr>
+        <w:t>епозиторі</w:t>
+      </w:r>
+      <w:r>
+        <w:rPr>
+          <w:rFonts w:ascii="Times New Roman" w:hAnsi="Times New Roman" w:cs="Times New Roman"/>
+          <w:sz w:val="28"/>
+          <w:szCs w:val="28"/>
+        </w:rPr>
+        <w:t>й</w:t>
+      </w:r>
+      <w:r>
+        <w:rPr>
+          <w:rFonts w:ascii="Times New Roman" w:hAnsi="Times New Roman" w:cs="Times New Roman"/>
+          <w:sz w:val="28"/>
+          <w:szCs w:val="28"/>
+        </w:rPr>
+        <w:t xml:space="preserve"> на </w:t>
       </w:r>
       <w:r>
         <w:rPr>
@@ -4158,7 +4034,31 @@
           <w:sz w:val="28"/>
           <w:szCs w:val="28"/>
         </w:rPr>
-        <w:t xml:space="preserve">Створення частини </w:t>
+        <w:t>Ч</w:t>
+      </w:r>
+      <w:r>
+        <w:rPr>
+          <w:rFonts w:ascii="Times New Roman" w:hAnsi="Times New Roman" w:cs="Times New Roman"/>
+          <w:sz w:val="28"/>
+          <w:szCs w:val="28"/>
+        </w:rPr>
+        <w:t>астин</w:t>
+      </w:r>
+      <w:r>
+        <w:rPr>
+          <w:rFonts w:ascii="Times New Roman" w:hAnsi="Times New Roman" w:cs="Times New Roman"/>
+          <w:sz w:val="28"/>
+          <w:szCs w:val="28"/>
+        </w:rPr>
+        <w:t>а</w:t>
+      </w:r>
+      <w:r>
+        <w:rPr>
+          <w:rFonts w:ascii="Times New Roman" w:hAnsi="Times New Roman" w:cs="Times New Roman"/>
+          <w:sz w:val="28"/>
+          <w:szCs w:val="28"/>
+        </w:rPr>
+        <w:t xml:space="preserve"> </w:t>
       </w:r>
       <w:r>
         <w:rPr>
@@ -4237,6 +4137,7 @@
           <w:szCs w:val="28"/>
         </w:rPr>
       </w:pPr>
+      <w:proofErr w:type="gramStart"/>
       <w:r>
         <w:rPr>
           <w:rFonts w:ascii="Times New Roman" w:hAnsi="Times New Roman" w:cs="Times New Roman"/>
@@ -4246,6 +4147,7 @@
         </w:rPr>
         <w:t>Department;</w:t>
       </w:r>
+      <w:proofErr w:type="gramEnd"/>
     </w:p>
     <w:p>
       <w:pPr>
@@ -4266,7 +4168,23 @@
           <w:sz w:val="28"/>
           <w:szCs w:val="28"/>
         </w:rPr>
-        <w:t xml:space="preserve">Створення меню з частиною </w:t>
+        <w:t xml:space="preserve"> </w:t>
+      </w:r>
+      <w:r>
+        <w:rPr>
+          <w:rFonts w:ascii="Times New Roman" w:hAnsi="Times New Roman" w:cs="Times New Roman"/>
+          <w:sz w:val="28"/>
+          <w:szCs w:val="28"/>
+        </w:rPr>
+        <w:t>М</w:t>
+      </w:r>
+      <w:r>
+        <w:rPr>
+          <w:rFonts w:ascii="Times New Roman" w:hAnsi="Times New Roman" w:cs="Times New Roman"/>
+          <w:sz w:val="28"/>
+          <w:szCs w:val="28"/>
+        </w:rPr>
+        <w:t xml:space="preserve">еню з частиною </w:t>
       </w:r>
       <w:r>
         <w:rPr>
@@ -4365,15 +4283,66 @@
           <w:sz w:val="28"/>
           <w:szCs w:val="28"/>
         </w:rPr>
-        <w:t xml:space="preserve">Створення </w:t>
-      </w:r>
-      <w:r>
-        <w:rPr>
-          <w:rFonts w:ascii="Times New Roman" w:hAnsi="Times New Roman" w:cs="Times New Roman"/>
-          <w:sz w:val="28"/>
-          <w:szCs w:val="28"/>
-        </w:rPr>
-        <w:t>частини функції пошуку</w:t>
+        <w:t>Ч</w:t>
+      </w:r>
+      <w:r>
+        <w:rPr>
+          <w:rFonts w:ascii="Times New Roman" w:hAnsi="Times New Roman" w:cs="Times New Roman"/>
+          <w:sz w:val="28"/>
+          <w:szCs w:val="28"/>
+        </w:rPr>
+        <w:t>астин</w:t>
+      </w:r>
+      <w:r>
+        <w:rPr>
+          <w:rFonts w:ascii="Times New Roman" w:hAnsi="Times New Roman" w:cs="Times New Roman"/>
+          <w:sz w:val="28"/>
+          <w:szCs w:val="28"/>
+        </w:rPr>
+        <w:t>а</w:t>
+      </w:r>
+      <w:r>
+        <w:rPr>
+          <w:rFonts w:ascii="Times New Roman" w:hAnsi="Times New Roman" w:cs="Times New Roman"/>
+          <w:sz w:val="28"/>
+          <w:szCs w:val="28"/>
+        </w:rPr>
+        <w:t xml:space="preserve"> функції пошуку</w:t>
+      </w:r>
+      <w:r>
+        <w:rPr>
+          <w:rFonts w:ascii="Times New Roman" w:hAnsi="Times New Roman" w:cs="Times New Roman"/>
+          <w:sz w:val="28"/>
+          <w:szCs w:val="28"/>
+          <w:lang w:val="en-US"/>
+        </w:rPr>
+        <w:t xml:space="preserve"> (</w:t>
+      </w:r>
+      <w:r>
+        <w:rPr>
+          <w:rFonts w:ascii="Times New Roman" w:hAnsi="Times New Roman" w:cs="Times New Roman"/>
+          <w:sz w:val="28"/>
+          <w:szCs w:val="28"/>
+        </w:rPr>
+        <w:t xml:space="preserve">з використанням лямбд та </w:t>
+      </w:r>
+      <w:r>
+        <w:rPr>
+          <w:rFonts w:ascii="Times New Roman" w:hAnsi="Times New Roman" w:cs="Times New Roman"/>
+          <w:sz w:val="28"/>
+          <w:szCs w:val="28"/>
+          <w:lang w:val="en-US"/>
+        </w:rPr>
+        <w:t>Stream API</w:t>
+      </w:r>
+      <w:r>
+        <w:rPr>
+          <w:rFonts w:ascii="Times New Roman" w:hAnsi="Times New Roman" w:cs="Times New Roman"/>
+          <w:sz w:val="28"/>
+          <w:szCs w:val="28"/>
+          <w:lang w:val="en-US"/>
+        </w:rPr>
+        <w:t>)</w:t>
       </w:r>
       <w:r>
         <w:rPr>
@@ -4464,16 +4433,373 @@
           <w:sz w:val="28"/>
           <w:szCs w:val="28"/>
         </w:rPr>
-        <w:t>Валідація</w:t>
-      </w:r>
-      <w:proofErr w:type="spellEnd"/>
-      <w:r>
-        <w:rPr>
-          <w:rFonts w:ascii="Times New Roman" w:hAnsi="Times New Roman" w:cs="Times New Roman"/>
-          <w:sz w:val="28"/>
-          <w:szCs w:val="28"/>
-        </w:rPr>
-        <w:t xml:space="preserve"> вводу при створенні університету, факультету та кафедри;</w:t>
+        <w:t>Рефакторинг</w:t>
+      </w:r>
+      <w:proofErr w:type="spellEnd"/>
+      <w:r>
+        <w:rPr>
+          <w:rFonts w:ascii="Times New Roman" w:hAnsi="Times New Roman" w:cs="Times New Roman"/>
+          <w:sz w:val="28"/>
+          <w:szCs w:val="28"/>
+        </w:rPr>
+        <w:t>:</w:t>
+      </w:r>
+    </w:p>
+    <w:p>
+      <w:pPr>
+        <w:pStyle w:val="a9"/>
+        <w:numPr>
+          <w:ilvl w:val="2"/>
+          <w:numId w:val="14"/>
+        </w:numPr>
+        <w:rPr>
+          <w:rFonts w:ascii="Times New Roman" w:hAnsi="Times New Roman" w:cs="Times New Roman"/>
+          <w:sz w:val="28"/>
+          <w:szCs w:val="28"/>
+        </w:rPr>
+      </w:pPr>
+      <w:r>
+        <w:rPr>
+          <w:rFonts w:ascii="Times New Roman" w:hAnsi="Times New Roman" w:cs="Times New Roman"/>
+          <w:sz w:val="28"/>
+          <w:szCs w:val="28"/>
+        </w:rPr>
+        <w:t xml:space="preserve">дотримання принципів </w:t>
+      </w:r>
+      <w:r>
+        <w:rPr>
+          <w:rFonts w:ascii="Times New Roman" w:hAnsi="Times New Roman" w:cs="Times New Roman"/>
+          <w:sz w:val="28"/>
+          <w:szCs w:val="28"/>
+          <w:lang w:val="en-US"/>
+        </w:rPr>
+        <w:t>SOLID:</w:t>
+      </w:r>
+    </w:p>
+    <w:p>
+      <w:pPr>
+        <w:pStyle w:val="a9"/>
+        <w:numPr>
+          <w:ilvl w:val="3"/>
+          <w:numId w:val="14"/>
+        </w:numPr>
+        <w:rPr>
+          <w:rFonts w:ascii="Times New Roman" w:hAnsi="Times New Roman" w:cs="Times New Roman"/>
+          <w:sz w:val="28"/>
+          <w:szCs w:val="28"/>
+        </w:rPr>
+      </w:pPr>
+      <w:proofErr w:type="spellStart"/>
+      <w:r>
+        <w:rPr>
+          <w:rFonts w:ascii="Times New Roman" w:hAnsi="Times New Roman" w:cs="Times New Roman"/>
+          <w:sz w:val="28"/>
+          <w:szCs w:val="28"/>
+        </w:rPr>
+        <w:t>Single</w:t>
+      </w:r>
+      <w:proofErr w:type="spellEnd"/>
+      <w:r>
+        <w:rPr>
+          <w:rFonts w:ascii="Times New Roman" w:hAnsi="Times New Roman" w:cs="Times New Roman"/>
+          <w:sz w:val="28"/>
+          <w:szCs w:val="28"/>
+        </w:rPr>
+        <w:t xml:space="preserve"> </w:t>
+      </w:r>
+      <w:proofErr w:type="spellStart"/>
+      <w:r>
+        <w:rPr>
+          <w:rFonts w:ascii="Times New Roman" w:hAnsi="Times New Roman" w:cs="Times New Roman"/>
+          <w:sz w:val="28"/>
+          <w:szCs w:val="28"/>
+        </w:rPr>
+        <w:t>Responsibility</w:t>
+      </w:r>
+      <w:proofErr w:type="spellEnd"/>
+      <w:r>
+        <w:rPr>
+          <w:rFonts w:ascii="Times New Roman" w:hAnsi="Times New Roman" w:cs="Times New Roman"/>
+          <w:sz w:val="28"/>
+          <w:szCs w:val="28"/>
+        </w:rPr>
+        <w:t xml:space="preserve"> </w:t>
+      </w:r>
+      <w:proofErr w:type="spellStart"/>
+      <w:r>
+        <w:rPr>
+          <w:rFonts w:ascii="Times New Roman" w:hAnsi="Times New Roman" w:cs="Times New Roman"/>
+          <w:sz w:val="28"/>
+          <w:szCs w:val="28"/>
+        </w:rPr>
+        <w:t>Principle</w:t>
+      </w:r>
+      <w:proofErr w:type="spellEnd"/>
+      <w:r>
+        <w:rPr>
+          <w:rFonts w:ascii="Times New Roman" w:hAnsi="Times New Roman" w:cs="Times New Roman"/>
+          <w:sz w:val="28"/>
+          <w:szCs w:val="28"/>
+          <w:lang w:val="en-US"/>
+        </w:rPr>
+        <w:t xml:space="preserve">: </w:t>
+      </w:r>
+      <w:r>
+        <w:rPr>
+          <w:rFonts w:ascii="Times New Roman" w:hAnsi="Times New Roman" w:cs="Times New Roman"/>
+          <w:sz w:val="28"/>
+          <w:szCs w:val="28"/>
+        </w:rPr>
+        <w:t xml:space="preserve">створення </w:t>
+      </w:r>
+      <w:r>
+        <w:rPr>
+          <w:rFonts w:ascii="Times New Roman" w:hAnsi="Times New Roman" w:cs="Times New Roman"/>
+          <w:sz w:val="28"/>
+          <w:szCs w:val="28"/>
+        </w:rPr>
+        <w:t>окремих меню, сервісів та репозиторіїв для кожної сутності</w:t>
+      </w:r>
+      <w:r>
+        <w:rPr>
+          <w:rFonts w:ascii="Times New Roman" w:hAnsi="Times New Roman" w:cs="Times New Roman"/>
+          <w:sz w:val="28"/>
+          <w:szCs w:val="28"/>
+          <w:lang w:val="en-US"/>
+        </w:rPr>
+        <w:t xml:space="preserve"> (</w:t>
+      </w:r>
+      <w:r>
+        <w:rPr>
+          <w:rFonts w:ascii="Times New Roman" w:hAnsi="Times New Roman" w:cs="Times New Roman"/>
+          <w:sz w:val="28"/>
+          <w:szCs w:val="28"/>
+        </w:rPr>
+        <w:t xml:space="preserve">пакети </w:t>
+      </w:r>
+      <w:proofErr w:type="spellStart"/>
+      <w:r>
+        <w:rPr>
+          <w:rFonts w:ascii="Times New Roman" w:hAnsi="Times New Roman" w:cs="Times New Roman"/>
+          <w:sz w:val="28"/>
+          <w:szCs w:val="28"/>
+          <w:lang w:val="en-US"/>
+        </w:rPr>
+        <w:t>ui</w:t>
+      </w:r>
+      <w:proofErr w:type="spellEnd"/>
+      <w:r>
+        <w:rPr>
+          <w:rFonts w:ascii="Times New Roman" w:hAnsi="Times New Roman" w:cs="Times New Roman"/>
+          <w:sz w:val="28"/>
+          <w:szCs w:val="28"/>
+          <w:lang w:val="en-US"/>
+        </w:rPr>
+        <w:t>, services, repositories)</w:t>
+      </w:r>
+      <w:r>
+        <w:rPr>
+          <w:rFonts w:ascii="Times New Roman" w:hAnsi="Times New Roman" w:cs="Times New Roman"/>
+          <w:sz w:val="28"/>
+          <w:szCs w:val="28"/>
+        </w:rPr>
+        <w:t>. Чіткий а</w:t>
+      </w:r>
+      <w:r>
+        <w:rPr>
+          <w:rFonts w:ascii="Times New Roman" w:hAnsi="Times New Roman" w:cs="Times New Roman"/>
+          <w:sz w:val="28"/>
+          <w:szCs w:val="28"/>
+        </w:rPr>
+        <w:t>л</w:t>
+      </w:r>
+      <w:r>
+        <w:rPr>
+          <w:rFonts w:ascii="Times New Roman" w:hAnsi="Times New Roman" w:cs="Times New Roman"/>
+          <w:sz w:val="28"/>
+          <w:szCs w:val="28"/>
+        </w:rPr>
+        <w:t>горитм: меню звертається до сервісу, сервіс звертається до репозиторію і зворотнім шляхом необхідні дані повертаються до меню,</w:t>
+      </w:r>
+    </w:p>
+    <w:p>
+      <w:pPr>
+        <w:pStyle w:val="a9"/>
+        <w:numPr>
+          <w:ilvl w:val="3"/>
+          <w:numId w:val="14"/>
+        </w:numPr>
+        <w:rPr>
+          <w:rFonts w:ascii="Times New Roman" w:hAnsi="Times New Roman" w:cs="Times New Roman"/>
+          <w:sz w:val="28"/>
+          <w:szCs w:val="28"/>
+        </w:rPr>
+      </w:pPr>
+      <w:proofErr w:type="spellStart"/>
+      <w:r>
+        <w:rPr>
+          <w:rFonts w:ascii="Times New Roman" w:hAnsi="Times New Roman" w:cs="Times New Roman"/>
+          <w:sz w:val="28"/>
+          <w:szCs w:val="28"/>
+        </w:rPr>
+        <w:t>Open</w:t>
+      </w:r>
+      <w:proofErr w:type="spellEnd"/>
+      <w:r>
+        <w:rPr>
+          <w:rFonts w:ascii="Times New Roman" w:hAnsi="Times New Roman" w:cs="Times New Roman"/>
+          <w:sz w:val="28"/>
+          <w:szCs w:val="28"/>
+        </w:rPr>
+        <w:t>/</w:t>
+      </w:r>
+      <w:proofErr w:type="spellStart"/>
+      <w:r>
+        <w:rPr>
+          <w:rFonts w:ascii="Times New Roman" w:hAnsi="Times New Roman" w:cs="Times New Roman"/>
+          <w:sz w:val="28"/>
+          <w:szCs w:val="28"/>
+        </w:rPr>
+        <w:t>Closed</w:t>
+      </w:r>
+      <w:proofErr w:type="spellEnd"/>
+      <w:r>
+        <w:rPr>
+          <w:rFonts w:ascii="Times New Roman" w:hAnsi="Times New Roman" w:cs="Times New Roman"/>
+          <w:sz w:val="28"/>
+          <w:szCs w:val="28"/>
+        </w:rPr>
+        <w:t xml:space="preserve"> </w:t>
+      </w:r>
+      <w:proofErr w:type="spellStart"/>
+      <w:r>
+        <w:rPr>
+          <w:rFonts w:ascii="Times New Roman" w:hAnsi="Times New Roman" w:cs="Times New Roman"/>
+          <w:sz w:val="28"/>
+          <w:szCs w:val="28"/>
+        </w:rPr>
+        <w:t>Principle</w:t>
+      </w:r>
+      <w:proofErr w:type="spellEnd"/>
+      <w:r>
+        <w:rPr>
+          <w:rFonts w:ascii="Times New Roman" w:hAnsi="Times New Roman" w:cs="Times New Roman"/>
+          <w:sz w:val="28"/>
+          <w:szCs w:val="28"/>
+          <w:lang w:val="en-US"/>
+        </w:rPr>
+        <w:t xml:space="preserve">: </w:t>
+      </w:r>
+      <w:r>
+        <w:rPr>
+          <w:rFonts w:ascii="Times New Roman" w:hAnsi="Times New Roman" w:cs="Times New Roman"/>
+          <w:sz w:val="28"/>
+          <w:szCs w:val="28"/>
+        </w:rPr>
+        <w:t xml:space="preserve">створення інтерфейсу </w:t>
+      </w:r>
+      <w:r>
+        <w:rPr>
+          <w:rFonts w:ascii="Times New Roman" w:hAnsi="Times New Roman" w:cs="Times New Roman"/>
+          <w:sz w:val="28"/>
+          <w:szCs w:val="28"/>
+          <w:lang w:val="en-US"/>
+        </w:rPr>
+        <w:t xml:space="preserve">Repository, </w:t>
+      </w:r>
+      <w:r>
+        <w:rPr>
+          <w:rFonts w:ascii="Times New Roman" w:hAnsi="Times New Roman" w:cs="Times New Roman"/>
+          <w:sz w:val="28"/>
+          <w:szCs w:val="28"/>
+        </w:rPr>
+        <w:t xml:space="preserve">який </w:t>
+      </w:r>
+      <w:proofErr w:type="spellStart"/>
+      <w:r>
+        <w:rPr>
+          <w:rFonts w:ascii="Times New Roman" w:hAnsi="Times New Roman" w:cs="Times New Roman"/>
+          <w:sz w:val="28"/>
+          <w:szCs w:val="28"/>
+        </w:rPr>
+        <w:t>імлементують</w:t>
+      </w:r>
+      <w:proofErr w:type="spellEnd"/>
+      <w:r>
+        <w:rPr>
+          <w:rFonts w:ascii="Times New Roman" w:hAnsi="Times New Roman" w:cs="Times New Roman"/>
+          <w:sz w:val="28"/>
+          <w:szCs w:val="28"/>
+        </w:rPr>
+        <w:t xml:space="preserve"> репозиторії кожної сутності;</w:t>
+      </w:r>
+    </w:p>
+    <w:p>
+      <w:pPr>
+        <w:pStyle w:val="a9"/>
+        <w:numPr>
+          <w:ilvl w:val="2"/>
+          <w:numId w:val="14"/>
+        </w:numPr>
+        <w:rPr>
+          <w:rFonts w:ascii="Times New Roman" w:hAnsi="Times New Roman" w:cs="Times New Roman"/>
+          <w:sz w:val="28"/>
+          <w:szCs w:val="28"/>
+        </w:rPr>
+      </w:pPr>
+      <w:r>
+        <w:rPr>
+          <w:rFonts w:ascii="Times New Roman" w:hAnsi="Times New Roman" w:cs="Times New Roman"/>
+          <w:sz w:val="28"/>
+          <w:szCs w:val="28"/>
+        </w:rPr>
+        <w:t>розбиття класів по пакетах (</w:t>
+      </w:r>
+      <w:r>
+        <w:rPr>
+          <w:rFonts w:ascii="Times New Roman" w:hAnsi="Times New Roman" w:cs="Times New Roman"/>
+          <w:sz w:val="28"/>
+          <w:szCs w:val="28"/>
+          <w:lang w:val="en-US"/>
+        </w:rPr>
+        <w:t xml:space="preserve">domain, </w:t>
+      </w:r>
+      <w:proofErr w:type="spellStart"/>
+      <w:r>
+        <w:rPr>
+          <w:rFonts w:ascii="Times New Roman" w:hAnsi="Times New Roman" w:cs="Times New Roman"/>
+          <w:sz w:val="28"/>
+          <w:szCs w:val="28"/>
+          <w:lang w:val="en-US"/>
+        </w:rPr>
+        <w:t>ui</w:t>
+      </w:r>
+      <w:proofErr w:type="spellEnd"/>
+      <w:r>
+        <w:rPr>
+          <w:rFonts w:ascii="Times New Roman" w:hAnsi="Times New Roman" w:cs="Times New Roman"/>
+          <w:sz w:val="28"/>
+          <w:szCs w:val="28"/>
+          <w:lang w:val="en-US"/>
+        </w:rPr>
+        <w:t xml:space="preserve">, services, repositories, validators </w:t>
+      </w:r>
+      <w:r>
+        <w:rPr>
+          <w:rFonts w:ascii="Times New Roman" w:hAnsi="Times New Roman" w:cs="Times New Roman"/>
+          <w:sz w:val="28"/>
+          <w:szCs w:val="28"/>
+        </w:rPr>
+        <w:t>тощо)</w:t>
+      </w:r>
+      <w:r>
+        <w:rPr>
+          <w:rFonts w:ascii="Times New Roman" w:hAnsi="Times New Roman" w:cs="Times New Roman"/>
+          <w:sz w:val="28"/>
+          <w:szCs w:val="28"/>
+          <w:lang w:val="en-US"/>
+        </w:rPr>
+        <w:t>;</w:t>
       </w:r>
     </w:p>
     <w:p>
@@ -4489,23 +4815,270 @@
           <w:szCs w:val="28"/>
         </w:rPr>
       </w:pPr>
-      <w:proofErr w:type="spellStart"/>
-      <w:r>
-        <w:rPr>
-          <w:rFonts w:ascii="Times New Roman" w:hAnsi="Times New Roman" w:cs="Times New Roman"/>
-          <w:sz w:val="28"/>
-          <w:szCs w:val="28"/>
-        </w:rPr>
-        <w:t>Рефакторинг</w:t>
-      </w:r>
-      <w:proofErr w:type="spellEnd"/>
-      <w:r>
-        <w:rPr>
-          <w:rFonts w:ascii="Times New Roman" w:hAnsi="Times New Roman" w:cs="Times New Roman"/>
-          <w:sz w:val="28"/>
-          <w:szCs w:val="28"/>
-        </w:rPr>
-        <w:t>:</w:t>
+      <w:r>
+        <w:rPr>
+          <w:rFonts w:ascii="Times New Roman" w:hAnsi="Times New Roman" w:cs="Times New Roman"/>
+          <w:sz w:val="28"/>
+          <w:szCs w:val="28"/>
+        </w:rPr>
+        <w:t>Р</w:t>
+      </w:r>
+      <w:r>
+        <w:rPr>
+          <w:rFonts w:ascii="Times New Roman" w:hAnsi="Times New Roman" w:cs="Times New Roman"/>
+          <w:sz w:val="28"/>
+          <w:szCs w:val="28"/>
+        </w:rPr>
+        <w:t xml:space="preserve">епозиторії на </w:t>
+      </w:r>
+      <w:proofErr w:type="spellStart"/>
+      <w:r>
+        <w:rPr>
+          <w:rFonts w:ascii="Times New Roman" w:hAnsi="Times New Roman" w:cs="Times New Roman"/>
+          <w:sz w:val="28"/>
+          <w:szCs w:val="28"/>
+        </w:rPr>
+        <w:t>дженеріках</w:t>
+      </w:r>
+      <w:proofErr w:type="spellEnd"/>
+      <w:r>
+        <w:rPr>
+          <w:rFonts w:ascii="Times New Roman" w:hAnsi="Times New Roman" w:cs="Times New Roman"/>
+          <w:sz w:val="28"/>
+          <w:szCs w:val="28"/>
+        </w:rPr>
+        <w:t xml:space="preserve"> </w:t>
+      </w:r>
+      <w:r>
+        <w:rPr>
+          <w:rFonts w:ascii="Times New Roman" w:hAnsi="Times New Roman" w:cs="Times New Roman"/>
+          <w:sz w:val="28"/>
+          <w:szCs w:val="28"/>
+        </w:rPr>
+        <w:t>та в</w:t>
+      </w:r>
+      <w:r>
+        <w:rPr>
+          <w:rFonts w:ascii="Times New Roman" w:hAnsi="Times New Roman" w:cs="Times New Roman"/>
+          <w:sz w:val="28"/>
+          <w:szCs w:val="28"/>
+        </w:rPr>
+        <w:t xml:space="preserve">икористання </w:t>
+      </w:r>
+      <w:r>
+        <w:rPr>
+          <w:rFonts w:ascii="Times New Roman" w:hAnsi="Times New Roman" w:cs="Times New Roman"/>
+          <w:sz w:val="28"/>
+          <w:szCs w:val="28"/>
+          <w:lang w:val="en-US"/>
+        </w:rPr>
+        <w:t>sealed</w:t>
+      </w:r>
+      <w:r>
+        <w:rPr>
+          <w:rFonts w:ascii="Times New Roman" w:hAnsi="Times New Roman" w:cs="Times New Roman"/>
+          <w:sz w:val="28"/>
+          <w:szCs w:val="28"/>
+        </w:rPr>
+        <w:t xml:space="preserve"> </w:t>
+      </w:r>
+      <w:r>
+        <w:rPr>
+          <w:rFonts w:ascii="Times New Roman" w:hAnsi="Times New Roman" w:cs="Times New Roman"/>
+          <w:sz w:val="28"/>
+          <w:szCs w:val="28"/>
+        </w:rPr>
+        <w:t>(</w:t>
+      </w:r>
+      <w:r>
+        <w:rPr>
+          <w:rFonts w:ascii="Times New Roman" w:hAnsi="Times New Roman" w:cs="Times New Roman"/>
+          <w:sz w:val="28"/>
+          <w:szCs w:val="28"/>
+          <w:lang w:val="en-US"/>
+        </w:rPr>
+        <w:t>sealed</w:t>
+      </w:r>
+      <w:r>
+        <w:rPr>
+          <w:rFonts w:ascii="Times New Roman" w:hAnsi="Times New Roman" w:cs="Times New Roman"/>
+          <w:sz w:val="28"/>
+          <w:szCs w:val="28"/>
+        </w:rPr>
+        <w:t xml:space="preserve"> </w:t>
+      </w:r>
+      <w:r>
+        <w:rPr>
+          <w:rFonts w:ascii="Times New Roman" w:hAnsi="Times New Roman" w:cs="Times New Roman"/>
+          <w:sz w:val="28"/>
+          <w:szCs w:val="28"/>
+          <w:lang w:val="en-US"/>
+        </w:rPr>
+        <w:t>interface Repository&lt;T, ID&gt;</w:t>
+      </w:r>
+      <w:r>
+        <w:rPr>
+          <w:rFonts w:ascii="Times New Roman" w:hAnsi="Times New Roman" w:cs="Times New Roman"/>
+          <w:sz w:val="28"/>
+          <w:szCs w:val="28"/>
+        </w:rPr>
+        <w:t xml:space="preserve"> </w:t>
+      </w:r>
+      <w:proofErr w:type="spellStart"/>
+      <w:r>
+        <w:rPr>
+          <w:rFonts w:ascii="Times New Roman" w:hAnsi="Times New Roman" w:cs="Times New Roman"/>
+          <w:sz w:val="28"/>
+          <w:szCs w:val="28"/>
+        </w:rPr>
+        <w:t>permits</w:t>
+      </w:r>
+      <w:proofErr w:type="spellEnd"/>
+      <w:r>
+        <w:rPr>
+          <w:rFonts w:ascii="Times New Roman" w:hAnsi="Times New Roman" w:cs="Times New Roman"/>
+          <w:sz w:val="28"/>
+          <w:szCs w:val="28"/>
+        </w:rPr>
+        <w:t xml:space="preserve"> </w:t>
+      </w:r>
+      <w:proofErr w:type="spellStart"/>
+      <w:r>
+        <w:rPr>
+          <w:rFonts w:ascii="Times New Roman" w:hAnsi="Times New Roman" w:cs="Times New Roman"/>
+          <w:sz w:val="28"/>
+          <w:szCs w:val="28"/>
+        </w:rPr>
+        <w:t>DepartmentRepository</w:t>
+      </w:r>
+      <w:proofErr w:type="spellEnd"/>
+      <w:r>
+        <w:rPr>
+          <w:rFonts w:ascii="Times New Roman" w:hAnsi="Times New Roman" w:cs="Times New Roman"/>
+          <w:sz w:val="28"/>
+          <w:szCs w:val="28"/>
+        </w:rPr>
+        <w:t xml:space="preserve">, </w:t>
+      </w:r>
+      <w:proofErr w:type="spellStart"/>
+      <w:r>
+        <w:rPr>
+          <w:rFonts w:ascii="Times New Roman" w:hAnsi="Times New Roman" w:cs="Times New Roman"/>
+          <w:sz w:val="28"/>
+          <w:szCs w:val="28"/>
+        </w:rPr>
+        <w:t>FacultyRepository</w:t>
+      </w:r>
+      <w:proofErr w:type="spellEnd"/>
+      <w:r>
+        <w:rPr>
+          <w:rFonts w:ascii="Times New Roman" w:hAnsi="Times New Roman" w:cs="Times New Roman"/>
+          <w:sz w:val="28"/>
+          <w:szCs w:val="28"/>
+        </w:rPr>
+        <w:t xml:space="preserve">, </w:t>
+      </w:r>
+      <w:proofErr w:type="spellStart"/>
+      <w:r>
+        <w:rPr>
+          <w:rFonts w:ascii="Times New Roman" w:hAnsi="Times New Roman" w:cs="Times New Roman"/>
+          <w:sz w:val="28"/>
+          <w:szCs w:val="28"/>
+        </w:rPr>
+        <w:t>StudentRepository</w:t>
+      </w:r>
+      <w:proofErr w:type="spellEnd"/>
+      <w:r>
+        <w:rPr>
+          <w:rFonts w:ascii="Times New Roman" w:hAnsi="Times New Roman" w:cs="Times New Roman"/>
+          <w:sz w:val="28"/>
+          <w:szCs w:val="28"/>
+        </w:rPr>
+        <w:t xml:space="preserve">, </w:t>
+      </w:r>
+      <w:proofErr w:type="spellStart"/>
+      <w:r>
+        <w:rPr>
+          <w:rFonts w:ascii="Times New Roman" w:hAnsi="Times New Roman" w:cs="Times New Roman"/>
+          <w:sz w:val="28"/>
+          <w:szCs w:val="28"/>
+        </w:rPr>
+        <w:t>TeacherRepository</w:t>
+      </w:r>
+      <w:proofErr w:type="spellEnd"/>
+      <w:r>
+        <w:rPr>
+          <w:rFonts w:ascii="Times New Roman" w:hAnsi="Times New Roman" w:cs="Times New Roman"/>
+          <w:sz w:val="28"/>
+          <w:szCs w:val="28"/>
+        </w:rPr>
+        <w:t xml:space="preserve">, </w:t>
+      </w:r>
+      <w:proofErr w:type="spellStart"/>
+      <w:r>
+        <w:rPr>
+          <w:rFonts w:ascii="Times New Roman" w:hAnsi="Times New Roman" w:cs="Times New Roman"/>
+          <w:sz w:val="28"/>
+          <w:szCs w:val="28"/>
+        </w:rPr>
+        <w:t>UserRepository</w:t>
+      </w:r>
+      <w:proofErr w:type="spellEnd"/>
+      <w:r>
+        <w:rPr>
+          <w:rFonts w:ascii="Times New Roman" w:hAnsi="Times New Roman" w:cs="Times New Roman"/>
+          <w:sz w:val="28"/>
+          <w:szCs w:val="28"/>
+          <w:lang w:val="en-US"/>
+        </w:rPr>
+        <w:t>);</w:t>
+      </w:r>
+    </w:p>
+    <w:p>
+      <w:pPr>
+        <w:pStyle w:val="a9"/>
+        <w:numPr>
+          <w:ilvl w:val="1"/>
+          <w:numId w:val="14"/>
+        </w:numPr>
+        <w:rPr>
+          <w:rFonts w:ascii="Times New Roman" w:hAnsi="Times New Roman" w:cs="Times New Roman"/>
+          <w:sz w:val="28"/>
+          <w:szCs w:val="28"/>
+        </w:rPr>
+      </w:pPr>
+      <w:r>
+        <w:rPr>
+          <w:rFonts w:ascii="Times New Roman" w:hAnsi="Times New Roman" w:cs="Times New Roman"/>
+          <w:sz w:val="28"/>
+          <w:szCs w:val="28"/>
+        </w:rPr>
+        <w:t>Власні в</w:t>
+      </w:r>
+      <w:r>
+        <w:rPr>
+          <w:rFonts w:ascii="Times New Roman" w:hAnsi="Times New Roman" w:cs="Times New Roman"/>
+          <w:sz w:val="28"/>
+          <w:szCs w:val="28"/>
+        </w:rPr>
+        <w:t xml:space="preserve">инятки для типових помилок (пакет </w:t>
+      </w:r>
+      <w:r>
+        <w:rPr>
+          <w:rFonts w:ascii="Times New Roman" w:hAnsi="Times New Roman" w:cs="Times New Roman"/>
+          <w:sz w:val="28"/>
+          <w:szCs w:val="28"/>
+          <w:lang w:val="en-US"/>
+        </w:rPr>
+        <w:t>exceptions</w:t>
+      </w:r>
+      <w:r>
+        <w:rPr>
+          <w:rFonts w:ascii="Times New Roman" w:hAnsi="Times New Roman" w:cs="Times New Roman"/>
+          <w:sz w:val="28"/>
+          <w:szCs w:val="28"/>
+        </w:rPr>
+        <w:t>):</w:t>
       </w:r>
     </w:p>
     <w:p>
@@ -4521,22 +5094,567 @@
           <w:szCs w:val="28"/>
         </w:rPr>
       </w:pPr>
-      <w:r>
-        <w:rPr>
-          <w:rFonts w:ascii="Times New Roman" w:hAnsi="Times New Roman" w:cs="Times New Roman"/>
-          <w:sz w:val="28"/>
-          <w:szCs w:val="28"/>
-        </w:rPr>
-        <w:t xml:space="preserve">дотримання принципів </w:t>
-      </w:r>
-      <w:r>
-        <w:rPr>
-          <w:rFonts w:ascii="Times New Roman" w:hAnsi="Times New Roman" w:cs="Times New Roman"/>
-          <w:sz w:val="28"/>
-          <w:szCs w:val="28"/>
-          <w:lang w:val="en-US"/>
-        </w:rPr>
-        <w:t>SOLID:</w:t>
+      <w:proofErr w:type="spellStart"/>
+      <w:r>
+        <w:rPr>
+          <w:rFonts w:ascii="Times New Roman" w:hAnsi="Times New Roman" w:cs="Times New Roman"/>
+          <w:sz w:val="28"/>
+          <w:szCs w:val="28"/>
+          <w:lang w:val="en-US"/>
+        </w:rPr>
+        <w:t>DuplicatedIdException</w:t>
+      </w:r>
+      <w:proofErr w:type="spellEnd"/>
+      <w:r>
+        <w:rPr>
+          <w:rFonts w:ascii="Times New Roman" w:hAnsi="Times New Roman" w:cs="Times New Roman"/>
+          <w:sz w:val="28"/>
+          <w:szCs w:val="28"/>
+          <w:lang w:val="en-US"/>
+        </w:rPr>
+        <w:t>,</w:t>
+      </w:r>
+    </w:p>
+    <w:p>
+      <w:pPr>
+        <w:pStyle w:val="a9"/>
+        <w:numPr>
+          <w:ilvl w:val="2"/>
+          <w:numId w:val="14"/>
+        </w:numPr>
+        <w:rPr>
+          <w:rFonts w:ascii="Times New Roman" w:hAnsi="Times New Roman" w:cs="Times New Roman"/>
+          <w:sz w:val="28"/>
+          <w:szCs w:val="28"/>
+        </w:rPr>
+      </w:pPr>
+      <w:proofErr w:type="spellStart"/>
+      <w:r>
+        <w:rPr>
+          <w:rFonts w:ascii="Times New Roman" w:hAnsi="Times New Roman" w:cs="Times New Roman"/>
+          <w:sz w:val="28"/>
+          <w:szCs w:val="28"/>
+          <w:lang w:val="en-US"/>
+        </w:rPr>
+        <w:t>Duplicated</w:t>
+      </w:r>
+      <w:r>
+        <w:rPr>
+          <w:rFonts w:ascii="Times New Roman" w:hAnsi="Times New Roman" w:cs="Times New Roman"/>
+          <w:sz w:val="28"/>
+          <w:szCs w:val="28"/>
+          <w:lang w:val="en-US"/>
+        </w:rPr>
+        <w:t>Name</w:t>
+      </w:r>
+      <w:r>
+        <w:rPr>
+          <w:rFonts w:ascii="Times New Roman" w:hAnsi="Times New Roman" w:cs="Times New Roman"/>
+          <w:sz w:val="28"/>
+          <w:szCs w:val="28"/>
+          <w:lang w:val="en-US"/>
+        </w:rPr>
+        <w:t>Exception</w:t>
+      </w:r>
+      <w:proofErr w:type="spellEnd"/>
+      <w:r>
+        <w:rPr>
+          <w:rFonts w:ascii="Times New Roman" w:hAnsi="Times New Roman" w:cs="Times New Roman"/>
+          <w:sz w:val="28"/>
+          <w:szCs w:val="28"/>
+          <w:lang w:val="en-US"/>
+        </w:rPr>
+        <w:t>,</w:t>
+      </w:r>
+    </w:p>
+    <w:p>
+      <w:pPr>
+        <w:pStyle w:val="a9"/>
+        <w:numPr>
+          <w:ilvl w:val="2"/>
+          <w:numId w:val="14"/>
+        </w:numPr>
+        <w:rPr>
+          <w:rFonts w:ascii="Times New Roman" w:hAnsi="Times New Roman" w:cs="Times New Roman"/>
+          <w:sz w:val="28"/>
+          <w:szCs w:val="28"/>
+        </w:rPr>
+      </w:pPr>
+      <w:proofErr w:type="spellStart"/>
+      <w:r>
+        <w:rPr>
+          <w:rFonts w:ascii="Times New Roman" w:hAnsi="Times New Roman" w:cs="Times New Roman"/>
+          <w:sz w:val="28"/>
+          <w:szCs w:val="28"/>
+          <w:lang w:val="en-US"/>
+        </w:rPr>
+        <w:t>Duplicated</w:t>
+      </w:r>
+      <w:r>
+        <w:rPr>
+          <w:rFonts w:ascii="Times New Roman" w:hAnsi="Times New Roman" w:cs="Times New Roman"/>
+          <w:sz w:val="28"/>
+          <w:szCs w:val="28"/>
+          <w:lang w:val="en-US"/>
+        </w:rPr>
+        <w:t>Student</w:t>
+      </w:r>
+      <w:r>
+        <w:rPr>
+          <w:rFonts w:ascii="Times New Roman" w:hAnsi="Times New Roman" w:cs="Times New Roman"/>
+          <w:sz w:val="28"/>
+          <w:szCs w:val="28"/>
+          <w:lang w:val="en-US"/>
+        </w:rPr>
+        <w:t>IdException</w:t>
+      </w:r>
+      <w:proofErr w:type="spellEnd"/>
+      <w:r>
+        <w:rPr>
+          <w:rFonts w:ascii="Times New Roman" w:hAnsi="Times New Roman" w:cs="Times New Roman"/>
+          <w:sz w:val="28"/>
+          <w:szCs w:val="28"/>
+          <w:lang w:val="en-US"/>
+        </w:rPr>
+        <w:t>,</w:t>
+      </w:r>
+    </w:p>
+    <w:p>
+      <w:pPr>
+        <w:pStyle w:val="a9"/>
+        <w:numPr>
+          <w:ilvl w:val="2"/>
+          <w:numId w:val="14"/>
+        </w:numPr>
+        <w:rPr>
+          <w:rFonts w:ascii="Times New Roman" w:hAnsi="Times New Roman" w:cs="Times New Roman"/>
+          <w:sz w:val="28"/>
+          <w:szCs w:val="28"/>
+        </w:rPr>
+      </w:pPr>
+      <w:proofErr w:type="spellStart"/>
+      <w:r>
+        <w:rPr>
+          <w:rFonts w:ascii="Times New Roman" w:hAnsi="Times New Roman" w:cs="Times New Roman"/>
+          <w:sz w:val="28"/>
+          <w:szCs w:val="28"/>
+          <w:lang w:val="en-US"/>
+        </w:rPr>
+        <w:t>InvalidEmailException</w:t>
+      </w:r>
+      <w:proofErr w:type="spellEnd"/>
+      <w:r>
+        <w:rPr>
+          <w:rFonts w:ascii="Times New Roman" w:hAnsi="Times New Roman" w:cs="Times New Roman"/>
+          <w:sz w:val="28"/>
+          <w:szCs w:val="28"/>
+          <w:lang w:val="en-US"/>
+        </w:rPr>
+        <w:t>,</w:t>
+      </w:r>
+    </w:p>
+    <w:p>
+      <w:pPr>
+        <w:pStyle w:val="a9"/>
+        <w:numPr>
+          <w:ilvl w:val="2"/>
+          <w:numId w:val="14"/>
+        </w:numPr>
+        <w:rPr>
+          <w:rFonts w:ascii="Times New Roman" w:hAnsi="Times New Roman" w:cs="Times New Roman"/>
+          <w:sz w:val="28"/>
+          <w:szCs w:val="28"/>
+        </w:rPr>
+      </w:pPr>
+      <w:proofErr w:type="spellStart"/>
+      <w:r>
+        <w:rPr>
+          <w:rFonts w:ascii="Times New Roman" w:hAnsi="Times New Roman" w:cs="Times New Roman"/>
+          <w:sz w:val="28"/>
+          <w:szCs w:val="28"/>
+          <w:lang w:val="en-US"/>
+        </w:rPr>
+        <w:t>InvalidPhoneNumber</w:t>
+      </w:r>
+      <w:proofErr w:type="spellEnd"/>
+      <w:r>
+        <w:rPr>
+          <w:rFonts w:ascii="Times New Roman" w:hAnsi="Times New Roman" w:cs="Times New Roman"/>
+          <w:sz w:val="28"/>
+          <w:szCs w:val="28"/>
+          <w:lang w:val="en-US"/>
+        </w:rPr>
+        <w:t>,</w:t>
+      </w:r>
+    </w:p>
+    <w:p>
+      <w:pPr>
+        <w:pStyle w:val="a9"/>
+        <w:numPr>
+          <w:ilvl w:val="2"/>
+          <w:numId w:val="14"/>
+        </w:numPr>
+        <w:rPr>
+          <w:rFonts w:ascii="Times New Roman" w:hAnsi="Times New Roman" w:cs="Times New Roman"/>
+          <w:sz w:val="28"/>
+          <w:szCs w:val="28"/>
+        </w:rPr>
+      </w:pPr>
+      <w:proofErr w:type="spellStart"/>
+      <w:r>
+        <w:rPr>
+          <w:rFonts w:ascii="Times New Roman" w:hAnsi="Times New Roman" w:cs="Times New Roman"/>
+          <w:sz w:val="28"/>
+          <w:szCs w:val="28"/>
+          <w:lang w:val="en-US"/>
+        </w:rPr>
+        <w:t>UniversityException</w:t>
+      </w:r>
+      <w:proofErr w:type="spellEnd"/>
+      <w:r>
+        <w:rPr>
+          <w:rFonts w:ascii="Times New Roman" w:hAnsi="Times New Roman" w:cs="Times New Roman"/>
+          <w:sz w:val="28"/>
+          <w:szCs w:val="28"/>
+          <w:lang w:val="en-US"/>
+        </w:rPr>
+        <w:t>,</w:t>
+      </w:r>
+    </w:p>
+    <w:p>
+      <w:pPr>
+        <w:pStyle w:val="a9"/>
+        <w:numPr>
+          <w:ilvl w:val="2"/>
+          <w:numId w:val="14"/>
+        </w:numPr>
+        <w:rPr>
+          <w:rFonts w:ascii="Times New Roman" w:hAnsi="Times New Roman" w:cs="Times New Roman"/>
+          <w:sz w:val="28"/>
+          <w:szCs w:val="28"/>
+        </w:rPr>
+      </w:pPr>
+      <w:proofErr w:type="spellStart"/>
+      <w:proofErr w:type="gramStart"/>
+      <w:r>
+        <w:rPr>
+          <w:rFonts w:ascii="Times New Roman" w:hAnsi="Times New Roman" w:cs="Times New Roman"/>
+          <w:sz w:val="28"/>
+          <w:szCs w:val="28"/>
+          <w:lang w:val="en-US"/>
+        </w:rPr>
+        <w:t>ValidationException</w:t>
+      </w:r>
+      <w:proofErr w:type="spellEnd"/>
+      <w:r>
+        <w:rPr>
+          <w:rFonts w:ascii="Times New Roman" w:hAnsi="Times New Roman" w:cs="Times New Roman"/>
+          <w:sz w:val="28"/>
+          <w:szCs w:val="28"/>
+          <w:lang w:val="en-US"/>
+        </w:rPr>
+        <w:t>;</w:t>
+      </w:r>
+      <w:proofErr w:type="gramEnd"/>
+    </w:p>
+    <w:p>
+      <w:pPr>
+        <w:pStyle w:val="a9"/>
+        <w:numPr>
+          <w:ilvl w:val="1"/>
+          <w:numId w:val="14"/>
+        </w:numPr>
+        <w:rPr>
+          <w:rFonts w:ascii="Times New Roman" w:hAnsi="Times New Roman" w:cs="Times New Roman"/>
+          <w:sz w:val="28"/>
+          <w:szCs w:val="28"/>
+        </w:rPr>
+      </w:pPr>
+      <w:r>
+        <w:rPr>
+          <w:rFonts w:ascii="Times New Roman" w:hAnsi="Times New Roman" w:cs="Times New Roman"/>
+          <w:sz w:val="28"/>
+          <w:szCs w:val="28"/>
+        </w:rPr>
+        <w:lastRenderedPageBreak/>
+        <w:t xml:space="preserve">Впорядковані виводи для студентів (сортування з використанням лямбд та </w:t>
+      </w:r>
+      <w:r>
+        <w:rPr>
+          <w:rFonts w:ascii="Times New Roman" w:hAnsi="Times New Roman" w:cs="Times New Roman"/>
+          <w:sz w:val="28"/>
+          <w:szCs w:val="28"/>
+          <w:lang w:val="en-US"/>
+        </w:rPr>
+        <w:t>Stream API</w:t>
+      </w:r>
+      <w:r>
+        <w:rPr>
+          <w:rFonts w:ascii="Times New Roman" w:hAnsi="Times New Roman" w:cs="Times New Roman"/>
+          <w:sz w:val="28"/>
+          <w:szCs w:val="28"/>
+        </w:rPr>
+        <w:t>):</w:t>
+      </w:r>
+    </w:p>
+    <w:p>
+      <w:pPr>
+        <w:pStyle w:val="a9"/>
+        <w:numPr>
+          <w:ilvl w:val="2"/>
+          <w:numId w:val="14"/>
+        </w:numPr>
+        <w:rPr>
+          <w:rFonts w:ascii="Times New Roman" w:hAnsi="Times New Roman" w:cs="Times New Roman"/>
+          <w:sz w:val="28"/>
+          <w:szCs w:val="28"/>
+        </w:rPr>
+      </w:pPr>
+      <w:r>
+        <w:rPr>
+          <w:rFonts w:ascii="Times New Roman" w:hAnsi="Times New Roman" w:cs="Times New Roman"/>
+          <w:sz w:val="28"/>
+          <w:szCs w:val="28"/>
+        </w:rPr>
+        <w:t>в</w:t>
+      </w:r>
+      <w:r>
+        <w:rPr>
+          <w:rFonts w:ascii="Times New Roman" w:hAnsi="Times New Roman" w:cs="Times New Roman"/>
+          <w:sz w:val="28"/>
+          <w:szCs w:val="28"/>
+        </w:rPr>
+        <w:t>сі впорядковані за курсом</w:t>
+      </w:r>
+      <w:r>
+        <w:rPr>
+          <w:rFonts w:ascii="Times New Roman" w:hAnsi="Times New Roman" w:cs="Times New Roman"/>
+          <w:sz w:val="28"/>
+          <w:szCs w:val="28"/>
+          <w:lang w:val="en-US"/>
+        </w:rPr>
+        <w:t>/</w:t>
+      </w:r>
+      <w:r>
+        <w:rPr>
+          <w:rFonts w:ascii="Times New Roman" w:hAnsi="Times New Roman" w:cs="Times New Roman"/>
+          <w:sz w:val="28"/>
+          <w:szCs w:val="28"/>
+        </w:rPr>
+        <w:t>алфавітом,</w:t>
+      </w:r>
+    </w:p>
+    <w:p>
+      <w:pPr>
+        <w:pStyle w:val="a9"/>
+        <w:numPr>
+          <w:ilvl w:val="2"/>
+          <w:numId w:val="14"/>
+        </w:numPr>
+        <w:rPr>
+          <w:rFonts w:ascii="Times New Roman" w:hAnsi="Times New Roman" w:cs="Times New Roman"/>
+          <w:sz w:val="28"/>
+          <w:szCs w:val="28"/>
+        </w:rPr>
+      </w:pPr>
+      <w:r>
+        <w:rPr>
+          <w:rFonts w:ascii="Times New Roman" w:hAnsi="Times New Roman" w:cs="Times New Roman"/>
+          <w:sz w:val="28"/>
+          <w:szCs w:val="28"/>
+        </w:rPr>
+        <w:t>в</w:t>
+      </w:r>
+      <w:r>
+        <w:rPr>
+          <w:rFonts w:ascii="Times New Roman" w:hAnsi="Times New Roman" w:cs="Times New Roman"/>
+          <w:sz w:val="28"/>
+          <w:szCs w:val="28"/>
+        </w:rPr>
+        <w:t>сі обраного факультету, впорядковані за алфавітом,</w:t>
+      </w:r>
+    </w:p>
+    <w:p>
+      <w:pPr>
+        <w:pStyle w:val="a9"/>
+        <w:numPr>
+          <w:ilvl w:val="2"/>
+          <w:numId w:val="14"/>
+        </w:numPr>
+        <w:rPr>
+          <w:rFonts w:ascii="Times New Roman" w:hAnsi="Times New Roman" w:cs="Times New Roman"/>
+          <w:sz w:val="28"/>
+          <w:szCs w:val="28"/>
+        </w:rPr>
+      </w:pPr>
+      <w:r>
+        <w:rPr>
+          <w:rFonts w:ascii="Times New Roman" w:hAnsi="Times New Roman" w:cs="Times New Roman"/>
+          <w:sz w:val="28"/>
+          <w:szCs w:val="28"/>
+        </w:rPr>
+        <w:t>в</w:t>
+      </w:r>
+      <w:r>
+        <w:rPr>
+          <w:rFonts w:ascii="Times New Roman" w:hAnsi="Times New Roman" w:cs="Times New Roman"/>
+          <w:sz w:val="28"/>
+          <w:szCs w:val="28"/>
+        </w:rPr>
+        <w:t xml:space="preserve">сі обраної кафедри, впорядковані за </w:t>
+      </w:r>
+      <w:r>
+        <w:rPr>
+          <w:rFonts w:ascii="Times New Roman" w:hAnsi="Times New Roman" w:cs="Times New Roman"/>
+          <w:sz w:val="28"/>
+          <w:szCs w:val="28"/>
+        </w:rPr>
+        <w:t>курсом</w:t>
+      </w:r>
+      <w:r>
+        <w:rPr>
+          <w:rFonts w:ascii="Times New Roman" w:hAnsi="Times New Roman" w:cs="Times New Roman"/>
+          <w:sz w:val="28"/>
+          <w:szCs w:val="28"/>
+          <w:lang w:val="en-US"/>
+        </w:rPr>
+        <w:t>/</w:t>
+      </w:r>
+      <w:r>
+        <w:rPr>
+          <w:rFonts w:ascii="Times New Roman" w:hAnsi="Times New Roman" w:cs="Times New Roman"/>
+          <w:sz w:val="28"/>
+          <w:szCs w:val="28"/>
+        </w:rPr>
+        <w:t>алфавітом</w:t>
+      </w:r>
+      <w:r>
+        <w:rPr>
+          <w:rFonts w:ascii="Times New Roman" w:hAnsi="Times New Roman" w:cs="Times New Roman"/>
+          <w:sz w:val="28"/>
+          <w:szCs w:val="28"/>
+        </w:rPr>
+        <w:t>,</w:t>
+      </w:r>
+    </w:p>
+    <w:p>
+      <w:pPr>
+        <w:pStyle w:val="a9"/>
+        <w:numPr>
+          <w:ilvl w:val="2"/>
+          <w:numId w:val="14"/>
+        </w:numPr>
+        <w:rPr>
+          <w:rFonts w:ascii="Times New Roman" w:hAnsi="Times New Roman" w:cs="Times New Roman"/>
+          <w:sz w:val="28"/>
+          <w:szCs w:val="28"/>
+        </w:rPr>
+      </w:pPr>
+      <w:r>
+        <w:rPr>
+          <w:rFonts w:ascii="Times New Roman" w:hAnsi="Times New Roman" w:cs="Times New Roman"/>
+          <w:sz w:val="28"/>
+          <w:szCs w:val="28"/>
+        </w:rPr>
+        <w:t>в</w:t>
+      </w:r>
+      <w:r>
+        <w:rPr>
+          <w:rFonts w:ascii="Times New Roman" w:hAnsi="Times New Roman" w:cs="Times New Roman"/>
+          <w:sz w:val="28"/>
+          <w:szCs w:val="28"/>
+        </w:rPr>
+        <w:t>сі обраної кафедри та курсу, впорядковані за алфавітом</w:t>
+      </w:r>
+      <w:r>
+        <w:rPr>
+          <w:rFonts w:ascii="Times New Roman" w:hAnsi="Times New Roman" w:cs="Times New Roman"/>
+          <w:sz w:val="28"/>
+          <w:szCs w:val="28"/>
+        </w:rPr>
+        <w:t>;</w:t>
+      </w:r>
+    </w:p>
+    <w:p>
+      <w:pPr>
+        <w:pStyle w:val="a9"/>
+        <w:numPr>
+          <w:ilvl w:val="1"/>
+          <w:numId w:val="14"/>
+        </w:numPr>
+        <w:rPr>
+          <w:rFonts w:ascii="Times New Roman" w:hAnsi="Times New Roman" w:cs="Times New Roman"/>
+          <w:sz w:val="28"/>
+          <w:szCs w:val="28"/>
+        </w:rPr>
+      </w:pPr>
+      <w:r>
+        <w:rPr>
+          <w:rFonts w:ascii="Times New Roman" w:hAnsi="Times New Roman" w:cs="Times New Roman"/>
+          <w:sz w:val="28"/>
+          <w:szCs w:val="28"/>
+        </w:rPr>
+        <w:t>Доступ і ролі:</w:t>
+      </w:r>
+    </w:p>
+    <w:p>
+      <w:pPr>
+        <w:pStyle w:val="a9"/>
+        <w:numPr>
+          <w:ilvl w:val="2"/>
+          <w:numId w:val="14"/>
+        </w:numPr>
+        <w:rPr>
+          <w:rFonts w:ascii="Times New Roman" w:hAnsi="Times New Roman" w:cs="Times New Roman"/>
+          <w:sz w:val="28"/>
+          <w:szCs w:val="28"/>
+        </w:rPr>
+      </w:pPr>
+      <w:r>
+        <w:rPr>
+          <w:rFonts w:ascii="Times New Roman" w:hAnsi="Times New Roman" w:cs="Times New Roman"/>
+          <w:sz w:val="28"/>
+          <w:szCs w:val="28"/>
+        </w:rPr>
+        <w:t>а</w:t>
+      </w:r>
+      <w:r>
+        <w:rPr>
+          <w:rFonts w:ascii="Times New Roman" w:hAnsi="Times New Roman" w:cs="Times New Roman"/>
+          <w:sz w:val="28"/>
+          <w:szCs w:val="28"/>
+        </w:rPr>
+        <w:t>вторизація при вході – логін і пароль (при відсутності акаунтів автоматичне створення першого),</w:t>
+      </w:r>
+    </w:p>
+    <w:p>
+      <w:pPr>
+        <w:pStyle w:val="a9"/>
+        <w:numPr>
+          <w:ilvl w:val="2"/>
+          <w:numId w:val="14"/>
+        </w:numPr>
+        <w:rPr>
+          <w:rFonts w:ascii="Times New Roman" w:hAnsi="Times New Roman" w:cs="Times New Roman"/>
+          <w:sz w:val="28"/>
+          <w:szCs w:val="28"/>
+        </w:rPr>
+      </w:pPr>
+      <w:r>
+        <w:rPr>
+          <w:rFonts w:ascii="Times New Roman" w:hAnsi="Times New Roman" w:cs="Times New Roman"/>
+          <w:sz w:val="28"/>
+          <w:szCs w:val="28"/>
+        </w:rPr>
+        <w:t>р</w:t>
+      </w:r>
+      <w:r>
+        <w:rPr>
+          <w:rFonts w:ascii="Times New Roman" w:hAnsi="Times New Roman" w:cs="Times New Roman"/>
+          <w:sz w:val="28"/>
+          <w:szCs w:val="28"/>
+        </w:rPr>
+        <w:t>озмежування прав доступу:</w:t>
       </w:r>
     </w:p>
     <w:p>
@@ -4552,94 +5670,13 @@
           <w:szCs w:val="28"/>
         </w:rPr>
       </w:pPr>
-      <w:proofErr w:type="spellStart"/>
-      <w:r>
-        <w:rPr>
-          <w:rFonts w:ascii="Times New Roman" w:hAnsi="Times New Roman" w:cs="Times New Roman"/>
-          <w:sz w:val="28"/>
-          <w:szCs w:val="28"/>
-        </w:rPr>
-        <w:t>Single</w:t>
-      </w:r>
-      <w:proofErr w:type="spellEnd"/>
-      <w:r>
-        <w:rPr>
-          <w:rFonts w:ascii="Times New Roman" w:hAnsi="Times New Roman" w:cs="Times New Roman"/>
-          <w:sz w:val="28"/>
-          <w:szCs w:val="28"/>
-        </w:rPr>
-        <w:t xml:space="preserve"> </w:t>
-      </w:r>
-      <w:proofErr w:type="spellStart"/>
-      <w:r>
-        <w:rPr>
-          <w:rFonts w:ascii="Times New Roman" w:hAnsi="Times New Roman" w:cs="Times New Roman"/>
-          <w:sz w:val="28"/>
-          <w:szCs w:val="28"/>
-        </w:rPr>
-        <w:t>Responsibility</w:t>
-      </w:r>
-      <w:proofErr w:type="spellEnd"/>
-      <w:r>
-        <w:rPr>
-          <w:rFonts w:ascii="Times New Roman" w:hAnsi="Times New Roman" w:cs="Times New Roman"/>
-          <w:sz w:val="28"/>
-          <w:szCs w:val="28"/>
-        </w:rPr>
-        <w:t xml:space="preserve"> </w:t>
-      </w:r>
-      <w:proofErr w:type="spellStart"/>
-      <w:r>
-        <w:rPr>
-          <w:rFonts w:ascii="Times New Roman" w:hAnsi="Times New Roman" w:cs="Times New Roman"/>
-          <w:sz w:val="28"/>
-          <w:szCs w:val="28"/>
-        </w:rPr>
-        <w:t>Principle</w:t>
-      </w:r>
-      <w:proofErr w:type="spellEnd"/>
-      <w:r>
-        <w:rPr>
-          <w:rFonts w:ascii="Times New Roman" w:hAnsi="Times New Roman" w:cs="Times New Roman"/>
-          <w:sz w:val="28"/>
-          <w:szCs w:val="28"/>
-          <w:lang w:val="en-US"/>
-        </w:rPr>
-        <w:t xml:space="preserve">: </w:t>
-      </w:r>
-      <w:r>
-        <w:rPr>
-          <w:rFonts w:ascii="Times New Roman" w:hAnsi="Times New Roman" w:cs="Times New Roman"/>
-          <w:sz w:val="28"/>
-          <w:szCs w:val="28"/>
-        </w:rPr>
-        <w:t xml:space="preserve">створення </w:t>
-      </w:r>
-      <w:r>
-        <w:rPr>
-          <w:rFonts w:ascii="Times New Roman" w:hAnsi="Times New Roman" w:cs="Times New Roman"/>
-          <w:sz w:val="28"/>
-          <w:szCs w:val="28"/>
-        </w:rPr>
-        <w:t xml:space="preserve">окремих меню, сервісів та репозиторіїв для кожної сутності. Чіткий </w:t>
-      </w:r>
-      <w:proofErr w:type="spellStart"/>
-      <w:r>
-        <w:rPr>
-          <w:rFonts w:ascii="Times New Roman" w:hAnsi="Times New Roman" w:cs="Times New Roman"/>
-          <w:sz w:val="28"/>
-          <w:szCs w:val="28"/>
-        </w:rPr>
-        <w:t>аггоритм</w:t>
-      </w:r>
-      <w:proofErr w:type="spellEnd"/>
-      <w:r>
-        <w:rPr>
-          <w:rFonts w:ascii="Times New Roman" w:hAnsi="Times New Roman" w:cs="Times New Roman"/>
-          <w:sz w:val="28"/>
-          <w:szCs w:val="28"/>
-        </w:rPr>
-        <w:t>: меню звертається до сервісу, сервіс звертається до репозиторію і зворотнім шляхом необхідні дані повертаються до меню,</w:t>
+      <w:r>
+        <w:rPr>
+          <w:rFonts w:ascii="Times New Roman" w:hAnsi="Times New Roman" w:cs="Times New Roman"/>
+          <w:sz w:val="28"/>
+          <w:szCs w:val="28"/>
+        </w:rPr>
+        <w:t>Користувач – лише перегляд (пошук і звіти),</w:t>
       </w:r>
     </w:p>
     <w:p>
@@ -4655,103 +5692,419 @@
           <w:szCs w:val="28"/>
         </w:rPr>
       </w:pPr>
-      <w:proofErr w:type="spellStart"/>
-      <w:r>
-        <w:rPr>
-          <w:rFonts w:ascii="Times New Roman" w:hAnsi="Times New Roman" w:cs="Times New Roman"/>
-          <w:sz w:val="28"/>
-          <w:szCs w:val="28"/>
-        </w:rPr>
-        <w:t>Open</w:t>
-      </w:r>
-      <w:proofErr w:type="spellEnd"/>
-      <w:r>
-        <w:rPr>
-          <w:rFonts w:ascii="Times New Roman" w:hAnsi="Times New Roman" w:cs="Times New Roman"/>
-          <w:sz w:val="28"/>
-          <w:szCs w:val="28"/>
-        </w:rPr>
-        <w:t>/</w:t>
-      </w:r>
-      <w:proofErr w:type="spellStart"/>
-      <w:r>
-        <w:rPr>
-          <w:rFonts w:ascii="Times New Roman" w:hAnsi="Times New Roman" w:cs="Times New Roman"/>
-          <w:sz w:val="28"/>
-          <w:szCs w:val="28"/>
-        </w:rPr>
-        <w:t>Closed</w:t>
-      </w:r>
-      <w:proofErr w:type="spellEnd"/>
-      <w:r>
-        <w:rPr>
-          <w:rFonts w:ascii="Times New Roman" w:hAnsi="Times New Roman" w:cs="Times New Roman"/>
-          <w:sz w:val="28"/>
-          <w:szCs w:val="28"/>
+      <w:r>
+        <w:rPr>
+          <w:rFonts w:ascii="Times New Roman" w:hAnsi="Times New Roman" w:cs="Times New Roman"/>
+          <w:sz w:val="28"/>
+          <w:szCs w:val="28"/>
+        </w:rPr>
+        <w:t xml:space="preserve">Менеджер – </w:t>
+      </w:r>
+      <w:r>
+        <w:rPr>
+          <w:rFonts w:ascii="Times New Roman" w:hAnsi="Times New Roman" w:cs="Times New Roman"/>
+          <w:sz w:val="28"/>
+          <w:szCs w:val="28"/>
+        </w:rPr>
+        <w:t xml:space="preserve">повний доступ до CRUD, без </w:t>
+      </w:r>
+      <w:r>
+        <w:rPr>
+          <w:rFonts w:ascii="Times New Roman" w:hAnsi="Times New Roman" w:cs="Times New Roman"/>
+          <w:sz w:val="28"/>
+          <w:szCs w:val="28"/>
+        </w:rPr>
+        <w:t xml:space="preserve">права </w:t>
+      </w:r>
+      <w:r>
+        <w:rPr>
+          <w:rFonts w:ascii="Times New Roman" w:hAnsi="Times New Roman" w:cs="Times New Roman"/>
+          <w:sz w:val="28"/>
+          <w:szCs w:val="28"/>
+        </w:rPr>
+        <w:t>керування користувачами</w:t>
+      </w:r>
+      <w:r>
+        <w:rPr>
+          <w:rFonts w:ascii="Times New Roman" w:hAnsi="Times New Roman" w:cs="Times New Roman"/>
+          <w:sz w:val="28"/>
+          <w:szCs w:val="28"/>
+        </w:rPr>
+        <w:t>,</w:t>
+      </w:r>
+    </w:p>
+    <w:p>
+      <w:pPr>
+        <w:pStyle w:val="a9"/>
+        <w:numPr>
+          <w:ilvl w:val="3"/>
+          <w:numId w:val="14"/>
+        </w:numPr>
+        <w:rPr>
+          <w:rFonts w:ascii="Times New Roman" w:hAnsi="Times New Roman" w:cs="Times New Roman"/>
+          <w:sz w:val="28"/>
+          <w:szCs w:val="28"/>
+        </w:rPr>
+      </w:pPr>
+      <w:r>
+        <w:rPr>
+          <w:rFonts w:ascii="Times New Roman" w:hAnsi="Times New Roman" w:cs="Times New Roman"/>
+          <w:sz w:val="28"/>
+          <w:szCs w:val="28"/>
+        </w:rPr>
+        <w:t xml:space="preserve">Адміністратор - </w:t>
+      </w:r>
+      <w:r>
+        <w:rPr>
+          <w:rFonts w:ascii="Times New Roman" w:hAnsi="Times New Roman" w:cs="Times New Roman"/>
+          <w:sz w:val="28"/>
+          <w:szCs w:val="28"/>
+        </w:rPr>
+        <w:t>повний доступ</w:t>
+      </w:r>
+      <w:r>
+        <w:rPr>
+          <w:rFonts w:ascii="Times New Roman" w:hAnsi="Times New Roman" w:cs="Times New Roman"/>
+          <w:sz w:val="28"/>
+          <w:szCs w:val="28"/>
+        </w:rPr>
+        <w:t xml:space="preserve"> (доступні </w:t>
+      </w:r>
+      <w:r>
+        <w:rPr>
+          <w:rFonts w:ascii="Times New Roman" w:hAnsi="Times New Roman" w:cs="Times New Roman"/>
+          <w:sz w:val="28"/>
+          <w:szCs w:val="28"/>
+        </w:rPr>
+        <w:t>створення/редагування/блокування користувачів і ролей</w:t>
+      </w:r>
+      <w:r>
+        <w:rPr>
+          <w:rFonts w:ascii="Times New Roman" w:hAnsi="Times New Roman" w:cs="Times New Roman"/>
+          <w:sz w:val="28"/>
+          <w:szCs w:val="28"/>
+        </w:rPr>
+        <w:t>);</w:t>
+      </w:r>
+    </w:p>
+    <w:p>
+      <w:pPr>
+        <w:pStyle w:val="a9"/>
+        <w:numPr>
+          <w:ilvl w:val="1"/>
+          <w:numId w:val="14"/>
+        </w:numPr>
+        <w:rPr>
+          <w:rFonts w:ascii="Times New Roman" w:hAnsi="Times New Roman" w:cs="Times New Roman"/>
+          <w:sz w:val="28"/>
+          <w:szCs w:val="28"/>
+        </w:rPr>
+      </w:pPr>
+      <w:r>
+        <w:rPr>
+          <w:rFonts w:ascii="Times New Roman" w:hAnsi="Times New Roman" w:cs="Times New Roman"/>
+          <w:sz w:val="28"/>
+          <w:szCs w:val="28"/>
+        </w:rPr>
+        <w:t xml:space="preserve">Формат серіалізації </w:t>
+      </w:r>
+      <w:r>
+        <w:rPr>
+          <w:rFonts w:ascii="Times New Roman" w:hAnsi="Times New Roman" w:cs="Times New Roman"/>
+          <w:sz w:val="28"/>
+          <w:szCs w:val="28"/>
+          <w:lang w:val="en-US"/>
+        </w:rPr>
+        <w:t xml:space="preserve">JSON </w:t>
+      </w:r>
+      <w:r>
+        <w:rPr>
+          <w:rFonts w:ascii="Times New Roman" w:hAnsi="Times New Roman" w:cs="Times New Roman"/>
+          <w:sz w:val="28"/>
+          <w:szCs w:val="28"/>
+        </w:rPr>
+        <w:t xml:space="preserve">(в класах поля типу інших об’єктів університету зберігаються лише за </w:t>
+      </w:r>
+      <w:r>
+        <w:rPr>
+          <w:rFonts w:ascii="Times New Roman" w:hAnsi="Times New Roman" w:cs="Times New Roman"/>
+          <w:sz w:val="28"/>
+          <w:szCs w:val="28"/>
+          <w:lang w:val="en-US"/>
+        </w:rPr>
+        <w:t>ID</w:t>
+      </w:r>
+      <w:r>
+        <w:rPr>
+          <w:rFonts w:ascii="Times New Roman" w:hAnsi="Times New Roman" w:cs="Times New Roman"/>
+          <w:sz w:val="28"/>
+          <w:szCs w:val="28"/>
+        </w:rPr>
+        <w:t xml:space="preserve">) та збереження і завантаження даних в файл </w:t>
+      </w:r>
+      <w:proofErr w:type="spellStart"/>
+      <w:r>
+        <w:rPr>
+          <w:rFonts w:ascii="Times New Roman" w:hAnsi="Times New Roman" w:cs="Times New Roman"/>
+          <w:sz w:val="28"/>
+          <w:szCs w:val="28"/>
+          <w:lang w:val="en-US"/>
+        </w:rPr>
+        <w:t>uniData.json</w:t>
+      </w:r>
+      <w:proofErr w:type="spellEnd"/>
+      <w:r>
+        <w:rPr>
+          <w:rFonts w:ascii="Times New Roman" w:hAnsi="Times New Roman" w:cs="Times New Roman"/>
+          <w:sz w:val="28"/>
+          <w:szCs w:val="28"/>
+          <w:lang w:val="en-US"/>
         </w:rPr>
         <w:t xml:space="preserve"> </w:t>
       </w:r>
-      <w:proofErr w:type="spellStart"/>
-      <w:r>
-        <w:rPr>
-          <w:rFonts w:ascii="Times New Roman" w:hAnsi="Times New Roman" w:cs="Times New Roman"/>
-          <w:sz w:val="28"/>
-          <w:szCs w:val="28"/>
-        </w:rPr>
-        <w:t>Principle</w:t>
-      </w:r>
-      <w:proofErr w:type="spellEnd"/>
-      <w:r>
-        <w:rPr>
-          <w:rFonts w:ascii="Times New Roman" w:hAnsi="Times New Roman" w:cs="Times New Roman"/>
-          <w:sz w:val="28"/>
-          <w:szCs w:val="28"/>
-          <w:lang w:val="en-US"/>
-        </w:rPr>
-        <w:t xml:space="preserve">: </w:t>
-      </w:r>
-      <w:r>
-        <w:rPr>
-          <w:rFonts w:ascii="Times New Roman" w:hAnsi="Times New Roman" w:cs="Times New Roman"/>
-          <w:sz w:val="28"/>
-          <w:szCs w:val="28"/>
-        </w:rPr>
-        <w:t xml:space="preserve">створення інтерфейсу </w:t>
-      </w:r>
-      <w:r>
-        <w:rPr>
-          <w:rFonts w:ascii="Times New Roman" w:hAnsi="Times New Roman" w:cs="Times New Roman"/>
-          <w:sz w:val="28"/>
-          <w:szCs w:val="28"/>
-          <w:lang w:val="en-US"/>
-        </w:rPr>
-        <w:t xml:space="preserve">Repository, </w:t>
-      </w:r>
-      <w:r>
-        <w:rPr>
-          <w:rFonts w:ascii="Times New Roman" w:hAnsi="Times New Roman" w:cs="Times New Roman"/>
-          <w:sz w:val="28"/>
-          <w:szCs w:val="28"/>
-        </w:rPr>
-        <w:t xml:space="preserve">який </w:t>
-      </w:r>
-      <w:proofErr w:type="spellStart"/>
-      <w:r>
-        <w:rPr>
-          <w:rFonts w:ascii="Times New Roman" w:hAnsi="Times New Roman" w:cs="Times New Roman"/>
-          <w:sz w:val="28"/>
-          <w:szCs w:val="28"/>
-        </w:rPr>
-        <w:t>імлементують</w:t>
-      </w:r>
-      <w:proofErr w:type="spellEnd"/>
-      <w:r>
-        <w:rPr>
-          <w:rFonts w:ascii="Times New Roman" w:hAnsi="Times New Roman" w:cs="Times New Roman"/>
-          <w:sz w:val="28"/>
-          <w:szCs w:val="28"/>
-        </w:rPr>
-        <w:t xml:space="preserve"> репозиторії кожної сутності;</w:t>
+      <w:r>
+        <w:rPr>
+          <w:rFonts w:ascii="Times New Roman" w:hAnsi="Times New Roman" w:cs="Times New Roman"/>
+          <w:sz w:val="28"/>
+          <w:szCs w:val="28"/>
+        </w:rPr>
+        <w:t xml:space="preserve">з використанням </w:t>
+      </w:r>
+      <w:r>
+        <w:rPr>
+          <w:rFonts w:ascii="Times New Roman" w:hAnsi="Times New Roman" w:cs="Times New Roman"/>
+          <w:sz w:val="28"/>
+          <w:szCs w:val="28"/>
+          <w:lang w:val="en-US"/>
+        </w:rPr>
+        <w:t>NIO.2</w:t>
+      </w:r>
+      <w:r>
+        <w:rPr>
+          <w:rFonts w:ascii="Times New Roman" w:hAnsi="Times New Roman" w:cs="Times New Roman"/>
+          <w:sz w:val="28"/>
+          <w:szCs w:val="28"/>
+        </w:rPr>
+        <w:t xml:space="preserve"> (пакет </w:t>
+      </w:r>
+      <w:r>
+        <w:rPr>
+          <w:rFonts w:ascii="Times New Roman" w:hAnsi="Times New Roman" w:cs="Times New Roman"/>
+          <w:sz w:val="28"/>
+          <w:szCs w:val="28"/>
+          <w:lang w:val="en-US"/>
+        </w:rPr>
+        <w:t xml:space="preserve">data </w:t>
+      </w:r>
+      <w:r>
+        <w:rPr>
+          <w:rFonts w:ascii="Times New Roman" w:hAnsi="Times New Roman" w:cs="Times New Roman"/>
+          <w:sz w:val="28"/>
+          <w:szCs w:val="28"/>
+        </w:rPr>
+        <w:t xml:space="preserve">з класами </w:t>
+      </w:r>
+      <w:proofErr w:type="spellStart"/>
+      <w:r>
+        <w:rPr>
+          <w:rFonts w:ascii="Times New Roman" w:hAnsi="Times New Roman" w:cs="Times New Roman"/>
+          <w:sz w:val="28"/>
+          <w:szCs w:val="28"/>
+          <w:lang w:val="en-US"/>
+        </w:rPr>
+        <w:t>UniversityData</w:t>
+      </w:r>
+      <w:proofErr w:type="spellEnd"/>
+      <w:r>
+        <w:rPr>
+          <w:rFonts w:ascii="Times New Roman" w:hAnsi="Times New Roman" w:cs="Times New Roman"/>
+          <w:sz w:val="28"/>
+          <w:szCs w:val="28"/>
+          <w:lang w:val="en-US"/>
+        </w:rPr>
+        <w:t xml:space="preserve"> </w:t>
+      </w:r>
+      <w:r>
+        <w:rPr>
+          <w:rFonts w:ascii="Times New Roman" w:hAnsi="Times New Roman" w:cs="Times New Roman"/>
+          <w:sz w:val="28"/>
+          <w:szCs w:val="28"/>
+        </w:rPr>
+        <w:t xml:space="preserve">та </w:t>
+      </w:r>
+      <w:proofErr w:type="spellStart"/>
+      <w:r>
+        <w:rPr>
+          <w:rFonts w:ascii="Times New Roman" w:hAnsi="Times New Roman" w:cs="Times New Roman"/>
+          <w:sz w:val="28"/>
+          <w:szCs w:val="28"/>
+          <w:lang w:val="en-US"/>
+        </w:rPr>
+        <w:t>DataService</w:t>
+      </w:r>
+      <w:proofErr w:type="spellEnd"/>
+      <w:r>
+        <w:rPr>
+          <w:rFonts w:ascii="Times New Roman" w:hAnsi="Times New Roman" w:cs="Times New Roman"/>
+          <w:sz w:val="28"/>
+          <w:szCs w:val="28"/>
+        </w:rPr>
+        <w:t>)</w:t>
+      </w:r>
+      <w:r>
+        <w:rPr>
+          <w:rFonts w:ascii="Times New Roman" w:hAnsi="Times New Roman" w:cs="Times New Roman"/>
+          <w:sz w:val="28"/>
+          <w:szCs w:val="28"/>
+          <w:lang w:val="en-US"/>
+        </w:rPr>
+        <w:t>;</w:t>
+      </w:r>
+    </w:p>
+    <w:p>
+      <w:pPr>
+        <w:pStyle w:val="a9"/>
+        <w:numPr>
+          <w:ilvl w:val="1"/>
+          <w:numId w:val="14"/>
+        </w:numPr>
+        <w:rPr>
+          <w:rFonts w:ascii="Times New Roman" w:hAnsi="Times New Roman" w:cs="Times New Roman"/>
+          <w:sz w:val="28"/>
+          <w:szCs w:val="28"/>
+        </w:rPr>
+      </w:pPr>
+      <w:proofErr w:type="spellStart"/>
+      <w:r>
+        <w:rPr>
+          <w:rFonts w:ascii="Times New Roman" w:hAnsi="Times New Roman" w:cs="Times New Roman"/>
+          <w:sz w:val="28"/>
+          <w:szCs w:val="28"/>
+        </w:rPr>
+        <w:t>Логування</w:t>
+      </w:r>
+      <w:proofErr w:type="spellEnd"/>
+      <w:r>
+        <w:rPr>
+          <w:rFonts w:ascii="Times New Roman" w:hAnsi="Times New Roman" w:cs="Times New Roman"/>
+          <w:sz w:val="28"/>
+          <w:szCs w:val="28"/>
+        </w:rPr>
+        <w:t xml:space="preserve"> через </w:t>
+      </w:r>
+      <w:r>
+        <w:rPr>
+          <w:rFonts w:ascii="Times New Roman" w:hAnsi="Times New Roman" w:cs="Times New Roman"/>
+          <w:sz w:val="28"/>
+          <w:szCs w:val="28"/>
+        </w:rPr>
+        <w:t>SLF4J + Log4j2</w:t>
+      </w:r>
+      <w:r>
+        <w:rPr>
+          <w:rFonts w:ascii="Times New Roman" w:hAnsi="Times New Roman" w:cs="Times New Roman"/>
+          <w:sz w:val="28"/>
+          <w:szCs w:val="28"/>
+          <w:lang w:val="en-US"/>
+        </w:rPr>
+        <w:t xml:space="preserve"> </w:t>
+      </w:r>
+      <w:r>
+        <w:rPr>
+          <w:rFonts w:ascii="Times New Roman" w:hAnsi="Times New Roman" w:cs="Times New Roman"/>
+          <w:sz w:val="28"/>
+          <w:szCs w:val="28"/>
+        </w:rPr>
+        <w:t xml:space="preserve">в файл </w:t>
+      </w:r>
+      <w:r>
+        <w:rPr>
+          <w:rFonts w:ascii="Times New Roman" w:hAnsi="Times New Roman" w:cs="Times New Roman"/>
+          <w:sz w:val="28"/>
+          <w:szCs w:val="28"/>
+          <w:lang w:val="en-US"/>
+        </w:rPr>
+        <w:t>logs/app.log</w:t>
+      </w:r>
+      <w:r>
+        <w:rPr>
+          <w:rFonts w:ascii="Times New Roman" w:hAnsi="Times New Roman" w:cs="Times New Roman"/>
+          <w:sz w:val="28"/>
+          <w:szCs w:val="28"/>
+        </w:rPr>
+        <w:t>;</w:t>
+      </w:r>
+    </w:p>
+    <w:p>
+      <w:pPr>
+        <w:pStyle w:val="a9"/>
+        <w:numPr>
+          <w:ilvl w:val="1"/>
+          <w:numId w:val="14"/>
+        </w:numPr>
+        <w:rPr>
+          <w:rFonts w:ascii="Times New Roman" w:hAnsi="Times New Roman" w:cs="Times New Roman"/>
+          <w:sz w:val="28"/>
+          <w:szCs w:val="28"/>
+        </w:rPr>
+      </w:pPr>
+      <w:r>
+        <w:rPr>
+          <w:rFonts w:ascii="Times New Roman" w:hAnsi="Times New Roman" w:cs="Times New Roman"/>
+          <w:color w:val="EE0000"/>
+          <w:sz w:val="28"/>
+          <w:szCs w:val="28"/>
+        </w:rPr>
+        <w:t xml:space="preserve">Просунутий модуль мережевий режим – </w:t>
+      </w:r>
+      <w:r>
+        <w:rPr>
+          <w:rFonts w:ascii="Times New Roman" w:hAnsi="Times New Roman" w:cs="Times New Roman"/>
+          <w:color w:val="EE0000"/>
+          <w:sz w:val="28"/>
+          <w:szCs w:val="28"/>
+          <w:lang w:val="en-US"/>
+        </w:rPr>
+        <w:t xml:space="preserve">TCP </w:t>
+      </w:r>
+      <w:r>
+        <w:rPr>
+          <w:rFonts w:ascii="Times New Roman" w:hAnsi="Times New Roman" w:cs="Times New Roman"/>
+          <w:color w:val="EE0000"/>
+          <w:sz w:val="28"/>
+          <w:szCs w:val="28"/>
+        </w:rPr>
+        <w:t>клієнт-сервер</w:t>
+      </w:r>
+      <w:r>
+        <w:rPr>
+          <w:rFonts w:ascii="Times New Roman" w:hAnsi="Times New Roman" w:cs="Times New Roman"/>
+          <w:sz w:val="28"/>
+          <w:szCs w:val="28"/>
+        </w:rPr>
+        <w:t>;</w:t>
+      </w:r>
+    </w:p>
+    <w:p>
+      <w:pPr>
+        <w:pStyle w:val="a9"/>
+        <w:numPr>
+          <w:ilvl w:val="1"/>
+          <w:numId w:val="14"/>
+        </w:numPr>
+        <w:rPr>
+          <w:rFonts w:ascii="Times New Roman" w:hAnsi="Times New Roman" w:cs="Times New Roman"/>
+          <w:sz w:val="28"/>
+          <w:szCs w:val="28"/>
+        </w:rPr>
+      </w:pPr>
+      <w:r>
+        <w:rPr>
+          <w:rFonts w:ascii="Times New Roman" w:hAnsi="Times New Roman" w:cs="Times New Roman"/>
+          <w:sz w:val="28"/>
+          <w:szCs w:val="28"/>
+        </w:rPr>
+        <w:t>Просунутий модуль бітові маски прав доступу:</w:t>
       </w:r>
     </w:p>
     <w:p>
@@ -4772,83 +6125,159 @@
           <w:rFonts w:ascii="Times New Roman" w:hAnsi="Times New Roman" w:cs="Times New Roman"/>
           <w:sz w:val="28"/>
           <w:szCs w:val="28"/>
-        </w:rPr>
-        <w:t>розбиття класів по пакетах (</w:t>
-      </w:r>
-      <w:r>
-        <w:rPr>
-          <w:rFonts w:ascii="Times New Roman" w:hAnsi="Times New Roman" w:cs="Times New Roman"/>
-          <w:sz w:val="28"/>
-          <w:szCs w:val="28"/>
-          <w:lang w:val="en-US"/>
-        </w:rPr>
-        <w:t xml:space="preserve">domain, </w:t>
-      </w:r>
-      <w:proofErr w:type="spellStart"/>
-      <w:r>
-        <w:rPr>
-          <w:rFonts w:ascii="Times New Roman" w:hAnsi="Times New Roman" w:cs="Times New Roman"/>
-          <w:sz w:val="28"/>
-          <w:szCs w:val="28"/>
-          <w:lang w:val="en-US"/>
-        </w:rPr>
-        <w:t>ui</w:t>
-      </w:r>
-      <w:proofErr w:type="spellEnd"/>
-      <w:r>
-        <w:rPr>
-          <w:rFonts w:ascii="Times New Roman" w:hAnsi="Times New Roman" w:cs="Times New Roman"/>
-          <w:sz w:val="28"/>
-          <w:szCs w:val="28"/>
-          <w:lang w:val="en-US"/>
-        </w:rPr>
-        <w:t xml:space="preserve">, services, repositories, validators </w:t>
-      </w:r>
-      <w:r>
-        <w:rPr>
-          <w:rFonts w:ascii="Times New Roman" w:hAnsi="Times New Roman" w:cs="Times New Roman"/>
-          <w:sz w:val="28"/>
-          <w:szCs w:val="28"/>
-        </w:rPr>
-        <w:t>тощо)</w:t>
-      </w:r>
-      <w:r>
-        <w:rPr>
-          <w:rFonts w:ascii="Times New Roman" w:hAnsi="Times New Roman" w:cs="Times New Roman"/>
-          <w:sz w:val="28"/>
-          <w:szCs w:val="28"/>
-          <w:lang w:val="en-US"/>
-        </w:rPr>
-        <w:t>;</w:t>
+          <w:lang w:val="en-US"/>
+        </w:rPr>
+        <w:t>BLOCKED = 1 (0001),</w:t>
       </w:r>
     </w:p>
     <w:p>
       <w:pPr>
         <w:pStyle w:val="a9"/>
-        <w:rPr>
-          <w:rFonts w:ascii="Times New Roman" w:hAnsi="Times New Roman" w:cs="Times New Roman"/>
-          <w:sz w:val="28"/>
-          <w:szCs w:val="28"/>
-        </w:rPr>
-      </w:pPr>
-      <w:proofErr w:type="spellStart"/>
-      <w:r>
-        <w:rPr>
-          <w:rFonts w:ascii="Times New Roman" w:hAnsi="Times New Roman" w:cs="Times New Roman"/>
-          <w:sz w:val="28"/>
-          <w:szCs w:val="28"/>
-        </w:rPr>
-        <w:t>Яцкевич</w:t>
-      </w:r>
-      <w:proofErr w:type="spellEnd"/>
-      <w:r>
-        <w:rPr>
-          <w:rFonts w:ascii="Times New Roman" w:hAnsi="Times New Roman" w:cs="Times New Roman"/>
-          <w:sz w:val="28"/>
-          <w:szCs w:val="28"/>
-        </w:rPr>
-        <w:t xml:space="preserve"> Анастасія:</w:t>
-      </w:r>
+        <w:numPr>
+          <w:ilvl w:val="2"/>
+          <w:numId w:val="14"/>
+        </w:numPr>
+        <w:rPr>
+          <w:rFonts w:ascii="Times New Roman" w:hAnsi="Times New Roman" w:cs="Times New Roman"/>
+          <w:sz w:val="28"/>
+          <w:szCs w:val="28"/>
+        </w:rPr>
+      </w:pPr>
+      <w:r>
+        <w:rPr>
+          <w:rFonts w:ascii="Times New Roman" w:hAnsi="Times New Roman" w:cs="Times New Roman"/>
+          <w:sz w:val="28"/>
+          <w:szCs w:val="28"/>
+          <w:lang w:val="en-US"/>
+        </w:rPr>
+        <w:t>READ = 1 &lt;&lt; 1 (0010),</w:t>
+      </w:r>
+    </w:p>
+    <w:p>
+      <w:pPr>
+        <w:pStyle w:val="a9"/>
+        <w:numPr>
+          <w:ilvl w:val="2"/>
+          <w:numId w:val="14"/>
+        </w:numPr>
+        <w:rPr>
+          <w:rFonts w:ascii="Times New Roman" w:hAnsi="Times New Roman" w:cs="Times New Roman"/>
+          <w:sz w:val="28"/>
+          <w:szCs w:val="28"/>
+        </w:rPr>
+      </w:pPr>
+      <w:r>
+        <w:rPr>
+          <w:rFonts w:ascii="Times New Roman" w:hAnsi="Times New Roman" w:cs="Times New Roman"/>
+          <w:sz w:val="28"/>
+          <w:szCs w:val="28"/>
+          <w:lang w:val="en-US"/>
+        </w:rPr>
+        <w:t>WRITE_DOMAIN = 1 &lt;&lt; 2 (0100),</w:t>
+      </w:r>
+    </w:p>
+    <w:p>
+      <w:pPr>
+        <w:pStyle w:val="a9"/>
+        <w:numPr>
+          <w:ilvl w:val="2"/>
+          <w:numId w:val="14"/>
+        </w:numPr>
+        <w:rPr>
+          <w:rFonts w:ascii="Times New Roman" w:hAnsi="Times New Roman" w:cs="Times New Roman"/>
+          <w:sz w:val="28"/>
+          <w:szCs w:val="28"/>
+        </w:rPr>
+      </w:pPr>
+      <w:r>
+        <w:rPr>
+          <w:rFonts w:ascii="Times New Roman" w:hAnsi="Times New Roman" w:cs="Times New Roman"/>
+          <w:sz w:val="28"/>
+          <w:szCs w:val="28"/>
+          <w:lang w:val="en-US"/>
+        </w:rPr>
+        <w:t>WRITE_ALL = 1 &lt;&lt; 3 (1000),</w:t>
+      </w:r>
+    </w:p>
+    <w:p>
+      <w:pPr>
+        <w:pStyle w:val="a9"/>
+        <w:numPr>
+          <w:ilvl w:val="2"/>
+          <w:numId w:val="14"/>
+        </w:numPr>
+        <w:rPr>
+          <w:rFonts w:ascii="Times New Roman" w:hAnsi="Times New Roman" w:cs="Times New Roman"/>
+          <w:sz w:val="28"/>
+          <w:szCs w:val="28"/>
+        </w:rPr>
+      </w:pPr>
+      <w:r>
+        <w:rPr>
+          <w:rFonts w:ascii="Times New Roman" w:hAnsi="Times New Roman" w:cs="Times New Roman"/>
+          <w:sz w:val="28"/>
+          <w:szCs w:val="28"/>
+          <w:lang w:val="en-US"/>
+        </w:rPr>
+        <w:t>ADMIN_MASK = READ | WRITE_DOMAIN | WRITE_ALL,</w:t>
+      </w:r>
+    </w:p>
+    <w:p>
+      <w:pPr>
+        <w:pStyle w:val="a9"/>
+        <w:numPr>
+          <w:ilvl w:val="2"/>
+          <w:numId w:val="14"/>
+        </w:numPr>
+        <w:rPr>
+          <w:rFonts w:ascii="Times New Roman" w:hAnsi="Times New Roman" w:cs="Times New Roman"/>
+          <w:sz w:val="28"/>
+          <w:szCs w:val="28"/>
+        </w:rPr>
+      </w:pPr>
+      <w:r>
+        <w:rPr>
+          <w:rFonts w:ascii="Times New Roman" w:hAnsi="Times New Roman" w:cs="Times New Roman"/>
+          <w:sz w:val="28"/>
+          <w:szCs w:val="28"/>
+          <w:lang w:val="en-US"/>
+        </w:rPr>
+        <w:t>MANAGER_MASK = READ | WRITE_DOMAIN,</w:t>
+      </w:r>
+    </w:p>
+    <w:p>
+      <w:pPr>
+        <w:pStyle w:val="a9"/>
+        <w:numPr>
+          <w:ilvl w:val="2"/>
+          <w:numId w:val="14"/>
+        </w:numPr>
+        <w:rPr>
+          <w:rFonts w:ascii="Times New Roman" w:hAnsi="Times New Roman" w:cs="Times New Roman"/>
+          <w:sz w:val="28"/>
+          <w:szCs w:val="28"/>
+        </w:rPr>
+      </w:pPr>
+      <w:r>
+        <w:rPr>
+          <w:rFonts w:ascii="Times New Roman" w:hAnsi="Times New Roman" w:cs="Times New Roman"/>
+          <w:sz w:val="28"/>
+          <w:szCs w:val="28"/>
+          <w:lang w:val="en-US"/>
+        </w:rPr>
+        <w:t xml:space="preserve">USER_MASK = </w:t>
+      </w:r>
+      <w:proofErr w:type="gramStart"/>
+      <w:r>
+        <w:rPr>
+          <w:rFonts w:ascii="Times New Roman" w:hAnsi="Times New Roman" w:cs="Times New Roman"/>
+          <w:sz w:val="28"/>
+          <w:szCs w:val="28"/>
+          <w:lang w:val="en-US"/>
+        </w:rPr>
+        <w:t>READ;</w:t>
+      </w:r>
+      <w:proofErr w:type="gramEnd"/>
     </w:p>
     <w:p>
       <w:pPr>
@@ -4866,27 +6295,19 @@
       <w:r>
         <w:rPr>
           <w:rFonts w:ascii="Times New Roman" w:hAnsi="Times New Roman" w:cs="Times New Roman"/>
-          <w:sz w:val="28"/>
-          <w:szCs w:val="28"/>
-        </w:rPr>
-        <w:t xml:space="preserve">Створення частини </w:t>
-      </w:r>
-      <w:r>
-        <w:rPr>
-          <w:rFonts w:ascii="Times New Roman" w:hAnsi="Times New Roman" w:cs="Times New Roman"/>
-          <w:sz w:val="28"/>
-          <w:szCs w:val="28"/>
-          <w:lang w:val="en-US"/>
-        </w:rPr>
-        <w:t>domain-</w:t>
-      </w:r>
-      <w:r>
-        <w:rPr>
-          <w:rFonts w:ascii="Times New Roman" w:hAnsi="Times New Roman" w:cs="Times New Roman"/>
-          <w:sz w:val="28"/>
-          <w:szCs w:val="28"/>
-        </w:rPr>
-        <w:t xml:space="preserve">класів: </w:t>
+          <w:color w:val="00B0F0"/>
+          <w:sz w:val="28"/>
+          <w:szCs w:val="28"/>
+        </w:rPr>
+        <w:t>Частина звіту</w:t>
+      </w:r>
+      <w:r>
+        <w:rPr>
+          <w:rFonts w:ascii="Times New Roman" w:hAnsi="Times New Roman" w:cs="Times New Roman"/>
+          <w:sz w:val="28"/>
+          <w:szCs w:val="28"/>
+        </w:rPr>
+        <w:t>:</w:t>
       </w:r>
     </w:p>
     <w:p>
@@ -4907,18 +6328,8 @@
           <w:rFonts w:ascii="Times New Roman" w:hAnsi="Times New Roman" w:cs="Times New Roman"/>
           <w:sz w:val="28"/>
           <w:szCs w:val="28"/>
-          <w:lang w:val="en-US"/>
-        </w:rPr>
-        <w:t>Person</w:t>
-      </w:r>
-      <w:r>
-        <w:rPr>
-          <w:rFonts w:ascii="Times New Roman" w:hAnsi="Times New Roman" w:cs="Times New Roman"/>
-          <w:sz w:val="28"/>
-          <w:szCs w:val="28"/>
-          <w:lang w:val="en-US"/>
-        </w:rPr>
-        <w:t xml:space="preserve">, </w:t>
+        </w:rPr>
+        <w:t>Розділ 1 – постановка задачі,</w:t>
       </w:r>
     </w:p>
     <w:p>
@@ -4939,18 +6350,124 @@
           <w:rFonts w:ascii="Times New Roman" w:hAnsi="Times New Roman" w:cs="Times New Roman"/>
           <w:sz w:val="28"/>
           <w:szCs w:val="28"/>
-          <w:lang w:val="en-US"/>
-        </w:rPr>
-        <w:t>Student extends Person</w:t>
-      </w:r>
-      <w:r>
-        <w:rPr>
-          <w:rFonts w:ascii="Times New Roman" w:hAnsi="Times New Roman" w:cs="Times New Roman"/>
-          <w:sz w:val="28"/>
-          <w:szCs w:val="28"/>
-          <w:lang w:val="en-US"/>
-        </w:rPr>
-        <w:t xml:space="preserve">, </w:t>
+        </w:rPr>
+        <w:t>Розділ 2 – розподіл ролей</w:t>
+      </w:r>
+      <w:r>
+        <w:rPr>
+          <w:rFonts w:ascii="Times New Roman" w:hAnsi="Times New Roman" w:cs="Times New Roman"/>
+          <w:sz w:val="28"/>
+          <w:szCs w:val="28"/>
+          <w:lang w:val="en-US"/>
+        </w:rPr>
+        <w:t>.</w:t>
+      </w:r>
+    </w:p>
+    <w:p>
+      <w:pPr>
+        <w:pStyle w:val="a9"/>
+        <w:numPr>
+          <w:ilvl w:val="0"/>
+          <w:numId w:val="15"/>
+        </w:numPr>
+        <w:rPr>
+          <w:rFonts w:ascii="Times New Roman" w:hAnsi="Times New Roman" w:cs="Times New Roman"/>
+          <w:sz w:val="28"/>
+          <w:szCs w:val="28"/>
+        </w:rPr>
+      </w:pPr>
+      <w:proofErr w:type="spellStart"/>
+      <w:r>
+        <w:rPr>
+          <w:rFonts w:ascii="Times New Roman" w:hAnsi="Times New Roman" w:cs="Times New Roman"/>
+          <w:i/>
+          <w:iCs/>
+          <w:sz w:val="28"/>
+          <w:szCs w:val="28"/>
+        </w:rPr>
+        <w:t>Яцкевич</w:t>
+      </w:r>
+      <w:proofErr w:type="spellEnd"/>
+      <w:r>
+        <w:rPr>
+          <w:rFonts w:ascii="Times New Roman" w:hAnsi="Times New Roman" w:cs="Times New Roman"/>
+          <w:i/>
+          <w:iCs/>
+          <w:sz w:val="28"/>
+          <w:szCs w:val="28"/>
+        </w:rPr>
+        <w:t xml:space="preserve"> Анастасія</w:t>
+      </w:r>
+      <w:r>
+        <w:rPr>
+          <w:rFonts w:ascii="Times New Roman" w:hAnsi="Times New Roman" w:cs="Times New Roman"/>
+          <w:sz w:val="28"/>
+          <w:szCs w:val="28"/>
+        </w:rPr>
+        <w:t>:</w:t>
+      </w:r>
+    </w:p>
+    <w:p>
+      <w:pPr>
+        <w:pStyle w:val="a9"/>
+        <w:numPr>
+          <w:ilvl w:val="1"/>
+          <w:numId w:val="14"/>
+        </w:numPr>
+        <w:rPr>
+          <w:rFonts w:ascii="Times New Roman" w:hAnsi="Times New Roman" w:cs="Times New Roman"/>
+          <w:sz w:val="28"/>
+          <w:szCs w:val="28"/>
+        </w:rPr>
+      </w:pPr>
+      <w:r>
+        <w:rPr>
+          <w:rFonts w:ascii="Times New Roman" w:hAnsi="Times New Roman" w:cs="Times New Roman"/>
+          <w:sz w:val="28"/>
+          <w:szCs w:val="28"/>
+        </w:rPr>
+        <w:t>Ч</w:t>
+      </w:r>
+      <w:r>
+        <w:rPr>
+          <w:rFonts w:ascii="Times New Roman" w:hAnsi="Times New Roman" w:cs="Times New Roman"/>
+          <w:sz w:val="28"/>
+          <w:szCs w:val="28"/>
+        </w:rPr>
+        <w:t>астин</w:t>
+      </w:r>
+      <w:r>
+        <w:rPr>
+          <w:rFonts w:ascii="Times New Roman" w:hAnsi="Times New Roman" w:cs="Times New Roman"/>
+          <w:sz w:val="28"/>
+          <w:szCs w:val="28"/>
+        </w:rPr>
+        <w:t>а</w:t>
+      </w:r>
+      <w:r>
+        <w:rPr>
+          <w:rFonts w:ascii="Times New Roman" w:hAnsi="Times New Roman" w:cs="Times New Roman"/>
+          <w:sz w:val="28"/>
+          <w:szCs w:val="28"/>
+        </w:rPr>
+        <w:t xml:space="preserve"> </w:t>
+      </w:r>
+      <w:r>
+        <w:rPr>
+          <w:rFonts w:ascii="Times New Roman" w:hAnsi="Times New Roman" w:cs="Times New Roman"/>
+          <w:sz w:val="28"/>
+          <w:szCs w:val="28"/>
+          <w:lang w:val="en-US"/>
+        </w:rPr>
+        <w:t>domain-</w:t>
+      </w:r>
+      <w:r>
+        <w:rPr>
+          <w:rFonts w:ascii="Times New Roman" w:hAnsi="Times New Roman" w:cs="Times New Roman"/>
+          <w:sz w:val="28"/>
+          <w:szCs w:val="28"/>
+        </w:rPr>
+        <w:t xml:space="preserve">класів: </w:t>
       </w:r>
     </w:p>
     <w:p>
@@ -4973,17 +6490,66 @@
           <w:szCs w:val="28"/>
           <w:lang w:val="en-US"/>
         </w:rPr>
-        <w:t>Teacher extends Person</w:t>
-      </w:r>
-      <w:r>
-        <w:rPr>
-          <w:rFonts w:ascii="Times New Roman" w:hAnsi="Times New Roman" w:cs="Times New Roman"/>
-          <w:sz w:val="28"/>
-          <w:szCs w:val="28"/>
-          <w:lang w:val="en-US"/>
-        </w:rPr>
-        <w:t>;</w:t>
-      </w:r>
+        <w:t xml:space="preserve">Person, </w:t>
+      </w:r>
+    </w:p>
+    <w:p>
+      <w:pPr>
+        <w:pStyle w:val="a9"/>
+        <w:numPr>
+          <w:ilvl w:val="2"/>
+          <w:numId w:val="14"/>
+        </w:numPr>
+        <w:rPr>
+          <w:rFonts w:ascii="Times New Roman" w:hAnsi="Times New Roman" w:cs="Times New Roman"/>
+          <w:sz w:val="28"/>
+          <w:szCs w:val="28"/>
+        </w:rPr>
+      </w:pPr>
+      <w:r>
+        <w:rPr>
+          <w:rFonts w:ascii="Times New Roman" w:hAnsi="Times New Roman" w:cs="Times New Roman"/>
+          <w:sz w:val="28"/>
+          <w:szCs w:val="28"/>
+          <w:lang w:val="en-US"/>
+        </w:rPr>
+        <w:t xml:space="preserve">Student extends Person, </w:t>
+      </w:r>
+    </w:p>
+    <w:p>
+      <w:pPr>
+        <w:pStyle w:val="a9"/>
+        <w:numPr>
+          <w:ilvl w:val="2"/>
+          <w:numId w:val="14"/>
+        </w:numPr>
+        <w:rPr>
+          <w:rFonts w:ascii="Times New Roman" w:hAnsi="Times New Roman" w:cs="Times New Roman"/>
+          <w:sz w:val="28"/>
+          <w:szCs w:val="28"/>
+        </w:rPr>
+      </w:pPr>
+      <w:r>
+        <w:rPr>
+          <w:rFonts w:ascii="Times New Roman" w:hAnsi="Times New Roman" w:cs="Times New Roman"/>
+          <w:sz w:val="28"/>
+          <w:szCs w:val="28"/>
+          <w:lang w:val="en-US"/>
+        </w:rPr>
+        <w:lastRenderedPageBreak/>
+        <w:t xml:space="preserve">Teacher extends </w:t>
+      </w:r>
+      <w:proofErr w:type="gramStart"/>
+      <w:r>
+        <w:rPr>
+          <w:rFonts w:ascii="Times New Roman" w:hAnsi="Times New Roman" w:cs="Times New Roman"/>
+          <w:sz w:val="28"/>
+          <w:szCs w:val="28"/>
+          <w:lang w:val="en-US"/>
+        </w:rPr>
+        <w:t>Person;</w:t>
+      </w:r>
+      <w:proofErr w:type="gramEnd"/>
     </w:p>
     <w:p>
       <w:pPr>
@@ -5004,7 +6570,15 @@
           <w:sz w:val="28"/>
           <w:szCs w:val="28"/>
         </w:rPr>
-        <w:t xml:space="preserve">Створення меню з частиною </w:t>
+        <w:t>М</w:t>
+      </w:r>
+      <w:r>
+        <w:rPr>
+          <w:rFonts w:ascii="Times New Roman" w:hAnsi="Times New Roman" w:cs="Times New Roman"/>
+          <w:sz w:val="28"/>
+          <w:szCs w:val="28"/>
+        </w:rPr>
+        <w:t xml:space="preserve">еню з частиною </w:t>
       </w:r>
       <w:r>
         <w:rPr>
@@ -5103,7 +6677,74 @@
           <w:sz w:val="28"/>
           <w:szCs w:val="28"/>
         </w:rPr>
-        <w:t>Створення частини функції пошуку:</w:t>
+        <w:t>Ч</w:t>
+      </w:r>
+      <w:r>
+        <w:rPr>
+          <w:rFonts w:ascii="Times New Roman" w:hAnsi="Times New Roman" w:cs="Times New Roman"/>
+          <w:sz w:val="28"/>
+          <w:szCs w:val="28"/>
+        </w:rPr>
+        <w:t>астин</w:t>
+      </w:r>
+      <w:r>
+        <w:rPr>
+          <w:rFonts w:ascii="Times New Roman" w:hAnsi="Times New Roman" w:cs="Times New Roman"/>
+          <w:sz w:val="28"/>
+          <w:szCs w:val="28"/>
+        </w:rPr>
+        <w:t>а</w:t>
+      </w:r>
+      <w:r>
+        <w:rPr>
+          <w:rFonts w:ascii="Times New Roman" w:hAnsi="Times New Roman" w:cs="Times New Roman"/>
+          <w:sz w:val="28"/>
+          <w:szCs w:val="28"/>
+        </w:rPr>
+        <w:t xml:space="preserve"> функції пошуку</w:t>
+      </w:r>
+      <w:r>
+        <w:rPr>
+          <w:rFonts w:ascii="Times New Roman" w:hAnsi="Times New Roman" w:cs="Times New Roman"/>
+          <w:sz w:val="28"/>
+          <w:szCs w:val="28"/>
+          <w:lang w:val="en-US"/>
+        </w:rPr>
+        <w:t xml:space="preserve"> (</w:t>
+      </w:r>
+      <w:r>
+        <w:rPr>
+          <w:rFonts w:ascii="Times New Roman" w:hAnsi="Times New Roman" w:cs="Times New Roman"/>
+          <w:sz w:val="28"/>
+          <w:szCs w:val="28"/>
+        </w:rPr>
+        <w:t xml:space="preserve">з використанням лямбд та </w:t>
+      </w:r>
+      <w:r>
+        <w:rPr>
+          <w:rFonts w:ascii="Times New Roman" w:hAnsi="Times New Roman" w:cs="Times New Roman"/>
+          <w:sz w:val="28"/>
+          <w:szCs w:val="28"/>
+          <w:lang w:val="en-US"/>
+        </w:rPr>
+        <w:t>Stream API</w:t>
+      </w:r>
+      <w:r>
+        <w:rPr>
+          <w:rFonts w:ascii="Times New Roman" w:hAnsi="Times New Roman" w:cs="Times New Roman"/>
+          <w:sz w:val="28"/>
+          <w:szCs w:val="28"/>
+          <w:lang w:val="en-US"/>
+        </w:rPr>
+        <w:t>)</w:t>
+      </w:r>
+      <w:r>
+        <w:rPr>
+          <w:rFonts w:ascii="Times New Roman" w:hAnsi="Times New Roman" w:cs="Times New Roman"/>
+          <w:sz w:val="28"/>
+          <w:szCs w:val="28"/>
+        </w:rPr>
+        <w:t>:</w:t>
       </w:r>
     </w:p>
     <w:p>
@@ -5147,7 +6788,6 @@
           <w:sz w:val="28"/>
           <w:szCs w:val="28"/>
         </w:rPr>
-        <w:lastRenderedPageBreak/>
         <w:t xml:space="preserve">знайти студента </w:t>
       </w:r>
       <w:r>
@@ -5234,6 +6874,1202 @@
           <w:szCs w:val="28"/>
         </w:rPr>
       </w:pPr>
+      <w:r>
+        <w:rPr>
+          <w:rFonts w:ascii="Times New Roman" w:hAnsi="Times New Roman" w:cs="Times New Roman"/>
+          <w:sz w:val="28"/>
+          <w:szCs w:val="28"/>
+        </w:rPr>
+        <w:t xml:space="preserve">Впорядковані виводи для </w:t>
+      </w:r>
+      <w:r>
+        <w:rPr>
+          <w:rFonts w:ascii="Times New Roman" w:hAnsi="Times New Roman" w:cs="Times New Roman"/>
+          <w:sz w:val="28"/>
+          <w:szCs w:val="28"/>
+        </w:rPr>
+        <w:t>викладачів</w:t>
+      </w:r>
+      <w:r>
+        <w:rPr>
+          <w:rFonts w:ascii="Times New Roman" w:hAnsi="Times New Roman" w:cs="Times New Roman"/>
+          <w:sz w:val="28"/>
+          <w:szCs w:val="28"/>
+        </w:rPr>
+        <w:t xml:space="preserve"> (сортування з використанням лямбд та </w:t>
+      </w:r>
+      <w:r>
+        <w:rPr>
+          <w:rFonts w:ascii="Times New Roman" w:hAnsi="Times New Roman" w:cs="Times New Roman"/>
+          <w:sz w:val="28"/>
+          <w:szCs w:val="28"/>
+          <w:lang w:val="en-US"/>
+        </w:rPr>
+        <w:t>Stream API</w:t>
+      </w:r>
+      <w:r>
+        <w:rPr>
+          <w:rFonts w:ascii="Times New Roman" w:hAnsi="Times New Roman" w:cs="Times New Roman"/>
+          <w:sz w:val="28"/>
+          <w:szCs w:val="28"/>
+        </w:rPr>
+        <w:t>):</w:t>
+      </w:r>
+    </w:p>
+    <w:p>
+      <w:pPr>
+        <w:pStyle w:val="a9"/>
+        <w:numPr>
+          <w:ilvl w:val="2"/>
+          <w:numId w:val="14"/>
+        </w:numPr>
+        <w:rPr>
+          <w:rFonts w:ascii="Times New Roman" w:hAnsi="Times New Roman" w:cs="Times New Roman"/>
+          <w:sz w:val="28"/>
+          <w:szCs w:val="28"/>
+        </w:rPr>
+      </w:pPr>
+      <w:r>
+        <w:rPr>
+          <w:rFonts w:ascii="Times New Roman" w:hAnsi="Times New Roman" w:cs="Times New Roman"/>
+          <w:sz w:val="28"/>
+          <w:szCs w:val="28"/>
+        </w:rPr>
+        <w:t>в</w:t>
+      </w:r>
+      <w:r>
+        <w:rPr>
+          <w:rFonts w:ascii="Times New Roman" w:hAnsi="Times New Roman" w:cs="Times New Roman"/>
+          <w:sz w:val="28"/>
+          <w:szCs w:val="28"/>
+        </w:rPr>
+        <w:t>сі впорядковані за алфавітом,</w:t>
+      </w:r>
+    </w:p>
+    <w:p>
+      <w:pPr>
+        <w:pStyle w:val="a9"/>
+        <w:numPr>
+          <w:ilvl w:val="2"/>
+          <w:numId w:val="14"/>
+        </w:numPr>
+        <w:rPr>
+          <w:rFonts w:ascii="Times New Roman" w:hAnsi="Times New Roman" w:cs="Times New Roman"/>
+          <w:sz w:val="28"/>
+          <w:szCs w:val="28"/>
+        </w:rPr>
+      </w:pPr>
+      <w:r>
+        <w:rPr>
+          <w:rFonts w:ascii="Times New Roman" w:hAnsi="Times New Roman" w:cs="Times New Roman"/>
+          <w:sz w:val="28"/>
+          <w:szCs w:val="28"/>
+        </w:rPr>
+        <w:t>в</w:t>
+      </w:r>
+      <w:r>
+        <w:rPr>
+          <w:rFonts w:ascii="Times New Roman" w:hAnsi="Times New Roman" w:cs="Times New Roman"/>
+          <w:sz w:val="28"/>
+          <w:szCs w:val="28"/>
+        </w:rPr>
+        <w:t>сі обраного факультету, впорядковані за алфавітом,</w:t>
+      </w:r>
+    </w:p>
+    <w:p>
+      <w:pPr>
+        <w:pStyle w:val="a9"/>
+        <w:numPr>
+          <w:ilvl w:val="2"/>
+          <w:numId w:val="14"/>
+        </w:numPr>
+        <w:rPr>
+          <w:rFonts w:ascii="Times New Roman" w:hAnsi="Times New Roman" w:cs="Times New Roman"/>
+          <w:sz w:val="28"/>
+          <w:szCs w:val="28"/>
+        </w:rPr>
+      </w:pPr>
+      <w:r>
+        <w:rPr>
+          <w:rFonts w:ascii="Times New Roman" w:hAnsi="Times New Roman" w:cs="Times New Roman"/>
+          <w:sz w:val="28"/>
+          <w:szCs w:val="28"/>
+        </w:rPr>
+        <w:t>в</w:t>
+      </w:r>
+      <w:r>
+        <w:rPr>
+          <w:rFonts w:ascii="Times New Roman" w:hAnsi="Times New Roman" w:cs="Times New Roman"/>
+          <w:sz w:val="28"/>
+          <w:szCs w:val="28"/>
+        </w:rPr>
+        <w:t>сі обрано</w:t>
+      </w:r>
+      <w:r>
+        <w:rPr>
+          <w:rFonts w:ascii="Times New Roman" w:hAnsi="Times New Roman" w:cs="Times New Roman"/>
+          <w:sz w:val="28"/>
+          <w:szCs w:val="28"/>
+        </w:rPr>
+        <w:t>ї</w:t>
+      </w:r>
+      <w:r>
+        <w:rPr>
+          <w:rFonts w:ascii="Times New Roman" w:hAnsi="Times New Roman" w:cs="Times New Roman"/>
+          <w:sz w:val="28"/>
+          <w:szCs w:val="28"/>
+        </w:rPr>
+        <w:t xml:space="preserve"> </w:t>
+      </w:r>
+      <w:r>
+        <w:rPr>
+          <w:rFonts w:ascii="Times New Roman" w:hAnsi="Times New Roman" w:cs="Times New Roman"/>
+          <w:sz w:val="28"/>
+          <w:szCs w:val="28"/>
+        </w:rPr>
+        <w:t>кафедри</w:t>
+      </w:r>
+      <w:r>
+        <w:rPr>
+          <w:rFonts w:ascii="Times New Roman" w:hAnsi="Times New Roman" w:cs="Times New Roman"/>
+          <w:sz w:val="28"/>
+          <w:szCs w:val="28"/>
+        </w:rPr>
+        <w:t>, впорядковані за алфавітом</w:t>
+      </w:r>
+      <w:r>
+        <w:rPr>
+          <w:rFonts w:ascii="Times New Roman" w:hAnsi="Times New Roman" w:cs="Times New Roman"/>
+          <w:sz w:val="28"/>
+          <w:szCs w:val="28"/>
+        </w:rPr>
+        <w:t>;</w:t>
+      </w:r>
+    </w:p>
+    <w:p>
+      <w:pPr>
+        <w:pStyle w:val="a9"/>
+        <w:numPr>
+          <w:ilvl w:val="1"/>
+          <w:numId w:val="14"/>
+        </w:numPr>
+        <w:rPr>
+          <w:rFonts w:ascii="Times New Roman" w:hAnsi="Times New Roman" w:cs="Times New Roman"/>
+          <w:sz w:val="28"/>
+          <w:szCs w:val="28"/>
+        </w:rPr>
+      </w:pPr>
+      <w:r>
+        <w:rPr>
+          <w:rFonts w:ascii="Times New Roman" w:hAnsi="Times New Roman" w:cs="Times New Roman"/>
+          <w:sz w:val="28"/>
+          <w:szCs w:val="28"/>
+        </w:rPr>
+        <w:t xml:space="preserve">Використання </w:t>
+      </w:r>
+      <w:r>
+        <w:rPr>
+          <w:rFonts w:ascii="Times New Roman" w:hAnsi="Times New Roman" w:cs="Times New Roman"/>
+          <w:sz w:val="28"/>
+          <w:szCs w:val="28"/>
+          <w:lang w:val="en-US"/>
+        </w:rPr>
+        <w:t>Java Time API:</w:t>
+      </w:r>
+    </w:p>
+    <w:p>
+      <w:pPr>
+        <w:pStyle w:val="a9"/>
+        <w:numPr>
+          <w:ilvl w:val="2"/>
+          <w:numId w:val="14"/>
+        </w:numPr>
+        <w:rPr>
+          <w:rFonts w:ascii="Times New Roman" w:hAnsi="Times New Roman" w:cs="Times New Roman"/>
+          <w:sz w:val="28"/>
+          <w:szCs w:val="28"/>
+        </w:rPr>
+      </w:pPr>
+      <w:r>
+        <w:rPr>
+          <w:rFonts w:ascii="Times New Roman" w:hAnsi="Times New Roman" w:cs="Times New Roman"/>
+          <w:sz w:val="28"/>
+          <w:szCs w:val="28"/>
+        </w:rPr>
+        <w:t>в</w:t>
+      </w:r>
+      <w:r>
+        <w:rPr>
+          <w:rFonts w:ascii="Times New Roman" w:hAnsi="Times New Roman" w:cs="Times New Roman"/>
+          <w:sz w:val="28"/>
+          <w:szCs w:val="28"/>
+        </w:rPr>
+        <w:t xml:space="preserve"> класі </w:t>
+      </w:r>
+      <w:r>
+        <w:rPr>
+          <w:rFonts w:ascii="Times New Roman" w:hAnsi="Times New Roman" w:cs="Times New Roman"/>
+          <w:sz w:val="28"/>
+          <w:szCs w:val="28"/>
+          <w:lang w:val="en-US"/>
+        </w:rPr>
+        <w:t>Person:</w:t>
+      </w:r>
+    </w:p>
+    <w:p>
+      <w:pPr>
+        <w:pStyle w:val="a9"/>
+        <w:numPr>
+          <w:ilvl w:val="3"/>
+          <w:numId w:val="14"/>
+        </w:numPr>
+        <w:rPr>
+          <w:rFonts w:ascii="Times New Roman" w:hAnsi="Times New Roman" w:cs="Times New Roman"/>
+          <w:sz w:val="28"/>
+          <w:szCs w:val="28"/>
+        </w:rPr>
+      </w:pPr>
+      <w:r>
+        <w:rPr>
+          <w:rFonts w:ascii="Times New Roman" w:hAnsi="Times New Roman" w:cs="Times New Roman"/>
+          <w:sz w:val="28"/>
+          <w:szCs w:val="28"/>
+        </w:rPr>
+        <w:t>п</w:t>
+      </w:r>
+      <w:r>
+        <w:rPr>
+          <w:rFonts w:ascii="Times New Roman" w:hAnsi="Times New Roman" w:cs="Times New Roman"/>
+          <w:sz w:val="28"/>
+          <w:szCs w:val="28"/>
+        </w:rPr>
+        <w:t xml:space="preserve">оле </w:t>
+      </w:r>
+      <w:proofErr w:type="spellStart"/>
+      <w:r>
+        <w:rPr>
+          <w:rFonts w:ascii="Times New Roman" w:hAnsi="Times New Roman" w:cs="Times New Roman"/>
+          <w:sz w:val="28"/>
+          <w:szCs w:val="28"/>
+          <w:lang w:val="en-US"/>
+        </w:rPr>
+        <w:t>LocalDate</w:t>
+      </w:r>
+      <w:proofErr w:type="spellEnd"/>
+      <w:r>
+        <w:rPr>
+          <w:rFonts w:ascii="Times New Roman" w:hAnsi="Times New Roman" w:cs="Times New Roman"/>
+          <w:sz w:val="28"/>
+          <w:szCs w:val="28"/>
+          <w:lang w:val="en-US"/>
+        </w:rPr>
+        <w:t xml:space="preserve"> </w:t>
+      </w:r>
+      <w:proofErr w:type="spellStart"/>
+      <w:r>
+        <w:rPr>
+          <w:rFonts w:ascii="Times New Roman" w:hAnsi="Times New Roman" w:cs="Times New Roman"/>
+          <w:sz w:val="28"/>
+          <w:szCs w:val="28"/>
+          <w:lang w:val="en-US"/>
+        </w:rPr>
+        <w:t>birthDate</w:t>
+      </w:r>
+      <w:proofErr w:type="spellEnd"/>
+      <w:r>
+        <w:rPr>
+          <w:rFonts w:ascii="Times New Roman" w:hAnsi="Times New Roman" w:cs="Times New Roman"/>
+          <w:sz w:val="28"/>
+          <w:szCs w:val="28"/>
+          <w:lang w:val="en-US"/>
+        </w:rPr>
+        <w:t>,</w:t>
+      </w:r>
+    </w:p>
+    <w:p>
+      <w:pPr>
+        <w:pStyle w:val="a9"/>
+        <w:numPr>
+          <w:ilvl w:val="3"/>
+          <w:numId w:val="14"/>
+        </w:numPr>
+        <w:rPr>
+          <w:rFonts w:ascii="Times New Roman" w:hAnsi="Times New Roman" w:cs="Times New Roman"/>
+          <w:sz w:val="28"/>
+          <w:szCs w:val="28"/>
+        </w:rPr>
+      </w:pPr>
+      <w:r>
+        <w:rPr>
+          <w:rFonts w:ascii="Times New Roman" w:hAnsi="Times New Roman" w:cs="Times New Roman"/>
+          <w:sz w:val="28"/>
+          <w:szCs w:val="28"/>
+        </w:rPr>
+        <w:t>м</w:t>
+      </w:r>
+      <w:r>
+        <w:rPr>
+          <w:rFonts w:ascii="Times New Roman" w:hAnsi="Times New Roman" w:cs="Times New Roman"/>
+          <w:sz w:val="28"/>
+          <w:szCs w:val="28"/>
+        </w:rPr>
+        <w:t xml:space="preserve">етод </w:t>
+      </w:r>
+      <w:proofErr w:type="spellStart"/>
+      <w:r>
+        <w:rPr>
+          <w:rFonts w:ascii="Times New Roman" w:hAnsi="Times New Roman" w:cs="Times New Roman"/>
+          <w:sz w:val="28"/>
+          <w:szCs w:val="28"/>
+          <w:lang w:val="en-US"/>
+        </w:rPr>
+        <w:t>getHowOld</w:t>
+      </w:r>
+      <w:proofErr w:type="spellEnd"/>
+      <w:r>
+        <w:rPr>
+          <w:rFonts w:ascii="Times New Roman" w:hAnsi="Times New Roman" w:cs="Times New Roman"/>
+          <w:sz w:val="28"/>
+          <w:szCs w:val="28"/>
+          <w:lang w:val="en-US"/>
+        </w:rPr>
+        <w:t xml:space="preserve">() </w:t>
+      </w:r>
+      <w:r>
+        <w:rPr>
+          <w:rFonts w:ascii="Times New Roman" w:hAnsi="Times New Roman" w:cs="Times New Roman"/>
+          <w:sz w:val="28"/>
+          <w:szCs w:val="28"/>
+        </w:rPr>
+        <w:t xml:space="preserve">з використанням </w:t>
+      </w:r>
+      <w:proofErr w:type="spellStart"/>
+      <w:r>
+        <w:rPr>
+          <w:rFonts w:ascii="Times New Roman" w:hAnsi="Times New Roman" w:cs="Times New Roman"/>
+          <w:sz w:val="28"/>
+          <w:szCs w:val="28"/>
+        </w:rPr>
+        <w:t>Period.between</w:t>
+      </w:r>
+      <w:proofErr w:type="spellEnd"/>
+      <w:r>
+        <w:rPr>
+          <w:rFonts w:ascii="Times New Roman" w:hAnsi="Times New Roman" w:cs="Times New Roman"/>
+          <w:sz w:val="28"/>
+          <w:szCs w:val="28"/>
+        </w:rPr>
+        <w:t>(</w:t>
+      </w:r>
+      <w:proofErr w:type="spellStart"/>
+      <w:r>
+        <w:rPr>
+          <w:rFonts w:ascii="Times New Roman" w:hAnsi="Times New Roman" w:cs="Times New Roman"/>
+          <w:sz w:val="28"/>
+          <w:szCs w:val="28"/>
+        </w:rPr>
+        <w:t>birthDate</w:t>
+      </w:r>
+      <w:proofErr w:type="spellEnd"/>
+      <w:r>
+        <w:rPr>
+          <w:rFonts w:ascii="Times New Roman" w:hAnsi="Times New Roman" w:cs="Times New Roman"/>
+          <w:sz w:val="28"/>
+          <w:szCs w:val="28"/>
+        </w:rPr>
+        <w:t xml:space="preserve">, </w:t>
+      </w:r>
+      <w:proofErr w:type="spellStart"/>
+      <w:r>
+        <w:rPr>
+          <w:rFonts w:ascii="Times New Roman" w:hAnsi="Times New Roman" w:cs="Times New Roman"/>
+          <w:sz w:val="28"/>
+          <w:szCs w:val="28"/>
+        </w:rPr>
+        <w:t>LocalDate.now</w:t>
+      </w:r>
+      <w:proofErr w:type="spellEnd"/>
+      <w:r>
+        <w:rPr>
+          <w:rFonts w:ascii="Times New Roman" w:hAnsi="Times New Roman" w:cs="Times New Roman"/>
+          <w:sz w:val="28"/>
+          <w:szCs w:val="28"/>
+        </w:rPr>
+        <w:t>()).</w:t>
+      </w:r>
+      <w:proofErr w:type="spellStart"/>
+      <w:r>
+        <w:rPr>
+          <w:rFonts w:ascii="Times New Roman" w:hAnsi="Times New Roman" w:cs="Times New Roman"/>
+          <w:sz w:val="28"/>
+          <w:szCs w:val="28"/>
+        </w:rPr>
+        <w:t>getYears</w:t>
+      </w:r>
+      <w:proofErr w:type="spellEnd"/>
+      <w:r>
+        <w:rPr>
+          <w:rFonts w:ascii="Times New Roman" w:hAnsi="Times New Roman" w:cs="Times New Roman"/>
+          <w:sz w:val="28"/>
+          <w:szCs w:val="28"/>
+        </w:rPr>
+        <w:t>();</w:t>
+      </w:r>
+    </w:p>
+    <w:p>
+      <w:pPr>
+        <w:pStyle w:val="a9"/>
+        <w:numPr>
+          <w:ilvl w:val="2"/>
+          <w:numId w:val="14"/>
+        </w:numPr>
+        <w:rPr>
+          <w:rFonts w:ascii="Times New Roman" w:hAnsi="Times New Roman" w:cs="Times New Roman"/>
+          <w:sz w:val="28"/>
+          <w:szCs w:val="28"/>
+        </w:rPr>
+      </w:pPr>
+      <w:r>
+        <w:rPr>
+          <w:rFonts w:ascii="Times New Roman" w:hAnsi="Times New Roman" w:cs="Times New Roman"/>
+          <w:sz w:val="28"/>
+          <w:szCs w:val="28"/>
+        </w:rPr>
+        <w:t>в</w:t>
+      </w:r>
+      <w:r>
+        <w:rPr>
+          <w:rFonts w:ascii="Times New Roman" w:hAnsi="Times New Roman" w:cs="Times New Roman"/>
+          <w:sz w:val="28"/>
+          <w:szCs w:val="28"/>
+        </w:rPr>
+        <w:t xml:space="preserve"> класі </w:t>
+      </w:r>
+      <w:r>
+        <w:rPr>
+          <w:rFonts w:ascii="Times New Roman" w:hAnsi="Times New Roman" w:cs="Times New Roman"/>
+          <w:sz w:val="28"/>
+          <w:szCs w:val="28"/>
+          <w:lang w:val="en-US"/>
+        </w:rPr>
+        <w:t>Teacher</w:t>
+      </w:r>
+      <w:r>
+        <w:rPr>
+          <w:rFonts w:ascii="Times New Roman" w:hAnsi="Times New Roman" w:cs="Times New Roman"/>
+          <w:sz w:val="28"/>
+          <w:szCs w:val="28"/>
+          <w:lang w:val="en-US"/>
+        </w:rPr>
+        <w:t>:</w:t>
+      </w:r>
+    </w:p>
+    <w:p>
+      <w:pPr>
+        <w:pStyle w:val="a9"/>
+        <w:numPr>
+          <w:ilvl w:val="3"/>
+          <w:numId w:val="14"/>
+        </w:numPr>
+        <w:rPr>
+          <w:rFonts w:ascii="Times New Roman" w:hAnsi="Times New Roman" w:cs="Times New Roman"/>
+          <w:sz w:val="28"/>
+          <w:szCs w:val="28"/>
+        </w:rPr>
+      </w:pPr>
+      <w:r>
+        <w:rPr>
+          <w:rFonts w:ascii="Times New Roman" w:hAnsi="Times New Roman" w:cs="Times New Roman"/>
+          <w:sz w:val="28"/>
+          <w:szCs w:val="28"/>
+        </w:rPr>
+        <w:t>п</w:t>
+      </w:r>
+      <w:r>
+        <w:rPr>
+          <w:rFonts w:ascii="Times New Roman" w:hAnsi="Times New Roman" w:cs="Times New Roman"/>
+          <w:sz w:val="28"/>
+          <w:szCs w:val="28"/>
+        </w:rPr>
+        <w:t xml:space="preserve">оле </w:t>
+      </w:r>
+      <w:proofErr w:type="spellStart"/>
+      <w:r>
+        <w:rPr>
+          <w:rFonts w:ascii="Times New Roman" w:hAnsi="Times New Roman" w:cs="Times New Roman"/>
+          <w:sz w:val="28"/>
+          <w:szCs w:val="28"/>
+          <w:lang w:val="en-US"/>
+        </w:rPr>
+        <w:t>LocalDate</w:t>
+      </w:r>
+      <w:proofErr w:type="spellEnd"/>
+      <w:r>
+        <w:rPr>
+          <w:rFonts w:ascii="Times New Roman" w:hAnsi="Times New Roman" w:cs="Times New Roman"/>
+          <w:sz w:val="28"/>
+          <w:szCs w:val="28"/>
+          <w:lang w:val="en-US"/>
+        </w:rPr>
+        <w:t xml:space="preserve"> </w:t>
+      </w:r>
+      <w:proofErr w:type="spellStart"/>
+      <w:r>
+        <w:rPr>
+          <w:rFonts w:ascii="Times New Roman" w:hAnsi="Times New Roman" w:cs="Times New Roman"/>
+          <w:sz w:val="28"/>
+          <w:szCs w:val="28"/>
+          <w:lang w:val="en-US"/>
+        </w:rPr>
+        <w:t>hireDate</w:t>
+      </w:r>
+      <w:proofErr w:type="spellEnd"/>
+      <w:r>
+        <w:rPr>
+          <w:rFonts w:ascii="Times New Roman" w:hAnsi="Times New Roman" w:cs="Times New Roman"/>
+          <w:sz w:val="28"/>
+          <w:szCs w:val="28"/>
+          <w:lang w:val="en-US"/>
+        </w:rPr>
+        <w:t>,</w:t>
+      </w:r>
+    </w:p>
+    <w:p>
+      <w:pPr>
+        <w:pStyle w:val="a9"/>
+        <w:numPr>
+          <w:ilvl w:val="3"/>
+          <w:numId w:val="14"/>
+        </w:numPr>
+        <w:rPr>
+          <w:rFonts w:ascii="Times New Roman" w:hAnsi="Times New Roman" w:cs="Times New Roman"/>
+          <w:sz w:val="28"/>
+          <w:szCs w:val="28"/>
+        </w:rPr>
+      </w:pPr>
+      <w:r>
+        <w:rPr>
+          <w:rFonts w:ascii="Times New Roman" w:hAnsi="Times New Roman" w:cs="Times New Roman"/>
+          <w:sz w:val="28"/>
+          <w:szCs w:val="28"/>
+        </w:rPr>
+        <w:t>м</w:t>
+      </w:r>
+      <w:r>
+        <w:rPr>
+          <w:rFonts w:ascii="Times New Roman" w:hAnsi="Times New Roman" w:cs="Times New Roman"/>
+          <w:sz w:val="28"/>
+          <w:szCs w:val="28"/>
+        </w:rPr>
+        <w:t xml:space="preserve">етод </w:t>
+      </w:r>
+      <w:proofErr w:type="spellStart"/>
+      <w:r>
+        <w:rPr>
+          <w:rFonts w:ascii="Times New Roman" w:hAnsi="Times New Roman" w:cs="Times New Roman"/>
+          <w:sz w:val="28"/>
+          <w:szCs w:val="28"/>
+        </w:rPr>
+        <w:t>getWorkExperience</w:t>
+      </w:r>
+      <w:proofErr w:type="spellEnd"/>
+      <w:r>
+        <w:rPr>
+          <w:rFonts w:ascii="Times New Roman" w:hAnsi="Times New Roman" w:cs="Times New Roman"/>
+          <w:sz w:val="28"/>
+          <w:szCs w:val="28"/>
+          <w:lang w:val="en-US"/>
+        </w:rPr>
+        <w:t xml:space="preserve">() </w:t>
+      </w:r>
+      <w:r>
+        <w:rPr>
+          <w:rFonts w:ascii="Times New Roman" w:hAnsi="Times New Roman" w:cs="Times New Roman"/>
+          <w:sz w:val="28"/>
+          <w:szCs w:val="28"/>
+        </w:rPr>
+        <w:t>з використанням</w:t>
+      </w:r>
+      <w:r>
+        <w:rPr>
+          <w:rFonts w:ascii="Times New Roman" w:hAnsi="Times New Roman" w:cs="Times New Roman"/>
+          <w:sz w:val="28"/>
+          <w:szCs w:val="28"/>
+          <w:lang w:val="en-US"/>
+        </w:rPr>
+        <w:t xml:space="preserve"> </w:t>
+      </w:r>
+      <w:proofErr w:type="spellStart"/>
+      <w:r>
+        <w:rPr>
+          <w:rFonts w:ascii="Times New Roman" w:hAnsi="Times New Roman" w:cs="Times New Roman"/>
+          <w:sz w:val="28"/>
+          <w:szCs w:val="28"/>
+        </w:rPr>
+        <w:t>Period.between</w:t>
+      </w:r>
+      <w:proofErr w:type="spellEnd"/>
+      <w:r>
+        <w:rPr>
+          <w:rFonts w:ascii="Times New Roman" w:hAnsi="Times New Roman" w:cs="Times New Roman"/>
+          <w:sz w:val="28"/>
+          <w:szCs w:val="28"/>
+        </w:rPr>
+        <w:t>(</w:t>
+      </w:r>
+      <w:proofErr w:type="spellStart"/>
+      <w:r>
+        <w:rPr>
+          <w:rFonts w:ascii="Times New Roman" w:hAnsi="Times New Roman" w:cs="Times New Roman"/>
+          <w:sz w:val="28"/>
+          <w:szCs w:val="28"/>
+        </w:rPr>
+        <w:t>hireDate</w:t>
+      </w:r>
+      <w:proofErr w:type="spellEnd"/>
+      <w:r>
+        <w:rPr>
+          <w:rFonts w:ascii="Times New Roman" w:hAnsi="Times New Roman" w:cs="Times New Roman"/>
+          <w:sz w:val="28"/>
+          <w:szCs w:val="28"/>
+        </w:rPr>
+        <w:t xml:space="preserve">, </w:t>
+      </w:r>
+      <w:proofErr w:type="spellStart"/>
+      <w:r>
+        <w:rPr>
+          <w:rFonts w:ascii="Times New Roman" w:hAnsi="Times New Roman" w:cs="Times New Roman"/>
+          <w:sz w:val="28"/>
+          <w:szCs w:val="28"/>
+        </w:rPr>
+        <w:t>LocalDate.now</w:t>
+      </w:r>
+      <w:proofErr w:type="spellEnd"/>
+      <w:r>
+        <w:rPr>
+          <w:rFonts w:ascii="Times New Roman" w:hAnsi="Times New Roman" w:cs="Times New Roman"/>
+          <w:sz w:val="28"/>
+          <w:szCs w:val="28"/>
+        </w:rPr>
+        <w:t>()).</w:t>
+      </w:r>
+      <w:proofErr w:type="spellStart"/>
+      <w:r>
+        <w:rPr>
+          <w:rFonts w:ascii="Times New Roman" w:hAnsi="Times New Roman" w:cs="Times New Roman"/>
+          <w:sz w:val="28"/>
+          <w:szCs w:val="28"/>
+        </w:rPr>
+        <w:t>getYears</w:t>
+      </w:r>
+      <w:proofErr w:type="spellEnd"/>
+      <w:r>
+        <w:rPr>
+          <w:rFonts w:ascii="Times New Roman" w:hAnsi="Times New Roman" w:cs="Times New Roman"/>
+          <w:sz w:val="28"/>
+          <w:szCs w:val="28"/>
+        </w:rPr>
+        <w:t>();</w:t>
+      </w:r>
+    </w:p>
+    <w:p>
+      <w:pPr>
+        <w:pStyle w:val="a9"/>
+        <w:numPr>
+          <w:ilvl w:val="1"/>
+          <w:numId w:val="14"/>
+        </w:numPr>
+        <w:rPr>
+          <w:rFonts w:ascii="Times New Roman" w:hAnsi="Times New Roman" w:cs="Times New Roman"/>
+          <w:sz w:val="28"/>
+          <w:szCs w:val="28"/>
+        </w:rPr>
+      </w:pPr>
+      <w:r>
+        <w:rPr>
+          <w:rFonts w:ascii="Times New Roman" w:hAnsi="Times New Roman" w:cs="Times New Roman"/>
+          <w:color w:val="EE0000"/>
+          <w:sz w:val="28"/>
+          <w:szCs w:val="28"/>
+          <w:lang w:val="en-US"/>
+        </w:rPr>
+        <w:t>20</w:t>
+      </w:r>
+      <w:r>
+        <w:rPr>
+          <w:rFonts w:ascii="Times New Roman" w:hAnsi="Times New Roman" w:cs="Times New Roman"/>
+          <w:color w:val="EE0000"/>
+          <w:sz w:val="28"/>
+          <w:szCs w:val="28"/>
+        </w:rPr>
+        <w:t>???</w:t>
+      </w:r>
+      <w:r>
+        <w:rPr>
+          <w:rFonts w:ascii="Times New Roman" w:hAnsi="Times New Roman" w:cs="Times New Roman"/>
+          <w:color w:val="EE0000"/>
+          <w:sz w:val="28"/>
+          <w:szCs w:val="28"/>
+          <w:lang w:val="en-US"/>
+        </w:rPr>
+        <w:t xml:space="preserve"> </w:t>
+      </w:r>
+      <w:r>
+        <w:rPr>
+          <w:rFonts w:ascii="Times New Roman" w:hAnsi="Times New Roman" w:cs="Times New Roman"/>
+          <w:sz w:val="28"/>
+          <w:szCs w:val="28"/>
+          <w:lang w:val="en-US"/>
+        </w:rPr>
+        <w:t xml:space="preserve">JUnit </w:t>
+      </w:r>
+      <w:r>
+        <w:rPr>
+          <w:rFonts w:ascii="Times New Roman" w:hAnsi="Times New Roman" w:cs="Times New Roman"/>
+          <w:sz w:val="28"/>
+          <w:szCs w:val="28"/>
+        </w:rPr>
+        <w:t xml:space="preserve">тестів, включно з </w:t>
+      </w:r>
+      <w:proofErr w:type="spellStart"/>
+      <w:proofErr w:type="gramStart"/>
+      <w:r>
+        <w:rPr>
+          <w:rFonts w:ascii="Times New Roman" w:hAnsi="Times New Roman" w:cs="Times New Roman"/>
+          <w:sz w:val="28"/>
+          <w:szCs w:val="28"/>
+        </w:rPr>
+        <w:t>параметризованими</w:t>
+      </w:r>
+      <w:proofErr w:type="spellEnd"/>
+      <w:r>
+        <w:rPr>
+          <w:rFonts w:ascii="Times New Roman" w:hAnsi="Times New Roman" w:cs="Times New Roman"/>
+          <w:sz w:val="28"/>
+          <w:szCs w:val="28"/>
+        </w:rPr>
+        <w:t>;</w:t>
+      </w:r>
+      <w:proofErr w:type="gramEnd"/>
+    </w:p>
+    <w:p>
+      <w:pPr>
+        <w:pStyle w:val="a9"/>
+        <w:numPr>
+          <w:ilvl w:val="1"/>
+          <w:numId w:val="14"/>
+        </w:numPr>
+        <w:rPr>
+          <w:rFonts w:ascii="Times New Roman" w:hAnsi="Times New Roman" w:cs="Times New Roman"/>
+          <w:sz w:val="28"/>
+          <w:szCs w:val="28"/>
+        </w:rPr>
+      </w:pPr>
+      <w:r>
+        <w:rPr>
+          <w:rFonts w:ascii="Times New Roman" w:hAnsi="Times New Roman" w:cs="Times New Roman"/>
+          <w:sz w:val="28"/>
+          <w:szCs w:val="28"/>
+        </w:rPr>
+        <w:t xml:space="preserve">Просунутий модуль </w:t>
+      </w:r>
+      <w:proofErr w:type="spellStart"/>
+      <w:r>
+        <w:rPr>
+          <w:rFonts w:ascii="Times New Roman" w:hAnsi="Times New Roman" w:cs="Times New Roman"/>
+          <w:sz w:val="28"/>
+          <w:szCs w:val="28"/>
+        </w:rPr>
+        <w:t>багатопоточність</w:t>
+      </w:r>
+      <w:proofErr w:type="spellEnd"/>
+      <w:r>
+        <w:rPr>
+          <w:rFonts w:ascii="Times New Roman" w:hAnsi="Times New Roman" w:cs="Times New Roman"/>
+          <w:sz w:val="28"/>
+          <w:szCs w:val="28"/>
+        </w:rPr>
+        <w:t xml:space="preserve"> – </w:t>
+      </w:r>
+      <w:proofErr w:type="spellStart"/>
+      <w:r>
+        <w:rPr>
+          <w:rFonts w:ascii="Times New Roman" w:hAnsi="Times New Roman" w:cs="Times New Roman"/>
+          <w:sz w:val="28"/>
+          <w:szCs w:val="28"/>
+        </w:rPr>
+        <w:t>автозбереження</w:t>
+      </w:r>
+      <w:proofErr w:type="spellEnd"/>
+      <w:r>
+        <w:rPr>
+          <w:rFonts w:ascii="Times New Roman" w:hAnsi="Times New Roman" w:cs="Times New Roman"/>
+          <w:sz w:val="28"/>
+          <w:szCs w:val="28"/>
+        </w:rPr>
+        <w:t xml:space="preserve"> у файл</w:t>
+      </w:r>
+      <w:r>
+        <w:rPr>
+          <w:rFonts w:ascii="Times New Roman" w:hAnsi="Times New Roman" w:cs="Times New Roman"/>
+          <w:sz w:val="28"/>
+          <w:szCs w:val="28"/>
+        </w:rPr>
+        <w:t xml:space="preserve"> (клас </w:t>
+      </w:r>
+      <w:proofErr w:type="spellStart"/>
+      <w:r>
+        <w:rPr>
+          <w:rFonts w:ascii="Times New Roman" w:hAnsi="Times New Roman" w:cs="Times New Roman"/>
+          <w:sz w:val="28"/>
+          <w:szCs w:val="28"/>
+          <w:lang w:val="en-US"/>
+        </w:rPr>
+        <w:t>AutoSaveService</w:t>
+      </w:r>
+      <w:proofErr w:type="spellEnd"/>
+      <w:r>
+        <w:rPr>
+          <w:rFonts w:ascii="Times New Roman" w:hAnsi="Times New Roman" w:cs="Times New Roman"/>
+          <w:sz w:val="28"/>
+          <w:szCs w:val="28"/>
+          <w:lang w:val="en-US"/>
+        </w:rPr>
+        <w:t>);</w:t>
+      </w:r>
+    </w:p>
+    <w:p>
+      <w:pPr>
+        <w:pStyle w:val="a9"/>
+        <w:numPr>
+          <w:ilvl w:val="1"/>
+          <w:numId w:val="14"/>
+        </w:numPr>
+        <w:rPr>
+          <w:rFonts w:ascii="Times New Roman" w:hAnsi="Times New Roman" w:cs="Times New Roman"/>
+          <w:sz w:val="28"/>
+          <w:szCs w:val="28"/>
+        </w:rPr>
+      </w:pPr>
+      <w:r>
+        <w:rPr>
+          <w:rFonts w:ascii="Times New Roman" w:hAnsi="Times New Roman" w:cs="Times New Roman"/>
+          <w:sz w:val="28"/>
+          <w:szCs w:val="28"/>
+        </w:rPr>
+        <w:t>Просунутий мод</w:t>
+      </w:r>
+      <w:r>
+        <w:rPr>
+          <w:rFonts w:ascii="Times New Roman" w:hAnsi="Times New Roman" w:cs="Times New Roman"/>
+          <w:sz w:val="28"/>
+          <w:szCs w:val="28"/>
+        </w:rPr>
+        <w:t>у</w:t>
+      </w:r>
+      <w:r>
+        <w:rPr>
+          <w:rFonts w:ascii="Times New Roman" w:hAnsi="Times New Roman" w:cs="Times New Roman"/>
+          <w:sz w:val="28"/>
+          <w:szCs w:val="28"/>
+        </w:rPr>
+        <w:t xml:space="preserve">ль </w:t>
+      </w:r>
+      <w:r>
+        <w:rPr>
+          <w:rFonts w:ascii="Times New Roman" w:hAnsi="Times New Roman" w:cs="Times New Roman"/>
+          <w:sz w:val="28"/>
+          <w:szCs w:val="28"/>
+          <w:lang w:val="en-US"/>
+        </w:rPr>
+        <w:t xml:space="preserve">Annotations </w:t>
+      </w:r>
+      <w:r>
+        <w:rPr>
+          <w:rFonts w:ascii="Times New Roman" w:hAnsi="Times New Roman" w:cs="Times New Roman"/>
+          <w:sz w:val="28"/>
+          <w:szCs w:val="28"/>
+        </w:rPr>
+        <w:t xml:space="preserve">для </w:t>
+      </w:r>
+      <w:proofErr w:type="spellStart"/>
+      <w:r>
+        <w:rPr>
+          <w:rFonts w:ascii="Times New Roman" w:hAnsi="Times New Roman" w:cs="Times New Roman"/>
+          <w:sz w:val="28"/>
+          <w:szCs w:val="28"/>
+        </w:rPr>
+        <w:t>валідації</w:t>
+      </w:r>
+      <w:proofErr w:type="spellEnd"/>
+      <w:r>
+        <w:rPr>
+          <w:rFonts w:ascii="Times New Roman" w:hAnsi="Times New Roman" w:cs="Times New Roman"/>
+          <w:sz w:val="28"/>
+          <w:szCs w:val="28"/>
+        </w:rPr>
+        <w:t>:</w:t>
+      </w:r>
+    </w:p>
+    <w:p>
+      <w:pPr>
+        <w:pStyle w:val="a9"/>
+        <w:numPr>
+          <w:ilvl w:val="2"/>
+          <w:numId w:val="14"/>
+        </w:numPr>
+        <w:rPr>
+          <w:rFonts w:ascii="Times New Roman" w:hAnsi="Times New Roman" w:cs="Times New Roman"/>
+          <w:sz w:val="28"/>
+          <w:szCs w:val="28"/>
+        </w:rPr>
+      </w:pPr>
+      <w:proofErr w:type="spellStart"/>
+      <w:r>
+        <w:rPr>
+          <w:rFonts w:ascii="Times New Roman" w:hAnsi="Times New Roman" w:cs="Times New Roman"/>
+          <w:sz w:val="28"/>
+          <w:szCs w:val="28"/>
+          <w:lang w:val="en-US"/>
+        </w:rPr>
+        <w:t>NotBlank</w:t>
+      </w:r>
+      <w:proofErr w:type="spellEnd"/>
+      <w:r>
+        <w:rPr>
+          <w:rFonts w:ascii="Times New Roman" w:hAnsi="Times New Roman" w:cs="Times New Roman"/>
+          <w:sz w:val="28"/>
+          <w:szCs w:val="28"/>
+          <w:lang w:val="en-US"/>
+        </w:rPr>
+        <w:t>,</w:t>
+      </w:r>
+    </w:p>
+    <w:p>
+      <w:pPr>
+        <w:pStyle w:val="a9"/>
+        <w:numPr>
+          <w:ilvl w:val="2"/>
+          <w:numId w:val="14"/>
+        </w:numPr>
+        <w:rPr>
+          <w:rFonts w:ascii="Times New Roman" w:hAnsi="Times New Roman" w:cs="Times New Roman"/>
+          <w:sz w:val="28"/>
+          <w:szCs w:val="28"/>
+        </w:rPr>
+      </w:pPr>
+      <w:r>
+        <w:rPr>
+          <w:rFonts w:ascii="Times New Roman" w:hAnsi="Times New Roman" w:cs="Times New Roman"/>
+          <w:sz w:val="28"/>
+          <w:szCs w:val="28"/>
+          <w:lang w:val="en-US"/>
+        </w:rPr>
+        <w:t>Phone,</w:t>
+      </w:r>
+    </w:p>
+    <w:p>
+      <w:pPr>
+        <w:pStyle w:val="a9"/>
+        <w:numPr>
+          <w:ilvl w:val="2"/>
+          <w:numId w:val="14"/>
+        </w:numPr>
+        <w:rPr>
+          <w:rFonts w:ascii="Times New Roman" w:hAnsi="Times New Roman" w:cs="Times New Roman"/>
+          <w:sz w:val="28"/>
+          <w:szCs w:val="28"/>
+        </w:rPr>
+      </w:pPr>
+      <w:proofErr w:type="spellStart"/>
+      <w:proofErr w:type="gramStart"/>
+      <w:r>
+        <w:rPr>
+          <w:rFonts w:ascii="Times New Roman" w:hAnsi="Times New Roman" w:cs="Times New Roman"/>
+          <w:sz w:val="28"/>
+          <w:szCs w:val="28"/>
+          <w:lang w:val="en-US"/>
+        </w:rPr>
+        <w:t>UkmaEmail</w:t>
+      </w:r>
+      <w:proofErr w:type="spellEnd"/>
+      <w:r>
+        <w:rPr>
+          <w:rFonts w:ascii="Times New Roman" w:hAnsi="Times New Roman" w:cs="Times New Roman"/>
+          <w:sz w:val="28"/>
+          <w:szCs w:val="28"/>
+          <w:lang w:val="en-US"/>
+        </w:rPr>
+        <w:t>;</w:t>
+      </w:r>
+      <w:proofErr w:type="gramEnd"/>
+    </w:p>
+    <w:p>
+      <w:pPr>
+        <w:pStyle w:val="a9"/>
+        <w:numPr>
+          <w:ilvl w:val="1"/>
+          <w:numId w:val="14"/>
+        </w:numPr>
+        <w:rPr>
+          <w:rFonts w:ascii="Times New Roman" w:hAnsi="Times New Roman" w:cs="Times New Roman"/>
+          <w:sz w:val="28"/>
+          <w:szCs w:val="28"/>
+        </w:rPr>
+      </w:pPr>
+      <w:r>
+        <w:rPr>
+          <w:rFonts w:ascii="Times New Roman" w:hAnsi="Times New Roman" w:cs="Times New Roman"/>
+          <w:color w:val="EE0000"/>
+          <w:sz w:val="28"/>
+          <w:szCs w:val="28"/>
+        </w:rPr>
+        <w:t xml:space="preserve">Використання </w:t>
+      </w:r>
+      <w:r>
+        <w:rPr>
+          <w:rFonts w:ascii="Times New Roman" w:hAnsi="Times New Roman" w:cs="Times New Roman"/>
+          <w:color w:val="EE0000"/>
+          <w:sz w:val="28"/>
+          <w:szCs w:val="28"/>
+          <w:lang w:val="en-US"/>
+        </w:rPr>
+        <w:t>Lombok</w:t>
+      </w:r>
+      <w:r>
+        <w:rPr>
+          <w:rFonts w:ascii="Times New Roman" w:hAnsi="Times New Roman" w:cs="Times New Roman"/>
+          <w:sz w:val="28"/>
+          <w:szCs w:val="28"/>
+          <w:lang w:val="en-US"/>
+        </w:rPr>
+        <w:t>;</w:t>
+      </w:r>
+    </w:p>
+    <w:p>
+      <w:pPr>
+        <w:pStyle w:val="a9"/>
+        <w:numPr>
+          <w:ilvl w:val="1"/>
+          <w:numId w:val="14"/>
+        </w:numPr>
+        <w:rPr>
+          <w:rFonts w:ascii="Times New Roman" w:hAnsi="Times New Roman" w:cs="Times New Roman"/>
+          <w:sz w:val="28"/>
+          <w:szCs w:val="28"/>
+        </w:rPr>
+      </w:pPr>
+      <w:r>
+        <w:rPr>
+          <w:rFonts w:ascii="Times New Roman" w:hAnsi="Times New Roman" w:cs="Times New Roman"/>
+          <w:color w:val="00B0F0"/>
+          <w:sz w:val="28"/>
+          <w:szCs w:val="28"/>
+        </w:rPr>
+        <w:t>Частина звіту</w:t>
+      </w:r>
+      <w:r>
+        <w:rPr>
+          <w:rFonts w:ascii="Times New Roman" w:hAnsi="Times New Roman" w:cs="Times New Roman"/>
+          <w:sz w:val="28"/>
+          <w:szCs w:val="28"/>
+        </w:rPr>
+        <w:t>:</w:t>
+      </w:r>
+    </w:p>
+    <w:p>
+      <w:pPr>
+        <w:pStyle w:val="a9"/>
+        <w:numPr>
+          <w:ilvl w:val="2"/>
+          <w:numId w:val="14"/>
+        </w:numPr>
+        <w:rPr>
+          <w:rFonts w:ascii="Times New Roman" w:hAnsi="Times New Roman" w:cs="Times New Roman"/>
+          <w:sz w:val="28"/>
+          <w:szCs w:val="28"/>
+        </w:rPr>
+      </w:pPr>
+      <w:r>
+        <w:rPr>
+          <w:rFonts w:ascii="Times New Roman" w:hAnsi="Times New Roman" w:cs="Times New Roman"/>
+          <w:sz w:val="28"/>
+          <w:szCs w:val="28"/>
+        </w:rPr>
+        <w:t xml:space="preserve">Розділ 4 – </w:t>
+      </w:r>
+      <w:r>
+        <w:rPr>
+          <w:rFonts w:ascii="Times New Roman" w:hAnsi="Times New Roman" w:cs="Times New Roman"/>
+          <w:sz w:val="28"/>
+          <w:szCs w:val="28"/>
+          <w:lang w:val="en-US"/>
+        </w:rPr>
+        <w:t>UML</w:t>
+      </w:r>
+      <w:r>
+        <w:rPr>
+          <w:rFonts w:ascii="Times New Roman" w:hAnsi="Times New Roman" w:cs="Times New Roman"/>
+          <w:sz w:val="28"/>
+          <w:szCs w:val="28"/>
+        </w:rPr>
+        <w:t>-діаграми</w:t>
+      </w:r>
+      <w:r>
+        <w:rPr>
+          <w:rFonts w:ascii="Times New Roman" w:hAnsi="Times New Roman" w:cs="Times New Roman"/>
+          <w:sz w:val="28"/>
+          <w:szCs w:val="28"/>
+          <w:lang w:val="en-US"/>
+        </w:rPr>
+        <w:t>.</w:t>
+      </w:r>
+    </w:p>
+    <w:p>
+      <w:pPr>
+        <w:pStyle w:val="a9"/>
+        <w:numPr>
+          <w:ilvl w:val="0"/>
+          <w:numId w:val="15"/>
+        </w:numPr>
+        <w:rPr>
+          <w:rFonts w:ascii="Times New Roman" w:hAnsi="Times New Roman" w:cs="Times New Roman"/>
+          <w:sz w:val="28"/>
+          <w:szCs w:val="28"/>
+        </w:rPr>
+      </w:pPr>
+      <w:r>
+        <w:rPr>
+          <w:rFonts w:ascii="Times New Roman" w:hAnsi="Times New Roman" w:cs="Times New Roman"/>
+          <w:i/>
+          <w:iCs/>
+          <w:sz w:val="28"/>
+          <w:szCs w:val="28"/>
+        </w:rPr>
+        <w:t>Разом</w:t>
+      </w:r>
+      <w:r>
+        <w:rPr>
+          <w:rFonts w:ascii="Times New Roman" w:hAnsi="Times New Roman" w:cs="Times New Roman"/>
+          <w:sz w:val="28"/>
+          <w:szCs w:val="28"/>
+        </w:rPr>
+        <w:t>:</w:t>
+      </w:r>
+    </w:p>
+    <w:p>
+      <w:pPr>
+        <w:pStyle w:val="a9"/>
+        <w:numPr>
+          <w:ilvl w:val="1"/>
+          <w:numId w:val="15"/>
+        </w:numPr>
+        <w:rPr>
+          <w:rFonts w:ascii="Times New Roman" w:hAnsi="Times New Roman" w:cs="Times New Roman"/>
+          <w:sz w:val="28"/>
+          <w:szCs w:val="28"/>
+        </w:rPr>
+      </w:pPr>
       <w:proofErr w:type="spellStart"/>
       <w:r>
         <w:rPr>
@@ -5250,23 +8086,215 @@
           <w:sz w:val="28"/>
           <w:szCs w:val="28"/>
         </w:rPr>
-        <w:t xml:space="preserve"> вводу при створенні </w:t>
-      </w:r>
-      <w:r>
-        <w:rPr>
-          <w:rFonts w:ascii="Times New Roman" w:hAnsi="Times New Roman" w:cs="Times New Roman"/>
-          <w:sz w:val="28"/>
-          <w:szCs w:val="28"/>
-        </w:rPr>
-        <w:t>студента та викладача</w:t>
-      </w:r>
-      <w:r>
-        <w:rPr>
-          <w:rFonts w:ascii="Times New Roman" w:hAnsi="Times New Roman" w:cs="Times New Roman"/>
-          <w:sz w:val="28"/>
-          <w:szCs w:val="28"/>
-        </w:rPr>
-        <w:t>;</w:t>
+        <w:t xml:space="preserve"> вводу:</w:t>
+      </w:r>
+    </w:p>
+    <w:p>
+      <w:pPr>
+        <w:pStyle w:val="a9"/>
+        <w:numPr>
+          <w:ilvl w:val="2"/>
+          <w:numId w:val="15"/>
+        </w:numPr>
+        <w:rPr>
+          <w:rFonts w:ascii="Times New Roman" w:hAnsi="Times New Roman" w:cs="Times New Roman"/>
+          <w:sz w:val="28"/>
+          <w:szCs w:val="28"/>
+        </w:rPr>
+      </w:pPr>
+      <w:r>
+        <w:rPr>
+          <w:rFonts w:ascii="Times New Roman" w:hAnsi="Times New Roman" w:cs="Times New Roman"/>
+          <w:sz w:val="28"/>
+          <w:szCs w:val="28"/>
+        </w:rPr>
+        <w:t xml:space="preserve">порожні рядки, </w:t>
+      </w:r>
+    </w:p>
+    <w:p>
+      <w:pPr>
+        <w:pStyle w:val="a9"/>
+        <w:numPr>
+          <w:ilvl w:val="2"/>
+          <w:numId w:val="15"/>
+        </w:numPr>
+        <w:rPr>
+          <w:rFonts w:ascii="Times New Roman" w:hAnsi="Times New Roman" w:cs="Times New Roman"/>
+          <w:sz w:val="28"/>
+          <w:szCs w:val="28"/>
+        </w:rPr>
+      </w:pPr>
+      <w:r>
+        <w:rPr>
+          <w:rFonts w:ascii="Times New Roman" w:hAnsi="Times New Roman" w:cs="Times New Roman"/>
+          <w:sz w:val="28"/>
+          <w:szCs w:val="28"/>
+        </w:rPr>
+        <w:t>букви при запиті на цифри,</w:t>
+      </w:r>
+    </w:p>
+    <w:p>
+      <w:pPr>
+        <w:pStyle w:val="a9"/>
+        <w:numPr>
+          <w:ilvl w:val="2"/>
+          <w:numId w:val="15"/>
+        </w:numPr>
+        <w:rPr>
+          <w:rFonts w:ascii="Times New Roman" w:hAnsi="Times New Roman" w:cs="Times New Roman"/>
+          <w:sz w:val="28"/>
+          <w:szCs w:val="28"/>
+        </w:rPr>
+      </w:pPr>
+      <w:proofErr w:type="spellStart"/>
+      <w:r>
+        <w:rPr>
+          <w:rFonts w:ascii="Times New Roman" w:hAnsi="Times New Roman" w:cs="Times New Roman"/>
+          <w:sz w:val="28"/>
+          <w:szCs w:val="28"/>
+        </w:rPr>
+        <w:t>некоретний</w:t>
+      </w:r>
+      <w:proofErr w:type="spellEnd"/>
+      <w:r>
+        <w:rPr>
+          <w:rFonts w:ascii="Times New Roman" w:hAnsi="Times New Roman" w:cs="Times New Roman"/>
+          <w:sz w:val="28"/>
+          <w:szCs w:val="28"/>
+        </w:rPr>
+        <w:t xml:space="preserve"> формат (для номеру телефону та </w:t>
+      </w:r>
+      <w:r>
+        <w:rPr>
+          <w:rFonts w:ascii="Times New Roman" w:hAnsi="Times New Roman" w:cs="Times New Roman"/>
+          <w:sz w:val="28"/>
+          <w:szCs w:val="28"/>
+          <w:lang w:val="en-US"/>
+        </w:rPr>
+        <w:t>email)</w:t>
+      </w:r>
+      <w:r>
+        <w:rPr>
+          <w:rFonts w:ascii="Times New Roman" w:hAnsi="Times New Roman" w:cs="Times New Roman"/>
+          <w:sz w:val="28"/>
+          <w:szCs w:val="28"/>
+        </w:rPr>
+        <w:t xml:space="preserve">, </w:t>
+      </w:r>
+    </w:p>
+    <w:p>
+      <w:pPr>
+        <w:pStyle w:val="a9"/>
+        <w:numPr>
+          <w:ilvl w:val="2"/>
+          <w:numId w:val="15"/>
+        </w:numPr>
+        <w:rPr>
+          <w:rFonts w:ascii="Times New Roman" w:hAnsi="Times New Roman" w:cs="Times New Roman"/>
+          <w:sz w:val="28"/>
+          <w:szCs w:val="28"/>
+        </w:rPr>
+      </w:pPr>
+      <w:r>
+        <w:rPr>
+          <w:rFonts w:ascii="Times New Roman" w:hAnsi="Times New Roman" w:cs="Times New Roman"/>
+          <w:sz w:val="28"/>
+          <w:szCs w:val="28"/>
+        </w:rPr>
+        <w:lastRenderedPageBreak/>
+        <w:t xml:space="preserve">дублікати </w:t>
+      </w:r>
+      <w:r>
+        <w:rPr>
+          <w:rFonts w:ascii="Times New Roman" w:hAnsi="Times New Roman" w:cs="Times New Roman"/>
+          <w:sz w:val="28"/>
+          <w:szCs w:val="28"/>
+          <w:lang w:val="en-US"/>
+        </w:rPr>
+        <w:t>ID</w:t>
+      </w:r>
+      <w:r>
+        <w:rPr>
+          <w:rFonts w:ascii="Times New Roman" w:hAnsi="Times New Roman" w:cs="Times New Roman"/>
+          <w:sz w:val="28"/>
+          <w:szCs w:val="28"/>
+        </w:rPr>
+        <w:t xml:space="preserve"> та назв;</w:t>
+      </w:r>
+    </w:p>
+    <w:p>
+      <w:pPr>
+        <w:pStyle w:val="a9"/>
+        <w:numPr>
+          <w:ilvl w:val="1"/>
+          <w:numId w:val="15"/>
+        </w:numPr>
+        <w:rPr>
+          <w:rFonts w:ascii="Times New Roman" w:hAnsi="Times New Roman" w:cs="Times New Roman"/>
+          <w:sz w:val="28"/>
+          <w:szCs w:val="28"/>
+        </w:rPr>
+      </w:pPr>
+      <w:proofErr w:type="spellStart"/>
+      <w:r>
+        <w:rPr>
+          <w:rFonts w:ascii="Times New Roman" w:hAnsi="Times New Roman" w:cs="Times New Roman"/>
+          <w:sz w:val="28"/>
+          <w:szCs w:val="28"/>
+        </w:rPr>
+        <w:t>Коміти</w:t>
+      </w:r>
+      <w:proofErr w:type="spellEnd"/>
+      <w:r>
+        <w:rPr>
+          <w:rFonts w:ascii="Times New Roman" w:hAnsi="Times New Roman" w:cs="Times New Roman"/>
+          <w:sz w:val="28"/>
+          <w:szCs w:val="28"/>
+        </w:rPr>
+        <w:t xml:space="preserve">, </w:t>
+      </w:r>
+      <w:r>
+        <w:rPr>
+          <w:rFonts w:ascii="Times New Roman" w:hAnsi="Times New Roman" w:cs="Times New Roman"/>
+          <w:sz w:val="28"/>
+          <w:szCs w:val="28"/>
+          <w:lang w:val="en-US"/>
+        </w:rPr>
+        <w:t xml:space="preserve">push </w:t>
+      </w:r>
+      <w:r>
+        <w:rPr>
+          <w:rFonts w:ascii="Times New Roman" w:hAnsi="Times New Roman" w:cs="Times New Roman"/>
+          <w:sz w:val="28"/>
+          <w:szCs w:val="28"/>
+        </w:rPr>
+        <w:t xml:space="preserve">і </w:t>
+      </w:r>
+      <w:r>
+        <w:rPr>
+          <w:rFonts w:ascii="Times New Roman" w:hAnsi="Times New Roman" w:cs="Times New Roman"/>
+          <w:sz w:val="28"/>
+          <w:szCs w:val="28"/>
+          <w:lang w:val="en-US"/>
+        </w:rPr>
+        <w:t xml:space="preserve">Pull Request </w:t>
+      </w:r>
+      <w:r>
+        <w:rPr>
+          <w:rFonts w:ascii="Times New Roman" w:hAnsi="Times New Roman" w:cs="Times New Roman"/>
+          <w:sz w:val="28"/>
+          <w:szCs w:val="28"/>
+        </w:rPr>
+        <w:t xml:space="preserve">в репозиторій на </w:t>
+      </w:r>
+      <w:r>
+        <w:rPr>
+          <w:rFonts w:ascii="Times New Roman" w:hAnsi="Times New Roman" w:cs="Times New Roman"/>
+          <w:sz w:val="28"/>
+          <w:szCs w:val="28"/>
+          <w:lang w:val="en-US"/>
+        </w:rPr>
+        <w:t>GitHub.</w:t>
       </w:r>
     </w:p>
     <w:p>
@@ -5573,7 +8601,7 @@
                     <pic:cNvPicPr/>
                   </pic:nvPicPr>
                   <pic:blipFill>
-                    <a:blip r:embed="rId8">
+                    <a:blip r:embed="rId9">
                       <a:extLst>
                         <a:ext uri="{28A0092B-C50C-407E-A947-70E740481C1C}">
                           <a14:useLocalDpi xmlns:a14="http://schemas.microsoft.com/office/drawing/2010/main" val="0"/>
@@ -6537,27 +9565,7 @@
           <w:szCs w:val="28"/>
           <w:lang w:val="en-US"/>
         </w:rPr>
-        <w:t xml:space="preserve"> </w:t>
-      </w:r>
-      <w:proofErr w:type="spellStart"/>
-      <w:r>
-        <w:rPr>
-          <w:rFonts w:ascii="Times New Roman" w:hAnsi="Times New Roman" w:cs="Times New Roman"/>
-          <w:sz w:val="28"/>
-          <w:szCs w:val="28"/>
-          <w:lang w:val="en-US"/>
-        </w:rPr>
-        <w:t>її</w:t>
-      </w:r>
-      <w:proofErr w:type="spellEnd"/>
-      <w:r>
-        <w:rPr>
-          <w:rFonts w:ascii="Times New Roman" w:hAnsi="Times New Roman" w:cs="Times New Roman"/>
-          <w:sz w:val="28"/>
-          <w:szCs w:val="28"/>
-          <w:lang w:val="en-US"/>
-        </w:rPr>
-        <w:t xml:space="preserve"> </w:t>
+        <w:t xml:space="preserve"> її </w:t>
       </w:r>
       <w:proofErr w:type="spellStart"/>
       <w:r>
@@ -6717,7 +9725,7 @@
                     <pic:cNvPicPr/>
                   </pic:nvPicPr>
                   <pic:blipFill>
-                    <a:blip r:embed="rId9">
+                    <a:blip r:embed="rId10">
                       <a:extLst>
                         <a:ext uri="{28A0092B-C50C-407E-A947-70E740481C1C}">
                           <a14:useLocalDpi xmlns:a14="http://schemas.microsoft.com/office/drawing/2010/main" val="0"/>
@@ -7330,8 +10338,8 @@
       </w:pPr>
     </w:p>
     <w:sectPr>
-      <w:footerReference w:type="default" r:id="rId10"/>
-      <w:footerReference w:type="first" r:id="rId11"/>
+      <w:footerReference w:type="default" r:id="rId11"/>
+      <w:footerReference w:type="first" r:id="rId12"/>
       <w:pgSz w:w="12240" w:h="15840"/>
       <w:pgMar w:top="670" w:right="1440" w:bottom="1054" w:left="1440" w:header="708" w:footer="708" w:gutter="0"/>
       <w:cols w:space="708"/>
@@ -7542,6 +10550,119 @@
     </w:lvl>
   </w:abstractNum>
   <w:abstractNum w:abstractNumId="1" w15:restartNumberingAfterBreak="0">
+    <w:nsid w:val="07310BEF"/>
+    <w:multiLevelType w:val="hybridMultilevel"/>
+    <w:tmpl w:val="46AEE1C4"/>
+    <w:lvl w:ilvl="0" w:tplc="04220001">
+      <w:start w:val="1"/>
+      <w:numFmt w:val="bullet"/>
+      <w:lvlText w:val=""/>
+      <w:lvlJc w:val="left"/>
+      <w:pPr>
+        <w:ind w:left="720" w:hanging="360"/>
+      </w:pPr>
+      <w:rPr>
+        <w:rFonts w:ascii="Symbol" w:hAnsi="Symbol" w:hint="default"/>
+      </w:rPr>
+    </w:lvl>
+    <w:lvl w:ilvl="1" w:tplc="04220003">
+      <w:start w:val="1"/>
+      <w:numFmt w:val="bullet"/>
+      <w:lvlText w:val="o"/>
+      <w:lvlJc w:val="left"/>
+      <w:pPr>
+        <w:ind w:left="1440" w:hanging="360"/>
+      </w:pPr>
+      <w:rPr>
+        <w:rFonts w:ascii="Courier New" w:hAnsi="Courier New" w:cs="Courier New" w:hint="default"/>
+      </w:rPr>
+    </w:lvl>
+    <w:lvl w:ilvl="2" w:tplc="04220005">
+      <w:start w:val="1"/>
+      <w:numFmt w:val="bullet"/>
+      <w:lvlText w:val=""/>
+      <w:lvlJc w:val="left"/>
+      <w:pPr>
+        <w:ind w:left="2160" w:hanging="360"/>
+      </w:pPr>
+      <w:rPr>
+        <w:rFonts w:ascii="Wingdings" w:hAnsi="Wingdings" w:hint="default"/>
+      </w:rPr>
+    </w:lvl>
+    <w:lvl w:ilvl="3" w:tplc="04220001" w:tentative="1">
+      <w:start w:val="1"/>
+      <w:numFmt w:val="bullet"/>
+      <w:lvlText w:val=""/>
+      <w:lvlJc w:val="left"/>
+      <w:pPr>
+        <w:ind w:left="2880" w:hanging="360"/>
+      </w:pPr>
+      <w:rPr>
+        <w:rFonts w:ascii="Symbol" w:hAnsi="Symbol" w:hint="default"/>
+      </w:rPr>
+    </w:lvl>
+    <w:lvl w:ilvl="4" w:tplc="04220003" w:tentative="1">
+      <w:start w:val="1"/>
+      <w:numFmt w:val="bullet"/>
+      <w:lvlText w:val="o"/>
+      <w:lvlJc w:val="left"/>
+      <w:pPr>
+        <w:ind w:left="3600" w:hanging="360"/>
+      </w:pPr>
+      <w:rPr>
+        <w:rFonts w:ascii="Courier New" w:hAnsi="Courier New" w:cs="Courier New" w:hint="default"/>
+      </w:rPr>
+    </w:lvl>
+    <w:lvl w:ilvl="5" w:tplc="04220005" w:tentative="1">
+      <w:start w:val="1"/>
+      <w:numFmt w:val="bullet"/>
+      <w:lvlText w:val=""/>
+      <w:lvlJc w:val="left"/>
+      <w:pPr>
+        <w:ind w:left="4320" w:hanging="360"/>
+      </w:pPr>
+      <w:rPr>
+        <w:rFonts w:ascii="Wingdings" w:hAnsi="Wingdings" w:hint="default"/>
+      </w:rPr>
+    </w:lvl>
+    <w:lvl w:ilvl="6" w:tplc="04220001" w:tentative="1">
+      <w:start w:val="1"/>
+      <w:numFmt w:val="bullet"/>
+      <w:lvlText w:val=""/>
+      <w:lvlJc w:val="left"/>
+      <w:pPr>
+        <w:ind w:left="5040" w:hanging="360"/>
+      </w:pPr>
+      <w:rPr>
+        <w:rFonts w:ascii="Symbol" w:hAnsi="Symbol" w:hint="default"/>
+      </w:rPr>
+    </w:lvl>
+    <w:lvl w:ilvl="7" w:tplc="04220003" w:tentative="1">
+      <w:start w:val="1"/>
+      <w:numFmt w:val="bullet"/>
+      <w:lvlText w:val="o"/>
+      <w:lvlJc w:val="left"/>
+      <w:pPr>
+        <w:ind w:left="5760" w:hanging="360"/>
+      </w:pPr>
+      <w:rPr>
+        <w:rFonts w:ascii="Courier New" w:hAnsi="Courier New" w:cs="Courier New" w:hint="default"/>
+      </w:rPr>
+    </w:lvl>
+    <w:lvl w:ilvl="8" w:tplc="04220005" w:tentative="1">
+      <w:start w:val="1"/>
+      <w:numFmt w:val="bullet"/>
+      <w:lvlText w:val=""/>
+      <w:lvlJc w:val="left"/>
+      <w:pPr>
+        <w:ind w:left="6480" w:hanging="360"/>
+      </w:pPr>
+      <w:rPr>
+        <w:rFonts w:ascii="Wingdings" w:hAnsi="Wingdings" w:hint="default"/>
+      </w:rPr>
+    </w:lvl>
+  </w:abstractNum>
+  <w:abstractNum w:abstractNumId="2" w15:restartNumberingAfterBreak="0">
     <w:nsid w:val="12FE4D85"/>
     <w:multiLevelType w:val="hybridMultilevel"/>
     <w:tmpl w:val="6F3845DA"/>
@@ -7654,7 +10775,7 @@
       </w:rPr>
     </w:lvl>
   </w:abstractNum>
-  <w:abstractNum w:abstractNumId="2" w15:restartNumberingAfterBreak="0">
+  <w:abstractNum w:abstractNumId="3" w15:restartNumberingAfterBreak="0">
     <w:nsid w:val="15D24D19"/>
     <w:multiLevelType w:val="hybridMultilevel"/>
     <w:tmpl w:val="64CC3CE4"/>
@@ -7743,7 +10864,7 @@
       </w:pPr>
     </w:lvl>
   </w:abstractNum>
-  <w:abstractNum w:abstractNumId="3" w15:restartNumberingAfterBreak="0">
+  <w:abstractNum w:abstractNumId="4" w15:restartNumberingAfterBreak="0">
     <w:nsid w:val="17610F0B"/>
     <w:multiLevelType w:val="multilevel"/>
     <w:tmpl w:val="7D9674E6"/>
@@ -7892,7 +11013,7 @@
       </w:rPr>
     </w:lvl>
   </w:abstractNum>
-  <w:abstractNum w:abstractNumId="4" w15:restartNumberingAfterBreak="0">
+  <w:abstractNum w:abstractNumId="5" w15:restartNumberingAfterBreak="0">
     <w:nsid w:val="2CF7411E"/>
     <w:multiLevelType w:val="multilevel"/>
     <w:tmpl w:val="C28C178E"/>
@@ -8041,7 +11162,7 @@
       </w:rPr>
     </w:lvl>
   </w:abstractNum>
-  <w:abstractNum w:abstractNumId="5" w15:restartNumberingAfterBreak="0">
+  <w:abstractNum w:abstractNumId="6" w15:restartNumberingAfterBreak="0">
     <w:nsid w:val="3AB20EF2"/>
     <w:multiLevelType w:val="hybridMultilevel"/>
     <w:tmpl w:val="D66C8C52"/>
@@ -8130,7 +11251,7 @@
       </w:pPr>
     </w:lvl>
   </w:abstractNum>
-  <w:abstractNum w:abstractNumId="6" w15:restartNumberingAfterBreak="0">
+  <w:abstractNum w:abstractNumId="7" w15:restartNumberingAfterBreak="0">
     <w:nsid w:val="3CB64008"/>
     <w:multiLevelType w:val="hybridMultilevel"/>
     <w:tmpl w:val="3DDC7EB6"/>
@@ -8243,7 +11364,7 @@
       </w:rPr>
     </w:lvl>
   </w:abstractNum>
-  <w:abstractNum w:abstractNumId="7" w15:restartNumberingAfterBreak="0">
+  <w:abstractNum w:abstractNumId="8" w15:restartNumberingAfterBreak="0">
     <w:nsid w:val="4AAA1BAB"/>
     <w:multiLevelType w:val="multilevel"/>
     <w:tmpl w:val="39F863CC"/>
@@ -8392,7 +11513,7 @@
       </w:rPr>
     </w:lvl>
   </w:abstractNum>
-  <w:abstractNum w:abstractNumId="8" w15:restartNumberingAfterBreak="0">
+  <w:abstractNum w:abstractNumId="9" w15:restartNumberingAfterBreak="0">
     <w:nsid w:val="576A4B65"/>
     <w:multiLevelType w:val="multilevel"/>
     <w:tmpl w:val="6486F09C"/>
@@ -8541,7 +11662,7 @@
       </w:rPr>
     </w:lvl>
   </w:abstractNum>
-  <w:abstractNum w:abstractNumId="9" w15:restartNumberingAfterBreak="0">
+  <w:abstractNum w:abstractNumId="10" w15:restartNumberingAfterBreak="0">
     <w:nsid w:val="65A6596B"/>
     <w:multiLevelType w:val="hybridMultilevel"/>
     <w:tmpl w:val="2CFE6E82"/>
@@ -8654,7 +11775,7 @@
       </w:rPr>
     </w:lvl>
   </w:abstractNum>
-  <w:abstractNum w:abstractNumId="10" w15:restartNumberingAfterBreak="0">
+  <w:abstractNum w:abstractNumId="11" w15:restartNumberingAfterBreak="0">
     <w:nsid w:val="660227B8"/>
     <w:multiLevelType w:val="multilevel"/>
     <w:tmpl w:val="032C22FE"/>
@@ -8803,7 +11924,7 @@
       </w:rPr>
     </w:lvl>
   </w:abstractNum>
-  <w:abstractNum w:abstractNumId="11" w15:restartNumberingAfterBreak="0">
+  <w:abstractNum w:abstractNumId="12" w15:restartNumberingAfterBreak="0">
     <w:nsid w:val="66CE4BBA"/>
     <w:multiLevelType w:val="multilevel"/>
     <w:tmpl w:val="E65CD386"/>
@@ -8952,7 +12073,7 @@
       </w:rPr>
     </w:lvl>
   </w:abstractNum>
-  <w:abstractNum w:abstractNumId="12" w15:restartNumberingAfterBreak="0">
+  <w:abstractNum w:abstractNumId="13" w15:restartNumberingAfterBreak="0">
     <w:nsid w:val="6EE06836"/>
     <w:multiLevelType w:val="multilevel"/>
     <w:tmpl w:val="45B208C6"/>
@@ -9101,7 +12222,7 @@
       </w:rPr>
     </w:lvl>
   </w:abstractNum>
-  <w:abstractNum w:abstractNumId="13" w15:restartNumberingAfterBreak="0">
+  <w:abstractNum w:abstractNumId="14" w15:restartNumberingAfterBreak="0">
     <w:nsid w:val="7CEF27C0"/>
     <w:multiLevelType w:val="multilevel"/>
     <w:tmpl w:val="745C6E8A"/>
@@ -9251,46 +12372,49 @@
     </w:lvl>
   </w:abstractNum>
   <w:num w:numId="1" w16cid:durableId="1604921722">
-    <w:abstractNumId w:val="5"/>
+    <w:abstractNumId w:val="6"/>
   </w:num>
   <w:num w:numId="2" w16cid:durableId="1730759810">
-    <w:abstractNumId w:val="9"/>
+    <w:abstractNumId w:val="10"/>
   </w:num>
   <w:num w:numId="3" w16cid:durableId="19285093">
     <w:abstractNumId w:val="0"/>
   </w:num>
   <w:num w:numId="4" w16cid:durableId="1478568318">
+    <w:abstractNumId w:val="3"/>
+  </w:num>
+  <w:num w:numId="5" w16cid:durableId="2135634649">
+    <w:abstractNumId w:val="8"/>
+  </w:num>
+  <w:num w:numId="6" w16cid:durableId="1728455602">
+    <w:abstractNumId w:val="13"/>
+  </w:num>
+  <w:num w:numId="7" w16cid:durableId="159777223">
+    <w:abstractNumId w:val="5"/>
+  </w:num>
+  <w:num w:numId="8" w16cid:durableId="507909881">
+    <w:abstractNumId w:val="9"/>
+  </w:num>
+  <w:num w:numId="9" w16cid:durableId="283580209">
+    <w:abstractNumId w:val="14"/>
+  </w:num>
+  <w:num w:numId="10" w16cid:durableId="1684435772">
+    <w:abstractNumId w:val="11"/>
+  </w:num>
+  <w:num w:numId="11" w16cid:durableId="235945079">
+    <w:abstractNumId w:val="4"/>
+  </w:num>
+  <w:num w:numId="12" w16cid:durableId="763696455">
+    <w:abstractNumId w:val="12"/>
+  </w:num>
+  <w:num w:numId="13" w16cid:durableId="803235523">
     <w:abstractNumId w:val="2"/>
   </w:num>
-  <w:num w:numId="5" w16cid:durableId="2135634649">
+  <w:num w:numId="14" w16cid:durableId="1858226378">
     <w:abstractNumId w:val="7"/>
   </w:num>
-  <w:num w:numId="6" w16cid:durableId="1728455602">
-    <w:abstractNumId w:val="12"/>
-  </w:num>
-  <w:num w:numId="7" w16cid:durableId="159777223">
-    <w:abstractNumId w:val="4"/>
-  </w:num>
-  <w:num w:numId="8" w16cid:durableId="507909881">
-    <w:abstractNumId w:val="8"/>
-  </w:num>
-  <w:num w:numId="9" w16cid:durableId="283580209">
-    <w:abstractNumId w:val="13"/>
-  </w:num>
-  <w:num w:numId="10" w16cid:durableId="1684435772">
-    <w:abstractNumId w:val="10"/>
-  </w:num>
-  <w:num w:numId="11" w16cid:durableId="235945079">
-    <w:abstractNumId w:val="3"/>
-  </w:num>
-  <w:num w:numId="12" w16cid:durableId="763696455">
-    <w:abstractNumId w:val="11"/>
-  </w:num>
-  <w:num w:numId="13" w16cid:durableId="803235523">
+  <w:num w:numId="15" w16cid:durableId="1197036382">
     <w:abstractNumId w:val="1"/>
-  </w:num>
-  <w:num w:numId="14" w16cid:durableId="1858226378">
-    <w:abstractNumId w:val="6"/>
   </w:num>
 </w:numbering>
 </file>
@@ -10255,6 +13379,36 @@
     <w:uiPriority w:val="99"/>
     <w:rsid w:val="00DD65AC"/>
   </w:style>
+  <w:style w:type="paragraph" w:styleId="HTML">
+    <w:name w:val="HTML Preformatted"/>
+    <w:basedOn w:val="a"/>
+    <w:link w:val="HTML0"/>
+    <w:uiPriority w:val="99"/>
+    <w:semiHidden/>
+    <w:unhideWhenUsed/>
+    <w:rsid w:val="00811EC9"/>
+    <w:pPr>
+      <w:spacing w:after="0" w:line="240" w:lineRule="auto"/>
+    </w:pPr>
+    <w:rPr>
+      <w:rFonts w:ascii="Consolas" w:hAnsi="Consolas"/>
+      <w:sz w:val="20"/>
+      <w:szCs w:val="20"/>
+    </w:rPr>
+  </w:style>
+  <w:style w:type="character" w:customStyle="1" w:styleId="HTML0">
+    <w:name w:val="Стандартний HTML Знак"/>
+    <w:basedOn w:val="a0"/>
+    <w:link w:val="HTML"/>
+    <w:uiPriority w:val="99"/>
+    <w:semiHidden/>
+    <w:rsid w:val="00811EC9"/>
+    <w:rPr>
+      <w:rFonts w:ascii="Consolas" w:hAnsi="Consolas"/>
+      <w:sz w:val="20"/>
+      <w:szCs w:val="20"/>
+    </w:rPr>
+  </w:style>
 </w:styles>
 </file>
 
@@ -10551,4 +13705,16 @@
     </a:ext>
   </a:extLst>
 </a:theme>
+</file>
+
+<file path=customXml/item1.xml><?xml version="1.0" encoding="utf-8"?>
+<b:Sources xmlns:b="http://schemas.openxmlformats.org/officeDocument/2006/bibliography" xmlns="http://schemas.openxmlformats.org/officeDocument/2006/bibliography" SelectedStyle="\APASixthEditionOfficeOnline.xsl" StyleName="APA" Version="6"/>
+</file>
+
+<file path=customXml/itemProps1.xml><?xml version="1.0" encoding="utf-8"?>
+<ds:datastoreItem xmlns:ds="http://schemas.openxmlformats.org/officeDocument/2006/customXml" ds:itemID="{6377E947-7299-46D9-AF3C-411363A1758F}">
+  <ds:schemaRefs>
+    <ds:schemaRef ds:uri="http://schemas.openxmlformats.org/officeDocument/2006/bibliography"/>
+  </ds:schemaRefs>
+</ds:datastoreItem>
 </file>